--- a/3_Documentazione/TEST/Test generali.docx
+++ b/3_Documentazione/TEST/Test generali.docx
@@ -5,7 +5,11 @@
     <w:sdt>
       <w:sdtPr>
         <w:rPr>
-          <w:lang w:val="it-IT"/>
+          <w:rFonts w:asciiTheme="minorHAnsi" w:eastAsiaTheme="minorHAnsi" w:hAnsiTheme="minorHAnsi" w:cstheme="minorBidi"/>
+          <w:color w:val="auto"/>
+          <w:sz w:val="22"/>
+          <w:szCs w:val="22"/>
+          <w:lang w:eastAsia="en-US"/>
         </w:rPr>
         <w:id w:val="2046087271"/>
         <w:docPartObj>
@@ -15,13 +19,8 @@
       </w:sdtPr>
       <w:sdtEndPr>
         <w:rPr>
-          <w:rFonts w:asciiTheme="minorHAnsi" w:eastAsiaTheme="minorHAnsi" w:hAnsiTheme="minorHAnsi" w:cstheme="minorBidi"/>
           <w:b/>
           <w:bCs/>
-          <w:color w:val="auto"/>
-          <w:sz w:val="22"/>
-          <w:szCs w:val="22"/>
-          <w:lang w:eastAsia="en-US"/>
         </w:rPr>
       </w:sdtEndPr>
       <w:sdtContent>
@@ -30,9 +29,6 @@
             <w:pStyle w:val="Titolosommario"/>
           </w:pPr>
           <w:r>
-            <w:rPr>
-              <w:lang w:val="it-IT"/>
-            </w:rPr>
             <w:t>Sommario</w:t>
           </w:r>
         </w:p>
@@ -60,7 +56,6 @@
               <w:rPr>
                 <w:rStyle w:val="Collegamentoipertestuale"/>
                 <w:noProof/>
-                <w:lang w:val="fr-CH"/>
               </w:rPr>
               <w:t>Test connessione al database</w:t>
             </w:r>
@@ -265,7 +260,6 @@
               <w:rPr>
                 <w:rStyle w:val="Collegamentoipertestuale"/>
                 <w:noProof/>
-                <w:lang w:val="fr-CH"/>
               </w:rPr>
               <w:t>Test Gestione prodotto</w:t>
             </w:r>
@@ -1208,7 +1202,6 @@
             <w:rPr>
               <w:b/>
               <w:bCs/>
-              <w:lang w:val="it-IT"/>
             </w:rPr>
             <w:fldChar w:fldCharType="end"/>
           </w:r>
@@ -1218,333 +1211,67 @@
     <w:p>
       <w:pPr>
         <w:rPr>
-          <w:lang w:val="fr-CH"/>
-        </w:rPr>
-      </w:pPr>
-      <w:bookmarkStart w:id="0" w:name="_GoBack"/>
-      <w:bookmarkEnd w:id="0"/>
-    </w:p>
-    <w:p>
-      <w:pPr>
-        <w:rPr>
           <w:rFonts w:asciiTheme="majorHAnsi" w:eastAsiaTheme="majorEastAsia" w:hAnsiTheme="majorHAnsi" w:cstheme="majorBidi"/>
           <w:color w:val="2F5496" w:themeColor="accent1" w:themeShade="BF"/>
           <w:sz w:val="26"/>
           <w:szCs w:val="32"/>
-          <w:lang w:val="fr-CH"/>
         </w:rPr>
       </w:pPr>
       <w:r>
-        <w:rPr>
-          <w:lang w:val="fr-CH"/>
-        </w:rPr>
-        <w:br w:type="page"/>
-      </w:r>
-    </w:p>
-    <w:p>
-      <w:pPr>
-        <w:pStyle w:val="Titolo1"/>
-        <w:rPr>
-          <w:lang w:val="fr-CH"/>
-        </w:rPr>
-      </w:pPr>
-      <w:bookmarkStart w:id="1" w:name="_Toc197498926"/>
-      <w:r>
-        <w:rPr>
-          <w:lang w:val="fr-CH"/>
-        </w:rPr>
-        <w:lastRenderedPageBreak/>
-        <w:t xml:space="preserve">Test </w:t>
-      </w:r>
-      <w:proofErr w:type="spellStart"/>
-      <w:r>
-        <w:rPr>
-          <w:lang w:val="fr-CH"/>
-        </w:rPr>
-        <w:t>connessione</w:t>
-      </w:r>
-      <w:proofErr w:type="spellEnd"/>
-      <w:r>
-        <w:rPr>
-          <w:lang w:val="fr-CH"/>
-        </w:rPr>
-        <w:t xml:space="preserve"> al </w:t>
-      </w:r>
-      <w:proofErr w:type="spellStart"/>
-      <w:r>
-        <w:rPr>
-          <w:lang w:val="fr-CH"/>
-        </w:rPr>
-        <w:t>database</w:t>
-      </w:r>
-      <w:bookmarkEnd w:id="1"/>
-      <w:proofErr w:type="spellEnd"/>
-    </w:p>
-    <w:tbl>
-      <w:tblPr>
-        <w:tblStyle w:val="Grigliatabella"/>
-        <w:tblW w:w="0" w:type="auto"/>
-        <w:tblLook w:val="04A0" w:firstRow="1" w:lastRow="0" w:firstColumn="1" w:lastColumn="0" w:noHBand="0" w:noVBand="1"/>
-      </w:tblPr>
-      <w:tblGrid>
-        <w:gridCol w:w="1010"/>
-        <w:gridCol w:w="1047"/>
-        <w:gridCol w:w="5876"/>
-        <w:gridCol w:w="1560"/>
-      </w:tblGrid>
-      <w:tr>
-        <w:tc>
-          <w:tcPr>
-            <w:tcW w:w="1010" w:type="dxa"/>
-            <w:shd w:val="clear" w:color="auto" w:fill="D9D9D9" w:themeFill="background1" w:themeFillShade="D9"/>
-            <w:vAlign w:val="center"/>
-          </w:tcPr>
-          <w:p>
-            <w:pPr>
-              <w:jc w:val="center"/>
-              <w:rPr>
-                <w:rFonts w:asciiTheme="minorHAnsi" w:hAnsiTheme="minorHAnsi" w:cstheme="minorHAnsi"/>
-                <w:sz w:val="18"/>
-                <w:szCs w:val="18"/>
-                <w:lang w:val="it-IT"/>
-              </w:rPr>
-            </w:pPr>
-            <w:r>
-              <w:rPr>
-                <w:rFonts w:asciiTheme="minorHAnsi" w:hAnsiTheme="minorHAnsi" w:cstheme="minorHAnsi"/>
-                <w:sz w:val="18"/>
-                <w:szCs w:val="18"/>
-                <w:lang w:val="it-IT"/>
-              </w:rPr>
-              <w:t>Test Case</w:t>
-            </w:r>
-          </w:p>
-        </w:tc>
-        <w:tc>
-          <w:tcPr>
-            <w:tcW w:w="1047" w:type="dxa"/>
-            <w:shd w:val="clear" w:color="auto" w:fill="D9D9D9" w:themeFill="background1" w:themeFillShade="D9"/>
-            <w:vAlign w:val="center"/>
-          </w:tcPr>
-          <w:p>
-            <w:pPr>
-              <w:jc w:val="center"/>
-              <w:rPr>
-                <w:rFonts w:asciiTheme="minorHAnsi" w:hAnsiTheme="minorHAnsi" w:cstheme="minorHAnsi"/>
-                <w:sz w:val="18"/>
-                <w:szCs w:val="18"/>
-                <w:lang w:val="it-IT"/>
-              </w:rPr>
-            </w:pPr>
-            <w:r>
-              <w:rPr>
-                <w:rFonts w:asciiTheme="minorHAnsi" w:hAnsiTheme="minorHAnsi" w:cstheme="minorHAnsi"/>
-                <w:sz w:val="18"/>
-                <w:szCs w:val="18"/>
-                <w:lang w:val="it-IT"/>
-              </w:rPr>
-              <w:t>Risultato</w:t>
-            </w:r>
-          </w:p>
-        </w:tc>
-        <w:tc>
-          <w:tcPr>
-            <w:tcW w:w="5876" w:type="dxa"/>
-            <w:shd w:val="clear" w:color="auto" w:fill="D9D9D9" w:themeFill="background1" w:themeFillShade="D9"/>
-            <w:vAlign w:val="center"/>
-          </w:tcPr>
-          <w:p>
-            <w:pPr>
-              <w:jc w:val="center"/>
-              <w:rPr>
-                <w:rFonts w:asciiTheme="minorHAnsi" w:hAnsiTheme="minorHAnsi" w:cstheme="minorHAnsi"/>
-                <w:sz w:val="18"/>
-                <w:szCs w:val="18"/>
-                <w:lang w:val="it-IT"/>
-              </w:rPr>
-            </w:pPr>
-            <w:r>
-              <w:rPr>
-                <w:rFonts w:asciiTheme="minorHAnsi" w:hAnsiTheme="minorHAnsi" w:cstheme="minorHAnsi"/>
-                <w:sz w:val="18"/>
-                <w:szCs w:val="18"/>
-                <w:lang w:val="it-IT"/>
-              </w:rPr>
-              <w:t>Descrizione</w:t>
-            </w:r>
-          </w:p>
-        </w:tc>
-        <w:tc>
-          <w:tcPr>
-            <w:tcW w:w="1560" w:type="dxa"/>
-            <w:shd w:val="clear" w:color="auto" w:fill="D9D9D9" w:themeFill="background1" w:themeFillShade="D9"/>
-            <w:vAlign w:val="center"/>
-          </w:tcPr>
-          <w:p>
-            <w:pPr>
-              <w:jc w:val="center"/>
-              <w:rPr>
-                <w:rFonts w:asciiTheme="minorHAnsi" w:hAnsiTheme="minorHAnsi" w:cstheme="minorHAnsi"/>
-                <w:sz w:val="18"/>
-                <w:szCs w:val="18"/>
-                <w:lang w:val="it-IT"/>
-              </w:rPr>
-            </w:pPr>
-            <w:r>
-              <w:rPr>
-                <w:rFonts w:asciiTheme="minorHAnsi" w:hAnsiTheme="minorHAnsi" w:cstheme="minorHAnsi"/>
-                <w:sz w:val="18"/>
-                <w:szCs w:val="18"/>
-                <w:lang w:val="it-IT"/>
-              </w:rPr>
-              <w:t>Periodicità</w:t>
-            </w:r>
-          </w:p>
-        </w:tc>
-      </w:tr>
-      <w:tr>
-        <w:trPr>
-          <w:trHeight w:val="5871"/>
-        </w:trPr>
-        <w:tc>
-          <w:tcPr>
-            <w:tcW w:w="1010" w:type="dxa"/>
-            <w:vAlign w:val="center"/>
-          </w:tcPr>
-          <w:p>
-            <w:pPr>
-              <w:jc w:val="center"/>
-              <w:rPr>
-                <w:rFonts w:asciiTheme="minorHAnsi" w:hAnsiTheme="minorHAnsi" w:cstheme="minorHAnsi"/>
-                <w:sz w:val="18"/>
-                <w:szCs w:val="18"/>
-                <w:lang w:val="it-IT"/>
-              </w:rPr>
-            </w:pPr>
-            <w:r>
-              <w:rPr>
-                <w:rFonts w:asciiTheme="minorHAnsi" w:hAnsiTheme="minorHAnsi" w:cstheme="minorHAnsi"/>
-                <w:sz w:val="18"/>
-                <w:szCs w:val="18"/>
-                <w:lang w:val="it-IT"/>
-              </w:rPr>
-              <w:t>TC-001</w:t>
-            </w:r>
-          </w:p>
-        </w:tc>
-        <w:tc>
-          <w:tcPr>
-            <w:tcW w:w="1047" w:type="dxa"/>
-            <w:shd w:val="clear" w:color="auto" w:fill="92D050"/>
-            <w:vAlign w:val="center"/>
-          </w:tcPr>
-          <w:p>
-            <w:pPr>
-              <w:jc w:val="center"/>
-              <w:rPr>
-                <w:rFonts w:asciiTheme="minorHAnsi" w:hAnsiTheme="minorHAnsi" w:cstheme="minorHAnsi"/>
-                <w:sz w:val="18"/>
-                <w:szCs w:val="18"/>
-                <w:lang w:val="it-IT"/>
-              </w:rPr>
-            </w:pPr>
-            <w:r>
-              <w:rPr>
-                <w:rFonts w:asciiTheme="minorHAnsi" w:hAnsiTheme="minorHAnsi" w:cstheme="minorHAnsi"/>
-                <w:sz w:val="18"/>
-                <w:szCs w:val="18"/>
-                <w:lang w:val="it-IT"/>
-              </w:rPr>
-              <w:t>RIUSCITO</w:t>
-            </w:r>
-          </w:p>
-        </w:tc>
-        <w:tc>
-          <w:tcPr>
-            <w:tcW w:w="5876" w:type="dxa"/>
-          </w:tcPr>
-          <w:p>
-            <w:pPr>
-              <w:rPr>
-                <w:rFonts w:asciiTheme="minorHAnsi" w:hAnsiTheme="minorHAnsi" w:cstheme="minorHAnsi"/>
-                <w:sz w:val="18"/>
-                <w:szCs w:val="18"/>
-                <w:lang w:val="it-IT"/>
-              </w:rPr>
-            </w:pPr>
-          </w:p>
-        </w:tc>
-        <w:tc>
-          <w:tcPr>
-            <w:tcW w:w="1560" w:type="dxa"/>
-            <w:vAlign w:val="center"/>
-          </w:tcPr>
-          <w:p>
-            <w:pPr>
-              <w:keepNext/>
-              <w:jc w:val="center"/>
-              <w:rPr>
-                <w:rFonts w:asciiTheme="minorHAnsi" w:hAnsiTheme="minorHAnsi" w:cstheme="minorHAnsi"/>
-                <w:sz w:val="18"/>
-                <w:szCs w:val="18"/>
-                <w:lang w:val="it-IT"/>
-              </w:rPr>
-            </w:pPr>
-          </w:p>
-        </w:tc>
-      </w:tr>
-    </w:tbl>
-    <w:p/>
-    <w:p>
-      <w:pPr>
         <w:rPr>
           <w:rFonts w:asciiTheme="majorHAnsi" w:eastAsiaTheme="majorEastAsia" w:hAnsiTheme="majorHAnsi" w:cstheme="majorBidi"/>
           <w:color w:val="2F5496" w:themeColor="accent1" w:themeShade="BF"/>
           <w:sz w:val="26"/>
           <w:szCs w:val="32"/>
         </w:rPr>
-      </w:pPr>
-      <w:r>
         <w:br w:type="page"/>
       </w:r>
     </w:p>
     <w:p>
       <w:pPr>
-        <w:pStyle w:val="Titolo1"/>
-      </w:pPr>
-      <w:bookmarkStart w:id="2" w:name="_Toc197498927"/>
-      <w:r>
-        <w:lastRenderedPageBreak/>
-        <w:t>Test Connessione al sito</w:t>
-      </w:r>
-      <w:bookmarkEnd w:id="2"/>
-    </w:p>
-    <w:p>
-      <w:pPr>
+        <w:spacing w:after="0"/>
         <w:rPr>
           <w:rFonts w:asciiTheme="majorHAnsi" w:eastAsiaTheme="majorEastAsia" w:hAnsiTheme="majorHAnsi" w:cstheme="majorBidi"/>
           <w:color w:val="2F5496" w:themeColor="accent1" w:themeShade="BF"/>
           <w:sz w:val="26"/>
-          <w:szCs w:val="32"/>
+          <w:szCs w:val="26"/>
         </w:rPr>
       </w:pPr>
+      <w:bookmarkStart w:id="0" w:name="_Toc197498926"/>
       <w:r>
-        <w:br w:type="page"/>
+        <w:lastRenderedPageBreak/>
+        <w:t>Test connessione al database</w:t>
       </w:r>
+      <w:bookmarkEnd w:id="0"/>
     </w:p>
     <w:p>
       <w:pPr>
-        <w:pStyle w:val="Titolo1"/>
-      </w:pPr>
-      <w:bookmarkStart w:id="3" w:name="_Toc197498928"/>
+        <w:spacing w:after="0"/>
+        <w:rPr>
+          <w:rFonts w:asciiTheme="majorHAnsi" w:eastAsiaTheme="majorEastAsia" w:hAnsiTheme="majorHAnsi" w:cstheme="majorBidi"/>
+          <w:color w:val="2F5496" w:themeColor="accent1" w:themeShade="BF"/>
+          <w:sz w:val="26"/>
+          <w:szCs w:val="26"/>
+        </w:rPr>
+      </w:pPr>
+      <w:bookmarkStart w:id="1" w:name="_Toc197498927"/>
       <w:r>
-        <w:lastRenderedPageBreak/>
+        <w:t>Test Connessione al sito</w:t>
+      </w:r>
+      <w:bookmarkEnd w:id="1"/>
+    </w:p>
+    <w:p>
+      <w:pPr>
+        <w:spacing w:after="0"/>
+      </w:pPr>
+      <w:bookmarkStart w:id="2" w:name="_Toc197498928"/>
+      <w:r>
         <w:t xml:space="preserve">Test </w:t>
       </w:r>
       <w:r>
         <w:t>Accesso</w:t>
       </w:r>
-      <w:bookmarkEnd w:id="3"/>
+      <w:bookmarkEnd w:id="2"/>
     </w:p>
     <w:p>
       <w:pPr>
@@ -1553,22 +1280,14 @@
           <w:ilvl w:val="0"/>
           <w:numId w:val="4"/>
         </w:numPr>
-        <w:rPr>
-          <w:lang w:val="fr-CH"/>
-        </w:rPr>
+        <w:spacing w:after="0"/>
       </w:pPr>
       <w:proofErr w:type="spellStart"/>
       <w:r>
-        <w:rPr>
-          <w:lang w:val="fr-CH"/>
-        </w:rPr>
         <w:t>Sign</w:t>
       </w:r>
       <w:proofErr w:type="spellEnd"/>
       <w:r>
-        <w:rPr>
-          <w:lang w:val="fr-CH"/>
-        </w:rPr>
         <w:t xml:space="preserve"> Up</w:t>
       </w:r>
     </w:p>
@@ -1579,14 +1298,9 @@
           <w:ilvl w:val="0"/>
           <w:numId w:val="4"/>
         </w:numPr>
-        <w:rPr>
-          <w:lang w:val="fr-CH"/>
-        </w:rPr>
+        <w:spacing w:after="0"/>
       </w:pPr>
       <w:r>
-        <w:rPr>
-          <w:lang w:val="fr-CH"/>
-        </w:rPr>
         <w:t>Login</w:t>
       </w:r>
     </w:p>
@@ -1597,79 +1311,24 @@
           <w:ilvl w:val="0"/>
           <w:numId w:val="4"/>
         </w:numPr>
-        <w:rPr>
-          <w:lang w:val="fr-CH"/>
-        </w:rPr>
+        <w:spacing w:after="0"/>
       </w:pPr>
       <w:r>
-        <w:rPr>
-          <w:lang w:val="fr-CH"/>
-        </w:rPr>
         <w:t>Logout</w:t>
       </w:r>
     </w:p>
     <w:p>
       <w:pPr>
-        <w:pStyle w:val="Paragrafoelenco"/>
-        <w:numPr>
-          <w:ilvl w:val="0"/>
-          <w:numId w:val="4"/>
-        </w:numPr>
-        <w:rPr>
-          <w:rFonts w:asciiTheme="majorHAnsi" w:eastAsiaTheme="majorEastAsia" w:hAnsiTheme="majorHAnsi" w:cstheme="majorBidi"/>
-          <w:color w:val="2F5496" w:themeColor="accent1" w:themeShade="BF"/>
-          <w:sz w:val="26"/>
-          <w:szCs w:val="32"/>
-        </w:rPr>
-      </w:pPr>
+        <w:spacing w:after="0"/>
+      </w:pPr>
+      <w:bookmarkStart w:id="3" w:name="_Toc197498929"/>
       <w:r>
-        <w:br w:type="page"/>
-      </w:r>
-    </w:p>
-    <w:p>
-      <w:pPr>
-        <w:pStyle w:val="Titolo1"/>
-        <w:rPr>
-          <w:lang w:val="fr-CH"/>
-        </w:rPr>
-      </w:pPr>
-      <w:bookmarkStart w:id="4" w:name="_Toc197498929"/>
-      <w:r>
-        <w:rPr>
-          <w:lang w:val="fr-CH"/>
-        </w:rPr>
-        <w:lastRenderedPageBreak/>
         <w:t xml:space="preserve">Test </w:t>
       </w:r>
-      <w:proofErr w:type="spellStart"/>
       <w:r>
-        <w:rPr>
-          <w:lang w:val="fr-CH"/>
-        </w:rPr>
-        <w:t>Ges</w:t>
+        <w:t>Gestione prodotto</w:t>
       </w:r>
-      <w:r>
-        <w:rPr>
-          <w:lang w:val="fr-CH"/>
-        </w:rPr>
-        <w:t>tione</w:t>
-      </w:r>
-      <w:proofErr w:type="spellEnd"/>
-      <w:r>
-        <w:rPr>
-          <w:lang w:val="fr-CH"/>
-        </w:rPr>
-        <w:t xml:space="preserve"> </w:t>
-      </w:r>
-      <w:proofErr w:type="spellStart"/>
-      <w:r>
-        <w:rPr>
-          <w:lang w:val="fr-CH"/>
-        </w:rPr>
-        <w:t>prodotto</w:t>
-      </w:r>
-      <w:bookmarkEnd w:id="4"/>
-      <w:proofErr w:type="spellEnd"/>
+      <w:bookmarkEnd w:id="3"/>
     </w:p>
     <w:p>
       <w:pPr>
@@ -1678,6 +1337,7 @@
           <w:ilvl w:val="0"/>
           <w:numId w:val="2"/>
         </w:numPr>
+        <w:spacing w:after="0"/>
       </w:pPr>
       <w:r>
         <w:t>Aggiunta</w:t>
@@ -1690,6 +1350,7 @@
           <w:ilvl w:val="0"/>
           <w:numId w:val="2"/>
         </w:numPr>
+        <w:spacing w:after="0"/>
       </w:pPr>
       <w:r>
         <w:t>Modifica</w:t>
@@ -1702,6 +1363,7 @@
           <w:ilvl w:val="0"/>
           <w:numId w:val="2"/>
         </w:numPr>
+        <w:spacing w:after="0"/>
       </w:pPr>
       <w:r>
         <w:t>Rimozione</w:t>
@@ -1709,29 +1371,10 @@
     </w:p>
     <w:p>
       <w:pPr>
-        <w:pStyle w:val="Paragrafoelenco"/>
-        <w:numPr>
-          <w:ilvl w:val="0"/>
-          <w:numId w:val="2"/>
-        </w:numPr>
-        <w:rPr>
-          <w:rFonts w:asciiTheme="majorHAnsi" w:eastAsiaTheme="majorEastAsia" w:hAnsiTheme="majorHAnsi" w:cstheme="majorBidi"/>
-          <w:color w:val="2F5496" w:themeColor="accent1" w:themeShade="BF"/>
-          <w:sz w:val="26"/>
-          <w:szCs w:val="32"/>
-        </w:rPr>
-      </w:pPr>
+        <w:spacing w:after="0"/>
+      </w:pPr>
+      <w:bookmarkStart w:id="4" w:name="_Toc197498930"/>
       <w:r>
-        <w:br w:type="page"/>
-      </w:r>
-    </w:p>
-    <w:p>
-      <w:pPr>
-        <w:pStyle w:val="Titolo1"/>
-      </w:pPr>
-      <w:bookmarkStart w:id="5" w:name="_Toc197498930"/>
-      <w:r>
-        <w:lastRenderedPageBreak/>
         <w:t xml:space="preserve">Test </w:t>
       </w:r>
       <w:r>
@@ -1740,7 +1383,7 @@
       <w:r>
         <w:t xml:space="preserve"> utenti</w:t>
       </w:r>
-      <w:bookmarkEnd w:id="5"/>
+      <w:bookmarkEnd w:id="4"/>
     </w:p>
     <w:p>
       <w:pPr>
@@ -1749,6 +1392,7 @@
           <w:ilvl w:val="0"/>
           <w:numId w:val="3"/>
         </w:numPr>
+        <w:spacing w:after="0"/>
       </w:pPr>
       <w:r>
         <w:t>Aggiunta</w:t>
@@ -1761,6 +1405,7 @@
           <w:ilvl w:val="0"/>
           <w:numId w:val="3"/>
         </w:numPr>
+        <w:spacing w:after="0"/>
       </w:pPr>
       <w:r>
         <w:t>Modifica</w:t>
@@ -1773,6 +1418,7 @@
           <w:ilvl w:val="0"/>
           <w:numId w:val="3"/>
         </w:numPr>
+        <w:spacing w:after="0"/>
       </w:pPr>
       <w:r>
         <w:t>Rimozione</w:t>
@@ -1780,29 +1426,16 @@
     </w:p>
     <w:p>
       <w:pPr>
-        <w:pStyle w:val="Paragrafoelenco"/>
-        <w:numPr>
-          <w:ilvl w:val="0"/>
-          <w:numId w:val="3"/>
-        </w:numPr>
+        <w:spacing w:after="0"/>
         <w:rPr>
           <w:rFonts w:asciiTheme="majorHAnsi" w:eastAsiaTheme="majorEastAsia" w:hAnsiTheme="majorHAnsi" w:cstheme="majorBidi"/>
           <w:color w:val="2F5496" w:themeColor="accent1" w:themeShade="BF"/>
           <w:sz w:val="26"/>
-          <w:szCs w:val="32"/>
+          <w:szCs w:val="26"/>
         </w:rPr>
       </w:pPr>
+      <w:bookmarkStart w:id="5" w:name="_Toc197498931"/>
       <w:r>
-        <w:br w:type="page"/>
-      </w:r>
-    </w:p>
-    <w:p>
-      <w:pPr>
-        <w:pStyle w:val="Titolo1"/>
-      </w:pPr>
-      <w:bookmarkStart w:id="6" w:name="_Toc197498931"/>
-      <w:r>
-        <w:lastRenderedPageBreak/>
         <w:t xml:space="preserve">Test </w:t>
       </w:r>
       <w:r>
@@ -1814,141 +1447,86 @@
       <w:r>
         <w:t xml:space="preserve"> e rimozione account</w:t>
       </w:r>
-      <w:bookmarkEnd w:id="6"/>
+      <w:bookmarkEnd w:id="5"/>
     </w:p>
     <w:p>
       <w:pPr>
+        <w:spacing w:after="0"/>
         <w:rPr>
           <w:rFonts w:asciiTheme="majorHAnsi" w:eastAsiaTheme="majorEastAsia" w:hAnsiTheme="majorHAnsi" w:cstheme="majorBidi"/>
           <w:color w:val="2F5496" w:themeColor="accent1" w:themeShade="BF"/>
           <w:sz w:val="26"/>
-          <w:szCs w:val="32"/>
+          <w:szCs w:val="26"/>
         </w:rPr>
       </w:pPr>
+      <w:bookmarkStart w:id="6" w:name="_Toc197498932"/>
       <w:r>
-        <w:br w:type="page"/>
-      </w:r>
-    </w:p>
-    <w:p>
-      <w:pPr>
-        <w:pStyle w:val="Titolo1"/>
-      </w:pPr>
-      <w:bookmarkStart w:id="7" w:name="_Toc197498932"/>
-      <w:r>
-        <w:lastRenderedPageBreak/>
         <w:t xml:space="preserve">Test </w:t>
       </w:r>
       <w:r>
         <w:t>Visualizzazione catalogo</w:t>
       </w:r>
-      <w:bookmarkEnd w:id="7"/>
+      <w:bookmarkEnd w:id="6"/>
     </w:p>
     <w:p>
       <w:pPr>
+        <w:spacing w:after="0"/>
         <w:rPr>
           <w:rFonts w:asciiTheme="majorHAnsi" w:eastAsiaTheme="majorEastAsia" w:hAnsiTheme="majorHAnsi" w:cstheme="majorBidi"/>
           <w:color w:val="2F5496" w:themeColor="accent1" w:themeShade="BF"/>
           <w:sz w:val="26"/>
-          <w:szCs w:val="32"/>
+          <w:szCs w:val="26"/>
         </w:rPr>
       </w:pPr>
+      <w:bookmarkStart w:id="7" w:name="_Toc197498933"/>
       <w:r>
-        <w:br w:type="page"/>
+        <w:t>Test Visualizzazione prodotto singolo</w:t>
       </w:r>
+      <w:bookmarkEnd w:id="7"/>
     </w:p>
     <w:p>
       <w:pPr>
-        <w:pStyle w:val="Titolo1"/>
-      </w:pPr>
-      <w:bookmarkStart w:id="8" w:name="_Toc197498933"/>
+        <w:spacing w:after="0"/>
+        <w:rPr>
+          <w:rFonts w:asciiTheme="majorHAnsi" w:eastAsiaTheme="majorEastAsia" w:hAnsiTheme="majorHAnsi" w:cstheme="majorBidi"/>
+          <w:color w:val="2F5496" w:themeColor="accent1" w:themeShade="BF"/>
+          <w:sz w:val="26"/>
+          <w:szCs w:val="26"/>
+        </w:rPr>
+      </w:pPr>
+      <w:bookmarkStart w:id="8" w:name="_Toc197498934"/>
       <w:r>
-        <w:lastRenderedPageBreak/>
-        <w:t>Test Visualizzazione p</w:t>
-      </w:r>
-      <w:r>
-        <w:t>rodotto singolo</w:t>
+        <w:t>Test Visualizzazione carrello</w:t>
       </w:r>
       <w:bookmarkEnd w:id="8"/>
     </w:p>
     <w:p>
       <w:pPr>
+        <w:spacing w:after="0"/>
         <w:rPr>
           <w:rFonts w:asciiTheme="majorHAnsi" w:eastAsiaTheme="majorEastAsia" w:hAnsiTheme="majorHAnsi" w:cstheme="majorBidi"/>
           <w:color w:val="2F5496" w:themeColor="accent1" w:themeShade="BF"/>
           <w:sz w:val="26"/>
-          <w:szCs w:val="32"/>
+          <w:szCs w:val="26"/>
         </w:rPr>
       </w:pPr>
+      <w:bookmarkStart w:id="9" w:name="_Toc197498935"/>
       <w:r>
-        <w:br w:type="page"/>
-      </w:r>
-    </w:p>
-    <w:p>
-      <w:pPr>
-        <w:pStyle w:val="Titolo1"/>
-      </w:pPr>
-      <w:bookmarkStart w:id="9" w:name="_Toc197498934"/>
-      <w:r>
-        <w:lastRenderedPageBreak/>
-        <w:t xml:space="preserve">Test </w:t>
-      </w:r>
-      <w:r>
-        <w:t>Visualizzazione carrello</w:t>
-      </w:r>
-      <w:bookmarkEnd w:id="9"/>
-    </w:p>
-    <w:p>
-      <w:pPr>
-        <w:rPr>
-          <w:rFonts w:asciiTheme="majorHAnsi" w:eastAsiaTheme="majorEastAsia" w:hAnsiTheme="majorHAnsi" w:cstheme="majorBidi"/>
-          <w:color w:val="2F5496" w:themeColor="accent1" w:themeShade="BF"/>
-          <w:sz w:val="26"/>
-          <w:szCs w:val="32"/>
-        </w:rPr>
-      </w:pPr>
-      <w:r>
-        <w:br w:type="page"/>
-      </w:r>
-    </w:p>
-    <w:p>
-      <w:pPr>
-        <w:pStyle w:val="Titolo1"/>
-      </w:pPr>
-      <w:bookmarkStart w:id="10" w:name="_Toc197498935"/>
-      <w:r>
-        <w:lastRenderedPageBreak/>
-        <w:t>Test Navigazio</w:t>
-      </w:r>
-      <w:r>
-        <w:t xml:space="preserve">ne nella </w:t>
+        <w:t xml:space="preserve">Test Navigazione nella </w:t>
       </w:r>
       <w:proofErr w:type="spellStart"/>
       <w:r>
         <w:t>navbar</w:t>
       </w:r>
-      <w:bookmarkEnd w:id="10"/>
+      <w:bookmarkEnd w:id="9"/>
       <w:proofErr w:type="spellEnd"/>
     </w:p>
     <w:p>
       <w:pPr>
-        <w:rPr>
-          <w:rFonts w:asciiTheme="majorHAnsi" w:eastAsiaTheme="majorEastAsia" w:hAnsiTheme="majorHAnsi" w:cstheme="majorBidi"/>
-          <w:color w:val="2F5496" w:themeColor="accent1" w:themeShade="BF"/>
-          <w:sz w:val="26"/>
-          <w:szCs w:val="32"/>
-        </w:rPr>
-      </w:pPr>
+        <w:spacing w:after="0"/>
+      </w:pPr>
+      <w:bookmarkStart w:id="10" w:name="_Toc197498936"/>
       <w:r>
-        <w:br w:type="page"/>
-      </w:r>
-    </w:p>
-    <w:p>
-      <w:pPr>
-        <w:pStyle w:val="Titolo1"/>
-      </w:pPr>
-      <w:bookmarkStart w:id="11" w:name="_Toc197498936"/>
-      <w:r>
-        <w:lastRenderedPageBreak/>
         <w:t xml:space="preserve">Test </w:t>
       </w:r>
       <w:r>
@@ -1968,7 +1546,7 @@
       <w:r>
         <w:t>)</w:t>
       </w:r>
-      <w:bookmarkEnd w:id="11"/>
+      <w:bookmarkEnd w:id="10"/>
     </w:p>
     <w:p>
       <w:pPr>
@@ -1977,6 +1555,7 @@
           <w:ilvl w:val="0"/>
           <w:numId w:val="5"/>
         </w:numPr>
+        <w:spacing w:after="0"/>
       </w:pPr>
       <w:r>
         <w:t>Guest</w:t>
@@ -1989,6 +1568,7 @@
           <w:ilvl w:val="1"/>
           <w:numId w:val="5"/>
         </w:numPr>
+        <w:spacing w:after="0"/>
       </w:pPr>
       <w:r>
         <w:t>Cart</w:t>
@@ -2001,6 +1581,7 @@
           <w:ilvl w:val="1"/>
           <w:numId w:val="5"/>
         </w:numPr>
+        <w:spacing w:after="0"/>
       </w:pPr>
       <w:r>
         <w:t>Admin</w:t>
@@ -2013,6 +1594,7 @@
           <w:ilvl w:val="1"/>
           <w:numId w:val="5"/>
         </w:numPr>
+        <w:spacing w:after="0"/>
       </w:pPr>
       <w:r>
         <w:t>Vendor</w:t>
@@ -2025,6 +1607,7 @@
           <w:ilvl w:val="1"/>
           <w:numId w:val="5"/>
         </w:numPr>
+        <w:spacing w:after="0"/>
       </w:pPr>
       <w:r>
         <w:t>Profile</w:t>
@@ -2037,6 +1620,7 @@
           <w:ilvl w:val="0"/>
           <w:numId w:val="5"/>
         </w:numPr>
+        <w:spacing w:after="0"/>
       </w:pPr>
       <w:r>
         <w:t>Utente</w:t>
@@ -2049,6 +1633,7 @@
           <w:ilvl w:val="0"/>
           <w:numId w:val="5"/>
         </w:numPr>
+        <w:spacing w:after="0"/>
       </w:pPr>
       <w:r>
         <w:t>Vendor</w:t>
@@ -2061,6 +1646,7 @@
           <w:ilvl w:val="1"/>
           <w:numId w:val="5"/>
         </w:numPr>
+        <w:spacing w:after="0"/>
       </w:pPr>
       <w:r>
         <w:t>Admin</w:t>
@@ -2073,6 +1659,7 @@
           <w:ilvl w:val="1"/>
           <w:numId w:val="5"/>
         </w:numPr>
+        <w:spacing w:after="0"/>
       </w:pPr>
       <w:r>
         <w:t>Cart</w:t>
@@ -2085,6 +1672,7 @@
           <w:ilvl w:val="0"/>
           <w:numId w:val="5"/>
         </w:numPr>
+        <w:spacing w:after="0"/>
       </w:pPr>
       <w:r>
         <w:t>Admin</w:t>
@@ -2097,6 +1685,7 @@
           <w:ilvl w:val="1"/>
           <w:numId w:val="5"/>
         </w:numPr>
+        <w:spacing w:after="0"/>
       </w:pPr>
       <w:r>
         <w:t>Vendor</w:t>
@@ -2109,6 +1698,7 @@
           <w:ilvl w:val="1"/>
           <w:numId w:val="5"/>
         </w:numPr>
+        <w:spacing w:after="0"/>
       </w:pPr>
       <w:r>
         <w:t xml:space="preserve">Cart </w:t>
@@ -2116,57 +1706,33 @@
     </w:p>
     <w:p>
       <w:pPr>
-        <w:pStyle w:val="Paragrafoelenco"/>
-        <w:numPr>
-          <w:ilvl w:val="0"/>
-          <w:numId w:val="5"/>
-        </w:numPr>
+        <w:spacing w:after="0"/>
         <w:rPr>
           <w:rFonts w:asciiTheme="majorHAnsi" w:eastAsiaTheme="majorEastAsia" w:hAnsiTheme="majorHAnsi" w:cstheme="majorBidi"/>
           <w:color w:val="2F5496" w:themeColor="accent1" w:themeShade="BF"/>
           <w:sz w:val="26"/>
-          <w:szCs w:val="32"/>
+          <w:szCs w:val="26"/>
         </w:rPr>
       </w:pPr>
+      <w:bookmarkStart w:id="11" w:name="_Toc197498937"/>
       <w:r>
-        <w:br w:type="page"/>
+        <w:t>Test Prodotto esaurito</w:t>
       </w:r>
+      <w:bookmarkEnd w:id="11"/>
     </w:p>
     <w:p>
       <w:pPr>
-        <w:pStyle w:val="Titolo1"/>
-      </w:pPr>
-      <w:bookmarkStart w:id="12" w:name="_Toc197498937"/>
-      <w:r>
-        <w:lastRenderedPageBreak/>
-        <w:t>Test Prodotto esaurito</w:t>
-      </w:r>
-      <w:bookmarkEnd w:id="12"/>
-    </w:p>
-    <w:p>
-      <w:pPr>
+        <w:spacing w:after="0"/>
         <w:rPr>
           <w:rFonts w:asciiTheme="majorHAnsi" w:eastAsiaTheme="majorEastAsia" w:hAnsiTheme="majorHAnsi" w:cstheme="majorBidi"/>
           <w:color w:val="2F5496" w:themeColor="accent1" w:themeShade="BF"/>
           <w:sz w:val="26"/>
-          <w:szCs w:val="32"/>
+          <w:szCs w:val="26"/>
         </w:rPr>
       </w:pPr>
+      <w:bookmarkStart w:id="12" w:name="_Toc197498938"/>
       <w:r>
-        <w:br w:type="page"/>
-      </w:r>
-    </w:p>
-    <w:p>
-      <w:pPr>
-        <w:pStyle w:val="Titolo1"/>
-      </w:pPr>
-      <w:bookmarkStart w:id="13" w:name="_Toc197498938"/>
-      <w:r>
-        <w:lastRenderedPageBreak/>
-        <w:t xml:space="preserve">Test </w:t>
-      </w:r>
-      <w:r>
-        <w:t>Ricerca</w:t>
+        <w:t>Test Ricerca</w:t>
       </w:r>
       <w:r>
         <w:t xml:space="preserve"> prodotto</w:t>
@@ -2174,28 +1740,20 @@
       <w:r>
         <w:t xml:space="preserve"> con barra di ricerca</w:t>
       </w:r>
-      <w:bookmarkEnd w:id="13"/>
+      <w:bookmarkEnd w:id="12"/>
     </w:p>
     <w:p>
       <w:pPr>
+        <w:spacing w:after="0"/>
         <w:rPr>
           <w:rFonts w:asciiTheme="majorHAnsi" w:eastAsiaTheme="majorEastAsia" w:hAnsiTheme="majorHAnsi" w:cstheme="majorBidi"/>
           <w:color w:val="2F5496" w:themeColor="accent1" w:themeShade="BF"/>
           <w:sz w:val="26"/>
-          <w:szCs w:val="32"/>
+          <w:szCs w:val="26"/>
         </w:rPr>
       </w:pPr>
+      <w:bookmarkStart w:id="13" w:name="_Toc197498939"/>
       <w:r>
-        <w:br w:type="page"/>
-      </w:r>
-    </w:p>
-    <w:p>
-      <w:pPr>
-        <w:pStyle w:val="Titolo1"/>
-      </w:pPr>
-      <w:bookmarkStart w:id="14" w:name="_Toc197498939"/>
-      <w:r>
-        <w:lastRenderedPageBreak/>
         <w:t xml:space="preserve">Test </w:t>
       </w:r>
       <w:r>
@@ -2208,83 +1766,47 @@
       <w:r>
         <w:t>stripe</w:t>
       </w:r>
-      <w:bookmarkEnd w:id="14"/>
+      <w:bookmarkEnd w:id="13"/>
       <w:proofErr w:type="spellEnd"/>
     </w:p>
     <w:p>
       <w:pPr>
+        <w:spacing w:after="0"/>
+        <w:rPr>
+          <w:rFonts w:asciiTheme="majorHAnsi" w:eastAsiaTheme="majorEastAsia" w:hAnsiTheme="majorHAnsi" w:cstheme="majorBidi"/>
+          <w:color w:val="2F5496" w:themeColor="accent1" w:themeShade="BF"/>
+          <w:sz w:val="32"/>
+          <w:szCs w:val="26"/>
+        </w:rPr>
+      </w:pPr>
+      <w:bookmarkStart w:id="14" w:name="_Toc197498940"/>
+      <w:r>
+        <w:t>Test Crittografia</w:t>
+      </w:r>
+      <w:bookmarkEnd w:id="14"/>
+    </w:p>
+    <w:p>
+      <w:pPr>
+        <w:spacing w:after="0"/>
         <w:rPr>
           <w:rFonts w:asciiTheme="majorHAnsi" w:eastAsiaTheme="majorEastAsia" w:hAnsiTheme="majorHAnsi" w:cstheme="majorBidi"/>
           <w:color w:val="2F5496" w:themeColor="accent1" w:themeShade="BF"/>
           <w:sz w:val="26"/>
-          <w:szCs w:val="32"/>
+          <w:szCs w:val="26"/>
         </w:rPr>
       </w:pPr>
+      <w:bookmarkStart w:id="15" w:name="_Toc197498941"/>
       <w:r>
-        <w:br w:type="page"/>
-      </w:r>
-    </w:p>
-    <w:p>
-      <w:pPr>
-        <w:pStyle w:val="Titolo1"/>
-        <w:rPr>
-          <w:sz w:val="32"/>
-        </w:rPr>
-      </w:pPr>
-      <w:bookmarkStart w:id="15" w:name="_Toc197498940"/>
-      <w:r>
-        <w:lastRenderedPageBreak/>
-        <w:t xml:space="preserve">Test </w:t>
-      </w:r>
-      <w:r>
-        <w:t>Crittografia</w:t>
+        <w:t>Test Responsive</w:t>
       </w:r>
       <w:bookmarkEnd w:id="15"/>
     </w:p>
     <w:p>
       <w:pPr>
-        <w:rPr>
-          <w:rFonts w:asciiTheme="majorHAnsi" w:eastAsiaTheme="majorEastAsia" w:hAnsiTheme="majorHAnsi" w:cstheme="majorBidi"/>
-          <w:color w:val="2F5496" w:themeColor="accent1" w:themeShade="BF"/>
-          <w:sz w:val="26"/>
-          <w:szCs w:val="32"/>
-        </w:rPr>
-      </w:pPr>
+        <w:spacing w:after="0"/>
+      </w:pPr>
+      <w:bookmarkStart w:id="16" w:name="_Toc197498942"/>
       <w:r>
-        <w:br w:type="page"/>
-      </w:r>
-    </w:p>
-    <w:p>
-      <w:pPr>
-        <w:pStyle w:val="Titolo1"/>
-      </w:pPr>
-      <w:bookmarkStart w:id="16" w:name="_Toc197498941"/>
-      <w:r>
-        <w:lastRenderedPageBreak/>
-        <w:t>Test Responsive</w:t>
-      </w:r>
-      <w:bookmarkEnd w:id="16"/>
-    </w:p>
-    <w:p>
-      <w:pPr>
-        <w:rPr>
-          <w:rFonts w:asciiTheme="majorHAnsi" w:eastAsiaTheme="majorEastAsia" w:hAnsiTheme="majorHAnsi" w:cstheme="majorBidi"/>
-          <w:color w:val="2F5496" w:themeColor="accent1" w:themeShade="BF"/>
-          <w:sz w:val="26"/>
-          <w:szCs w:val="32"/>
-        </w:rPr>
-      </w:pPr>
-      <w:r>
-        <w:br w:type="page"/>
-      </w:r>
-    </w:p>
-    <w:p>
-      <w:pPr>
-        <w:pStyle w:val="Titolo1"/>
-      </w:pPr>
-      <w:bookmarkStart w:id="17" w:name="_Toc197498942"/>
-      <w:r>
-        <w:lastRenderedPageBreak/>
         <w:t xml:space="preserve">Test </w:t>
       </w:r>
       <w:r>
@@ -2296,8 +1818,5335 @@
       <w:r>
         <w:t xml:space="preserve"> nel sito</w:t>
       </w:r>
-      <w:bookmarkEnd w:id="17"/>
+      <w:bookmarkEnd w:id="16"/>
     </w:p>
+    <w:p>
+      <w:r>
+        <w:br w:type="page"/>
+      </w:r>
+    </w:p>
+    <w:p>
+      <w:pPr>
+        <w:pStyle w:val="Titolo1"/>
+      </w:pPr>
+      <w:r>
+        <w:lastRenderedPageBreak/>
+        <w:t>Test</w:t>
+      </w:r>
+    </w:p>
+    <w:tbl>
+      <w:tblPr>
+        <w:tblW w:w="9521" w:type="dxa"/>
+        <w:tblInd w:w="113" w:type="dxa"/>
+        <w:tblBorders>
+          <w:top w:val="single" w:sz="4" w:space="0" w:color="auto"/>
+          <w:left w:val="single" w:sz="4" w:space="0" w:color="auto"/>
+          <w:bottom w:val="single" w:sz="4" w:space="0" w:color="auto"/>
+          <w:right w:val="single" w:sz="4" w:space="0" w:color="auto"/>
+          <w:insideH w:val="single" w:sz="4" w:space="0" w:color="auto"/>
+          <w:insideV w:val="single" w:sz="4" w:space="0" w:color="auto"/>
+        </w:tblBorders>
+        <w:tblLook w:val="01E0" w:firstRow="1" w:lastRow="1" w:firstColumn="1" w:lastColumn="1" w:noHBand="0" w:noVBand="0"/>
+      </w:tblPr>
+      <w:tblGrid>
+        <w:gridCol w:w="2050"/>
+        <w:gridCol w:w="1562"/>
+        <w:gridCol w:w="1267"/>
+        <w:gridCol w:w="4642"/>
+      </w:tblGrid>
+      <w:tr>
+        <w:tc>
+          <w:tcPr>
+            <w:tcW w:w="2050" w:type="dxa"/>
+            <w:tcBorders>
+              <w:bottom w:val="single" w:sz="4" w:space="0" w:color="auto"/>
+              <w:right w:val="single" w:sz="4" w:space="0" w:color="auto"/>
+            </w:tcBorders>
+            <w:shd w:val="pct25" w:color="auto" w:fill="auto"/>
+          </w:tcPr>
+          <w:p>
+            <w:pPr>
+              <w:pStyle w:val="BodyTextChar"/>
+              <w:rPr>
+                <w:b/>
+                <w:sz w:val="18"/>
+                <w:szCs w:val="18"/>
+                <w:lang w:val="it-CH"/>
+              </w:rPr>
+            </w:pPr>
+            <w:r>
+              <w:rPr>
+                <w:b/>
+                <w:sz w:val="18"/>
+                <w:szCs w:val="18"/>
+                <w:lang w:val="it-CH"/>
+              </w:rPr>
+              <w:t>Test Case:</w:t>
+            </w:r>
+          </w:p>
+          <w:p>
+            <w:pPr>
+              <w:pStyle w:val="Corpotesto"/>
+              <w:rPr>
+                <w:sz w:val="18"/>
+                <w:szCs w:val="18"/>
+                <w:lang w:eastAsia="en-US"/>
+              </w:rPr>
+            </w:pPr>
+            <w:r>
+              <w:rPr>
+                <w:b/>
+                <w:sz w:val="18"/>
+                <w:szCs w:val="18"/>
+                <w:lang w:eastAsia="en-US"/>
+              </w:rPr>
+              <w:t>Riferimento</w:t>
+            </w:r>
+            <w:r>
+              <w:rPr>
+                <w:sz w:val="18"/>
+                <w:szCs w:val="18"/>
+                <w:lang w:eastAsia="en-US"/>
+              </w:rPr>
+              <w:t xml:space="preserve">: </w:t>
+            </w:r>
+          </w:p>
+        </w:tc>
+        <w:tc>
+          <w:tcPr>
+            <w:tcW w:w="1562" w:type="dxa"/>
+            <w:tcBorders>
+              <w:left w:val="single" w:sz="4" w:space="0" w:color="auto"/>
+              <w:bottom w:val="single" w:sz="4" w:space="0" w:color="auto"/>
+              <w:right w:val="single" w:sz="4" w:space="0" w:color="auto"/>
+            </w:tcBorders>
+          </w:tcPr>
+          <w:p>
+            <w:pPr>
+              <w:pStyle w:val="BodyTextChar"/>
+              <w:rPr>
+                <w:sz w:val="18"/>
+                <w:szCs w:val="18"/>
+                <w:lang w:val="it-CH"/>
+              </w:rPr>
+            </w:pPr>
+            <w:r>
+              <w:rPr>
+                <w:sz w:val="18"/>
+                <w:szCs w:val="18"/>
+                <w:lang w:val="it-CH"/>
+              </w:rPr>
+              <w:t>TC-001</w:t>
+            </w:r>
+          </w:p>
+          <w:p>
+            <w:r>
+              <w:rPr>
+                <w:sz w:val="18"/>
+                <w:szCs w:val="18"/>
+              </w:rPr>
+              <w:t>REQ-0</w:t>
+            </w:r>
+            <w:r>
+              <w:rPr>
+                <w:sz w:val="18"/>
+                <w:szCs w:val="18"/>
+              </w:rPr>
+              <w:t>1</w:t>
+            </w:r>
+          </w:p>
+        </w:tc>
+        <w:tc>
+          <w:tcPr>
+            <w:tcW w:w="1267" w:type="dxa"/>
+            <w:tcBorders>
+              <w:left w:val="single" w:sz="4" w:space="0" w:color="auto"/>
+              <w:bottom w:val="single" w:sz="4" w:space="0" w:color="auto"/>
+              <w:right w:val="single" w:sz="4" w:space="0" w:color="auto"/>
+            </w:tcBorders>
+            <w:shd w:val="pct25" w:color="auto" w:fill="auto"/>
+          </w:tcPr>
+          <w:p>
+            <w:pPr>
+              <w:pStyle w:val="BodyTextChar"/>
+              <w:rPr>
+                <w:b/>
+                <w:sz w:val="18"/>
+                <w:szCs w:val="18"/>
+                <w:lang w:val="it-CH"/>
+              </w:rPr>
+            </w:pPr>
+            <w:r>
+              <w:rPr>
+                <w:b/>
+                <w:sz w:val="18"/>
+                <w:szCs w:val="18"/>
+                <w:lang w:val="it-CH"/>
+              </w:rPr>
+              <w:t>Nome:</w:t>
+            </w:r>
+          </w:p>
+        </w:tc>
+        <w:tc>
+          <w:tcPr>
+            <w:tcW w:w="4642" w:type="dxa"/>
+            <w:tcBorders>
+              <w:left w:val="single" w:sz="4" w:space="0" w:color="auto"/>
+              <w:bottom w:val="single" w:sz="4" w:space="0" w:color="auto"/>
+            </w:tcBorders>
+          </w:tcPr>
+          <w:p>
+            <w:pPr>
+              <w:pStyle w:val="BodyTextChar"/>
+              <w:rPr>
+                <w:sz w:val="18"/>
+                <w:szCs w:val="18"/>
+                <w:lang w:val="it-CH"/>
+              </w:rPr>
+            </w:pPr>
+            <w:r>
+              <w:rPr>
+                <w:sz w:val="18"/>
+                <w:szCs w:val="18"/>
+                <w:lang w:val="it-CH"/>
+              </w:rPr>
+              <w:t>Accesso e visualizzazione pagine pubbliche come</w:t>
+            </w:r>
+            <w:r>
+              <w:rPr>
+                <w:sz w:val="18"/>
+                <w:szCs w:val="18"/>
+                <w:lang w:val="it-CH"/>
+              </w:rPr>
+              <w:t xml:space="preserve"> utente non registrato (</w:t>
+            </w:r>
+            <w:r>
+              <w:rPr>
+                <w:sz w:val="18"/>
+                <w:szCs w:val="18"/>
+                <w:lang w:val="it-CH"/>
+              </w:rPr>
+              <w:t>guest</w:t>
+            </w:r>
+            <w:r>
+              <w:rPr>
+                <w:sz w:val="18"/>
+                <w:szCs w:val="18"/>
+                <w:lang w:val="it-CH"/>
+              </w:rPr>
+              <w:t>)</w:t>
+            </w:r>
+          </w:p>
+        </w:tc>
+      </w:tr>
+      <w:tr>
+        <w:tc>
+          <w:tcPr>
+            <w:tcW w:w="2050" w:type="dxa"/>
+            <w:tcBorders>
+              <w:right w:val="single" w:sz="4" w:space="0" w:color="auto"/>
+            </w:tcBorders>
+            <w:shd w:val="pct25" w:color="auto" w:fill="auto"/>
+          </w:tcPr>
+          <w:p>
+            <w:pPr>
+              <w:pStyle w:val="BodyTextChar"/>
+              <w:rPr>
+                <w:b/>
+                <w:sz w:val="18"/>
+                <w:szCs w:val="18"/>
+                <w:lang w:val="it-CH"/>
+              </w:rPr>
+            </w:pPr>
+            <w:r>
+              <w:rPr>
+                <w:b/>
+                <w:sz w:val="18"/>
+                <w:szCs w:val="18"/>
+                <w:lang w:val="it-CH"/>
+              </w:rPr>
+              <w:t>Descrizione:</w:t>
+            </w:r>
+          </w:p>
+        </w:tc>
+        <w:tc>
+          <w:tcPr>
+            <w:tcW w:w="7471" w:type="dxa"/>
+            <w:gridSpan w:val="3"/>
+            <w:tcBorders>
+              <w:left w:val="single" w:sz="4" w:space="0" w:color="auto"/>
+            </w:tcBorders>
+          </w:tcPr>
+          <w:p>
+            <w:pPr>
+              <w:pStyle w:val="BodyTextChar"/>
+              <w:rPr>
+                <w:sz w:val="18"/>
+                <w:szCs w:val="18"/>
+                <w:lang w:val="it-CH"/>
+              </w:rPr>
+            </w:pPr>
+            <w:r>
+              <w:rPr>
+                <w:sz w:val="18"/>
+                <w:szCs w:val="18"/>
+                <w:lang w:val="it-CH"/>
+              </w:rPr>
+              <w:t xml:space="preserve">Verificare che un utente possa visualizzare correttamente la pagina iniziale (home), accedere al catalogo, visualizzare i dettagli di un prodotto e raggiungere le pagine di login e registrazione tramite la </w:t>
+            </w:r>
+            <w:proofErr w:type="spellStart"/>
+            <w:r>
+              <w:rPr>
+                <w:sz w:val="18"/>
+                <w:szCs w:val="18"/>
+                <w:lang w:val="it-CH"/>
+              </w:rPr>
+              <w:t>navbar</w:t>
+            </w:r>
+            <w:proofErr w:type="spellEnd"/>
+            <w:r>
+              <w:rPr>
+                <w:sz w:val="18"/>
+                <w:szCs w:val="18"/>
+                <w:lang w:val="it-CH"/>
+              </w:rPr>
+              <w:t>.</w:t>
+            </w:r>
+          </w:p>
+        </w:tc>
+      </w:tr>
+      <w:tr>
+        <w:tc>
+          <w:tcPr>
+            <w:tcW w:w="2050" w:type="dxa"/>
+            <w:tcBorders>
+              <w:right w:val="single" w:sz="4" w:space="0" w:color="auto"/>
+            </w:tcBorders>
+            <w:shd w:val="pct25" w:color="auto" w:fill="auto"/>
+          </w:tcPr>
+          <w:p>
+            <w:pPr>
+              <w:pStyle w:val="BodyTextChar"/>
+              <w:rPr>
+                <w:b/>
+                <w:sz w:val="18"/>
+                <w:szCs w:val="18"/>
+                <w:lang w:val="it-CH"/>
+              </w:rPr>
+            </w:pPr>
+            <w:r>
+              <w:rPr>
+                <w:b/>
+                <w:sz w:val="18"/>
+                <w:szCs w:val="18"/>
+                <w:lang w:val="it-CH"/>
+              </w:rPr>
+              <w:t>Prerequisiti:</w:t>
+            </w:r>
+          </w:p>
+        </w:tc>
+        <w:tc>
+          <w:tcPr>
+            <w:tcW w:w="7471" w:type="dxa"/>
+            <w:gridSpan w:val="3"/>
+            <w:tcBorders>
+              <w:left w:val="single" w:sz="4" w:space="0" w:color="auto"/>
+            </w:tcBorders>
+          </w:tcPr>
+          <w:p>
+            <w:pPr>
+              <w:pStyle w:val="BodyTextChar"/>
+              <w:rPr>
+                <w:sz w:val="18"/>
+                <w:szCs w:val="18"/>
+                <w:lang w:val="it-CH"/>
+              </w:rPr>
+            </w:pPr>
+            <w:r>
+              <w:rPr>
+                <w:sz w:val="18"/>
+                <w:szCs w:val="18"/>
+                <w:lang w:val="it-CH"/>
+              </w:rPr>
+              <w:t>Nessuno</w:t>
+            </w:r>
+          </w:p>
+        </w:tc>
+      </w:tr>
+      <w:tr>
+        <w:tc>
+          <w:tcPr>
+            <w:tcW w:w="2050" w:type="dxa"/>
+            <w:tcBorders>
+              <w:right w:val="single" w:sz="4" w:space="0" w:color="auto"/>
+            </w:tcBorders>
+            <w:shd w:val="pct25" w:color="auto" w:fill="auto"/>
+          </w:tcPr>
+          <w:p>
+            <w:pPr>
+              <w:pStyle w:val="BodyTextChar"/>
+              <w:rPr>
+                <w:b/>
+                <w:sz w:val="18"/>
+                <w:szCs w:val="18"/>
+                <w:lang w:val="it-CH"/>
+              </w:rPr>
+            </w:pPr>
+            <w:r>
+              <w:rPr>
+                <w:b/>
+                <w:sz w:val="18"/>
+                <w:szCs w:val="18"/>
+                <w:lang w:val="it-CH"/>
+              </w:rPr>
+              <w:t>Procedura:</w:t>
+            </w:r>
+          </w:p>
+        </w:tc>
+        <w:tc>
+          <w:tcPr>
+            <w:tcW w:w="7471" w:type="dxa"/>
+            <w:gridSpan w:val="3"/>
+            <w:tcBorders>
+              <w:left w:val="single" w:sz="4" w:space="0" w:color="auto"/>
+            </w:tcBorders>
+          </w:tcPr>
+          <w:p>
+            <w:pPr>
+              <w:pStyle w:val="BodyTextChar"/>
+              <w:numPr>
+                <w:ilvl w:val="0"/>
+                <w:numId w:val="6"/>
+              </w:numPr>
+              <w:rPr>
+                <w:sz w:val="18"/>
+                <w:szCs w:val="18"/>
+                <w:lang w:val="it-CH"/>
+              </w:rPr>
+            </w:pPr>
+            <w:r>
+              <w:rPr>
+                <w:sz w:val="18"/>
+                <w:szCs w:val="18"/>
+                <w:lang w:val="it-CH"/>
+              </w:rPr>
+              <w:t>Entrando nel sito si può già verificare il funzionamento della prima pagina (home)</w:t>
+            </w:r>
+          </w:p>
+          <w:p>
+            <w:pPr>
+              <w:pStyle w:val="Corpotesto"/>
+              <w:numPr>
+                <w:ilvl w:val="0"/>
+                <w:numId w:val="6"/>
+              </w:numPr>
+              <w:rPr>
+                <w:lang w:eastAsia="en-US"/>
+              </w:rPr>
+            </w:pPr>
+            <w:r>
+              <w:rPr>
+                <w:lang w:eastAsia="en-US"/>
+              </w:rPr>
+              <w:t>Per verificare che il catalogo funzioni premere “</w:t>
+            </w:r>
+            <w:proofErr w:type="spellStart"/>
+            <w:r>
+              <w:rPr>
+                <w:lang w:eastAsia="en-US"/>
+              </w:rPr>
+              <w:t>Catalog</w:t>
+            </w:r>
+            <w:proofErr w:type="spellEnd"/>
+            <w:r>
+              <w:rPr>
+                <w:lang w:eastAsia="en-US"/>
+              </w:rPr>
+              <w:t xml:space="preserve">” nella </w:t>
+            </w:r>
+            <w:proofErr w:type="spellStart"/>
+            <w:r>
+              <w:rPr>
+                <w:lang w:eastAsia="en-US"/>
+              </w:rPr>
+              <w:t>navbar</w:t>
+            </w:r>
+            <w:proofErr w:type="spellEnd"/>
+          </w:p>
+          <w:p>
+            <w:pPr>
+              <w:pStyle w:val="Corpotesto"/>
+              <w:numPr>
+                <w:ilvl w:val="0"/>
+                <w:numId w:val="6"/>
+              </w:numPr>
+              <w:rPr>
+                <w:lang w:eastAsia="en-US"/>
+              </w:rPr>
+            </w:pPr>
+            <w:r>
+              <w:rPr>
+                <w:lang w:eastAsia="en-US"/>
+              </w:rPr>
+              <w:t>Se funziona allora premere il pulsante “Details” di un prodotto qualsiasi</w:t>
+            </w:r>
+          </w:p>
+          <w:p>
+            <w:pPr>
+              <w:pStyle w:val="Corpotesto"/>
+              <w:numPr>
+                <w:ilvl w:val="0"/>
+                <w:numId w:val="6"/>
+              </w:numPr>
+              <w:rPr>
+                <w:lang w:eastAsia="en-US"/>
+              </w:rPr>
+            </w:pPr>
+            <w:r>
+              <w:rPr>
+                <w:lang w:eastAsia="en-US"/>
+              </w:rPr>
+              <w:t xml:space="preserve">Infine per verificare la visualizzazione delle pagine d’accesso premere i pulsanti “Login” e </w:t>
+            </w:r>
+            <w:proofErr w:type="spellStart"/>
+            <w:r>
+              <w:rPr>
+                <w:lang w:eastAsia="en-US"/>
+              </w:rPr>
+              <w:t>Sign</w:t>
+            </w:r>
+            <w:proofErr w:type="spellEnd"/>
+            <w:r>
+              <w:rPr>
+                <w:lang w:eastAsia="en-US"/>
+              </w:rPr>
+              <w:t xml:space="preserve"> Up” nella </w:t>
+            </w:r>
+            <w:proofErr w:type="spellStart"/>
+            <w:r>
+              <w:rPr>
+                <w:lang w:eastAsia="en-US"/>
+              </w:rPr>
+              <w:t>navbar</w:t>
+            </w:r>
+            <w:proofErr w:type="spellEnd"/>
+          </w:p>
+        </w:tc>
+      </w:tr>
+      <w:tr>
+        <w:tc>
+          <w:tcPr>
+            <w:tcW w:w="2050" w:type="dxa"/>
+            <w:tcBorders>
+              <w:right w:val="single" w:sz="4" w:space="0" w:color="auto"/>
+            </w:tcBorders>
+            <w:shd w:val="pct25" w:color="auto" w:fill="auto"/>
+          </w:tcPr>
+          <w:p>
+            <w:pPr>
+              <w:pStyle w:val="BodyTextChar"/>
+              <w:rPr>
+                <w:b/>
+                <w:sz w:val="18"/>
+                <w:szCs w:val="18"/>
+                <w:lang w:val="it-CH"/>
+              </w:rPr>
+            </w:pPr>
+            <w:r>
+              <w:rPr>
+                <w:b/>
+                <w:sz w:val="18"/>
+                <w:szCs w:val="18"/>
+                <w:lang w:val="it-CH"/>
+              </w:rPr>
+              <w:t>Risultati attesi:</w:t>
+            </w:r>
+          </w:p>
+        </w:tc>
+        <w:tc>
+          <w:tcPr>
+            <w:tcW w:w="7471" w:type="dxa"/>
+            <w:gridSpan w:val="3"/>
+            <w:tcBorders>
+              <w:left w:val="single" w:sz="4" w:space="0" w:color="auto"/>
+            </w:tcBorders>
+          </w:tcPr>
+          <w:p>
+            <w:pPr>
+              <w:pStyle w:val="BodyTextChar"/>
+              <w:rPr>
+                <w:sz w:val="18"/>
+                <w:szCs w:val="18"/>
+                <w:lang w:val="it-CH"/>
+              </w:rPr>
+            </w:pPr>
+            <w:r>
+              <w:rPr>
+                <w:sz w:val="18"/>
+                <w:szCs w:val="18"/>
+                <w:lang w:val="it-CH"/>
+              </w:rPr>
+              <w:t>Visualizzazione delle pagine definite</w:t>
+            </w:r>
+            <w:r>
+              <w:rPr>
+                <w:sz w:val="18"/>
+                <w:szCs w:val="18"/>
+                <w:lang w:val="it-CH"/>
+              </w:rPr>
+              <w:t xml:space="preserve"> senza errori</w:t>
+            </w:r>
+          </w:p>
+        </w:tc>
+      </w:tr>
+    </w:tbl>
+    <w:p/>
+    <w:tbl>
+      <w:tblPr>
+        <w:tblW w:w="9521" w:type="dxa"/>
+        <w:tblInd w:w="113" w:type="dxa"/>
+        <w:tblBorders>
+          <w:top w:val="single" w:sz="4" w:space="0" w:color="auto"/>
+          <w:left w:val="single" w:sz="4" w:space="0" w:color="auto"/>
+          <w:bottom w:val="single" w:sz="4" w:space="0" w:color="auto"/>
+          <w:right w:val="single" w:sz="4" w:space="0" w:color="auto"/>
+          <w:insideH w:val="single" w:sz="4" w:space="0" w:color="auto"/>
+          <w:insideV w:val="single" w:sz="4" w:space="0" w:color="auto"/>
+        </w:tblBorders>
+        <w:tblLook w:val="01E0" w:firstRow="1" w:lastRow="1" w:firstColumn="1" w:lastColumn="1" w:noHBand="0" w:noVBand="0"/>
+      </w:tblPr>
+      <w:tblGrid>
+        <w:gridCol w:w="2050"/>
+        <w:gridCol w:w="1562"/>
+        <w:gridCol w:w="1267"/>
+        <w:gridCol w:w="4642"/>
+      </w:tblGrid>
+      <w:tr>
+        <w:tc>
+          <w:tcPr>
+            <w:tcW w:w="2050" w:type="dxa"/>
+            <w:tcBorders>
+              <w:bottom w:val="single" w:sz="4" w:space="0" w:color="auto"/>
+              <w:right w:val="single" w:sz="4" w:space="0" w:color="auto"/>
+            </w:tcBorders>
+            <w:shd w:val="pct25" w:color="auto" w:fill="auto"/>
+          </w:tcPr>
+          <w:p>
+            <w:pPr>
+              <w:pStyle w:val="BodyTextChar"/>
+              <w:rPr>
+                <w:b/>
+                <w:sz w:val="18"/>
+                <w:szCs w:val="18"/>
+                <w:lang w:val="it-CH"/>
+              </w:rPr>
+            </w:pPr>
+            <w:r>
+              <w:rPr>
+                <w:b/>
+                <w:sz w:val="18"/>
+                <w:szCs w:val="18"/>
+                <w:lang w:val="it-CH"/>
+              </w:rPr>
+              <w:t>Test Case:</w:t>
+            </w:r>
+          </w:p>
+          <w:p>
+            <w:pPr>
+              <w:pStyle w:val="Corpotesto"/>
+              <w:rPr>
+                <w:sz w:val="18"/>
+                <w:szCs w:val="18"/>
+                <w:lang w:eastAsia="en-US"/>
+              </w:rPr>
+            </w:pPr>
+            <w:r>
+              <w:rPr>
+                <w:b/>
+                <w:sz w:val="18"/>
+                <w:szCs w:val="18"/>
+                <w:lang w:eastAsia="en-US"/>
+              </w:rPr>
+              <w:t>Riferimento</w:t>
+            </w:r>
+            <w:r>
+              <w:rPr>
+                <w:sz w:val="18"/>
+                <w:szCs w:val="18"/>
+                <w:lang w:eastAsia="en-US"/>
+              </w:rPr>
+              <w:t xml:space="preserve">: </w:t>
+            </w:r>
+          </w:p>
+        </w:tc>
+        <w:tc>
+          <w:tcPr>
+            <w:tcW w:w="1562" w:type="dxa"/>
+            <w:tcBorders>
+              <w:left w:val="single" w:sz="4" w:space="0" w:color="auto"/>
+              <w:bottom w:val="single" w:sz="4" w:space="0" w:color="auto"/>
+              <w:right w:val="single" w:sz="4" w:space="0" w:color="auto"/>
+            </w:tcBorders>
+          </w:tcPr>
+          <w:p>
+            <w:pPr>
+              <w:pStyle w:val="BodyTextChar"/>
+              <w:rPr>
+                <w:sz w:val="18"/>
+                <w:szCs w:val="18"/>
+                <w:lang w:val="it-CH"/>
+              </w:rPr>
+            </w:pPr>
+            <w:r>
+              <w:rPr>
+                <w:sz w:val="18"/>
+                <w:szCs w:val="18"/>
+                <w:lang w:val="it-CH"/>
+              </w:rPr>
+              <w:t>TC-00</w:t>
+            </w:r>
+            <w:r>
+              <w:rPr>
+                <w:sz w:val="18"/>
+                <w:szCs w:val="18"/>
+                <w:lang w:val="it-CH"/>
+              </w:rPr>
+              <w:t>2</w:t>
+            </w:r>
+          </w:p>
+          <w:p>
+            <w:r>
+              <w:rPr>
+                <w:sz w:val="18"/>
+                <w:szCs w:val="18"/>
+              </w:rPr>
+              <w:t>REQ-0</w:t>
+            </w:r>
+            <w:r>
+              <w:rPr>
+                <w:sz w:val="18"/>
+                <w:szCs w:val="18"/>
+              </w:rPr>
+              <w:t>2</w:t>
+            </w:r>
+          </w:p>
+        </w:tc>
+        <w:tc>
+          <w:tcPr>
+            <w:tcW w:w="1267" w:type="dxa"/>
+            <w:tcBorders>
+              <w:left w:val="single" w:sz="4" w:space="0" w:color="auto"/>
+              <w:bottom w:val="single" w:sz="4" w:space="0" w:color="auto"/>
+              <w:right w:val="single" w:sz="4" w:space="0" w:color="auto"/>
+            </w:tcBorders>
+            <w:shd w:val="pct25" w:color="auto" w:fill="auto"/>
+          </w:tcPr>
+          <w:p>
+            <w:pPr>
+              <w:pStyle w:val="BodyTextChar"/>
+              <w:rPr>
+                <w:b/>
+                <w:sz w:val="18"/>
+                <w:szCs w:val="18"/>
+                <w:lang w:val="it-CH"/>
+              </w:rPr>
+            </w:pPr>
+            <w:r>
+              <w:rPr>
+                <w:b/>
+                <w:sz w:val="18"/>
+                <w:szCs w:val="18"/>
+                <w:lang w:val="it-CH"/>
+              </w:rPr>
+              <w:t>Nome:</w:t>
+            </w:r>
+          </w:p>
+        </w:tc>
+        <w:tc>
+          <w:tcPr>
+            <w:tcW w:w="4642" w:type="dxa"/>
+            <w:tcBorders>
+              <w:left w:val="single" w:sz="4" w:space="0" w:color="auto"/>
+              <w:bottom w:val="single" w:sz="4" w:space="0" w:color="auto"/>
+            </w:tcBorders>
+          </w:tcPr>
+          <w:p>
+            <w:pPr>
+              <w:pStyle w:val="BodyTextChar"/>
+              <w:rPr>
+                <w:sz w:val="18"/>
+                <w:szCs w:val="18"/>
+                <w:lang w:val="it-CH"/>
+              </w:rPr>
+            </w:pPr>
+            <w:r>
+              <w:rPr>
+                <w:sz w:val="18"/>
+                <w:szCs w:val="18"/>
+                <w:lang w:val="it-CH"/>
+              </w:rPr>
+              <w:t>Accesso e visualizzazione delle pagine per gli utenti registrati (user)</w:t>
+            </w:r>
+          </w:p>
+        </w:tc>
+      </w:tr>
+      <w:tr>
+        <w:tc>
+          <w:tcPr>
+            <w:tcW w:w="2050" w:type="dxa"/>
+            <w:tcBorders>
+              <w:right w:val="single" w:sz="4" w:space="0" w:color="auto"/>
+            </w:tcBorders>
+            <w:shd w:val="pct25" w:color="auto" w:fill="auto"/>
+          </w:tcPr>
+          <w:p>
+            <w:pPr>
+              <w:pStyle w:val="BodyTextChar"/>
+              <w:rPr>
+                <w:b/>
+                <w:sz w:val="18"/>
+                <w:szCs w:val="18"/>
+                <w:lang w:val="it-CH"/>
+              </w:rPr>
+            </w:pPr>
+            <w:r>
+              <w:rPr>
+                <w:b/>
+                <w:sz w:val="18"/>
+                <w:szCs w:val="18"/>
+                <w:lang w:val="it-CH"/>
+              </w:rPr>
+              <w:t>Descrizione:</w:t>
+            </w:r>
+          </w:p>
+        </w:tc>
+        <w:tc>
+          <w:tcPr>
+            <w:tcW w:w="7471" w:type="dxa"/>
+            <w:gridSpan w:val="3"/>
+            <w:tcBorders>
+              <w:left w:val="single" w:sz="4" w:space="0" w:color="auto"/>
+            </w:tcBorders>
+          </w:tcPr>
+          <w:p>
+            <w:pPr>
+              <w:pStyle w:val="BodyTextChar"/>
+              <w:rPr>
+                <w:sz w:val="18"/>
+                <w:szCs w:val="18"/>
+                <w:lang w:val="it-CH"/>
+              </w:rPr>
+            </w:pPr>
+            <w:r>
+              <w:rPr>
+                <w:sz w:val="18"/>
+                <w:szCs w:val="18"/>
+                <w:lang w:val="it-CH"/>
+              </w:rPr>
+              <w:t>Accesso e visualizzazione delle pag</w:t>
+            </w:r>
+            <w:r>
+              <w:rPr>
+                <w:sz w:val="18"/>
+                <w:szCs w:val="18"/>
+                <w:lang w:val="it-CH"/>
+              </w:rPr>
+              <w:t>i</w:t>
+            </w:r>
+            <w:r>
+              <w:rPr>
+                <w:sz w:val="18"/>
+                <w:szCs w:val="18"/>
+                <w:lang w:val="it-CH"/>
+              </w:rPr>
+              <w:t xml:space="preserve">ne </w:t>
+            </w:r>
+            <w:r>
+              <w:rPr>
+                <w:sz w:val="18"/>
+                <w:szCs w:val="18"/>
+                <w:lang w:val="it-CH"/>
+              </w:rPr>
+              <w:t>di</w:t>
+            </w:r>
+            <w:r>
+              <w:rPr>
+                <w:sz w:val="18"/>
+                <w:szCs w:val="18"/>
+                <w:lang w:val="it-CH"/>
+              </w:rPr>
+              <w:t xml:space="preserve"> un utente qualsiasi</w:t>
+            </w:r>
+            <w:r>
+              <w:rPr>
+                <w:sz w:val="18"/>
+                <w:szCs w:val="18"/>
+                <w:lang w:val="it-CH"/>
+              </w:rPr>
+              <w:t xml:space="preserve"> </w:t>
+            </w:r>
+            <w:r>
+              <w:rPr>
+                <w:sz w:val="18"/>
+                <w:szCs w:val="18"/>
+                <w:lang w:val="it-CH"/>
+              </w:rPr>
+              <w:t>(home, catalogo, prodotto specifico, carrello, impostazioni profilo)</w:t>
+            </w:r>
+          </w:p>
+        </w:tc>
+      </w:tr>
+      <w:tr>
+        <w:tc>
+          <w:tcPr>
+            <w:tcW w:w="2050" w:type="dxa"/>
+            <w:tcBorders>
+              <w:right w:val="single" w:sz="4" w:space="0" w:color="auto"/>
+            </w:tcBorders>
+            <w:shd w:val="pct25" w:color="auto" w:fill="auto"/>
+          </w:tcPr>
+          <w:p>
+            <w:pPr>
+              <w:pStyle w:val="BodyTextChar"/>
+              <w:rPr>
+                <w:b/>
+                <w:sz w:val="18"/>
+                <w:szCs w:val="18"/>
+                <w:lang w:val="it-CH"/>
+              </w:rPr>
+            </w:pPr>
+            <w:r>
+              <w:rPr>
+                <w:b/>
+                <w:sz w:val="18"/>
+                <w:szCs w:val="18"/>
+                <w:lang w:val="it-CH"/>
+              </w:rPr>
+              <w:t>Prerequisiti:</w:t>
+            </w:r>
+          </w:p>
+        </w:tc>
+        <w:tc>
+          <w:tcPr>
+            <w:tcW w:w="7471" w:type="dxa"/>
+            <w:gridSpan w:val="3"/>
+            <w:tcBorders>
+              <w:left w:val="single" w:sz="4" w:space="0" w:color="auto"/>
+            </w:tcBorders>
+          </w:tcPr>
+          <w:p>
+            <w:pPr>
+              <w:pStyle w:val="BodyTextChar"/>
+              <w:rPr>
+                <w:sz w:val="18"/>
+                <w:szCs w:val="18"/>
+                <w:lang w:val="it-CH"/>
+              </w:rPr>
+            </w:pPr>
+            <w:r>
+              <w:rPr>
+                <w:sz w:val="18"/>
+                <w:szCs w:val="18"/>
+                <w:lang w:val="it-CH"/>
+              </w:rPr>
+              <w:t xml:space="preserve">Eseguire l’accesso con credenziali di un </w:t>
+            </w:r>
+            <w:r>
+              <w:rPr>
+                <w:sz w:val="18"/>
+                <w:szCs w:val="18"/>
+                <w:lang w:val="it-CH"/>
+              </w:rPr>
+              <w:t>utente qualsiasi</w:t>
+            </w:r>
+            <w:r>
+              <w:rPr>
+                <w:sz w:val="18"/>
+                <w:szCs w:val="18"/>
+                <w:lang w:val="it-CH"/>
+              </w:rPr>
+              <w:t xml:space="preserve"> </w:t>
+            </w:r>
+          </w:p>
+        </w:tc>
+      </w:tr>
+      <w:tr>
+        <w:tc>
+          <w:tcPr>
+            <w:tcW w:w="2050" w:type="dxa"/>
+            <w:tcBorders>
+              <w:right w:val="single" w:sz="4" w:space="0" w:color="auto"/>
+            </w:tcBorders>
+            <w:shd w:val="pct25" w:color="auto" w:fill="auto"/>
+          </w:tcPr>
+          <w:p>
+            <w:pPr>
+              <w:pStyle w:val="BodyTextChar"/>
+              <w:rPr>
+                <w:b/>
+                <w:sz w:val="18"/>
+                <w:szCs w:val="18"/>
+                <w:lang w:val="it-CH"/>
+              </w:rPr>
+            </w:pPr>
+            <w:r>
+              <w:rPr>
+                <w:b/>
+                <w:sz w:val="18"/>
+                <w:szCs w:val="18"/>
+                <w:lang w:val="it-CH"/>
+              </w:rPr>
+              <w:t>Procedura:</w:t>
+            </w:r>
+          </w:p>
+        </w:tc>
+        <w:tc>
+          <w:tcPr>
+            <w:tcW w:w="7471" w:type="dxa"/>
+            <w:gridSpan w:val="3"/>
+            <w:tcBorders>
+              <w:left w:val="single" w:sz="4" w:space="0" w:color="auto"/>
+            </w:tcBorders>
+          </w:tcPr>
+          <w:p>
+            <w:pPr>
+              <w:pStyle w:val="Corpotesto"/>
+              <w:numPr>
+                <w:ilvl w:val="0"/>
+                <w:numId w:val="7"/>
+              </w:numPr>
+              <w:rPr>
+                <w:lang w:eastAsia="en-US"/>
+              </w:rPr>
+            </w:pPr>
+            <w:r>
+              <w:rPr>
+                <w:lang w:eastAsia="en-US"/>
+              </w:rPr>
+              <w:t xml:space="preserve">Dopo l’accesso si è reindirizzati alla pagina </w:t>
+            </w:r>
+            <w:r>
+              <w:rPr>
+                <w:lang w:eastAsia="en-US"/>
+              </w:rPr>
+              <w:t>home</w:t>
+            </w:r>
+          </w:p>
+          <w:p>
+            <w:pPr>
+              <w:pStyle w:val="Corpotesto"/>
+              <w:numPr>
+                <w:ilvl w:val="0"/>
+                <w:numId w:val="7"/>
+              </w:numPr>
+              <w:rPr>
+                <w:lang w:eastAsia="en-US"/>
+              </w:rPr>
+            </w:pPr>
+            <w:r>
+              <w:rPr>
+                <w:lang w:eastAsia="en-US"/>
+              </w:rPr>
+              <w:t xml:space="preserve">Accedere dalla </w:t>
+            </w:r>
+            <w:proofErr w:type="spellStart"/>
+            <w:r>
+              <w:rPr>
+                <w:lang w:eastAsia="en-US"/>
+              </w:rPr>
+              <w:t>navbar</w:t>
+            </w:r>
+            <w:proofErr w:type="spellEnd"/>
+            <w:r>
+              <w:rPr>
+                <w:lang w:eastAsia="en-US"/>
+              </w:rPr>
+              <w:t xml:space="preserve"> a “</w:t>
+            </w:r>
+            <w:proofErr w:type="spellStart"/>
+            <w:r>
+              <w:rPr>
+                <w:lang w:eastAsia="en-US"/>
+              </w:rPr>
+              <w:t>Catalog</w:t>
+            </w:r>
+            <w:proofErr w:type="spellEnd"/>
+            <w:r>
+              <w:rPr>
+                <w:lang w:eastAsia="en-US"/>
+              </w:rPr>
+              <w:t>”</w:t>
+            </w:r>
+            <w:r>
+              <w:rPr>
+                <w:lang w:eastAsia="en-US"/>
+              </w:rPr>
+              <w:t xml:space="preserve"> </w:t>
+            </w:r>
+          </w:p>
+          <w:p>
+            <w:pPr>
+              <w:pStyle w:val="Corpotesto"/>
+              <w:numPr>
+                <w:ilvl w:val="0"/>
+                <w:numId w:val="7"/>
+              </w:numPr>
+              <w:rPr>
+                <w:lang w:eastAsia="en-US"/>
+              </w:rPr>
+            </w:pPr>
+            <w:r>
+              <w:rPr>
+                <w:lang w:eastAsia="en-US"/>
+              </w:rPr>
+              <w:t>Accedere alle impostazioni del profilo (dal bottone con l’username)</w:t>
+            </w:r>
+          </w:p>
+          <w:p>
+            <w:pPr>
+              <w:pStyle w:val="Corpotesto"/>
+              <w:numPr>
+                <w:ilvl w:val="0"/>
+                <w:numId w:val="7"/>
+              </w:numPr>
+              <w:rPr>
+                <w:lang w:eastAsia="en-US"/>
+              </w:rPr>
+            </w:pPr>
+            <w:r>
+              <w:rPr>
+                <w:lang w:eastAsia="en-US"/>
+              </w:rPr>
+              <w:t>Accedere al carrello</w:t>
+            </w:r>
+            <w:r>
+              <w:rPr>
+                <w:lang w:eastAsia="en-US"/>
+              </w:rPr>
+              <w:t xml:space="preserve"> dalla </w:t>
+            </w:r>
+            <w:proofErr w:type="spellStart"/>
+            <w:r>
+              <w:rPr>
+                <w:lang w:eastAsia="en-US"/>
+              </w:rPr>
+              <w:t>navbar</w:t>
+            </w:r>
+            <w:proofErr w:type="spellEnd"/>
+          </w:p>
+        </w:tc>
+      </w:tr>
+      <w:tr>
+        <w:tc>
+          <w:tcPr>
+            <w:tcW w:w="2050" w:type="dxa"/>
+            <w:tcBorders>
+              <w:right w:val="single" w:sz="4" w:space="0" w:color="auto"/>
+            </w:tcBorders>
+            <w:shd w:val="pct25" w:color="auto" w:fill="auto"/>
+          </w:tcPr>
+          <w:p>
+            <w:pPr>
+              <w:pStyle w:val="BodyTextChar"/>
+              <w:rPr>
+                <w:b/>
+                <w:sz w:val="18"/>
+                <w:szCs w:val="18"/>
+                <w:lang w:val="it-CH"/>
+              </w:rPr>
+            </w:pPr>
+            <w:r>
+              <w:rPr>
+                <w:b/>
+                <w:sz w:val="18"/>
+                <w:szCs w:val="18"/>
+                <w:lang w:val="it-CH"/>
+              </w:rPr>
+              <w:t>Risultati attesi:</w:t>
+            </w:r>
+          </w:p>
+        </w:tc>
+        <w:tc>
+          <w:tcPr>
+            <w:tcW w:w="7471" w:type="dxa"/>
+            <w:gridSpan w:val="3"/>
+            <w:tcBorders>
+              <w:left w:val="single" w:sz="4" w:space="0" w:color="auto"/>
+            </w:tcBorders>
+          </w:tcPr>
+          <w:p>
+            <w:pPr>
+              <w:pStyle w:val="BodyTextChar"/>
+              <w:rPr>
+                <w:sz w:val="18"/>
+                <w:szCs w:val="18"/>
+                <w:lang w:val="it-CH"/>
+              </w:rPr>
+            </w:pPr>
+            <w:r>
+              <w:rPr>
+                <w:sz w:val="18"/>
+                <w:szCs w:val="18"/>
+                <w:lang w:val="it-CH"/>
+              </w:rPr>
+              <w:t>Visualizzazione delle pagine definite senza errori</w:t>
+            </w:r>
+          </w:p>
+        </w:tc>
+      </w:tr>
+    </w:tbl>
+    <w:p/>
+    <w:tbl>
+      <w:tblPr>
+        <w:tblW w:w="9521" w:type="dxa"/>
+        <w:tblInd w:w="113" w:type="dxa"/>
+        <w:tblBorders>
+          <w:top w:val="single" w:sz="4" w:space="0" w:color="auto"/>
+          <w:left w:val="single" w:sz="4" w:space="0" w:color="auto"/>
+          <w:bottom w:val="single" w:sz="4" w:space="0" w:color="auto"/>
+          <w:right w:val="single" w:sz="4" w:space="0" w:color="auto"/>
+          <w:insideH w:val="single" w:sz="4" w:space="0" w:color="auto"/>
+          <w:insideV w:val="single" w:sz="4" w:space="0" w:color="auto"/>
+        </w:tblBorders>
+        <w:tblLook w:val="01E0" w:firstRow="1" w:lastRow="1" w:firstColumn="1" w:lastColumn="1" w:noHBand="0" w:noVBand="0"/>
+      </w:tblPr>
+      <w:tblGrid>
+        <w:gridCol w:w="2050"/>
+        <w:gridCol w:w="1562"/>
+        <w:gridCol w:w="1267"/>
+        <w:gridCol w:w="4642"/>
+      </w:tblGrid>
+      <w:tr>
+        <w:tc>
+          <w:tcPr>
+            <w:tcW w:w="2050" w:type="dxa"/>
+            <w:tcBorders>
+              <w:bottom w:val="single" w:sz="4" w:space="0" w:color="auto"/>
+              <w:right w:val="single" w:sz="4" w:space="0" w:color="auto"/>
+            </w:tcBorders>
+            <w:shd w:val="pct25" w:color="auto" w:fill="auto"/>
+          </w:tcPr>
+          <w:p>
+            <w:pPr>
+              <w:pStyle w:val="BodyTextChar"/>
+              <w:rPr>
+                <w:b/>
+                <w:sz w:val="18"/>
+                <w:szCs w:val="18"/>
+                <w:lang w:val="it-CH"/>
+              </w:rPr>
+            </w:pPr>
+            <w:r>
+              <w:rPr>
+                <w:b/>
+                <w:sz w:val="18"/>
+                <w:szCs w:val="18"/>
+                <w:lang w:val="it-CH"/>
+              </w:rPr>
+              <w:t>Test Case:</w:t>
+            </w:r>
+          </w:p>
+          <w:p>
+            <w:pPr>
+              <w:pStyle w:val="Corpotesto"/>
+              <w:rPr>
+                <w:sz w:val="18"/>
+                <w:szCs w:val="18"/>
+                <w:lang w:eastAsia="en-US"/>
+              </w:rPr>
+            </w:pPr>
+            <w:r>
+              <w:rPr>
+                <w:b/>
+                <w:sz w:val="18"/>
+                <w:szCs w:val="18"/>
+                <w:lang w:eastAsia="en-US"/>
+              </w:rPr>
+              <w:t>Riferimento</w:t>
+            </w:r>
+            <w:r>
+              <w:rPr>
+                <w:sz w:val="18"/>
+                <w:szCs w:val="18"/>
+                <w:lang w:eastAsia="en-US"/>
+              </w:rPr>
+              <w:t xml:space="preserve">: </w:t>
+            </w:r>
+          </w:p>
+        </w:tc>
+        <w:tc>
+          <w:tcPr>
+            <w:tcW w:w="1562" w:type="dxa"/>
+            <w:tcBorders>
+              <w:left w:val="single" w:sz="4" w:space="0" w:color="auto"/>
+              <w:bottom w:val="single" w:sz="4" w:space="0" w:color="auto"/>
+              <w:right w:val="single" w:sz="4" w:space="0" w:color="auto"/>
+            </w:tcBorders>
+          </w:tcPr>
+          <w:p>
+            <w:pPr>
+              <w:pStyle w:val="BodyTextChar"/>
+              <w:rPr>
+                <w:sz w:val="18"/>
+                <w:szCs w:val="18"/>
+                <w:lang w:val="it-CH"/>
+              </w:rPr>
+            </w:pPr>
+            <w:r>
+              <w:rPr>
+                <w:sz w:val="18"/>
+                <w:szCs w:val="18"/>
+                <w:lang w:val="it-CH"/>
+              </w:rPr>
+              <w:t>TC-00</w:t>
+            </w:r>
+            <w:r>
+              <w:rPr>
+                <w:sz w:val="18"/>
+                <w:szCs w:val="18"/>
+                <w:lang w:val="it-CH"/>
+              </w:rPr>
+              <w:t>3</w:t>
+            </w:r>
+          </w:p>
+          <w:p>
+            <w:r>
+              <w:rPr>
+                <w:sz w:val="18"/>
+                <w:szCs w:val="18"/>
+              </w:rPr>
+              <w:t>REQ-02</w:t>
+            </w:r>
+          </w:p>
+        </w:tc>
+        <w:tc>
+          <w:tcPr>
+            <w:tcW w:w="1267" w:type="dxa"/>
+            <w:tcBorders>
+              <w:left w:val="single" w:sz="4" w:space="0" w:color="auto"/>
+              <w:bottom w:val="single" w:sz="4" w:space="0" w:color="auto"/>
+              <w:right w:val="single" w:sz="4" w:space="0" w:color="auto"/>
+            </w:tcBorders>
+            <w:shd w:val="pct25" w:color="auto" w:fill="auto"/>
+          </w:tcPr>
+          <w:p>
+            <w:pPr>
+              <w:pStyle w:val="BodyTextChar"/>
+              <w:rPr>
+                <w:b/>
+                <w:sz w:val="18"/>
+                <w:szCs w:val="18"/>
+                <w:lang w:val="it-CH"/>
+              </w:rPr>
+            </w:pPr>
+            <w:r>
+              <w:rPr>
+                <w:b/>
+                <w:sz w:val="18"/>
+                <w:szCs w:val="18"/>
+                <w:lang w:val="it-CH"/>
+              </w:rPr>
+              <w:t>Nome:</w:t>
+            </w:r>
+          </w:p>
+        </w:tc>
+        <w:tc>
+          <w:tcPr>
+            <w:tcW w:w="4642" w:type="dxa"/>
+            <w:tcBorders>
+              <w:left w:val="single" w:sz="4" w:space="0" w:color="auto"/>
+              <w:bottom w:val="single" w:sz="4" w:space="0" w:color="auto"/>
+            </w:tcBorders>
+          </w:tcPr>
+          <w:p>
+            <w:pPr>
+              <w:pStyle w:val="BodyTextChar"/>
+              <w:rPr>
+                <w:sz w:val="18"/>
+                <w:szCs w:val="18"/>
+                <w:lang w:val="it-CH"/>
+              </w:rPr>
+            </w:pPr>
+            <w:r>
+              <w:rPr>
+                <w:sz w:val="18"/>
+                <w:szCs w:val="18"/>
+                <w:lang w:val="it-CH"/>
+              </w:rPr>
+              <w:t>Accesso e visualizzazione delle pagine per gli utenti registrati (</w:t>
+            </w:r>
+            <w:r>
+              <w:rPr>
+                <w:sz w:val="18"/>
+                <w:szCs w:val="18"/>
+                <w:lang w:val="it-CH"/>
+              </w:rPr>
+              <w:t>vendor</w:t>
+            </w:r>
+            <w:r>
+              <w:rPr>
+                <w:sz w:val="18"/>
+                <w:szCs w:val="18"/>
+                <w:lang w:val="it-CH"/>
+              </w:rPr>
+              <w:t>)</w:t>
+            </w:r>
+          </w:p>
+        </w:tc>
+      </w:tr>
+      <w:tr>
+        <w:tc>
+          <w:tcPr>
+            <w:tcW w:w="2050" w:type="dxa"/>
+            <w:tcBorders>
+              <w:right w:val="single" w:sz="4" w:space="0" w:color="auto"/>
+            </w:tcBorders>
+            <w:shd w:val="pct25" w:color="auto" w:fill="auto"/>
+          </w:tcPr>
+          <w:p>
+            <w:pPr>
+              <w:pStyle w:val="BodyTextChar"/>
+              <w:rPr>
+                <w:b/>
+                <w:sz w:val="18"/>
+                <w:szCs w:val="18"/>
+                <w:lang w:val="it-CH"/>
+              </w:rPr>
+            </w:pPr>
+            <w:r>
+              <w:rPr>
+                <w:b/>
+                <w:sz w:val="18"/>
+                <w:szCs w:val="18"/>
+                <w:lang w:val="it-CH"/>
+              </w:rPr>
+              <w:t>Descrizione:</w:t>
+            </w:r>
+          </w:p>
+        </w:tc>
+        <w:tc>
+          <w:tcPr>
+            <w:tcW w:w="7471" w:type="dxa"/>
+            <w:gridSpan w:val="3"/>
+            <w:tcBorders>
+              <w:left w:val="single" w:sz="4" w:space="0" w:color="auto"/>
+            </w:tcBorders>
+          </w:tcPr>
+          <w:p>
+            <w:pPr>
+              <w:pStyle w:val="BodyTextChar"/>
+              <w:rPr>
+                <w:sz w:val="18"/>
+                <w:szCs w:val="18"/>
+                <w:lang w:val="it-CH"/>
+              </w:rPr>
+            </w:pPr>
+            <w:r>
+              <w:rPr>
+                <w:sz w:val="18"/>
+                <w:szCs w:val="18"/>
+                <w:lang w:val="it-CH"/>
+              </w:rPr>
+              <w:t>Accesso e visualizzazione delle pag</w:t>
+            </w:r>
+            <w:r>
+              <w:rPr>
+                <w:sz w:val="18"/>
+                <w:szCs w:val="18"/>
+                <w:lang w:val="it-CH"/>
+              </w:rPr>
+              <w:t>i</w:t>
+            </w:r>
+            <w:r>
+              <w:rPr>
+                <w:sz w:val="18"/>
+                <w:szCs w:val="18"/>
+                <w:lang w:val="it-CH"/>
+              </w:rPr>
+              <w:t xml:space="preserve">ne </w:t>
+            </w:r>
+            <w:r>
+              <w:rPr>
+                <w:sz w:val="18"/>
+                <w:szCs w:val="18"/>
+                <w:lang w:val="it-CH"/>
+              </w:rPr>
+              <w:t>di</w:t>
+            </w:r>
+            <w:r>
+              <w:rPr>
+                <w:sz w:val="18"/>
+                <w:szCs w:val="18"/>
+                <w:lang w:val="it-CH"/>
+              </w:rPr>
+              <w:t xml:space="preserve"> un </w:t>
+            </w:r>
+            <w:r>
+              <w:rPr>
+                <w:sz w:val="18"/>
+                <w:szCs w:val="18"/>
+                <w:lang w:val="it-CH"/>
+              </w:rPr>
+              <w:t>vendor</w:t>
+            </w:r>
+            <w:r>
+              <w:rPr>
+                <w:sz w:val="18"/>
+                <w:szCs w:val="18"/>
+                <w:lang w:val="it-CH"/>
+              </w:rPr>
+              <w:t xml:space="preserve"> (home, catalogo, prodotto specifico, lista prodotti, aggiunta prodotto, modifica prodotto, vendite, impostazioni profilo)</w:t>
+            </w:r>
+          </w:p>
+        </w:tc>
+      </w:tr>
+      <w:tr>
+        <w:tc>
+          <w:tcPr>
+            <w:tcW w:w="2050" w:type="dxa"/>
+            <w:tcBorders>
+              <w:right w:val="single" w:sz="4" w:space="0" w:color="auto"/>
+            </w:tcBorders>
+            <w:shd w:val="pct25" w:color="auto" w:fill="auto"/>
+          </w:tcPr>
+          <w:p>
+            <w:pPr>
+              <w:pStyle w:val="BodyTextChar"/>
+              <w:rPr>
+                <w:b/>
+                <w:sz w:val="18"/>
+                <w:szCs w:val="18"/>
+                <w:lang w:val="it-CH"/>
+              </w:rPr>
+            </w:pPr>
+            <w:r>
+              <w:rPr>
+                <w:b/>
+                <w:sz w:val="18"/>
+                <w:szCs w:val="18"/>
+                <w:lang w:val="it-CH"/>
+              </w:rPr>
+              <w:t>Prerequisiti:</w:t>
+            </w:r>
+          </w:p>
+        </w:tc>
+        <w:tc>
+          <w:tcPr>
+            <w:tcW w:w="7471" w:type="dxa"/>
+            <w:gridSpan w:val="3"/>
+            <w:tcBorders>
+              <w:left w:val="single" w:sz="4" w:space="0" w:color="auto"/>
+            </w:tcBorders>
+          </w:tcPr>
+          <w:p>
+            <w:pPr>
+              <w:pStyle w:val="BodyTextChar"/>
+              <w:rPr>
+                <w:sz w:val="18"/>
+                <w:szCs w:val="18"/>
+                <w:lang w:val="it-CH"/>
+              </w:rPr>
+            </w:pPr>
+            <w:r>
+              <w:rPr>
+                <w:sz w:val="18"/>
+                <w:szCs w:val="18"/>
+                <w:lang w:val="it-CH"/>
+              </w:rPr>
+              <w:t xml:space="preserve">Eseguire l’accesso con credenziali di un </w:t>
+            </w:r>
+            <w:r>
+              <w:rPr>
+                <w:sz w:val="18"/>
+                <w:szCs w:val="18"/>
+                <w:lang w:val="it-CH"/>
+              </w:rPr>
+              <w:t>vendor</w:t>
+            </w:r>
+          </w:p>
+        </w:tc>
+      </w:tr>
+      <w:tr>
+        <w:tc>
+          <w:tcPr>
+            <w:tcW w:w="2050" w:type="dxa"/>
+            <w:tcBorders>
+              <w:right w:val="single" w:sz="4" w:space="0" w:color="auto"/>
+            </w:tcBorders>
+            <w:shd w:val="pct25" w:color="auto" w:fill="auto"/>
+          </w:tcPr>
+          <w:p>
+            <w:pPr>
+              <w:pStyle w:val="BodyTextChar"/>
+              <w:rPr>
+                <w:b/>
+                <w:sz w:val="18"/>
+                <w:szCs w:val="18"/>
+                <w:lang w:val="it-CH"/>
+              </w:rPr>
+            </w:pPr>
+            <w:r>
+              <w:rPr>
+                <w:b/>
+                <w:sz w:val="18"/>
+                <w:szCs w:val="18"/>
+                <w:lang w:val="it-CH"/>
+              </w:rPr>
+              <w:t>Procedura:</w:t>
+            </w:r>
+          </w:p>
+        </w:tc>
+        <w:tc>
+          <w:tcPr>
+            <w:tcW w:w="7471" w:type="dxa"/>
+            <w:gridSpan w:val="3"/>
+            <w:tcBorders>
+              <w:left w:val="single" w:sz="4" w:space="0" w:color="auto"/>
+            </w:tcBorders>
+          </w:tcPr>
+          <w:p>
+            <w:pPr>
+              <w:pStyle w:val="Corpotesto"/>
+              <w:numPr>
+                <w:ilvl w:val="0"/>
+                <w:numId w:val="9"/>
+              </w:numPr>
+              <w:rPr>
+                <w:lang w:eastAsia="en-US"/>
+              </w:rPr>
+            </w:pPr>
+            <w:r>
+              <w:rPr>
+                <w:lang w:eastAsia="en-US"/>
+              </w:rPr>
+              <w:t xml:space="preserve">Dopo l’accesso si è reindirizzati alla pagina di gestione </w:t>
+            </w:r>
+            <w:r>
+              <w:rPr>
+                <w:lang w:eastAsia="en-US"/>
+              </w:rPr>
+              <w:t>dei prodotti</w:t>
+            </w:r>
+          </w:p>
+          <w:p>
+            <w:pPr>
+              <w:pStyle w:val="Corpotesto"/>
+              <w:numPr>
+                <w:ilvl w:val="0"/>
+                <w:numId w:val="9"/>
+              </w:numPr>
+              <w:rPr>
+                <w:lang w:eastAsia="en-US"/>
+              </w:rPr>
+            </w:pPr>
+            <w:r>
+              <w:rPr>
+                <w:lang w:eastAsia="en-US"/>
+              </w:rPr>
+              <w:t xml:space="preserve">Tentare la modifica premendo l’icona della matita accanto ad un </w:t>
+            </w:r>
+            <w:r>
+              <w:rPr>
+                <w:lang w:eastAsia="en-US"/>
+              </w:rPr>
+              <w:t>prodotto</w:t>
+            </w:r>
+            <w:r>
+              <w:rPr>
+                <w:lang w:eastAsia="en-US"/>
+              </w:rPr>
+              <w:t xml:space="preserve"> </w:t>
+            </w:r>
+          </w:p>
+          <w:p>
+            <w:pPr>
+              <w:pStyle w:val="Corpotesto"/>
+              <w:numPr>
+                <w:ilvl w:val="0"/>
+                <w:numId w:val="9"/>
+              </w:numPr>
+              <w:rPr>
+                <w:lang w:eastAsia="en-US"/>
+              </w:rPr>
+            </w:pPr>
+            <w:r>
+              <w:rPr>
+                <w:lang w:eastAsia="en-US"/>
+              </w:rPr>
+              <w:t xml:space="preserve">Accedere dalla </w:t>
+            </w:r>
+            <w:proofErr w:type="spellStart"/>
+            <w:r>
+              <w:rPr>
+                <w:lang w:eastAsia="en-US"/>
+              </w:rPr>
+              <w:t>navbar</w:t>
+            </w:r>
+            <w:proofErr w:type="spellEnd"/>
+            <w:r>
+              <w:rPr>
+                <w:lang w:eastAsia="en-US"/>
+              </w:rPr>
+              <w:t xml:space="preserve"> ad “</w:t>
+            </w:r>
+            <w:proofErr w:type="spellStart"/>
+            <w:r>
+              <w:rPr>
+                <w:lang w:eastAsia="en-US"/>
+              </w:rPr>
+              <w:t>Add</w:t>
+            </w:r>
+            <w:proofErr w:type="spellEnd"/>
+            <w:r>
+              <w:rPr>
+                <w:lang w:eastAsia="en-US"/>
+              </w:rPr>
+              <w:t xml:space="preserve"> Product”</w:t>
+            </w:r>
+          </w:p>
+          <w:p>
+            <w:pPr>
+              <w:pStyle w:val="Corpotesto"/>
+              <w:numPr>
+                <w:ilvl w:val="0"/>
+                <w:numId w:val="9"/>
+              </w:numPr>
+              <w:rPr>
+                <w:lang w:eastAsia="en-US"/>
+              </w:rPr>
+            </w:pPr>
+            <w:r>
+              <w:rPr>
+                <w:lang w:eastAsia="en-US"/>
+              </w:rPr>
+              <w:t xml:space="preserve">Accedere dalla </w:t>
+            </w:r>
+            <w:proofErr w:type="spellStart"/>
+            <w:r>
+              <w:rPr>
+                <w:lang w:eastAsia="en-US"/>
+              </w:rPr>
+              <w:t>navbar</w:t>
+            </w:r>
+            <w:proofErr w:type="spellEnd"/>
+            <w:r>
+              <w:rPr>
+                <w:lang w:eastAsia="en-US"/>
+              </w:rPr>
+              <w:t xml:space="preserve"> a “Sales”</w:t>
+            </w:r>
+          </w:p>
+          <w:p>
+            <w:pPr>
+              <w:pStyle w:val="Corpotesto"/>
+              <w:numPr>
+                <w:ilvl w:val="0"/>
+                <w:numId w:val="9"/>
+              </w:numPr>
+              <w:rPr>
+                <w:lang w:eastAsia="en-US"/>
+              </w:rPr>
+            </w:pPr>
+            <w:r>
+              <w:rPr>
+                <w:lang w:eastAsia="en-US"/>
+              </w:rPr>
+              <w:t>Tornare alla home premendo il logo del sito</w:t>
+            </w:r>
+          </w:p>
+          <w:p>
+            <w:pPr>
+              <w:pStyle w:val="Corpotesto"/>
+              <w:numPr>
+                <w:ilvl w:val="0"/>
+                <w:numId w:val="9"/>
+              </w:numPr>
+              <w:rPr>
+                <w:lang w:eastAsia="en-US"/>
+              </w:rPr>
+            </w:pPr>
+            <w:r>
+              <w:rPr>
+                <w:lang w:eastAsia="en-US"/>
+              </w:rPr>
+              <w:t xml:space="preserve">Accedere dalla </w:t>
+            </w:r>
+            <w:proofErr w:type="spellStart"/>
+            <w:r>
+              <w:rPr>
+                <w:lang w:eastAsia="en-US"/>
+              </w:rPr>
+              <w:t>navbar</w:t>
+            </w:r>
+            <w:proofErr w:type="spellEnd"/>
+            <w:r>
+              <w:rPr>
+                <w:lang w:eastAsia="en-US"/>
+              </w:rPr>
+              <w:t xml:space="preserve"> a “</w:t>
+            </w:r>
+            <w:proofErr w:type="spellStart"/>
+            <w:r>
+              <w:rPr>
+                <w:lang w:eastAsia="en-US"/>
+              </w:rPr>
+              <w:t>Catalog</w:t>
+            </w:r>
+            <w:proofErr w:type="spellEnd"/>
+            <w:r>
+              <w:rPr>
+                <w:lang w:eastAsia="en-US"/>
+              </w:rPr>
+              <w:t>”</w:t>
+            </w:r>
+          </w:p>
+          <w:p>
+            <w:pPr>
+              <w:pStyle w:val="Corpotesto"/>
+              <w:numPr>
+                <w:ilvl w:val="0"/>
+                <w:numId w:val="9"/>
+              </w:numPr>
+              <w:rPr>
+                <w:lang w:eastAsia="en-US"/>
+              </w:rPr>
+            </w:pPr>
+            <w:r>
+              <w:rPr>
+                <w:lang w:eastAsia="en-US"/>
+              </w:rPr>
+              <w:t>Preme</w:t>
+            </w:r>
+            <w:r>
+              <w:rPr>
+                <w:lang w:eastAsia="en-US"/>
+              </w:rPr>
+              <w:t>re</w:t>
+            </w:r>
+            <w:r>
+              <w:rPr>
+                <w:lang w:eastAsia="en-US"/>
+              </w:rPr>
+              <w:t xml:space="preserve"> il pulsante “Details” di un prodotto qualsiasi</w:t>
+            </w:r>
+          </w:p>
+          <w:p>
+            <w:pPr>
+              <w:pStyle w:val="Corpotesto"/>
+              <w:numPr>
+                <w:ilvl w:val="0"/>
+                <w:numId w:val="9"/>
+              </w:numPr>
+              <w:rPr>
+                <w:lang w:eastAsia="en-US"/>
+              </w:rPr>
+            </w:pPr>
+            <w:r>
+              <w:rPr>
+                <w:lang w:eastAsia="en-US"/>
+              </w:rPr>
+              <w:t>Accedere alle impostazioni del profilo (dal bottone con l’username)</w:t>
+            </w:r>
+          </w:p>
+        </w:tc>
+      </w:tr>
+      <w:tr>
+        <w:tc>
+          <w:tcPr>
+            <w:tcW w:w="2050" w:type="dxa"/>
+            <w:tcBorders>
+              <w:right w:val="single" w:sz="4" w:space="0" w:color="auto"/>
+            </w:tcBorders>
+            <w:shd w:val="pct25" w:color="auto" w:fill="auto"/>
+          </w:tcPr>
+          <w:p>
+            <w:pPr>
+              <w:pStyle w:val="BodyTextChar"/>
+              <w:rPr>
+                <w:b/>
+                <w:sz w:val="18"/>
+                <w:szCs w:val="18"/>
+                <w:lang w:val="it-CH"/>
+              </w:rPr>
+            </w:pPr>
+            <w:r>
+              <w:rPr>
+                <w:b/>
+                <w:sz w:val="18"/>
+                <w:szCs w:val="18"/>
+                <w:lang w:val="it-CH"/>
+              </w:rPr>
+              <w:t>Risultati attesi:</w:t>
+            </w:r>
+          </w:p>
+        </w:tc>
+        <w:tc>
+          <w:tcPr>
+            <w:tcW w:w="7471" w:type="dxa"/>
+            <w:gridSpan w:val="3"/>
+            <w:tcBorders>
+              <w:left w:val="single" w:sz="4" w:space="0" w:color="auto"/>
+            </w:tcBorders>
+          </w:tcPr>
+          <w:p>
+            <w:pPr>
+              <w:pStyle w:val="BodyTextChar"/>
+              <w:rPr>
+                <w:sz w:val="18"/>
+                <w:szCs w:val="18"/>
+                <w:lang w:val="it-CH"/>
+              </w:rPr>
+            </w:pPr>
+            <w:r>
+              <w:rPr>
+                <w:sz w:val="18"/>
+                <w:szCs w:val="18"/>
+                <w:lang w:val="it-CH"/>
+              </w:rPr>
+              <w:t>Visualizzazione delle pagine definite senza errori</w:t>
+            </w:r>
+          </w:p>
+        </w:tc>
+      </w:tr>
+    </w:tbl>
+    <w:p>
+      <w:r>
+        <w:br w:type="page"/>
+      </w:r>
+    </w:p>
+    <w:tbl>
+      <w:tblPr>
+        <w:tblW w:w="9521" w:type="dxa"/>
+        <w:tblInd w:w="113" w:type="dxa"/>
+        <w:tblBorders>
+          <w:top w:val="single" w:sz="4" w:space="0" w:color="auto"/>
+          <w:left w:val="single" w:sz="4" w:space="0" w:color="auto"/>
+          <w:bottom w:val="single" w:sz="4" w:space="0" w:color="auto"/>
+          <w:right w:val="single" w:sz="4" w:space="0" w:color="auto"/>
+          <w:insideH w:val="single" w:sz="4" w:space="0" w:color="auto"/>
+          <w:insideV w:val="single" w:sz="4" w:space="0" w:color="auto"/>
+        </w:tblBorders>
+        <w:tblLook w:val="01E0" w:firstRow="1" w:lastRow="1" w:firstColumn="1" w:lastColumn="1" w:noHBand="0" w:noVBand="0"/>
+      </w:tblPr>
+      <w:tblGrid>
+        <w:gridCol w:w="2050"/>
+        <w:gridCol w:w="1562"/>
+        <w:gridCol w:w="1267"/>
+        <w:gridCol w:w="4642"/>
+      </w:tblGrid>
+      <w:tr>
+        <w:tc>
+          <w:tcPr>
+            <w:tcW w:w="2050" w:type="dxa"/>
+            <w:tcBorders>
+              <w:bottom w:val="single" w:sz="4" w:space="0" w:color="auto"/>
+              <w:right w:val="single" w:sz="4" w:space="0" w:color="auto"/>
+            </w:tcBorders>
+            <w:shd w:val="pct25" w:color="auto" w:fill="auto"/>
+          </w:tcPr>
+          <w:p>
+            <w:pPr>
+              <w:pStyle w:val="BodyTextChar"/>
+              <w:rPr>
+                <w:b/>
+                <w:sz w:val="18"/>
+                <w:szCs w:val="18"/>
+                <w:lang w:val="it-CH"/>
+              </w:rPr>
+            </w:pPr>
+            <w:r>
+              <w:rPr>
+                <w:b/>
+                <w:sz w:val="18"/>
+                <w:szCs w:val="18"/>
+                <w:lang w:val="it-CH"/>
+              </w:rPr>
+              <w:lastRenderedPageBreak/>
+              <w:t>Test Case:</w:t>
+            </w:r>
+          </w:p>
+          <w:p>
+            <w:pPr>
+              <w:pStyle w:val="Corpotesto"/>
+              <w:rPr>
+                <w:sz w:val="18"/>
+                <w:szCs w:val="18"/>
+                <w:lang w:eastAsia="en-US"/>
+              </w:rPr>
+            </w:pPr>
+            <w:r>
+              <w:rPr>
+                <w:b/>
+                <w:sz w:val="18"/>
+                <w:szCs w:val="18"/>
+                <w:lang w:eastAsia="en-US"/>
+              </w:rPr>
+              <w:t>Riferimento</w:t>
+            </w:r>
+            <w:r>
+              <w:rPr>
+                <w:sz w:val="18"/>
+                <w:szCs w:val="18"/>
+                <w:lang w:eastAsia="en-US"/>
+              </w:rPr>
+              <w:t xml:space="preserve">: </w:t>
+            </w:r>
+          </w:p>
+        </w:tc>
+        <w:tc>
+          <w:tcPr>
+            <w:tcW w:w="1562" w:type="dxa"/>
+            <w:tcBorders>
+              <w:left w:val="single" w:sz="4" w:space="0" w:color="auto"/>
+              <w:bottom w:val="single" w:sz="4" w:space="0" w:color="auto"/>
+              <w:right w:val="single" w:sz="4" w:space="0" w:color="auto"/>
+            </w:tcBorders>
+          </w:tcPr>
+          <w:p>
+            <w:pPr>
+              <w:pStyle w:val="BodyTextChar"/>
+              <w:rPr>
+                <w:sz w:val="18"/>
+                <w:szCs w:val="18"/>
+                <w:lang w:val="it-CH"/>
+              </w:rPr>
+            </w:pPr>
+            <w:r>
+              <w:rPr>
+                <w:sz w:val="18"/>
+                <w:szCs w:val="18"/>
+                <w:lang w:val="it-CH"/>
+              </w:rPr>
+              <w:t>TC-00</w:t>
+            </w:r>
+            <w:r>
+              <w:rPr>
+                <w:sz w:val="18"/>
+                <w:szCs w:val="18"/>
+                <w:lang w:val="it-CH"/>
+              </w:rPr>
+              <w:t>4</w:t>
+            </w:r>
+          </w:p>
+          <w:p>
+            <w:r>
+              <w:rPr>
+                <w:sz w:val="18"/>
+                <w:szCs w:val="18"/>
+              </w:rPr>
+              <w:t>REQ-02</w:t>
+            </w:r>
+          </w:p>
+        </w:tc>
+        <w:tc>
+          <w:tcPr>
+            <w:tcW w:w="1267" w:type="dxa"/>
+            <w:tcBorders>
+              <w:left w:val="single" w:sz="4" w:space="0" w:color="auto"/>
+              <w:bottom w:val="single" w:sz="4" w:space="0" w:color="auto"/>
+              <w:right w:val="single" w:sz="4" w:space="0" w:color="auto"/>
+            </w:tcBorders>
+            <w:shd w:val="pct25" w:color="auto" w:fill="auto"/>
+          </w:tcPr>
+          <w:p>
+            <w:pPr>
+              <w:pStyle w:val="BodyTextChar"/>
+              <w:rPr>
+                <w:b/>
+                <w:sz w:val="18"/>
+                <w:szCs w:val="18"/>
+                <w:lang w:val="it-CH"/>
+              </w:rPr>
+            </w:pPr>
+            <w:r>
+              <w:rPr>
+                <w:b/>
+                <w:sz w:val="18"/>
+                <w:szCs w:val="18"/>
+                <w:lang w:val="it-CH"/>
+              </w:rPr>
+              <w:t>Nome:</w:t>
+            </w:r>
+          </w:p>
+        </w:tc>
+        <w:tc>
+          <w:tcPr>
+            <w:tcW w:w="4642" w:type="dxa"/>
+            <w:tcBorders>
+              <w:left w:val="single" w:sz="4" w:space="0" w:color="auto"/>
+              <w:bottom w:val="single" w:sz="4" w:space="0" w:color="auto"/>
+            </w:tcBorders>
+          </w:tcPr>
+          <w:p>
+            <w:pPr>
+              <w:pStyle w:val="BodyTextChar"/>
+              <w:rPr>
+                <w:sz w:val="18"/>
+                <w:szCs w:val="18"/>
+                <w:lang w:val="it-CH"/>
+              </w:rPr>
+            </w:pPr>
+            <w:r>
+              <w:rPr>
+                <w:sz w:val="18"/>
+                <w:szCs w:val="18"/>
+                <w:lang w:val="it-CH"/>
+              </w:rPr>
+              <w:t>Accesso e visualizzazione delle pagine per gli utenti registrati (</w:t>
+            </w:r>
+            <w:r>
+              <w:rPr>
+                <w:sz w:val="18"/>
+                <w:szCs w:val="18"/>
+                <w:lang w:val="it-CH"/>
+              </w:rPr>
+              <w:t>admin</w:t>
+            </w:r>
+            <w:r>
+              <w:rPr>
+                <w:sz w:val="18"/>
+                <w:szCs w:val="18"/>
+                <w:lang w:val="it-CH"/>
+              </w:rPr>
+              <w:t>)</w:t>
+            </w:r>
+          </w:p>
+        </w:tc>
+      </w:tr>
+      <w:tr>
+        <w:tc>
+          <w:tcPr>
+            <w:tcW w:w="2050" w:type="dxa"/>
+            <w:tcBorders>
+              <w:right w:val="single" w:sz="4" w:space="0" w:color="auto"/>
+            </w:tcBorders>
+            <w:shd w:val="pct25" w:color="auto" w:fill="auto"/>
+          </w:tcPr>
+          <w:p>
+            <w:pPr>
+              <w:pStyle w:val="BodyTextChar"/>
+              <w:rPr>
+                <w:b/>
+                <w:sz w:val="18"/>
+                <w:szCs w:val="18"/>
+                <w:lang w:val="it-CH"/>
+              </w:rPr>
+            </w:pPr>
+            <w:r>
+              <w:rPr>
+                <w:b/>
+                <w:sz w:val="18"/>
+                <w:szCs w:val="18"/>
+                <w:lang w:val="it-CH"/>
+              </w:rPr>
+              <w:t>Descrizione:</w:t>
+            </w:r>
+          </w:p>
+        </w:tc>
+        <w:tc>
+          <w:tcPr>
+            <w:tcW w:w="7471" w:type="dxa"/>
+            <w:gridSpan w:val="3"/>
+            <w:tcBorders>
+              <w:left w:val="single" w:sz="4" w:space="0" w:color="auto"/>
+            </w:tcBorders>
+          </w:tcPr>
+          <w:p>
+            <w:pPr>
+              <w:pStyle w:val="BodyTextChar"/>
+              <w:rPr>
+                <w:sz w:val="18"/>
+                <w:szCs w:val="18"/>
+                <w:lang w:val="it-CH"/>
+              </w:rPr>
+            </w:pPr>
+            <w:r>
+              <w:rPr>
+                <w:sz w:val="18"/>
+                <w:szCs w:val="18"/>
+                <w:lang w:val="it-CH"/>
+              </w:rPr>
+              <w:t>Accesso e visualizzazione delle pag</w:t>
+            </w:r>
+            <w:r>
+              <w:rPr>
+                <w:sz w:val="18"/>
+                <w:szCs w:val="18"/>
+                <w:lang w:val="it-CH"/>
+              </w:rPr>
+              <w:t>i</w:t>
+            </w:r>
+            <w:r>
+              <w:rPr>
+                <w:sz w:val="18"/>
+                <w:szCs w:val="18"/>
+                <w:lang w:val="it-CH"/>
+              </w:rPr>
+              <w:t xml:space="preserve">ne </w:t>
+            </w:r>
+            <w:r>
+              <w:rPr>
+                <w:sz w:val="18"/>
+                <w:szCs w:val="18"/>
+                <w:lang w:val="it-CH"/>
+              </w:rPr>
+              <w:t xml:space="preserve">di </w:t>
+            </w:r>
+            <w:r>
+              <w:rPr>
+                <w:sz w:val="18"/>
+                <w:szCs w:val="18"/>
+                <w:lang w:val="it-CH"/>
+              </w:rPr>
+              <w:t xml:space="preserve">un </w:t>
+            </w:r>
+            <w:r>
+              <w:rPr>
+                <w:sz w:val="18"/>
+                <w:szCs w:val="18"/>
+                <w:lang w:val="it-CH"/>
+              </w:rPr>
+              <w:t>admin</w:t>
+            </w:r>
+            <w:r>
+              <w:rPr>
+                <w:sz w:val="18"/>
+                <w:szCs w:val="18"/>
+                <w:lang w:val="it-CH"/>
+              </w:rPr>
+              <w:t xml:space="preserve"> (home, catalogo, prodotto specifico, gestione utenti, modifica utenti, impostazioni profilo)</w:t>
+            </w:r>
+          </w:p>
+        </w:tc>
+      </w:tr>
+      <w:tr>
+        <w:tc>
+          <w:tcPr>
+            <w:tcW w:w="2050" w:type="dxa"/>
+            <w:tcBorders>
+              <w:right w:val="single" w:sz="4" w:space="0" w:color="auto"/>
+            </w:tcBorders>
+            <w:shd w:val="pct25" w:color="auto" w:fill="auto"/>
+          </w:tcPr>
+          <w:p>
+            <w:pPr>
+              <w:pStyle w:val="BodyTextChar"/>
+              <w:rPr>
+                <w:b/>
+                <w:sz w:val="18"/>
+                <w:szCs w:val="18"/>
+                <w:lang w:val="it-CH"/>
+              </w:rPr>
+            </w:pPr>
+            <w:r>
+              <w:rPr>
+                <w:b/>
+                <w:sz w:val="18"/>
+                <w:szCs w:val="18"/>
+                <w:lang w:val="it-CH"/>
+              </w:rPr>
+              <w:t>Prerequisiti:</w:t>
+            </w:r>
+          </w:p>
+        </w:tc>
+        <w:tc>
+          <w:tcPr>
+            <w:tcW w:w="7471" w:type="dxa"/>
+            <w:gridSpan w:val="3"/>
+            <w:tcBorders>
+              <w:left w:val="single" w:sz="4" w:space="0" w:color="auto"/>
+            </w:tcBorders>
+          </w:tcPr>
+          <w:p>
+            <w:pPr>
+              <w:pStyle w:val="BodyTextChar"/>
+              <w:rPr>
+                <w:sz w:val="18"/>
+                <w:szCs w:val="18"/>
+                <w:lang w:val="it-CH"/>
+              </w:rPr>
+            </w:pPr>
+            <w:r>
+              <w:rPr>
+                <w:sz w:val="18"/>
+                <w:szCs w:val="18"/>
+                <w:lang w:val="it-CH"/>
+              </w:rPr>
+              <w:t>Eseguire l’accesso con credenziali di un admin</w:t>
+            </w:r>
+          </w:p>
+        </w:tc>
+      </w:tr>
+      <w:tr>
+        <w:tc>
+          <w:tcPr>
+            <w:tcW w:w="2050" w:type="dxa"/>
+            <w:tcBorders>
+              <w:right w:val="single" w:sz="4" w:space="0" w:color="auto"/>
+            </w:tcBorders>
+            <w:shd w:val="pct25" w:color="auto" w:fill="auto"/>
+          </w:tcPr>
+          <w:p>
+            <w:pPr>
+              <w:pStyle w:val="BodyTextChar"/>
+              <w:rPr>
+                <w:b/>
+                <w:sz w:val="18"/>
+                <w:szCs w:val="18"/>
+                <w:lang w:val="it-CH"/>
+              </w:rPr>
+            </w:pPr>
+            <w:r>
+              <w:rPr>
+                <w:b/>
+                <w:sz w:val="18"/>
+                <w:szCs w:val="18"/>
+                <w:lang w:val="it-CH"/>
+              </w:rPr>
+              <w:t>Procedura:</w:t>
+            </w:r>
+          </w:p>
+        </w:tc>
+        <w:tc>
+          <w:tcPr>
+            <w:tcW w:w="7471" w:type="dxa"/>
+            <w:gridSpan w:val="3"/>
+            <w:tcBorders>
+              <w:left w:val="single" w:sz="4" w:space="0" w:color="auto"/>
+            </w:tcBorders>
+          </w:tcPr>
+          <w:p>
+            <w:pPr>
+              <w:pStyle w:val="Corpotesto"/>
+              <w:numPr>
+                <w:ilvl w:val="0"/>
+                <w:numId w:val="10"/>
+              </w:numPr>
+              <w:rPr>
+                <w:lang w:eastAsia="en-US"/>
+              </w:rPr>
+            </w:pPr>
+            <w:r>
+              <w:rPr>
+                <w:lang w:eastAsia="en-US"/>
+              </w:rPr>
+              <w:t>Dopo l’accesso si è reindirizzati alla pagina di gestione dell’admin</w:t>
+            </w:r>
+          </w:p>
+          <w:p>
+            <w:pPr>
+              <w:pStyle w:val="Corpotesto"/>
+              <w:numPr>
+                <w:ilvl w:val="0"/>
+                <w:numId w:val="10"/>
+              </w:numPr>
+              <w:rPr>
+                <w:lang w:eastAsia="en-US"/>
+              </w:rPr>
+            </w:pPr>
+            <w:r>
+              <w:rPr>
+                <w:lang w:eastAsia="en-US"/>
+              </w:rPr>
+              <w:t xml:space="preserve">Tentare la modifica premendo </w:t>
+            </w:r>
+            <w:r>
+              <w:rPr>
+                <w:lang w:eastAsia="en-US"/>
+              </w:rPr>
+              <w:t>l’icona</w:t>
+            </w:r>
+            <w:r>
+              <w:rPr>
+                <w:lang w:eastAsia="en-US"/>
+              </w:rPr>
+              <w:t xml:space="preserve"> </w:t>
+            </w:r>
+            <w:r>
+              <w:rPr>
+                <w:lang w:eastAsia="en-US"/>
+              </w:rPr>
+              <w:t xml:space="preserve">della matita </w:t>
+            </w:r>
+            <w:r>
+              <w:rPr>
+                <w:lang w:eastAsia="en-US"/>
+              </w:rPr>
+              <w:t>accanto ad un</w:t>
+            </w:r>
+            <w:r>
+              <w:rPr>
+                <w:lang w:eastAsia="en-US"/>
+              </w:rPr>
+              <w:t xml:space="preserve"> utente </w:t>
+            </w:r>
+          </w:p>
+          <w:p>
+            <w:pPr>
+              <w:pStyle w:val="Corpotesto"/>
+              <w:numPr>
+                <w:ilvl w:val="0"/>
+                <w:numId w:val="10"/>
+              </w:numPr>
+              <w:rPr>
+                <w:lang w:eastAsia="en-US"/>
+              </w:rPr>
+            </w:pPr>
+            <w:r>
+              <w:rPr>
+                <w:lang w:eastAsia="en-US"/>
+              </w:rPr>
+              <w:t>Tornare alla home premendo il logo del sito</w:t>
+            </w:r>
+          </w:p>
+          <w:p>
+            <w:pPr>
+              <w:pStyle w:val="Corpotesto"/>
+              <w:numPr>
+                <w:ilvl w:val="0"/>
+                <w:numId w:val="10"/>
+              </w:numPr>
+              <w:rPr>
+                <w:lang w:eastAsia="en-US"/>
+              </w:rPr>
+            </w:pPr>
+            <w:r>
+              <w:rPr>
+                <w:lang w:eastAsia="en-US"/>
+              </w:rPr>
+              <w:t xml:space="preserve">Accedere dalla </w:t>
+            </w:r>
+            <w:proofErr w:type="spellStart"/>
+            <w:r>
+              <w:rPr>
+                <w:lang w:eastAsia="en-US"/>
+              </w:rPr>
+              <w:t>navbar</w:t>
+            </w:r>
+            <w:proofErr w:type="spellEnd"/>
+            <w:r>
+              <w:rPr>
+                <w:lang w:eastAsia="en-US"/>
+              </w:rPr>
+              <w:t xml:space="preserve"> a “</w:t>
+            </w:r>
+            <w:proofErr w:type="spellStart"/>
+            <w:r>
+              <w:rPr>
+                <w:lang w:eastAsia="en-US"/>
+              </w:rPr>
+              <w:t>Catalog</w:t>
+            </w:r>
+            <w:proofErr w:type="spellEnd"/>
+            <w:r>
+              <w:rPr>
+                <w:lang w:eastAsia="en-US"/>
+              </w:rPr>
+              <w:t>”</w:t>
+            </w:r>
+          </w:p>
+          <w:p>
+            <w:pPr>
+              <w:pStyle w:val="Corpotesto"/>
+              <w:numPr>
+                <w:ilvl w:val="0"/>
+                <w:numId w:val="10"/>
+              </w:numPr>
+              <w:rPr>
+                <w:lang w:eastAsia="en-US"/>
+              </w:rPr>
+            </w:pPr>
+            <w:r>
+              <w:rPr>
+                <w:lang w:eastAsia="en-US"/>
+              </w:rPr>
+              <w:t>Preme</w:t>
+            </w:r>
+            <w:r>
+              <w:rPr>
+                <w:lang w:eastAsia="en-US"/>
+              </w:rPr>
+              <w:t>re</w:t>
+            </w:r>
+            <w:r>
+              <w:rPr>
+                <w:lang w:eastAsia="en-US"/>
+              </w:rPr>
+              <w:t xml:space="preserve"> il pulsante “Details” di un prodotto qualsiasi</w:t>
+            </w:r>
+          </w:p>
+          <w:p>
+            <w:pPr>
+              <w:pStyle w:val="Corpotesto"/>
+              <w:numPr>
+                <w:ilvl w:val="0"/>
+                <w:numId w:val="10"/>
+              </w:numPr>
+              <w:rPr>
+                <w:lang w:eastAsia="en-US"/>
+              </w:rPr>
+            </w:pPr>
+            <w:r>
+              <w:rPr>
+                <w:lang w:eastAsia="en-US"/>
+              </w:rPr>
+              <w:t>Accedere alle impostazioni del profilo (dal bottone con l’username)</w:t>
+            </w:r>
+          </w:p>
+        </w:tc>
+      </w:tr>
+      <w:tr>
+        <w:tc>
+          <w:tcPr>
+            <w:tcW w:w="2050" w:type="dxa"/>
+            <w:tcBorders>
+              <w:right w:val="single" w:sz="4" w:space="0" w:color="auto"/>
+            </w:tcBorders>
+            <w:shd w:val="pct25" w:color="auto" w:fill="auto"/>
+          </w:tcPr>
+          <w:p>
+            <w:pPr>
+              <w:pStyle w:val="BodyTextChar"/>
+              <w:rPr>
+                <w:b/>
+                <w:sz w:val="18"/>
+                <w:szCs w:val="18"/>
+                <w:lang w:val="it-CH"/>
+              </w:rPr>
+            </w:pPr>
+            <w:r>
+              <w:rPr>
+                <w:b/>
+                <w:sz w:val="18"/>
+                <w:szCs w:val="18"/>
+                <w:lang w:val="it-CH"/>
+              </w:rPr>
+              <w:t>Risultati attesi:</w:t>
+            </w:r>
+          </w:p>
+        </w:tc>
+        <w:tc>
+          <w:tcPr>
+            <w:tcW w:w="7471" w:type="dxa"/>
+            <w:gridSpan w:val="3"/>
+            <w:tcBorders>
+              <w:left w:val="single" w:sz="4" w:space="0" w:color="auto"/>
+            </w:tcBorders>
+          </w:tcPr>
+          <w:p>
+            <w:pPr>
+              <w:pStyle w:val="BodyTextChar"/>
+              <w:rPr>
+                <w:sz w:val="18"/>
+                <w:szCs w:val="18"/>
+                <w:lang w:val="it-CH"/>
+              </w:rPr>
+            </w:pPr>
+            <w:r>
+              <w:rPr>
+                <w:sz w:val="18"/>
+                <w:szCs w:val="18"/>
+                <w:lang w:val="it-CH"/>
+              </w:rPr>
+              <w:t>Visualizzazione delle pagine definite senza errori</w:t>
+            </w:r>
+          </w:p>
+        </w:tc>
+      </w:tr>
+    </w:tbl>
+    <w:p/>
+    <w:tbl>
+      <w:tblPr>
+        <w:tblW w:w="9521" w:type="dxa"/>
+        <w:tblInd w:w="113" w:type="dxa"/>
+        <w:tblBorders>
+          <w:top w:val="single" w:sz="4" w:space="0" w:color="auto"/>
+          <w:left w:val="single" w:sz="4" w:space="0" w:color="auto"/>
+          <w:bottom w:val="single" w:sz="4" w:space="0" w:color="auto"/>
+          <w:right w:val="single" w:sz="4" w:space="0" w:color="auto"/>
+          <w:insideH w:val="single" w:sz="4" w:space="0" w:color="auto"/>
+          <w:insideV w:val="single" w:sz="4" w:space="0" w:color="auto"/>
+        </w:tblBorders>
+        <w:tblLook w:val="01E0" w:firstRow="1" w:lastRow="1" w:firstColumn="1" w:lastColumn="1" w:noHBand="0" w:noVBand="0"/>
+      </w:tblPr>
+      <w:tblGrid>
+        <w:gridCol w:w="2050"/>
+        <w:gridCol w:w="1562"/>
+        <w:gridCol w:w="1267"/>
+        <w:gridCol w:w="4642"/>
+      </w:tblGrid>
+      <w:tr>
+        <w:tc>
+          <w:tcPr>
+            <w:tcW w:w="2050" w:type="dxa"/>
+            <w:tcBorders>
+              <w:bottom w:val="single" w:sz="4" w:space="0" w:color="auto"/>
+              <w:right w:val="single" w:sz="4" w:space="0" w:color="auto"/>
+            </w:tcBorders>
+            <w:shd w:val="pct25" w:color="auto" w:fill="auto"/>
+          </w:tcPr>
+          <w:p>
+            <w:pPr>
+              <w:pStyle w:val="BodyTextChar"/>
+              <w:rPr>
+                <w:b/>
+                <w:sz w:val="18"/>
+                <w:szCs w:val="18"/>
+                <w:lang w:val="it-CH"/>
+              </w:rPr>
+            </w:pPr>
+            <w:r>
+              <w:rPr>
+                <w:b/>
+                <w:sz w:val="18"/>
+                <w:szCs w:val="18"/>
+                <w:lang w:val="it-CH"/>
+              </w:rPr>
+              <w:t>Test Case:</w:t>
+            </w:r>
+          </w:p>
+          <w:p>
+            <w:pPr>
+              <w:pStyle w:val="Corpotesto"/>
+              <w:rPr>
+                <w:sz w:val="18"/>
+                <w:szCs w:val="18"/>
+                <w:lang w:eastAsia="en-US"/>
+              </w:rPr>
+            </w:pPr>
+            <w:r>
+              <w:rPr>
+                <w:b/>
+                <w:sz w:val="18"/>
+                <w:szCs w:val="18"/>
+                <w:lang w:eastAsia="en-US"/>
+              </w:rPr>
+              <w:t>Riferimento</w:t>
+            </w:r>
+            <w:r>
+              <w:rPr>
+                <w:sz w:val="18"/>
+                <w:szCs w:val="18"/>
+                <w:lang w:eastAsia="en-US"/>
+              </w:rPr>
+              <w:t xml:space="preserve">: </w:t>
+            </w:r>
+          </w:p>
+        </w:tc>
+        <w:tc>
+          <w:tcPr>
+            <w:tcW w:w="1562" w:type="dxa"/>
+            <w:tcBorders>
+              <w:left w:val="single" w:sz="4" w:space="0" w:color="auto"/>
+              <w:bottom w:val="single" w:sz="4" w:space="0" w:color="auto"/>
+              <w:right w:val="single" w:sz="4" w:space="0" w:color="auto"/>
+            </w:tcBorders>
+          </w:tcPr>
+          <w:p>
+            <w:pPr>
+              <w:pStyle w:val="BodyTextChar"/>
+              <w:rPr>
+                <w:sz w:val="18"/>
+                <w:szCs w:val="18"/>
+                <w:lang w:val="it-CH"/>
+              </w:rPr>
+            </w:pPr>
+            <w:r>
+              <w:rPr>
+                <w:sz w:val="18"/>
+                <w:szCs w:val="18"/>
+                <w:lang w:val="it-CH"/>
+              </w:rPr>
+              <w:t>TC-00</w:t>
+            </w:r>
+            <w:r>
+              <w:rPr>
+                <w:sz w:val="18"/>
+                <w:szCs w:val="18"/>
+                <w:lang w:val="it-CH"/>
+              </w:rPr>
+              <w:t>5</w:t>
+            </w:r>
+          </w:p>
+          <w:p>
+            <w:r>
+              <w:rPr>
+                <w:sz w:val="18"/>
+                <w:szCs w:val="18"/>
+              </w:rPr>
+              <w:t>REQ-0</w:t>
+            </w:r>
+            <w:r>
+              <w:rPr>
+                <w:sz w:val="18"/>
+                <w:szCs w:val="18"/>
+              </w:rPr>
+              <w:t>3</w:t>
+            </w:r>
+          </w:p>
+        </w:tc>
+        <w:tc>
+          <w:tcPr>
+            <w:tcW w:w="1267" w:type="dxa"/>
+            <w:tcBorders>
+              <w:left w:val="single" w:sz="4" w:space="0" w:color="auto"/>
+              <w:bottom w:val="single" w:sz="4" w:space="0" w:color="auto"/>
+              <w:right w:val="single" w:sz="4" w:space="0" w:color="auto"/>
+            </w:tcBorders>
+            <w:shd w:val="pct25" w:color="auto" w:fill="auto"/>
+          </w:tcPr>
+          <w:p>
+            <w:pPr>
+              <w:pStyle w:val="BodyTextChar"/>
+              <w:rPr>
+                <w:b/>
+                <w:sz w:val="18"/>
+                <w:szCs w:val="18"/>
+                <w:lang w:val="it-CH"/>
+              </w:rPr>
+            </w:pPr>
+            <w:r>
+              <w:rPr>
+                <w:b/>
+                <w:sz w:val="18"/>
+                <w:szCs w:val="18"/>
+                <w:lang w:val="it-CH"/>
+              </w:rPr>
+              <w:t>Nome:</w:t>
+            </w:r>
+          </w:p>
+        </w:tc>
+        <w:tc>
+          <w:tcPr>
+            <w:tcW w:w="4642" w:type="dxa"/>
+            <w:tcBorders>
+              <w:left w:val="single" w:sz="4" w:space="0" w:color="auto"/>
+              <w:bottom w:val="single" w:sz="4" w:space="0" w:color="auto"/>
+            </w:tcBorders>
+          </w:tcPr>
+          <w:p>
+            <w:pPr>
+              <w:pStyle w:val="BodyTextChar"/>
+              <w:rPr>
+                <w:sz w:val="18"/>
+                <w:szCs w:val="18"/>
+                <w:lang w:val="it-CH"/>
+              </w:rPr>
+            </w:pPr>
+            <w:r>
+              <w:rPr>
+                <w:sz w:val="18"/>
+                <w:szCs w:val="18"/>
+                <w:lang w:val="it-CH"/>
+              </w:rPr>
+              <w:t>Gestione degli utenti registrati (modifica)</w:t>
+            </w:r>
+          </w:p>
+        </w:tc>
+      </w:tr>
+      <w:tr>
+        <w:tc>
+          <w:tcPr>
+            <w:tcW w:w="2050" w:type="dxa"/>
+            <w:tcBorders>
+              <w:right w:val="single" w:sz="4" w:space="0" w:color="auto"/>
+            </w:tcBorders>
+            <w:shd w:val="pct25" w:color="auto" w:fill="auto"/>
+          </w:tcPr>
+          <w:p>
+            <w:pPr>
+              <w:pStyle w:val="BodyTextChar"/>
+              <w:rPr>
+                <w:b/>
+                <w:sz w:val="18"/>
+                <w:szCs w:val="18"/>
+                <w:lang w:val="it-CH"/>
+              </w:rPr>
+            </w:pPr>
+            <w:r>
+              <w:rPr>
+                <w:b/>
+                <w:sz w:val="18"/>
+                <w:szCs w:val="18"/>
+                <w:lang w:val="it-CH"/>
+              </w:rPr>
+              <w:t>Descrizione:</w:t>
+            </w:r>
+          </w:p>
+        </w:tc>
+        <w:tc>
+          <w:tcPr>
+            <w:tcW w:w="7471" w:type="dxa"/>
+            <w:gridSpan w:val="3"/>
+            <w:tcBorders>
+              <w:left w:val="single" w:sz="4" w:space="0" w:color="auto"/>
+            </w:tcBorders>
+          </w:tcPr>
+          <w:p>
+            <w:pPr>
+              <w:pStyle w:val="BodyTextChar"/>
+              <w:rPr>
+                <w:sz w:val="18"/>
+                <w:szCs w:val="18"/>
+                <w:lang w:val="it-CH"/>
+              </w:rPr>
+            </w:pPr>
+            <w:r>
+              <w:rPr>
+                <w:sz w:val="18"/>
+                <w:szCs w:val="18"/>
+                <w:lang w:val="it-CH"/>
+              </w:rPr>
+              <w:t>L’amministratore deve poter modificare le informazioni degli account degli utenti registrati, esclusa la password.</w:t>
+            </w:r>
+          </w:p>
+        </w:tc>
+      </w:tr>
+      <w:tr>
+        <w:tc>
+          <w:tcPr>
+            <w:tcW w:w="2050" w:type="dxa"/>
+            <w:tcBorders>
+              <w:right w:val="single" w:sz="4" w:space="0" w:color="auto"/>
+            </w:tcBorders>
+            <w:shd w:val="pct25" w:color="auto" w:fill="auto"/>
+          </w:tcPr>
+          <w:p>
+            <w:pPr>
+              <w:pStyle w:val="BodyTextChar"/>
+              <w:rPr>
+                <w:b/>
+                <w:sz w:val="18"/>
+                <w:szCs w:val="18"/>
+                <w:lang w:val="it-CH"/>
+              </w:rPr>
+            </w:pPr>
+            <w:r>
+              <w:rPr>
+                <w:b/>
+                <w:sz w:val="18"/>
+                <w:szCs w:val="18"/>
+                <w:lang w:val="it-CH"/>
+              </w:rPr>
+              <w:t>Prerequisiti:</w:t>
+            </w:r>
+          </w:p>
+        </w:tc>
+        <w:tc>
+          <w:tcPr>
+            <w:tcW w:w="7471" w:type="dxa"/>
+            <w:gridSpan w:val="3"/>
+            <w:tcBorders>
+              <w:left w:val="single" w:sz="4" w:space="0" w:color="auto"/>
+            </w:tcBorders>
+          </w:tcPr>
+          <w:p>
+            <w:pPr>
+              <w:pStyle w:val="BodyTextChar"/>
+              <w:rPr>
+                <w:sz w:val="18"/>
+                <w:szCs w:val="18"/>
+                <w:lang w:val="it-CH"/>
+              </w:rPr>
+            </w:pPr>
+            <w:r>
+              <w:rPr>
+                <w:sz w:val="18"/>
+                <w:szCs w:val="18"/>
+                <w:lang w:val="it-CH"/>
+              </w:rPr>
+              <w:t>Eseguire l’accesso con credenziali di un admin</w:t>
+            </w:r>
+          </w:p>
+        </w:tc>
+      </w:tr>
+      <w:tr>
+        <w:tc>
+          <w:tcPr>
+            <w:tcW w:w="2050" w:type="dxa"/>
+            <w:tcBorders>
+              <w:right w:val="single" w:sz="4" w:space="0" w:color="auto"/>
+            </w:tcBorders>
+            <w:shd w:val="pct25" w:color="auto" w:fill="auto"/>
+          </w:tcPr>
+          <w:p>
+            <w:pPr>
+              <w:pStyle w:val="BodyTextChar"/>
+              <w:rPr>
+                <w:b/>
+                <w:sz w:val="18"/>
+                <w:szCs w:val="18"/>
+                <w:lang w:val="it-CH"/>
+              </w:rPr>
+            </w:pPr>
+            <w:r>
+              <w:rPr>
+                <w:b/>
+                <w:sz w:val="18"/>
+                <w:szCs w:val="18"/>
+                <w:lang w:val="it-CH"/>
+              </w:rPr>
+              <w:t>Procedura:</w:t>
+            </w:r>
+          </w:p>
+        </w:tc>
+        <w:tc>
+          <w:tcPr>
+            <w:tcW w:w="7471" w:type="dxa"/>
+            <w:gridSpan w:val="3"/>
+            <w:tcBorders>
+              <w:left w:val="single" w:sz="4" w:space="0" w:color="auto"/>
+            </w:tcBorders>
+          </w:tcPr>
+          <w:p>
+            <w:pPr>
+              <w:pStyle w:val="Corpotesto"/>
+              <w:numPr>
+                <w:ilvl w:val="0"/>
+                <w:numId w:val="8"/>
+              </w:numPr>
+              <w:rPr>
+                <w:lang w:eastAsia="en-US"/>
+              </w:rPr>
+            </w:pPr>
+            <w:r>
+              <w:rPr>
+                <w:lang w:eastAsia="en-US"/>
+              </w:rPr>
+              <w:t>Nella pagina di gestione degli utenti premere l’icona della matita per accedere al form di modifica di un utente</w:t>
+            </w:r>
+          </w:p>
+          <w:p>
+            <w:pPr>
+              <w:pStyle w:val="Corpotesto"/>
+              <w:numPr>
+                <w:ilvl w:val="0"/>
+                <w:numId w:val="8"/>
+              </w:numPr>
+              <w:rPr>
+                <w:lang w:eastAsia="en-US"/>
+              </w:rPr>
+            </w:pPr>
+            <w:r>
+              <w:rPr>
+                <w:lang w:eastAsia="en-US"/>
+              </w:rPr>
+              <w:t>Cambiare le informazioni di quell’utente</w:t>
+            </w:r>
+          </w:p>
+          <w:p>
+            <w:pPr>
+              <w:pStyle w:val="Corpotesto"/>
+              <w:numPr>
+                <w:ilvl w:val="0"/>
+                <w:numId w:val="8"/>
+              </w:numPr>
+              <w:rPr>
+                <w:lang w:eastAsia="en-US"/>
+              </w:rPr>
+            </w:pPr>
+            <w:r>
+              <w:rPr>
+                <w:lang w:eastAsia="en-US"/>
+              </w:rPr>
+              <w:t>Salvare le modifiche</w:t>
+            </w:r>
+          </w:p>
+          <w:p>
+            <w:pPr>
+              <w:pStyle w:val="Corpotesto"/>
+              <w:numPr>
+                <w:ilvl w:val="0"/>
+                <w:numId w:val="8"/>
+              </w:numPr>
+              <w:rPr>
+                <w:lang w:eastAsia="en-US"/>
+              </w:rPr>
+            </w:pPr>
+            <w:r>
+              <w:rPr>
+                <w:lang w:eastAsia="en-US"/>
+              </w:rPr>
+              <w:t xml:space="preserve">Verificare </w:t>
+            </w:r>
+            <w:r>
+              <w:rPr>
+                <w:lang w:eastAsia="en-US"/>
+              </w:rPr>
+              <w:t xml:space="preserve">la modifica </w:t>
+            </w:r>
+            <w:r>
+              <w:rPr>
+                <w:lang w:eastAsia="en-US"/>
+              </w:rPr>
+              <w:t>delle informazioni dalla lista degli utenti</w:t>
+            </w:r>
+          </w:p>
+        </w:tc>
+      </w:tr>
+      <w:tr>
+        <w:tc>
+          <w:tcPr>
+            <w:tcW w:w="2050" w:type="dxa"/>
+            <w:tcBorders>
+              <w:right w:val="single" w:sz="4" w:space="0" w:color="auto"/>
+            </w:tcBorders>
+            <w:shd w:val="pct25" w:color="auto" w:fill="auto"/>
+          </w:tcPr>
+          <w:p>
+            <w:pPr>
+              <w:pStyle w:val="BodyTextChar"/>
+              <w:rPr>
+                <w:b/>
+                <w:sz w:val="18"/>
+                <w:szCs w:val="18"/>
+                <w:lang w:val="it-CH"/>
+              </w:rPr>
+            </w:pPr>
+            <w:r>
+              <w:rPr>
+                <w:b/>
+                <w:sz w:val="18"/>
+                <w:szCs w:val="18"/>
+                <w:lang w:val="it-CH"/>
+              </w:rPr>
+              <w:t>Risultati attesi:</w:t>
+            </w:r>
+          </w:p>
+        </w:tc>
+        <w:tc>
+          <w:tcPr>
+            <w:tcW w:w="7471" w:type="dxa"/>
+            <w:gridSpan w:val="3"/>
+            <w:tcBorders>
+              <w:left w:val="single" w:sz="4" w:space="0" w:color="auto"/>
+            </w:tcBorders>
+          </w:tcPr>
+          <w:p>
+            <w:pPr>
+              <w:pStyle w:val="BodyTextChar"/>
+              <w:rPr>
+                <w:sz w:val="18"/>
+                <w:szCs w:val="18"/>
+                <w:lang w:val="it-CH"/>
+              </w:rPr>
+            </w:pPr>
+            <w:r>
+              <w:rPr>
+                <w:sz w:val="18"/>
+                <w:szCs w:val="18"/>
+                <w:lang w:val="it-CH"/>
+              </w:rPr>
+              <w:t>Modifiche apportate per l’utente scelto</w:t>
+            </w:r>
+          </w:p>
+        </w:tc>
+      </w:tr>
+    </w:tbl>
+    <w:p/>
+    <w:tbl>
+      <w:tblPr>
+        <w:tblW w:w="9521" w:type="dxa"/>
+        <w:tblInd w:w="113" w:type="dxa"/>
+        <w:tblBorders>
+          <w:top w:val="single" w:sz="4" w:space="0" w:color="auto"/>
+          <w:left w:val="single" w:sz="4" w:space="0" w:color="auto"/>
+          <w:bottom w:val="single" w:sz="4" w:space="0" w:color="auto"/>
+          <w:right w:val="single" w:sz="4" w:space="0" w:color="auto"/>
+          <w:insideH w:val="single" w:sz="4" w:space="0" w:color="auto"/>
+          <w:insideV w:val="single" w:sz="4" w:space="0" w:color="auto"/>
+        </w:tblBorders>
+        <w:tblLook w:val="01E0" w:firstRow="1" w:lastRow="1" w:firstColumn="1" w:lastColumn="1" w:noHBand="0" w:noVBand="0"/>
+      </w:tblPr>
+      <w:tblGrid>
+        <w:gridCol w:w="2050"/>
+        <w:gridCol w:w="1562"/>
+        <w:gridCol w:w="1267"/>
+        <w:gridCol w:w="4642"/>
+      </w:tblGrid>
+      <w:tr>
+        <w:tc>
+          <w:tcPr>
+            <w:tcW w:w="2050" w:type="dxa"/>
+            <w:tcBorders>
+              <w:bottom w:val="single" w:sz="4" w:space="0" w:color="auto"/>
+              <w:right w:val="single" w:sz="4" w:space="0" w:color="auto"/>
+            </w:tcBorders>
+            <w:shd w:val="pct25" w:color="auto" w:fill="auto"/>
+          </w:tcPr>
+          <w:p>
+            <w:pPr>
+              <w:pStyle w:val="BodyTextChar"/>
+              <w:rPr>
+                <w:b/>
+                <w:sz w:val="18"/>
+                <w:szCs w:val="18"/>
+                <w:lang w:val="it-CH"/>
+              </w:rPr>
+            </w:pPr>
+            <w:r>
+              <w:rPr>
+                <w:b/>
+                <w:sz w:val="18"/>
+                <w:szCs w:val="18"/>
+                <w:lang w:val="it-CH"/>
+              </w:rPr>
+              <w:t>Test Case:</w:t>
+            </w:r>
+          </w:p>
+          <w:p>
+            <w:pPr>
+              <w:pStyle w:val="Corpotesto"/>
+              <w:rPr>
+                <w:sz w:val="18"/>
+                <w:szCs w:val="18"/>
+                <w:lang w:eastAsia="en-US"/>
+              </w:rPr>
+            </w:pPr>
+            <w:r>
+              <w:rPr>
+                <w:b/>
+                <w:sz w:val="18"/>
+                <w:szCs w:val="18"/>
+                <w:lang w:eastAsia="en-US"/>
+              </w:rPr>
+              <w:t>Riferimento</w:t>
+            </w:r>
+            <w:r>
+              <w:rPr>
+                <w:sz w:val="18"/>
+                <w:szCs w:val="18"/>
+                <w:lang w:eastAsia="en-US"/>
+              </w:rPr>
+              <w:t xml:space="preserve">: </w:t>
+            </w:r>
+          </w:p>
+        </w:tc>
+        <w:tc>
+          <w:tcPr>
+            <w:tcW w:w="1562" w:type="dxa"/>
+            <w:tcBorders>
+              <w:left w:val="single" w:sz="4" w:space="0" w:color="auto"/>
+              <w:bottom w:val="single" w:sz="4" w:space="0" w:color="auto"/>
+              <w:right w:val="single" w:sz="4" w:space="0" w:color="auto"/>
+            </w:tcBorders>
+          </w:tcPr>
+          <w:p>
+            <w:pPr>
+              <w:pStyle w:val="BodyTextChar"/>
+              <w:rPr>
+                <w:sz w:val="18"/>
+                <w:szCs w:val="18"/>
+                <w:lang w:val="it-CH"/>
+              </w:rPr>
+            </w:pPr>
+            <w:r>
+              <w:rPr>
+                <w:sz w:val="18"/>
+                <w:szCs w:val="18"/>
+                <w:lang w:val="it-CH"/>
+              </w:rPr>
+              <w:t>TC-00</w:t>
+            </w:r>
+            <w:r>
+              <w:rPr>
+                <w:sz w:val="18"/>
+                <w:szCs w:val="18"/>
+                <w:lang w:val="it-CH"/>
+              </w:rPr>
+              <w:t>6</w:t>
+            </w:r>
+          </w:p>
+          <w:p>
+            <w:r>
+              <w:rPr>
+                <w:sz w:val="18"/>
+                <w:szCs w:val="18"/>
+              </w:rPr>
+              <w:t>REQ-0</w:t>
+            </w:r>
+            <w:r>
+              <w:rPr>
+                <w:sz w:val="18"/>
+                <w:szCs w:val="18"/>
+              </w:rPr>
+              <w:t>3</w:t>
+            </w:r>
+          </w:p>
+        </w:tc>
+        <w:tc>
+          <w:tcPr>
+            <w:tcW w:w="1267" w:type="dxa"/>
+            <w:tcBorders>
+              <w:left w:val="single" w:sz="4" w:space="0" w:color="auto"/>
+              <w:bottom w:val="single" w:sz="4" w:space="0" w:color="auto"/>
+              <w:right w:val="single" w:sz="4" w:space="0" w:color="auto"/>
+            </w:tcBorders>
+            <w:shd w:val="pct25" w:color="auto" w:fill="auto"/>
+          </w:tcPr>
+          <w:p>
+            <w:pPr>
+              <w:pStyle w:val="BodyTextChar"/>
+              <w:rPr>
+                <w:b/>
+                <w:sz w:val="18"/>
+                <w:szCs w:val="18"/>
+                <w:lang w:val="it-CH"/>
+              </w:rPr>
+            </w:pPr>
+            <w:r>
+              <w:rPr>
+                <w:b/>
+                <w:sz w:val="18"/>
+                <w:szCs w:val="18"/>
+                <w:lang w:val="it-CH"/>
+              </w:rPr>
+              <w:t>Nome:</w:t>
+            </w:r>
+          </w:p>
+        </w:tc>
+        <w:tc>
+          <w:tcPr>
+            <w:tcW w:w="4642" w:type="dxa"/>
+            <w:tcBorders>
+              <w:left w:val="single" w:sz="4" w:space="0" w:color="auto"/>
+              <w:bottom w:val="single" w:sz="4" w:space="0" w:color="auto"/>
+            </w:tcBorders>
+          </w:tcPr>
+          <w:p>
+            <w:pPr>
+              <w:pStyle w:val="BodyTextChar"/>
+              <w:rPr>
+                <w:sz w:val="18"/>
+                <w:szCs w:val="18"/>
+                <w:lang w:val="it-CH"/>
+              </w:rPr>
+            </w:pPr>
+            <w:r>
+              <w:rPr>
+                <w:sz w:val="18"/>
+                <w:szCs w:val="18"/>
+                <w:lang w:val="it-CH"/>
+              </w:rPr>
+              <w:t>Gestione degli utenti registrati (</w:t>
+            </w:r>
+            <w:r>
+              <w:rPr>
+                <w:sz w:val="18"/>
+                <w:szCs w:val="18"/>
+                <w:lang w:val="it-CH"/>
+              </w:rPr>
+              <w:t>eliminazione</w:t>
+            </w:r>
+            <w:r>
+              <w:rPr>
+                <w:sz w:val="18"/>
+                <w:szCs w:val="18"/>
+                <w:lang w:val="it-CH"/>
+              </w:rPr>
+              <w:t>)</w:t>
+            </w:r>
+          </w:p>
+        </w:tc>
+      </w:tr>
+      <w:tr>
+        <w:tc>
+          <w:tcPr>
+            <w:tcW w:w="2050" w:type="dxa"/>
+            <w:tcBorders>
+              <w:right w:val="single" w:sz="4" w:space="0" w:color="auto"/>
+            </w:tcBorders>
+            <w:shd w:val="pct25" w:color="auto" w:fill="auto"/>
+          </w:tcPr>
+          <w:p>
+            <w:pPr>
+              <w:pStyle w:val="BodyTextChar"/>
+              <w:rPr>
+                <w:b/>
+                <w:sz w:val="18"/>
+                <w:szCs w:val="18"/>
+                <w:lang w:val="it-CH"/>
+              </w:rPr>
+            </w:pPr>
+            <w:r>
+              <w:rPr>
+                <w:b/>
+                <w:sz w:val="18"/>
+                <w:szCs w:val="18"/>
+                <w:lang w:val="it-CH"/>
+              </w:rPr>
+              <w:t>Descrizione:</w:t>
+            </w:r>
+          </w:p>
+        </w:tc>
+        <w:tc>
+          <w:tcPr>
+            <w:tcW w:w="7471" w:type="dxa"/>
+            <w:gridSpan w:val="3"/>
+            <w:tcBorders>
+              <w:left w:val="single" w:sz="4" w:space="0" w:color="auto"/>
+            </w:tcBorders>
+          </w:tcPr>
+          <w:p>
+            <w:pPr>
+              <w:pStyle w:val="BodyTextChar"/>
+              <w:rPr>
+                <w:sz w:val="18"/>
+                <w:szCs w:val="18"/>
+                <w:lang w:val="it-CH"/>
+              </w:rPr>
+            </w:pPr>
+            <w:r>
+              <w:rPr>
+                <w:sz w:val="18"/>
+                <w:szCs w:val="18"/>
+                <w:lang w:val="it-CH"/>
+              </w:rPr>
+              <w:t>L’amministratore deve poter eliminare gli utenti registrati, escludendo la possibilità di eliminare sé stesso.</w:t>
+            </w:r>
+          </w:p>
+        </w:tc>
+      </w:tr>
+      <w:tr>
+        <w:tc>
+          <w:tcPr>
+            <w:tcW w:w="2050" w:type="dxa"/>
+            <w:tcBorders>
+              <w:right w:val="single" w:sz="4" w:space="0" w:color="auto"/>
+            </w:tcBorders>
+            <w:shd w:val="pct25" w:color="auto" w:fill="auto"/>
+          </w:tcPr>
+          <w:p>
+            <w:pPr>
+              <w:pStyle w:val="BodyTextChar"/>
+              <w:rPr>
+                <w:b/>
+                <w:sz w:val="18"/>
+                <w:szCs w:val="18"/>
+                <w:lang w:val="it-CH"/>
+              </w:rPr>
+            </w:pPr>
+            <w:r>
+              <w:rPr>
+                <w:b/>
+                <w:sz w:val="18"/>
+                <w:szCs w:val="18"/>
+                <w:lang w:val="it-CH"/>
+              </w:rPr>
+              <w:t>Prerequisiti:</w:t>
+            </w:r>
+          </w:p>
+        </w:tc>
+        <w:tc>
+          <w:tcPr>
+            <w:tcW w:w="7471" w:type="dxa"/>
+            <w:gridSpan w:val="3"/>
+            <w:tcBorders>
+              <w:left w:val="single" w:sz="4" w:space="0" w:color="auto"/>
+            </w:tcBorders>
+          </w:tcPr>
+          <w:p>
+            <w:pPr>
+              <w:pStyle w:val="BodyTextChar"/>
+              <w:rPr>
+                <w:sz w:val="18"/>
+                <w:szCs w:val="18"/>
+                <w:lang w:val="it-CH"/>
+              </w:rPr>
+            </w:pPr>
+            <w:r>
+              <w:rPr>
+                <w:sz w:val="18"/>
+                <w:szCs w:val="18"/>
+                <w:lang w:val="it-CH"/>
+              </w:rPr>
+              <w:t>Eseguire l’accesso con credenziali di un admin</w:t>
+            </w:r>
+          </w:p>
+        </w:tc>
+      </w:tr>
+      <w:tr>
+        <w:tc>
+          <w:tcPr>
+            <w:tcW w:w="2050" w:type="dxa"/>
+            <w:tcBorders>
+              <w:right w:val="single" w:sz="4" w:space="0" w:color="auto"/>
+            </w:tcBorders>
+            <w:shd w:val="pct25" w:color="auto" w:fill="auto"/>
+          </w:tcPr>
+          <w:p>
+            <w:pPr>
+              <w:pStyle w:val="BodyTextChar"/>
+              <w:rPr>
+                <w:b/>
+                <w:sz w:val="18"/>
+                <w:szCs w:val="18"/>
+                <w:lang w:val="it-CH"/>
+              </w:rPr>
+            </w:pPr>
+            <w:r>
+              <w:rPr>
+                <w:b/>
+                <w:sz w:val="18"/>
+                <w:szCs w:val="18"/>
+                <w:lang w:val="it-CH"/>
+              </w:rPr>
+              <w:t>Procedura:</w:t>
+            </w:r>
+          </w:p>
+        </w:tc>
+        <w:tc>
+          <w:tcPr>
+            <w:tcW w:w="7471" w:type="dxa"/>
+            <w:gridSpan w:val="3"/>
+            <w:tcBorders>
+              <w:left w:val="single" w:sz="4" w:space="0" w:color="auto"/>
+            </w:tcBorders>
+          </w:tcPr>
+          <w:p>
+            <w:pPr>
+              <w:pStyle w:val="Corpotesto"/>
+              <w:numPr>
+                <w:ilvl w:val="0"/>
+                <w:numId w:val="12"/>
+              </w:numPr>
+              <w:rPr>
+                <w:lang w:eastAsia="en-US"/>
+              </w:rPr>
+            </w:pPr>
+            <w:r>
+              <w:rPr>
+                <w:lang w:eastAsia="en-US"/>
+              </w:rPr>
+              <w:t xml:space="preserve">Tentare </w:t>
+            </w:r>
+            <w:r>
+              <w:rPr>
+                <w:lang w:eastAsia="en-US"/>
+              </w:rPr>
+              <w:t>l’eliminazione di un utente tramite l’icona del cestino</w:t>
+            </w:r>
+          </w:p>
+          <w:p>
+            <w:pPr>
+              <w:pStyle w:val="Corpotesto"/>
+              <w:numPr>
+                <w:ilvl w:val="0"/>
+                <w:numId w:val="12"/>
+              </w:numPr>
+              <w:rPr>
+                <w:lang w:eastAsia="en-US"/>
+              </w:rPr>
+            </w:pPr>
+            <w:r>
+              <w:rPr>
+                <w:lang w:eastAsia="en-US"/>
+              </w:rPr>
+              <w:t xml:space="preserve">Tentare l’eliminazione dell’admin accedendo al </w:t>
+            </w:r>
+            <w:r>
+              <w:rPr>
+                <w:lang w:eastAsia="en-US"/>
+              </w:rPr>
+              <w:t xml:space="preserve">percorso: </w:t>
+            </w:r>
+            <w:r>
+              <w:rPr>
+                <w:lang w:eastAsia="en-US"/>
+              </w:rPr>
+              <w:t>/</w:t>
+            </w:r>
+            <w:r>
+              <w:rPr>
+                <w:lang w:eastAsia="en-US"/>
+              </w:rPr>
+              <w:t>admin/delete/1</w:t>
+            </w:r>
+          </w:p>
+        </w:tc>
+      </w:tr>
+      <w:tr>
+        <w:tc>
+          <w:tcPr>
+            <w:tcW w:w="2050" w:type="dxa"/>
+            <w:tcBorders>
+              <w:right w:val="single" w:sz="4" w:space="0" w:color="auto"/>
+            </w:tcBorders>
+            <w:shd w:val="pct25" w:color="auto" w:fill="auto"/>
+          </w:tcPr>
+          <w:p>
+            <w:pPr>
+              <w:pStyle w:val="BodyTextChar"/>
+              <w:rPr>
+                <w:b/>
+                <w:sz w:val="18"/>
+                <w:szCs w:val="18"/>
+                <w:lang w:val="it-CH"/>
+              </w:rPr>
+            </w:pPr>
+            <w:r>
+              <w:rPr>
+                <w:b/>
+                <w:sz w:val="18"/>
+                <w:szCs w:val="18"/>
+                <w:lang w:val="it-CH"/>
+              </w:rPr>
+              <w:t>Risultati attesi:</w:t>
+            </w:r>
+          </w:p>
+        </w:tc>
+        <w:tc>
+          <w:tcPr>
+            <w:tcW w:w="7471" w:type="dxa"/>
+            <w:gridSpan w:val="3"/>
+            <w:tcBorders>
+              <w:left w:val="single" w:sz="4" w:space="0" w:color="auto"/>
+            </w:tcBorders>
+          </w:tcPr>
+          <w:p>
+            <w:pPr>
+              <w:pStyle w:val="BodyTextChar"/>
+              <w:rPr>
+                <w:sz w:val="18"/>
+                <w:szCs w:val="18"/>
+                <w:lang w:val="it-CH"/>
+              </w:rPr>
+            </w:pPr>
+            <w:r>
+              <w:rPr>
+                <w:sz w:val="18"/>
+                <w:szCs w:val="18"/>
+                <w:lang w:val="it-CH"/>
+              </w:rPr>
+              <w:t xml:space="preserve">L'utente </w:t>
+            </w:r>
+            <w:r>
+              <w:rPr>
+                <w:sz w:val="18"/>
+                <w:szCs w:val="18"/>
+                <w:lang w:val="it-CH"/>
+              </w:rPr>
+              <w:t>qualsiasi</w:t>
+            </w:r>
+            <w:r>
+              <w:rPr>
+                <w:sz w:val="18"/>
+                <w:szCs w:val="18"/>
+                <w:lang w:val="it-CH"/>
+              </w:rPr>
+              <w:t xml:space="preserve"> viene eliminato correttamente. </w:t>
+            </w:r>
+          </w:p>
+          <w:p>
+            <w:pPr>
+              <w:pStyle w:val="BodyTextChar"/>
+              <w:rPr>
+                <w:sz w:val="18"/>
+                <w:szCs w:val="18"/>
+                <w:lang w:val="it-CH"/>
+              </w:rPr>
+            </w:pPr>
+            <w:r>
+              <w:rPr>
+                <w:sz w:val="18"/>
+                <w:szCs w:val="18"/>
+                <w:lang w:val="it-CH"/>
+              </w:rPr>
+              <w:t xml:space="preserve">In caso di tentativo di eliminazione dell’admin, </w:t>
+            </w:r>
+            <w:r>
+              <w:rPr>
+                <w:sz w:val="18"/>
+                <w:szCs w:val="18"/>
+                <w:lang w:val="it-CH"/>
+              </w:rPr>
+              <w:t xml:space="preserve">verrà </w:t>
+            </w:r>
+            <w:r>
+              <w:rPr>
+                <w:sz w:val="18"/>
+                <w:szCs w:val="18"/>
+                <w:lang w:val="it-CH"/>
+              </w:rPr>
+              <w:t>restituita una pagina di errore e l’operazione</w:t>
+            </w:r>
+            <w:r>
+              <w:rPr>
+                <w:sz w:val="18"/>
+                <w:szCs w:val="18"/>
+                <w:lang w:val="it-CH"/>
+              </w:rPr>
+              <w:t xml:space="preserve"> non conclusa.</w:t>
+            </w:r>
+          </w:p>
+        </w:tc>
+      </w:tr>
+    </w:tbl>
+    <w:p/>
+    <w:p>
+      <w:r>
+        <w:br w:type="page"/>
+      </w:r>
+    </w:p>
+    <w:tbl>
+      <w:tblPr>
+        <w:tblW w:w="9521" w:type="dxa"/>
+        <w:tblInd w:w="113" w:type="dxa"/>
+        <w:tblBorders>
+          <w:top w:val="single" w:sz="4" w:space="0" w:color="auto"/>
+          <w:left w:val="single" w:sz="4" w:space="0" w:color="auto"/>
+          <w:bottom w:val="single" w:sz="4" w:space="0" w:color="auto"/>
+          <w:right w:val="single" w:sz="4" w:space="0" w:color="auto"/>
+          <w:insideH w:val="single" w:sz="4" w:space="0" w:color="auto"/>
+          <w:insideV w:val="single" w:sz="4" w:space="0" w:color="auto"/>
+        </w:tblBorders>
+        <w:tblLook w:val="01E0" w:firstRow="1" w:lastRow="1" w:firstColumn="1" w:lastColumn="1" w:noHBand="0" w:noVBand="0"/>
+      </w:tblPr>
+      <w:tblGrid>
+        <w:gridCol w:w="2050"/>
+        <w:gridCol w:w="1562"/>
+        <w:gridCol w:w="1267"/>
+        <w:gridCol w:w="4642"/>
+      </w:tblGrid>
+      <w:tr>
+        <w:tc>
+          <w:tcPr>
+            <w:tcW w:w="2050" w:type="dxa"/>
+            <w:tcBorders>
+              <w:bottom w:val="single" w:sz="4" w:space="0" w:color="auto"/>
+              <w:right w:val="single" w:sz="4" w:space="0" w:color="auto"/>
+            </w:tcBorders>
+            <w:shd w:val="pct25" w:color="auto" w:fill="auto"/>
+          </w:tcPr>
+          <w:p>
+            <w:pPr>
+              <w:pStyle w:val="BodyTextChar"/>
+              <w:rPr>
+                <w:b/>
+                <w:sz w:val="18"/>
+                <w:szCs w:val="18"/>
+                <w:lang w:val="it-CH"/>
+              </w:rPr>
+            </w:pPr>
+            <w:r>
+              <w:rPr>
+                <w:b/>
+                <w:sz w:val="18"/>
+                <w:szCs w:val="18"/>
+                <w:lang w:val="it-CH"/>
+              </w:rPr>
+              <w:lastRenderedPageBreak/>
+              <w:t>Test Case:</w:t>
+            </w:r>
+          </w:p>
+          <w:p>
+            <w:pPr>
+              <w:pStyle w:val="Corpotesto"/>
+              <w:rPr>
+                <w:sz w:val="18"/>
+                <w:szCs w:val="18"/>
+                <w:lang w:eastAsia="en-US"/>
+              </w:rPr>
+            </w:pPr>
+            <w:r>
+              <w:rPr>
+                <w:b/>
+                <w:sz w:val="18"/>
+                <w:szCs w:val="18"/>
+                <w:lang w:eastAsia="en-US"/>
+              </w:rPr>
+              <w:t>Riferimento</w:t>
+            </w:r>
+            <w:r>
+              <w:rPr>
+                <w:sz w:val="18"/>
+                <w:szCs w:val="18"/>
+                <w:lang w:eastAsia="en-US"/>
+              </w:rPr>
+              <w:t xml:space="preserve">: </w:t>
+            </w:r>
+          </w:p>
+        </w:tc>
+        <w:tc>
+          <w:tcPr>
+            <w:tcW w:w="1562" w:type="dxa"/>
+            <w:tcBorders>
+              <w:left w:val="single" w:sz="4" w:space="0" w:color="auto"/>
+              <w:bottom w:val="single" w:sz="4" w:space="0" w:color="auto"/>
+              <w:right w:val="single" w:sz="4" w:space="0" w:color="auto"/>
+            </w:tcBorders>
+          </w:tcPr>
+          <w:p>
+            <w:pPr>
+              <w:pStyle w:val="BodyTextChar"/>
+              <w:rPr>
+                <w:sz w:val="18"/>
+                <w:szCs w:val="18"/>
+                <w:lang w:val="it-CH"/>
+              </w:rPr>
+            </w:pPr>
+            <w:r>
+              <w:rPr>
+                <w:sz w:val="18"/>
+                <w:szCs w:val="18"/>
+                <w:lang w:val="it-CH"/>
+              </w:rPr>
+              <w:t>TC-00</w:t>
+            </w:r>
+            <w:r>
+              <w:rPr>
+                <w:sz w:val="18"/>
+                <w:szCs w:val="18"/>
+                <w:lang w:val="it-CH"/>
+              </w:rPr>
+              <w:t>7</w:t>
+            </w:r>
+          </w:p>
+          <w:p>
+            <w:r>
+              <w:rPr>
+                <w:sz w:val="18"/>
+                <w:szCs w:val="18"/>
+              </w:rPr>
+              <w:t>REQ-0</w:t>
+            </w:r>
+            <w:r>
+              <w:rPr>
+                <w:sz w:val="18"/>
+                <w:szCs w:val="18"/>
+              </w:rPr>
+              <w:t>4</w:t>
+            </w:r>
+            <w:bookmarkStart w:id="17" w:name="_GoBack"/>
+            <w:bookmarkEnd w:id="17"/>
+          </w:p>
+        </w:tc>
+        <w:tc>
+          <w:tcPr>
+            <w:tcW w:w="1267" w:type="dxa"/>
+            <w:tcBorders>
+              <w:left w:val="single" w:sz="4" w:space="0" w:color="auto"/>
+              <w:bottom w:val="single" w:sz="4" w:space="0" w:color="auto"/>
+              <w:right w:val="single" w:sz="4" w:space="0" w:color="auto"/>
+            </w:tcBorders>
+            <w:shd w:val="pct25" w:color="auto" w:fill="auto"/>
+          </w:tcPr>
+          <w:p>
+            <w:pPr>
+              <w:pStyle w:val="BodyTextChar"/>
+              <w:rPr>
+                <w:b/>
+                <w:sz w:val="18"/>
+                <w:szCs w:val="18"/>
+                <w:lang w:val="it-CH"/>
+              </w:rPr>
+            </w:pPr>
+            <w:r>
+              <w:rPr>
+                <w:b/>
+                <w:sz w:val="18"/>
+                <w:szCs w:val="18"/>
+                <w:lang w:val="it-CH"/>
+              </w:rPr>
+              <w:t>Nome:</w:t>
+            </w:r>
+          </w:p>
+        </w:tc>
+        <w:tc>
+          <w:tcPr>
+            <w:tcW w:w="4642" w:type="dxa"/>
+            <w:tcBorders>
+              <w:left w:val="single" w:sz="4" w:space="0" w:color="auto"/>
+              <w:bottom w:val="single" w:sz="4" w:space="0" w:color="auto"/>
+            </w:tcBorders>
+          </w:tcPr>
+          <w:p>
+            <w:pPr>
+              <w:pStyle w:val="BodyTextChar"/>
+              <w:rPr>
+                <w:sz w:val="18"/>
+                <w:szCs w:val="18"/>
+                <w:lang w:val="it-CH"/>
+              </w:rPr>
+            </w:pPr>
+          </w:p>
+        </w:tc>
+      </w:tr>
+      <w:tr>
+        <w:tc>
+          <w:tcPr>
+            <w:tcW w:w="2050" w:type="dxa"/>
+            <w:tcBorders>
+              <w:right w:val="single" w:sz="4" w:space="0" w:color="auto"/>
+            </w:tcBorders>
+            <w:shd w:val="pct25" w:color="auto" w:fill="auto"/>
+          </w:tcPr>
+          <w:p>
+            <w:pPr>
+              <w:pStyle w:val="BodyTextChar"/>
+              <w:rPr>
+                <w:b/>
+                <w:sz w:val="18"/>
+                <w:szCs w:val="18"/>
+                <w:lang w:val="it-CH"/>
+              </w:rPr>
+            </w:pPr>
+            <w:r>
+              <w:rPr>
+                <w:b/>
+                <w:sz w:val="18"/>
+                <w:szCs w:val="18"/>
+                <w:lang w:val="it-CH"/>
+              </w:rPr>
+              <w:t>Descrizione:</w:t>
+            </w:r>
+          </w:p>
+        </w:tc>
+        <w:tc>
+          <w:tcPr>
+            <w:tcW w:w="7471" w:type="dxa"/>
+            <w:gridSpan w:val="3"/>
+            <w:tcBorders>
+              <w:left w:val="single" w:sz="4" w:space="0" w:color="auto"/>
+            </w:tcBorders>
+          </w:tcPr>
+          <w:p>
+            <w:pPr>
+              <w:pStyle w:val="BodyTextChar"/>
+              <w:rPr>
+                <w:sz w:val="18"/>
+                <w:szCs w:val="18"/>
+                <w:lang w:val="it-CH"/>
+              </w:rPr>
+            </w:pPr>
+          </w:p>
+        </w:tc>
+      </w:tr>
+      <w:tr>
+        <w:tc>
+          <w:tcPr>
+            <w:tcW w:w="2050" w:type="dxa"/>
+            <w:tcBorders>
+              <w:right w:val="single" w:sz="4" w:space="0" w:color="auto"/>
+            </w:tcBorders>
+            <w:shd w:val="pct25" w:color="auto" w:fill="auto"/>
+          </w:tcPr>
+          <w:p>
+            <w:pPr>
+              <w:pStyle w:val="BodyTextChar"/>
+              <w:rPr>
+                <w:b/>
+                <w:sz w:val="18"/>
+                <w:szCs w:val="18"/>
+                <w:lang w:val="it-CH"/>
+              </w:rPr>
+            </w:pPr>
+            <w:r>
+              <w:rPr>
+                <w:b/>
+                <w:sz w:val="18"/>
+                <w:szCs w:val="18"/>
+                <w:lang w:val="it-CH"/>
+              </w:rPr>
+              <w:t>Prerequisiti:</w:t>
+            </w:r>
+          </w:p>
+        </w:tc>
+        <w:tc>
+          <w:tcPr>
+            <w:tcW w:w="7471" w:type="dxa"/>
+            <w:gridSpan w:val="3"/>
+            <w:tcBorders>
+              <w:left w:val="single" w:sz="4" w:space="0" w:color="auto"/>
+            </w:tcBorders>
+          </w:tcPr>
+          <w:p>
+            <w:pPr>
+              <w:pStyle w:val="BodyTextChar"/>
+              <w:rPr>
+                <w:sz w:val="18"/>
+                <w:szCs w:val="18"/>
+                <w:lang w:val="it-CH"/>
+              </w:rPr>
+            </w:pPr>
+            <w:r>
+              <w:rPr>
+                <w:sz w:val="18"/>
+                <w:szCs w:val="18"/>
+                <w:lang w:val="it-CH"/>
+              </w:rPr>
+              <w:t>Nessuno</w:t>
+            </w:r>
+          </w:p>
+        </w:tc>
+      </w:tr>
+      <w:tr>
+        <w:tc>
+          <w:tcPr>
+            <w:tcW w:w="2050" w:type="dxa"/>
+            <w:tcBorders>
+              <w:right w:val="single" w:sz="4" w:space="0" w:color="auto"/>
+            </w:tcBorders>
+            <w:shd w:val="pct25" w:color="auto" w:fill="auto"/>
+          </w:tcPr>
+          <w:p>
+            <w:pPr>
+              <w:pStyle w:val="BodyTextChar"/>
+              <w:rPr>
+                <w:b/>
+                <w:sz w:val="18"/>
+                <w:szCs w:val="18"/>
+                <w:lang w:val="it-CH"/>
+              </w:rPr>
+            </w:pPr>
+            <w:r>
+              <w:rPr>
+                <w:b/>
+                <w:sz w:val="18"/>
+                <w:szCs w:val="18"/>
+                <w:lang w:val="it-CH"/>
+              </w:rPr>
+              <w:t>Procedura:</w:t>
+            </w:r>
+          </w:p>
+        </w:tc>
+        <w:tc>
+          <w:tcPr>
+            <w:tcW w:w="7471" w:type="dxa"/>
+            <w:gridSpan w:val="3"/>
+            <w:tcBorders>
+              <w:left w:val="single" w:sz="4" w:space="0" w:color="auto"/>
+            </w:tcBorders>
+          </w:tcPr>
+          <w:p>
+            <w:pPr>
+              <w:pStyle w:val="Corpotesto"/>
+              <w:numPr>
+                <w:ilvl w:val="0"/>
+                <w:numId w:val="11"/>
+              </w:numPr>
+              <w:rPr>
+                <w:lang w:eastAsia="en-US"/>
+              </w:rPr>
+            </w:pPr>
+          </w:p>
+        </w:tc>
+      </w:tr>
+      <w:tr>
+        <w:tc>
+          <w:tcPr>
+            <w:tcW w:w="2050" w:type="dxa"/>
+            <w:tcBorders>
+              <w:right w:val="single" w:sz="4" w:space="0" w:color="auto"/>
+            </w:tcBorders>
+            <w:shd w:val="pct25" w:color="auto" w:fill="auto"/>
+          </w:tcPr>
+          <w:p>
+            <w:pPr>
+              <w:pStyle w:val="BodyTextChar"/>
+              <w:rPr>
+                <w:b/>
+                <w:sz w:val="18"/>
+                <w:szCs w:val="18"/>
+                <w:lang w:val="it-CH"/>
+              </w:rPr>
+            </w:pPr>
+            <w:r>
+              <w:rPr>
+                <w:b/>
+                <w:sz w:val="18"/>
+                <w:szCs w:val="18"/>
+                <w:lang w:val="it-CH"/>
+              </w:rPr>
+              <w:t>Risultati attesi:</w:t>
+            </w:r>
+          </w:p>
+        </w:tc>
+        <w:tc>
+          <w:tcPr>
+            <w:tcW w:w="7471" w:type="dxa"/>
+            <w:gridSpan w:val="3"/>
+            <w:tcBorders>
+              <w:left w:val="single" w:sz="4" w:space="0" w:color="auto"/>
+            </w:tcBorders>
+          </w:tcPr>
+          <w:p>
+            <w:pPr>
+              <w:pStyle w:val="BodyTextChar"/>
+              <w:rPr>
+                <w:sz w:val="18"/>
+                <w:szCs w:val="18"/>
+                <w:lang w:val="it-CH"/>
+              </w:rPr>
+            </w:pPr>
+          </w:p>
+        </w:tc>
+      </w:tr>
+    </w:tbl>
+    <w:p/>
+    <w:tbl>
+      <w:tblPr>
+        <w:tblW w:w="9521" w:type="dxa"/>
+        <w:tblInd w:w="113" w:type="dxa"/>
+        <w:tblBorders>
+          <w:top w:val="single" w:sz="4" w:space="0" w:color="auto"/>
+          <w:left w:val="single" w:sz="4" w:space="0" w:color="auto"/>
+          <w:bottom w:val="single" w:sz="4" w:space="0" w:color="auto"/>
+          <w:right w:val="single" w:sz="4" w:space="0" w:color="auto"/>
+          <w:insideH w:val="single" w:sz="4" w:space="0" w:color="auto"/>
+          <w:insideV w:val="single" w:sz="4" w:space="0" w:color="auto"/>
+        </w:tblBorders>
+        <w:tblLook w:val="01E0" w:firstRow="1" w:lastRow="1" w:firstColumn="1" w:lastColumn="1" w:noHBand="0" w:noVBand="0"/>
+      </w:tblPr>
+      <w:tblGrid>
+        <w:gridCol w:w="2050"/>
+        <w:gridCol w:w="1562"/>
+        <w:gridCol w:w="1267"/>
+        <w:gridCol w:w="4642"/>
+      </w:tblGrid>
+      <w:tr>
+        <w:tc>
+          <w:tcPr>
+            <w:tcW w:w="2050" w:type="dxa"/>
+            <w:tcBorders>
+              <w:bottom w:val="single" w:sz="4" w:space="0" w:color="auto"/>
+              <w:right w:val="single" w:sz="4" w:space="0" w:color="auto"/>
+            </w:tcBorders>
+            <w:shd w:val="pct25" w:color="auto" w:fill="auto"/>
+          </w:tcPr>
+          <w:p>
+            <w:pPr>
+              <w:pStyle w:val="BodyTextChar"/>
+              <w:rPr>
+                <w:b/>
+                <w:sz w:val="18"/>
+                <w:szCs w:val="18"/>
+                <w:lang w:val="it-CH"/>
+              </w:rPr>
+            </w:pPr>
+            <w:r>
+              <w:rPr>
+                <w:b/>
+                <w:sz w:val="18"/>
+                <w:szCs w:val="18"/>
+                <w:lang w:val="it-CH"/>
+              </w:rPr>
+              <w:t>Test Case:</w:t>
+            </w:r>
+          </w:p>
+          <w:p>
+            <w:pPr>
+              <w:pStyle w:val="Corpotesto"/>
+              <w:rPr>
+                <w:sz w:val="18"/>
+                <w:szCs w:val="18"/>
+                <w:lang w:eastAsia="en-US"/>
+              </w:rPr>
+            </w:pPr>
+            <w:r>
+              <w:rPr>
+                <w:b/>
+                <w:sz w:val="18"/>
+                <w:szCs w:val="18"/>
+                <w:lang w:eastAsia="en-US"/>
+              </w:rPr>
+              <w:t>Riferimento</w:t>
+            </w:r>
+            <w:r>
+              <w:rPr>
+                <w:sz w:val="18"/>
+                <w:szCs w:val="18"/>
+                <w:lang w:eastAsia="en-US"/>
+              </w:rPr>
+              <w:t xml:space="preserve">: </w:t>
+            </w:r>
+          </w:p>
+        </w:tc>
+        <w:tc>
+          <w:tcPr>
+            <w:tcW w:w="1562" w:type="dxa"/>
+            <w:tcBorders>
+              <w:left w:val="single" w:sz="4" w:space="0" w:color="auto"/>
+              <w:bottom w:val="single" w:sz="4" w:space="0" w:color="auto"/>
+              <w:right w:val="single" w:sz="4" w:space="0" w:color="auto"/>
+            </w:tcBorders>
+          </w:tcPr>
+          <w:p>
+            <w:pPr>
+              <w:pStyle w:val="BodyTextChar"/>
+              <w:rPr>
+                <w:sz w:val="18"/>
+                <w:szCs w:val="18"/>
+                <w:lang w:val="it-CH"/>
+              </w:rPr>
+            </w:pPr>
+            <w:r>
+              <w:rPr>
+                <w:sz w:val="18"/>
+                <w:szCs w:val="18"/>
+                <w:lang w:val="it-CH"/>
+              </w:rPr>
+              <w:t>TC-00</w:t>
+            </w:r>
+            <w:r>
+              <w:rPr>
+                <w:sz w:val="18"/>
+                <w:szCs w:val="18"/>
+                <w:lang w:val="it-CH"/>
+              </w:rPr>
+              <w:t>8</w:t>
+            </w:r>
+          </w:p>
+          <w:p>
+            <w:r>
+              <w:rPr>
+                <w:sz w:val="18"/>
+                <w:szCs w:val="18"/>
+              </w:rPr>
+              <w:t>REQ-0</w:t>
+            </w:r>
+          </w:p>
+        </w:tc>
+        <w:tc>
+          <w:tcPr>
+            <w:tcW w:w="1267" w:type="dxa"/>
+            <w:tcBorders>
+              <w:left w:val="single" w:sz="4" w:space="0" w:color="auto"/>
+              <w:bottom w:val="single" w:sz="4" w:space="0" w:color="auto"/>
+              <w:right w:val="single" w:sz="4" w:space="0" w:color="auto"/>
+            </w:tcBorders>
+            <w:shd w:val="pct25" w:color="auto" w:fill="auto"/>
+          </w:tcPr>
+          <w:p>
+            <w:pPr>
+              <w:pStyle w:val="BodyTextChar"/>
+              <w:rPr>
+                <w:b/>
+                <w:sz w:val="18"/>
+                <w:szCs w:val="18"/>
+                <w:lang w:val="it-CH"/>
+              </w:rPr>
+            </w:pPr>
+            <w:r>
+              <w:rPr>
+                <w:b/>
+                <w:sz w:val="18"/>
+                <w:szCs w:val="18"/>
+                <w:lang w:val="it-CH"/>
+              </w:rPr>
+              <w:t>Nome:</w:t>
+            </w:r>
+          </w:p>
+        </w:tc>
+        <w:tc>
+          <w:tcPr>
+            <w:tcW w:w="4642" w:type="dxa"/>
+            <w:tcBorders>
+              <w:left w:val="single" w:sz="4" w:space="0" w:color="auto"/>
+              <w:bottom w:val="single" w:sz="4" w:space="0" w:color="auto"/>
+            </w:tcBorders>
+          </w:tcPr>
+          <w:p>
+            <w:pPr>
+              <w:pStyle w:val="BodyTextChar"/>
+              <w:rPr>
+                <w:sz w:val="18"/>
+                <w:szCs w:val="18"/>
+                <w:lang w:val="it-CH"/>
+              </w:rPr>
+            </w:pPr>
+          </w:p>
+        </w:tc>
+      </w:tr>
+      <w:tr>
+        <w:tc>
+          <w:tcPr>
+            <w:tcW w:w="2050" w:type="dxa"/>
+            <w:tcBorders>
+              <w:right w:val="single" w:sz="4" w:space="0" w:color="auto"/>
+            </w:tcBorders>
+            <w:shd w:val="pct25" w:color="auto" w:fill="auto"/>
+          </w:tcPr>
+          <w:p>
+            <w:pPr>
+              <w:pStyle w:val="BodyTextChar"/>
+              <w:rPr>
+                <w:b/>
+                <w:sz w:val="18"/>
+                <w:szCs w:val="18"/>
+                <w:lang w:val="it-CH"/>
+              </w:rPr>
+            </w:pPr>
+            <w:r>
+              <w:rPr>
+                <w:b/>
+                <w:sz w:val="18"/>
+                <w:szCs w:val="18"/>
+                <w:lang w:val="it-CH"/>
+              </w:rPr>
+              <w:t>Descrizione:</w:t>
+            </w:r>
+          </w:p>
+        </w:tc>
+        <w:tc>
+          <w:tcPr>
+            <w:tcW w:w="7471" w:type="dxa"/>
+            <w:gridSpan w:val="3"/>
+            <w:tcBorders>
+              <w:left w:val="single" w:sz="4" w:space="0" w:color="auto"/>
+            </w:tcBorders>
+          </w:tcPr>
+          <w:p>
+            <w:pPr>
+              <w:pStyle w:val="BodyTextChar"/>
+              <w:rPr>
+                <w:sz w:val="18"/>
+                <w:szCs w:val="18"/>
+                <w:lang w:val="it-CH"/>
+              </w:rPr>
+            </w:pPr>
+          </w:p>
+        </w:tc>
+      </w:tr>
+      <w:tr>
+        <w:tc>
+          <w:tcPr>
+            <w:tcW w:w="2050" w:type="dxa"/>
+            <w:tcBorders>
+              <w:right w:val="single" w:sz="4" w:space="0" w:color="auto"/>
+            </w:tcBorders>
+            <w:shd w:val="pct25" w:color="auto" w:fill="auto"/>
+          </w:tcPr>
+          <w:p>
+            <w:pPr>
+              <w:pStyle w:val="BodyTextChar"/>
+              <w:rPr>
+                <w:b/>
+                <w:sz w:val="18"/>
+                <w:szCs w:val="18"/>
+                <w:lang w:val="it-CH"/>
+              </w:rPr>
+            </w:pPr>
+            <w:r>
+              <w:rPr>
+                <w:b/>
+                <w:sz w:val="18"/>
+                <w:szCs w:val="18"/>
+                <w:lang w:val="it-CH"/>
+              </w:rPr>
+              <w:t>Prerequisiti:</w:t>
+            </w:r>
+          </w:p>
+        </w:tc>
+        <w:tc>
+          <w:tcPr>
+            <w:tcW w:w="7471" w:type="dxa"/>
+            <w:gridSpan w:val="3"/>
+            <w:tcBorders>
+              <w:left w:val="single" w:sz="4" w:space="0" w:color="auto"/>
+            </w:tcBorders>
+          </w:tcPr>
+          <w:p>
+            <w:pPr>
+              <w:pStyle w:val="BodyTextChar"/>
+              <w:rPr>
+                <w:sz w:val="18"/>
+                <w:szCs w:val="18"/>
+                <w:lang w:val="it-CH"/>
+              </w:rPr>
+            </w:pPr>
+            <w:r>
+              <w:rPr>
+                <w:sz w:val="18"/>
+                <w:szCs w:val="18"/>
+                <w:lang w:val="it-CH"/>
+              </w:rPr>
+              <w:t>Nessuno</w:t>
+            </w:r>
+          </w:p>
+        </w:tc>
+      </w:tr>
+      <w:tr>
+        <w:tc>
+          <w:tcPr>
+            <w:tcW w:w="2050" w:type="dxa"/>
+            <w:tcBorders>
+              <w:right w:val="single" w:sz="4" w:space="0" w:color="auto"/>
+            </w:tcBorders>
+            <w:shd w:val="pct25" w:color="auto" w:fill="auto"/>
+          </w:tcPr>
+          <w:p>
+            <w:pPr>
+              <w:pStyle w:val="BodyTextChar"/>
+              <w:rPr>
+                <w:b/>
+                <w:sz w:val="18"/>
+                <w:szCs w:val="18"/>
+                <w:lang w:val="it-CH"/>
+              </w:rPr>
+            </w:pPr>
+            <w:r>
+              <w:rPr>
+                <w:b/>
+                <w:sz w:val="18"/>
+                <w:szCs w:val="18"/>
+                <w:lang w:val="it-CH"/>
+              </w:rPr>
+              <w:t>Procedura:</w:t>
+            </w:r>
+          </w:p>
+        </w:tc>
+        <w:tc>
+          <w:tcPr>
+            <w:tcW w:w="7471" w:type="dxa"/>
+            <w:gridSpan w:val="3"/>
+            <w:tcBorders>
+              <w:left w:val="single" w:sz="4" w:space="0" w:color="auto"/>
+            </w:tcBorders>
+          </w:tcPr>
+          <w:p>
+            <w:pPr>
+              <w:pStyle w:val="Corpotesto"/>
+              <w:numPr>
+                <w:ilvl w:val="0"/>
+                <w:numId w:val="11"/>
+              </w:numPr>
+              <w:rPr>
+                <w:lang w:eastAsia="en-US"/>
+              </w:rPr>
+            </w:pPr>
+          </w:p>
+        </w:tc>
+      </w:tr>
+      <w:tr>
+        <w:tc>
+          <w:tcPr>
+            <w:tcW w:w="2050" w:type="dxa"/>
+            <w:tcBorders>
+              <w:right w:val="single" w:sz="4" w:space="0" w:color="auto"/>
+            </w:tcBorders>
+            <w:shd w:val="pct25" w:color="auto" w:fill="auto"/>
+          </w:tcPr>
+          <w:p>
+            <w:pPr>
+              <w:pStyle w:val="BodyTextChar"/>
+              <w:rPr>
+                <w:b/>
+                <w:sz w:val="18"/>
+                <w:szCs w:val="18"/>
+                <w:lang w:val="it-CH"/>
+              </w:rPr>
+            </w:pPr>
+            <w:r>
+              <w:rPr>
+                <w:b/>
+                <w:sz w:val="18"/>
+                <w:szCs w:val="18"/>
+                <w:lang w:val="it-CH"/>
+              </w:rPr>
+              <w:t>Risultati attesi:</w:t>
+            </w:r>
+          </w:p>
+        </w:tc>
+        <w:tc>
+          <w:tcPr>
+            <w:tcW w:w="7471" w:type="dxa"/>
+            <w:gridSpan w:val="3"/>
+            <w:tcBorders>
+              <w:left w:val="single" w:sz="4" w:space="0" w:color="auto"/>
+            </w:tcBorders>
+          </w:tcPr>
+          <w:p>
+            <w:pPr>
+              <w:pStyle w:val="BodyTextChar"/>
+              <w:rPr>
+                <w:sz w:val="18"/>
+                <w:szCs w:val="18"/>
+                <w:lang w:val="it-CH"/>
+              </w:rPr>
+            </w:pPr>
+          </w:p>
+        </w:tc>
+      </w:tr>
+    </w:tbl>
+    <w:p/>
+    <w:tbl>
+      <w:tblPr>
+        <w:tblW w:w="9521" w:type="dxa"/>
+        <w:tblInd w:w="113" w:type="dxa"/>
+        <w:tblBorders>
+          <w:top w:val="single" w:sz="4" w:space="0" w:color="auto"/>
+          <w:left w:val="single" w:sz="4" w:space="0" w:color="auto"/>
+          <w:bottom w:val="single" w:sz="4" w:space="0" w:color="auto"/>
+          <w:right w:val="single" w:sz="4" w:space="0" w:color="auto"/>
+          <w:insideH w:val="single" w:sz="4" w:space="0" w:color="auto"/>
+          <w:insideV w:val="single" w:sz="4" w:space="0" w:color="auto"/>
+        </w:tblBorders>
+        <w:tblLook w:val="01E0" w:firstRow="1" w:lastRow="1" w:firstColumn="1" w:lastColumn="1" w:noHBand="0" w:noVBand="0"/>
+      </w:tblPr>
+      <w:tblGrid>
+        <w:gridCol w:w="2050"/>
+        <w:gridCol w:w="1562"/>
+        <w:gridCol w:w="1267"/>
+        <w:gridCol w:w="4642"/>
+      </w:tblGrid>
+      <w:tr>
+        <w:tc>
+          <w:tcPr>
+            <w:tcW w:w="2050" w:type="dxa"/>
+            <w:tcBorders>
+              <w:bottom w:val="single" w:sz="4" w:space="0" w:color="auto"/>
+              <w:right w:val="single" w:sz="4" w:space="0" w:color="auto"/>
+            </w:tcBorders>
+            <w:shd w:val="pct25" w:color="auto" w:fill="auto"/>
+          </w:tcPr>
+          <w:p>
+            <w:pPr>
+              <w:pStyle w:val="BodyTextChar"/>
+              <w:rPr>
+                <w:b/>
+                <w:sz w:val="18"/>
+                <w:szCs w:val="18"/>
+                <w:lang w:val="it-CH"/>
+              </w:rPr>
+            </w:pPr>
+            <w:r>
+              <w:rPr>
+                <w:b/>
+                <w:sz w:val="18"/>
+                <w:szCs w:val="18"/>
+                <w:lang w:val="it-CH"/>
+              </w:rPr>
+              <w:t>Test Case:</w:t>
+            </w:r>
+          </w:p>
+          <w:p>
+            <w:pPr>
+              <w:pStyle w:val="Corpotesto"/>
+              <w:rPr>
+                <w:sz w:val="18"/>
+                <w:szCs w:val="18"/>
+                <w:lang w:eastAsia="en-US"/>
+              </w:rPr>
+            </w:pPr>
+            <w:r>
+              <w:rPr>
+                <w:b/>
+                <w:sz w:val="18"/>
+                <w:szCs w:val="18"/>
+                <w:lang w:eastAsia="en-US"/>
+              </w:rPr>
+              <w:t>Riferimento</w:t>
+            </w:r>
+            <w:r>
+              <w:rPr>
+                <w:sz w:val="18"/>
+                <w:szCs w:val="18"/>
+                <w:lang w:eastAsia="en-US"/>
+              </w:rPr>
+              <w:t xml:space="preserve">: </w:t>
+            </w:r>
+          </w:p>
+        </w:tc>
+        <w:tc>
+          <w:tcPr>
+            <w:tcW w:w="1562" w:type="dxa"/>
+            <w:tcBorders>
+              <w:left w:val="single" w:sz="4" w:space="0" w:color="auto"/>
+              <w:bottom w:val="single" w:sz="4" w:space="0" w:color="auto"/>
+              <w:right w:val="single" w:sz="4" w:space="0" w:color="auto"/>
+            </w:tcBorders>
+          </w:tcPr>
+          <w:p>
+            <w:pPr>
+              <w:pStyle w:val="BodyTextChar"/>
+              <w:rPr>
+                <w:sz w:val="18"/>
+                <w:szCs w:val="18"/>
+                <w:lang w:val="it-CH"/>
+              </w:rPr>
+            </w:pPr>
+            <w:r>
+              <w:rPr>
+                <w:sz w:val="18"/>
+                <w:szCs w:val="18"/>
+                <w:lang w:val="it-CH"/>
+              </w:rPr>
+              <w:t>TC-00</w:t>
+            </w:r>
+            <w:r>
+              <w:rPr>
+                <w:sz w:val="18"/>
+                <w:szCs w:val="18"/>
+                <w:lang w:val="it-CH"/>
+              </w:rPr>
+              <w:t>9</w:t>
+            </w:r>
+          </w:p>
+          <w:p>
+            <w:r>
+              <w:rPr>
+                <w:sz w:val="18"/>
+                <w:szCs w:val="18"/>
+              </w:rPr>
+              <w:t>REQ-0</w:t>
+            </w:r>
+          </w:p>
+        </w:tc>
+        <w:tc>
+          <w:tcPr>
+            <w:tcW w:w="1267" w:type="dxa"/>
+            <w:tcBorders>
+              <w:left w:val="single" w:sz="4" w:space="0" w:color="auto"/>
+              <w:bottom w:val="single" w:sz="4" w:space="0" w:color="auto"/>
+              <w:right w:val="single" w:sz="4" w:space="0" w:color="auto"/>
+            </w:tcBorders>
+            <w:shd w:val="pct25" w:color="auto" w:fill="auto"/>
+          </w:tcPr>
+          <w:p>
+            <w:pPr>
+              <w:pStyle w:val="BodyTextChar"/>
+              <w:rPr>
+                <w:b/>
+                <w:sz w:val="18"/>
+                <w:szCs w:val="18"/>
+                <w:lang w:val="it-CH"/>
+              </w:rPr>
+            </w:pPr>
+            <w:r>
+              <w:rPr>
+                <w:b/>
+                <w:sz w:val="18"/>
+                <w:szCs w:val="18"/>
+                <w:lang w:val="it-CH"/>
+              </w:rPr>
+              <w:t>Nome:</w:t>
+            </w:r>
+          </w:p>
+        </w:tc>
+        <w:tc>
+          <w:tcPr>
+            <w:tcW w:w="4642" w:type="dxa"/>
+            <w:tcBorders>
+              <w:left w:val="single" w:sz="4" w:space="0" w:color="auto"/>
+              <w:bottom w:val="single" w:sz="4" w:space="0" w:color="auto"/>
+            </w:tcBorders>
+          </w:tcPr>
+          <w:p>
+            <w:pPr>
+              <w:pStyle w:val="BodyTextChar"/>
+              <w:rPr>
+                <w:sz w:val="18"/>
+                <w:szCs w:val="18"/>
+                <w:lang w:val="it-CH"/>
+              </w:rPr>
+            </w:pPr>
+          </w:p>
+        </w:tc>
+      </w:tr>
+      <w:tr>
+        <w:tc>
+          <w:tcPr>
+            <w:tcW w:w="2050" w:type="dxa"/>
+            <w:tcBorders>
+              <w:right w:val="single" w:sz="4" w:space="0" w:color="auto"/>
+            </w:tcBorders>
+            <w:shd w:val="pct25" w:color="auto" w:fill="auto"/>
+          </w:tcPr>
+          <w:p>
+            <w:pPr>
+              <w:pStyle w:val="BodyTextChar"/>
+              <w:rPr>
+                <w:b/>
+                <w:sz w:val="18"/>
+                <w:szCs w:val="18"/>
+                <w:lang w:val="it-CH"/>
+              </w:rPr>
+            </w:pPr>
+            <w:r>
+              <w:rPr>
+                <w:b/>
+                <w:sz w:val="18"/>
+                <w:szCs w:val="18"/>
+                <w:lang w:val="it-CH"/>
+              </w:rPr>
+              <w:t>Descrizione:</w:t>
+            </w:r>
+          </w:p>
+        </w:tc>
+        <w:tc>
+          <w:tcPr>
+            <w:tcW w:w="7471" w:type="dxa"/>
+            <w:gridSpan w:val="3"/>
+            <w:tcBorders>
+              <w:left w:val="single" w:sz="4" w:space="0" w:color="auto"/>
+            </w:tcBorders>
+          </w:tcPr>
+          <w:p>
+            <w:pPr>
+              <w:pStyle w:val="BodyTextChar"/>
+              <w:rPr>
+                <w:sz w:val="18"/>
+                <w:szCs w:val="18"/>
+                <w:lang w:val="it-CH"/>
+              </w:rPr>
+            </w:pPr>
+          </w:p>
+        </w:tc>
+      </w:tr>
+      <w:tr>
+        <w:tc>
+          <w:tcPr>
+            <w:tcW w:w="2050" w:type="dxa"/>
+            <w:tcBorders>
+              <w:right w:val="single" w:sz="4" w:space="0" w:color="auto"/>
+            </w:tcBorders>
+            <w:shd w:val="pct25" w:color="auto" w:fill="auto"/>
+          </w:tcPr>
+          <w:p>
+            <w:pPr>
+              <w:pStyle w:val="BodyTextChar"/>
+              <w:rPr>
+                <w:b/>
+                <w:sz w:val="18"/>
+                <w:szCs w:val="18"/>
+                <w:lang w:val="it-CH"/>
+              </w:rPr>
+            </w:pPr>
+            <w:r>
+              <w:rPr>
+                <w:b/>
+                <w:sz w:val="18"/>
+                <w:szCs w:val="18"/>
+                <w:lang w:val="it-CH"/>
+              </w:rPr>
+              <w:t>Prerequisiti:</w:t>
+            </w:r>
+          </w:p>
+        </w:tc>
+        <w:tc>
+          <w:tcPr>
+            <w:tcW w:w="7471" w:type="dxa"/>
+            <w:gridSpan w:val="3"/>
+            <w:tcBorders>
+              <w:left w:val="single" w:sz="4" w:space="0" w:color="auto"/>
+            </w:tcBorders>
+          </w:tcPr>
+          <w:p>
+            <w:pPr>
+              <w:pStyle w:val="BodyTextChar"/>
+              <w:rPr>
+                <w:sz w:val="18"/>
+                <w:szCs w:val="18"/>
+                <w:lang w:val="it-CH"/>
+              </w:rPr>
+            </w:pPr>
+            <w:r>
+              <w:rPr>
+                <w:sz w:val="18"/>
+                <w:szCs w:val="18"/>
+                <w:lang w:val="it-CH"/>
+              </w:rPr>
+              <w:t>Nessuno</w:t>
+            </w:r>
+          </w:p>
+        </w:tc>
+      </w:tr>
+      <w:tr>
+        <w:tc>
+          <w:tcPr>
+            <w:tcW w:w="2050" w:type="dxa"/>
+            <w:tcBorders>
+              <w:right w:val="single" w:sz="4" w:space="0" w:color="auto"/>
+            </w:tcBorders>
+            <w:shd w:val="pct25" w:color="auto" w:fill="auto"/>
+          </w:tcPr>
+          <w:p>
+            <w:pPr>
+              <w:pStyle w:val="BodyTextChar"/>
+              <w:rPr>
+                <w:b/>
+                <w:sz w:val="18"/>
+                <w:szCs w:val="18"/>
+                <w:lang w:val="it-CH"/>
+              </w:rPr>
+            </w:pPr>
+            <w:r>
+              <w:rPr>
+                <w:b/>
+                <w:sz w:val="18"/>
+                <w:szCs w:val="18"/>
+                <w:lang w:val="it-CH"/>
+              </w:rPr>
+              <w:t>Procedura:</w:t>
+            </w:r>
+          </w:p>
+        </w:tc>
+        <w:tc>
+          <w:tcPr>
+            <w:tcW w:w="7471" w:type="dxa"/>
+            <w:gridSpan w:val="3"/>
+            <w:tcBorders>
+              <w:left w:val="single" w:sz="4" w:space="0" w:color="auto"/>
+            </w:tcBorders>
+          </w:tcPr>
+          <w:p>
+            <w:pPr>
+              <w:pStyle w:val="Corpotesto"/>
+              <w:numPr>
+                <w:ilvl w:val="0"/>
+                <w:numId w:val="11"/>
+              </w:numPr>
+              <w:rPr>
+                <w:lang w:eastAsia="en-US"/>
+              </w:rPr>
+            </w:pPr>
+          </w:p>
+        </w:tc>
+      </w:tr>
+      <w:tr>
+        <w:tc>
+          <w:tcPr>
+            <w:tcW w:w="2050" w:type="dxa"/>
+            <w:tcBorders>
+              <w:right w:val="single" w:sz="4" w:space="0" w:color="auto"/>
+            </w:tcBorders>
+            <w:shd w:val="pct25" w:color="auto" w:fill="auto"/>
+          </w:tcPr>
+          <w:p>
+            <w:pPr>
+              <w:pStyle w:val="BodyTextChar"/>
+              <w:rPr>
+                <w:b/>
+                <w:sz w:val="18"/>
+                <w:szCs w:val="18"/>
+                <w:lang w:val="it-CH"/>
+              </w:rPr>
+            </w:pPr>
+            <w:r>
+              <w:rPr>
+                <w:b/>
+                <w:sz w:val="18"/>
+                <w:szCs w:val="18"/>
+                <w:lang w:val="it-CH"/>
+              </w:rPr>
+              <w:t>Risultati attesi:</w:t>
+            </w:r>
+          </w:p>
+        </w:tc>
+        <w:tc>
+          <w:tcPr>
+            <w:tcW w:w="7471" w:type="dxa"/>
+            <w:gridSpan w:val="3"/>
+            <w:tcBorders>
+              <w:left w:val="single" w:sz="4" w:space="0" w:color="auto"/>
+            </w:tcBorders>
+          </w:tcPr>
+          <w:p>
+            <w:pPr>
+              <w:pStyle w:val="BodyTextChar"/>
+              <w:rPr>
+                <w:sz w:val="18"/>
+                <w:szCs w:val="18"/>
+                <w:lang w:val="it-CH"/>
+              </w:rPr>
+            </w:pPr>
+          </w:p>
+        </w:tc>
+      </w:tr>
+    </w:tbl>
+    <w:p/>
+    <w:tbl>
+      <w:tblPr>
+        <w:tblW w:w="9521" w:type="dxa"/>
+        <w:tblInd w:w="113" w:type="dxa"/>
+        <w:tblBorders>
+          <w:top w:val="single" w:sz="4" w:space="0" w:color="auto"/>
+          <w:left w:val="single" w:sz="4" w:space="0" w:color="auto"/>
+          <w:bottom w:val="single" w:sz="4" w:space="0" w:color="auto"/>
+          <w:right w:val="single" w:sz="4" w:space="0" w:color="auto"/>
+          <w:insideH w:val="single" w:sz="4" w:space="0" w:color="auto"/>
+          <w:insideV w:val="single" w:sz="4" w:space="0" w:color="auto"/>
+        </w:tblBorders>
+        <w:tblLook w:val="01E0" w:firstRow="1" w:lastRow="1" w:firstColumn="1" w:lastColumn="1" w:noHBand="0" w:noVBand="0"/>
+      </w:tblPr>
+      <w:tblGrid>
+        <w:gridCol w:w="2050"/>
+        <w:gridCol w:w="1562"/>
+        <w:gridCol w:w="1267"/>
+        <w:gridCol w:w="4642"/>
+      </w:tblGrid>
+      <w:tr>
+        <w:tc>
+          <w:tcPr>
+            <w:tcW w:w="2050" w:type="dxa"/>
+            <w:tcBorders>
+              <w:bottom w:val="single" w:sz="4" w:space="0" w:color="auto"/>
+              <w:right w:val="single" w:sz="4" w:space="0" w:color="auto"/>
+            </w:tcBorders>
+            <w:shd w:val="pct25" w:color="auto" w:fill="auto"/>
+          </w:tcPr>
+          <w:p>
+            <w:pPr>
+              <w:pStyle w:val="BodyTextChar"/>
+              <w:rPr>
+                <w:b/>
+                <w:sz w:val="18"/>
+                <w:szCs w:val="18"/>
+                <w:lang w:val="it-CH"/>
+              </w:rPr>
+            </w:pPr>
+            <w:r>
+              <w:rPr>
+                <w:b/>
+                <w:sz w:val="18"/>
+                <w:szCs w:val="18"/>
+                <w:lang w:val="it-CH"/>
+              </w:rPr>
+              <w:t>Test Case:</w:t>
+            </w:r>
+          </w:p>
+          <w:p>
+            <w:pPr>
+              <w:pStyle w:val="Corpotesto"/>
+              <w:rPr>
+                <w:sz w:val="18"/>
+                <w:szCs w:val="18"/>
+                <w:lang w:eastAsia="en-US"/>
+              </w:rPr>
+            </w:pPr>
+            <w:r>
+              <w:rPr>
+                <w:b/>
+                <w:sz w:val="18"/>
+                <w:szCs w:val="18"/>
+                <w:lang w:eastAsia="en-US"/>
+              </w:rPr>
+              <w:t>Riferimento</w:t>
+            </w:r>
+            <w:r>
+              <w:rPr>
+                <w:sz w:val="18"/>
+                <w:szCs w:val="18"/>
+                <w:lang w:eastAsia="en-US"/>
+              </w:rPr>
+              <w:t xml:space="preserve">: </w:t>
+            </w:r>
+          </w:p>
+        </w:tc>
+        <w:tc>
+          <w:tcPr>
+            <w:tcW w:w="1562" w:type="dxa"/>
+            <w:tcBorders>
+              <w:left w:val="single" w:sz="4" w:space="0" w:color="auto"/>
+              <w:bottom w:val="single" w:sz="4" w:space="0" w:color="auto"/>
+              <w:right w:val="single" w:sz="4" w:space="0" w:color="auto"/>
+            </w:tcBorders>
+          </w:tcPr>
+          <w:p>
+            <w:pPr>
+              <w:pStyle w:val="BodyTextChar"/>
+              <w:rPr>
+                <w:sz w:val="18"/>
+                <w:szCs w:val="18"/>
+                <w:lang w:val="it-CH"/>
+              </w:rPr>
+            </w:pPr>
+            <w:r>
+              <w:rPr>
+                <w:sz w:val="18"/>
+                <w:szCs w:val="18"/>
+                <w:lang w:val="it-CH"/>
+              </w:rPr>
+              <w:t>TC-00</w:t>
+            </w:r>
+          </w:p>
+          <w:p>
+            <w:r>
+              <w:rPr>
+                <w:sz w:val="18"/>
+                <w:szCs w:val="18"/>
+              </w:rPr>
+              <w:t>REQ-0</w:t>
+            </w:r>
+          </w:p>
+        </w:tc>
+        <w:tc>
+          <w:tcPr>
+            <w:tcW w:w="1267" w:type="dxa"/>
+            <w:tcBorders>
+              <w:left w:val="single" w:sz="4" w:space="0" w:color="auto"/>
+              <w:bottom w:val="single" w:sz="4" w:space="0" w:color="auto"/>
+              <w:right w:val="single" w:sz="4" w:space="0" w:color="auto"/>
+            </w:tcBorders>
+            <w:shd w:val="pct25" w:color="auto" w:fill="auto"/>
+          </w:tcPr>
+          <w:p>
+            <w:pPr>
+              <w:pStyle w:val="BodyTextChar"/>
+              <w:rPr>
+                <w:b/>
+                <w:sz w:val="18"/>
+                <w:szCs w:val="18"/>
+                <w:lang w:val="it-CH"/>
+              </w:rPr>
+            </w:pPr>
+            <w:r>
+              <w:rPr>
+                <w:b/>
+                <w:sz w:val="18"/>
+                <w:szCs w:val="18"/>
+                <w:lang w:val="it-CH"/>
+              </w:rPr>
+              <w:t>Nome:</w:t>
+            </w:r>
+          </w:p>
+        </w:tc>
+        <w:tc>
+          <w:tcPr>
+            <w:tcW w:w="4642" w:type="dxa"/>
+            <w:tcBorders>
+              <w:left w:val="single" w:sz="4" w:space="0" w:color="auto"/>
+              <w:bottom w:val="single" w:sz="4" w:space="0" w:color="auto"/>
+            </w:tcBorders>
+          </w:tcPr>
+          <w:p>
+            <w:pPr>
+              <w:pStyle w:val="BodyTextChar"/>
+              <w:rPr>
+                <w:sz w:val="18"/>
+                <w:szCs w:val="18"/>
+                <w:lang w:val="it-CH"/>
+              </w:rPr>
+            </w:pPr>
+          </w:p>
+        </w:tc>
+      </w:tr>
+      <w:tr>
+        <w:tc>
+          <w:tcPr>
+            <w:tcW w:w="2050" w:type="dxa"/>
+            <w:tcBorders>
+              <w:right w:val="single" w:sz="4" w:space="0" w:color="auto"/>
+            </w:tcBorders>
+            <w:shd w:val="pct25" w:color="auto" w:fill="auto"/>
+          </w:tcPr>
+          <w:p>
+            <w:pPr>
+              <w:pStyle w:val="BodyTextChar"/>
+              <w:rPr>
+                <w:b/>
+                <w:sz w:val="18"/>
+                <w:szCs w:val="18"/>
+                <w:lang w:val="it-CH"/>
+              </w:rPr>
+            </w:pPr>
+            <w:r>
+              <w:rPr>
+                <w:b/>
+                <w:sz w:val="18"/>
+                <w:szCs w:val="18"/>
+                <w:lang w:val="it-CH"/>
+              </w:rPr>
+              <w:t>Descrizione:</w:t>
+            </w:r>
+          </w:p>
+        </w:tc>
+        <w:tc>
+          <w:tcPr>
+            <w:tcW w:w="7471" w:type="dxa"/>
+            <w:gridSpan w:val="3"/>
+            <w:tcBorders>
+              <w:left w:val="single" w:sz="4" w:space="0" w:color="auto"/>
+            </w:tcBorders>
+          </w:tcPr>
+          <w:p>
+            <w:pPr>
+              <w:pStyle w:val="BodyTextChar"/>
+              <w:rPr>
+                <w:sz w:val="18"/>
+                <w:szCs w:val="18"/>
+                <w:lang w:val="it-CH"/>
+              </w:rPr>
+            </w:pPr>
+          </w:p>
+        </w:tc>
+      </w:tr>
+      <w:tr>
+        <w:tc>
+          <w:tcPr>
+            <w:tcW w:w="2050" w:type="dxa"/>
+            <w:tcBorders>
+              <w:right w:val="single" w:sz="4" w:space="0" w:color="auto"/>
+            </w:tcBorders>
+            <w:shd w:val="pct25" w:color="auto" w:fill="auto"/>
+          </w:tcPr>
+          <w:p>
+            <w:pPr>
+              <w:pStyle w:val="BodyTextChar"/>
+              <w:rPr>
+                <w:b/>
+                <w:sz w:val="18"/>
+                <w:szCs w:val="18"/>
+                <w:lang w:val="it-CH"/>
+              </w:rPr>
+            </w:pPr>
+            <w:r>
+              <w:rPr>
+                <w:b/>
+                <w:sz w:val="18"/>
+                <w:szCs w:val="18"/>
+                <w:lang w:val="it-CH"/>
+              </w:rPr>
+              <w:t>Prerequisiti:</w:t>
+            </w:r>
+          </w:p>
+        </w:tc>
+        <w:tc>
+          <w:tcPr>
+            <w:tcW w:w="7471" w:type="dxa"/>
+            <w:gridSpan w:val="3"/>
+            <w:tcBorders>
+              <w:left w:val="single" w:sz="4" w:space="0" w:color="auto"/>
+            </w:tcBorders>
+          </w:tcPr>
+          <w:p>
+            <w:pPr>
+              <w:pStyle w:val="BodyTextChar"/>
+              <w:rPr>
+                <w:sz w:val="18"/>
+                <w:szCs w:val="18"/>
+                <w:lang w:val="it-CH"/>
+              </w:rPr>
+            </w:pPr>
+            <w:r>
+              <w:rPr>
+                <w:sz w:val="18"/>
+                <w:szCs w:val="18"/>
+                <w:lang w:val="it-CH"/>
+              </w:rPr>
+              <w:t>Nessuno</w:t>
+            </w:r>
+          </w:p>
+        </w:tc>
+      </w:tr>
+      <w:tr>
+        <w:tc>
+          <w:tcPr>
+            <w:tcW w:w="2050" w:type="dxa"/>
+            <w:tcBorders>
+              <w:right w:val="single" w:sz="4" w:space="0" w:color="auto"/>
+            </w:tcBorders>
+            <w:shd w:val="pct25" w:color="auto" w:fill="auto"/>
+          </w:tcPr>
+          <w:p>
+            <w:pPr>
+              <w:pStyle w:val="BodyTextChar"/>
+              <w:rPr>
+                <w:b/>
+                <w:sz w:val="18"/>
+                <w:szCs w:val="18"/>
+                <w:lang w:val="it-CH"/>
+              </w:rPr>
+            </w:pPr>
+            <w:r>
+              <w:rPr>
+                <w:b/>
+                <w:sz w:val="18"/>
+                <w:szCs w:val="18"/>
+                <w:lang w:val="it-CH"/>
+              </w:rPr>
+              <w:t>Procedura:</w:t>
+            </w:r>
+          </w:p>
+        </w:tc>
+        <w:tc>
+          <w:tcPr>
+            <w:tcW w:w="7471" w:type="dxa"/>
+            <w:gridSpan w:val="3"/>
+            <w:tcBorders>
+              <w:left w:val="single" w:sz="4" w:space="0" w:color="auto"/>
+            </w:tcBorders>
+          </w:tcPr>
+          <w:p>
+            <w:pPr>
+              <w:pStyle w:val="Corpotesto"/>
+              <w:numPr>
+                <w:ilvl w:val="0"/>
+                <w:numId w:val="11"/>
+              </w:numPr>
+              <w:rPr>
+                <w:lang w:eastAsia="en-US"/>
+              </w:rPr>
+            </w:pPr>
+          </w:p>
+        </w:tc>
+      </w:tr>
+      <w:tr>
+        <w:tc>
+          <w:tcPr>
+            <w:tcW w:w="2050" w:type="dxa"/>
+            <w:tcBorders>
+              <w:right w:val="single" w:sz="4" w:space="0" w:color="auto"/>
+            </w:tcBorders>
+            <w:shd w:val="pct25" w:color="auto" w:fill="auto"/>
+          </w:tcPr>
+          <w:p>
+            <w:pPr>
+              <w:pStyle w:val="BodyTextChar"/>
+              <w:rPr>
+                <w:b/>
+                <w:sz w:val="18"/>
+                <w:szCs w:val="18"/>
+                <w:lang w:val="it-CH"/>
+              </w:rPr>
+            </w:pPr>
+            <w:r>
+              <w:rPr>
+                <w:b/>
+                <w:sz w:val="18"/>
+                <w:szCs w:val="18"/>
+                <w:lang w:val="it-CH"/>
+              </w:rPr>
+              <w:t>Risultati attesi:</w:t>
+            </w:r>
+          </w:p>
+        </w:tc>
+        <w:tc>
+          <w:tcPr>
+            <w:tcW w:w="7471" w:type="dxa"/>
+            <w:gridSpan w:val="3"/>
+            <w:tcBorders>
+              <w:left w:val="single" w:sz="4" w:space="0" w:color="auto"/>
+            </w:tcBorders>
+          </w:tcPr>
+          <w:p>
+            <w:pPr>
+              <w:pStyle w:val="BodyTextChar"/>
+              <w:rPr>
+                <w:sz w:val="18"/>
+                <w:szCs w:val="18"/>
+                <w:lang w:val="it-CH"/>
+              </w:rPr>
+            </w:pPr>
+          </w:p>
+        </w:tc>
+      </w:tr>
+    </w:tbl>
+    <w:p>
+      <w:r>
+        <w:br w:type="page"/>
+      </w:r>
+    </w:p>
+    <w:p>
+      <w:pPr>
+        <w:pStyle w:val="Titolo1"/>
+      </w:pPr>
+      <w:r>
+        <w:lastRenderedPageBreak/>
+        <w:t>Risultati test</w:t>
+      </w:r>
+    </w:p>
+    <w:tbl>
+      <w:tblPr>
+        <w:tblStyle w:val="Grigliatabella"/>
+        <w:tblW w:w="0" w:type="auto"/>
+        <w:tblLook w:val="04A0" w:firstRow="1" w:lastRow="0" w:firstColumn="1" w:lastColumn="0" w:noHBand="0" w:noVBand="1"/>
+      </w:tblPr>
+      <w:tblGrid>
+        <w:gridCol w:w="1010"/>
+        <w:gridCol w:w="1047"/>
+        <w:gridCol w:w="5876"/>
+        <w:gridCol w:w="1560"/>
+      </w:tblGrid>
+      <w:tr>
+        <w:tc>
+          <w:tcPr>
+            <w:tcW w:w="1010" w:type="dxa"/>
+            <w:shd w:val="clear" w:color="auto" w:fill="D9D9D9" w:themeFill="background1" w:themeFillShade="D9"/>
+            <w:vAlign w:val="center"/>
+          </w:tcPr>
+          <w:p>
+            <w:pPr>
+              <w:jc w:val="center"/>
+              <w:rPr>
+                <w:rFonts w:asciiTheme="minorHAnsi" w:hAnsiTheme="minorHAnsi" w:cstheme="minorHAnsi"/>
+                <w:sz w:val="18"/>
+                <w:szCs w:val="18"/>
+              </w:rPr>
+            </w:pPr>
+            <w:r>
+              <w:rPr>
+                <w:rFonts w:asciiTheme="minorHAnsi" w:hAnsiTheme="minorHAnsi" w:cstheme="minorHAnsi"/>
+                <w:sz w:val="18"/>
+                <w:szCs w:val="18"/>
+              </w:rPr>
+              <w:t>Test Case</w:t>
+            </w:r>
+          </w:p>
+        </w:tc>
+        <w:tc>
+          <w:tcPr>
+            <w:tcW w:w="1047" w:type="dxa"/>
+            <w:shd w:val="clear" w:color="auto" w:fill="D9D9D9" w:themeFill="background1" w:themeFillShade="D9"/>
+            <w:vAlign w:val="center"/>
+          </w:tcPr>
+          <w:p>
+            <w:pPr>
+              <w:jc w:val="center"/>
+              <w:rPr>
+                <w:rFonts w:asciiTheme="minorHAnsi" w:hAnsiTheme="minorHAnsi" w:cstheme="minorHAnsi"/>
+                <w:sz w:val="18"/>
+                <w:szCs w:val="18"/>
+              </w:rPr>
+            </w:pPr>
+            <w:r>
+              <w:rPr>
+                <w:rFonts w:asciiTheme="minorHAnsi" w:hAnsiTheme="minorHAnsi" w:cstheme="minorHAnsi"/>
+                <w:sz w:val="18"/>
+                <w:szCs w:val="18"/>
+              </w:rPr>
+              <w:t>Risultato</w:t>
+            </w:r>
+          </w:p>
+        </w:tc>
+        <w:tc>
+          <w:tcPr>
+            <w:tcW w:w="5876" w:type="dxa"/>
+            <w:shd w:val="clear" w:color="auto" w:fill="D9D9D9" w:themeFill="background1" w:themeFillShade="D9"/>
+            <w:vAlign w:val="center"/>
+          </w:tcPr>
+          <w:p>
+            <w:pPr>
+              <w:jc w:val="center"/>
+              <w:rPr>
+                <w:rFonts w:asciiTheme="minorHAnsi" w:hAnsiTheme="minorHAnsi" w:cstheme="minorHAnsi"/>
+                <w:sz w:val="18"/>
+                <w:szCs w:val="18"/>
+              </w:rPr>
+            </w:pPr>
+            <w:r>
+              <w:rPr>
+                <w:rFonts w:asciiTheme="minorHAnsi" w:hAnsiTheme="minorHAnsi" w:cstheme="minorHAnsi"/>
+                <w:sz w:val="18"/>
+                <w:szCs w:val="18"/>
+              </w:rPr>
+              <w:t>Descrizione</w:t>
+            </w:r>
+          </w:p>
+        </w:tc>
+        <w:tc>
+          <w:tcPr>
+            <w:tcW w:w="1560" w:type="dxa"/>
+            <w:shd w:val="clear" w:color="auto" w:fill="D9D9D9" w:themeFill="background1" w:themeFillShade="D9"/>
+            <w:vAlign w:val="center"/>
+          </w:tcPr>
+          <w:p>
+            <w:pPr>
+              <w:jc w:val="center"/>
+              <w:rPr>
+                <w:rFonts w:asciiTheme="minorHAnsi" w:hAnsiTheme="minorHAnsi" w:cstheme="minorHAnsi"/>
+                <w:sz w:val="18"/>
+                <w:szCs w:val="18"/>
+              </w:rPr>
+            </w:pPr>
+            <w:r>
+              <w:rPr>
+                <w:rFonts w:asciiTheme="minorHAnsi" w:hAnsiTheme="minorHAnsi" w:cstheme="minorHAnsi"/>
+                <w:sz w:val="18"/>
+                <w:szCs w:val="18"/>
+              </w:rPr>
+              <w:t>Periodicità</w:t>
+            </w:r>
+          </w:p>
+        </w:tc>
+      </w:tr>
+      <w:tr>
+        <w:trPr>
+          <w:trHeight w:val="5871"/>
+        </w:trPr>
+        <w:tc>
+          <w:tcPr>
+            <w:tcW w:w="1010" w:type="dxa"/>
+            <w:vAlign w:val="center"/>
+          </w:tcPr>
+          <w:p>
+            <w:pPr>
+              <w:jc w:val="center"/>
+              <w:rPr>
+                <w:rFonts w:asciiTheme="minorHAnsi" w:hAnsiTheme="minorHAnsi" w:cstheme="minorHAnsi"/>
+                <w:sz w:val="18"/>
+                <w:szCs w:val="18"/>
+              </w:rPr>
+            </w:pPr>
+            <w:r>
+              <w:rPr>
+                <w:rFonts w:asciiTheme="minorHAnsi" w:hAnsiTheme="minorHAnsi" w:cstheme="minorHAnsi"/>
+                <w:sz w:val="18"/>
+                <w:szCs w:val="18"/>
+              </w:rPr>
+              <w:t>TC-001</w:t>
+            </w:r>
+          </w:p>
+        </w:tc>
+        <w:tc>
+          <w:tcPr>
+            <w:tcW w:w="1047" w:type="dxa"/>
+            <w:shd w:val="clear" w:color="auto" w:fill="92D050"/>
+            <w:vAlign w:val="center"/>
+          </w:tcPr>
+          <w:p>
+            <w:pPr>
+              <w:jc w:val="center"/>
+              <w:rPr>
+                <w:rFonts w:asciiTheme="minorHAnsi" w:hAnsiTheme="minorHAnsi" w:cstheme="minorHAnsi"/>
+                <w:sz w:val="18"/>
+                <w:szCs w:val="18"/>
+              </w:rPr>
+            </w:pPr>
+            <w:r>
+              <w:rPr>
+                <w:rFonts w:asciiTheme="minorHAnsi" w:hAnsiTheme="minorHAnsi" w:cstheme="minorHAnsi"/>
+                <w:sz w:val="18"/>
+                <w:szCs w:val="18"/>
+              </w:rPr>
+              <w:t>RIUSCITO</w:t>
+            </w:r>
+          </w:p>
+        </w:tc>
+        <w:tc>
+          <w:tcPr>
+            <w:tcW w:w="5876" w:type="dxa"/>
+          </w:tcPr>
+          <w:p>
+            <w:pPr>
+              <w:rPr>
+                <w:rFonts w:asciiTheme="minorHAnsi" w:hAnsiTheme="minorHAnsi" w:cstheme="minorHAnsi"/>
+                <w:sz w:val="18"/>
+                <w:szCs w:val="18"/>
+              </w:rPr>
+            </w:pPr>
+          </w:p>
+        </w:tc>
+        <w:tc>
+          <w:tcPr>
+            <w:tcW w:w="1560" w:type="dxa"/>
+            <w:vAlign w:val="center"/>
+          </w:tcPr>
+          <w:p>
+            <w:pPr>
+              <w:keepNext/>
+              <w:jc w:val="center"/>
+              <w:rPr>
+                <w:rFonts w:asciiTheme="minorHAnsi" w:hAnsiTheme="minorHAnsi" w:cstheme="minorHAnsi"/>
+                <w:sz w:val="18"/>
+                <w:szCs w:val="18"/>
+              </w:rPr>
+            </w:pPr>
+          </w:p>
+        </w:tc>
+      </w:tr>
+    </w:tbl>
     <w:p/>
     <w:sectPr>
       <w:headerReference w:type="default" r:id="rId7"/>
@@ -2505,6 +7354,122 @@
     </w:lvl>
   </w:abstractNum>
   <w:abstractNum w:abstractNumId="1" w15:restartNumberingAfterBreak="0">
+    <w:nsid w:val="0B6C52C9"/>
+    <w:multiLevelType w:val="hybridMultilevel"/>
+    <w:tmpl w:val="AAF2A8AA"/>
+    <w:lvl w:ilvl="0" w:tplc="0409000F">
+      <w:start w:val="1"/>
+      <w:numFmt w:val="decimal"/>
+      <w:lvlText w:val="%1."/>
+      <w:lvlJc w:val="left"/>
+      <w:pPr>
+        <w:tabs>
+          <w:tab w:val="num" w:pos="360"/>
+        </w:tabs>
+        <w:ind w:left="360" w:hanging="360"/>
+      </w:pPr>
+      <w:rPr>
+        <w:rFonts w:hint="default"/>
+      </w:rPr>
+    </w:lvl>
+    <w:lvl w:ilvl="1" w:tplc="04090019" w:tentative="1">
+      <w:start w:val="1"/>
+      <w:numFmt w:val="lowerLetter"/>
+      <w:lvlText w:val="%2."/>
+      <w:lvlJc w:val="left"/>
+      <w:pPr>
+        <w:tabs>
+          <w:tab w:val="num" w:pos="1080"/>
+        </w:tabs>
+        <w:ind w:left="1080" w:hanging="360"/>
+      </w:pPr>
+    </w:lvl>
+    <w:lvl w:ilvl="2" w:tplc="0409001B" w:tentative="1">
+      <w:start w:val="1"/>
+      <w:numFmt w:val="lowerRoman"/>
+      <w:lvlText w:val="%3."/>
+      <w:lvlJc w:val="right"/>
+      <w:pPr>
+        <w:tabs>
+          <w:tab w:val="num" w:pos="1800"/>
+        </w:tabs>
+        <w:ind w:left="1800" w:hanging="180"/>
+      </w:pPr>
+    </w:lvl>
+    <w:lvl w:ilvl="3" w:tplc="0409000F" w:tentative="1">
+      <w:start w:val="1"/>
+      <w:numFmt w:val="decimal"/>
+      <w:lvlText w:val="%4."/>
+      <w:lvlJc w:val="left"/>
+      <w:pPr>
+        <w:tabs>
+          <w:tab w:val="num" w:pos="2520"/>
+        </w:tabs>
+        <w:ind w:left="2520" w:hanging="360"/>
+      </w:pPr>
+    </w:lvl>
+    <w:lvl w:ilvl="4" w:tplc="04090019" w:tentative="1">
+      <w:start w:val="1"/>
+      <w:numFmt w:val="lowerLetter"/>
+      <w:lvlText w:val="%5."/>
+      <w:lvlJc w:val="left"/>
+      <w:pPr>
+        <w:tabs>
+          <w:tab w:val="num" w:pos="3240"/>
+        </w:tabs>
+        <w:ind w:left="3240" w:hanging="360"/>
+      </w:pPr>
+    </w:lvl>
+    <w:lvl w:ilvl="5" w:tplc="0409001B" w:tentative="1">
+      <w:start w:val="1"/>
+      <w:numFmt w:val="lowerRoman"/>
+      <w:lvlText w:val="%6."/>
+      <w:lvlJc w:val="right"/>
+      <w:pPr>
+        <w:tabs>
+          <w:tab w:val="num" w:pos="3960"/>
+        </w:tabs>
+        <w:ind w:left="3960" w:hanging="180"/>
+      </w:pPr>
+    </w:lvl>
+    <w:lvl w:ilvl="6" w:tplc="0409000F" w:tentative="1">
+      <w:start w:val="1"/>
+      <w:numFmt w:val="decimal"/>
+      <w:lvlText w:val="%7."/>
+      <w:lvlJc w:val="left"/>
+      <w:pPr>
+        <w:tabs>
+          <w:tab w:val="num" w:pos="4680"/>
+        </w:tabs>
+        <w:ind w:left="4680" w:hanging="360"/>
+      </w:pPr>
+    </w:lvl>
+    <w:lvl w:ilvl="7" w:tplc="04090019" w:tentative="1">
+      <w:start w:val="1"/>
+      <w:numFmt w:val="lowerLetter"/>
+      <w:lvlText w:val="%8."/>
+      <w:lvlJc w:val="left"/>
+      <w:pPr>
+        <w:tabs>
+          <w:tab w:val="num" w:pos="5400"/>
+        </w:tabs>
+        <w:ind w:left="5400" w:hanging="360"/>
+      </w:pPr>
+    </w:lvl>
+    <w:lvl w:ilvl="8" w:tplc="0409001B" w:tentative="1">
+      <w:start w:val="1"/>
+      <w:numFmt w:val="lowerRoman"/>
+      <w:lvlText w:val="%9."/>
+      <w:lvlJc w:val="right"/>
+      <w:pPr>
+        <w:tabs>
+          <w:tab w:val="num" w:pos="6120"/>
+        </w:tabs>
+        <w:ind w:left="6120" w:hanging="180"/>
+      </w:pPr>
+    </w:lvl>
+  </w:abstractNum>
+  <w:abstractNum w:abstractNumId="2" w15:restartNumberingAfterBreak="0">
     <w:nsid w:val="1CF8187E"/>
     <w:multiLevelType w:val="hybridMultilevel"/>
     <w:tmpl w:val="ABBE01EC"/>
@@ -2590,7 +7555,7 @@
       </w:pPr>
     </w:lvl>
   </w:abstractNum>
-  <w:abstractNum w:abstractNumId="2" w15:restartNumberingAfterBreak="0">
+  <w:abstractNum w:abstractNumId="3" w15:restartNumberingAfterBreak="0">
     <w:nsid w:val="252E14A8"/>
     <w:multiLevelType w:val="hybridMultilevel"/>
     <w:tmpl w:val="4A26089E"/>
@@ -2703,7 +7668,7 @@
       </w:rPr>
     </w:lvl>
   </w:abstractNum>
-  <w:abstractNum w:abstractNumId="3" w15:restartNumberingAfterBreak="0">
+  <w:abstractNum w:abstractNumId="4" w15:restartNumberingAfterBreak="0">
     <w:nsid w:val="2EF362F8"/>
     <w:multiLevelType w:val="hybridMultilevel"/>
     <w:tmpl w:val="381E6122"/>
@@ -2789,7 +7754,471 @@
       </w:pPr>
     </w:lvl>
   </w:abstractNum>
-  <w:abstractNum w:abstractNumId="4" w15:restartNumberingAfterBreak="0">
+  <w:abstractNum w:abstractNumId="5" w15:restartNumberingAfterBreak="0">
+    <w:nsid w:val="3F1E2F61"/>
+    <w:multiLevelType w:val="hybridMultilevel"/>
+    <w:tmpl w:val="AAF2A8AA"/>
+    <w:lvl w:ilvl="0" w:tplc="0409000F">
+      <w:start w:val="1"/>
+      <w:numFmt w:val="decimal"/>
+      <w:lvlText w:val="%1."/>
+      <w:lvlJc w:val="left"/>
+      <w:pPr>
+        <w:tabs>
+          <w:tab w:val="num" w:pos="360"/>
+        </w:tabs>
+        <w:ind w:left="360" w:hanging="360"/>
+      </w:pPr>
+      <w:rPr>
+        <w:rFonts w:hint="default"/>
+      </w:rPr>
+    </w:lvl>
+    <w:lvl w:ilvl="1" w:tplc="04090019" w:tentative="1">
+      <w:start w:val="1"/>
+      <w:numFmt w:val="lowerLetter"/>
+      <w:lvlText w:val="%2."/>
+      <w:lvlJc w:val="left"/>
+      <w:pPr>
+        <w:tabs>
+          <w:tab w:val="num" w:pos="1080"/>
+        </w:tabs>
+        <w:ind w:left="1080" w:hanging="360"/>
+      </w:pPr>
+    </w:lvl>
+    <w:lvl w:ilvl="2" w:tplc="0409001B" w:tentative="1">
+      <w:start w:val="1"/>
+      <w:numFmt w:val="lowerRoman"/>
+      <w:lvlText w:val="%3."/>
+      <w:lvlJc w:val="right"/>
+      <w:pPr>
+        <w:tabs>
+          <w:tab w:val="num" w:pos="1800"/>
+        </w:tabs>
+        <w:ind w:left="1800" w:hanging="180"/>
+      </w:pPr>
+    </w:lvl>
+    <w:lvl w:ilvl="3" w:tplc="0409000F" w:tentative="1">
+      <w:start w:val="1"/>
+      <w:numFmt w:val="decimal"/>
+      <w:lvlText w:val="%4."/>
+      <w:lvlJc w:val="left"/>
+      <w:pPr>
+        <w:tabs>
+          <w:tab w:val="num" w:pos="2520"/>
+        </w:tabs>
+        <w:ind w:left="2520" w:hanging="360"/>
+      </w:pPr>
+    </w:lvl>
+    <w:lvl w:ilvl="4" w:tplc="04090019" w:tentative="1">
+      <w:start w:val="1"/>
+      <w:numFmt w:val="lowerLetter"/>
+      <w:lvlText w:val="%5."/>
+      <w:lvlJc w:val="left"/>
+      <w:pPr>
+        <w:tabs>
+          <w:tab w:val="num" w:pos="3240"/>
+        </w:tabs>
+        <w:ind w:left="3240" w:hanging="360"/>
+      </w:pPr>
+    </w:lvl>
+    <w:lvl w:ilvl="5" w:tplc="0409001B" w:tentative="1">
+      <w:start w:val="1"/>
+      <w:numFmt w:val="lowerRoman"/>
+      <w:lvlText w:val="%6."/>
+      <w:lvlJc w:val="right"/>
+      <w:pPr>
+        <w:tabs>
+          <w:tab w:val="num" w:pos="3960"/>
+        </w:tabs>
+        <w:ind w:left="3960" w:hanging="180"/>
+      </w:pPr>
+    </w:lvl>
+    <w:lvl w:ilvl="6" w:tplc="0409000F" w:tentative="1">
+      <w:start w:val="1"/>
+      <w:numFmt w:val="decimal"/>
+      <w:lvlText w:val="%7."/>
+      <w:lvlJc w:val="left"/>
+      <w:pPr>
+        <w:tabs>
+          <w:tab w:val="num" w:pos="4680"/>
+        </w:tabs>
+        <w:ind w:left="4680" w:hanging="360"/>
+      </w:pPr>
+    </w:lvl>
+    <w:lvl w:ilvl="7" w:tplc="04090019" w:tentative="1">
+      <w:start w:val="1"/>
+      <w:numFmt w:val="lowerLetter"/>
+      <w:lvlText w:val="%8."/>
+      <w:lvlJc w:val="left"/>
+      <w:pPr>
+        <w:tabs>
+          <w:tab w:val="num" w:pos="5400"/>
+        </w:tabs>
+        <w:ind w:left="5400" w:hanging="360"/>
+      </w:pPr>
+    </w:lvl>
+    <w:lvl w:ilvl="8" w:tplc="0409001B" w:tentative="1">
+      <w:start w:val="1"/>
+      <w:numFmt w:val="lowerRoman"/>
+      <w:lvlText w:val="%9."/>
+      <w:lvlJc w:val="right"/>
+      <w:pPr>
+        <w:tabs>
+          <w:tab w:val="num" w:pos="6120"/>
+        </w:tabs>
+        <w:ind w:left="6120" w:hanging="180"/>
+      </w:pPr>
+    </w:lvl>
+  </w:abstractNum>
+  <w:abstractNum w:abstractNumId="6" w15:restartNumberingAfterBreak="0">
+    <w:nsid w:val="4BF83745"/>
+    <w:multiLevelType w:val="hybridMultilevel"/>
+    <w:tmpl w:val="AAF2A8AA"/>
+    <w:lvl w:ilvl="0" w:tplc="0409000F">
+      <w:start w:val="1"/>
+      <w:numFmt w:val="decimal"/>
+      <w:lvlText w:val="%1."/>
+      <w:lvlJc w:val="left"/>
+      <w:pPr>
+        <w:tabs>
+          <w:tab w:val="num" w:pos="360"/>
+        </w:tabs>
+        <w:ind w:left="360" w:hanging="360"/>
+      </w:pPr>
+      <w:rPr>
+        <w:rFonts w:hint="default"/>
+      </w:rPr>
+    </w:lvl>
+    <w:lvl w:ilvl="1" w:tplc="04090019" w:tentative="1">
+      <w:start w:val="1"/>
+      <w:numFmt w:val="lowerLetter"/>
+      <w:lvlText w:val="%2."/>
+      <w:lvlJc w:val="left"/>
+      <w:pPr>
+        <w:tabs>
+          <w:tab w:val="num" w:pos="1080"/>
+        </w:tabs>
+        <w:ind w:left="1080" w:hanging="360"/>
+      </w:pPr>
+    </w:lvl>
+    <w:lvl w:ilvl="2" w:tplc="0409001B" w:tentative="1">
+      <w:start w:val="1"/>
+      <w:numFmt w:val="lowerRoman"/>
+      <w:lvlText w:val="%3."/>
+      <w:lvlJc w:val="right"/>
+      <w:pPr>
+        <w:tabs>
+          <w:tab w:val="num" w:pos="1800"/>
+        </w:tabs>
+        <w:ind w:left="1800" w:hanging="180"/>
+      </w:pPr>
+    </w:lvl>
+    <w:lvl w:ilvl="3" w:tplc="0409000F" w:tentative="1">
+      <w:start w:val="1"/>
+      <w:numFmt w:val="decimal"/>
+      <w:lvlText w:val="%4."/>
+      <w:lvlJc w:val="left"/>
+      <w:pPr>
+        <w:tabs>
+          <w:tab w:val="num" w:pos="2520"/>
+        </w:tabs>
+        <w:ind w:left="2520" w:hanging="360"/>
+      </w:pPr>
+    </w:lvl>
+    <w:lvl w:ilvl="4" w:tplc="04090019" w:tentative="1">
+      <w:start w:val="1"/>
+      <w:numFmt w:val="lowerLetter"/>
+      <w:lvlText w:val="%5."/>
+      <w:lvlJc w:val="left"/>
+      <w:pPr>
+        <w:tabs>
+          <w:tab w:val="num" w:pos="3240"/>
+        </w:tabs>
+        <w:ind w:left="3240" w:hanging="360"/>
+      </w:pPr>
+    </w:lvl>
+    <w:lvl w:ilvl="5" w:tplc="0409001B" w:tentative="1">
+      <w:start w:val="1"/>
+      <w:numFmt w:val="lowerRoman"/>
+      <w:lvlText w:val="%6."/>
+      <w:lvlJc w:val="right"/>
+      <w:pPr>
+        <w:tabs>
+          <w:tab w:val="num" w:pos="3960"/>
+        </w:tabs>
+        <w:ind w:left="3960" w:hanging="180"/>
+      </w:pPr>
+    </w:lvl>
+    <w:lvl w:ilvl="6" w:tplc="0409000F" w:tentative="1">
+      <w:start w:val="1"/>
+      <w:numFmt w:val="decimal"/>
+      <w:lvlText w:val="%7."/>
+      <w:lvlJc w:val="left"/>
+      <w:pPr>
+        <w:tabs>
+          <w:tab w:val="num" w:pos="4680"/>
+        </w:tabs>
+        <w:ind w:left="4680" w:hanging="360"/>
+      </w:pPr>
+    </w:lvl>
+    <w:lvl w:ilvl="7" w:tplc="04090019" w:tentative="1">
+      <w:start w:val="1"/>
+      <w:numFmt w:val="lowerLetter"/>
+      <w:lvlText w:val="%8."/>
+      <w:lvlJc w:val="left"/>
+      <w:pPr>
+        <w:tabs>
+          <w:tab w:val="num" w:pos="5400"/>
+        </w:tabs>
+        <w:ind w:left="5400" w:hanging="360"/>
+      </w:pPr>
+    </w:lvl>
+    <w:lvl w:ilvl="8" w:tplc="0409001B" w:tentative="1">
+      <w:start w:val="1"/>
+      <w:numFmt w:val="lowerRoman"/>
+      <w:lvlText w:val="%9."/>
+      <w:lvlJc w:val="right"/>
+      <w:pPr>
+        <w:tabs>
+          <w:tab w:val="num" w:pos="6120"/>
+        </w:tabs>
+        <w:ind w:left="6120" w:hanging="180"/>
+      </w:pPr>
+    </w:lvl>
+  </w:abstractNum>
+  <w:abstractNum w:abstractNumId="7" w15:restartNumberingAfterBreak="0">
+    <w:nsid w:val="4FCC7AC2"/>
+    <w:multiLevelType w:val="hybridMultilevel"/>
+    <w:tmpl w:val="AAF2A8AA"/>
+    <w:lvl w:ilvl="0" w:tplc="0409000F">
+      <w:start w:val="1"/>
+      <w:numFmt w:val="decimal"/>
+      <w:lvlText w:val="%1."/>
+      <w:lvlJc w:val="left"/>
+      <w:pPr>
+        <w:tabs>
+          <w:tab w:val="num" w:pos="360"/>
+        </w:tabs>
+        <w:ind w:left="360" w:hanging="360"/>
+      </w:pPr>
+      <w:rPr>
+        <w:rFonts w:hint="default"/>
+      </w:rPr>
+    </w:lvl>
+    <w:lvl w:ilvl="1" w:tplc="04090019" w:tentative="1">
+      <w:start w:val="1"/>
+      <w:numFmt w:val="lowerLetter"/>
+      <w:lvlText w:val="%2."/>
+      <w:lvlJc w:val="left"/>
+      <w:pPr>
+        <w:tabs>
+          <w:tab w:val="num" w:pos="1080"/>
+        </w:tabs>
+        <w:ind w:left="1080" w:hanging="360"/>
+      </w:pPr>
+    </w:lvl>
+    <w:lvl w:ilvl="2" w:tplc="0409001B" w:tentative="1">
+      <w:start w:val="1"/>
+      <w:numFmt w:val="lowerRoman"/>
+      <w:lvlText w:val="%3."/>
+      <w:lvlJc w:val="right"/>
+      <w:pPr>
+        <w:tabs>
+          <w:tab w:val="num" w:pos="1800"/>
+        </w:tabs>
+        <w:ind w:left="1800" w:hanging="180"/>
+      </w:pPr>
+    </w:lvl>
+    <w:lvl w:ilvl="3" w:tplc="0409000F" w:tentative="1">
+      <w:start w:val="1"/>
+      <w:numFmt w:val="decimal"/>
+      <w:lvlText w:val="%4."/>
+      <w:lvlJc w:val="left"/>
+      <w:pPr>
+        <w:tabs>
+          <w:tab w:val="num" w:pos="2520"/>
+        </w:tabs>
+        <w:ind w:left="2520" w:hanging="360"/>
+      </w:pPr>
+    </w:lvl>
+    <w:lvl w:ilvl="4" w:tplc="04090019" w:tentative="1">
+      <w:start w:val="1"/>
+      <w:numFmt w:val="lowerLetter"/>
+      <w:lvlText w:val="%5."/>
+      <w:lvlJc w:val="left"/>
+      <w:pPr>
+        <w:tabs>
+          <w:tab w:val="num" w:pos="3240"/>
+        </w:tabs>
+        <w:ind w:left="3240" w:hanging="360"/>
+      </w:pPr>
+    </w:lvl>
+    <w:lvl w:ilvl="5" w:tplc="0409001B" w:tentative="1">
+      <w:start w:val="1"/>
+      <w:numFmt w:val="lowerRoman"/>
+      <w:lvlText w:val="%6."/>
+      <w:lvlJc w:val="right"/>
+      <w:pPr>
+        <w:tabs>
+          <w:tab w:val="num" w:pos="3960"/>
+        </w:tabs>
+        <w:ind w:left="3960" w:hanging="180"/>
+      </w:pPr>
+    </w:lvl>
+    <w:lvl w:ilvl="6" w:tplc="0409000F" w:tentative="1">
+      <w:start w:val="1"/>
+      <w:numFmt w:val="decimal"/>
+      <w:lvlText w:val="%7."/>
+      <w:lvlJc w:val="left"/>
+      <w:pPr>
+        <w:tabs>
+          <w:tab w:val="num" w:pos="4680"/>
+        </w:tabs>
+        <w:ind w:left="4680" w:hanging="360"/>
+      </w:pPr>
+    </w:lvl>
+    <w:lvl w:ilvl="7" w:tplc="04090019" w:tentative="1">
+      <w:start w:val="1"/>
+      <w:numFmt w:val="lowerLetter"/>
+      <w:lvlText w:val="%8."/>
+      <w:lvlJc w:val="left"/>
+      <w:pPr>
+        <w:tabs>
+          <w:tab w:val="num" w:pos="5400"/>
+        </w:tabs>
+        <w:ind w:left="5400" w:hanging="360"/>
+      </w:pPr>
+    </w:lvl>
+    <w:lvl w:ilvl="8" w:tplc="0409001B" w:tentative="1">
+      <w:start w:val="1"/>
+      <w:numFmt w:val="lowerRoman"/>
+      <w:lvlText w:val="%9."/>
+      <w:lvlJc w:val="right"/>
+      <w:pPr>
+        <w:tabs>
+          <w:tab w:val="num" w:pos="6120"/>
+        </w:tabs>
+        <w:ind w:left="6120" w:hanging="180"/>
+      </w:pPr>
+    </w:lvl>
+  </w:abstractNum>
+  <w:abstractNum w:abstractNumId="8" w15:restartNumberingAfterBreak="0">
+    <w:nsid w:val="51185720"/>
+    <w:multiLevelType w:val="hybridMultilevel"/>
+    <w:tmpl w:val="AAF2A8AA"/>
+    <w:lvl w:ilvl="0" w:tplc="0409000F">
+      <w:start w:val="1"/>
+      <w:numFmt w:val="decimal"/>
+      <w:lvlText w:val="%1."/>
+      <w:lvlJc w:val="left"/>
+      <w:pPr>
+        <w:tabs>
+          <w:tab w:val="num" w:pos="360"/>
+        </w:tabs>
+        <w:ind w:left="360" w:hanging="360"/>
+      </w:pPr>
+      <w:rPr>
+        <w:rFonts w:hint="default"/>
+      </w:rPr>
+    </w:lvl>
+    <w:lvl w:ilvl="1" w:tplc="04090019" w:tentative="1">
+      <w:start w:val="1"/>
+      <w:numFmt w:val="lowerLetter"/>
+      <w:lvlText w:val="%2."/>
+      <w:lvlJc w:val="left"/>
+      <w:pPr>
+        <w:tabs>
+          <w:tab w:val="num" w:pos="1080"/>
+        </w:tabs>
+        <w:ind w:left="1080" w:hanging="360"/>
+      </w:pPr>
+    </w:lvl>
+    <w:lvl w:ilvl="2" w:tplc="0409001B" w:tentative="1">
+      <w:start w:val="1"/>
+      <w:numFmt w:val="lowerRoman"/>
+      <w:lvlText w:val="%3."/>
+      <w:lvlJc w:val="right"/>
+      <w:pPr>
+        <w:tabs>
+          <w:tab w:val="num" w:pos="1800"/>
+        </w:tabs>
+        <w:ind w:left="1800" w:hanging="180"/>
+      </w:pPr>
+    </w:lvl>
+    <w:lvl w:ilvl="3" w:tplc="0409000F" w:tentative="1">
+      <w:start w:val="1"/>
+      <w:numFmt w:val="decimal"/>
+      <w:lvlText w:val="%4."/>
+      <w:lvlJc w:val="left"/>
+      <w:pPr>
+        <w:tabs>
+          <w:tab w:val="num" w:pos="2520"/>
+        </w:tabs>
+        <w:ind w:left="2520" w:hanging="360"/>
+      </w:pPr>
+    </w:lvl>
+    <w:lvl w:ilvl="4" w:tplc="04090019" w:tentative="1">
+      <w:start w:val="1"/>
+      <w:numFmt w:val="lowerLetter"/>
+      <w:lvlText w:val="%5."/>
+      <w:lvlJc w:val="left"/>
+      <w:pPr>
+        <w:tabs>
+          <w:tab w:val="num" w:pos="3240"/>
+        </w:tabs>
+        <w:ind w:left="3240" w:hanging="360"/>
+      </w:pPr>
+    </w:lvl>
+    <w:lvl w:ilvl="5" w:tplc="0409001B" w:tentative="1">
+      <w:start w:val="1"/>
+      <w:numFmt w:val="lowerRoman"/>
+      <w:lvlText w:val="%6."/>
+      <w:lvlJc w:val="right"/>
+      <w:pPr>
+        <w:tabs>
+          <w:tab w:val="num" w:pos="3960"/>
+        </w:tabs>
+        <w:ind w:left="3960" w:hanging="180"/>
+      </w:pPr>
+    </w:lvl>
+    <w:lvl w:ilvl="6" w:tplc="0409000F" w:tentative="1">
+      <w:start w:val="1"/>
+      <w:numFmt w:val="decimal"/>
+      <w:lvlText w:val="%7."/>
+      <w:lvlJc w:val="left"/>
+      <w:pPr>
+        <w:tabs>
+          <w:tab w:val="num" w:pos="4680"/>
+        </w:tabs>
+        <w:ind w:left="4680" w:hanging="360"/>
+      </w:pPr>
+    </w:lvl>
+    <w:lvl w:ilvl="7" w:tplc="04090019" w:tentative="1">
+      <w:start w:val="1"/>
+      <w:numFmt w:val="lowerLetter"/>
+      <w:lvlText w:val="%8."/>
+      <w:lvlJc w:val="left"/>
+      <w:pPr>
+        <w:tabs>
+          <w:tab w:val="num" w:pos="5400"/>
+        </w:tabs>
+        <w:ind w:left="5400" w:hanging="360"/>
+      </w:pPr>
+    </w:lvl>
+    <w:lvl w:ilvl="8" w:tplc="0409001B" w:tentative="1">
+      <w:start w:val="1"/>
+      <w:numFmt w:val="lowerRoman"/>
+      <w:lvlText w:val="%9."/>
+      <w:lvlJc w:val="right"/>
+      <w:pPr>
+        <w:tabs>
+          <w:tab w:val="num" w:pos="6120"/>
+        </w:tabs>
+        <w:ind w:left="6120" w:hanging="180"/>
+      </w:pPr>
+    </w:lvl>
+  </w:abstractNum>
+  <w:abstractNum w:abstractNumId="9" w15:restartNumberingAfterBreak="0">
     <w:nsid w:val="5BBC10F9"/>
     <w:multiLevelType w:val="hybridMultilevel"/>
     <w:tmpl w:val="8EE08A9C"/>
@@ -2875,20 +8304,273 @@
       </w:pPr>
     </w:lvl>
   </w:abstractNum>
+  <w:abstractNum w:abstractNumId="10" w15:restartNumberingAfterBreak="0">
+    <w:nsid w:val="635219DC"/>
+    <w:multiLevelType w:val="hybridMultilevel"/>
+    <w:tmpl w:val="AAF2A8AA"/>
+    <w:lvl w:ilvl="0" w:tplc="0409000F">
+      <w:start w:val="1"/>
+      <w:numFmt w:val="decimal"/>
+      <w:lvlText w:val="%1."/>
+      <w:lvlJc w:val="left"/>
+      <w:pPr>
+        <w:tabs>
+          <w:tab w:val="num" w:pos="360"/>
+        </w:tabs>
+        <w:ind w:left="360" w:hanging="360"/>
+      </w:pPr>
+      <w:rPr>
+        <w:rFonts w:hint="default"/>
+      </w:rPr>
+    </w:lvl>
+    <w:lvl w:ilvl="1" w:tplc="04090019" w:tentative="1">
+      <w:start w:val="1"/>
+      <w:numFmt w:val="lowerLetter"/>
+      <w:lvlText w:val="%2."/>
+      <w:lvlJc w:val="left"/>
+      <w:pPr>
+        <w:tabs>
+          <w:tab w:val="num" w:pos="1080"/>
+        </w:tabs>
+        <w:ind w:left="1080" w:hanging="360"/>
+      </w:pPr>
+    </w:lvl>
+    <w:lvl w:ilvl="2" w:tplc="0409001B" w:tentative="1">
+      <w:start w:val="1"/>
+      <w:numFmt w:val="lowerRoman"/>
+      <w:lvlText w:val="%3."/>
+      <w:lvlJc w:val="right"/>
+      <w:pPr>
+        <w:tabs>
+          <w:tab w:val="num" w:pos="1800"/>
+        </w:tabs>
+        <w:ind w:left="1800" w:hanging="180"/>
+      </w:pPr>
+    </w:lvl>
+    <w:lvl w:ilvl="3" w:tplc="0409000F" w:tentative="1">
+      <w:start w:val="1"/>
+      <w:numFmt w:val="decimal"/>
+      <w:lvlText w:val="%4."/>
+      <w:lvlJc w:val="left"/>
+      <w:pPr>
+        <w:tabs>
+          <w:tab w:val="num" w:pos="2520"/>
+        </w:tabs>
+        <w:ind w:left="2520" w:hanging="360"/>
+      </w:pPr>
+    </w:lvl>
+    <w:lvl w:ilvl="4" w:tplc="04090019" w:tentative="1">
+      <w:start w:val="1"/>
+      <w:numFmt w:val="lowerLetter"/>
+      <w:lvlText w:val="%5."/>
+      <w:lvlJc w:val="left"/>
+      <w:pPr>
+        <w:tabs>
+          <w:tab w:val="num" w:pos="3240"/>
+        </w:tabs>
+        <w:ind w:left="3240" w:hanging="360"/>
+      </w:pPr>
+    </w:lvl>
+    <w:lvl w:ilvl="5" w:tplc="0409001B" w:tentative="1">
+      <w:start w:val="1"/>
+      <w:numFmt w:val="lowerRoman"/>
+      <w:lvlText w:val="%6."/>
+      <w:lvlJc w:val="right"/>
+      <w:pPr>
+        <w:tabs>
+          <w:tab w:val="num" w:pos="3960"/>
+        </w:tabs>
+        <w:ind w:left="3960" w:hanging="180"/>
+      </w:pPr>
+    </w:lvl>
+    <w:lvl w:ilvl="6" w:tplc="0409000F" w:tentative="1">
+      <w:start w:val="1"/>
+      <w:numFmt w:val="decimal"/>
+      <w:lvlText w:val="%7."/>
+      <w:lvlJc w:val="left"/>
+      <w:pPr>
+        <w:tabs>
+          <w:tab w:val="num" w:pos="4680"/>
+        </w:tabs>
+        <w:ind w:left="4680" w:hanging="360"/>
+      </w:pPr>
+    </w:lvl>
+    <w:lvl w:ilvl="7" w:tplc="04090019" w:tentative="1">
+      <w:start w:val="1"/>
+      <w:numFmt w:val="lowerLetter"/>
+      <w:lvlText w:val="%8."/>
+      <w:lvlJc w:val="left"/>
+      <w:pPr>
+        <w:tabs>
+          <w:tab w:val="num" w:pos="5400"/>
+        </w:tabs>
+        <w:ind w:left="5400" w:hanging="360"/>
+      </w:pPr>
+    </w:lvl>
+    <w:lvl w:ilvl="8" w:tplc="0409001B" w:tentative="1">
+      <w:start w:val="1"/>
+      <w:numFmt w:val="lowerRoman"/>
+      <w:lvlText w:val="%9."/>
+      <w:lvlJc w:val="right"/>
+      <w:pPr>
+        <w:tabs>
+          <w:tab w:val="num" w:pos="6120"/>
+        </w:tabs>
+        <w:ind w:left="6120" w:hanging="180"/>
+      </w:pPr>
+    </w:lvl>
+  </w:abstractNum>
+  <w:abstractNum w:abstractNumId="11" w15:restartNumberingAfterBreak="0">
+    <w:nsid w:val="6C1D7334"/>
+    <w:multiLevelType w:val="hybridMultilevel"/>
+    <w:tmpl w:val="AAF2A8AA"/>
+    <w:lvl w:ilvl="0" w:tplc="0409000F">
+      <w:start w:val="1"/>
+      <w:numFmt w:val="decimal"/>
+      <w:lvlText w:val="%1."/>
+      <w:lvlJc w:val="left"/>
+      <w:pPr>
+        <w:tabs>
+          <w:tab w:val="num" w:pos="360"/>
+        </w:tabs>
+        <w:ind w:left="360" w:hanging="360"/>
+      </w:pPr>
+      <w:rPr>
+        <w:rFonts w:hint="default"/>
+      </w:rPr>
+    </w:lvl>
+    <w:lvl w:ilvl="1" w:tplc="04090019" w:tentative="1">
+      <w:start w:val="1"/>
+      <w:numFmt w:val="lowerLetter"/>
+      <w:lvlText w:val="%2."/>
+      <w:lvlJc w:val="left"/>
+      <w:pPr>
+        <w:tabs>
+          <w:tab w:val="num" w:pos="1080"/>
+        </w:tabs>
+        <w:ind w:left="1080" w:hanging="360"/>
+      </w:pPr>
+    </w:lvl>
+    <w:lvl w:ilvl="2" w:tplc="0409001B" w:tentative="1">
+      <w:start w:val="1"/>
+      <w:numFmt w:val="lowerRoman"/>
+      <w:lvlText w:val="%3."/>
+      <w:lvlJc w:val="right"/>
+      <w:pPr>
+        <w:tabs>
+          <w:tab w:val="num" w:pos="1800"/>
+        </w:tabs>
+        <w:ind w:left="1800" w:hanging="180"/>
+      </w:pPr>
+    </w:lvl>
+    <w:lvl w:ilvl="3" w:tplc="0409000F" w:tentative="1">
+      <w:start w:val="1"/>
+      <w:numFmt w:val="decimal"/>
+      <w:lvlText w:val="%4."/>
+      <w:lvlJc w:val="left"/>
+      <w:pPr>
+        <w:tabs>
+          <w:tab w:val="num" w:pos="2520"/>
+        </w:tabs>
+        <w:ind w:left="2520" w:hanging="360"/>
+      </w:pPr>
+    </w:lvl>
+    <w:lvl w:ilvl="4" w:tplc="04090019" w:tentative="1">
+      <w:start w:val="1"/>
+      <w:numFmt w:val="lowerLetter"/>
+      <w:lvlText w:val="%5."/>
+      <w:lvlJc w:val="left"/>
+      <w:pPr>
+        <w:tabs>
+          <w:tab w:val="num" w:pos="3240"/>
+        </w:tabs>
+        <w:ind w:left="3240" w:hanging="360"/>
+      </w:pPr>
+    </w:lvl>
+    <w:lvl w:ilvl="5" w:tplc="0409001B" w:tentative="1">
+      <w:start w:val="1"/>
+      <w:numFmt w:val="lowerRoman"/>
+      <w:lvlText w:val="%6."/>
+      <w:lvlJc w:val="right"/>
+      <w:pPr>
+        <w:tabs>
+          <w:tab w:val="num" w:pos="3960"/>
+        </w:tabs>
+        <w:ind w:left="3960" w:hanging="180"/>
+      </w:pPr>
+    </w:lvl>
+    <w:lvl w:ilvl="6" w:tplc="0409000F" w:tentative="1">
+      <w:start w:val="1"/>
+      <w:numFmt w:val="decimal"/>
+      <w:lvlText w:val="%7."/>
+      <w:lvlJc w:val="left"/>
+      <w:pPr>
+        <w:tabs>
+          <w:tab w:val="num" w:pos="4680"/>
+        </w:tabs>
+        <w:ind w:left="4680" w:hanging="360"/>
+      </w:pPr>
+    </w:lvl>
+    <w:lvl w:ilvl="7" w:tplc="04090019" w:tentative="1">
+      <w:start w:val="1"/>
+      <w:numFmt w:val="lowerLetter"/>
+      <w:lvlText w:val="%8."/>
+      <w:lvlJc w:val="left"/>
+      <w:pPr>
+        <w:tabs>
+          <w:tab w:val="num" w:pos="5400"/>
+        </w:tabs>
+        <w:ind w:left="5400" w:hanging="360"/>
+      </w:pPr>
+    </w:lvl>
+    <w:lvl w:ilvl="8" w:tplc="0409001B" w:tentative="1">
+      <w:start w:val="1"/>
+      <w:numFmt w:val="lowerRoman"/>
+      <w:lvlText w:val="%9."/>
+      <w:lvlJc w:val="right"/>
+      <w:pPr>
+        <w:tabs>
+          <w:tab w:val="num" w:pos="6120"/>
+        </w:tabs>
+        <w:ind w:left="6120" w:hanging="180"/>
+      </w:pPr>
+    </w:lvl>
+  </w:abstractNum>
   <w:num w:numId="1">
-    <w:abstractNumId w:val="3"/>
+    <w:abstractNumId w:val="4"/>
   </w:num>
   <w:num w:numId="2">
-    <w:abstractNumId w:val="4"/>
+    <w:abstractNumId w:val="9"/>
   </w:num>
   <w:num w:numId="3">
-    <w:abstractNumId w:val="1"/>
+    <w:abstractNumId w:val="2"/>
   </w:num>
   <w:num w:numId="4">
     <w:abstractNumId w:val="0"/>
   </w:num>
   <w:num w:numId="5">
-    <w:abstractNumId w:val="2"/>
+    <w:abstractNumId w:val="3"/>
+  </w:num>
+  <w:num w:numId="6">
+    <w:abstractNumId w:val="11"/>
+  </w:num>
+  <w:num w:numId="7">
+    <w:abstractNumId w:val="8"/>
+  </w:num>
+  <w:num w:numId="8">
+    <w:abstractNumId w:val="1"/>
+  </w:num>
+  <w:num w:numId="9">
+    <w:abstractNumId w:val="10"/>
+  </w:num>
+  <w:num w:numId="10">
+    <w:abstractNumId w:val="7"/>
+  </w:num>
+  <w:num w:numId="11">
+    <w:abstractNumId w:val="5"/>
+  </w:num>
+  <w:num w:numId="12">
+    <w:abstractNumId w:val="6"/>
   </w:num>
 </w:numbering>
 </file>
@@ -3505,6 +9187,67 @@
       <w:u w:val="single"/>
     </w:rPr>
   </w:style>
+  <w:style w:type="paragraph" w:customStyle="1" w:styleId="BodyTextChar">
+    <w:name w:val="Body Text Char"/>
+    <w:aliases w:val="Body Text Char Char Char Char, Char Char Char Char,Body Text Char Char Char,Body Text Char Char,Body Text Char1 Char,Body Text Char1 Char Char Char,Body Text Char Char1 Char Char Char"/>
+    <w:basedOn w:val="Normale"/>
+    <w:next w:val="Corpotesto"/>
+    <w:link w:val="CorpodeltestoCarattere"/>
+    <w:rsid w:val="00966FD5"/>
+    <w:pPr>
+      <w:spacing w:after="120"/>
+    </w:pPr>
+    <w:rPr>
+      <w:rFonts w:ascii="Arial" w:eastAsia="Times New Roman" w:hAnsi="Arial" w:cs="Times New Roman"/>
+      <w:sz w:val="21"/>
+      <w:szCs w:val="21"/>
+      <w:lang w:val="en-GB"/>
+    </w:rPr>
+  </w:style>
+  <w:style w:type="character" w:customStyle="1" w:styleId="CorpodeltestoCarattere">
+    <w:name w:val="Corpo del testo Carattere"/>
+    <w:aliases w:val="Body Text Char Carattere,Body Text Char Char Char Char Carattere, Char Char Char Char Carattere,Body Text Char Char Char Carattere,Body Text Char Char Carattere,Body Text Char1 Char Carattere"/>
+    <w:link w:val="BodyTextChar"/>
+    <w:rsid w:val="00966FD5"/>
+    <w:rPr>
+      <w:rFonts w:ascii="Arial" w:eastAsia="Times New Roman" w:hAnsi="Arial" w:cs="Times New Roman"/>
+      <w:sz w:val="21"/>
+      <w:szCs w:val="21"/>
+      <w:lang w:val="en-GB"/>
+    </w:rPr>
+  </w:style>
+  <w:style w:type="paragraph" w:styleId="Corpotesto">
+    <w:name w:val="Body Text"/>
+    <w:basedOn w:val="Normale"/>
+    <w:link w:val="CorpotestoCarattere"/>
+    <w:uiPriority w:val="99"/>
+    <w:semiHidden/>
+    <w:unhideWhenUsed/>
+    <w:rsid w:val="00966FD5"/>
+    <w:pPr>
+      <w:spacing w:after="120" w:line="240" w:lineRule="auto"/>
+    </w:pPr>
+    <w:rPr>
+      <w:rFonts w:ascii="Arial" w:eastAsia="Times New Roman" w:hAnsi="Arial" w:cs="Times New Roman"/>
+      <w:sz w:val="20"/>
+      <w:szCs w:val="20"/>
+      <w:lang w:eastAsia="it-IT"/>
+    </w:rPr>
+  </w:style>
+  <w:style w:type="character" w:customStyle="1" w:styleId="CorpotestoCarattere">
+    <w:name w:val="Corpo testo Carattere"/>
+    <w:basedOn w:val="Carpredefinitoparagrafo"/>
+    <w:link w:val="Corpotesto"/>
+    <w:uiPriority w:val="99"/>
+    <w:semiHidden/>
+    <w:rsid w:val="00966FD5"/>
+    <w:rPr>
+      <w:rFonts w:ascii="Arial" w:eastAsia="Times New Roman" w:hAnsi="Arial" w:cs="Times New Roman"/>
+      <w:sz w:val="20"/>
+      <w:szCs w:val="20"/>
+      <w:lang w:eastAsia="it-IT"/>
+    </w:rPr>
+  </w:style>
 </w:styles>
 </file>
 

--- a/3_Documentazione/TEST/Test generali.docx
+++ b/3_Documentazione/TEST/Test generali.docx
@@ -1229,6 +1229,16 @@
     </w:p>
     <w:p>
       <w:pPr>
+        <w:pStyle w:val="Titolo1"/>
+      </w:pPr>
+      <w:bookmarkStart w:id="0" w:name="_Toc197498926"/>
+      <w:r>
+        <w:lastRenderedPageBreak/>
+        <w:t>Esempi</w:t>
+      </w:r>
+    </w:p>
+    <w:p>
+      <w:pPr>
         <w:spacing w:after="0"/>
         <w:rPr>
           <w:rFonts w:asciiTheme="majorHAnsi" w:eastAsiaTheme="majorEastAsia" w:hAnsiTheme="majorHAnsi" w:cstheme="majorBidi"/>
@@ -1237,9 +1247,7 @@
           <w:szCs w:val="26"/>
         </w:rPr>
       </w:pPr>
-      <w:bookmarkStart w:id="0" w:name="_Toc197498926"/>
       <w:r>
-        <w:lastRenderedPageBreak/>
         <w:t>Test connessione al database</w:t>
       </w:r>
       <w:bookmarkEnd w:id="0"/>
@@ -1833,6 +1841,9 @@
         <w:lastRenderedPageBreak/>
         <w:t>Test</w:t>
       </w:r>
+      <w:r>
+        <w:t xml:space="preserve"> (sui requisiti)</w:t>
+      </w:r>
     </w:p>
     <w:tbl>
       <w:tblPr>
@@ -1945,14 +1956,7 @@
                 <w:sz w:val="18"/>
                 <w:szCs w:val="18"/>
               </w:rPr>
-              <w:t>REQ-0</w:t>
-            </w:r>
-            <w:r>
-              <w:rPr>
-                <w:sz w:val="18"/>
-                <w:szCs w:val="18"/>
-              </w:rPr>
-              <w:t>1</w:t>
+              <w:t>REQ-01</w:t>
             </w:r>
           </w:p>
         </w:tc>
@@ -2683,15 +2687,23 @@
                 <w:szCs w:val="18"/>
                 <w:lang w:val="it-CH"/>
               </w:rPr>
-              <w:t xml:space="preserve"> </w:t>
-            </w:r>
-            <w:r>
-              <w:rPr>
-                <w:sz w:val="18"/>
-                <w:szCs w:val="18"/>
-                <w:lang w:val="it-CH"/>
-              </w:rPr>
-              <w:t>(home, catalogo, prodotto specifico, carrello, impostazioni profilo)</w:t>
+              <w:t xml:space="preserve"> (home, catalogo, prodotto specifico,</w:t>
+            </w:r>
+            <w:r>
+              <w:rPr>
+                <w:sz w:val="18"/>
+                <w:szCs w:val="18"/>
+                <w:lang w:val="it-CH"/>
+              </w:rPr>
+              <w:t xml:space="preserve"> ordini,</w:t>
+            </w:r>
+            <w:r>
+              <w:rPr>
+                <w:sz w:val="18"/>
+                <w:szCs w:val="18"/>
+                <w:lang w:val="it-CH"/>
+              </w:rPr>
+              <w:t xml:space="preserve"> carrello, impostazioni profilo)</w:t>
             </w:r>
           </w:p>
         </w:tc>
@@ -2749,15 +2761,7 @@
                 <w:szCs w:val="18"/>
                 <w:lang w:val="it-CH"/>
               </w:rPr>
-              <w:t xml:space="preserve">Eseguire l’accesso con credenziali di un </w:t>
-            </w:r>
-            <w:r>
-              <w:rPr>
-                <w:sz w:val="18"/>
-                <w:szCs w:val="18"/>
-                <w:lang w:val="it-CH"/>
-              </w:rPr>
-              <w:t>utente qualsiasi</w:t>
+              <w:t>Eseguire l’accesso con credenziali di un utente qualsiasi</w:t>
             </w:r>
             <w:r>
               <w:rPr>
@@ -2823,13 +2827,7 @@
               <w:rPr>
                 <w:lang w:eastAsia="en-US"/>
               </w:rPr>
-              <w:t xml:space="preserve">Dopo l’accesso si è reindirizzati alla pagina </w:t>
-            </w:r>
-            <w:r>
-              <w:rPr>
-                <w:lang w:eastAsia="en-US"/>
-              </w:rPr>
-              <w:t>home</w:t>
+              <w:t>Dopo l’accesso si è reindirizzati alla pagina home</w:t>
             </w:r>
           </w:p>
           <w:p>
@@ -2875,13 +2873,7 @@
               <w:rPr>
                 <w:lang w:eastAsia="en-US"/>
               </w:rPr>
-              <w:t>”</w:t>
-            </w:r>
-            <w:r>
-              <w:rPr>
-                <w:lang w:eastAsia="en-US"/>
-              </w:rPr>
-              <w:t xml:space="preserve"> </w:t>
+              <w:t xml:space="preserve">” </w:t>
             </w:r>
           </w:p>
           <w:p>
@@ -2899,7 +2891,87 @@
               <w:rPr>
                 <w:lang w:eastAsia="en-US"/>
               </w:rPr>
+              <w:t>Accedere</w:t>
+            </w:r>
+            <w:r>
+              <w:rPr>
+                <w:lang w:eastAsia="en-US"/>
+              </w:rPr>
+              <w:t xml:space="preserve"> da “</w:t>
+            </w:r>
+            <w:proofErr w:type="spellStart"/>
+            <w:r>
+              <w:rPr>
+                <w:lang w:eastAsia="en-US"/>
+              </w:rPr>
+              <w:t>Catalog</w:t>
+            </w:r>
+            <w:proofErr w:type="spellEnd"/>
+            <w:r>
+              <w:rPr>
+                <w:lang w:eastAsia="en-US"/>
+              </w:rPr>
+              <w:t>”</w:t>
+            </w:r>
+            <w:r>
+              <w:rPr>
+                <w:lang w:eastAsia="en-US"/>
+              </w:rPr>
+              <w:t xml:space="preserve"> </w:t>
+            </w:r>
+            <w:r>
+              <w:rPr>
+                <w:lang w:eastAsia="en-US"/>
+              </w:rPr>
+              <w:t>ad un prodotto specifico</w:t>
+            </w:r>
+          </w:p>
+          <w:p>
+            <w:pPr>
+              <w:pStyle w:val="Corpotesto"/>
+              <w:numPr>
+                <w:ilvl w:val="0"/>
+                <w:numId w:val="7"/>
+              </w:numPr>
+              <w:rPr>
+                <w:lang w:eastAsia="en-US"/>
+              </w:rPr>
+            </w:pPr>
+            <w:r>
+              <w:rPr>
+                <w:lang w:eastAsia="en-US"/>
+              </w:rPr>
               <w:t>Accedere alle impostazioni del profilo (dal bottone con l’username)</w:t>
+            </w:r>
+          </w:p>
+          <w:p>
+            <w:pPr>
+              <w:pStyle w:val="Corpotesto"/>
+              <w:numPr>
+                <w:ilvl w:val="0"/>
+                <w:numId w:val="7"/>
+              </w:numPr>
+              <w:rPr>
+                <w:lang w:eastAsia="en-US"/>
+              </w:rPr>
+            </w:pPr>
+            <w:r>
+              <w:rPr>
+                <w:lang w:eastAsia="en-US"/>
+              </w:rPr>
+              <w:t>Accedere</w:t>
+            </w:r>
+            <w:r>
+              <w:rPr>
+                <w:lang w:eastAsia="en-US"/>
+              </w:rPr>
+              <w:t xml:space="preserve"> agli ordini</w:t>
+            </w:r>
+            <w:r>
+              <w:rPr>
+                <w:lang w:eastAsia="en-US"/>
+              </w:rPr>
+              <w:t xml:space="preserve"> (dal bottone con l’username)</w:t>
             </w:r>
           </w:p>
           <w:p>
@@ -3098,15 +3170,7 @@
                 <w:szCs w:val="18"/>
                 <w:lang w:val="it-CH"/>
               </w:rPr>
-              <w:t>TC-00</w:t>
-            </w:r>
-            <w:r>
-              <w:rPr>
-                <w:sz w:val="18"/>
-                <w:szCs w:val="18"/>
-                <w:lang w:val="it-CH"/>
-              </w:rPr>
-              <w:t>3</w:t>
+              <w:t>TC-003</w:t>
             </w:r>
           </w:p>
           <w:p>
@@ -3173,23 +3237,7 @@
                 <w:szCs w:val="18"/>
                 <w:lang w:val="it-CH"/>
               </w:rPr>
-              <w:t>Accesso e visualizzazione delle pagine per gli utenti registrati (</w:t>
-            </w:r>
-            <w:r>
-              <w:rPr>
-                <w:sz w:val="18"/>
-                <w:szCs w:val="18"/>
-                <w:lang w:val="it-CH"/>
-              </w:rPr>
-              <w:t>vendor</w:t>
-            </w:r>
-            <w:r>
-              <w:rPr>
-                <w:sz w:val="18"/>
-                <w:szCs w:val="18"/>
-                <w:lang w:val="it-CH"/>
-              </w:rPr>
-              <w:t>)</w:t>
+              <w:t>Accesso e visualizzazione delle pagine per gli utenti registrati (vendor)</w:t>
             </w:r>
           </w:p>
         </w:tc>
@@ -3279,15 +3327,7 @@
                 <w:szCs w:val="18"/>
                 <w:lang w:val="it-CH"/>
               </w:rPr>
-              <w:t xml:space="preserve"> un </w:t>
-            </w:r>
-            <w:r>
-              <w:rPr>
-                <w:sz w:val="18"/>
-                <w:szCs w:val="18"/>
-                <w:lang w:val="it-CH"/>
-              </w:rPr>
-              <w:t>vendor</w:t>
+              <w:t xml:space="preserve"> un vendor</w:t>
             </w:r>
             <w:r>
               <w:rPr>
@@ -3353,15 +3393,7 @@
                 <w:szCs w:val="18"/>
                 <w:lang w:val="it-CH"/>
               </w:rPr>
-              <w:t xml:space="preserve">Eseguire l’accesso con credenziali di un </w:t>
-            </w:r>
-            <w:r>
-              <w:rPr>
-                <w:sz w:val="18"/>
-                <w:szCs w:val="18"/>
-                <w:lang w:val="it-CH"/>
-              </w:rPr>
-              <w:t>vendor</w:t>
+              <w:t>Eseguire l’accesso con credenziali di un vendor</w:t>
             </w:r>
           </w:p>
         </w:tc>
@@ -3419,13 +3451,7 @@
               <w:rPr>
                 <w:lang w:eastAsia="en-US"/>
               </w:rPr>
-              <w:t xml:space="preserve">Dopo l’accesso si è reindirizzati alla pagina di gestione </w:t>
-            </w:r>
-            <w:r>
-              <w:rPr>
-                <w:lang w:eastAsia="en-US"/>
-              </w:rPr>
-              <w:t>dei prodotti</w:t>
+              <w:t>Dopo l’accesso si è reindirizzati alla pagina di gestione dei prodotti</w:t>
             </w:r>
           </w:p>
           <w:p>
@@ -3443,19 +3469,7 @@
               <w:rPr>
                 <w:lang w:eastAsia="en-US"/>
               </w:rPr>
-              <w:t xml:space="preserve">Tentare la modifica premendo l’icona della matita accanto ad un </w:t>
-            </w:r>
-            <w:r>
-              <w:rPr>
-                <w:lang w:eastAsia="en-US"/>
-              </w:rPr>
-              <w:t>prodotto</w:t>
-            </w:r>
-            <w:r>
-              <w:rPr>
-                <w:lang w:eastAsia="en-US"/>
-              </w:rPr>
-              <w:t xml:space="preserve"> </w:t>
+              <w:t xml:space="preserve">Tentare la modifica premendo l’icona della matita accanto ad un prodotto </w:t>
             </w:r>
           </w:p>
           <w:p>
@@ -3636,651 +3650,6 @@
               <w:numPr>
                 <w:ilvl w:val="0"/>
                 <w:numId w:val="9"/>
-              </w:numPr>
-              <w:rPr>
-                <w:lang w:eastAsia="en-US"/>
-              </w:rPr>
-            </w:pPr>
-            <w:r>
-              <w:rPr>
-                <w:lang w:eastAsia="en-US"/>
-              </w:rPr>
-              <w:t>Accedere alle impostazioni del profilo (dal bottone con l’username)</w:t>
-            </w:r>
-          </w:p>
-        </w:tc>
-      </w:tr>
-      <w:tr>
-        <w:tc>
-          <w:tcPr>
-            <w:tcW w:w="2050" w:type="dxa"/>
-            <w:tcBorders>
-              <w:right w:val="single" w:sz="4" w:space="0" w:color="auto"/>
-            </w:tcBorders>
-            <w:shd w:val="pct25" w:color="auto" w:fill="auto"/>
-          </w:tcPr>
-          <w:p>
-            <w:pPr>
-              <w:pStyle w:val="BodyTextChar"/>
-              <w:rPr>
-                <w:b/>
-                <w:sz w:val="18"/>
-                <w:szCs w:val="18"/>
-                <w:lang w:val="it-CH"/>
-              </w:rPr>
-            </w:pPr>
-            <w:r>
-              <w:rPr>
-                <w:b/>
-                <w:sz w:val="18"/>
-                <w:szCs w:val="18"/>
-                <w:lang w:val="it-CH"/>
-              </w:rPr>
-              <w:t>Risultati attesi:</w:t>
-            </w:r>
-          </w:p>
-        </w:tc>
-        <w:tc>
-          <w:tcPr>
-            <w:tcW w:w="7471" w:type="dxa"/>
-            <w:gridSpan w:val="3"/>
-            <w:tcBorders>
-              <w:left w:val="single" w:sz="4" w:space="0" w:color="auto"/>
-            </w:tcBorders>
-          </w:tcPr>
-          <w:p>
-            <w:pPr>
-              <w:pStyle w:val="BodyTextChar"/>
-              <w:rPr>
-                <w:sz w:val="18"/>
-                <w:szCs w:val="18"/>
-                <w:lang w:val="it-CH"/>
-              </w:rPr>
-            </w:pPr>
-            <w:r>
-              <w:rPr>
-                <w:sz w:val="18"/>
-                <w:szCs w:val="18"/>
-                <w:lang w:val="it-CH"/>
-              </w:rPr>
-              <w:t>Visualizzazione delle pagine definite senza errori</w:t>
-            </w:r>
-          </w:p>
-        </w:tc>
-      </w:tr>
-    </w:tbl>
-    <w:p>
-      <w:r>
-        <w:br w:type="page"/>
-      </w:r>
-    </w:p>
-    <w:tbl>
-      <w:tblPr>
-        <w:tblW w:w="9521" w:type="dxa"/>
-        <w:tblInd w:w="113" w:type="dxa"/>
-        <w:tblBorders>
-          <w:top w:val="single" w:sz="4" w:space="0" w:color="auto"/>
-          <w:left w:val="single" w:sz="4" w:space="0" w:color="auto"/>
-          <w:bottom w:val="single" w:sz="4" w:space="0" w:color="auto"/>
-          <w:right w:val="single" w:sz="4" w:space="0" w:color="auto"/>
-          <w:insideH w:val="single" w:sz="4" w:space="0" w:color="auto"/>
-          <w:insideV w:val="single" w:sz="4" w:space="0" w:color="auto"/>
-        </w:tblBorders>
-        <w:tblLook w:val="01E0" w:firstRow="1" w:lastRow="1" w:firstColumn="1" w:lastColumn="1" w:noHBand="0" w:noVBand="0"/>
-      </w:tblPr>
-      <w:tblGrid>
-        <w:gridCol w:w="2050"/>
-        <w:gridCol w:w="1562"/>
-        <w:gridCol w:w="1267"/>
-        <w:gridCol w:w="4642"/>
-      </w:tblGrid>
-      <w:tr>
-        <w:tc>
-          <w:tcPr>
-            <w:tcW w:w="2050" w:type="dxa"/>
-            <w:tcBorders>
-              <w:bottom w:val="single" w:sz="4" w:space="0" w:color="auto"/>
-              <w:right w:val="single" w:sz="4" w:space="0" w:color="auto"/>
-            </w:tcBorders>
-            <w:shd w:val="pct25" w:color="auto" w:fill="auto"/>
-          </w:tcPr>
-          <w:p>
-            <w:pPr>
-              <w:pStyle w:val="BodyTextChar"/>
-              <w:rPr>
-                <w:b/>
-                <w:sz w:val="18"/>
-                <w:szCs w:val="18"/>
-                <w:lang w:val="it-CH"/>
-              </w:rPr>
-            </w:pPr>
-            <w:r>
-              <w:rPr>
-                <w:b/>
-                <w:sz w:val="18"/>
-                <w:szCs w:val="18"/>
-                <w:lang w:val="it-CH"/>
-              </w:rPr>
-              <w:lastRenderedPageBreak/>
-              <w:t>Test Case:</w:t>
-            </w:r>
-          </w:p>
-          <w:p>
-            <w:pPr>
-              <w:pStyle w:val="Corpotesto"/>
-              <w:rPr>
-                <w:sz w:val="18"/>
-                <w:szCs w:val="18"/>
-                <w:lang w:eastAsia="en-US"/>
-              </w:rPr>
-            </w:pPr>
-            <w:r>
-              <w:rPr>
-                <w:b/>
-                <w:sz w:val="18"/>
-                <w:szCs w:val="18"/>
-                <w:lang w:eastAsia="en-US"/>
-              </w:rPr>
-              <w:t>Riferimento</w:t>
-            </w:r>
-            <w:r>
-              <w:rPr>
-                <w:sz w:val="18"/>
-                <w:szCs w:val="18"/>
-                <w:lang w:eastAsia="en-US"/>
-              </w:rPr>
-              <w:t xml:space="preserve">: </w:t>
-            </w:r>
-          </w:p>
-        </w:tc>
-        <w:tc>
-          <w:tcPr>
-            <w:tcW w:w="1562" w:type="dxa"/>
-            <w:tcBorders>
-              <w:left w:val="single" w:sz="4" w:space="0" w:color="auto"/>
-              <w:bottom w:val="single" w:sz="4" w:space="0" w:color="auto"/>
-              <w:right w:val="single" w:sz="4" w:space="0" w:color="auto"/>
-            </w:tcBorders>
-          </w:tcPr>
-          <w:p>
-            <w:pPr>
-              <w:pStyle w:val="BodyTextChar"/>
-              <w:rPr>
-                <w:sz w:val="18"/>
-                <w:szCs w:val="18"/>
-                <w:lang w:val="it-CH"/>
-              </w:rPr>
-            </w:pPr>
-            <w:r>
-              <w:rPr>
-                <w:sz w:val="18"/>
-                <w:szCs w:val="18"/>
-                <w:lang w:val="it-CH"/>
-              </w:rPr>
-              <w:t>TC-00</w:t>
-            </w:r>
-            <w:r>
-              <w:rPr>
-                <w:sz w:val="18"/>
-                <w:szCs w:val="18"/>
-                <w:lang w:val="it-CH"/>
-              </w:rPr>
-              <w:t>4</w:t>
-            </w:r>
-          </w:p>
-          <w:p>
-            <w:r>
-              <w:rPr>
-                <w:sz w:val="18"/>
-                <w:szCs w:val="18"/>
-              </w:rPr>
-              <w:t>REQ-02</w:t>
-            </w:r>
-          </w:p>
-        </w:tc>
-        <w:tc>
-          <w:tcPr>
-            <w:tcW w:w="1267" w:type="dxa"/>
-            <w:tcBorders>
-              <w:left w:val="single" w:sz="4" w:space="0" w:color="auto"/>
-              <w:bottom w:val="single" w:sz="4" w:space="0" w:color="auto"/>
-              <w:right w:val="single" w:sz="4" w:space="0" w:color="auto"/>
-            </w:tcBorders>
-            <w:shd w:val="pct25" w:color="auto" w:fill="auto"/>
-          </w:tcPr>
-          <w:p>
-            <w:pPr>
-              <w:pStyle w:val="BodyTextChar"/>
-              <w:rPr>
-                <w:b/>
-                <w:sz w:val="18"/>
-                <w:szCs w:val="18"/>
-                <w:lang w:val="it-CH"/>
-              </w:rPr>
-            </w:pPr>
-            <w:r>
-              <w:rPr>
-                <w:b/>
-                <w:sz w:val="18"/>
-                <w:szCs w:val="18"/>
-                <w:lang w:val="it-CH"/>
-              </w:rPr>
-              <w:t>Nome:</w:t>
-            </w:r>
-          </w:p>
-        </w:tc>
-        <w:tc>
-          <w:tcPr>
-            <w:tcW w:w="4642" w:type="dxa"/>
-            <w:tcBorders>
-              <w:left w:val="single" w:sz="4" w:space="0" w:color="auto"/>
-              <w:bottom w:val="single" w:sz="4" w:space="0" w:color="auto"/>
-            </w:tcBorders>
-          </w:tcPr>
-          <w:p>
-            <w:pPr>
-              <w:pStyle w:val="BodyTextChar"/>
-              <w:rPr>
-                <w:sz w:val="18"/>
-                <w:szCs w:val="18"/>
-                <w:lang w:val="it-CH"/>
-              </w:rPr>
-            </w:pPr>
-            <w:r>
-              <w:rPr>
-                <w:sz w:val="18"/>
-                <w:szCs w:val="18"/>
-                <w:lang w:val="it-CH"/>
-              </w:rPr>
-              <w:t>Accesso e visualizzazione delle pagine per gli utenti registrati (</w:t>
-            </w:r>
-            <w:r>
-              <w:rPr>
-                <w:sz w:val="18"/>
-                <w:szCs w:val="18"/>
-                <w:lang w:val="it-CH"/>
-              </w:rPr>
-              <w:t>admin</w:t>
-            </w:r>
-            <w:r>
-              <w:rPr>
-                <w:sz w:val="18"/>
-                <w:szCs w:val="18"/>
-                <w:lang w:val="it-CH"/>
-              </w:rPr>
-              <w:t>)</w:t>
-            </w:r>
-          </w:p>
-        </w:tc>
-      </w:tr>
-      <w:tr>
-        <w:tc>
-          <w:tcPr>
-            <w:tcW w:w="2050" w:type="dxa"/>
-            <w:tcBorders>
-              <w:right w:val="single" w:sz="4" w:space="0" w:color="auto"/>
-            </w:tcBorders>
-            <w:shd w:val="pct25" w:color="auto" w:fill="auto"/>
-          </w:tcPr>
-          <w:p>
-            <w:pPr>
-              <w:pStyle w:val="BodyTextChar"/>
-              <w:rPr>
-                <w:b/>
-                <w:sz w:val="18"/>
-                <w:szCs w:val="18"/>
-                <w:lang w:val="it-CH"/>
-              </w:rPr>
-            </w:pPr>
-            <w:r>
-              <w:rPr>
-                <w:b/>
-                <w:sz w:val="18"/>
-                <w:szCs w:val="18"/>
-                <w:lang w:val="it-CH"/>
-              </w:rPr>
-              <w:t>Descrizione:</w:t>
-            </w:r>
-          </w:p>
-        </w:tc>
-        <w:tc>
-          <w:tcPr>
-            <w:tcW w:w="7471" w:type="dxa"/>
-            <w:gridSpan w:val="3"/>
-            <w:tcBorders>
-              <w:left w:val="single" w:sz="4" w:space="0" w:color="auto"/>
-            </w:tcBorders>
-          </w:tcPr>
-          <w:p>
-            <w:pPr>
-              <w:pStyle w:val="BodyTextChar"/>
-              <w:rPr>
-                <w:sz w:val="18"/>
-                <w:szCs w:val="18"/>
-                <w:lang w:val="it-CH"/>
-              </w:rPr>
-            </w:pPr>
-            <w:r>
-              <w:rPr>
-                <w:sz w:val="18"/>
-                <w:szCs w:val="18"/>
-                <w:lang w:val="it-CH"/>
-              </w:rPr>
-              <w:t>Accesso e visualizzazione delle pag</w:t>
-            </w:r>
-            <w:r>
-              <w:rPr>
-                <w:sz w:val="18"/>
-                <w:szCs w:val="18"/>
-                <w:lang w:val="it-CH"/>
-              </w:rPr>
-              <w:t>i</w:t>
-            </w:r>
-            <w:r>
-              <w:rPr>
-                <w:sz w:val="18"/>
-                <w:szCs w:val="18"/>
-                <w:lang w:val="it-CH"/>
-              </w:rPr>
-              <w:t xml:space="preserve">ne </w:t>
-            </w:r>
-            <w:r>
-              <w:rPr>
-                <w:sz w:val="18"/>
-                <w:szCs w:val="18"/>
-                <w:lang w:val="it-CH"/>
-              </w:rPr>
-              <w:t xml:space="preserve">di </w:t>
-            </w:r>
-            <w:r>
-              <w:rPr>
-                <w:sz w:val="18"/>
-                <w:szCs w:val="18"/>
-                <w:lang w:val="it-CH"/>
-              </w:rPr>
-              <w:t xml:space="preserve">un </w:t>
-            </w:r>
-            <w:r>
-              <w:rPr>
-                <w:sz w:val="18"/>
-                <w:szCs w:val="18"/>
-                <w:lang w:val="it-CH"/>
-              </w:rPr>
-              <w:t>admin</w:t>
-            </w:r>
-            <w:r>
-              <w:rPr>
-                <w:sz w:val="18"/>
-                <w:szCs w:val="18"/>
-                <w:lang w:val="it-CH"/>
-              </w:rPr>
-              <w:t xml:space="preserve"> (home, catalogo, prodotto specifico, gestione utenti, modifica utenti, impostazioni profilo)</w:t>
-            </w:r>
-          </w:p>
-        </w:tc>
-      </w:tr>
-      <w:tr>
-        <w:tc>
-          <w:tcPr>
-            <w:tcW w:w="2050" w:type="dxa"/>
-            <w:tcBorders>
-              <w:right w:val="single" w:sz="4" w:space="0" w:color="auto"/>
-            </w:tcBorders>
-            <w:shd w:val="pct25" w:color="auto" w:fill="auto"/>
-          </w:tcPr>
-          <w:p>
-            <w:pPr>
-              <w:pStyle w:val="BodyTextChar"/>
-              <w:rPr>
-                <w:b/>
-                <w:sz w:val="18"/>
-                <w:szCs w:val="18"/>
-                <w:lang w:val="it-CH"/>
-              </w:rPr>
-            </w:pPr>
-            <w:r>
-              <w:rPr>
-                <w:b/>
-                <w:sz w:val="18"/>
-                <w:szCs w:val="18"/>
-                <w:lang w:val="it-CH"/>
-              </w:rPr>
-              <w:t>Prerequisiti:</w:t>
-            </w:r>
-          </w:p>
-        </w:tc>
-        <w:tc>
-          <w:tcPr>
-            <w:tcW w:w="7471" w:type="dxa"/>
-            <w:gridSpan w:val="3"/>
-            <w:tcBorders>
-              <w:left w:val="single" w:sz="4" w:space="0" w:color="auto"/>
-            </w:tcBorders>
-          </w:tcPr>
-          <w:p>
-            <w:pPr>
-              <w:pStyle w:val="BodyTextChar"/>
-              <w:rPr>
-                <w:sz w:val="18"/>
-                <w:szCs w:val="18"/>
-                <w:lang w:val="it-CH"/>
-              </w:rPr>
-            </w:pPr>
-            <w:r>
-              <w:rPr>
-                <w:sz w:val="18"/>
-                <w:szCs w:val="18"/>
-                <w:lang w:val="it-CH"/>
-              </w:rPr>
-              <w:t>Eseguire l’accesso con credenziali di un admin</w:t>
-            </w:r>
-          </w:p>
-        </w:tc>
-      </w:tr>
-      <w:tr>
-        <w:tc>
-          <w:tcPr>
-            <w:tcW w:w="2050" w:type="dxa"/>
-            <w:tcBorders>
-              <w:right w:val="single" w:sz="4" w:space="0" w:color="auto"/>
-            </w:tcBorders>
-            <w:shd w:val="pct25" w:color="auto" w:fill="auto"/>
-          </w:tcPr>
-          <w:p>
-            <w:pPr>
-              <w:pStyle w:val="BodyTextChar"/>
-              <w:rPr>
-                <w:b/>
-                <w:sz w:val="18"/>
-                <w:szCs w:val="18"/>
-                <w:lang w:val="it-CH"/>
-              </w:rPr>
-            </w:pPr>
-            <w:r>
-              <w:rPr>
-                <w:b/>
-                <w:sz w:val="18"/>
-                <w:szCs w:val="18"/>
-                <w:lang w:val="it-CH"/>
-              </w:rPr>
-              <w:t>Procedura:</w:t>
-            </w:r>
-          </w:p>
-        </w:tc>
-        <w:tc>
-          <w:tcPr>
-            <w:tcW w:w="7471" w:type="dxa"/>
-            <w:gridSpan w:val="3"/>
-            <w:tcBorders>
-              <w:left w:val="single" w:sz="4" w:space="0" w:color="auto"/>
-            </w:tcBorders>
-          </w:tcPr>
-          <w:p>
-            <w:pPr>
-              <w:pStyle w:val="Corpotesto"/>
-              <w:numPr>
-                <w:ilvl w:val="0"/>
-                <w:numId w:val="10"/>
-              </w:numPr>
-              <w:rPr>
-                <w:lang w:eastAsia="en-US"/>
-              </w:rPr>
-            </w:pPr>
-            <w:r>
-              <w:rPr>
-                <w:lang w:eastAsia="en-US"/>
-              </w:rPr>
-              <w:t>Dopo l’accesso si è reindirizzati alla pagina di gestione dell’admin</w:t>
-            </w:r>
-          </w:p>
-          <w:p>
-            <w:pPr>
-              <w:pStyle w:val="Corpotesto"/>
-              <w:numPr>
-                <w:ilvl w:val="0"/>
-                <w:numId w:val="10"/>
-              </w:numPr>
-              <w:rPr>
-                <w:lang w:eastAsia="en-US"/>
-              </w:rPr>
-            </w:pPr>
-            <w:r>
-              <w:rPr>
-                <w:lang w:eastAsia="en-US"/>
-              </w:rPr>
-              <w:t xml:space="preserve">Tentare la modifica premendo </w:t>
-            </w:r>
-            <w:r>
-              <w:rPr>
-                <w:lang w:eastAsia="en-US"/>
-              </w:rPr>
-              <w:t>l’icona</w:t>
-            </w:r>
-            <w:r>
-              <w:rPr>
-                <w:lang w:eastAsia="en-US"/>
-              </w:rPr>
-              <w:t xml:space="preserve"> </w:t>
-            </w:r>
-            <w:r>
-              <w:rPr>
-                <w:lang w:eastAsia="en-US"/>
-              </w:rPr>
-              <w:t xml:space="preserve">della matita </w:t>
-            </w:r>
-            <w:r>
-              <w:rPr>
-                <w:lang w:eastAsia="en-US"/>
-              </w:rPr>
-              <w:t>accanto ad un</w:t>
-            </w:r>
-            <w:r>
-              <w:rPr>
-                <w:lang w:eastAsia="en-US"/>
-              </w:rPr>
-              <w:t xml:space="preserve"> utente </w:t>
-            </w:r>
-          </w:p>
-          <w:p>
-            <w:pPr>
-              <w:pStyle w:val="Corpotesto"/>
-              <w:numPr>
-                <w:ilvl w:val="0"/>
-                <w:numId w:val="10"/>
-              </w:numPr>
-              <w:rPr>
-                <w:lang w:eastAsia="en-US"/>
-              </w:rPr>
-            </w:pPr>
-            <w:r>
-              <w:rPr>
-                <w:lang w:eastAsia="en-US"/>
-              </w:rPr>
-              <w:t>Tornare alla home premendo il logo del sito</w:t>
-            </w:r>
-          </w:p>
-          <w:p>
-            <w:pPr>
-              <w:pStyle w:val="Corpotesto"/>
-              <w:numPr>
-                <w:ilvl w:val="0"/>
-                <w:numId w:val="10"/>
-              </w:numPr>
-              <w:rPr>
-                <w:lang w:eastAsia="en-US"/>
-              </w:rPr>
-            </w:pPr>
-            <w:r>
-              <w:rPr>
-                <w:lang w:eastAsia="en-US"/>
-              </w:rPr>
-              <w:t xml:space="preserve">Accedere dalla </w:t>
-            </w:r>
-            <w:proofErr w:type="spellStart"/>
-            <w:r>
-              <w:rPr>
-                <w:lang w:eastAsia="en-US"/>
-              </w:rPr>
-              <w:t>navbar</w:t>
-            </w:r>
-            <w:proofErr w:type="spellEnd"/>
-            <w:r>
-              <w:rPr>
-                <w:lang w:eastAsia="en-US"/>
-              </w:rPr>
-              <w:t xml:space="preserve"> a “</w:t>
-            </w:r>
-            <w:proofErr w:type="spellStart"/>
-            <w:r>
-              <w:rPr>
-                <w:lang w:eastAsia="en-US"/>
-              </w:rPr>
-              <w:t>Catalog</w:t>
-            </w:r>
-            <w:proofErr w:type="spellEnd"/>
-            <w:r>
-              <w:rPr>
-                <w:lang w:eastAsia="en-US"/>
-              </w:rPr>
-              <w:t>”</w:t>
-            </w:r>
-          </w:p>
-          <w:p>
-            <w:pPr>
-              <w:pStyle w:val="Corpotesto"/>
-              <w:numPr>
-                <w:ilvl w:val="0"/>
-                <w:numId w:val="10"/>
-              </w:numPr>
-              <w:rPr>
-                <w:lang w:eastAsia="en-US"/>
-              </w:rPr>
-            </w:pPr>
-            <w:r>
-              <w:rPr>
-                <w:lang w:eastAsia="en-US"/>
-              </w:rPr>
-              <w:t>Preme</w:t>
-            </w:r>
-            <w:r>
-              <w:rPr>
-                <w:lang w:eastAsia="en-US"/>
-              </w:rPr>
-              <w:t>re</w:t>
-            </w:r>
-            <w:r>
-              <w:rPr>
-                <w:lang w:eastAsia="en-US"/>
-              </w:rPr>
-              <w:t xml:space="preserve"> il pulsante “Details” di un prodotto qualsiasi</w:t>
-            </w:r>
-          </w:p>
-          <w:p>
-            <w:pPr>
-              <w:pStyle w:val="Corpotesto"/>
-              <w:numPr>
-                <w:ilvl w:val="0"/>
-                <w:numId w:val="10"/>
               </w:numPr>
               <w:rPr>
                 <w:lang w:eastAsia="en-US"/>
@@ -4457,31 +3826,16 @@
                 <w:szCs w:val="18"/>
                 <w:lang w:val="it-CH"/>
               </w:rPr>
-              <w:t>TC-00</w:t>
-            </w:r>
-            <w:r>
-              <w:rPr>
-                <w:sz w:val="18"/>
-                <w:szCs w:val="18"/>
-                <w:lang w:val="it-CH"/>
-              </w:rPr>
-              <w:t>5</w:t>
-            </w:r>
-          </w:p>
-          <w:p>
-            <w:r>
-              <w:rPr>
-                <w:sz w:val="18"/>
-                <w:szCs w:val="18"/>
-              </w:rPr>
-              <w:t>REQ-0</w:t>
-            </w:r>
-            <w:r>
-              <w:rPr>
-                <w:sz w:val="18"/>
-                <w:szCs w:val="18"/>
-              </w:rPr>
-              <w:t>3</w:t>
+              <w:t>TC-004</w:t>
+            </w:r>
+          </w:p>
+          <w:p>
+            <w:r>
+              <w:rPr>
+                <w:sz w:val="18"/>
+                <w:szCs w:val="18"/>
+              </w:rPr>
+              <w:t>REQ-02</w:t>
             </w:r>
           </w:p>
         </w:tc>
@@ -4539,7 +3893,23 @@
                 <w:szCs w:val="18"/>
                 <w:lang w:val="it-CH"/>
               </w:rPr>
-              <w:t>Gestione degli utenti registrati (modifica)</w:t>
+              <w:t>Accesso e visualizzazione delle pagine per gli utenti registrati (</w:t>
+            </w:r>
+            <w:r>
+              <w:rPr>
+                <w:sz w:val="18"/>
+                <w:szCs w:val="18"/>
+                <w:lang w:val="it-CH"/>
+              </w:rPr>
+              <w:t>admin</w:t>
+            </w:r>
+            <w:r>
+              <w:rPr>
+                <w:sz w:val="18"/>
+                <w:szCs w:val="18"/>
+                <w:lang w:val="it-CH"/>
+              </w:rPr>
+              <w:t>)</w:t>
             </w:r>
           </w:p>
         </w:tc>
@@ -4597,7 +3967,47 @@
                 <w:szCs w:val="18"/>
                 <w:lang w:val="it-CH"/>
               </w:rPr>
-              <w:t>L’amministratore deve poter modificare le informazioni degli account degli utenti registrati, esclusa la password.</w:t>
+              <w:t>Accesso e visualizzazione delle pag</w:t>
+            </w:r>
+            <w:r>
+              <w:rPr>
+                <w:sz w:val="18"/>
+                <w:szCs w:val="18"/>
+                <w:lang w:val="it-CH"/>
+              </w:rPr>
+              <w:t>i</w:t>
+            </w:r>
+            <w:r>
+              <w:rPr>
+                <w:sz w:val="18"/>
+                <w:szCs w:val="18"/>
+                <w:lang w:val="it-CH"/>
+              </w:rPr>
+              <w:t xml:space="preserve">ne </w:t>
+            </w:r>
+            <w:r>
+              <w:rPr>
+                <w:sz w:val="18"/>
+                <w:szCs w:val="18"/>
+                <w:lang w:val="it-CH"/>
+              </w:rPr>
+              <w:t xml:space="preserve">di </w:t>
+            </w:r>
+            <w:r>
+              <w:rPr>
+                <w:sz w:val="18"/>
+                <w:szCs w:val="18"/>
+                <w:lang w:val="it-CH"/>
+              </w:rPr>
+              <w:t>un admin</w:t>
+            </w:r>
+            <w:r>
+              <w:rPr>
+                <w:sz w:val="18"/>
+                <w:szCs w:val="18"/>
+                <w:lang w:val="it-CH"/>
+              </w:rPr>
+              <w:t xml:space="preserve"> (home, catalogo, prodotto specifico, gestione utenti, modifica utenti, impostazioni profilo)</w:t>
             </w:r>
           </w:p>
         </w:tc>
@@ -4703,7 +4113,7 @@
               <w:pStyle w:val="Corpotesto"/>
               <w:numPr>
                 <w:ilvl w:val="0"/>
-                <w:numId w:val="8"/>
+                <w:numId w:val="10"/>
               </w:numPr>
               <w:rPr>
                 <w:lang w:eastAsia="en-US"/>
@@ -4713,7 +4123,7 @@
               <w:rPr>
                 <w:lang w:eastAsia="en-US"/>
               </w:rPr>
-              <w:t>Nella pagina di gestione degli utenti premere l’icona della matita per accedere al form di modifica di un utente</w:t>
+              <w:t>Dopo l’accesso si è reindirizzati alla pagina di gestione dell’admin</w:t>
             </w:r>
           </w:p>
           <w:p>
@@ -4721,7 +4131,7 @@
               <w:pStyle w:val="Corpotesto"/>
               <w:numPr>
                 <w:ilvl w:val="0"/>
-                <w:numId w:val="8"/>
+                <w:numId w:val="10"/>
               </w:numPr>
               <w:rPr>
                 <w:lang w:eastAsia="en-US"/>
@@ -4731,7 +4141,37 @@
               <w:rPr>
                 <w:lang w:eastAsia="en-US"/>
               </w:rPr>
-              <w:t>Cambiare le informazioni di quell’utente</w:t>
+              <w:t xml:space="preserve">Tentare la modifica premendo </w:t>
+            </w:r>
+            <w:r>
+              <w:rPr>
+                <w:lang w:eastAsia="en-US"/>
+              </w:rPr>
+              <w:t>l’icona</w:t>
+            </w:r>
+            <w:r>
+              <w:rPr>
+                <w:lang w:eastAsia="en-US"/>
+              </w:rPr>
+              <w:t xml:space="preserve"> </w:t>
+            </w:r>
+            <w:r>
+              <w:rPr>
+                <w:lang w:eastAsia="en-US"/>
+              </w:rPr>
+              <w:t xml:space="preserve">della matita </w:t>
+            </w:r>
+            <w:r>
+              <w:rPr>
+                <w:lang w:eastAsia="en-US"/>
+              </w:rPr>
+              <w:t>accanto ad un</w:t>
+            </w:r>
+            <w:r>
+              <w:rPr>
+                <w:lang w:eastAsia="en-US"/>
+              </w:rPr>
+              <w:t xml:space="preserve"> utente </w:t>
             </w:r>
           </w:p>
           <w:p>
@@ -4739,7 +4179,7 @@
               <w:pStyle w:val="Corpotesto"/>
               <w:numPr>
                 <w:ilvl w:val="0"/>
-                <w:numId w:val="8"/>
+                <w:numId w:val="10"/>
               </w:numPr>
               <w:rPr>
                 <w:lang w:eastAsia="en-US"/>
@@ -4749,7 +4189,7 @@
               <w:rPr>
                 <w:lang w:eastAsia="en-US"/>
               </w:rPr>
-              <w:t>Salvare le modifiche</w:t>
+              <w:t>Tornare alla home premendo il logo del sito</w:t>
             </w:r>
           </w:p>
           <w:p>
@@ -4757,7 +4197,7 @@
               <w:pStyle w:val="Corpotesto"/>
               <w:numPr>
                 <w:ilvl w:val="0"/>
-                <w:numId w:val="8"/>
+                <w:numId w:val="10"/>
               </w:numPr>
               <w:rPr>
                 <w:lang w:eastAsia="en-US"/>
@@ -4767,19 +4207,83 @@
               <w:rPr>
                 <w:lang w:eastAsia="en-US"/>
               </w:rPr>
-              <w:t xml:space="preserve">Verificare </w:t>
-            </w:r>
-            <w:r>
-              <w:rPr>
-                <w:lang w:eastAsia="en-US"/>
-              </w:rPr>
-              <w:t xml:space="preserve">la modifica </w:t>
-            </w:r>
-            <w:r>
-              <w:rPr>
-                <w:lang w:eastAsia="en-US"/>
-              </w:rPr>
-              <w:t>delle informazioni dalla lista degli utenti</w:t>
+              <w:t xml:space="preserve">Accedere dalla </w:t>
+            </w:r>
+            <w:proofErr w:type="spellStart"/>
+            <w:r>
+              <w:rPr>
+                <w:lang w:eastAsia="en-US"/>
+              </w:rPr>
+              <w:t>navbar</w:t>
+            </w:r>
+            <w:proofErr w:type="spellEnd"/>
+            <w:r>
+              <w:rPr>
+                <w:lang w:eastAsia="en-US"/>
+              </w:rPr>
+              <w:t xml:space="preserve"> a “</w:t>
+            </w:r>
+            <w:proofErr w:type="spellStart"/>
+            <w:r>
+              <w:rPr>
+                <w:lang w:eastAsia="en-US"/>
+              </w:rPr>
+              <w:t>Catalog</w:t>
+            </w:r>
+            <w:proofErr w:type="spellEnd"/>
+            <w:r>
+              <w:rPr>
+                <w:lang w:eastAsia="en-US"/>
+              </w:rPr>
+              <w:t>”</w:t>
+            </w:r>
+          </w:p>
+          <w:p>
+            <w:pPr>
+              <w:pStyle w:val="Corpotesto"/>
+              <w:numPr>
+                <w:ilvl w:val="0"/>
+                <w:numId w:val="10"/>
+              </w:numPr>
+              <w:rPr>
+                <w:lang w:eastAsia="en-US"/>
+              </w:rPr>
+            </w:pPr>
+            <w:r>
+              <w:rPr>
+                <w:lang w:eastAsia="en-US"/>
+              </w:rPr>
+              <w:t>Preme</w:t>
+            </w:r>
+            <w:r>
+              <w:rPr>
+                <w:lang w:eastAsia="en-US"/>
+              </w:rPr>
+              <w:t>re</w:t>
+            </w:r>
+            <w:r>
+              <w:rPr>
+                <w:lang w:eastAsia="en-US"/>
+              </w:rPr>
+              <w:t xml:space="preserve"> il pulsante “Details” di un prodotto qualsiasi</w:t>
+            </w:r>
+          </w:p>
+          <w:p>
+            <w:pPr>
+              <w:pStyle w:val="Corpotesto"/>
+              <w:numPr>
+                <w:ilvl w:val="0"/>
+                <w:numId w:val="10"/>
+              </w:numPr>
+              <w:rPr>
+                <w:lang w:eastAsia="en-US"/>
+              </w:rPr>
+            </w:pPr>
+            <w:r>
+              <w:rPr>
+                <w:lang w:eastAsia="en-US"/>
+              </w:rPr>
+              <w:t>Accedere alle impostazioni del profilo (dal bottone con l’username)</w:t>
             </w:r>
           </w:p>
         </w:tc>
@@ -4837,7 +4341,7 @@
                 <w:szCs w:val="18"/>
                 <w:lang w:val="it-CH"/>
               </w:rPr>
-              <w:t>Modifiche apportate per l’utente scelto</w:t>
+              <w:t>Visualizzazione delle pagine definite senza errori</w:t>
             </w:r>
           </w:p>
         </w:tc>
@@ -4954,7 +4458,7 @@
                 <w:szCs w:val="18"/>
                 <w:lang w:val="it-CH"/>
               </w:rPr>
-              <w:t>6</w:t>
+              <w:t>5</w:t>
             </w:r>
           </w:p>
           <w:p>
@@ -5028,23 +4532,496 @@
                 <w:szCs w:val="18"/>
                 <w:lang w:val="it-CH"/>
               </w:rPr>
-              <w:t>Gestione degli utenti registrati (</w:t>
-            </w:r>
-            <w:r>
-              <w:rPr>
-                <w:sz w:val="18"/>
-                <w:szCs w:val="18"/>
-                <w:lang w:val="it-CH"/>
-              </w:rPr>
-              <w:t>eliminazione</w:t>
-            </w:r>
-            <w:r>
-              <w:rPr>
-                <w:sz w:val="18"/>
-                <w:szCs w:val="18"/>
-                <w:lang w:val="it-CH"/>
-              </w:rPr>
-              <w:t>)</w:t>
+              <w:t>Gestione degli utenti registrati (modifica)</w:t>
+            </w:r>
+          </w:p>
+        </w:tc>
+      </w:tr>
+      <w:tr>
+        <w:tc>
+          <w:tcPr>
+            <w:tcW w:w="2050" w:type="dxa"/>
+            <w:tcBorders>
+              <w:right w:val="single" w:sz="4" w:space="0" w:color="auto"/>
+            </w:tcBorders>
+            <w:shd w:val="pct25" w:color="auto" w:fill="auto"/>
+          </w:tcPr>
+          <w:p>
+            <w:pPr>
+              <w:pStyle w:val="BodyTextChar"/>
+              <w:rPr>
+                <w:b/>
+                <w:sz w:val="18"/>
+                <w:szCs w:val="18"/>
+                <w:lang w:val="it-CH"/>
+              </w:rPr>
+            </w:pPr>
+            <w:r>
+              <w:rPr>
+                <w:b/>
+                <w:sz w:val="18"/>
+                <w:szCs w:val="18"/>
+                <w:lang w:val="it-CH"/>
+              </w:rPr>
+              <w:t>Descrizione:</w:t>
+            </w:r>
+          </w:p>
+        </w:tc>
+        <w:tc>
+          <w:tcPr>
+            <w:tcW w:w="7471" w:type="dxa"/>
+            <w:gridSpan w:val="3"/>
+            <w:tcBorders>
+              <w:left w:val="single" w:sz="4" w:space="0" w:color="auto"/>
+            </w:tcBorders>
+          </w:tcPr>
+          <w:p>
+            <w:pPr>
+              <w:pStyle w:val="BodyTextChar"/>
+              <w:rPr>
+                <w:sz w:val="18"/>
+                <w:szCs w:val="18"/>
+                <w:lang w:val="it-CH"/>
+              </w:rPr>
+            </w:pPr>
+            <w:r>
+              <w:rPr>
+                <w:sz w:val="18"/>
+                <w:szCs w:val="18"/>
+                <w:lang w:val="it-CH"/>
+              </w:rPr>
+              <w:t>L’amministratore deve poter modificare le informazioni degli account degli utenti registrati, esclusa la password.</w:t>
+            </w:r>
+          </w:p>
+        </w:tc>
+      </w:tr>
+      <w:tr>
+        <w:tc>
+          <w:tcPr>
+            <w:tcW w:w="2050" w:type="dxa"/>
+            <w:tcBorders>
+              <w:right w:val="single" w:sz="4" w:space="0" w:color="auto"/>
+            </w:tcBorders>
+            <w:shd w:val="pct25" w:color="auto" w:fill="auto"/>
+          </w:tcPr>
+          <w:p>
+            <w:pPr>
+              <w:pStyle w:val="BodyTextChar"/>
+              <w:rPr>
+                <w:b/>
+                <w:sz w:val="18"/>
+                <w:szCs w:val="18"/>
+                <w:lang w:val="it-CH"/>
+              </w:rPr>
+            </w:pPr>
+            <w:r>
+              <w:rPr>
+                <w:b/>
+                <w:sz w:val="18"/>
+                <w:szCs w:val="18"/>
+                <w:lang w:val="it-CH"/>
+              </w:rPr>
+              <w:t>Prerequisiti:</w:t>
+            </w:r>
+          </w:p>
+        </w:tc>
+        <w:tc>
+          <w:tcPr>
+            <w:tcW w:w="7471" w:type="dxa"/>
+            <w:gridSpan w:val="3"/>
+            <w:tcBorders>
+              <w:left w:val="single" w:sz="4" w:space="0" w:color="auto"/>
+            </w:tcBorders>
+          </w:tcPr>
+          <w:p>
+            <w:pPr>
+              <w:pStyle w:val="BodyTextChar"/>
+              <w:rPr>
+                <w:sz w:val="18"/>
+                <w:szCs w:val="18"/>
+                <w:lang w:val="it-CH"/>
+              </w:rPr>
+            </w:pPr>
+            <w:r>
+              <w:rPr>
+                <w:sz w:val="18"/>
+                <w:szCs w:val="18"/>
+                <w:lang w:val="it-CH"/>
+              </w:rPr>
+              <w:t>Eseguire l’accesso con credenziali di un admin</w:t>
+            </w:r>
+          </w:p>
+        </w:tc>
+      </w:tr>
+      <w:tr>
+        <w:tc>
+          <w:tcPr>
+            <w:tcW w:w="2050" w:type="dxa"/>
+            <w:tcBorders>
+              <w:right w:val="single" w:sz="4" w:space="0" w:color="auto"/>
+            </w:tcBorders>
+            <w:shd w:val="pct25" w:color="auto" w:fill="auto"/>
+          </w:tcPr>
+          <w:p>
+            <w:pPr>
+              <w:pStyle w:val="BodyTextChar"/>
+              <w:rPr>
+                <w:b/>
+                <w:sz w:val="18"/>
+                <w:szCs w:val="18"/>
+                <w:lang w:val="it-CH"/>
+              </w:rPr>
+            </w:pPr>
+            <w:r>
+              <w:rPr>
+                <w:b/>
+                <w:sz w:val="18"/>
+                <w:szCs w:val="18"/>
+                <w:lang w:val="it-CH"/>
+              </w:rPr>
+              <w:t>Procedura:</w:t>
+            </w:r>
+          </w:p>
+        </w:tc>
+        <w:tc>
+          <w:tcPr>
+            <w:tcW w:w="7471" w:type="dxa"/>
+            <w:gridSpan w:val="3"/>
+            <w:tcBorders>
+              <w:left w:val="single" w:sz="4" w:space="0" w:color="auto"/>
+            </w:tcBorders>
+          </w:tcPr>
+          <w:p>
+            <w:pPr>
+              <w:pStyle w:val="Corpotesto"/>
+              <w:numPr>
+                <w:ilvl w:val="0"/>
+                <w:numId w:val="8"/>
+              </w:numPr>
+              <w:rPr>
+                <w:lang w:eastAsia="en-US"/>
+              </w:rPr>
+            </w:pPr>
+            <w:r>
+              <w:rPr>
+                <w:lang w:eastAsia="en-US"/>
+              </w:rPr>
+              <w:t>Nella pagina di gestione degli utenti premere l’icona della matita per accedere al form di modifica di un utente</w:t>
+            </w:r>
+          </w:p>
+          <w:p>
+            <w:pPr>
+              <w:pStyle w:val="Corpotesto"/>
+              <w:numPr>
+                <w:ilvl w:val="0"/>
+                <w:numId w:val="8"/>
+              </w:numPr>
+              <w:rPr>
+                <w:lang w:eastAsia="en-US"/>
+              </w:rPr>
+            </w:pPr>
+            <w:r>
+              <w:rPr>
+                <w:lang w:eastAsia="en-US"/>
+              </w:rPr>
+              <w:t>Cambiare le informazioni di quell’utente</w:t>
+            </w:r>
+          </w:p>
+          <w:p>
+            <w:pPr>
+              <w:pStyle w:val="Corpotesto"/>
+              <w:numPr>
+                <w:ilvl w:val="0"/>
+                <w:numId w:val="8"/>
+              </w:numPr>
+              <w:rPr>
+                <w:lang w:eastAsia="en-US"/>
+              </w:rPr>
+            </w:pPr>
+            <w:r>
+              <w:rPr>
+                <w:lang w:eastAsia="en-US"/>
+              </w:rPr>
+              <w:t>Salvare le modifiche</w:t>
+            </w:r>
+          </w:p>
+          <w:p>
+            <w:pPr>
+              <w:pStyle w:val="Corpotesto"/>
+              <w:numPr>
+                <w:ilvl w:val="0"/>
+                <w:numId w:val="8"/>
+              </w:numPr>
+              <w:rPr>
+                <w:lang w:eastAsia="en-US"/>
+              </w:rPr>
+            </w:pPr>
+            <w:r>
+              <w:rPr>
+                <w:lang w:eastAsia="en-US"/>
+              </w:rPr>
+              <w:t xml:space="preserve">Verificare </w:t>
+            </w:r>
+            <w:r>
+              <w:rPr>
+                <w:lang w:eastAsia="en-US"/>
+              </w:rPr>
+              <w:t xml:space="preserve">la modifica </w:t>
+            </w:r>
+            <w:r>
+              <w:rPr>
+                <w:lang w:eastAsia="en-US"/>
+              </w:rPr>
+              <w:t>delle informazioni dalla lista degli utenti</w:t>
+            </w:r>
+          </w:p>
+        </w:tc>
+      </w:tr>
+      <w:tr>
+        <w:tc>
+          <w:tcPr>
+            <w:tcW w:w="2050" w:type="dxa"/>
+            <w:tcBorders>
+              <w:right w:val="single" w:sz="4" w:space="0" w:color="auto"/>
+            </w:tcBorders>
+            <w:shd w:val="pct25" w:color="auto" w:fill="auto"/>
+          </w:tcPr>
+          <w:p>
+            <w:pPr>
+              <w:pStyle w:val="BodyTextChar"/>
+              <w:rPr>
+                <w:b/>
+                <w:sz w:val="18"/>
+                <w:szCs w:val="18"/>
+                <w:lang w:val="it-CH"/>
+              </w:rPr>
+            </w:pPr>
+            <w:r>
+              <w:rPr>
+                <w:b/>
+                <w:sz w:val="18"/>
+                <w:szCs w:val="18"/>
+                <w:lang w:val="it-CH"/>
+              </w:rPr>
+              <w:t>Risultati attesi:</w:t>
+            </w:r>
+          </w:p>
+        </w:tc>
+        <w:tc>
+          <w:tcPr>
+            <w:tcW w:w="7471" w:type="dxa"/>
+            <w:gridSpan w:val="3"/>
+            <w:tcBorders>
+              <w:left w:val="single" w:sz="4" w:space="0" w:color="auto"/>
+            </w:tcBorders>
+          </w:tcPr>
+          <w:p>
+            <w:pPr>
+              <w:pStyle w:val="BodyTextChar"/>
+              <w:rPr>
+                <w:sz w:val="18"/>
+                <w:szCs w:val="18"/>
+                <w:lang w:val="it-CH"/>
+              </w:rPr>
+            </w:pPr>
+            <w:r>
+              <w:rPr>
+                <w:sz w:val="18"/>
+                <w:szCs w:val="18"/>
+                <w:lang w:val="it-CH"/>
+              </w:rPr>
+              <w:t>Modifiche apportate per l’utente scelto</w:t>
+            </w:r>
+          </w:p>
+        </w:tc>
+      </w:tr>
+    </w:tbl>
+    <w:p/>
+    <w:tbl>
+      <w:tblPr>
+        <w:tblW w:w="9521" w:type="dxa"/>
+        <w:tblInd w:w="113" w:type="dxa"/>
+        <w:tblBorders>
+          <w:top w:val="single" w:sz="4" w:space="0" w:color="auto"/>
+          <w:left w:val="single" w:sz="4" w:space="0" w:color="auto"/>
+          <w:bottom w:val="single" w:sz="4" w:space="0" w:color="auto"/>
+          <w:right w:val="single" w:sz="4" w:space="0" w:color="auto"/>
+          <w:insideH w:val="single" w:sz="4" w:space="0" w:color="auto"/>
+          <w:insideV w:val="single" w:sz="4" w:space="0" w:color="auto"/>
+        </w:tblBorders>
+        <w:tblLook w:val="01E0" w:firstRow="1" w:lastRow="1" w:firstColumn="1" w:lastColumn="1" w:noHBand="0" w:noVBand="0"/>
+      </w:tblPr>
+      <w:tblGrid>
+        <w:gridCol w:w="2050"/>
+        <w:gridCol w:w="1562"/>
+        <w:gridCol w:w="1267"/>
+        <w:gridCol w:w="4642"/>
+      </w:tblGrid>
+      <w:tr>
+        <w:tc>
+          <w:tcPr>
+            <w:tcW w:w="2050" w:type="dxa"/>
+            <w:tcBorders>
+              <w:bottom w:val="single" w:sz="4" w:space="0" w:color="auto"/>
+              <w:right w:val="single" w:sz="4" w:space="0" w:color="auto"/>
+            </w:tcBorders>
+            <w:shd w:val="pct25" w:color="auto" w:fill="auto"/>
+          </w:tcPr>
+          <w:p>
+            <w:pPr>
+              <w:pStyle w:val="BodyTextChar"/>
+              <w:rPr>
+                <w:b/>
+                <w:sz w:val="18"/>
+                <w:szCs w:val="18"/>
+                <w:lang w:val="it-CH"/>
+              </w:rPr>
+            </w:pPr>
+            <w:r>
+              <w:rPr>
+                <w:b/>
+                <w:sz w:val="18"/>
+                <w:szCs w:val="18"/>
+                <w:lang w:val="it-CH"/>
+              </w:rPr>
+              <w:t>Test Case:</w:t>
+            </w:r>
+          </w:p>
+          <w:p>
+            <w:pPr>
+              <w:pStyle w:val="Corpotesto"/>
+              <w:rPr>
+                <w:sz w:val="18"/>
+                <w:szCs w:val="18"/>
+                <w:lang w:eastAsia="en-US"/>
+              </w:rPr>
+            </w:pPr>
+            <w:r>
+              <w:rPr>
+                <w:b/>
+                <w:sz w:val="18"/>
+                <w:szCs w:val="18"/>
+                <w:lang w:eastAsia="en-US"/>
+              </w:rPr>
+              <w:t>Riferimento</w:t>
+            </w:r>
+            <w:r>
+              <w:rPr>
+                <w:sz w:val="18"/>
+                <w:szCs w:val="18"/>
+                <w:lang w:eastAsia="en-US"/>
+              </w:rPr>
+              <w:t xml:space="preserve">: </w:t>
+            </w:r>
+          </w:p>
+        </w:tc>
+        <w:tc>
+          <w:tcPr>
+            <w:tcW w:w="1562" w:type="dxa"/>
+            <w:tcBorders>
+              <w:left w:val="single" w:sz="4" w:space="0" w:color="auto"/>
+              <w:bottom w:val="single" w:sz="4" w:space="0" w:color="auto"/>
+              <w:right w:val="single" w:sz="4" w:space="0" w:color="auto"/>
+            </w:tcBorders>
+          </w:tcPr>
+          <w:p>
+            <w:pPr>
+              <w:pStyle w:val="BodyTextChar"/>
+              <w:rPr>
+                <w:sz w:val="18"/>
+                <w:szCs w:val="18"/>
+                <w:lang w:val="it-CH"/>
+              </w:rPr>
+            </w:pPr>
+            <w:r>
+              <w:rPr>
+                <w:sz w:val="18"/>
+                <w:szCs w:val="18"/>
+                <w:lang w:val="it-CH"/>
+              </w:rPr>
+              <w:t>TC-00</w:t>
+            </w:r>
+            <w:r>
+              <w:rPr>
+                <w:sz w:val="18"/>
+                <w:szCs w:val="18"/>
+                <w:lang w:val="it-CH"/>
+              </w:rPr>
+              <w:t>6</w:t>
+            </w:r>
+          </w:p>
+          <w:p>
+            <w:r>
+              <w:rPr>
+                <w:sz w:val="18"/>
+                <w:szCs w:val="18"/>
+              </w:rPr>
+              <w:t>REQ-0</w:t>
+            </w:r>
+            <w:r>
+              <w:rPr>
+                <w:sz w:val="18"/>
+                <w:szCs w:val="18"/>
+              </w:rPr>
+              <w:t>3</w:t>
+            </w:r>
+          </w:p>
+        </w:tc>
+        <w:tc>
+          <w:tcPr>
+            <w:tcW w:w="1267" w:type="dxa"/>
+            <w:tcBorders>
+              <w:left w:val="single" w:sz="4" w:space="0" w:color="auto"/>
+              <w:bottom w:val="single" w:sz="4" w:space="0" w:color="auto"/>
+              <w:right w:val="single" w:sz="4" w:space="0" w:color="auto"/>
+            </w:tcBorders>
+            <w:shd w:val="pct25" w:color="auto" w:fill="auto"/>
+          </w:tcPr>
+          <w:p>
+            <w:pPr>
+              <w:pStyle w:val="BodyTextChar"/>
+              <w:rPr>
+                <w:b/>
+                <w:sz w:val="18"/>
+                <w:szCs w:val="18"/>
+                <w:lang w:val="it-CH"/>
+              </w:rPr>
+            </w:pPr>
+            <w:r>
+              <w:rPr>
+                <w:b/>
+                <w:sz w:val="18"/>
+                <w:szCs w:val="18"/>
+                <w:lang w:val="it-CH"/>
+              </w:rPr>
+              <w:t>Nome:</w:t>
+            </w:r>
+          </w:p>
+        </w:tc>
+        <w:tc>
+          <w:tcPr>
+            <w:tcW w:w="4642" w:type="dxa"/>
+            <w:tcBorders>
+              <w:left w:val="single" w:sz="4" w:space="0" w:color="auto"/>
+              <w:bottom w:val="single" w:sz="4" w:space="0" w:color="auto"/>
+            </w:tcBorders>
+          </w:tcPr>
+          <w:p>
+            <w:pPr>
+              <w:pStyle w:val="BodyTextChar"/>
+              <w:rPr>
+                <w:sz w:val="18"/>
+                <w:szCs w:val="18"/>
+                <w:lang w:val="it-CH"/>
+              </w:rPr>
+            </w:pPr>
+            <w:r>
+              <w:rPr>
+                <w:sz w:val="18"/>
+                <w:szCs w:val="18"/>
+                <w:lang w:val="it-CH"/>
+              </w:rPr>
+              <w:t>Gestione degli utenti registrati (eliminazione)</w:t>
             </w:r>
           </w:p>
         </w:tc>
@@ -5517,8 +5494,6 @@
               </w:rPr>
               <w:t>4</w:t>
             </w:r>
-            <w:bookmarkStart w:id="17" w:name="_GoBack"/>
-            <w:bookmarkEnd w:id="17"/>
           </w:p>
         </w:tc>
         <w:tc>
@@ -5569,6 +5544,54 @@
                 <w:lang w:val="it-CH"/>
               </w:rPr>
             </w:pPr>
+            <w:r>
+              <w:rPr>
+                <w:sz w:val="18"/>
+                <w:szCs w:val="18"/>
+                <w:lang w:val="it-CH"/>
+              </w:rPr>
+              <w:t xml:space="preserve">Gestione </w:t>
+            </w:r>
+            <w:r>
+              <w:rPr>
+                <w:sz w:val="18"/>
+                <w:szCs w:val="18"/>
+                <w:lang w:val="it-CH"/>
+              </w:rPr>
+              <w:t xml:space="preserve">impostazioni </w:t>
+            </w:r>
+            <w:r>
+              <w:rPr>
+                <w:sz w:val="18"/>
+                <w:szCs w:val="18"/>
+                <w:lang w:val="it-CH"/>
+              </w:rPr>
+              <w:t>del proprio account</w:t>
+            </w:r>
+            <w:r>
+              <w:rPr>
+                <w:sz w:val="18"/>
+                <w:szCs w:val="18"/>
+                <w:lang w:val="it-CH"/>
+              </w:rPr>
+              <w:t xml:space="preserve"> (verifica </w:t>
+            </w:r>
+            <w:r>
+              <w:rPr>
+                <w:sz w:val="18"/>
+                <w:szCs w:val="18"/>
+                <w:lang w:val="it-CH"/>
+              </w:rPr>
+              <w:t>modifica</w:t>
+            </w:r>
+            <w:r>
+              <w:rPr>
+                <w:sz w:val="18"/>
+                <w:szCs w:val="18"/>
+                <w:lang w:val="it-CH"/>
+              </w:rPr>
+              <w:t>)</w:t>
+            </w:r>
           </w:p>
         </w:tc>
       </w:tr>
@@ -5619,6 +5642,14 @@
                 <w:lang w:val="it-CH"/>
               </w:rPr>
             </w:pPr>
+            <w:r>
+              <w:rPr>
+                <w:sz w:val="18"/>
+                <w:szCs w:val="18"/>
+                <w:lang w:val="it-CH"/>
+              </w:rPr>
+              <w:t>Verificare il funzionamento della gestione del proprio profilo</w:t>
+            </w:r>
           </w:p>
         </w:tc>
       </w:tr>
@@ -5675,7 +5706,31 @@
                 <w:szCs w:val="18"/>
                 <w:lang w:val="it-CH"/>
               </w:rPr>
-              <w:t>Nessuno</w:t>
+              <w:t>Credenziali d’accesso</w:t>
+            </w:r>
+            <w:r>
+              <w:rPr>
+                <w:sz w:val="18"/>
+                <w:szCs w:val="18"/>
+                <w:lang w:val="it-CH"/>
+              </w:rPr>
+              <w:t xml:space="preserve"> di un utente </w:t>
+            </w:r>
+            <w:r>
+              <w:rPr>
+                <w:sz w:val="18"/>
+                <w:szCs w:val="18"/>
+                <w:lang w:val="it-CH"/>
+              </w:rPr>
+              <w:t>qualsiasi</w:t>
+            </w:r>
+            <w:r>
+              <w:rPr>
+                <w:sz w:val="18"/>
+                <w:szCs w:val="18"/>
+                <w:lang w:val="it-CH"/>
+              </w:rPr>
+              <w:t xml:space="preserve"> (user, vendor o admin)</w:t>
             </w:r>
           </w:p>
         </w:tc>
@@ -5729,6 +5784,78 @@
                 <w:lang w:eastAsia="en-US"/>
               </w:rPr>
             </w:pPr>
+            <w:r>
+              <w:rPr>
+                <w:lang w:eastAsia="en-US"/>
+              </w:rPr>
+              <w:t>Accedere alle impostazioni del profilo (dal bottone con l’username)</w:t>
+            </w:r>
+          </w:p>
+          <w:p>
+            <w:pPr>
+              <w:pStyle w:val="Corpotesto"/>
+              <w:numPr>
+                <w:ilvl w:val="0"/>
+                <w:numId w:val="11"/>
+              </w:numPr>
+              <w:rPr>
+                <w:lang w:eastAsia="en-US"/>
+              </w:rPr>
+            </w:pPr>
+            <w:r>
+              <w:rPr>
+                <w:lang w:eastAsia="en-US"/>
+              </w:rPr>
+              <w:t>Modificare le informazioni del profilo, salvare e verificare la modifica</w:t>
+            </w:r>
+          </w:p>
+          <w:p>
+            <w:pPr>
+              <w:pStyle w:val="Corpotesto"/>
+              <w:numPr>
+                <w:ilvl w:val="0"/>
+                <w:numId w:val="11"/>
+              </w:numPr>
+              <w:rPr>
+                <w:lang w:eastAsia="en-US"/>
+              </w:rPr>
+            </w:pPr>
+            <w:r>
+              <w:rPr>
+                <w:lang w:eastAsia="en-US"/>
+              </w:rPr>
+              <w:t>Modificare le informazioni di spedizione, salvare e verificare la modifica</w:t>
+            </w:r>
+          </w:p>
+          <w:p>
+            <w:pPr>
+              <w:pStyle w:val="Corpotesto"/>
+              <w:numPr>
+                <w:ilvl w:val="0"/>
+                <w:numId w:val="11"/>
+              </w:numPr>
+              <w:rPr>
+                <w:lang w:eastAsia="en-US"/>
+              </w:rPr>
+            </w:pPr>
+            <w:r>
+              <w:rPr>
+                <w:lang w:eastAsia="en-US"/>
+              </w:rPr>
+              <w:t xml:space="preserve">Modificare la password, salvare e </w:t>
+            </w:r>
+            <w:r>
+              <w:rPr>
+                <w:lang w:eastAsia="en-US"/>
+              </w:rPr>
+              <w:t>verificare rieseguendo</w:t>
+            </w:r>
+            <w:r>
+              <w:rPr>
+                <w:lang w:eastAsia="en-US"/>
+              </w:rPr>
+              <w:t xml:space="preserve"> l’accesso</w:t>
+            </w:r>
           </w:p>
         </w:tc>
       </w:tr>
@@ -5779,6 +5906,14 @@
                 <w:lang w:val="it-CH"/>
               </w:rPr>
             </w:pPr>
+            <w:r>
+              <w:rPr>
+                <w:sz w:val="18"/>
+                <w:szCs w:val="18"/>
+                <w:lang w:val="it-CH"/>
+              </w:rPr>
+              <w:t xml:space="preserve">Le modifiche al profilo e alle informazioni di spedizione devono essere salvate correttamente. </w:t>
+            </w:r>
           </w:p>
         </w:tc>
       </w:tr>
@@ -5905,6 +6040,13 @@
               </w:rPr>
               <w:t>REQ-0</w:t>
             </w:r>
+            <w:r>
+              <w:rPr>
+                <w:sz w:val="18"/>
+                <w:szCs w:val="18"/>
+              </w:rPr>
+              <w:t>4</w:t>
+            </w:r>
           </w:p>
         </w:tc>
         <w:tc>
@@ -5955,6 +6097,22 @@
                 <w:lang w:val="it-CH"/>
               </w:rPr>
             </w:pPr>
+            <w:r>
+              <w:rPr>
+                <w:sz w:val="18"/>
+                <w:szCs w:val="18"/>
+                <w:lang w:val="it-CH"/>
+              </w:rPr>
+              <w:t>Gestione</w:t>
+            </w:r>
+            <w:r>
+              <w:rPr>
+                <w:sz w:val="18"/>
+                <w:szCs w:val="18"/>
+                <w:lang w:val="it-CH"/>
+              </w:rPr>
+              <w:t xml:space="preserve"> impostazioni del proprio account (eliminazione dell’account)</w:t>
+            </w:r>
           </w:p>
         </w:tc>
       </w:tr>
@@ -6005,6 +6163,46 @@
                 <w:lang w:val="it-CH"/>
               </w:rPr>
             </w:pPr>
+            <w:r>
+              <w:rPr>
+                <w:sz w:val="18"/>
+                <w:szCs w:val="18"/>
+                <w:lang w:val="it-CH"/>
+              </w:rPr>
+              <w:t>Verifica</w:t>
+            </w:r>
+            <w:r>
+              <w:rPr>
+                <w:sz w:val="18"/>
+                <w:szCs w:val="18"/>
+                <w:lang w:val="it-CH"/>
+              </w:rPr>
+              <w:t xml:space="preserve"> il</w:t>
+            </w:r>
+            <w:r>
+              <w:rPr>
+                <w:sz w:val="18"/>
+                <w:szCs w:val="18"/>
+                <w:lang w:val="it-CH"/>
+              </w:rPr>
+              <w:t xml:space="preserve"> </w:t>
+            </w:r>
+            <w:r>
+              <w:rPr>
+                <w:sz w:val="18"/>
+                <w:szCs w:val="18"/>
+                <w:lang w:val="it-CH"/>
+              </w:rPr>
+              <w:t xml:space="preserve">funzionamento </w:t>
+            </w:r>
+            <w:r>
+              <w:rPr>
+                <w:sz w:val="18"/>
+                <w:szCs w:val="18"/>
+                <w:lang w:val="it-CH"/>
+              </w:rPr>
+              <w:t>dell’eliminazione del proprio account</w:t>
+            </w:r>
           </w:p>
         </w:tc>
       </w:tr>
@@ -6061,7 +6259,15 @@
                 <w:szCs w:val="18"/>
                 <w:lang w:val="it-CH"/>
               </w:rPr>
-              <w:t>Nessuno</w:t>
+              <w:t>Credenziali d’accesso di un amministratore e di un utente qualsiasi</w:t>
+            </w:r>
+            <w:r>
+              <w:rPr>
+                <w:sz w:val="18"/>
+                <w:szCs w:val="18"/>
+                <w:lang w:val="it-CH"/>
+              </w:rPr>
+              <w:t xml:space="preserve"> (user o vendor)</w:t>
             </w:r>
           </w:p>
         </w:tc>
@@ -6109,12 +6315,54 @@
               <w:pStyle w:val="Corpotesto"/>
               <w:numPr>
                 <w:ilvl w:val="0"/>
-                <w:numId w:val="11"/>
+                <w:numId w:val="13"/>
               </w:numPr>
               <w:rPr>
                 <w:lang w:eastAsia="en-US"/>
               </w:rPr>
             </w:pPr>
+            <w:r>
+              <w:rPr>
+                <w:lang w:eastAsia="en-US"/>
+              </w:rPr>
+              <w:t>Accedere alle impostazioni del profilo (dal bottone con l’username)</w:t>
+            </w:r>
+          </w:p>
+          <w:p>
+            <w:pPr>
+              <w:pStyle w:val="Corpotesto"/>
+              <w:numPr>
+                <w:ilvl w:val="0"/>
+                <w:numId w:val="13"/>
+              </w:numPr>
+              <w:rPr>
+                <w:lang w:eastAsia="en-US"/>
+              </w:rPr>
+            </w:pPr>
+            <w:r>
+              <w:rPr>
+                <w:lang w:eastAsia="en-US"/>
+              </w:rPr>
+              <w:t>Scorrere in fondo e tentare l’eliminazione dell’account</w:t>
+            </w:r>
+          </w:p>
+          <w:p>
+            <w:pPr>
+              <w:pStyle w:val="Corpotesto"/>
+              <w:numPr>
+                <w:ilvl w:val="0"/>
+                <w:numId w:val="13"/>
+              </w:numPr>
+              <w:rPr>
+                <w:lang w:eastAsia="en-US"/>
+              </w:rPr>
+            </w:pPr>
+            <w:r>
+              <w:rPr>
+                <w:lang w:eastAsia="en-US"/>
+              </w:rPr>
+              <w:t>Ripetere il test con l’altro account</w:t>
+            </w:r>
           </w:p>
         </w:tc>
       </w:tr>
@@ -6165,6 +6413,14 @@
                 <w:lang w:val="it-CH"/>
               </w:rPr>
             </w:pPr>
+            <w:r>
+              <w:rPr>
+                <w:sz w:val="18"/>
+                <w:szCs w:val="18"/>
+                <w:lang w:val="it-CH"/>
+              </w:rPr>
+              <w:t>L’account deve essere eliminabile, tranne nel caso in cui si tratti di un amministratore (admin), per il quale deve essere mostrato un messaggio di errore bloccante.</w:t>
+            </w:r>
           </w:p>
         </w:tc>
       </w:tr>
@@ -6291,6 +6547,13 @@
               </w:rPr>
               <w:t>REQ-0</w:t>
             </w:r>
+            <w:r>
+              <w:rPr>
+                <w:sz w:val="18"/>
+                <w:szCs w:val="18"/>
+              </w:rPr>
+              <w:t>4</w:t>
+            </w:r>
           </w:p>
         </w:tc>
         <w:tc>
@@ -6341,6 +6604,22 @@
                 <w:lang w:val="it-CH"/>
               </w:rPr>
             </w:pPr>
+            <w:r>
+              <w:rPr>
+                <w:sz w:val="18"/>
+                <w:szCs w:val="18"/>
+                <w:lang w:val="it-CH"/>
+              </w:rPr>
+              <w:t>Gestione impostazioni del proprio account</w:t>
+            </w:r>
+            <w:r>
+              <w:rPr>
+                <w:sz w:val="18"/>
+                <w:szCs w:val="18"/>
+                <w:lang w:val="it-CH"/>
+              </w:rPr>
+              <w:t xml:space="preserve"> (controllo presenza informazioni obbligatorie)</w:t>
+            </w:r>
           </w:p>
         </w:tc>
       </w:tr>
@@ -6391,6 +6670,14 @@
                 <w:lang w:val="it-CH"/>
               </w:rPr>
             </w:pPr>
+            <w:r>
+              <w:rPr>
+                <w:sz w:val="18"/>
+                <w:szCs w:val="18"/>
+                <w:lang w:val="it-CH"/>
+              </w:rPr>
+              <w:t>Verifica l’inserimento delle informazioni obbligatorie</w:t>
+            </w:r>
           </w:p>
         </w:tc>
       </w:tr>
@@ -6447,7 +6734,7 @@
                 <w:szCs w:val="18"/>
                 <w:lang w:val="it-CH"/>
               </w:rPr>
-              <w:t>Nessuno</w:t>
+              <w:t>Credenziali d’accesso di un utente qualsiasi (user, vendor o admin)</w:t>
             </w:r>
           </w:p>
         </w:tc>
@@ -6495,12 +6782,114 @@
               <w:pStyle w:val="Corpotesto"/>
               <w:numPr>
                 <w:ilvl w:val="0"/>
-                <w:numId w:val="11"/>
+                <w:numId w:val="14"/>
               </w:numPr>
               <w:rPr>
                 <w:lang w:eastAsia="en-US"/>
               </w:rPr>
             </w:pPr>
+            <w:r>
+              <w:rPr>
+                <w:lang w:eastAsia="en-US"/>
+              </w:rPr>
+              <w:t>Rimuovere l’attributo “</w:t>
+            </w:r>
+            <w:proofErr w:type="spellStart"/>
+            <w:r>
+              <w:rPr>
+                <w:lang w:eastAsia="en-US"/>
+              </w:rPr>
+              <w:t>required</w:t>
+            </w:r>
+            <w:proofErr w:type="spellEnd"/>
+            <w:r>
+              <w:rPr>
+                <w:lang w:eastAsia="en-US"/>
+              </w:rPr>
+              <w:t xml:space="preserve">” dagli elementi del form per la modifica del profilo </w:t>
+            </w:r>
+            <w:r>
+              <w:rPr>
+                <w:lang w:eastAsia="en-US"/>
+              </w:rPr>
+              <w:t>e tentare l’invio di un form vuoto</w:t>
+            </w:r>
+          </w:p>
+          <w:p>
+            <w:pPr>
+              <w:pStyle w:val="Corpotesto"/>
+              <w:numPr>
+                <w:ilvl w:val="0"/>
+                <w:numId w:val="14"/>
+              </w:numPr>
+              <w:rPr>
+                <w:lang w:eastAsia="en-US"/>
+              </w:rPr>
+            </w:pPr>
+            <w:r>
+              <w:rPr>
+                <w:lang w:eastAsia="en-US"/>
+              </w:rPr>
+              <w:t>Rimuovere l’attributo “</w:t>
+            </w:r>
+            <w:proofErr w:type="spellStart"/>
+            <w:r>
+              <w:rPr>
+                <w:lang w:eastAsia="en-US"/>
+              </w:rPr>
+              <w:t>required</w:t>
+            </w:r>
+            <w:proofErr w:type="spellEnd"/>
+            <w:r>
+              <w:rPr>
+                <w:lang w:eastAsia="en-US"/>
+              </w:rPr>
+              <w:t>” dagli elementi del form per la modifica del</w:t>
+            </w:r>
+            <w:r>
+              <w:rPr>
+                <w:lang w:eastAsia="en-US"/>
+              </w:rPr>
+              <w:t>le informazioni di spedizione</w:t>
+            </w:r>
+            <w:r>
+              <w:rPr>
+                <w:lang w:eastAsia="en-US"/>
+              </w:rPr>
+              <w:t xml:space="preserve"> e tentare l’invio di un form vuoto</w:t>
+            </w:r>
+          </w:p>
+          <w:p>
+            <w:pPr>
+              <w:pStyle w:val="Corpotesto"/>
+              <w:numPr>
+                <w:ilvl w:val="0"/>
+                <w:numId w:val="14"/>
+              </w:numPr>
+              <w:rPr>
+                <w:lang w:eastAsia="en-US"/>
+              </w:rPr>
+            </w:pPr>
+            <w:r>
+              <w:rPr>
+                <w:lang w:eastAsia="en-US"/>
+              </w:rPr>
+              <w:t>Rimuovere l’attributo “</w:t>
+            </w:r>
+            <w:proofErr w:type="spellStart"/>
+            <w:r>
+              <w:rPr>
+                <w:lang w:eastAsia="en-US"/>
+              </w:rPr>
+              <w:t>required</w:t>
+            </w:r>
+            <w:proofErr w:type="spellEnd"/>
+            <w:r>
+              <w:rPr>
+                <w:lang w:eastAsia="en-US"/>
+              </w:rPr>
+              <w:t>” dagli elementi del form per la modifica della password e tentare l’invio di un form vuoto</w:t>
+            </w:r>
           </w:p>
         </w:tc>
       </w:tr>
@@ -6551,6 +6940,563 @@
                 <w:lang w:val="it-CH"/>
               </w:rPr>
             </w:pPr>
+            <w:r>
+              <w:rPr>
+                <w:sz w:val="18"/>
+                <w:szCs w:val="18"/>
+                <w:lang w:val="it-CH"/>
+              </w:rPr>
+              <w:t>Il server rifiuta l’invio del form vuoto e restituisce errori di validazione, impedendo il salvataggio dei dati se mancano le informazioni obbligatorie.</w:t>
+            </w:r>
+          </w:p>
+        </w:tc>
+      </w:tr>
+    </w:tbl>
+    <w:p/>
+    <w:p>
+      <w:r>
+        <w:br w:type="page"/>
+      </w:r>
+    </w:p>
+    <w:tbl>
+      <w:tblPr>
+        <w:tblW w:w="9521" w:type="dxa"/>
+        <w:tblInd w:w="113" w:type="dxa"/>
+        <w:tblBorders>
+          <w:top w:val="single" w:sz="4" w:space="0" w:color="auto"/>
+          <w:left w:val="single" w:sz="4" w:space="0" w:color="auto"/>
+          <w:bottom w:val="single" w:sz="4" w:space="0" w:color="auto"/>
+          <w:right w:val="single" w:sz="4" w:space="0" w:color="auto"/>
+          <w:insideH w:val="single" w:sz="4" w:space="0" w:color="auto"/>
+          <w:insideV w:val="single" w:sz="4" w:space="0" w:color="auto"/>
+        </w:tblBorders>
+        <w:tblLook w:val="01E0" w:firstRow="1" w:lastRow="1" w:firstColumn="1" w:lastColumn="1" w:noHBand="0" w:noVBand="0"/>
+      </w:tblPr>
+      <w:tblGrid>
+        <w:gridCol w:w="2050"/>
+        <w:gridCol w:w="1562"/>
+        <w:gridCol w:w="1267"/>
+        <w:gridCol w:w="4642"/>
+      </w:tblGrid>
+      <w:tr>
+        <w:tc>
+          <w:tcPr>
+            <w:tcW w:w="2050" w:type="dxa"/>
+            <w:tcBorders>
+              <w:bottom w:val="single" w:sz="4" w:space="0" w:color="auto"/>
+              <w:right w:val="single" w:sz="4" w:space="0" w:color="auto"/>
+            </w:tcBorders>
+            <w:shd w:val="pct25" w:color="auto" w:fill="auto"/>
+          </w:tcPr>
+          <w:p>
+            <w:pPr>
+              <w:pStyle w:val="BodyTextChar"/>
+              <w:rPr>
+                <w:b/>
+                <w:sz w:val="18"/>
+                <w:szCs w:val="18"/>
+                <w:lang w:val="it-CH"/>
+              </w:rPr>
+            </w:pPr>
+            <w:r>
+              <w:rPr>
+                <w:b/>
+                <w:sz w:val="18"/>
+                <w:szCs w:val="18"/>
+                <w:lang w:val="it-CH"/>
+              </w:rPr>
+              <w:lastRenderedPageBreak/>
+              <w:t>Test Case:</w:t>
+            </w:r>
+          </w:p>
+          <w:p>
+            <w:pPr>
+              <w:pStyle w:val="Corpotesto"/>
+              <w:rPr>
+                <w:sz w:val="18"/>
+                <w:szCs w:val="18"/>
+                <w:lang w:eastAsia="en-US"/>
+              </w:rPr>
+            </w:pPr>
+            <w:r>
+              <w:rPr>
+                <w:b/>
+                <w:sz w:val="18"/>
+                <w:szCs w:val="18"/>
+                <w:lang w:eastAsia="en-US"/>
+              </w:rPr>
+              <w:t>Riferimento</w:t>
+            </w:r>
+            <w:r>
+              <w:rPr>
+                <w:sz w:val="18"/>
+                <w:szCs w:val="18"/>
+                <w:lang w:eastAsia="en-US"/>
+              </w:rPr>
+              <w:t xml:space="preserve">: </w:t>
+            </w:r>
+          </w:p>
+        </w:tc>
+        <w:tc>
+          <w:tcPr>
+            <w:tcW w:w="1562" w:type="dxa"/>
+            <w:tcBorders>
+              <w:left w:val="single" w:sz="4" w:space="0" w:color="auto"/>
+              <w:bottom w:val="single" w:sz="4" w:space="0" w:color="auto"/>
+              <w:right w:val="single" w:sz="4" w:space="0" w:color="auto"/>
+            </w:tcBorders>
+          </w:tcPr>
+          <w:p>
+            <w:pPr>
+              <w:pStyle w:val="BodyTextChar"/>
+              <w:rPr>
+                <w:sz w:val="18"/>
+                <w:szCs w:val="18"/>
+                <w:lang w:val="it-CH"/>
+              </w:rPr>
+            </w:pPr>
+            <w:r>
+              <w:rPr>
+                <w:sz w:val="18"/>
+                <w:szCs w:val="18"/>
+                <w:lang w:val="it-CH"/>
+              </w:rPr>
+              <w:t>TC-0</w:t>
+            </w:r>
+            <w:r>
+              <w:rPr>
+                <w:sz w:val="18"/>
+                <w:szCs w:val="18"/>
+                <w:lang w:val="it-CH"/>
+              </w:rPr>
+              <w:t>10</w:t>
+            </w:r>
+          </w:p>
+          <w:p>
+            <w:r>
+              <w:rPr>
+                <w:sz w:val="18"/>
+                <w:szCs w:val="18"/>
+              </w:rPr>
+              <w:t>REQ-0</w:t>
+            </w:r>
+            <w:r>
+              <w:rPr>
+                <w:sz w:val="18"/>
+                <w:szCs w:val="18"/>
+              </w:rPr>
+              <w:t>5</w:t>
+            </w:r>
+          </w:p>
+        </w:tc>
+        <w:tc>
+          <w:tcPr>
+            <w:tcW w:w="1267" w:type="dxa"/>
+            <w:tcBorders>
+              <w:left w:val="single" w:sz="4" w:space="0" w:color="auto"/>
+              <w:bottom w:val="single" w:sz="4" w:space="0" w:color="auto"/>
+              <w:right w:val="single" w:sz="4" w:space="0" w:color="auto"/>
+            </w:tcBorders>
+            <w:shd w:val="pct25" w:color="auto" w:fill="auto"/>
+          </w:tcPr>
+          <w:p>
+            <w:pPr>
+              <w:pStyle w:val="BodyTextChar"/>
+              <w:rPr>
+                <w:b/>
+                <w:sz w:val="18"/>
+                <w:szCs w:val="18"/>
+                <w:lang w:val="it-CH"/>
+              </w:rPr>
+            </w:pPr>
+            <w:r>
+              <w:rPr>
+                <w:b/>
+                <w:sz w:val="18"/>
+                <w:szCs w:val="18"/>
+                <w:lang w:val="it-CH"/>
+              </w:rPr>
+              <w:t>Nome:</w:t>
+            </w:r>
+          </w:p>
+        </w:tc>
+        <w:tc>
+          <w:tcPr>
+            <w:tcW w:w="4642" w:type="dxa"/>
+            <w:tcBorders>
+              <w:left w:val="single" w:sz="4" w:space="0" w:color="auto"/>
+              <w:bottom w:val="single" w:sz="4" w:space="0" w:color="auto"/>
+            </w:tcBorders>
+          </w:tcPr>
+          <w:p>
+            <w:pPr>
+              <w:pStyle w:val="BodyTextChar"/>
+              <w:rPr>
+                <w:sz w:val="18"/>
+                <w:szCs w:val="18"/>
+                <w:lang w:val="it-CH"/>
+              </w:rPr>
+            </w:pPr>
+            <w:r>
+              <w:rPr>
+                <w:sz w:val="18"/>
+                <w:szCs w:val="18"/>
+                <w:lang w:val="it-CH"/>
+              </w:rPr>
+              <w:t>Sistema di pagamento – Verifica acquisto e sincronizzazione ordini</w:t>
+            </w:r>
+          </w:p>
+        </w:tc>
+      </w:tr>
+      <w:tr>
+        <w:tc>
+          <w:tcPr>
+            <w:tcW w:w="2050" w:type="dxa"/>
+            <w:tcBorders>
+              <w:right w:val="single" w:sz="4" w:space="0" w:color="auto"/>
+            </w:tcBorders>
+            <w:shd w:val="pct25" w:color="auto" w:fill="auto"/>
+          </w:tcPr>
+          <w:p>
+            <w:pPr>
+              <w:pStyle w:val="BodyTextChar"/>
+              <w:rPr>
+                <w:b/>
+                <w:sz w:val="18"/>
+                <w:szCs w:val="18"/>
+                <w:lang w:val="it-CH"/>
+              </w:rPr>
+            </w:pPr>
+            <w:r>
+              <w:rPr>
+                <w:b/>
+                <w:sz w:val="18"/>
+                <w:szCs w:val="18"/>
+                <w:lang w:val="it-CH"/>
+              </w:rPr>
+              <w:t>Descrizione:</w:t>
+            </w:r>
+          </w:p>
+        </w:tc>
+        <w:tc>
+          <w:tcPr>
+            <w:tcW w:w="7471" w:type="dxa"/>
+            <w:gridSpan w:val="3"/>
+            <w:tcBorders>
+              <w:left w:val="single" w:sz="4" w:space="0" w:color="auto"/>
+            </w:tcBorders>
+          </w:tcPr>
+          <w:p>
+            <w:pPr>
+              <w:pStyle w:val="BodyTextChar"/>
+              <w:rPr>
+                <w:sz w:val="18"/>
+                <w:szCs w:val="18"/>
+                <w:lang w:val="it-CH"/>
+              </w:rPr>
+            </w:pPr>
+            <w:r>
+              <w:rPr>
+                <w:sz w:val="18"/>
+                <w:szCs w:val="18"/>
+                <w:lang w:val="it-CH"/>
+              </w:rPr>
+              <w:t>Verifica il corretto funzionamento del sistema di pagamento, accertando che un utente possa completare un acquisto utilizzando carte di credito di prova e che l’ordine venga correttamente registrato sia nella sezione ordini dell’utente sia nella lista ordini del vendor associato al prodotto acquistato.</w:t>
+            </w:r>
+          </w:p>
+        </w:tc>
+      </w:tr>
+      <w:tr>
+        <w:tc>
+          <w:tcPr>
+            <w:tcW w:w="2050" w:type="dxa"/>
+            <w:tcBorders>
+              <w:right w:val="single" w:sz="4" w:space="0" w:color="auto"/>
+            </w:tcBorders>
+            <w:shd w:val="pct25" w:color="auto" w:fill="auto"/>
+          </w:tcPr>
+          <w:p>
+            <w:pPr>
+              <w:pStyle w:val="BodyTextChar"/>
+              <w:rPr>
+                <w:b/>
+                <w:sz w:val="18"/>
+                <w:szCs w:val="18"/>
+                <w:lang w:val="it-CH"/>
+              </w:rPr>
+            </w:pPr>
+            <w:r>
+              <w:rPr>
+                <w:b/>
+                <w:sz w:val="18"/>
+                <w:szCs w:val="18"/>
+                <w:lang w:val="it-CH"/>
+              </w:rPr>
+              <w:t>Prerequisiti:</w:t>
+            </w:r>
+          </w:p>
+        </w:tc>
+        <w:tc>
+          <w:tcPr>
+            <w:tcW w:w="7471" w:type="dxa"/>
+            <w:gridSpan w:val="3"/>
+            <w:tcBorders>
+              <w:left w:val="single" w:sz="4" w:space="0" w:color="auto"/>
+            </w:tcBorders>
+          </w:tcPr>
+          <w:p>
+            <w:pPr>
+              <w:pStyle w:val="BodyTextChar"/>
+              <w:rPr>
+                <w:sz w:val="18"/>
+                <w:szCs w:val="18"/>
+                <w:lang w:val="it-CH"/>
+              </w:rPr>
+            </w:pPr>
+            <w:r>
+              <w:rPr>
+                <w:sz w:val="18"/>
+                <w:szCs w:val="18"/>
+                <w:lang w:val="it-CH"/>
+              </w:rPr>
+              <w:t>Credenziali d’accesso di un utente</w:t>
+            </w:r>
+            <w:r>
+              <w:rPr>
+                <w:sz w:val="18"/>
+                <w:szCs w:val="18"/>
+                <w:lang w:val="it-CH"/>
+              </w:rPr>
+              <w:t xml:space="preserve"> e di un vendor</w:t>
+            </w:r>
+            <w:r>
+              <w:rPr>
+                <w:sz w:val="18"/>
+                <w:szCs w:val="18"/>
+                <w:lang w:val="it-CH"/>
+              </w:rPr>
+              <w:t xml:space="preserve"> </w:t>
+            </w:r>
+          </w:p>
+        </w:tc>
+      </w:tr>
+      <w:tr>
+        <w:tc>
+          <w:tcPr>
+            <w:tcW w:w="2050" w:type="dxa"/>
+            <w:tcBorders>
+              <w:right w:val="single" w:sz="4" w:space="0" w:color="auto"/>
+            </w:tcBorders>
+            <w:shd w:val="pct25" w:color="auto" w:fill="auto"/>
+          </w:tcPr>
+          <w:p>
+            <w:pPr>
+              <w:pStyle w:val="BodyTextChar"/>
+              <w:rPr>
+                <w:b/>
+                <w:sz w:val="18"/>
+                <w:szCs w:val="18"/>
+                <w:lang w:val="it-CH"/>
+              </w:rPr>
+            </w:pPr>
+            <w:r>
+              <w:rPr>
+                <w:b/>
+                <w:sz w:val="18"/>
+                <w:szCs w:val="18"/>
+                <w:lang w:val="it-CH"/>
+              </w:rPr>
+              <w:t>Procedura:</w:t>
+            </w:r>
+          </w:p>
+        </w:tc>
+        <w:tc>
+          <w:tcPr>
+            <w:tcW w:w="7471" w:type="dxa"/>
+            <w:gridSpan w:val="3"/>
+            <w:tcBorders>
+              <w:left w:val="single" w:sz="4" w:space="0" w:color="auto"/>
+            </w:tcBorders>
+          </w:tcPr>
+          <w:p>
+            <w:pPr>
+              <w:pStyle w:val="Corpotesto"/>
+              <w:numPr>
+                <w:ilvl w:val="0"/>
+                <w:numId w:val="15"/>
+              </w:numPr>
+              <w:rPr>
+                <w:lang w:eastAsia="en-US"/>
+              </w:rPr>
+            </w:pPr>
+            <w:r>
+              <w:rPr>
+                <w:lang w:eastAsia="en-US"/>
+              </w:rPr>
+              <w:t>Accedere come utente</w:t>
+            </w:r>
+          </w:p>
+          <w:p>
+            <w:pPr>
+              <w:pStyle w:val="Corpotesto"/>
+              <w:numPr>
+                <w:ilvl w:val="0"/>
+                <w:numId w:val="15"/>
+              </w:numPr>
+              <w:rPr>
+                <w:lang w:eastAsia="en-US"/>
+              </w:rPr>
+            </w:pPr>
+            <w:r>
+              <w:rPr>
+                <w:lang w:eastAsia="en-US"/>
+              </w:rPr>
+              <w:t>Aggiungere al carrello un prodotto dal catalogo</w:t>
+            </w:r>
+          </w:p>
+          <w:p>
+            <w:pPr>
+              <w:pStyle w:val="Corpotesto"/>
+              <w:numPr>
+                <w:ilvl w:val="0"/>
+                <w:numId w:val="15"/>
+              </w:numPr>
+              <w:rPr>
+                <w:lang w:eastAsia="en-US"/>
+              </w:rPr>
+            </w:pPr>
+            <w:r>
+              <w:rPr>
+                <w:lang w:eastAsia="en-US"/>
+              </w:rPr>
+              <w:t>Procedere con l’acquisto con le carte di credito di prova</w:t>
+            </w:r>
+          </w:p>
+          <w:p>
+            <w:pPr>
+              <w:pStyle w:val="Corpotesto"/>
+              <w:numPr>
+                <w:ilvl w:val="0"/>
+                <w:numId w:val="15"/>
+              </w:numPr>
+              <w:rPr>
+                <w:lang w:eastAsia="en-US"/>
+              </w:rPr>
+            </w:pPr>
+            <w:r>
+              <w:rPr>
+                <w:lang w:eastAsia="en-US"/>
+              </w:rPr>
+              <w:t xml:space="preserve">Dopo l’acquisto verificare nel menu dei propri ordini se </w:t>
+            </w:r>
+            <w:r>
+              <w:rPr>
+                <w:lang w:eastAsia="en-US"/>
+              </w:rPr>
+              <w:t>è presente l’ultimo ordine effettuato</w:t>
+            </w:r>
+          </w:p>
+          <w:p>
+            <w:pPr>
+              <w:pStyle w:val="Corpotesto"/>
+              <w:numPr>
+                <w:ilvl w:val="0"/>
+                <w:numId w:val="15"/>
+              </w:numPr>
+              <w:rPr>
+                <w:lang w:eastAsia="en-US"/>
+              </w:rPr>
+            </w:pPr>
+            <w:r>
+              <w:rPr>
+                <w:lang w:eastAsia="en-US"/>
+              </w:rPr>
+              <w:t>Effettuare un logout e accedere come vendor</w:t>
+            </w:r>
+          </w:p>
+          <w:p>
+            <w:pPr>
+              <w:pStyle w:val="Corpotesto"/>
+              <w:numPr>
+                <w:ilvl w:val="0"/>
+                <w:numId w:val="15"/>
+              </w:numPr>
+              <w:rPr>
+                <w:lang w:eastAsia="en-US"/>
+              </w:rPr>
+            </w:pPr>
+            <w:r>
+              <w:rPr>
+                <w:lang w:eastAsia="en-US"/>
+              </w:rPr>
+              <w:t>Visualizzare gli ordini e verificare se sia stato aggiunto correttamente alla lista</w:t>
+            </w:r>
+          </w:p>
+        </w:tc>
+      </w:tr>
+      <w:tr>
+        <w:tc>
+          <w:tcPr>
+            <w:tcW w:w="2050" w:type="dxa"/>
+            <w:tcBorders>
+              <w:right w:val="single" w:sz="4" w:space="0" w:color="auto"/>
+            </w:tcBorders>
+            <w:shd w:val="pct25" w:color="auto" w:fill="auto"/>
+          </w:tcPr>
+          <w:p>
+            <w:pPr>
+              <w:pStyle w:val="BodyTextChar"/>
+              <w:rPr>
+                <w:b/>
+                <w:sz w:val="18"/>
+                <w:szCs w:val="18"/>
+                <w:lang w:val="it-CH"/>
+              </w:rPr>
+            </w:pPr>
+            <w:r>
+              <w:rPr>
+                <w:b/>
+                <w:sz w:val="18"/>
+                <w:szCs w:val="18"/>
+                <w:lang w:val="it-CH"/>
+              </w:rPr>
+              <w:t>Risultati attesi:</w:t>
+            </w:r>
+          </w:p>
+        </w:tc>
+        <w:tc>
+          <w:tcPr>
+            <w:tcW w:w="7471" w:type="dxa"/>
+            <w:gridSpan w:val="3"/>
+            <w:tcBorders>
+              <w:left w:val="single" w:sz="4" w:space="0" w:color="auto"/>
+            </w:tcBorders>
+          </w:tcPr>
+          <w:p>
+            <w:pPr>
+              <w:pStyle w:val="BodyTextChar"/>
+              <w:rPr>
+                <w:sz w:val="18"/>
+                <w:szCs w:val="18"/>
+                <w:lang w:val="it-CH"/>
+              </w:rPr>
+            </w:pPr>
+            <w:r>
+              <w:rPr>
+                <w:sz w:val="18"/>
+                <w:szCs w:val="18"/>
+                <w:lang w:val="it-CH"/>
+              </w:rPr>
+              <w:t>Acquisto avvenuto con successo</w:t>
+            </w:r>
+            <w:r>
+              <w:rPr>
+                <w:sz w:val="18"/>
+                <w:szCs w:val="18"/>
+                <w:lang w:val="it-CH"/>
+              </w:rPr>
+              <w:t>, aggiornamento lista ordini utente e vendor aggiornati correttamente</w:t>
+            </w:r>
           </w:p>
         </w:tc>
       </w:tr>
@@ -6658,7 +7604,23 @@
                 <w:szCs w:val="18"/>
                 <w:lang w:val="it-CH"/>
               </w:rPr>
-              <w:t>TC-00</w:t>
+              <w:t>TC-0</w:t>
+            </w:r>
+            <w:r>
+              <w:rPr>
+                <w:sz w:val="18"/>
+                <w:szCs w:val="18"/>
+                <w:lang w:val="it-CH"/>
+              </w:rPr>
+              <w:t>1</w:t>
+            </w:r>
+            <w:r>
+              <w:rPr>
+                <w:sz w:val="18"/>
+                <w:szCs w:val="18"/>
+                <w:lang w:val="it-CH"/>
+              </w:rPr>
+              <w:t>1</w:t>
             </w:r>
           </w:p>
           <w:p>
@@ -6668,6 +7630,13 @@
                 <w:szCs w:val="18"/>
               </w:rPr>
               <w:t>REQ-0</w:t>
+            </w:r>
+            <w:r>
+              <w:rPr>
+                <w:sz w:val="18"/>
+                <w:szCs w:val="18"/>
+              </w:rPr>
+              <w:t>6</w:t>
             </w:r>
           </w:p>
         </w:tc>
@@ -6719,6 +7688,22 @@
                 <w:lang w:val="it-CH"/>
               </w:rPr>
             </w:pPr>
+            <w:r>
+              <w:rPr>
+                <w:sz w:val="18"/>
+                <w:szCs w:val="18"/>
+                <w:lang w:val="it-CH"/>
+              </w:rPr>
+              <w:t>Gestione prodotti</w:t>
+            </w:r>
+            <w:r>
+              <w:rPr>
+                <w:sz w:val="18"/>
+                <w:szCs w:val="18"/>
+                <w:lang w:val="it-CH"/>
+              </w:rPr>
+              <w:t xml:space="preserve"> (aggiunta, modifica ed eliminazione)</w:t>
+            </w:r>
           </w:p>
         </w:tc>
       </w:tr>
@@ -6769,6 +7754,14 @@
                 <w:lang w:val="it-CH"/>
               </w:rPr>
             </w:pPr>
+            <w:r>
+              <w:rPr>
+                <w:sz w:val="18"/>
+                <w:szCs w:val="18"/>
+                <w:lang w:val="it-CH"/>
+              </w:rPr>
+              <w:t>Verifica che le operazioni di aggiunta, modifica ed eliminazione sui prodotti di un vendor funzionino correttamente</w:t>
+            </w:r>
           </w:p>
         </w:tc>
       </w:tr>
@@ -6825,7 +7818,31 @@
                 <w:szCs w:val="18"/>
                 <w:lang w:val="it-CH"/>
               </w:rPr>
-              <w:t>Nessuno</w:t>
+              <w:t>Credenziali d’accesso d</w:t>
+            </w:r>
+            <w:r>
+              <w:rPr>
+                <w:sz w:val="18"/>
+                <w:szCs w:val="18"/>
+                <w:lang w:val="it-CH"/>
+              </w:rPr>
+              <w:t>i</w:t>
+            </w:r>
+            <w:r>
+              <w:rPr>
+                <w:sz w:val="18"/>
+                <w:szCs w:val="18"/>
+                <w:lang w:val="it-CH"/>
+              </w:rPr>
+              <w:t xml:space="preserve"> un</w:t>
+            </w:r>
+            <w:r>
+              <w:rPr>
+                <w:sz w:val="18"/>
+                <w:szCs w:val="18"/>
+                <w:lang w:val="it-CH"/>
+              </w:rPr>
+              <w:t xml:space="preserve"> vendor</w:t>
             </w:r>
           </w:p>
         </w:tc>
@@ -6873,7 +7890,1577 @@
               <w:pStyle w:val="Corpotesto"/>
               <w:numPr>
                 <w:ilvl w:val="0"/>
-                <w:numId w:val="11"/>
+                <w:numId w:val="16"/>
+              </w:numPr>
+              <w:rPr>
+                <w:lang w:eastAsia="en-US"/>
+              </w:rPr>
+            </w:pPr>
+            <w:r>
+              <w:rPr>
+                <w:lang w:eastAsia="en-US"/>
+              </w:rPr>
+              <w:t>Accedere alla pagina “</w:t>
+            </w:r>
+            <w:proofErr w:type="spellStart"/>
+            <w:r>
+              <w:rPr>
+                <w:lang w:eastAsia="en-US"/>
+              </w:rPr>
+              <w:t>Add</w:t>
+            </w:r>
+            <w:proofErr w:type="spellEnd"/>
+            <w:r>
+              <w:rPr>
+                <w:lang w:eastAsia="en-US"/>
+              </w:rPr>
+              <w:t xml:space="preserve"> Product” tramite la </w:t>
+            </w:r>
+            <w:proofErr w:type="spellStart"/>
+            <w:r>
+              <w:rPr>
+                <w:lang w:eastAsia="en-US"/>
+              </w:rPr>
+              <w:t>navbar</w:t>
+            </w:r>
+            <w:proofErr w:type="spellEnd"/>
+          </w:p>
+          <w:p>
+            <w:pPr>
+              <w:pStyle w:val="Corpotesto"/>
+              <w:numPr>
+                <w:ilvl w:val="0"/>
+                <w:numId w:val="16"/>
+              </w:numPr>
+              <w:rPr>
+                <w:lang w:eastAsia="en-US"/>
+              </w:rPr>
+            </w:pPr>
+            <w:r>
+              <w:rPr>
+                <w:lang w:eastAsia="en-US"/>
+              </w:rPr>
+              <w:t xml:space="preserve">Compilare il form </w:t>
+            </w:r>
+            <w:r>
+              <w:rPr>
+                <w:lang w:eastAsia="en-US"/>
+              </w:rPr>
+              <w:t>per l’</w:t>
+            </w:r>
+            <w:r>
+              <w:rPr>
+                <w:lang w:eastAsia="en-US"/>
+              </w:rPr>
+              <w:t xml:space="preserve">aggiunta </w:t>
+            </w:r>
+            <w:r>
+              <w:rPr>
+                <w:lang w:eastAsia="en-US"/>
+              </w:rPr>
+              <w:t xml:space="preserve">di un prodotto </w:t>
+            </w:r>
+            <w:r>
+              <w:rPr>
+                <w:lang w:eastAsia="en-US"/>
+              </w:rPr>
+              <w:t>e inviarlo</w:t>
+            </w:r>
+          </w:p>
+          <w:p>
+            <w:pPr>
+              <w:pStyle w:val="Corpotesto"/>
+              <w:numPr>
+                <w:ilvl w:val="0"/>
+                <w:numId w:val="16"/>
+              </w:numPr>
+              <w:rPr>
+                <w:lang w:eastAsia="en-US"/>
+              </w:rPr>
+            </w:pPr>
+            <w:r>
+              <w:rPr>
+                <w:lang w:eastAsia="en-US"/>
+              </w:rPr>
+              <w:t>Se tramite la ricerca appare è stato aggiunto correttamente</w:t>
+            </w:r>
+          </w:p>
+          <w:p>
+            <w:pPr>
+              <w:pStyle w:val="Corpotesto"/>
+              <w:numPr>
+                <w:ilvl w:val="0"/>
+                <w:numId w:val="16"/>
+              </w:numPr>
+              <w:rPr>
+                <w:lang w:eastAsia="en-US"/>
+              </w:rPr>
+            </w:pPr>
+            <w:r>
+              <w:rPr>
+                <w:lang w:eastAsia="en-US"/>
+              </w:rPr>
+              <w:t>Accedere al form di modifica tramite l’icona della matita blu</w:t>
+            </w:r>
+          </w:p>
+          <w:p>
+            <w:pPr>
+              <w:pStyle w:val="Corpotesto"/>
+              <w:numPr>
+                <w:ilvl w:val="0"/>
+                <w:numId w:val="16"/>
+              </w:numPr>
+              <w:rPr>
+                <w:lang w:eastAsia="en-US"/>
+              </w:rPr>
+            </w:pPr>
+            <w:r>
+              <w:rPr>
+                <w:lang w:eastAsia="en-US"/>
+              </w:rPr>
+              <w:t>Modificare il prodotto e verificare se nell’elenco le informazioni sono cambiate</w:t>
+            </w:r>
+          </w:p>
+          <w:p>
+            <w:pPr>
+              <w:pStyle w:val="Corpotesto"/>
+              <w:numPr>
+                <w:ilvl w:val="0"/>
+                <w:numId w:val="16"/>
+              </w:numPr>
+              <w:rPr>
+                <w:lang w:eastAsia="en-US"/>
+              </w:rPr>
+            </w:pPr>
+            <w:r>
+              <w:rPr>
+                <w:lang w:eastAsia="en-US"/>
+              </w:rPr>
+              <w:t>Infine eliminare il prodotto tramite l’icona del cestino</w:t>
+            </w:r>
+            <w:r>
+              <w:rPr>
+                <w:lang w:eastAsia="en-US"/>
+              </w:rPr>
+              <w:t xml:space="preserve"> rosso</w:t>
+            </w:r>
+            <w:r>
+              <w:rPr>
+                <w:lang w:eastAsia="en-US"/>
+              </w:rPr>
+              <w:t xml:space="preserve"> e controllare l’effettiva rimozione tramite la lista</w:t>
+            </w:r>
+          </w:p>
+        </w:tc>
+      </w:tr>
+      <w:tr>
+        <w:tc>
+          <w:tcPr>
+            <w:tcW w:w="2050" w:type="dxa"/>
+            <w:tcBorders>
+              <w:right w:val="single" w:sz="4" w:space="0" w:color="auto"/>
+            </w:tcBorders>
+            <w:shd w:val="pct25" w:color="auto" w:fill="auto"/>
+          </w:tcPr>
+          <w:p>
+            <w:pPr>
+              <w:pStyle w:val="BodyTextChar"/>
+              <w:rPr>
+                <w:b/>
+                <w:sz w:val="18"/>
+                <w:szCs w:val="18"/>
+                <w:lang w:val="it-CH"/>
+              </w:rPr>
+            </w:pPr>
+            <w:r>
+              <w:rPr>
+                <w:b/>
+                <w:sz w:val="18"/>
+                <w:szCs w:val="18"/>
+                <w:lang w:val="it-CH"/>
+              </w:rPr>
+              <w:t>Risultati attesi:</w:t>
+            </w:r>
+          </w:p>
+        </w:tc>
+        <w:tc>
+          <w:tcPr>
+            <w:tcW w:w="7471" w:type="dxa"/>
+            <w:gridSpan w:val="3"/>
+            <w:tcBorders>
+              <w:left w:val="single" w:sz="4" w:space="0" w:color="auto"/>
+            </w:tcBorders>
+          </w:tcPr>
+          <w:p>
+            <w:pPr>
+              <w:pStyle w:val="BodyTextChar"/>
+              <w:tabs>
+                <w:tab w:val="left" w:pos="3827"/>
+              </w:tabs>
+              <w:rPr>
+                <w:sz w:val="18"/>
+                <w:szCs w:val="18"/>
+                <w:lang w:val="it-CH"/>
+              </w:rPr>
+            </w:pPr>
+            <w:r>
+              <w:rPr>
+                <w:sz w:val="18"/>
+                <w:szCs w:val="18"/>
+                <w:lang w:val="it-CH"/>
+              </w:rPr>
+              <w:t>Il prodotto viene aggiunto correttamente ed è visibile nella lista o nel catalogo.</w:t>
+            </w:r>
+            <w:r>
+              <w:rPr>
+                <w:sz w:val="18"/>
+                <w:szCs w:val="18"/>
+                <w:lang w:val="it-CH"/>
+              </w:rPr>
+              <w:t xml:space="preserve"> Le modifiche apportate sono visibili dalla lista. Il prodotto viene eliminato non deve venir visualizzato nella lista.</w:t>
+            </w:r>
+          </w:p>
+        </w:tc>
+      </w:tr>
+    </w:tbl>
+    <w:p/>
+    <w:p>
+      <w:r>
+        <w:br w:type="page"/>
+      </w:r>
+    </w:p>
+    <w:tbl>
+      <w:tblPr>
+        <w:tblW w:w="9521" w:type="dxa"/>
+        <w:tblInd w:w="113" w:type="dxa"/>
+        <w:tblBorders>
+          <w:top w:val="single" w:sz="4" w:space="0" w:color="auto"/>
+          <w:left w:val="single" w:sz="4" w:space="0" w:color="auto"/>
+          <w:bottom w:val="single" w:sz="4" w:space="0" w:color="auto"/>
+          <w:right w:val="single" w:sz="4" w:space="0" w:color="auto"/>
+          <w:insideH w:val="single" w:sz="4" w:space="0" w:color="auto"/>
+          <w:insideV w:val="single" w:sz="4" w:space="0" w:color="auto"/>
+        </w:tblBorders>
+        <w:tblLook w:val="01E0" w:firstRow="1" w:lastRow="1" w:firstColumn="1" w:lastColumn="1" w:noHBand="0" w:noVBand="0"/>
+      </w:tblPr>
+      <w:tblGrid>
+        <w:gridCol w:w="2050"/>
+        <w:gridCol w:w="1562"/>
+        <w:gridCol w:w="1267"/>
+        <w:gridCol w:w="4642"/>
+      </w:tblGrid>
+      <w:tr>
+        <w:tc>
+          <w:tcPr>
+            <w:tcW w:w="2050" w:type="dxa"/>
+            <w:tcBorders>
+              <w:bottom w:val="single" w:sz="4" w:space="0" w:color="auto"/>
+              <w:right w:val="single" w:sz="4" w:space="0" w:color="auto"/>
+            </w:tcBorders>
+            <w:shd w:val="pct25" w:color="auto" w:fill="auto"/>
+          </w:tcPr>
+          <w:p>
+            <w:pPr>
+              <w:pStyle w:val="BodyTextChar"/>
+              <w:rPr>
+                <w:b/>
+                <w:sz w:val="18"/>
+                <w:szCs w:val="18"/>
+                <w:lang w:val="it-CH"/>
+              </w:rPr>
+            </w:pPr>
+            <w:r>
+              <w:rPr>
+                <w:b/>
+                <w:sz w:val="18"/>
+                <w:szCs w:val="18"/>
+                <w:lang w:val="it-CH"/>
+              </w:rPr>
+              <w:lastRenderedPageBreak/>
+              <w:t>Test Case:</w:t>
+            </w:r>
+          </w:p>
+          <w:p>
+            <w:pPr>
+              <w:pStyle w:val="Corpotesto"/>
+              <w:rPr>
+                <w:sz w:val="18"/>
+                <w:szCs w:val="18"/>
+                <w:lang w:eastAsia="en-US"/>
+              </w:rPr>
+            </w:pPr>
+            <w:r>
+              <w:rPr>
+                <w:b/>
+                <w:sz w:val="18"/>
+                <w:szCs w:val="18"/>
+                <w:lang w:eastAsia="en-US"/>
+              </w:rPr>
+              <w:t>Riferimento</w:t>
+            </w:r>
+            <w:r>
+              <w:rPr>
+                <w:sz w:val="18"/>
+                <w:szCs w:val="18"/>
+                <w:lang w:eastAsia="en-US"/>
+              </w:rPr>
+              <w:t xml:space="preserve">: </w:t>
+            </w:r>
+          </w:p>
+        </w:tc>
+        <w:tc>
+          <w:tcPr>
+            <w:tcW w:w="1562" w:type="dxa"/>
+            <w:tcBorders>
+              <w:left w:val="single" w:sz="4" w:space="0" w:color="auto"/>
+              <w:bottom w:val="single" w:sz="4" w:space="0" w:color="auto"/>
+              <w:right w:val="single" w:sz="4" w:space="0" w:color="auto"/>
+            </w:tcBorders>
+          </w:tcPr>
+          <w:p>
+            <w:pPr>
+              <w:pStyle w:val="BodyTextChar"/>
+              <w:rPr>
+                <w:sz w:val="18"/>
+                <w:szCs w:val="18"/>
+                <w:lang w:val="it-CH"/>
+              </w:rPr>
+            </w:pPr>
+            <w:r>
+              <w:rPr>
+                <w:sz w:val="18"/>
+                <w:szCs w:val="18"/>
+                <w:lang w:val="it-CH"/>
+              </w:rPr>
+              <w:t>TC-0</w:t>
+            </w:r>
+            <w:r>
+              <w:rPr>
+                <w:sz w:val="18"/>
+                <w:szCs w:val="18"/>
+                <w:lang w:val="it-CH"/>
+              </w:rPr>
+              <w:t>1</w:t>
+            </w:r>
+            <w:r>
+              <w:rPr>
+                <w:sz w:val="18"/>
+                <w:szCs w:val="18"/>
+                <w:lang w:val="it-CH"/>
+              </w:rPr>
+              <w:t>2</w:t>
+            </w:r>
+          </w:p>
+          <w:p>
+            <w:r>
+              <w:rPr>
+                <w:sz w:val="18"/>
+                <w:szCs w:val="18"/>
+              </w:rPr>
+              <w:t>REQ-0</w:t>
+            </w:r>
+            <w:r>
+              <w:rPr>
+                <w:sz w:val="18"/>
+                <w:szCs w:val="18"/>
+              </w:rPr>
+              <w:t>4</w:t>
+            </w:r>
+            <w:r>
+              <w:rPr>
+                <w:sz w:val="18"/>
+                <w:szCs w:val="18"/>
+              </w:rPr>
+              <w:t>7</w:t>
+            </w:r>
+          </w:p>
+        </w:tc>
+        <w:tc>
+          <w:tcPr>
+            <w:tcW w:w="1267" w:type="dxa"/>
+            <w:tcBorders>
+              <w:left w:val="single" w:sz="4" w:space="0" w:color="auto"/>
+              <w:bottom w:val="single" w:sz="4" w:space="0" w:color="auto"/>
+              <w:right w:val="single" w:sz="4" w:space="0" w:color="auto"/>
+            </w:tcBorders>
+            <w:shd w:val="pct25" w:color="auto" w:fill="auto"/>
+          </w:tcPr>
+          <w:p>
+            <w:pPr>
+              <w:pStyle w:val="BodyTextChar"/>
+              <w:rPr>
+                <w:b/>
+                <w:sz w:val="18"/>
+                <w:szCs w:val="18"/>
+                <w:lang w:val="it-CH"/>
+              </w:rPr>
+            </w:pPr>
+            <w:r>
+              <w:rPr>
+                <w:b/>
+                <w:sz w:val="18"/>
+                <w:szCs w:val="18"/>
+                <w:lang w:val="it-CH"/>
+              </w:rPr>
+              <w:t>Nome:</w:t>
+            </w:r>
+          </w:p>
+        </w:tc>
+        <w:tc>
+          <w:tcPr>
+            <w:tcW w:w="4642" w:type="dxa"/>
+            <w:tcBorders>
+              <w:left w:val="single" w:sz="4" w:space="0" w:color="auto"/>
+              <w:bottom w:val="single" w:sz="4" w:space="0" w:color="auto"/>
+            </w:tcBorders>
+          </w:tcPr>
+          <w:p>
+            <w:pPr>
+              <w:pStyle w:val="BodyTextChar"/>
+              <w:rPr>
+                <w:sz w:val="18"/>
+                <w:szCs w:val="18"/>
+                <w:lang w:val="it-CH"/>
+              </w:rPr>
+            </w:pPr>
+            <w:r>
+              <w:rPr>
+                <w:sz w:val="18"/>
+                <w:szCs w:val="18"/>
+                <w:lang w:val="it-CH"/>
+              </w:rPr>
+              <w:t>Ricerca dei prodotti tramite barra di ricerca</w:t>
+            </w:r>
+            <w:r>
+              <w:rPr>
+                <w:sz w:val="18"/>
+                <w:szCs w:val="18"/>
+                <w:lang w:val="it-CH"/>
+              </w:rPr>
+              <w:t xml:space="preserve"> (senza filtri)</w:t>
+            </w:r>
+          </w:p>
+        </w:tc>
+      </w:tr>
+      <w:tr>
+        <w:tc>
+          <w:tcPr>
+            <w:tcW w:w="2050" w:type="dxa"/>
+            <w:tcBorders>
+              <w:right w:val="single" w:sz="4" w:space="0" w:color="auto"/>
+            </w:tcBorders>
+            <w:shd w:val="pct25" w:color="auto" w:fill="auto"/>
+          </w:tcPr>
+          <w:p>
+            <w:pPr>
+              <w:pStyle w:val="BodyTextChar"/>
+              <w:rPr>
+                <w:b/>
+                <w:sz w:val="18"/>
+                <w:szCs w:val="18"/>
+                <w:lang w:val="it-CH"/>
+              </w:rPr>
+            </w:pPr>
+            <w:r>
+              <w:rPr>
+                <w:b/>
+                <w:sz w:val="18"/>
+                <w:szCs w:val="18"/>
+                <w:lang w:val="it-CH"/>
+              </w:rPr>
+              <w:t>Descrizione:</w:t>
+            </w:r>
+          </w:p>
+        </w:tc>
+        <w:tc>
+          <w:tcPr>
+            <w:tcW w:w="7471" w:type="dxa"/>
+            <w:gridSpan w:val="3"/>
+            <w:tcBorders>
+              <w:left w:val="single" w:sz="4" w:space="0" w:color="auto"/>
+            </w:tcBorders>
+          </w:tcPr>
+          <w:p>
+            <w:pPr>
+              <w:pStyle w:val="BodyTextChar"/>
+              <w:rPr>
+                <w:sz w:val="18"/>
+                <w:szCs w:val="18"/>
+                <w:lang w:val="it-CH"/>
+              </w:rPr>
+            </w:pPr>
+            <w:r>
+              <w:rPr>
+                <w:sz w:val="18"/>
+                <w:szCs w:val="18"/>
+                <w:lang w:val="it-CH"/>
+              </w:rPr>
+              <w:t>Verifica che l’utente possa utilizzare correttamente la barra di ricerca del catalogo per trovare</w:t>
+            </w:r>
+            <w:r>
+              <w:rPr>
+                <w:sz w:val="18"/>
+                <w:szCs w:val="18"/>
+                <w:lang w:val="it-CH"/>
+              </w:rPr>
+              <w:t xml:space="preserve"> prodotti senza filtri applicati</w:t>
+            </w:r>
+            <w:r>
+              <w:rPr>
+                <w:sz w:val="18"/>
+                <w:szCs w:val="18"/>
+                <w:lang w:val="it-CH"/>
+              </w:rPr>
+              <w:t xml:space="preserve">. </w:t>
+            </w:r>
+            <w:r>
+              <w:rPr>
+                <w:sz w:val="18"/>
+                <w:szCs w:val="18"/>
+                <w:lang w:val="it-CH"/>
+              </w:rPr>
+              <w:t>Verificare che il sistema restituisca</w:t>
+            </w:r>
+            <w:r>
+              <w:rPr>
+                <w:sz w:val="18"/>
+                <w:szCs w:val="18"/>
+                <w:lang w:val="it-CH"/>
+              </w:rPr>
+              <w:t xml:space="preserve"> esclusivamente risultati </w:t>
+            </w:r>
+            <w:r>
+              <w:rPr>
+                <w:sz w:val="18"/>
+                <w:szCs w:val="18"/>
+                <w:lang w:val="it-CH"/>
+              </w:rPr>
+              <w:t>corrispondenti</w:t>
+            </w:r>
+            <w:r>
+              <w:rPr>
+                <w:sz w:val="18"/>
+                <w:szCs w:val="18"/>
+                <w:lang w:val="it-CH"/>
+              </w:rPr>
+              <w:t xml:space="preserve"> con i termini inseriti</w:t>
+            </w:r>
+            <w:r>
+              <w:rPr>
+                <w:sz w:val="18"/>
+                <w:szCs w:val="18"/>
+                <w:lang w:val="it-CH"/>
+              </w:rPr>
+              <w:t>.</w:t>
+            </w:r>
+          </w:p>
+        </w:tc>
+      </w:tr>
+      <w:tr>
+        <w:tc>
+          <w:tcPr>
+            <w:tcW w:w="2050" w:type="dxa"/>
+            <w:tcBorders>
+              <w:right w:val="single" w:sz="4" w:space="0" w:color="auto"/>
+            </w:tcBorders>
+            <w:shd w:val="pct25" w:color="auto" w:fill="auto"/>
+          </w:tcPr>
+          <w:p>
+            <w:pPr>
+              <w:pStyle w:val="BodyTextChar"/>
+              <w:rPr>
+                <w:b/>
+                <w:sz w:val="18"/>
+                <w:szCs w:val="18"/>
+                <w:lang w:val="it-CH"/>
+              </w:rPr>
+            </w:pPr>
+            <w:r>
+              <w:rPr>
+                <w:b/>
+                <w:sz w:val="18"/>
+                <w:szCs w:val="18"/>
+                <w:lang w:val="it-CH"/>
+              </w:rPr>
+              <w:t>Prerequisiti:</w:t>
+            </w:r>
+          </w:p>
+        </w:tc>
+        <w:tc>
+          <w:tcPr>
+            <w:tcW w:w="7471" w:type="dxa"/>
+            <w:gridSpan w:val="3"/>
+            <w:tcBorders>
+              <w:left w:val="single" w:sz="4" w:space="0" w:color="auto"/>
+            </w:tcBorders>
+          </w:tcPr>
+          <w:p>
+            <w:pPr>
+              <w:pStyle w:val="BodyTextChar"/>
+              <w:rPr>
+                <w:sz w:val="18"/>
+                <w:szCs w:val="18"/>
+                <w:lang w:val="it-CH"/>
+              </w:rPr>
+            </w:pPr>
+            <w:r>
+              <w:rPr>
+                <w:sz w:val="18"/>
+                <w:szCs w:val="18"/>
+                <w:lang w:val="it-CH"/>
+              </w:rPr>
+              <w:t xml:space="preserve">Presenza di prodotti </w:t>
+            </w:r>
+            <w:r>
+              <w:rPr>
+                <w:sz w:val="18"/>
+                <w:szCs w:val="18"/>
+                <w:lang w:val="it-CH"/>
+              </w:rPr>
+              <w:t>nel catalogo</w:t>
+            </w:r>
+          </w:p>
+        </w:tc>
+      </w:tr>
+      <w:tr>
+        <w:tc>
+          <w:tcPr>
+            <w:tcW w:w="2050" w:type="dxa"/>
+            <w:tcBorders>
+              <w:right w:val="single" w:sz="4" w:space="0" w:color="auto"/>
+            </w:tcBorders>
+            <w:shd w:val="pct25" w:color="auto" w:fill="auto"/>
+          </w:tcPr>
+          <w:p>
+            <w:pPr>
+              <w:pStyle w:val="BodyTextChar"/>
+              <w:rPr>
+                <w:b/>
+                <w:sz w:val="18"/>
+                <w:szCs w:val="18"/>
+                <w:lang w:val="it-CH"/>
+              </w:rPr>
+            </w:pPr>
+            <w:r>
+              <w:rPr>
+                <w:b/>
+                <w:sz w:val="18"/>
+                <w:szCs w:val="18"/>
+                <w:lang w:val="it-CH"/>
+              </w:rPr>
+              <w:t>Procedura:</w:t>
+            </w:r>
+          </w:p>
+        </w:tc>
+        <w:tc>
+          <w:tcPr>
+            <w:tcW w:w="7471" w:type="dxa"/>
+            <w:gridSpan w:val="3"/>
+            <w:tcBorders>
+              <w:left w:val="single" w:sz="4" w:space="0" w:color="auto"/>
+            </w:tcBorders>
+          </w:tcPr>
+          <w:p>
+            <w:pPr>
+              <w:pStyle w:val="Corpotesto"/>
+              <w:numPr>
+                <w:ilvl w:val="0"/>
+                <w:numId w:val="17"/>
+              </w:numPr>
+              <w:rPr>
+                <w:lang w:eastAsia="en-US"/>
+              </w:rPr>
+            </w:pPr>
+            <w:r>
+              <w:rPr>
+                <w:lang w:eastAsia="en-US"/>
+              </w:rPr>
+              <w:t>Accedere al catalogo</w:t>
+            </w:r>
+          </w:p>
+          <w:p>
+            <w:pPr>
+              <w:pStyle w:val="Corpotesto"/>
+              <w:numPr>
+                <w:ilvl w:val="0"/>
+                <w:numId w:val="17"/>
+              </w:numPr>
+              <w:rPr>
+                <w:lang w:eastAsia="en-US"/>
+              </w:rPr>
+            </w:pPr>
+            <w:r>
+              <w:rPr>
+                <w:lang w:eastAsia="en-US"/>
+              </w:rPr>
+              <w:t>Scrivere nella barra di ricerca il nome di un prodotto</w:t>
+            </w:r>
+          </w:p>
+          <w:p>
+            <w:pPr>
+              <w:pStyle w:val="Corpotesto"/>
+              <w:numPr>
+                <w:ilvl w:val="0"/>
+                <w:numId w:val="17"/>
+              </w:numPr>
+              <w:rPr>
+                <w:lang w:eastAsia="en-US"/>
+              </w:rPr>
+            </w:pPr>
+            <w:r>
+              <w:rPr>
+                <w:lang w:eastAsia="en-US"/>
+              </w:rPr>
+              <w:t>Verificare che vengano restituiti risultati corrispondenti ai termini di ricerca</w:t>
+            </w:r>
+          </w:p>
+        </w:tc>
+      </w:tr>
+      <w:tr>
+        <w:tc>
+          <w:tcPr>
+            <w:tcW w:w="2050" w:type="dxa"/>
+            <w:tcBorders>
+              <w:right w:val="single" w:sz="4" w:space="0" w:color="auto"/>
+            </w:tcBorders>
+            <w:shd w:val="pct25" w:color="auto" w:fill="auto"/>
+          </w:tcPr>
+          <w:p>
+            <w:pPr>
+              <w:pStyle w:val="BodyTextChar"/>
+              <w:rPr>
+                <w:b/>
+                <w:sz w:val="18"/>
+                <w:szCs w:val="18"/>
+                <w:lang w:val="it-CH"/>
+              </w:rPr>
+            </w:pPr>
+            <w:r>
+              <w:rPr>
+                <w:b/>
+                <w:sz w:val="18"/>
+                <w:szCs w:val="18"/>
+                <w:lang w:val="it-CH"/>
+              </w:rPr>
+              <w:t>Risultati attesi:</w:t>
+            </w:r>
+          </w:p>
+        </w:tc>
+        <w:tc>
+          <w:tcPr>
+            <w:tcW w:w="7471" w:type="dxa"/>
+            <w:gridSpan w:val="3"/>
+            <w:tcBorders>
+              <w:left w:val="single" w:sz="4" w:space="0" w:color="auto"/>
+            </w:tcBorders>
+          </w:tcPr>
+          <w:p>
+            <w:pPr>
+              <w:pStyle w:val="BodyTextChar"/>
+              <w:rPr>
+                <w:sz w:val="18"/>
+                <w:szCs w:val="18"/>
+                <w:lang w:val="it-CH"/>
+              </w:rPr>
+            </w:pPr>
+            <w:r>
+              <w:rPr>
+                <w:sz w:val="18"/>
+                <w:szCs w:val="18"/>
+                <w:lang w:val="it-CH"/>
+              </w:rPr>
+              <w:t xml:space="preserve">Visualizzazione del catalogo </w:t>
+            </w:r>
+            <w:r>
+              <w:rPr>
+                <w:sz w:val="18"/>
+                <w:szCs w:val="18"/>
+                <w:lang w:val="it-CH"/>
+              </w:rPr>
+              <w:t xml:space="preserve">solo </w:t>
+            </w:r>
+            <w:r>
+              <w:rPr>
+                <w:sz w:val="18"/>
+                <w:szCs w:val="18"/>
+                <w:lang w:val="it-CH"/>
+              </w:rPr>
+              <w:t>con prodotti corrispondenti alla ricerca</w:t>
+            </w:r>
+          </w:p>
+        </w:tc>
+      </w:tr>
+    </w:tbl>
+    <w:p/>
+    <w:tbl>
+      <w:tblPr>
+        <w:tblW w:w="9521" w:type="dxa"/>
+        <w:tblInd w:w="113" w:type="dxa"/>
+        <w:tblBorders>
+          <w:top w:val="single" w:sz="4" w:space="0" w:color="auto"/>
+          <w:left w:val="single" w:sz="4" w:space="0" w:color="auto"/>
+          <w:bottom w:val="single" w:sz="4" w:space="0" w:color="auto"/>
+          <w:right w:val="single" w:sz="4" w:space="0" w:color="auto"/>
+          <w:insideH w:val="single" w:sz="4" w:space="0" w:color="auto"/>
+          <w:insideV w:val="single" w:sz="4" w:space="0" w:color="auto"/>
+        </w:tblBorders>
+        <w:tblLook w:val="01E0" w:firstRow="1" w:lastRow="1" w:firstColumn="1" w:lastColumn="1" w:noHBand="0" w:noVBand="0"/>
+      </w:tblPr>
+      <w:tblGrid>
+        <w:gridCol w:w="2050"/>
+        <w:gridCol w:w="1562"/>
+        <w:gridCol w:w="1267"/>
+        <w:gridCol w:w="4642"/>
+      </w:tblGrid>
+      <w:tr>
+        <w:tc>
+          <w:tcPr>
+            <w:tcW w:w="2050" w:type="dxa"/>
+            <w:tcBorders>
+              <w:bottom w:val="single" w:sz="4" w:space="0" w:color="auto"/>
+              <w:right w:val="single" w:sz="4" w:space="0" w:color="auto"/>
+            </w:tcBorders>
+            <w:shd w:val="pct25" w:color="auto" w:fill="auto"/>
+          </w:tcPr>
+          <w:p>
+            <w:pPr>
+              <w:pStyle w:val="BodyTextChar"/>
+              <w:rPr>
+                <w:b/>
+                <w:sz w:val="18"/>
+                <w:szCs w:val="18"/>
+                <w:lang w:val="it-CH"/>
+              </w:rPr>
+            </w:pPr>
+            <w:r>
+              <w:rPr>
+                <w:b/>
+                <w:sz w:val="18"/>
+                <w:szCs w:val="18"/>
+                <w:lang w:val="it-CH"/>
+              </w:rPr>
+              <w:t>Test Case:</w:t>
+            </w:r>
+          </w:p>
+          <w:p>
+            <w:pPr>
+              <w:pStyle w:val="Corpotesto"/>
+              <w:rPr>
+                <w:sz w:val="18"/>
+                <w:szCs w:val="18"/>
+                <w:lang w:eastAsia="en-US"/>
+              </w:rPr>
+            </w:pPr>
+            <w:r>
+              <w:rPr>
+                <w:b/>
+                <w:sz w:val="18"/>
+                <w:szCs w:val="18"/>
+                <w:lang w:eastAsia="en-US"/>
+              </w:rPr>
+              <w:t>Riferimento</w:t>
+            </w:r>
+            <w:r>
+              <w:rPr>
+                <w:sz w:val="18"/>
+                <w:szCs w:val="18"/>
+                <w:lang w:eastAsia="en-US"/>
+              </w:rPr>
+              <w:t xml:space="preserve">: </w:t>
+            </w:r>
+          </w:p>
+        </w:tc>
+        <w:tc>
+          <w:tcPr>
+            <w:tcW w:w="1562" w:type="dxa"/>
+            <w:tcBorders>
+              <w:left w:val="single" w:sz="4" w:space="0" w:color="auto"/>
+              <w:bottom w:val="single" w:sz="4" w:space="0" w:color="auto"/>
+              <w:right w:val="single" w:sz="4" w:space="0" w:color="auto"/>
+            </w:tcBorders>
+          </w:tcPr>
+          <w:p>
+            <w:pPr>
+              <w:pStyle w:val="BodyTextChar"/>
+              <w:rPr>
+                <w:sz w:val="18"/>
+                <w:szCs w:val="18"/>
+                <w:lang w:val="it-CH"/>
+              </w:rPr>
+            </w:pPr>
+            <w:r>
+              <w:rPr>
+                <w:sz w:val="18"/>
+                <w:szCs w:val="18"/>
+                <w:lang w:val="it-CH"/>
+              </w:rPr>
+              <w:t>TC-0</w:t>
+            </w:r>
+            <w:r>
+              <w:rPr>
+                <w:sz w:val="18"/>
+                <w:szCs w:val="18"/>
+                <w:lang w:val="it-CH"/>
+              </w:rPr>
+              <w:t>1</w:t>
+            </w:r>
+            <w:r>
+              <w:rPr>
+                <w:sz w:val="18"/>
+                <w:szCs w:val="18"/>
+                <w:lang w:val="it-CH"/>
+              </w:rPr>
+              <w:t>3</w:t>
+            </w:r>
+          </w:p>
+          <w:p>
+            <w:r>
+              <w:rPr>
+                <w:sz w:val="18"/>
+                <w:szCs w:val="18"/>
+              </w:rPr>
+              <w:t>REQ-0</w:t>
+            </w:r>
+            <w:r>
+              <w:rPr>
+                <w:sz w:val="18"/>
+                <w:szCs w:val="18"/>
+              </w:rPr>
+              <w:t>7</w:t>
+            </w:r>
+          </w:p>
+        </w:tc>
+        <w:tc>
+          <w:tcPr>
+            <w:tcW w:w="1267" w:type="dxa"/>
+            <w:tcBorders>
+              <w:left w:val="single" w:sz="4" w:space="0" w:color="auto"/>
+              <w:bottom w:val="single" w:sz="4" w:space="0" w:color="auto"/>
+              <w:right w:val="single" w:sz="4" w:space="0" w:color="auto"/>
+            </w:tcBorders>
+            <w:shd w:val="pct25" w:color="auto" w:fill="auto"/>
+          </w:tcPr>
+          <w:p>
+            <w:pPr>
+              <w:pStyle w:val="BodyTextChar"/>
+              <w:rPr>
+                <w:b/>
+                <w:sz w:val="18"/>
+                <w:szCs w:val="18"/>
+                <w:lang w:val="it-CH"/>
+              </w:rPr>
+            </w:pPr>
+            <w:r>
+              <w:rPr>
+                <w:b/>
+                <w:sz w:val="18"/>
+                <w:szCs w:val="18"/>
+                <w:lang w:val="it-CH"/>
+              </w:rPr>
+              <w:t>Nome:</w:t>
+            </w:r>
+          </w:p>
+        </w:tc>
+        <w:tc>
+          <w:tcPr>
+            <w:tcW w:w="4642" w:type="dxa"/>
+            <w:tcBorders>
+              <w:left w:val="single" w:sz="4" w:space="0" w:color="auto"/>
+              <w:bottom w:val="single" w:sz="4" w:space="0" w:color="auto"/>
+            </w:tcBorders>
+          </w:tcPr>
+          <w:p>
+            <w:pPr>
+              <w:pStyle w:val="BodyTextChar"/>
+              <w:rPr>
+                <w:sz w:val="18"/>
+                <w:szCs w:val="18"/>
+                <w:lang w:val="it-CH"/>
+              </w:rPr>
+            </w:pPr>
+            <w:r>
+              <w:rPr>
+                <w:sz w:val="18"/>
+                <w:szCs w:val="18"/>
+                <w:lang w:val="it-CH"/>
+              </w:rPr>
+              <w:t>Ricerca dei prodotti tramite</w:t>
+            </w:r>
+            <w:r>
+              <w:rPr>
+                <w:sz w:val="18"/>
+                <w:szCs w:val="18"/>
+                <w:lang w:val="it-CH"/>
+              </w:rPr>
+              <w:t xml:space="preserve"> filtri</w:t>
+            </w:r>
+            <w:r>
+              <w:rPr>
+                <w:sz w:val="18"/>
+                <w:szCs w:val="18"/>
+                <w:lang w:val="it-CH"/>
+              </w:rPr>
+              <w:t xml:space="preserve"> </w:t>
+            </w:r>
+          </w:p>
+        </w:tc>
+      </w:tr>
+      <w:tr>
+        <w:tc>
+          <w:tcPr>
+            <w:tcW w:w="2050" w:type="dxa"/>
+            <w:tcBorders>
+              <w:right w:val="single" w:sz="4" w:space="0" w:color="auto"/>
+            </w:tcBorders>
+            <w:shd w:val="pct25" w:color="auto" w:fill="auto"/>
+          </w:tcPr>
+          <w:p>
+            <w:pPr>
+              <w:pStyle w:val="BodyTextChar"/>
+              <w:rPr>
+                <w:b/>
+                <w:sz w:val="18"/>
+                <w:szCs w:val="18"/>
+                <w:lang w:val="it-CH"/>
+              </w:rPr>
+            </w:pPr>
+            <w:r>
+              <w:rPr>
+                <w:b/>
+                <w:sz w:val="18"/>
+                <w:szCs w:val="18"/>
+                <w:lang w:val="it-CH"/>
+              </w:rPr>
+              <w:t>Descrizione:</w:t>
+            </w:r>
+          </w:p>
+        </w:tc>
+        <w:tc>
+          <w:tcPr>
+            <w:tcW w:w="7471" w:type="dxa"/>
+            <w:gridSpan w:val="3"/>
+            <w:tcBorders>
+              <w:left w:val="single" w:sz="4" w:space="0" w:color="auto"/>
+            </w:tcBorders>
+          </w:tcPr>
+          <w:p>
+            <w:pPr>
+              <w:pStyle w:val="BodyTextChar"/>
+              <w:rPr>
+                <w:sz w:val="18"/>
+                <w:szCs w:val="18"/>
+                <w:lang w:val="it-CH"/>
+              </w:rPr>
+            </w:pPr>
+            <w:r>
+              <w:rPr>
+                <w:sz w:val="18"/>
+                <w:szCs w:val="18"/>
+                <w:lang w:val="it-CH"/>
+              </w:rPr>
+              <w:t xml:space="preserve">Verifica </w:t>
+            </w:r>
+            <w:r>
+              <w:rPr>
+                <w:sz w:val="18"/>
+                <w:szCs w:val="18"/>
+                <w:lang w:val="it-CH"/>
+              </w:rPr>
+              <w:t xml:space="preserve">che l’utente possa </w:t>
+            </w:r>
+            <w:r>
+              <w:rPr>
+                <w:sz w:val="18"/>
+                <w:szCs w:val="18"/>
+                <w:lang w:val="it-CH"/>
+              </w:rPr>
+              <w:t>applicare correttamente i filtri</w:t>
+            </w:r>
+            <w:bookmarkStart w:id="17" w:name="_GoBack"/>
+            <w:bookmarkEnd w:id="17"/>
+          </w:p>
+        </w:tc>
+      </w:tr>
+      <w:tr>
+        <w:tc>
+          <w:tcPr>
+            <w:tcW w:w="2050" w:type="dxa"/>
+            <w:tcBorders>
+              <w:right w:val="single" w:sz="4" w:space="0" w:color="auto"/>
+            </w:tcBorders>
+            <w:shd w:val="pct25" w:color="auto" w:fill="auto"/>
+          </w:tcPr>
+          <w:p>
+            <w:pPr>
+              <w:pStyle w:val="BodyTextChar"/>
+              <w:rPr>
+                <w:b/>
+                <w:sz w:val="18"/>
+                <w:szCs w:val="18"/>
+                <w:lang w:val="it-CH"/>
+              </w:rPr>
+            </w:pPr>
+            <w:r>
+              <w:rPr>
+                <w:b/>
+                <w:sz w:val="18"/>
+                <w:szCs w:val="18"/>
+                <w:lang w:val="it-CH"/>
+              </w:rPr>
+              <w:t>Prerequisiti:</w:t>
+            </w:r>
+          </w:p>
+        </w:tc>
+        <w:tc>
+          <w:tcPr>
+            <w:tcW w:w="7471" w:type="dxa"/>
+            <w:gridSpan w:val="3"/>
+            <w:tcBorders>
+              <w:left w:val="single" w:sz="4" w:space="0" w:color="auto"/>
+            </w:tcBorders>
+          </w:tcPr>
+          <w:p>
+            <w:pPr>
+              <w:pStyle w:val="BodyTextChar"/>
+              <w:rPr>
+                <w:sz w:val="18"/>
+                <w:szCs w:val="18"/>
+                <w:lang w:val="it-CH"/>
+              </w:rPr>
+            </w:pPr>
+            <w:r>
+              <w:rPr>
+                <w:sz w:val="18"/>
+                <w:szCs w:val="18"/>
+                <w:lang w:val="it-CH"/>
+              </w:rPr>
+              <w:t>Presenza di prodotti nel catalogo</w:t>
+            </w:r>
+          </w:p>
+        </w:tc>
+      </w:tr>
+      <w:tr>
+        <w:tc>
+          <w:tcPr>
+            <w:tcW w:w="2050" w:type="dxa"/>
+            <w:tcBorders>
+              <w:right w:val="single" w:sz="4" w:space="0" w:color="auto"/>
+            </w:tcBorders>
+            <w:shd w:val="pct25" w:color="auto" w:fill="auto"/>
+          </w:tcPr>
+          <w:p>
+            <w:pPr>
+              <w:pStyle w:val="BodyTextChar"/>
+              <w:rPr>
+                <w:b/>
+                <w:sz w:val="18"/>
+                <w:szCs w:val="18"/>
+                <w:lang w:val="it-CH"/>
+              </w:rPr>
+            </w:pPr>
+            <w:r>
+              <w:rPr>
+                <w:b/>
+                <w:sz w:val="18"/>
+                <w:szCs w:val="18"/>
+                <w:lang w:val="it-CH"/>
+              </w:rPr>
+              <w:t>Procedura:</w:t>
+            </w:r>
+          </w:p>
+        </w:tc>
+        <w:tc>
+          <w:tcPr>
+            <w:tcW w:w="7471" w:type="dxa"/>
+            <w:gridSpan w:val="3"/>
+            <w:tcBorders>
+              <w:left w:val="single" w:sz="4" w:space="0" w:color="auto"/>
+            </w:tcBorders>
+          </w:tcPr>
+          <w:p>
+            <w:pPr>
+              <w:pStyle w:val="Corpotesto"/>
+              <w:numPr>
+                <w:ilvl w:val="0"/>
+                <w:numId w:val="21"/>
+              </w:numPr>
+              <w:rPr>
+                <w:lang w:eastAsia="en-US"/>
+              </w:rPr>
+            </w:pPr>
+          </w:p>
+        </w:tc>
+      </w:tr>
+      <w:tr>
+        <w:tc>
+          <w:tcPr>
+            <w:tcW w:w="2050" w:type="dxa"/>
+            <w:tcBorders>
+              <w:right w:val="single" w:sz="4" w:space="0" w:color="auto"/>
+            </w:tcBorders>
+            <w:shd w:val="pct25" w:color="auto" w:fill="auto"/>
+          </w:tcPr>
+          <w:p>
+            <w:pPr>
+              <w:pStyle w:val="BodyTextChar"/>
+              <w:rPr>
+                <w:b/>
+                <w:sz w:val="18"/>
+                <w:szCs w:val="18"/>
+                <w:lang w:val="it-CH"/>
+              </w:rPr>
+            </w:pPr>
+            <w:r>
+              <w:rPr>
+                <w:b/>
+                <w:sz w:val="18"/>
+                <w:szCs w:val="18"/>
+                <w:lang w:val="it-CH"/>
+              </w:rPr>
+              <w:t>Risultati attesi:</w:t>
+            </w:r>
+          </w:p>
+        </w:tc>
+        <w:tc>
+          <w:tcPr>
+            <w:tcW w:w="7471" w:type="dxa"/>
+            <w:gridSpan w:val="3"/>
+            <w:tcBorders>
+              <w:left w:val="single" w:sz="4" w:space="0" w:color="auto"/>
+            </w:tcBorders>
+          </w:tcPr>
+          <w:p>
+            <w:pPr>
+              <w:pStyle w:val="BodyTextChar"/>
+              <w:rPr>
+                <w:sz w:val="18"/>
+                <w:szCs w:val="18"/>
+                <w:lang w:val="it-CH"/>
+              </w:rPr>
+            </w:pPr>
+          </w:p>
+        </w:tc>
+      </w:tr>
+    </w:tbl>
+    <w:p/>
+    <w:tbl>
+      <w:tblPr>
+        <w:tblW w:w="9521" w:type="dxa"/>
+        <w:tblInd w:w="113" w:type="dxa"/>
+        <w:tblBorders>
+          <w:top w:val="single" w:sz="4" w:space="0" w:color="auto"/>
+          <w:left w:val="single" w:sz="4" w:space="0" w:color="auto"/>
+          <w:bottom w:val="single" w:sz="4" w:space="0" w:color="auto"/>
+          <w:right w:val="single" w:sz="4" w:space="0" w:color="auto"/>
+          <w:insideH w:val="single" w:sz="4" w:space="0" w:color="auto"/>
+          <w:insideV w:val="single" w:sz="4" w:space="0" w:color="auto"/>
+        </w:tblBorders>
+        <w:tblLook w:val="01E0" w:firstRow="1" w:lastRow="1" w:firstColumn="1" w:lastColumn="1" w:noHBand="0" w:noVBand="0"/>
+      </w:tblPr>
+      <w:tblGrid>
+        <w:gridCol w:w="2050"/>
+        <w:gridCol w:w="1562"/>
+        <w:gridCol w:w="1267"/>
+        <w:gridCol w:w="4642"/>
+      </w:tblGrid>
+      <w:tr>
+        <w:tc>
+          <w:tcPr>
+            <w:tcW w:w="2050" w:type="dxa"/>
+            <w:tcBorders>
+              <w:bottom w:val="single" w:sz="4" w:space="0" w:color="auto"/>
+              <w:right w:val="single" w:sz="4" w:space="0" w:color="auto"/>
+            </w:tcBorders>
+            <w:shd w:val="pct25" w:color="auto" w:fill="auto"/>
+          </w:tcPr>
+          <w:p>
+            <w:pPr>
+              <w:pStyle w:val="BodyTextChar"/>
+              <w:rPr>
+                <w:b/>
+                <w:sz w:val="18"/>
+                <w:szCs w:val="18"/>
+                <w:lang w:val="it-CH"/>
+              </w:rPr>
+            </w:pPr>
+            <w:r>
+              <w:rPr>
+                <w:b/>
+                <w:sz w:val="18"/>
+                <w:szCs w:val="18"/>
+                <w:lang w:val="it-CH"/>
+              </w:rPr>
+              <w:t>Test Case:</w:t>
+            </w:r>
+          </w:p>
+          <w:p>
+            <w:pPr>
+              <w:pStyle w:val="Corpotesto"/>
+              <w:rPr>
+                <w:sz w:val="18"/>
+                <w:szCs w:val="18"/>
+                <w:lang w:eastAsia="en-US"/>
+              </w:rPr>
+            </w:pPr>
+            <w:r>
+              <w:rPr>
+                <w:b/>
+                <w:sz w:val="18"/>
+                <w:szCs w:val="18"/>
+                <w:lang w:eastAsia="en-US"/>
+              </w:rPr>
+              <w:t>Riferimento</w:t>
+            </w:r>
+            <w:r>
+              <w:rPr>
+                <w:sz w:val="18"/>
+                <w:szCs w:val="18"/>
+                <w:lang w:eastAsia="en-US"/>
+              </w:rPr>
+              <w:t xml:space="preserve">: </w:t>
+            </w:r>
+          </w:p>
+        </w:tc>
+        <w:tc>
+          <w:tcPr>
+            <w:tcW w:w="1562" w:type="dxa"/>
+            <w:tcBorders>
+              <w:left w:val="single" w:sz="4" w:space="0" w:color="auto"/>
+              <w:bottom w:val="single" w:sz="4" w:space="0" w:color="auto"/>
+              <w:right w:val="single" w:sz="4" w:space="0" w:color="auto"/>
+            </w:tcBorders>
+          </w:tcPr>
+          <w:p>
+            <w:pPr>
+              <w:pStyle w:val="BodyTextChar"/>
+              <w:rPr>
+                <w:sz w:val="18"/>
+                <w:szCs w:val="18"/>
+                <w:lang w:val="it-CH"/>
+              </w:rPr>
+            </w:pPr>
+            <w:r>
+              <w:rPr>
+                <w:sz w:val="18"/>
+                <w:szCs w:val="18"/>
+                <w:lang w:val="it-CH"/>
+              </w:rPr>
+              <w:t>TC-0</w:t>
+            </w:r>
+            <w:r>
+              <w:rPr>
+                <w:sz w:val="18"/>
+                <w:szCs w:val="18"/>
+                <w:lang w:val="it-CH"/>
+              </w:rPr>
+              <w:t>1</w:t>
+            </w:r>
+          </w:p>
+          <w:p>
+            <w:r>
+              <w:rPr>
+                <w:sz w:val="18"/>
+                <w:szCs w:val="18"/>
+              </w:rPr>
+              <w:t>REQ-0</w:t>
+            </w:r>
+          </w:p>
+        </w:tc>
+        <w:tc>
+          <w:tcPr>
+            <w:tcW w:w="1267" w:type="dxa"/>
+            <w:tcBorders>
+              <w:left w:val="single" w:sz="4" w:space="0" w:color="auto"/>
+              <w:bottom w:val="single" w:sz="4" w:space="0" w:color="auto"/>
+              <w:right w:val="single" w:sz="4" w:space="0" w:color="auto"/>
+            </w:tcBorders>
+            <w:shd w:val="pct25" w:color="auto" w:fill="auto"/>
+          </w:tcPr>
+          <w:p>
+            <w:pPr>
+              <w:pStyle w:val="BodyTextChar"/>
+              <w:rPr>
+                <w:b/>
+                <w:sz w:val="18"/>
+                <w:szCs w:val="18"/>
+                <w:lang w:val="it-CH"/>
+              </w:rPr>
+            </w:pPr>
+            <w:r>
+              <w:rPr>
+                <w:b/>
+                <w:sz w:val="18"/>
+                <w:szCs w:val="18"/>
+                <w:lang w:val="it-CH"/>
+              </w:rPr>
+              <w:t>Nome:</w:t>
+            </w:r>
+          </w:p>
+        </w:tc>
+        <w:tc>
+          <w:tcPr>
+            <w:tcW w:w="4642" w:type="dxa"/>
+            <w:tcBorders>
+              <w:left w:val="single" w:sz="4" w:space="0" w:color="auto"/>
+              <w:bottom w:val="single" w:sz="4" w:space="0" w:color="auto"/>
+            </w:tcBorders>
+          </w:tcPr>
+          <w:p>
+            <w:pPr>
+              <w:pStyle w:val="BodyTextChar"/>
+              <w:rPr>
+                <w:sz w:val="18"/>
+                <w:szCs w:val="18"/>
+                <w:lang w:val="it-CH"/>
+              </w:rPr>
+            </w:pPr>
+          </w:p>
+        </w:tc>
+      </w:tr>
+      <w:tr>
+        <w:tc>
+          <w:tcPr>
+            <w:tcW w:w="2050" w:type="dxa"/>
+            <w:tcBorders>
+              <w:right w:val="single" w:sz="4" w:space="0" w:color="auto"/>
+            </w:tcBorders>
+            <w:shd w:val="pct25" w:color="auto" w:fill="auto"/>
+          </w:tcPr>
+          <w:p>
+            <w:pPr>
+              <w:pStyle w:val="BodyTextChar"/>
+              <w:rPr>
+                <w:b/>
+                <w:sz w:val="18"/>
+                <w:szCs w:val="18"/>
+                <w:lang w:val="it-CH"/>
+              </w:rPr>
+            </w:pPr>
+            <w:r>
+              <w:rPr>
+                <w:b/>
+                <w:sz w:val="18"/>
+                <w:szCs w:val="18"/>
+                <w:lang w:val="it-CH"/>
+              </w:rPr>
+              <w:t>Descrizione:</w:t>
+            </w:r>
+          </w:p>
+        </w:tc>
+        <w:tc>
+          <w:tcPr>
+            <w:tcW w:w="7471" w:type="dxa"/>
+            <w:gridSpan w:val="3"/>
+            <w:tcBorders>
+              <w:left w:val="single" w:sz="4" w:space="0" w:color="auto"/>
+            </w:tcBorders>
+          </w:tcPr>
+          <w:p>
+            <w:pPr>
+              <w:pStyle w:val="BodyTextChar"/>
+              <w:rPr>
+                <w:sz w:val="18"/>
+                <w:szCs w:val="18"/>
+                <w:lang w:val="it-CH"/>
+              </w:rPr>
+            </w:pPr>
+          </w:p>
+        </w:tc>
+      </w:tr>
+      <w:tr>
+        <w:tc>
+          <w:tcPr>
+            <w:tcW w:w="2050" w:type="dxa"/>
+            <w:tcBorders>
+              <w:right w:val="single" w:sz="4" w:space="0" w:color="auto"/>
+            </w:tcBorders>
+            <w:shd w:val="pct25" w:color="auto" w:fill="auto"/>
+          </w:tcPr>
+          <w:p>
+            <w:pPr>
+              <w:pStyle w:val="BodyTextChar"/>
+              <w:rPr>
+                <w:b/>
+                <w:sz w:val="18"/>
+                <w:szCs w:val="18"/>
+                <w:lang w:val="it-CH"/>
+              </w:rPr>
+            </w:pPr>
+            <w:r>
+              <w:rPr>
+                <w:b/>
+                <w:sz w:val="18"/>
+                <w:szCs w:val="18"/>
+                <w:lang w:val="it-CH"/>
+              </w:rPr>
+              <w:t>Prerequisiti:</w:t>
+            </w:r>
+          </w:p>
+        </w:tc>
+        <w:tc>
+          <w:tcPr>
+            <w:tcW w:w="7471" w:type="dxa"/>
+            <w:gridSpan w:val="3"/>
+            <w:tcBorders>
+              <w:left w:val="single" w:sz="4" w:space="0" w:color="auto"/>
+            </w:tcBorders>
+          </w:tcPr>
+          <w:p>
+            <w:pPr>
+              <w:pStyle w:val="BodyTextChar"/>
+              <w:rPr>
+                <w:sz w:val="18"/>
+                <w:szCs w:val="18"/>
+                <w:lang w:val="it-CH"/>
+              </w:rPr>
+            </w:pPr>
+          </w:p>
+        </w:tc>
+      </w:tr>
+      <w:tr>
+        <w:tc>
+          <w:tcPr>
+            <w:tcW w:w="2050" w:type="dxa"/>
+            <w:tcBorders>
+              <w:right w:val="single" w:sz="4" w:space="0" w:color="auto"/>
+            </w:tcBorders>
+            <w:shd w:val="pct25" w:color="auto" w:fill="auto"/>
+          </w:tcPr>
+          <w:p>
+            <w:pPr>
+              <w:pStyle w:val="BodyTextChar"/>
+              <w:rPr>
+                <w:b/>
+                <w:sz w:val="18"/>
+                <w:szCs w:val="18"/>
+                <w:lang w:val="it-CH"/>
+              </w:rPr>
+            </w:pPr>
+            <w:r>
+              <w:rPr>
+                <w:b/>
+                <w:sz w:val="18"/>
+                <w:szCs w:val="18"/>
+                <w:lang w:val="it-CH"/>
+              </w:rPr>
+              <w:t>Procedura:</w:t>
+            </w:r>
+          </w:p>
+        </w:tc>
+        <w:tc>
+          <w:tcPr>
+            <w:tcW w:w="7471" w:type="dxa"/>
+            <w:gridSpan w:val="3"/>
+            <w:tcBorders>
+              <w:left w:val="single" w:sz="4" w:space="0" w:color="auto"/>
+            </w:tcBorders>
+          </w:tcPr>
+          <w:p>
+            <w:pPr>
+              <w:pStyle w:val="Corpotesto"/>
+              <w:numPr>
+                <w:ilvl w:val="0"/>
+                <w:numId w:val="20"/>
               </w:numPr>
               <w:rPr>
                 <w:lang w:eastAsia="en-US"/>
@@ -7556,6 +10143,238 @@
     </w:lvl>
   </w:abstractNum>
   <w:abstractNum w:abstractNumId="3" w15:restartNumberingAfterBreak="0">
+    <w:nsid w:val="1FFE7D09"/>
+    <w:multiLevelType w:val="hybridMultilevel"/>
+    <w:tmpl w:val="AAF2A8AA"/>
+    <w:lvl w:ilvl="0" w:tplc="0409000F">
+      <w:start w:val="1"/>
+      <w:numFmt w:val="decimal"/>
+      <w:lvlText w:val="%1."/>
+      <w:lvlJc w:val="left"/>
+      <w:pPr>
+        <w:tabs>
+          <w:tab w:val="num" w:pos="360"/>
+        </w:tabs>
+        <w:ind w:left="360" w:hanging="360"/>
+      </w:pPr>
+      <w:rPr>
+        <w:rFonts w:hint="default"/>
+      </w:rPr>
+    </w:lvl>
+    <w:lvl w:ilvl="1" w:tplc="04090019" w:tentative="1">
+      <w:start w:val="1"/>
+      <w:numFmt w:val="lowerLetter"/>
+      <w:lvlText w:val="%2."/>
+      <w:lvlJc w:val="left"/>
+      <w:pPr>
+        <w:tabs>
+          <w:tab w:val="num" w:pos="1080"/>
+        </w:tabs>
+        <w:ind w:left="1080" w:hanging="360"/>
+      </w:pPr>
+    </w:lvl>
+    <w:lvl w:ilvl="2" w:tplc="0409001B" w:tentative="1">
+      <w:start w:val="1"/>
+      <w:numFmt w:val="lowerRoman"/>
+      <w:lvlText w:val="%3."/>
+      <w:lvlJc w:val="right"/>
+      <w:pPr>
+        <w:tabs>
+          <w:tab w:val="num" w:pos="1800"/>
+        </w:tabs>
+        <w:ind w:left="1800" w:hanging="180"/>
+      </w:pPr>
+    </w:lvl>
+    <w:lvl w:ilvl="3" w:tplc="0409000F" w:tentative="1">
+      <w:start w:val="1"/>
+      <w:numFmt w:val="decimal"/>
+      <w:lvlText w:val="%4."/>
+      <w:lvlJc w:val="left"/>
+      <w:pPr>
+        <w:tabs>
+          <w:tab w:val="num" w:pos="2520"/>
+        </w:tabs>
+        <w:ind w:left="2520" w:hanging="360"/>
+      </w:pPr>
+    </w:lvl>
+    <w:lvl w:ilvl="4" w:tplc="04090019" w:tentative="1">
+      <w:start w:val="1"/>
+      <w:numFmt w:val="lowerLetter"/>
+      <w:lvlText w:val="%5."/>
+      <w:lvlJc w:val="left"/>
+      <w:pPr>
+        <w:tabs>
+          <w:tab w:val="num" w:pos="3240"/>
+        </w:tabs>
+        <w:ind w:left="3240" w:hanging="360"/>
+      </w:pPr>
+    </w:lvl>
+    <w:lvl w:ilvl="5" w:tplc="0409001B" w:tentative="1">
+      <w:start w:val="1"/>
+      <w:numFmt w:val="lowerRoman"/>
+      <w:lvlText w:val="%6."/>
+      <w:lvlJc w:val="right"/>
+      <w:pPr>
+        <w:tabs>
+          <w:tab w:val="num" w:pos="3960"/>
+        </w:tabs>
+        <w:ind w:left="3960" w:hanging="180"/>
+      </w:pPr>
+    </w:lvl>
+    <w:lvl w:ilvl="6" w:tplc="0409000F" w:tentative="1">
+      <w:start w:val="1"/>
+      <w:numFmt w:val="decimal"/>
+      <w:lvlText w:val="%7."/>
+      <w:lvlJc w:val="left"/>
+      <w:pPr>
+        <w:tabs>
+          <w:tab w:val="num" w:pos="4680"/>
+        </w:tabs>
+        <w:ind w:left="4680" w:hanging="360"/>
+      </w:pPr>
+    </w:lvl>
+    <w:lvl w:ilvl="7" w:tplc="04090019" w:tentative="1">
+      <w:start w:val="1"/>
+      <w:numFmt w:val="lowerLetter"/>
+      <w:lvlText w:val="%8."/>
+      <w:lvlJc w:val="left"/>
+      <w:pPr>
+        <w:tabs>
+          <w:tab w:val="num" w:pos="5400"/>
+        </w:tabs>
+        <w:ind w:left="5400" w:hanging="360"/>
+      </w:pPr>
+    </w:lvl>
+    <w:lvl w:ilvl="8" w:tplc="0409001B" w:tentative="1">
+      <w:start w:val="1"/>
+      <w:numFmt w:val="lowerRoman"/>
+      <w:lvlText w:val="%9."/>
+      <w:lvlJc w:val="right"/>
+      <w:pPr>
+        <w:tabs>
+          <w:tab w:val="num" w:pos="6120"/>
+        </w:tabs>
+        <w:ind w:left="6120" w:hanging="180"/>
+      </w:pPr>
+    </w:lvl>
+  </w:abstractNum>
+  <w:abstractNum w:abstractNumId="4" w15:restartNumberingAfterBreak="0">
+    <w:nsid w:val="23A65C8F"/>
+    <w:multiLevelType w:val="hybridMultilevel"/>
+    <w:tmpl w:val="AAF2A8AA"/>
+    <w:lvl w:ilvl="0" w:tplc="0409000F">
+      <w:start w:val="1"/>
+      <w:numFmt w:val="decimal"/>
+      <w:lvlText w:val="%1."/>
+      <w:lvlJc w:val="left"/>
+      <w:pPr>
+        <w:tabs>
+          <w:tab w:val="num" w:pos="360"/>
+        </w:tabs>
+        <w:ind w:left="360" w:hanging="360"/>
+      </w:pPr>
+      <w:rPr>
+        <w:rFonts w:hint="default"/>
+      </w:rPr>
+    </w:lvl>
+    <w:lvl w:ilvl="1" w:tplc="04090019" w:tentative="1">
+      <w:start w:val="1"/>
+      <w:numFmt w:val="lowerLetter"/>
+      <w:lvlText w:val="%2."/>
+      <w:lvlJc w:val="left"/>
+      <w:pPr>
+        <w:tabs>
+          <w:tab w:val="num" w:pos="1080"/>
+        </w:tabs>
+        <w:ind w:left="1080" w:hanging="360"/>
+      </w:pPr>
+    </w:lvl>
+    <w:lvl w:ilvl="2" w:tplc="0409001B" w:tentative="1">
+      <w:start w:val="1"/>
+      <w:numFmt w:val="lowerRoman"/>
+      <w:lvlText w:val="%3."/>
+      <w:lvlJc w:val="right"/>
+      <w:pPr>
+        <w:tabs>
+          <w:tab w:val="num" w:pos="1800"/>
+        </w:tabs>
+        <w:ind w:left="1800" w:hanging="180"/>
+      </w:pPr>
+    </w:lvl>
+    <w:lvl w:ilvl="3" w:tplc="0409000F" w:tentative="1">
+      <w:start w:val="1"/>
+      <w:numFmt w:val="decimal"/>
+      <w:lvlText w:val="%4."/>
+      <w:lvlJc w:val="left"/>
+      <w:pPr>
+        <w:tabs>
+          <w:tab w:val="num" w:pos="2520"/>
+        </w:tabs>
+        <w:ind w:left="2520" w:hanging="360"/>
+      </w:pPr>
+    </w:lvl>
+    <w:lvl w:ilvl="4" w:tplc="04090019" w:tentative="1">
+      <w:start w:val="1"/>
+      <w:numFmt w:val="lowerLetter"/>
+      <w:lvlText w:val="%5."/>
+      <w:lvlJc w:val="left"/>
+      <w:pPr>
+        <w:tabs>
+          <w:tab w:val="num" w:pos="3240"/>
+        </w:tabs>
+        <w:ind w:left="3240" w:hanging="360"/>
+      </w:pPr>
+    </w:lvl>
+    <w:lvl w:ilvl="5" w:tplc="0409001B" w:tentative="1">
+      <w:start w:val="1"/>
+      <w:numFmt w:val="lowerRoman"/>
+      <w:lvlText w:val="%6."/>
+      <w:lvlJc w:val="right"/>
+      <w:pPr>
+        <w:tabs>
+          <w:tab w:val="num" w:pos="3960"/>
+        </w:tabs>
+        <w:ind w:left="3960" w:hanging="180"/>
+      </w:pPr>
+    </w:lvl>
+    <w:lvl w:ilvl="6" w:tplc="0409000F" w:tentative="1">
+      <w:start w:val="1"/>
+      <w:numFmt w:val="decimal"/>
+      <w:lvlText w:val="%7."/>
+      <w:lvlJc w:val="left"/>
+      <w:pPr>
+        <w:tabs>
+          <w:tab w:val="num" w:pos="4680"/>
+        </w:tabs>
+        <w:ind w:left="4680" w:hanging="360"/>
+      </w:pPr>
+    </w:lvl>
+    <w:lvl w:ilvl="7" w:tplc="04090019" w:tentative="1">
+      <w:start w:val="1"/>
+      <w:numFmt w:val="lowerLetter"/>
+      <w:lvlText w:val="%8."/>
+      <w:lvlJc w:val="left"/>
+      <w:pPr>
+        <w:tabs>
+          <w:tab w:val="num" w:pos="5400"/>
+        </w:tabs>
+        <w:ind w:left="5400" w:hanging="360"/>
+      </w:pPr>
+    </w:lvl>
+    <w:lvl w:ilvl="8" w:tplc="0409001B" w:tentative="1">
+      <w:start w:val="1"/>
+      <w:numFmt w:val="lowerRoman"/>
+      <w:lvlText w:val="%9."/>
+      <w:lvlJc w:val="right"/>
+      <w:pPr>
+        <w:tabs>
+          <w:tab w:val="num" w:pos="6120"/>
+        </w:tabs>
+        <w:ind w:left="6120" w:hanging="180"/>
+      </w:pPr>
+    </w:lvl>
+  </w:abstractNum>
+  <w:abstractNum w:abstractNumId="5" w15:restartNumberingAfterBreak="0">
     <w:nsid w:val="252E14A8"/>
     <w:multiLevelType w:val="hybridMultilevel"/>
     <w:tmpl w:val="4A26089E"/>
@@ -7668,7 +10487,7 @@
       </w:rPr>
     </w:lvl>
   </w:abstractNum>
-  <w:abstractNum w:abstractNumId="4" w15:restartNumberingAfterBreak="0">
+  <w:abstractNum w:abstractNumId="6" w15:restartNumberingAfterBreak="0">
     <w:nsid w:val="2EF362F8"/>
     <w:multiLevelType w:val="hybridMultilevel"/>
     <w:tmpl w:val="381E6122"/>
@@ -7754,7 +10573,239 @@
       </w:pPr>
     </w:lvl>
   </w:abstractNum>
-  <w:abstractNum w:abstractNumId="5" w15:restartNumberingAfterBreak="0">
+  <w:abstractNum w:abstractNumId="7" w15:restartNumberingAfterBreak="0">
+    <w:nsid w:val="3757483F"/>
+    <w:multiLevelType w:val="hybridMultilevel"/>
+    <w:tmpl w:val="AAF2A8AA"/>
+    <w:lvl w:ilvl="0" w:tplc="0409000F">
+      <w:start w:val="1"/>
+      <w:numFmt w:val="decimal"/>
+      <w:lvlText w:val="%1."/>
+      <w:lvlJc w:val="left"/>
+      <w:pPr>
+        <w:tabs>
+          <w:tab w:val="num" w:pos="360"/>
+        </w:tabs>
+        <w:ind w:left="360" w:hanging="360"/>
+      </w:pPr>
+      <w:rPr>
+        <w:rFonts w:hint="default"/>
+      </w:rPr>
+    </w:lvl>
+    <w:lvl w:ilvl="1" w:tplc="04090019" w:tentative="1">
+      <w:start w:val="1"/>
+      <w:numFmt w:val="lowerLetter"/>
+      <w:lvlText w:val="%2."/>
+      <w:lvlJc w:val="left"/>
+      <w:pPr>
+        <w:tabs>
+          <w:tab w:val="num" w:pos="1080"/>
+        </w:tabs>
+        <w:ind w:left="1080" w:hanging="360"/>
+      </w:pPr>
+    </w:lvl>
+    <w:lvl w:ilvl="2" w:tplc="0409001B" w:tentative="1">
+      <w:start w:val="1"/>
+      <w:numFmt w:val="lowerRoman"/>
+      <w:lvlText w:val="%3."/>
+      <w:lvlJc w:val="right"/>
+      <w:pPr>
+        <w:tabs>
+          <w:tab w:val="num" w:pos="1800"/>
+        </w:tabs>
+        <w:ind w:left="1800" w:hanging="180"/>
+      </w:pPr>
+    </w:lvl>
+    <w:lvl w:ilvl="3" w:tplc="0409000F" w:tentative="1">
+      <w:start w:val="1"/>
+      <w:numFmt w:val="decimal"/>
+      <w:lvlText w:val="%4."/>
+      <w:lvlJc w:val="left"/>
+      <w:pPr>
+        <w:tabs>
+          <w:tab w:val="num" w:pos="2520"/>
+        </w:tabs>
+        <w:ind w:left="2520" w:hanging="360"/>
+      </w:pPr>
+    </w:lvl>
+    <w:lvl w:ilvl="4" w:tplc="04090019" w:tentative="1">
+      <w:start w:val="1"/>
+      <w:numFmt w:val="lowerLetter"/>
+      <w:lvlText w:val="%5."/>
+      <w:lvlJc w:val="left"/>
+      <w:pPr>
+        <w:tabs>
+          <w:tab w:val="num" w:pos="3240"/>
+        </w:tabs>
+        <w:ind w:left="3240" w:hanging="360"/>
+      </w:pPr>
+    </w:lvl>
+    <w:lvl w:ilvl="5" w:tplc="0409001B" w:tentative="1">
+      <w:start w:val="1"/>
+      <w:numFmt w:val="lowerRoman"/>
+      <w:lvlText w:val="%6."/>
+      <w:lvlJc w:val="right"/>
+      <w:pPr>
+        <w:tabs>
+          <w:tab w:val="num" w:pos="3960"/>
+        </w:tabs>
+        <w:ind w:left="3960" w:hanging="180"/>
+      </w:pPr>
+    </w:lvl>
+    <w:lvl w:ilvl="6" w:tplc="0409000F" w:tentative="1">
+      <w:start w:val="1"/>
+      <w:numFmt w:val="decimal"/>
+      <w:lvlText w:val="%7."/>
+      <w:lvlJc w:val="left"/>
+      <w:pPr>
+        <w:tabs>
+          <w:tab w:val="num" w:pos="4680"/>
+        </w:tabs>
+        <w:ind w:left="4680" w:hanging="360"/>
+      </w:pPr>
+    </w:lvl>
+    <w:lvl w:ilvl="7" w:tplc="04090019" w:tentative="1">
+      <w:start w:val="1"/>
+      <w:numFmt w:val="lowerLetter"/>
+      <w:lvlText w:val="%8."/>
+      <w:lvlJc w:val="left"/>
+      <w:pPr>
+        <w:tabs>
+          <w:tab w:val="num" w:pos="5400"/>
+        </w:tabs>
+        <w:ind w:left="5400" w:hanging="360"/>
+      </w:pPr>
+    </w:lvl>
+    <w:lvl w:ilvl="8" w:tplc="0409001B" w:tentative="1">
+      <w:start w:val="1"/>
+      <w:numFmt w:val="lowerRoman"/>
+      <w:lvlText w:val="%9."/>
+      <w:lvlJc w:val="right"/>
+      <w:pPr>
+        <w:tabs>
+          <w:tab w:val="num" w:pos="6120"/>
+        </w:tabs>
+        <w:ind w:left="6120" w:hanging="180"/>
+      </w:pPr>
+    </w:lvl>
+  </w:abstractNum>
+  <w:abstractNum w:abstractNumId="8" w15:restartNumberingAfterBreak="0">
+    <w:nsid w:val="3BA8637A"/>
+    <w:multiLevelType w:val="hybridMultilevel"/>
+    <w:tmpl w:val="AAF2A8AA"/>
+    <w:lvl w:ilvl="0" w:tplc="0409000F">
+      <w:start w:val="1"/>
+      <w:numFmt w:val="decimal"/>
+      <w:lvlText w:val="%1."/>
+      <w:lvlJc w:val="left"/>
+      <w:pPr>
+        <w:tabs>
+          <w:tab w:val="num" w:pos="360"/>
+        </w:tabs>
+        <w:ind w:left="360" w:hanging="360"/>
+      </w:pPr>
+      <w:rPr>
+        <w:rFonts w:hint="default"/>
+      </w:rPr>
+    </w:lvl>
+    <w:lvl w:ilvl="1" w:tplc="04090019" w:tentative="1">
+      <w:start w:val="1"/>
+      <w:numFmt w:val="lowerLetter"/>
+      <w:lvlText w:val="%2."/>
+      <w:lvlJc w:val="left"/>
+      <w:pPr>
+        <w:tabs>
+          <w:tab w:val="num" w:pos="1080"/>
+        </w:tabs>
+        <w:ind w:left="1080" w:hanging="360"/>
+      </w:pPr>
+    </w:lvl>
+    <w:lvl w:ilvl="2" w:tplc="0409001B" w:tentative="1">
+      <w:start w:val="1"/>
+      <w:numFmt w:val="lowerRoman"/>
+      <w:lvlText w:val="%3."/>
+      <w:lvlJc w:val="right"/>
+      <w:pPr>
+        <w:tabs>
+          <w:tab w:val="num" w:pos="1800"/>
+        </w:tabs>
+        <w:ind w:left="1800" w:hanging="180"/>
+      </w:pPr>
+    </w:lvl>
+    <w:lvl w:ilvl="3" w:tplc="0409000F" w:tentative="1">
+      <w:start w:val="1"/>
+      <w:numFmt w:val="decimal"/>
+      <w:lvlText w:val="%4."/>
+      <w:lvlJc w:val="left"/>
+      <w:pPr>
+        <w:tabs>
+          <w:tab w:val="num" w:pos="2520"/>
+        </w:tabs>
+        <w:ind w:left="2520" w:hanging="360"/>
+      </w:pPr>
+    </w:lvl>
+    <w:lvl w:ilvl="4" w:tplc="04090019" w:tentative="1">
+      <w:start w:val="1"/>
+      <w:numFmt w:val="lowerLetter"/>
+      <w:lvlText w:val="%5."/>
+      <w:lvlJc w:val="left"/>
+      <w:pPr>
+        <w:tabs>
+          <w:tab w:val="num" w:pos="3240"/>
+        </w:tabs>
+        <w:ind w:left="3240" w:hanging="360"/>
+      </w:pPr>
+    </w:lvl>
+    <w:lvl w:ilvl="5" w:tplc="0409001B" w:tentative="1">
+      <w:start w:val="1"/>
+      <w:numFmt w:val="lowerRoman"/>
+      <w:lvlText w:val="%6."/>
+      <w:lvlJc w:val="right"/>
+      <w:pPr>
+        <w:tabs>
+          <w:tab w:val="num" w:pos="3960"/>
+        </w:tabs>
+        <w:ind w:left="3960" w:hanging="180"/>
+      </w:pPr>
+    </w:lvl>
+    <w:lvl w:ilvl="6" w:tplc="0409000F" w:tentative="1">
+      <w:start w:val="1"/>
+      <w:numFmt w:val="decimal"/>
+      <w:lvlText w:val="%7."/>
+      <w:lvlJc w:val="left"/>
+      <w:pPr>
+        <w:tabs>
+          <w:tab w:val="num" w:pos="4680"/>
+        </w:tabs>
+        <w:ind w:left="4680" w:hanging="360"/>
+      </w:pPr>
+    </w:lvl>
+    <w:lvl w:ilvl="7" w:tplc="04090019" w:tentative="1">
+      <w:start w:val="1"/>
+      <w:numFmt w:val="lowerLetter"/>
+      <w:lvlText w:val="%8."/>
+      <w:lvlJc w:val="left"/>
+      <w:pPr>
+        <w:tabs>
+          <w:tab w:val="num" w:pos="5400"/>
+        </w:tabs>
+        <w:ind w:left="5400" w:hanging="360"/>
+      </w:pPr>
+    </w:lvl>
+    <w:lvl w:ilvl="8" w:tplc="0409001B" w:tentative="1">
+      <w:start w:val="1"/>
+      <w:numFmt w:val="lowerRoman"/>
+      <w:lvlText w:val="%9."/>
+      <w:lvlJc w:val="right"/>
+      <w:pPr>
+        <w:tabs>
+          <w:tab w:val="num" w:pos="6120"/>
+        </w:tabs>
+        <w:ind w:left="6120" w:hanging="180"/>
+      </w:pPr>
+    </w:lvl>
+  </w:abstractNum>
+  <w:abstractNum w:abstractNumId="9" w15:restartNumberingAfterBreak="0">
     <w:nsid w:val="3F1E2F61"/>
     <w:multiLevelType w:val="hybridMultilevel"/>
     <w:tmpl w:val="AAF2A8AA"/>
@@ -7870,7 +10921,7 @@
       </w:pPr>
     </w:lvl>
   </w:abstractNum>
-  <w:abstractNum w:abstractNumId="6" w15:restartNumberingAfterBreak="0">
+  <w:abstractNum w:abstractNumId="10" w15:restartNumberingAfterBreak="0">
     <w:nsid w:val="4BF83745"/>
     <w:multiLevelType w:val="hybridMultilevel"/>
     <w:tmpl w:val="AAF2A8AA"/>
@@ -7986,7 +11037,7 @@
       </w:pPr>
     </w:lvl>
   </w:abstractNum>
-  <w:abstractNum w:abstractNumId="7" w15:restartNumberingAfterBreak="0">
+  <w:abstractNum w:abstractNumId="11" w15:restartNumberingAfterBreak="0">
     <w:nsid w:val="4FCC7AC2"/>
     <w:multiLevelType w:val="hybridMultilevel"/>
     <w:tmpl w:val="AAF2A8AA"/>
@@ -8102,7 +11153,123 @@
       </w:pPr>
     </w:lvl>
   </w:abstractNum>
-  <w:abstractNum w:abstractNumId="8" w15:restartNumberingAfterBreak="0">
+  <w:abstractNum w:abstractNumId="12" w15:restartNumberingAfterBreak="0">
+    <w:nsid w:val="4FD56B1C"/>
+    <w:multiLevelType w:val="hybridMultilevel"/>
+    <w:tmpl w:val="AAF2A8AA"/>
+    <w:lvl w:ilvl="0" w:tplc="0409000F">
+      <w:start w:val="1"/>
+      <w:numFmt w:val="decimal"/>
+      <w:lvlText w:val="%1."/>
+      <w:lvlJc w:val="left"/>
+      <w:pPr>
+        <w:tabs>
+          <w:tab w:val="num" w:pos="360"/>
+        </w:tabs>
+        <w:ind w:left="360" w:hanging="360"/>
+      </w:pPr>
+      <w:rPr>
+        <w:rFonts w:hint="default"/>
+      </w:rPr>
+    </w:lvl>
+    <w:lvl w:ilvl="1" w:tplc="04090019" w:tentative="1">
+      <w:start w:val="1"/>
+      <w:numFmt w:val="lowerLetter"/>
+      <w:lvlText w:val="%2."/>
+      <w:lvlJc w:val="left"/>
+      <w:pPr>
+        <w:tabs>
+          <w:tab w:val="num" w:pos="1080"/>
+        </w:tabs>
+        <w:ind w:left="1080" w:hanging="360"/>
+      </w:pPr>
+    </w:lvl>
+    <w:lvl w:ilvl="2" w:tplc="0409001B" w:tentative="1">
+      <w:start w:val="1"/>
+      <w:numFmt w:val="lowerRoman"/>
+      <w:lvlText w:val="%3."/>
+      <w:lvlJc w:val="right"/>
+      <w:pPr>
+        <w:tabs>
+          <w:tab w:val="num" w:pos="1800"/>
+        </w:tabs>
+        <w:ind w:left="1800" w:hanging="180"/>
+      </w:pPr>
+    </w:lvl>
+    <w:lvl w:ilvl="3" w:tplc="0409000F" w:tentative="1">
+      <w:start w:val="1"/>
+      <w:numFmt w:val="decimal"/>
+      <w:lvlText w:val="%4."/>
+      <w:lvlJc w:val="left"/>
+      <w:pPr>
+        <w:tabs>
+          <w:tab w:val="num" w:pos="2520"/>
+        </w:tabs>
+        <w:ind w:left="2520" w:hanging="360"/>
+      </w:pPr>
+    </w:lvl>
+    <w:lvl w:ilvl="4" w:tplc="04090019" w:tentative="1">
+      <w:start w:val="1"/>
+      <w:numFmt w:val="lowerLetter"/>
+      <w:lvlText w:val="%5."/>
+      <w:lvlJc w:val="left"/>
+      <w:pPr>
+        <w:tabs>
+          <w:tab w:val="num" w:pos="3240"/>
+        </w:tabs>
+        <w:ind w:left="3240" w:hanging="360"/>
+      </w:pPr>
+    </w:lvl>
+    <w:lvl w:ilvl="5" w:tplc="0409001B" w:tentative="1">
+      <w:start w:val="1"/>
+      <w:numFmt w:val="lowerRoman"/>
+      <w:lvlText w:val="%6."/>
+      <w:lvlJc w:val="right"/>
+      <w:pPr>
+        <w:tabs>
+          <w:tab w:val="num" w:pos="3960"/>
+        </w:tabs>
+        <w:ind w:left="3960" w:hanging="180"/>
+      </w:pPr>
+    </w:lvl>
+    <w:lvl w:ilvl="6" w:tplc="0409000F" w:tentative="1">
+      <w:start w:val="1"/>
+      <w:numFmt w:val="decimal"/>
+      <w:lvlText w:val="%7."/>
+      <w:lvlJc w:val="left"/>
+      <w:pPr>
+        <w:tabs>
+          <w:tab w:val="num" w:pos="4680"/>
+        </w:tabs>
+        <w:ind w:left="4680" w:hanging="360"/>
+      </w:pPr>
+    </w:lvl>
+    <w:lvl w:ilvl="7" w:tplc="04090019" w:tentative="1">
+      <w:start w:val="1"/>
+      <w:numFmt w:val="lowerLetter"/>
+      <w:lvlText w:val="%8."/>
+      <w:lvlJc w:val="left"/>
+      <w:pPr>
+        <w:tabs>
+          <w:tab w:val="num" w:pos="5400"/>
+        </w:tabs>
+        <w:ind w:left="5400" w:hanging="360"/>
+      </w:pPr>
+    </w:lvl>
+    <w:lvl w:ilvl="8" w:tplc="0409001B" w:tentative="1">
+      <w:start w:val="1"/>
+      <w:numFmt w:val="lowerRoman"/>
+      <w:lvlText w:val="%9."/>
+      <w:lvlJc w:val="right"/>
+      <w:pPr>
+        <w:tabs>
+          <w:tab w:val="num" w:pos="6120"/>
+        </w:tabs>
+        <w:ind w:left="6120" w:hanging="180"/>
+      </w:pPr>
+    </w:lvl>
+  </w:abstractNum>
+  <w:abstractNum w:abstractNumId="13" w15:restartNumberingAfterBreak="0">
     <w:nsid w:val="51185720"/>
     <w:multiLevelType w:val="hybridMultilevel"/>
     <w:tmpl w:val="AAF2A8AA"/>
@@ -8218,7 +11385,239 @@
       </w:pPr>
     </w:lvl>
   </w:abstractNum>
-  <w:abstractNum w:abstractNumId="9" w15:restartNumberingAfterBreak="0">
+  <w:abstractNum w:abstractNumId="14" w15:restartNumberingAfterBreak="0">
+    <w:nsid w:val="56E14EC5"/>
+    <w:multiLevelType w:val="hybridMultilevel"/>
+    <w:tmpl w:val="AAF2A8AA"/>
+    <w:lvl w:ilvl="0" w:tplc="0409000F">
+      <w:start w:val="1"/>
+      <w:numFmt w:val="decimal"/>
+      <w:lvlText w:val="%1."/>
+      <w:lvlJc w:val="left"/>
+      <w:pPr>
+        <w:tabs>
+          <w:tab w:val="num" w:pos="360"/>
+        </w:tabs>
+        <w:ind w:left="360" w:hanging="360"/>
+      </w:pPr>
+      <w:rPr>
+        <w:rFonts w:hint="default"/>
+      </w:rPr>
+    </w:lvl>
+    <w:lvl w:ilvl="1" w:tplc="04090019" w:tentative="1">
+      <w:start w:val="1"/>
+      <w:numFmt w:val="lowerLetter"/>
+      <w:lvlText w:val="%2."/>
+      <w:lvlJc w:val="left"/>
+      <w:pPr>
+        <w:tabs>
+          <w:tab w:val="num" w:pos="1080"/>
+        </w:tabs>
+        <w:ind w:left="1080" w:hanging="360"/>
+      </w:pPr>
+    </w:lvl>
+    <w:lvl w:ilvl="2" w:tplc="0409001B" w:tentative="1">
+      <w:start w:val="1"/>
+      <w:numFmt w:val="lowerRoman"/>
+      <w:lvlText w:val="%3."/>
+      <w:lvlJc w:val="right"/>
+      <w:pPr>
+        <w:tabs>
+          <w:tab w:val="num" w:pos="1800"/>
+        </w:tabs>
+        <w:ind w:left="1800" w:hanging="180"/>
+      </w:pPr>
+    </w:lvl>
+    <w:lvl w:ilvl="3" w:tplc="0409000F" w:tentative="1">
+      <w:start w:val="1"/>
+      <w:numFmt w:val="decimal"/>
+      <w:lvlText w:val="%4."/>
+      <w:lvlJc w:val="left"/>
+      <w:pPr>
+        <w:tabs>
+          <w:tab w:val="num" w:pos="2520"/>
+        </w:tabs>
+        <w:ind w:left="2520" w:hanging="360"/>
+      </w:pPr>
+    </w:lvl>
+    <w:lvl w:ilvl="4" w:tplc="04090019" w:tentative="1">
+      <w:start w:val="1"/>
+      <w:numFmt w:val="lowerLetter"/>
+      <w:lvlText w:val="%5."/>
+      <w:lvlJc w:val="left"/>
+      <w:pPr>
+        <w:tabs>
+          <w:tab w:val="num" w:pos="3240"/>
+        </w:tabs>
+        <w:ind w:left="3240" w:hanging="360"/>
+      </w:pPr>
+    </w:lvl>
+    <w:lvl w:ilvl="5" w:tplc="0409001B" w:tentative="1">
+      <w:start w:val="1"/>
+      <w:numFmt w:val="lowerRoman"/>
+      <w:lvlText w:val="%6."/>
+      <w:lvlJc w:val="right"/>
+      <w:pPr>
+        <w:tabs>
+          <w:tab w:val="num" w:pos="3960"/>
+        </w:tabs>
+        <w:ind w:left="3960" w:hanging="180"/>
+      </w:pPr>
+    </w:lvl>
+    <w:lvl w:ilvl="6" w:tplc="0409000F" w:tentative="1">
+      <w:start w:val="1"/>
+      <w:numFmt w:val="decimal"/>
+      <w:lvlText w:val="%7."/>
+      <w:lvlJc w:val="left"/>
+      <w:pPr>
+        <w:tabs>
+          <w:tab w:val="num" w:pos="4680"/>
+        </w:tabs>
+        <w:ind w:left="4680" w:hanging="360"/>
+      </w:pPr>
+    </w:lvl>
+    <w:lvl w:ilvl="7" w:tplc="04090019" w:tentative="1">
+      <w:start w:val="1"/>
+      <w:numFmt w:val="lowerLetter"/>
+      <w:lvlText w:val="%8."/>
+      <w:lvlJc w:val="left"/>
+      <w:pPr>
+        <w:tabs>
+          <w:tab w:val="num" w:pos="5400"/>
+        </w:tabs>
+        <w:ind w:left="5400" w:hanging="360"/>
+      </w:pPr>
+    </w:lvl>
+    <w:lvl w:ilvl="8" w:tplc="0409001B" w:tentative="1">
+      <w:start w:val="1"/>
+      <w:numFmt w:val="lowerRoman"/>
+      <w:lvlText w:val="%9."/>
+      <w:lvlJc w:val="right"/>
+      <w:pPr>
+        <w:tabs>
+          <w:tab w:val="num" w:pos="6120"/>
+        </w:tabs>
+        <w:ind w:left="6120" w:hanging="180"/>
+      </w:pPr>
+    </w:lvl>
+  </w:abstractNum>
+  <w:abstractNum w:abstractNumId="15" w15:restartNumberingAfterBreak="0">
+    <w:nsid w:val="5B993E6A"/>
+    <w:multiLevelType w:val="hybridMultilevel"/>
+    <w:tmpl w:val="AAF2A8AA"/>
+    <w:lvl w:ilvl="0" w:tplc="0409000F">
+      <w:start w:val="1"/>
+      <w:numFmt w:val="decimal"/>
+      <w:lvlText w:val="%1."/>
+      <w:lvlJc w:val="left"/>
+      <w:pPr>
+        <w:tabs>
+          <w:tab w:val="num" w:pos="360"/>
+        </w:tabs>
+        <w:ind w:left="360" w:hanging="360"/>
+      </w:pPr>
+      <w:rPr>
+        <w:rFonts w:hint="default"/>
+      </w:rPr>
+    </w:lvl>
+    <w:lvl w:ilvl="1" w:tplc="04090019" w:tentative="1">
+      <w:start w:val="1"/>
+      <w:numFmt w:val="lowerLetter"/>
+      <w:lvlText w:val="%2."/>
+      <w:lvlJc w:val="left"/>
+      <w:pPr>
+        <w:tabs>
+          <w:tab w:val="num" w:pos="1080"/>
+        </w:tabs>
+        <w:ind w:left="1080" w:hanging="360"/>
+      </w:pPr>
+    </w:lvl>
+    <w:lvl w:ilvl="2" w:tplc="0409001B" w:tentative="1">
+      <w:start w:val="1"/>
+      <w:numFmt w:val="lowerRoman"/>
+      <w:lvlText w:val="%3."/>
+      <w:lvlJc w:val="right"/>
+      <w:pPr>
+        <w:tabs>
+          <w:tab w:val="num" w:pos="1800"/>
+        </w:tabs>
+        <w:ind w:left="1800" w:hanging="180"/>
+      </w:pPr>
+    </w:lvl>
+    <w:lvl w:ilvl="3" w:tplc="0409000F" w:tentative="1">
+      <w:start w:val="1"/>
+      <w:numFmt w:val="decimal"/>
+      <w:lvlText w:val="%4."/>
+      <w:lvlJc w:val="left"/>
+      <w:pPr>
+        <w:tabs>
+          <w:tab w:val="num" w:pos="2520"/>
+        </w:tabs>
+        <w:ind w:left="2520" w:hanging="360"/>
+      </w:pPr>
+    </w:lvl>
+    <w:lvl w:ilvl="4" w:tplc="04090019" w:tentative="1">
+      <w:start w:val="1"/>
+      <w:numFmt w:val="lowerLetter"/>
+      <w:lvlText w:val="%5."/>
+      <w:lvlJc w:val="left"/>
+      <w:pPr>
+        <w:tabs>
+          <w:tab w:val="num" w:pos="3240"/>
+        </w:tabs>
+        <w:ind w:left="3240" w:hanging="360"/>
+      </w:pPr>
+    </w:lvl>
+    <w:lvl w:ilvl="5" w:tplc="0409001B" w:tentative="1">
+      <w:start w:val="1"/>
+      <w:numFmt w:val="lowerRoman"/>
+      <w:lvlText w:val="%6."/>
+      <w:lvlJc w:val="right"/>
+      <w:pPr>
+        <w:tabs>
+          <w:tab w:val="num" w:pos="3960"/>
+        </w:tabs>
+        <w:ind w:left="3960" w:hanging="180"/>
+      </w:pPr>
+    </w:lvl>
+    <w:lvl w:ilvl="6" w:tplc="0409000F" w:tentative="1">
+      <w:start w:val="1"/>
+      <w:numFmt w:val="decimal"/>
+      <w:lvlText w:val="%7."/>
+      <w:lvlJc w:val="left"/>
+      <w:pPr>
+        <w:tabs>
+          <w:tab w:val="num" w:pos="4680"/>
+        </w:tabs>
+        <w:ind w:left="4680" w:hanging="360"/>
+      </w:pPr>
+    </w:lvl>
+    <w:lvl w:ilvl="7" w:tplc="04090019" w:tentative="1">
+      <w:start w:val="1"/>
+      <w:numFmt w:val="lowerLetter"/>
+      <w:lvlText w:val="%8."/>
+      <w:lvlJc w:val="left"/>
+      <w:pPr>
+        <w:tabs>
+          <w:tab w:val="num" w:pos="5400"/>
+        </w:tabs>
+        <w:ind w:left="5400" w:hanging="360"/>
+      </w:pPr>
+    </w:lvl>
+    <w:lvl w:ilvl="8" w:tplc="0409001B" w:tentative="1">
+      <w:start w:val="1"/>
+      <w:numFmt w:val="lowerRoman"/>
+      <w:lvlText w:val="%9."/>
+      <w:lvlJc w:val="right"/>
+      <w:pPr>
+        <w:tabs>
+          <w:tab w:val="num" w:pos="6120"/>
+        </w:tabs>
+        <w:ind w:left="6120" w:hanging="180"/>
+      </w:pPr>
+    </w:lvl>
+  </w:abstractNum>
+  <w:abstractNum w:abstractNumId="16" w15:restartNumberingAfterBreak="0">
     <w:nsid w:val="5BBC10F9"/>
     <w:multiLevelType w:val="hybridMultilevel"/>
     <w:tmpl w:val="8EE08A9C"/>
@@ -8304,7 +11703,123 @@
       </w:pPr>
     </w:lvl>
   </w:abstractNum>
-  <w:abstractNum w:abstractNumId="10" w15:restartNumberingAfterBreak="0">
+  <w:abstractNum w:abstractNumId="17" w15:restartNumberingAfterBreak="0">
+    <w:nsid w:val="5F1159BC"/>
+    <w:multiLevelType w:val="hybridMultilevel"/>
+    <w:tmpl w:val="AAF2A8AA"/>
+    <w:lvl w:ilvl="0" w:tplc="0409000F">
+      <w:start w:val="1"/>
+      <w:numFmt w:val="decimal"/>
+      <w:lvlText w:val="%1."/>
+      <w:lvlJc w:val="left"/>
+      <w:pPr>
+        <w:tabs>
+          <w:tab w:val="num" w:pos="360"/>
+        </w:tabs>
+        <w:ind w:left="360" w:hanging="360"/>
+      </w:pPr>
+      <w:rPr>
+        <w:rFonts w:hint="default"/>
+      </w:rPr>
+    </w:lvl>
+    <w:lvl w:ilvl="1" w:tplc="04090019" w:tentative="1">
+      <w:start w:val="1"/>
+      <w:numFmt w:val="lowerLetter"/>
+      <w:lvlText w:val="%2."/>
+      <w:lvlJc w:val="left"/>
+      <w:pPr>
+        <w:tabs>
+          <w:tab w:val="num" w:pos="1080"/>
+        </w:tabs>
+        <w:ind w:left="1080" w:hanging="360"/>
+      </w:pPr>
+    </w:lvl>
+    <w:lvl w:ilvl="2" w:tplc="0409001B" w:tentative="1">
+      <w:start w:val="1"/>
+      <w:numFmt w:val="lowerRoman"/>
+      <w:lvlText w:val="%3."/>
+      <w:lvlJc w:val="right"/>
+      <w:pPr>
+        <w:tabs>
+          <w:tab w:val="num" w:pos="1800"/>
+        </w:tabs>
+        <w:ind w:left="1800" w:hanging="180"/>
+      </w:pPr>
+    </w:lvl>
+    <w:lvl w:ilvl="3" w:tplc="0409000F" w:tentative="1">
+      <w:start w:val="1"/>
+      <w:numFmt w:val="decimal"/>
+      <w:lvlText w:val="%4."/>
+      <w:lvlJc w:val="left"/>
+      <w:pPr>
+        <w:tabs>
+          <w:tab w:val="num" w:pos="2520"/>
+        </w:tabs>
+        <w:ind w:left="2520" w:hanging="360"/>
+      </w:pPr>
+    </w:lvl>
+    <w:lvl w:ilvl="4" w:tplc="04090019" w:tentative="1">
+      <w:start w:val="1"/>
+      <w:numFmt w:val="lowerLetter"/>
+      <w:lvlText w:val="%5."/>
+      <w:lvlJc w:val="left"/>
+      <w:pPr>
+        <w:tabs>
+          <w:tab w:val="num" w:pos="3240"/>
+        </w:tabs>
+        <w:ind w:left="3240" w:hanging="360"/>
+      </w:pPr>
+    </w:lvl>
+    <w:lvl w:ilvl="5" w:tplc="0409001B" w:tentative="1">
+      <w:start w:val="1"/>
+      <w:numFmt w:val="lowerRoman"/>
+      <w:lvlText w:val="%6."/>
+      <w:lvlJc w:val="right"/>
+      <w:pPr>
+        <w:tabs>
+          <w:tab w:val="num" w:pos="3960"/>
+        </w:tabs>
+        <w:ind w:left="3960" w:hanging="180"/>
+      </w:pPr>
+    </w:lvl>
+    <w:lvl w:ilvl="6" w:tplc="0409000F" w:tentative="1">
+      <w:start w:val="1"/>
+      <w:numFmt w:val="decimal"/>
+      <w:lvlText w:val="%7."/>
+      <w:lvlJc w:val="left"/>
+      <w:pPr>
+        <w:tabs>
+          <w:tab w:val="num" w:pos="4680"/>
+        </w:tabs>
+        <w:ind w:left="4680" w:hanging="360"/>
+      </w:pPr>
+    </w:lvl>
+    <w:lvl w:ilvl="7" w:tplc="04090019" w:tentative="1">
+      <w:start w:val="1"/>
+      <w:numFmt w:val="lowerLetter"/>
+      <w:lvlText w:val="%8."/>
+      <w:lvlJc w:val="left"/>
+      <w:pPr>
+        <w:tabs>
+          <w:tab w:val="num" w:pos="5400"/>
+        </w:tabs>
+        <w:ind w:left="5400" w:hanging="360"/>
+      </w:pPr>
+    </w:lvl>
+    <w:lvl w:ilvl="8" w:tplc="0409001B" w:tentative="1">
+      <w:start w:val="1"/>
+      <w:numFmt w:val="lowerRoman"/>
+      <w:lvlText w:val="%9."/>
+      <w:lvlJc w:val="right"/>
+      <w:pPr>
+        <w:tabs>
+          <w:tab w:val="num" w:pos="6120"/>
+        </w:tabs>
+        <w:ind w:left="6120" w:hanging="180"/>
+      </w:pPr>
+    </w:lvl>
+  </w:abstractNum>
+  <w:abstractNum w:abstractNumId="18" w15:restartNumberingAfterBreak="0">
     <w:nsid w:val="635219DC"/>
     <w:multiLevelType w:val="hybridMultilevel"/>
     <w:tmpl w:val="AAF2A8AA"/>
@@ -8420,7 +11935,123 @@
       </w:pPr>
     </w:lvl>
   </w:abstractNum>
-  <w:abstractNum w:abstractNumId="11" w15:restartNumberingAfterBreak="0">
+  <w:abstractNum w:abstractNumId="19" w15:restartNumberingAfterBreak="0">
+    <w:nsid w:val="69AB0A64"/>
+    <w:multiLevelType w:val="hybridMultilevel"/>
+    <w:tmpl w:val="AAF2A8AA"/>
+    <w:lvl w:ilvl="0" w:tplc="0409000F">
+      <w:start w:val="1"/>
+      <w:numFmt w:val="decimal"/>
+      <w:lvlText w:val="%1."/>
+      <w:lvlJc w:val="left"/>
+      <w:pPr>
+        <w:tabs>
+          <w:tab w:val="num" w:pos="360"/>
+        </w:tabs>
+        <w:ind w:left="360" w:hanging="360"/>
+      </w:pPr>
+      <w:rPr>
+        <w:rFonts w:hint="default"/>
+      </w:rPr>
+    </w:lvl>
+    <w:lvl w:ilvl="1" w:tplc="04090019" w:tentative="1">
+      <w:start w:val="1"/>
+      <w:numFmt w:val="lowerLetter"/>
+      <w:lvlText w:val="%2."/>
+      <w:lvlJc w:val="left"/>
+      <w:pPr>
+        <w:tabs>
+          <w:tab w:val="num" w:pos="1080"/>
+        </w:tabs>
+        <w:ind w:left="1080" w:hanging="360"/>
+      </w:pPr>
+    </w:lvl>
+    <w:lvl w:ilvl="2" w:tplc="0409001B" w:tentative="1">
+      <w:start w:val="1"/>
+      <w:numFmt w:val="lowerRoman"/>
+      <w:lvlText w:val="%3."/>
+      <w:lvlJc w:val="right"/>
+      <w:pPr>
+        <w:tabs>
+          <w:tab w:val="num" w:pos="1800"/>
+        </w:tabs>
+        <w:ind w:left="1800" w:hanging="180"/>
+      </w:pPr>
+    </w:lvl>
+    <w:lvl w:ilvl="3" w:tplc="0409000F" w:tentative="1">
+      <w:start w:val="1"/>
+      <w:numFmt w:val="decimal"/>
+      <w:lvlText w:val="%4."/>
+      <w:lvlJc w:val="left"/>
+      <w:pPr>
+        <w:tabs>
+          <w:tab w:val="num" w:pos="2520"/>
+        </w:tabs>
+        <w:ind w:left="2520" w:hanging="360"/>
+      </w:pPr>
+    </w:lvl>
+    <w:lvl w:ilvl="4" w:tplc="04090019" w:tentative="1">
+      <w:start w:val="1"/>
+      <w:numFmt w:val="lowerLetter"/>
+      <w:lvlText w:val="%5."/>
+      <w:lvlJc w:val="left"/>
+      <w:pPr>
+        <w:tabs>
+          <w:tab w:val="num" w:pos="3240"/>
+        </w:tabs>
+        <w:ind w:left="3240" w:hanging="360"/>
+      </w:pPr>
+    </w:lvl>
+    <w:lvl w:ilvl="5" w:tplc="0409001B" w:tentative="1">
+      <w:start w:val="1"/>
+      <w:numFmt w:val="lowerRoman"/>
+      <w:lvlText w:val="%6."/>
+      <w:lvlJc w:val="right"/>
+      <w:pPr>
+        <w:tabs>
+          <w:tab w:val="num" w:pos="3960"/>
+        </w:tabs>
+        <w:ind w:left="3960" w:hanging="180"/>
+      </w:pPr>
+    </w:lvl>
+    <w:lvl w:ilvl="6" w:tplc="0409000F" w:tentative="1">
+      <w:start w:val="1"/>
+      <w:numFmt w:val="decimal"/>
+      <w:lvlText w:val="%7."/>
+      <w:lvlJc w:val="left"/>
+      <w:pPr>
+        <w:tabs>
+          <w:tab w:val="num" w:pos="4680"/>
+        </w:tabs>
+        <w:ind w:left="4680" w:hanging="360"/>
+      </w:pPr>
+    </w:lvl>
+    <w:lvl w:ilvl="7" w:tplc="04090019" w:tentative="1">
+      <w:start w:val="1"/>
+      <w:numFmt w:val="lowerLetter"/>
+      <w:lvlText w:val="%8."/>
+      <w:lvlJc w:val="left"/>
+      <w:pPr>
+        <w:tabs>
+          <w:tab w:val="num" w:pos="5400"/>
+        </w:tabs>
+        <w:ind w:left="5400" w:hanging="360"/>
+      </w:pPr>
+    </w:lvl>
+    <w:lvl w:ilvl="8" w:tplc="0409001B" w:tentative="1">
+      <w:start w:val="1"/>
+      <w:numFmt w:val="lowerRoman"/>
+      <w:lvlText w:val="%9."/>
+      <w:lvlJc w:val="right"/>
+      <w:pPr>
+        <w:tabs>
+          <w:tab w:val="num" w:pos="6120"/>
+        </w:tabs>
+        <w:ind w:left="6120" w:hanging="180"/>
+      </w:pPr>
+    </w:lvl>
+  </w:abstractNum>
+  <w:abstractNum w:abstractNumId="20" w15:restartNumberingAfterBreak="0">
     <w:nsid w:val="6C1D7334"/>
     <w:multiLevelType w:val="hybridMultilevel"/>
     <w:tmpl w:val="AAF2A8AA"/>
@@ -8537,10 +12168,10 @@
     </w:lvl>
   </w:abstractNum>
   <w:num w:numId="1">
-    <w:abstractNumId w:val="4"/>
+    <w:abstractNumId w:val="6"/>
   </w:num>
   <w:num w:numId="2">
-    <w:abstractNumId w:val="9"/>
+    <w:abstractNumId w:val="16"/>
   </w:num>
   <w:num w:numId="3">
     <w:abstractNumId w:val="2"/>
@@ -8549,28 +12180,55 @@
     <w:abstractNumId w:val="0"/>
   </w:num>
   <w:num w:numId="5">
-    <w:abstractNumId w:val="3"/>
+    <w:abstractNumId w:val="5"/>
   </w:num>
   <w:num w:numId="6">
-    <w:abstractNumId w:val="11"/>
+    <w:abstractNumId w:val="20"/>
   </w:num>
   <w:num w:numId="7">
-    <w:abstractNumId w:val="8"/>
+    <w:abstractNumId w:val="13"/>
   </w:num>
   <w:num w:numId="8">
     <w:abstractNumId w:val="1"/>
   </w:num>
   <w:num w:numId="9">
+    <w:abstractNumId w:val="18"/>
+  </w:num>
+  <w:num w:numId="10">
+    <w:abstractNumId w:val="11"/>
+  </w:num>
+  <w:num w:numId="11">
+    <w:abstractNumId w:val="9"/>
+  </w:num>
+  <w:num w:numId="12">
     <w:abstractNumId w:val="10"/>
   </w:num>
-  <w:num w:numId="10">
+  <w:num w:numId="13">
+    <w:abstractNumId w:val="14"/>
+  </w:num>
+  <w:num w:numId="14">
+    <w:abstractNumId w:val="3"/>
+  </w:num>
+  <w:num w:numId="15">
+    <w:abstractNumId w:val="4"/>
+  </w:num>
+  <w:num w:numId="16">
+    <w:abstractNumId w:val="17"/>
+  </w:num>
+  <w:num w:numId="17">
     <w:abstractNumId w:val="7"/>
   </w:num>
-  <w:num w:numId="11">
-    <w:abstractNumId w:val="5"/>
+  <w:num w:numId="18">
+    <w:abstractNumId w:val="15"/>
   </w:num>
-  <w:num w:numId="12">
-    <w:abstractNumId w:val="6"/>
+  <w:num w:numId="19">
+    <w:abstractNumId w:val="8"/>
+  </w:num>
+  <w:num w:numId="20">
+    <w:abstractNumId w:val="19"/>
+  </w:num>
+  <w:num w:numId="21">
+    <w:abstractNumId w:val="12"/>
   </w:num>
 </w:numbering>
 </file>

--- a/3_Documentazione/TEST/Test generali.docx
+++ b/3_Documentazione/TEST/Test generali.docx
@@ -2,1838 +2,6 @@
 <file path=word/document.xml><?xml version="1.0" encoding="utf-8"?>
 <w:document xmlns:wpc="http://schemas.microsoft.com/office/word/2010/wordprocessingCanvas" xmlns:cx="http://schemas.microsoft.com/office/drawing/2014/chartex" xmlns:cx1="http://schemas.microsoft.com/office/drawing/2015/9/8/chartex" xmlns:cx2="http://schemas.microsoft.com/office/drawing/2015/10/21/chartex" xmlns:cx3="http://schemas.microsoft.com/office/drawing/2016/5/9/chartex" xmlns:cx4="http://schemas.microsoft.com/office/drawing/2016/5/10/chartex" xmlns:cx5="http://schemas.microsoft.com/office/drawing/2016/5/11/chartex" xmlns:cx6="http://schemas.microsoft.com/office/drawing/2016/5/12/chartex" xmlns:cx7="http://schemas.microsoft.com/office/drawing/2016/5/13/chartex" xmlns:cx8="http://schemas.microsoft.com/office/drawing/2016/5/14/chartex" xmlns:mc="http://schemas.openxmlformats.org/markup-compatibility/2006" xmlns:aink="http://schemas.microsoft.com/office/drawing/2016/ink" xmlns:am3d="http://schemas.microsoft.com/office/drawing/2017/model3d" xmlns:o="urn:schemas-microsoft-com:office:office" xmlns:r="http://schemas.openxmlformats.org/officeDocument/2006/relationships" xmlns:m="http://schemas.openxmlformats.org/officeDocument/2006/math" xmlns:v="urn:schemas-microsoft-com:vml" xmlns:wp14="http://schemas.microsoft.com/office/word/2010/wordprocessingDrawing" xmlns:wp="http://schemas.openxmlformats.org/drawingml/2006/wordprocessingDrawing" xmlns:w10="urn:schemas-microsoft-com:office:word" xmlns:w="http://schemas.openxmlformats.org/wordprocessingml/2006/main" xmlns:w14="http://schemas.microsoft.com/office/word/2010/wordml" xmlns:w15="http://schemas.microsoft.com/office/word/2012/wordml" xmlns:w16cid="http://schemas.microsoft.com/office/word/2016/wordml/cid" xmlns:w16se="http://schemas.microsoft.com/office/word/2015/wordml/symex" xmlns:wpg="http://schemas.microsoft.com/office/word/2010/wordprocessingGroup" xmlns:wpi="http://schemas.microsoft.com/office/word/2010/wordprocessingInk" xmlns:wne="http://schemas.microsoft.com/office/word/2006/wordml" xmlns:wps="http://schemas.microsoft.com/office/word/2010/wordprocessingShape" mc:Ignorable="w14 w15 w16se w16cid wp14">
   <w:body>
-    <w:sdt>
-      <w:sdtPr>
-        <w:rPr>
-          <w:rFonts w:asciiTheme="minorHAnsi" w:eastAsiaTheme="minorHAnsi" w:hAnsiTheme="minorHAnsi" w:cstheme="minorBidi"/>
-          <w:color w:val="auto"/>
-          <w:sz w:val="22"/>
-          <w:szCs w:val="22"/>
-          <w:lang w:eastAsia="en-US"/>
-        </w:rPr>
-        <w:id w:val="2046087271"/>
-        <w:docPartObj>
-          <w:docPartGallery w:val="Table of Contents"/>
-          <w:docPartUnique/>
-        </w:docPartObj>
-      </w:sdtPr>
-      <w:sdtEndPr>
-        <w:rPr>
-          <w:b/>
-          <w:bCs/>
-        </w:rPr>
-      </w:sdtEndPr>
-      <w:sdtContent>
-        <w:p>
-          <w:pPr>
-            <w:pStyle w:val="Titolosommario"/>
-          </w:pPr>
-          <w:r>
-            <w:t>Sommario</w:t>
-          </w:r>
-        </w:p>
-        <w:p>
-          <w:pPr>
-            <w:pStyle w:val="Sommario1"/>
-            <w:tabs>
-              <w:tab w:val="right" w:leader="dot" w:pos="9628"/>
-            </w:tabs>
-            <w:rPr>
-              <w:noProof/>
-            </w:rPr>
-          </w:pPr>
-          <w:r>
-            <w:fldChar w:fldCharType="begin"/>
-          </w:r>
-          <w:r>
-            <w:instrText xml:space="preserve"> TOC \o "1-3" \h \z \u </w:instrText>
-          </w:r>
-          <w:r>
-            <w:fldChar w:fldCharType="separate"/>
-          </w:r>
-          <w:hyperlink w:anchor="_Toc197498926" w:history="1">
-            <w:r>
-              <w:rPr>
-                <w:rStyle w:val="Collegamentoipertestuale"/>
-                <w:noProof/>
-              </w:rPr>
-              <w:t>Test connessione al database</w:t>
-            </w:r>
-            <w:r>
-              <w:rPr>
-                <w:noProof/>
-                <w:webHidden/>
-              </w:rPr>
-              <w:tab/>
-            </w:r>
-            <w:r>
-              <w:rPr>
-                <w:noProof/>
-                <w:webHidden/>
-              </w:rPr>
-              <w:fldChar w:fldCharType="begin"/>
-            </w:r>
-            <w:r>
-              <w:rPr>
-                <w:noProof/>
-                <w:webHidden/>
-              </w:rPr>
-              <w:instrText xml:space="preserve"> PAGEREF _Toc197498926 \h </w:instrText>
-            </w:r>
-            <w:r>
-              <w:rPr>
-                <w:noProof/>
-                <w:webHidden/>
-              </w:rPr>
-            </w:r>
-            <w:r>
-              <w:rPr>
-                <w:noProof/>
-                <w:webHidden/>
-              </w:rPr>
-              <w:fldChar w:fldCharType="separate"/>
-            </w:r>
-            <w:r>
-              <w:rPr>
-                <w:noProof/>
-                <w:webHidden/>
-              </w:rPr>
-              <w:t>2</w:t>
-            </w:r>
-            <w:r>
-              <w:rPr>
-                <w:noProof/>
-                <w:webHidden/>
-              </w:rPr>
-              <w:fldChar w:fldCharType="end"/>
-            </w:r>
-          </w:hyperlink>
-        </w:p>
-        <w:p>
-          <w:pPr>
-            <w:pStyle w:val="Sommario1"/>
-            <w:tabs>
-              <w:tab w:val="right" w:leader="dot" w:pos="9628"/>
-            </w:tabs>
-            <w:rPr>
-              <w:noProof/>
-            </w:rPr>
-          </w:pPr>
-          <w:hyperlink w:anchor="_Toc197498927" w:history="1">
-            <w:r>
-              <w:rPr>
-                <w:rStyle w:val="Collegamentoipertestuale"/>
-                <w:noProof/>
-              </w:rPr>
-              <w:t>Test Connessione al sito</w:t>
-            </w:r>
-            <w:r>
-              <w:rPr>
-                <w:noProof/>
-                <w:webHidden/>
-              </w:rPr>
-              <w:tab/>
-            </w:r>
-            <w:r>
-              <w:rPr>
-                <w:noProof/>
-                <w:webHidden/>
-              </w:rPr>
-              <w:fldChar w:fldCharType="begin"/>
-            </w:r>
-            <w:r>
-              <w:rPr>
-                <w:noProof/>
-                <w:webHidden/>
-              </w:rPr>
-              <w:instrText xml:space="preserve"> PAGEREF _Toc197498927 \h </w:instrText>
-            </w:r>
-            <w:r>
-              <w:rPr>
-                <w:noProof/>
-                <w:webHidden/>
-              </w:rPr>
-            </w:r>
-            <w:r>
-              <w:rPr>
-                <w:noProof/>
-                <w:webHidden/>
-              </w:rPr>
-              <w:fldChar w:fldCharType="separate"/>
-            </w:r>
-            <w:r>
-              <w:rPr>
-                <w:noProof/>
-                <w:webHidden/>
-              </w:rPr>
-              <w:t>3</w:t>
-            </w:r>
-            <w:r>
-              <w:rPr>
-                <w:noProof/>
-                <w:webHidden/>
-              </w:rPr>
-              <w:fldChar w:fldCharType="end"/>
-            </w:r>
-          </w:hyperlink>
-        </w:p>
-        <w:p>
-          <w:pPr>
-            <w:pStyle w:val="Sommario1"/>
-            <w:tabs>
-              <w:tab w:val="right" w:leader="dot" w:pos="9628"/>
-            </w:tabs>
-            <w:rPr>
-              <w:noProof/>
-            </w:rPr>
-          </w:pPr>
-          <w:hyperlink w:anchor="_Toc197498928" w:history="1">
-            <w:r>
-              <w:rPr>
-                <w:rStyle w:val="Collegamentoipertestuale"/>
-                <w:noProof/>
-              </w:rPr>
-              <w:t>Test Accesso</w:t>
-            </w:r>
-            <w:r>
-              <w:rPr>
-                <w:noProof/>
-                <w:webHidden/>
-              </w:rPr>
-              <w:tab/>
-            </w:r>
-            <w:r>
-              <w:rPr>
-                <w:noProof/>
-                <w:webHidden/>
-              </w:rPr>
-              <w:fldChar w:fldCharType="begin"/>
-            </w:r>
-            <w:r>
-              <w:rPr>
-                <w:noProof/>
-                <w:webHidden/>
-              </w:rPr>
-              <w:instrText xml:space="preserve"> PAGEREF _Toc197498928 \h </w:instrText>
-            </w:r>
-            <w:r>
-              <w:rPr>
-                <w:noProof/>
-                <w:webHidden/>
-              </w:rPr>
-            </w:r>
-            <w:r>
-              <w:rPr>
-                <w:noProof/>
-                <w:webHidden/>
-              </w:rPr>
-              <w:fldChar w:fldCharType="separate"/>
-            </w:r>
-            <w:r>
-              <w:rPr>
-                <w:noProof/>
-                <w:webHidden/>
-              </w:rPr>
-              <w:t>4</w:t>
-            </w:r>
-            <w:r>
-              <w:rPr>
-                <w:noProof/>
-                <w:webHidden/>
-              </w:rPr>
-              <w:fldChar w:fldCharType="end"/>
-            </w:r>
-          </w:hyperlink>
-        </w:p>
-        <w:p>
-          <w:pPr>
-            <w:pStyle w:val="Sommario1"/>
-            <w:tabs>
-              <w:tab w:val="right" w:leader="dot" w:pos="9628"/>
-            </w:tabs>
-            <w:rPr>
-              <w:noProof/>
-            </w:rPr>
-          </w:pPr>
-          <w:hyperlink w:anchor="_Toc197498929" w:history="1">
-            <w:r>
-              <w:rPr>
-                <w:rStyle w:val="Collegamentoipertestuale"/>
-                <w:noProof/>
-              </w:rPr>
-              <w:t>Test Gestione prodotto</w:t>
-            </w:r>
-            <w:r>
-              <w:rPr>
-                <w:noProof/>
-                <w:webHidden/>
-              </w:rPr>
-              <w:tab/>
-            </w:r>
-            <w:r>
-              <w:rPr>
-                <w:noProof/>
-                <w:webHidden/>
-              </w:rPr>
-              <w:fldChar w:fldCharType="begin"/>
-            </w:r>
-            <w:r>
-              <w:rPr>
-                <w:noProof/>
-                <w:webHidden/>
-              </w:rPr>
-              <w:instrText xml:space="preserve"> PAGEREF _Toc197498929 \h </w:instrText>
-            </w:r>
-            <w:r>
-              <w:rPr>
-                <w:noProof/>
-                <w:webHidden/>
-              </w:rPr>
-            </w:r>
-            <w:r>
-              <w:rPr>
-                <w:noProof/>
-                <w:webHidden/>
-              </w:rPr>
-              <w:fldChar w:fldCharType="separate"/>
-            </w:r>
-            <w:r>
-              <w:rPr>
-                <w:noProof/>
-                <w:webHidden/>
-              </w:rPr>
-              <w:t>5</w:t>
-            </w:r>
-            <w:r>
-              <w:rPr>
-                <w:noProof/>
-                <w:webHidden/>
-              </w:rPr>
-              <w:fldChar w:fldCharType="end"/>
-            </w:r>
-          </w:hyperlink>
-        </w:p>
-        <w:p>
-          <w:pPr>
-            <w:pStyle w:val="Sommario1"/>
-            <w:tabs>
-              <w:tab w:val="right" w:leader="dot" w:pos="9628"/>
-            </w:tabs>
-            <w:rPr>
-              <w:noProof/>
-            </w:rPr>
-          </w:pPr>
-          <w:hyperlink w:anchor="_Toc197498930" w:history="1">
-            <w:r>
-              <w:rPr>
-                <w:rStyle w:val="Collegamentoipertestuale"/>
-                <w:noProof/>
-              </w:rPr>
-              <w:t>Test Gestione utenti</w:t>
-            </w:r>
-            <w:r>
-              <w:rPr>
-                <w:noProof/>
-                <w:webHidden/>
-              </w:rPr>
-              <w:tab/>
-            </w:r>
-            <w:r>
-              <w:rPr>
-                <w:noProof/>
-                <w:webHidden/>
-              </w:rPr>
-              <w:fldChar w:fldCharType="begin"/>
-            </w:r>
-            <w:r>
-              <w:rPr>
-                <w:noProof/>
-                <w:webHidden/>
-              </w:rPr>
-              <w:instrText xml:space="preserve"> PAGEREF _Toc197498930 \h </w:instrText>
-            </w:r>
-            <w:r>
-              <w:rPr>
-                <w:noProof/>
-                <w:webHidden/>
-              </w:rPr>
-            </w:r>
-            <w:r>
-              <w:rPr>
-                <w:noProof/>
-                <w:webHidden/>
-              </w:rPr>
-              <w:fldChar w:fldCharType="separate"/>
-            </w:r>
-            <w:r>
-              <w:rPr>
-                <w:noProof/>
-                <w:webHidden/>
-              </w:rPr>
-              <w:t>6</w:t>
-            </w:r>
-            <w:r>
-              <w:rPr>
-                <w:noProof/>
-                <w:webHidden/>
-              </w:rPr>
-              <w:fldChar w:fldCharType="end"/>
-            </w:r>
-          </w:hyperlink>
-        </w:p>
-        <w:p>
-          <w:pPr>
-            <w:pStyle w:val="Sommario1"/>
-            <w:tabs>
-              <w:tab w:val="right" w:leader="dot" w:pos="9628"/>
-            </w:tabs>
-            <w:rPr>
-              <w:noProof/>
-            </w:rPr>
-          </w:pPr>
-          <w:hyperlink w:anchor="_Toc197498931" w:history="1">
-            <w:r>
-              <w:rPr>
-                <w:rStyle w:val="Collegamentoipertestuale"/>
-                <w:noProof/>
-              </w:rPr>
-              <w:t>Test Modifica informazioni personali e rimozione account</w:t>
-            </w:r>
-            <w:r>
-              <w:rPr>
-                <w:noProof/>
-                <w:webHidden/>
-              </w:rPr>
-              <w:tab/>
-            </w:r>
-            <w:r>
-              <w:rPr>
-                <w:noProof/>
-                <w:webHidden/>
-              </w:rPr>
-              <w:fldChar w:fldCharType="begin"/>
-            </w:r>
-            <w:r>
-              <w:rPr>
-                <w:noProof/>
-                <w:webHidden/>
-              </w:rPr>
-              <w:instrText xml:space="preserve"> PAGEREF _Toc197498931 \h </w:instrText>
-            </w:r>
-            <w:r>
-              <w:rPr>
-                <w:noProof/>
-                <w:webHidden/>
-              </w:rPr>
-            </w:r>
-            <w:r>
-              <w:rPr>
-                <w:noProof/>
-                <w:webHidden/>
-              </w:rPr>
-              <w:fldChar w:fldCharType="separate"/>
-            </w:r>
-            <w:r>
-              <w:rPr>
-                <w:noProof/>
-                <w:webHidden/>
-              </w:rPr>
-              <w:t>7</w:t>
-            </w:r>
-            <w:r>
-              <w:rPr>
-                <w:noProof/>
-                <w:webHidden/>
-              </w:rPr>
-              <w:fldChar w:fldCharType="end"/>
-            </w:r>
-          </w:hyperlink>
-        </w:p>
-        <w:p>
-          <w:pPr>
-            <w:pStyle w:val="Sommario1"/>
-            <w:tabs>
-              <w:tab w:val="right" w:leader="dot" w:pos="9628"/>
-            </w:tabs>
-            <w:rPr>
-              <w:noProof/>
-            </w:rPr>
-          </w:pPr>
-          <w:hyperlink w:anchor="_Toc197498932" w:history="1">
-            <w:r>
-              <w:rPr>
-                <w:rStyle w:val="Collegamentoipertestuale"/>
-                <w:noProof/>
-              </w:rPr>
-              <w:t>Test Visualizzazione catalogo</w:t>
-            </w:r>
-            <w:r>
-              <w:rPr>
-                <w:noProof/>
-                <w:webHidden/>
-              </w:rPr>
-              <w:tab/>
-            </w:r>
-            <w:r>
-              <w:rPr>
-                <w:noProof/>
-                <w:webHidden/>
-              </w:rPr>
-              <w:fldChar w:fldCharType="begin"/>
-            </w:r>
-            <w:r>
-              <w:rPr>
-                <w:noProof/>
-                <w:webHidden/>
-              </w:rPr>
-              <w:instrText xml:space="preserve"> PAGEREF _Toc197498932 \h </w:instrText>
-            </w:r>
-            <w:r>
-              <w:rPr>
-                <w:noProof/>
-                <w:webHidden/>
-              </w:rPr>
-            </w:r>
-            <w:r>
-              <w:rPr>
-                <w:noProof/>
-                <w:webHidden/>
-              </w:rPr>
-              <w:fldChar w:fldCharType="separate"/>
-            </w:r>
-            <w:r>
-              <w:rPr>
-                <w:noProof/>
-                <w:webHidden/>
-              </w:rPr>
-              <w:t>8</w:t>
-            </w:r>
-            <w:r>
-              <w:rPr>
-                <w:noProof/>
-                <w:webHidden/>
-              </w:rPr>
-              <w:fldChar w:fldCharType="end"/>
-            </w:r>
-          </w:hyperlink>
-        </w:p>
-        <w:p>
-          <w:pPr>
-            <w:pStyle w:val="Sommario1"/>
-            <w:tabs>
-              <w:tab w:val="right" w:leader="dot" w:pos="9628"/>
-            </w:tabs>
-            <w:rPr>
-              <w:noProof/>
-            </w:rPr>
-          </w:pPr>
-          <w:hyperlink w:anchor="_Toc197498933" w:history="1">
-            <w:r>
-              <w:rPr>
-                <w:rStyle w:val="Collegamentoipertestuale"/>
-                <w:noProof/>
-              </w:rPr>
-              <w:t>Test Visualizzazione prodotto singolo</w:t>
-            </w:r>
-            <w:r>
-              <w:rPr>
-                <w:noProof/>
-                <w:webHidden/>
-              </w:rPr>
-              <w:tab/>
-            </w:r>
-            <w:r>
-              <w:rPr>
-                <w:noProof/>
-                <w:webHidden/>
-              </w:rPr>
-              <w:fldChar w:fldCharType="begin"/>
-            </w:r>
-            <w:r>
-              <w:rPr>
-                <w:noProof/>
-                <w:webHidden/>
-              </w:rPr>
-              <w:instrText xml:space="preserve"> PAGEREF _Toc197498933 \h </w:instrText>
-            </w:r>
-            <w:r>
-              <w:rPr>
-                <w:noProof/>
-                <w:webHidden/>
-              </w:rPr>
-            </w:r>
-            <w:r>
-              <w:rPr>
-                <w:noProof/>
-                <w:webHidden/>
-              </w:rPr>
-              <w:fldChar w:fldCharType="separate"/>
-            </w:r>
-            <w:r>
-              <w:rPr>
-                <w:noProof/>
-                <w:webHidden/>
-              </w:rPr>
-              <w:t>9</w:t>
-            </w:r>
-            <w:r>
-              <w:rPr>
-                <w:noProof/>
-                <w:webHidden/>
-              </w:rPr>
-              <w:fldChar w:fldCharType="end"/>
-            </w:r>
-          </w:hyperlink>
-        </w:p>
-        <w:p>
-          <w:pPr>
-            <w:pStyle w:val="Sommario1"/>
-            <w:tabs>
-              <w:tab w:val="right" w:leader="dot" w:pos="9628"/>
-            </w:tabs>
-            <w:rPr>
-              <w:noProof/>
-            </w:rPr>
-          </w:pPr>
-          <w:hyperlink w:anchor="_Toc197498934" w:history="1">
-            <w:r>
-              <w:rPr>
-                <w:rStyle w:val="Collegamentoipertestuale"/>
-                <w:noProof/>
-              </w:rPr>
-              <w:t>Test Visualizzazione carrello</w:t>
-            </w:r>
-            <w:r>
-              <w:rPr>
-                <w:noProof/>
-                <w:webHidden/>
-              </w:rPr>
-              <w:tab/>
-            </w:r>
-            <w:r>
-              <w:rPr>
-                <w:noProof/>
-                <w:webHidden/>
-              </w:rPr>
-              <w:fldChar w:fldCharType="begin"/>
-            </w:r>
-            <w:r>
-              <w:rPr>
-                <w:noProof/>
-                <w:webHidden/>
-              </w:rPr>
-              <w:instrText xml:space="preserve"> PAGEREF _Toc197498934 \h </w:instrText>
-            </w:r>
-            <w:r>
-              <w:rPr>
-                <w:noProof/>
-                <w:webHidden/>
-              </w:rPr>
-            </w:r>
-            <w:r>
-              <w:rPr>
-                <w:noProof/>
-                <w:webHidden/>
-              </w:rPr>
-              <w:fldChar w:fldCharType="separate"/>
-            </w:r>
-            <w:r>
-              <w:rPr>
-                <w:noProof/>
-                <w:webHidden/>
-              </w:rPr>
-              <w:t>10</w:t>
-            </w:r>
-            <w:r>
-              <w:rPr>
-                <w:noProof/>
-                <w:webHidden/>
-              </w:rPr>
-              <w:fldChar w:fldCharType="end"/>
-            </w:r>
-          </w:hyperlink>
-        </w:p>
-        <w:p>
-          <w:pPr>
-            <w:pStyle w:val="Sommario1"/>
-            <w:tabs>
-              <w:tab w:val="right" w:leader="dot" w:pos="9628"/>
-            </w:tabs>
-            <w:rPr>
-              <w:noProof/>
-            </w:rPr>
-          </w:pPr>
-          <w:hyperlink w:anchor="_Toc197498935" w:history="1">
-            <w:r>
-              <w:rPr>
-                <w:rStyle w:val="Collegamentoipertestuale"/>
-                <w:noProof/>
-              </w:rPr>
-              <w:t>Test Navigazione nella navbar</w:t>
-            </w:r>
-            <w:r>
-              <w:rPr>
-                <w:noProof/>
-                <w:webHidden/>
-              </w:rPr>
-              <w:tab/>
-            </w:r>
-            <w:r>
-              <w:rPr>
-                <w:noProof/>
-                <w:webHidden/>
-              </w:rPr>
-              <w:fldChar w:fldCharType="begin"/>
-            </w:r>
-            <w:r>
-              <w:rPr>
-                <w:noProof/>
-                <w:webHidden/>
-              </w:rPr>
-              <w:instrText xml:space="preserve"> PAGEREF _Toc197498935 \h </w:instrText>
-            </w:r>
-            <w:r>
-              <w:rPr>
-                <w:noProof/>
-                <w:webHidden/>
-              </w:rPr>
-            </w:r>
-            <w:r>
-              <w:rPr>
-                <w:noProof/>
-                <w:webHidden/>
-              </w:rPr>
-              <w:fldChar w:fldCharType="separate"/>
-            </w:r>
-            <w:r>
-              <w:rPr>
-                <w:noProof/>
-                <w:webHidden/>
-              </w:rPr>
-              <w:t>11</w:t>
-            </w:r>
-            <w:r>
-              <w:rPr>
-                <w:noProof/>
-                <w:webHidden/>
-              </w:rPr>
-              <w:fldChar w:fldCharType="end"/>
-            </w:r>
-          </w:hyperlink>
-        </w:p>
-        <w:p>
-          <w:pPr>
-            <w:pStyle w:val="Sommario1"/>
-            <w:tabs>
-              <w:tab w:val="right" w:leader="dot" w:pos="9628"/>
-            </w:tabs>
-            <w:rPr>
-              <w:noProof/>
-            </w:rPr>
-          </w:pPr>
-          <w:hyperlink w:anchor="_Toc197498936" w:history="1">
-            <w:r>
-              <w:rPr>
-                <w:rStyle w:val="Collegamentoipertestuale"/>
-                <w:noProof/>
-              </w:rPr>
-              <w:t>Test Navigazione nelle pagine (directory traversal)</w:t>
-            </w:r>
-            <w:r>
-              <w:rPr>
-                <w:noProof/>
-                <w:webHidden/>
-              </w:rPr>
-              <w:tab/>
-            </w:r>
-            <w:r>
-              <w:rPr>
-                <w:noProof/>
-                <w:webHidden/>
-              </w:rPr>
-              <w:fldChar w:fldCharType="begin"/>
-            </w:r>
-            <w:r>
-              <w:rPr>
-                <w:noProof/>
-                <w:webHidden/>
-              </w:rPr>
-              <w:instrText xml:space="preserve"> PAGEREF _Toc197498936 \h </w:instrText>
-            </w:r>
-            <w:r>
-              <w:rPr>
-                <w:noProof/>
-                <w:webHidden/>
-              </w:rPr>
-            </w:r>
-            <w:r>
-              <w:rPr>
-                <w:noProof/>
-                <w:webHidden/>
-              </w:rPr>
-              <w:fldChar w:fldCharType="separate"/>
-            </w:r>
-            <w:r>
-              <w:rPr>
-                <w:noProof/>
-                <w:webHidden/>
-              </w:rPr>
-              <w:t>12</w:t>
-            </w:r>
-            <w:r>
-              <w:rPr>
-                <w:noProof/>
-                <w:webHidden/>
-              </w:rPr>
-              <w:fldChar w:fldCharType="end"/>
-            </w:r>
-          </w:hyperlink>
-        </w:p>
-        <w:p>
-          <w:pPr>
-            <w:pStyle w:val="Sommario1"/>
-            <w:tabs>
-              <w:tab w:val="right" w:leader="dot" w:pos="9628"/>
-            </w:tabs>
-            <w:rPr>
-              <w:noProof/>
-            </w:rPr>
-          </w:pPr>
-          <w:hyperlink w:anchor="_Toc197498937" w:history="1">
-            <w:r>
-              <w:rPr>
-                <w:rStyle w:val="Collegamentoipertestuale"/>
-                <w:noProof/>
-              </w:rPr>
-              <w:t>Test Prodotto esaurito</w:t>
-            </w:r>
-            <w:r>
-              <w:rPr>
-                <w:noProof/>
-                <w:webHidden/>
-              </w:rPr>
-              <w:tab/>
-            </w:r>
-            <w:r>
-              <w:rPr>
-                <w:noProof/>
-                <w:webHidden/>
-              </w:rPr>
-              <w:fldChar w:fldCharType="begin"/>
-            </w:r>
-            <w:r>
-              <w:rPr>
-                <w:noProof/>
-                <w:webHidden/>
-              </w:rPr>
-              <w:instrText xml:space="preserve"> PAGEREF _Toc197498937 \h </w:instrText>
-            </w:r>
-            <w:r>
-              <w:rPr>
-                <w:noProof/>
-                <w:webHidden/>
-              </w:rPr>
-            </w:r>
-            <w:r>
-              <w:rPr>
-                <w:noProof/>
-                <w:webHidden/>
-              </w:rPr>
-              <w:fldChar w:fldCharType="separate"/>
-            </w:r>
-            <w:r>
-              <w:rPr>
-                <w:noProof/>
-                <w:webHidden/>
-              </w:rPr>
-              <w:t>13</w:t>
-            </w:r>
-            <w:r>
-              <w:rPr>
-                <w:noProof/>
-                <w:webHidden/>
-              </w:rPr>
-              <w:fldChar w:fldCharType="end"/>
-            </w:r>
-          </w:hyperlink>
-        </w:p>
-        <w:p>
-          <w:pPr>
-            <w:pStyle w:val="Sommario1"/>
-            <w:tabs>
-              <w:tab w:val="right" w:leader="dot" w:pos="9628"/>
-            </w:tabs>
-            <w:rPr>
-              <w:noProof/>
-            </w:rPr>
-          </w:pPr>
-          <w:hyperlink w:anchor="_Toc197498938" w:history="1">
-            <w:r>
-              <w:rPr>
-                <w:rStyle w:val="Collegamentoipertestuale"/>
-                <w:noProof/>
-              </w:rPr>
-              <w:t>Test Ricerca prodotto con barra di ricerca</w:t>
-            </w:r>
-            <w:r>
-              <w:rPr>
-                <w:noProof/>
-                <w:webHidden/>
-              </w:rPr>
-              <w:tab/>
-            </w:r>
-            <w:r>
-              <w:rPr>
-                <w:noProof/>
-                <w:webHidden/>
-              </w:rPr>
-              <w:fldChar w:fldCharType="begin"/>
-            </w:r>
-            <w:r>
-              <w:rPr>
-                <w:noProof/>
-                <w:webHidden/>
-              </w:rPr>
-              <w:instrText xml:space="preserve"> PAGEREF _Toc197498938 \h </w:instrText>
-            </w:r>
-            <w:r>
-              <w:rPr>
-                <w:noProof/>
-                <w:webHidden/>
-              </w:rPr>
-            </w:r>
-            <w:r>
-              <w:rPr>
-                <w:noProof/>
-                <w:webHidden/>
-              </w:rPr>
-              <w:fldChar w:fldCharType="separate"/>
-            </w:r>
-            <w:r>
-              <w:rPr>
-                <w:noProof/>
-                <w:webHidden/>
-              </w:rPr>
-              <w:t>14</w:t>
-            </w:r>
-            <w:r>
-              <w:rPr>
-                <w:noProof/>
-                <w:webHidden/>
-              </w:rPr>
-              <w:fldChar w:fldCharType="end"/>
-            </w:r>
-          </w:hyperlink>
-        </w:p>
-        <w:p>
-          <w:pPr>
-            <w:pStyle w:val="Sommario1"/>
-            <w:tabs>
-              <w:tab w:val="right" w:leader="dot" w:pos="9628"/>
-            </w:tabs>
-            <w:rPr>
-              <w:noProof/>
-            </w:rPr>
-          </w:pPr>
-          <w:hyperlink w:anchor="_Toc197498939" w:history="1">
-            <w:r>
-              <w:rPr>
-                <w:rStyle w:val="Collegamentoipertestuale"/>
-                <w:noProof/>
-              </w:rPr>
-              <w:t>Test Acquisto con stripe</w:t>
-            </w:r>
-            <w:r>
-              <w:rPr>
-                <w:noProof/>
-                <w:webHidden/>
-              </w:rPr>
-              <w:tab/>
-            </w:r>
-            <w:r>
-              <w:rPr>
-                <w:noProof/>
-                <w:webHidden/>
-              </w:rPr>
-              <w:fldChar w:fldCharType="begin"/>
-            </w:r>
-            <w:r>
-              <w:rPr>
-                <w:noProof/>
-                <w:webHidden/>
-              </w:rPr>
-              <w:instrText xml:space="preserve"> PAGEREF _Toc197498939 \h </w:instrText>
-            </w:r>
-            <w:r>
-              <w:rPr>
-                <w:noProof/>
-                <w:webHidden/>
-              </w:rPr>
-            </w:r>
-            <w:r>
-              <w:rPr>
-                <w:noProof/>
-                <w:webHidden/>
-              </w:rPr>
-              <w:fldChar w:fldCharType="separate"/>
-            </w:r>
-            <w:r>
-              <w:rPr>
-                <w:noProof/>
-                <w:webHidden/>
-              </w:rPr>
-              <w:t>15</w:t>
-            </w:r>
-            <w:r>
-              <w:rPr>
-                <w:noProof/>
-                <w:webHidden/>
-              </w:rPr>
-              <w:fldChar w:fldCharType="end"/>
-            </w:r>
-          </w:hyperlink>
-        </w:p>
-        <w:p>
-          <w:pPr>
-            <w:pStyle w:val="Sommario1"/>
-            <w:tabs>
-              <w:tab w:val="right" w:leader="dot" w:pos="9628"/>
-            </w:tabs>
-            <w:rPr>
-              <w:noProof/>
-            </w:rPr>
-          </w:pPr>
-          <w:hyperlink w:anchor="_Toc197498940" w:history="1">
-            <w:r>
-              <w:rPr>
-                <w:rStyle w:val="Collegamentoipertestuale"/>
-                <w:noProof/>
-              </w:rPr>
-              <w:t>Test Crittografia</w:t>
-            </w:r>
-            <w:r>
-              <w:rPr>
-                <w:noProof/>
-                <w:webHidden/>
-              </w:rPr>
-              <w:tab/>
-            </w:r>
-            <w:r>
-              <w:rPr>
-                <w:noProof/>
-                <w:webHidden/>
-              </w:rPr>
-              <w:fldChar w:fldCharType="begin"/>
-            </w:r>
-            <w:r>
-              <w:rPr>
-                <w:noProof/>
-                <w:webHidden/>
-              </w:rPr>
-              <w:instrText xml:space="preserve"> PAGEREF _Toc197498940 \h </w:instrText>
-            </w:r>
-            <w:r>
-              <w:rPr>
-                <w:noProof/>
-                <w:webHidden/>
-              </w:rPr>
-            </w:r>
-            <w:r>
-              <w:rPr>
-                <w:noProof/>
-                <w:webHidden/>
-              </w:rPr>
-              <w:fldChar w:fldCharType="separate"/>
-            </w:r>
-            <w:r>
-              <w:rPr>
-                <w:noProof/>
-                <w:webHidden/>
-              </w:rPr>
-              <w:t>16</w:t>
-            </w:r>
-            <w:r>
-              <w:rPr>
-                <w:noProof/>
-                <w:webHidden/>
-              </w:rPr>
-              <w:fldChar w:fldCharType="end"/>
-            </w:r>
-          </w:hyperlink>
-        </w:p>
-        <w:p>
-          <w:pPr>
-            <w:pStyle w:val="Sommario1"/>
-            <w:tabs>
-              <w:tab w:val="right" w:leader="dot" w:pos="9628"/>
-            </w:tabs>
-            <w:rPr>
-              <w:noProof/>
-            </w:rPr>
-          </w:pPr>
-          <w:hyperlink w:anchor="_Toc197498941" w:history="1">
-            <w:r>
-              <w:rPr>
-                <w:rStyle w:val="Collegamentoipertestuale"/>
-                <w:noProof/>
-              </w:rPr>
-              <w:t>Test Responsive</w:t>
-            </w:r>
-            <w:r>
-              <w:rPr>
-                <w:noProof/>
-                <w:webHidden/>
-              </w:rPr>
-              <w:tab/>
-            </w:r>
-            <w:r>
-              <w:rPr>
-                <w:noProof/>
-                <w:webHidden/>
-              </w:rPr>
-              <w:fldChar w:fldCharType="begin"/>
-            </w:r>
-            <w:r>
-              <w:rPr>
-                <w:noProof/>
-                <w:webHidden/>
-              </w:rPr>
-              <w:instrText xml:space="preserve"> PAGEREF _Toc197498941 \h </w:instrText>
-            </w:r>
-            <w:r>
-              <w:rPr>
-                <w:noProof/>
-                <w:webHidden/>
-              </w:rPr>
-            </w:r>
-            <w:r>
-              <w:rPr>
-                <w:noProof/>
-                <w:webHidden/>
-              </w:rPr>
-              <w:fldChar w:fldCharType="separate"/>
-            </w:r>
-            <w:r>
-              <w:rPr>
-                <w:noProof/>
-                <w:webHidden/>
-              </w:rPr>
-              <w:t>17</w:t>
-            </w:r>
-            <w:r>
-              <w:rPr>
-                <w:noProof/>
-                <w:webHidden/>
-              </w:rPr>
-              <w:fldChar w:fldCharType="end"/>
-            </w:r>
-          </w:hyperlink>
-        </w:p>
-        <w:p>
-          <w:pPr>
-            <w:pStyle w:val="Sommario1"/>
-            <w:tabs>
-              <w:tab w:val="right" w:leader="dot" w:pos="9628"/>
-            </w:tabs>
-            <w:rPr>
-              <w:noProof/>
-            </w:rPr>
-          </w:pPr>
-          <w:hyperlink w:anchor="_Toc197498942" w:history="1">
-            <w:r>
-              <w:rPr>
-                <w:rStyle w:val="Collegamentoipertestuale"/>
-                <w:noProof/>
-              </w:rPr>
-              <w:t>Test Input nel sito</w:t>
-            </w:r>
-            <w:r>
-              <w:rPr>
-                <w:noProof/>
-                <w:webHidden/>
-              </w:rPr>
-              <w:tab/>
-            </w:r>
-            <w:r>
-              <w:rPr>
-                <w:noProof/>
-                <w:webHidden/>
-              </w:rPr>
-              <w:fldChar w:fldCharType="begin"/>
-            </w:r>
-            <w:r>
-              <w:rPr>
-                <w:noProof/>
-                <w:webHidden/>
-              </w:rPr>
-              <w:instrText xml:space="preserve"> PAGEREF _Toc197498942 \h </w:instrText>
-            </w:r>
-            <w:r>
-              <w:rPr>
-                <w:noProof/>
-                <w:webHidden/>
-              </w:rPr>
-            </w:r>
-            <w:r>
-              <w:rPr>
-                <w:noProof/>
-                <w:webHidden/>
-              </w:rPr>
-              <w:fldChar w:fldCharType="separate"/>
-            </w:r>
-            <w:r>
-              <w:rPr>
-                <w:noProof/>
-                <w:webHidden/>
-              </w:rPr>
-              <w:t>18</w:t>
-            </w:r>
-            <w:r>
-              <w:rPr>
-                <w:noProof/>
-                <w:webHidden/>
-              </w:rPr>
-              <w:fldChar w:fldCharType="end"/>
-            </w:r>
-          </w:hyperlink>
-        </w:p>
-        <w:p>
-          <w:r>
-            <w:rPr>
-              <w:b/>
-              <w:bCs/>
-            </w:rPr>
-            <w:fldChar w:fldCharType="end"/>
-          </w:r>
-        </w:p>
-      </w:sdtContent>
-    </w:sdt>
-    <w:p>
-      <w:pPr>
-        <w:rPr>
-          <w:rFonts w:asciiTheme="majorHAnsi" w:eastAsiaTheme="majorEastAsia" w:hAnsiTheme="majorHAnsi" w:cstheme="majorBidi"/>
-          <w:color w:val="2F5496" w:themeColor="accent1" w:themeShade="BF"/>
-          <w:sz w:val="26"/>
-          <w:szCs w:val="32"/>
-        </w:rPr>
-      </w:pPr>
-      <w:r>
-        <w:rPr>
-          <w:rFonts w:asciiTheme="majorHAnsi" w:eastAsiaTheme="majorEastAsia" w:hAnsiTheme="majorHAnsi" w:cstheme="majorBidi"/>
-          <w:color w:val="2F5496" w:themeColor="accent1" w:themeShade="BF"/>
-          <w:sz w:val="26"/>
-          <w:szCs w:val="32"/>
-        </w:rPr>
-        <w:br w:type="page"/>
-      </w:r>
-    </w:p>
-    <w:p>
-      <w:pPr>
-        <w:spacing w:after="0"/>
-        <w:rPr>
-          <w:rFonts w:asciiTheme="majorHAnsi" w:eastAsiaTheme="majorEastAsia" w:hAnsiTheme="majorHAnsi" w:cstheme="majorBidi"/>
-          <w:color w:val="2F5496" w:themeColor="accent1" w:themeShade="BF"/>
-          <w:sz w:val="26"/>
-          <w:szCs w:val="26"/>
-        </w:rPr>
-      </w:pPr>
-      <w:bookmarkStart w:id="0" w:name="_Toc197498926"/>
-      <w:r>
-        <w:lastRenderedPageBreak/>
-        <w:t>Test connessione al database</w:t>
-      </w:r>
-      <w:bookmarkEnd w:id="0"/>
-    </w:p>
-    <w:p>
-      <w:pPr>
-        <w:spacing w:after="0"/>
-        <w:rPr>
-          <w:rFonts w:asciiTheme="majorHAnsi" w:eastAsiaTheme="majorEastAsia" w:hAnsiTheme="majorHAnsi" w:cstheme="majorBidi"/>
-          <w:color w:val="2F5496" w:themeColor="accent1" w:themeShade="BF"/>
-          <w:sz w:val="26"/>
-          <w:szCs w:val="26"/>
-        </w:rPr>
-      </w:pPr>
-      <w:bookmarkStart w:id="1" w:name="_Toc197498927"/>
-      <w:r>
-        <w:t>Test Connessione al sito</w:t>
-      </w:r>
-      <w:bookmarkEnd w:id="1"/>
-    </w:p>
-    <w:p>
-      <w:pPr>
-        <w:spacing w:after="0"/>
-      </w:pPr>
-      <w:bookmarkStart w:id="2" w:name="_Toc197498928"/>
-      <w:r>
-        <w:t xml:space="preserve">Test </w:t>
-      </w:r>
-      <w:r>
-        <w:t>Accesso</w:t>
-      </w:r>
-      <w:bookmarkEnd w:id="2"/>
-    </w:p>
-    <w:p>
-      <w:pPr>
-        <w:pStyle w:val="Paragrafoelenco"/>
-        <w:numPr>
-          <w:ilvl w:val="0"/>
-          <w:numId w:val="4"/>
-        </w:numPr>
-        <w:spacing w:after="0"/>
-      </w:pPr>
-      <w:proofErr w:type="spellStart"/>
-      <w:r>
-        <w:t>Sign</w:t>
-      </w:r>
-      <w:proofErr w:type="spellEnd"/>
-      <w:r>
-        <w:t xml:space="preserve"> Up</w:t>
-      </w:r>
-    </w:p>
-    <w:p>
-      <w:pPr>
-        <w:pStyle w:val="Paragrafoelenco"/>
-        <w:numPr>
-          <w:ilvl w:val="0"/>
-          <w:numId w:val="4"/>
-        </w:numPr>
-        <w:spacing w:after="0"/>
-      </w:pPr>
-      <w:r>
-        <w:t>Login</w:t>
-      </w:r>
-    </w:p>
-    <w:p>
-      <w:pPr>
-        <w:pStyle w:val="Paragrafoelenco"/>
-        <w:numPr>
-          <w:ilvl w:val="0"/>
-          <w:numId w:val="4"/>
-        </w:numPr>
-        <w:spacing w:after="0"/>
-      </w:pPr>
-      <w:r>
-        <w:t>Logout</w:t>
-      </w:r>
-    </w:p>
-    <w:p>
-      <w:pPr>
-        <w:spacing w:after="0"/>
-      </w:pPr>
-      <w:bookmarkStart w:id="3" w:name="_Toc197498929"/>
-      <w:r>
-        <w:t xml:space="preserve">Test </w:t>
-      </w:r>
-      <w:r>
-        <w:t>Gestione prodotto</w:t>
-      </w:r>
-      <w:bookmarkEnd w:id="3"/>
-    </w:p>
-    <w:p>
-      <w:pPr>
-        <w:pStyle w:val="Paragrafoelenco"/>
-        <w:numPr>
-          <w:ilvl w:val="0"/>
-          <w:numId w:val="2"/>
-        </w:numPr>
-        <w:spacing w:after="0"/>
-      </w:pPr>
-      <w:r>
-        <w:t>Aggiunta</w:t>
-      </w:r>
-    </w:p>
-    <w:p>
-      <w:pPr>
-        <w:pStyle w:val="Paragrafoelenco"/>
-        <w:numPr>
-          <w:ilvl w:val="0"/>
-          <w:numId w:val="2"/>
-        </w:numPr>
-        <w:spacing w:after="0"/>
-      </w:pPr>
-      <w:r>
-        <w:t>Modifica</w:t>
-      </w:r>
-    </w:p>
-    <w:p>
-      <w:pPr>
-        <w:pStyle w:val="Paragrafoelenco"/>
-        <w:numPr>
-          <w:ilvl w:val="0"/>
-          <w:numId w:val="2"/>
-        </w:numPr>
-        <w:spacing w:after="0"/>
-      </w:pPr>
-      <w:r>
-        <w:t>Rimozione</w:t>
-      </w:r>
-    </w:p>
-    <w:p>
-      <w:pPr>
-        <w:spacing w:after="0"/>
-      </w:pPr>
-      <w:bookmarkStart w:id="4" w:name="_Toc197498930"/>
-      <w:r>
-        <w:t xml:space="preserve">Test </w:t>
-      </w:r>
-      <w:r>
-        <w:t>Gestione</w:t>
-      </w:r>
-      <w:r>
-        <w:t xml:space="preserve"> utenti</w:t>
-      </w:r>
-      <w:bookmarkEnd w:id="4"/>
-    </w:p>
-    <w:p>
-      <w:pPr>
-        <w:pStyle w:val="Paragrafoelenco"/>
-        <w:numPr>
-          <w:ilvl w:val="0"/>
-          <w:numId w:val="3"/>
-        </w:numPr>
-        <w:spacing w:after="0"/>
-      </w:pPr>
-      <w:r>
-        <w:t>Aggiunta</w:t>
-      </w:r>
-    </w:p>
-    <w:p>
-      <w:pPr>
-        <w:pStyle w:val="Paragrafoelenco"/>
-        <w:numPr>
-          <w:ilvl w:val="0"/>
-          <w:numId w:val="3"/>
-        </w:numPr>
-        <w:spacing w:after="0"/>
-      </w:pPr>
-      <w:r>
-        <w:t>Modifica</w:t>
-      </w:r>
-    </w:p>
-    <w:p>
-      <w:pPr>
-        <w:pStyle w:val="Paragrafoelenco"/>
-        <w:numPr>
-          <w:ilvl w:val="0"/>
-          <w:numId w:val="3"/>
-        </w:numPr>
-        <w:spacing w:after="0"/>
-      </w:pPr>
-      <w:r>
-        <w:t>Rimozione</w:t>
-      </w:r>
-    </w:p>
-    <w:p>
-      <w:pPr>
-        <w:spacing w:after="0"/>
-        <w:rPr>
-          <w:rFonts w:asciiTheme="majorHAnsi" w:eastAsiaTheme="majorEastAsia" w:hAnsiTheme="majorHAnsi" w:cstheme="majorBidi"/>
-          <w:color w:val="2F5496" w:themeColor="accent1" w:themeShade="BF"/>
-          <w:sz w:val="26"/>
-          <w:szCs w:val="26"/>
-        </w:rPr>
-      </w:pPr>
-      <w:bookmarkStart w:id="5" w:name="_Toc197498931"/>
-      <w:r>
-        <w:t xml:space="preserve">Test </w:t>
-      </w:r>
-      <w:r>
-        <w:t>M</w:t>
-      </w:r>
-      <w:r>
-        <w:t>odifica informazioni personali</w:t>
-      </w:r>
-      <w:r>
-        <w:t xml:space="preserve"> e rimozione account</w:t>
-      </w:r>
-      <w:bookmarkEnd w:id="5"/>
-    </w:p>
-    <w:p>
-      <w:pPr>
-        <w:spacing w:after="0"/>
-        <w:rPr>
-          <w:rFonts w:asciiTheme="majorHAnsi" w:eastAsiaTheme="majorEastAsia" w:hAnsiTheme="majorHAnsi" w:cstheme="majorBidi"/>
-          <w:color w:val="2F5496" w:themeColor="accent1" w:themeShade="BF"/>
-          <w:sz w:val="26"/>
-          <w:szCs w:val="26"/>
-        </w:rPr>
-      </w:pPr>
-      <w:bookmarkStart w:id="6" w:name="_Toc197498932"/>
-      <w:r>
-        <w:t xml:space="preserve">Test </w:t>
-      </w:r>
-      <w:r>
-        <w:t>Visualizzazione catalogo</w:t>
-      </w:r>
-      <w:bookmarkEnd w:id="6"/>
-    </w:p>
-    <w:p>
-      <w:pPr>
-        <w:spacing w:after="0"/>
-        <w:rPr>
-          <w:rFonts w:asciiTheme="majorHAnsi" w:eastAsiaTheme="majorEastAsia" w:hAnsiTheme="majorHAnsi" w:cstheme="majorBidi"/>
-          <w:color w:val="2F5496" w:themeColor="accent1" w:themeShade="BF"/>
-          <w:sz w:val="26"/>
-          <w:szCs w:val="26"/>
-        </w:rPr>
-      </w:pPr>
-      <w:bookmarkStart w:id="7" w:name="_Toc197498933"/>
-      <w:r>
-        <w:t>Test Visualizzazione prodotto singolo</w:t>
-      </w:r>
-      <w:bookmarkEnd w:id="7"/>
-    </w:p>
-    <w:p>
-      <w:pPr>
-        <w:spacing w:after="0"/>
-        <w:rPr>
-          <w:rFonts w:asciiTheme="majorHAnsi" w:eastAsiaTheme="majorEastAsia" w:hAnsiTheme="majorHAnsi" w:cstheme="majorBidi"/>
-          <w:color w:val="2F5496" w:themeColor="accent1" w:themeShade="BF"/>
-          <w:sz w:val="26"/>
-          <w:szCs w:val="26"/>
-        </w:rPr>
-      </w:pPr>
-      <w:bookmarkStart w:id="8" w:name="_Toc197498934"/>
-      <w:r>
-        <w:t>Test Visualizzazione carrello</w:t>
-      </w:r>
-      <w:bookmarkEnd w:id="8"/>
-    </w:p>
-    <w:p>
-      <w:pPr>
-        <w:spacing w:after="0"/>
-        <w:rPr>
-          <w:rFonts w:asciiTheme="majorHAnsi" w:eastAsiaTheme="majorEastAsia" w:hAnsiTheme="majorHAnsi" w:cstheme="majorBidi"/>
-          <w:color w:val="2F5496" w:themeColor="accent1" w:themeShade="BF"/>
-          <w:sz w:val="26"/>
-          <w:szCs w:val="26"/>
-        </w:rPr>
-      </w:pPr>
-      <w:bookmarkStart w:id="9" w:name="_Toc197498935"/>
-      <w:r>
-        <w:t xml:space="preserve">Test Navigazione nella </w:t>
-      </w:r>
-      <w:proofErr w:type="spellStart"/>
-      <w:r>
-        <w:t>navbar</w:t>
-      </w:r>
-      <w:bookmarkEnd w:id="9"/>
-      <w:proofErr w:type="spellEnd"/>
-    </w:p>
-    <w:p>
-      <w:pPr>
-        <w:spacing w:after="0"/>
-      </w:pPr>
-      <w:bookmarkStart w:id="10" w:name="_Toc197498936"/>
-      <w:r>
-        <w:t xml:space="preserve">Test </w:t>
-      </w:r>
-      <w:r>
-        <w:t>Navigazione nelle pagine</w:t>
-      </w:r>
-      <w:r>
-        <w:t xml:space="preserve"> </w:t>
-      </w:r>
-      <w:r>
-        <w:t xml:space="preserve">(directory </w:t>
-      </w:r>
-      <w:proofErr w:type="spellStart"/>
-      <w:r>
-        <w:t>traversal</w:t>
-      </w:r>
-      <w:proofErr w:type="spellEnd"/>
-      <w:r>
-        <w:t>)</w:t>
-      </w:r>
-      <w:bookmarkEnd w:id="10"/>
-    </w:p>
-    <w:p>
-      <w:pPr>
-        <w:pStyle w:val="Paragrafoelenco"/>
-        <w:numPr>
-          <w:ilvl w:val="0"/>
-          <w:numId w:val="5"/>
-        </w:numPr>
-        <w:spacing w:after="0"/>
-      </w:pPr>
-      <w:r>
-        <w:t>Guest</w:t>
-      </w:r>
-    </w:p>
-    <w:p>
-      <w:pPr>
-        <w:pStyle w:val="Paragrafoelenco"/>
-        <w:numPr>
-          <w:ilvl w:val="1"/>
-          <w:numId w:val="5"/>
-        </w:numPr>
-        <w:spacing w:after="0"/>
-      </w:pPr>
-      <w:r>
-        <w:t>Cart</w:t>
-      </w:r>
-    </w:p>
-    <w:p>
-      <w:pPr>
-        <w:pStyle w:val="Paragrafoelenco"/>
-        <w:numPr>
-          <w:ilvl w:val="1"/>
-          <w:numId w:val="5"/>
-        </w:numPr>
-        <w:spacing w:after="0"/>
-      </w:pPr>
-      <w:r>
-        <w:t>Admin</w:t>
-      </w:r>
-    </w:p>
-    <w:p>
-      <w:pPr>
-        <w:pStyle w:val="Paragrafoelenco"/>
-        <w:numPr>
-          <w:ilvl w:val="1"/>
-          <w:numId w:val="5"/>
-        </w:numPr>
-        <w:spacing w:after="0"/>
-      </w:pPr>
-      <w:r>
-        <w:t>Vendor</w:t>
-      </w:r>
-    </w:p>
-    <w:p>
-      <w:pPr>
-        <w:pStyle w:val="Paragrafoelenco"/>
-        <w:numPr>
-          <w:ilvl w:val="1"/>
-          <w:numId w:val="5"/>
-        </w:numPr>
-        <w:spacing w:after="0"/>
-      </w:pPr>
-      <w:r>
-        <w:t>Profile</w:t>
-      </w:r>
-    </w:p>
-    <w:p>
-      <w:pPr>
-        <w:pStyle w:val="Paragrafoelenco"/>
-        <w:numPr>
-          <w:ilvl w:val="0"/>
-          <w:numId w:val="5"/>
-        </w:numPr>
-        <w:spacing w:after="0"/>
-      </w:pPr>
-      <w:r>
-        <w:t>Utente</w:t>
-      </w:r>
-    </w:p>
-    <w:p>
-      <w:pPr>
-        <w:pStyle w:val="Paragrafoelenco"/>
-        <w:numPr>
-          <w:ilvl w:val="0"/>
-          <w:numId w:val="5"/>
-        </w:numPr>
-        <w:spacing w:after="0"/>
-      </w:pPr>
-      <w:r>
-        <w:t>Vendor</w:t>
-      </w:r>
-    </w:p>
-    <w:p>
-      <w:pPr>
-        <w:pStyle w:val="Paragrafoelenco"/>
-        <w:numPr>
-          <w:ilvl w:val="1"/>
-          <w:numId w:val="5"/>
-        </w:numPr>
-        <w:spacing w:after="0"/>
-      </w:pPr>
-      <w:r>
-        <w:t>Admin</w:t>
-      </w:r>
-    </w:p>
-    <w:p>
-      <w:pPr>
-        <w:pStyle w:val="Paragrafoelenco"/>
-        <w:numPr>
-          <w:ilvl w:val="1"/>
-          <w:numId w:val="5"/>
-        </w:numPr>
-        <w:spacing w:after="0"/>
-      </w:pPr>
-      <w:r>
-        <w:t>Cart</w:t>
-      </w:r>
-    </w:p>
-    <w:p>
-      <w:pPr>
-        <w:pStyle w:val="Paragrafoelenco"/>
-        <w:numPr>
-          <w:ilvl w:val="0"/>
-          <w:numId w:val="5"/>
-        </w:numPr>
-        <w:spacing w:after="0"/>
-      </w:pPr>
-      <w:r>
-        <w:t>Admin</w:t>
-      </w:r>
-    </w:p>
-    <w:p>
-      <w:pPr>
-        <w:pStyle w:val="Paragrafoelenco"/>
-        <w:numPr>
-          <w:ilvl w:val="1"/>
-          <w:numId w:val="5"/>
-        </w:numPr>
-        <w:spacing w:after="0"/>
-      </w:pPr>
-      <w:r>
-        <w:t>Vendor</w:t>
-      </w:r>
-    </w:p>
-    <w:p>
-      <w:pPr>
-        <w:pStyle w:val="Paragrafoelenco"/>
-        <w:numPr>
-          <w:ilvl w:val="1"/>
-          <w:numId w:val="5"/>
-        </w:numPr>
-        <w:spacing w:after="0"/>
-      </w:pPr>
-      <w:r>
-        <w:t xml:space="preserve">Cart </w:t>
-      </w:r>
-    </w:p>
-    <w:p>
-      <w:pPr>
-        <w:spacing w:after="0"/>
-        <w:rPr>
-          <w:rFonts w:asciiTheme="majorHAnsi" w:eastAsiaTheme="majorEastAsia" w:hAnsiTheme="majorHAnsi" w:cstheme="majorBidi"/>
-          <w:color w:val="2F5496" w:themeColor="accent1" w:themeShade="BF"/>
-          <w:sz w:val="26"/>
-          <w:szCs w:val="26"/>
-        </w:rPr>
-      </w:pPr>
-      <w:bookmarkStart w:id="11" w:name="_Toc197498937"/>
-      <w:r>
-        <w:t>Test Prodotto esaurito</w:t>
-      </w:r>
-      <w:bookmarkEnd w:id="11"/>
-    </w:p>
-    <w:p>
-      <w:pPr>
-        <w:spacing w:after="0"/>
-        <w:rPr>
-          <w:rFonts w:asciiTheme="majorHAnsi" w:eastAsiaTheme="majorEastAsia" w:hAnsiTheme="majorHAnsi" w:cstheme="majorBidi"/>
-          <w:color w:val="2F5496" w:themeColor="accent1" w:themeShade="BF"/>
-          <w:sz w:val="26"/>
-          <w:szCs w:val="26"/>
-        </w:rPr>
-      </w:pPr>
-      <w:bookmarkStart w:id="12" w:name="_Toc197498938"/>
-      <w:r>
-        <w:t>Test Ricerca</w:t>
-      </w:r>
-      <w:r>
-        <w:t xml:space="preserve"> prodotto</w:t>
-      </w:r>
-      <w:r>
-        <w:t xml:space="preserve"> con barra di ricerca</w:t>
-      </w:r>
-      <w:bookmarkEnd w:id="12"/>
-    </w:p>
-    <w:p>
-      <w:pPr>
-        <w:spacing w:after="0"/>
-        <w:rPr>
-          <w:rFonts w:asciiTheme="majorHAnsi" w:eastAsiaTheme="majorEastAsia" w:hAnsiTheme="majorHAnsi" w:cstheme="majorBidi"/>
-          <w:color w:val="2F5496" w:themeColor="accent1" w:themeShade="BF"/>
-          <w:sz w:val="26"/>
-          <w:szCs w:val="26"/>
-        </w:rPr>
-      </w:pPr>
-      <w:bookmarkStart w:id="13" w:name="_Toc197498939"/>
-      <w:r>
-        <w:t xml:space="preserve">Test </w:t>
-      </w:r>
-      <w:r>
-        <w:t>A</w:t>
-      </w:r>
-      <w:r>
-        <w:t xml:space="preserve">cquisto con </w:t>
-      </w:r>
-      <w:proofErr w:type="spellStart"/>
-      <w:r>
-        <w:t>stripe</w:t>
-      </w:r>
-      <w:bookmarkEnd w:id="13"/>
-      <w:proofErr w:type="spellEnd"/>
-    </w:p>
-    <w:p>
-      <w:pPr>
-        <w:spacing w:after="0"/>
-        <w:rPr>
-          <w:rFonts w:asciiTheme="majorHAnsi" w:eastAsiaTheme="majorEastAsia" w:hAnsiTheme="majorHAnsi" w:cstheme="majorBidi"/>
-          <w:color w:val="2F5496" w:themeColor="accent1" w:themeShade="BF"/>
-          <w:sz w:val="32"/>
-          <w:szCs w:val="26"/>
-        </w:rPr>
-      </w:pPr>
-      <w:bookmarkStart w:id="14" w:name="_Toc197498940"/>
-      <w:r>
-        <w:t>Test Crittografia</w:t>
-      </w:r>
-      <w:bookmarkEnd w:id="14"/>
-    </w:p>
-    <w:p>
-      <w:pPr>
-        <w:spacing w:after="0"/>
-        <w:rPr>
-          <w:rFonts w:asciiTheme="majorHAnsi" w:eastAsiaTheme="majorEastAsia" w:hAnsiTheme="majorHAnsi" w:cstheme="majorBidi"/>
-          <w:color w:val="2F5496" w:themeColor="accent1" w:themeShade="BF"/>
-          <w:sz w:val="26"/>
-          <w:szCs w:val="26"/>
-        </w:rPr>
-      </w:pPr>
-      <w:bookmarkStart w:id="15" w:name="_Toc197498941"/>
-      <w:r>
-        <w:t>Test Responsive</w:t>
-      </w:r>
-      <w:bookmarkEnd w:id="15"/>
-    </w:p>
-    <w:p>
-      <w:pPr>
-        <w:spacing w:after="0"/>
-      </w:pPr>
-      <w:bookmarkStart w:id="16" w:name="_Toc197498942"/>
-      <w:r>
-        <w:t xml:space="preserve">Test </w:t>
-      </w:r>
-      <w:r>
-        <w:t>I</w:t>
-      </w:r>
-      <w:r>
-        <w:t>nput</w:t>
-      </w:r>
-      <w:r>
-        <w:t xml:space="preserve"> nel sito</w:t>
-      </w:r>
-      <w:bookmarkEnd w:id="16"/>
-    </w:p>
-    <w:p>
-      <w:r>
-        <w:br w:type="page"/>
-      </w:r>
-    </w:p>
-    <w:p>
-      <w:pPr>
-        <w:pStyle w:val="Titolo1"/>
-      </w:pPr>
-      <w:r>
-        <w:lastRenderedPageBreak/>
-        <w:t>Test</w:t>
-      </w:r>
-    </w:p>
     <w:tbl>
       <w:tblPr>
         <w:tblW w:w="9521" w:type="dxa"/>
@@ -5676,25 +3844,7 @@
                 <w:szCs w:val="18"/>
                 <w:lang w:val="it-CH"/>
               </w:rPr>
-              <w:t xml:space="preserve">Si deve poter accedere alla pagina </w:t>
-            </w:r>
-            <w:proofErr w:type="spellStart"/>
-            <w:r>
-              <w:rPr>
-                <w:sz w:val="18"/>
-                <w:szCs w:val="18"/>
-                <w:lang w:val="it-CH"/>
-              </w:rPr>
-              <w:t>Profile</w:t>
-            </w:r>
-            <w:proofErr w:type="spellEnd"/>
-            <w:r>
-              <w:rPr>
-                <w:sz w:val="18"/>
-                <w:szCs w:val="18"/>
-                <w:lang w:val="it-CH"/>
-              </w:rPr>
-              <w:t xml:space="preserve"> per poter gestire il proprio account. Questa operazione è permessa solamente agli utenti registrati che hanno effettuato il login.</w:t>
+              <w:t>Si deve poter accedere alla pagina Profile per poter gestire il proprio account. Questa operazione è permessa solamente agli utenti registrati che hanno effettuato il login.</w:t>
             </w:r>
           </w:p>
         </w:tc>
@@ -5836,25 +3986,7 @@
                 <w:szCs w:val="18"/>
                 <w:lang w:eastAsia="en-US"/>
               </w:rPr>
-              <w:t>Selezionare l’opzione “</w:t>
-            </w:r>
-            <w:proofErr w:type="spellStart"/>
-            <w:r>
-              <w:rPr>
-                <w:sz w:val="18"/>
-                <w:szCs w:val="18"/>
-                <w:lang w:eastAsia="en-US"/>
-              </w:rPr>
-              <w:t>Profile</w:t>
-            </w:r>
-            <w:proofErr w:type="spellEnd"/>
-            <w:r>
-              <w:rPr>
-                <w:sz w:val="18"/>
-                <w:szCs w:val="18"/>
-                <w:lang w:eastAsia="en-US"/>
-              </w:rPr>
-              <w:t>”</w:t>
+              <w:t>Selezionare l’opzione “Profile”</w:t>
             </w:r>
           </w:p>
         </w:tc>
@@ -5912,25 +4044,7 @@
                 <w:szCs w:val="18"/>
                 <w:lang w:val="it-CH"/>
               </w:rPr>
-              <w:t xml:space="preserve">Si deve poter accedere alla pagina </w:t>
-            </w:r>
-            <w:proofErr w:type="spellStart"/>
-            <w:r>
-              <w:rPr>
-                <w:sz w:val="18"/>
-                <w:szCs w:val="18"/>
-                <w:lang w:val="it-CH"/>
-              </w:rPr>
-              <w:t>Profile</w:t>
-            </w:r>
-            <w:proofErr w:type="spellEnd"/>
-            <w:r>
-              <w:rPr>
-                <w:sz w:val="18"/>
-                <w:szCs w:val="18"/>
-                <w:lang w:val="it-CH"/>
-              </w:rPr>
-              <w:t xml:space="preserve"> e gestire le proprie informazioni.</w:t>
+              <w:t>Si deve poter accedere alla pagina Profile e gestire le proprie informazioni.</w:t>
             </w:r>
           </w:p>
         </w:tc>
@@ -6179,25 +4293,7 @@
                 <w:szCs w:val="18"/>
                 <w:lang w:val="it-CH"/>
               </w:rPr>
-              <w:t xml:space="preserve">Nella pagina </w:t>
-            </w:r>
-            <w:proofErr w:type="spellStart"/>
-            <w:r>
-              <w:rPr>
-                <w:sz w:val="18"/>
-                <w:szCs w:val="18"/>
-                <w:lang w:val="it-CH"/>
-              </w:rPr>
-              <w:t>Profile</w:t>
-            </w:r>
-            <w:proofErr w:type="spellEnd"/>
-            <w:r>
-              <w:rPr>
-                <w:sz w:val="18"/>
-                <w:szCs w:val="18"/>
-                <w:lang w:val="it-CH"/>
-              </w:rPr>
-              <w:t xml:space="preserve"> si devono poter modificare le proprie informazioni personali.</w:t>
+              <w:t>Nella pagina Profile si devono poter modificare le proprie informazioni personali.</w:t>
             </w:r>
           </w:p>
         </w:tc>
@@ -6255,18 +4351,8 @@
                 <w:szCs w:val="18"/>
                 <w:lang w:val="it-CH"/>
               </w:rPr>
-              <w:t xml:space="preserve">Essere registrati, aver effettuato il login ed essere nella pagina </w:t>
-            </w:r>
-            <w:proofErr w:type="spellStart"/>
-            <w:r>
-              <w:rPr>
-                <w:sz w:val="18"/>
-                <w:szCs w:val="18"/>
-                <w:lang w:val="it-CH"/>
-              </w:rPr>
-              <w:t>Profile</w:t>
-            </w:r>
-            <w:proofErr w:type="spellEnd"/>
+              <w:t>Essere registrati, aver effettuato il login ed essere nella pagina Profile</w:t>
+            </w:r>
           </w:p>
         </w:tc>
       </w:tr>
@@ -6327,43 +4413,7 @@
                 <w:szCs w:val="18"/>
                 <w:lang w:eastAsia="en-US"/>
               </w:rPr>
-              <w:t xml:space="preserve">All’interno della pagina </w:t>
-            </w:r>
-            <w:proofErr w:type="spellStart"/>
-            <w:r>
-              <w:rPr>
-                <w:sz w:val="18"/>
-                <w:szCs w:val="18"/>
-                <w:lang w:eastAsia="en-US"/>
-              </w:rPr>
-              <w:t>profile</w:t>
-            </w:r>
-            <w:proofErr w:type="spellEnd"/>
-            <w:r>
-              <w:rPr>
-                <w:sz w:val="18"/>
-                <w:szCs w:val="18"/>
-                <w:lang w:eastAsia="en-US"/>
-              </w:rPr>
-              <w:t>, nella sezione “</w:t>
-            </w:r>
-            <w:proofErr w:type="spellStart"/>
-            <w:r>
-              <w:rPr>
-                <w:sz w:val="18"/>
-                <w:szCs w:val="18"/>
-                <w:lang w:eastAsia="en-US"/>
-              </w:rPr>
-              <w:t>Profile</w:t>
-            </w:r>
-            <w:proofErr w:type="spellEnd"/>
-            <w:r>
-              <w:rPr>
-                <w:sz w:val="18"/>
-                <w:szCs w:val="18"/>
-                <w:lang w:eastAsia="en-US"/>
-              </w:rPr>
-              <w:t xml:space="preserve"> information” cambiare i campi “Name”, “</w:t>
+              <w:t>All’interno della pagina profile, nella sezione “Profile information” cambiare i campi “Name”, “</w:t>
             </w:r>
             <w:proofErr w:type="spellStart"/>
             <w:r>
@@ -6764,25 +4814,7 @@
                 <w:szCs w:val="18"/>
                 <w:lang w:val="it-CH"/>
               </w:rPr>
-              <w:t xml:space="preserve">Nella pagina </w:t>
-            </w:r>
-            <w:proofErr w:type="spellStart"/>
-            <w:r>
-              <w:rPr>
-                <w:sz w:val="18"/>
-                <w:szCs w:val="18"/>
-                <w:lang w:val="it-CH"/>
-              </w:rPr>
-              <w:t>Profile</w:t>
-            </w:r>
-            <w:proofErr w:type="spellEnd"/>
-            <w:r>
-              <w:rPr>
-                <w:sz w:val="18"/>
-                <w:szCs w:val="18"/>
-                <w:lang w:val="it-CH"/>
-              </w:rPr>
-              <w:t>, deve essere possibile eliminare il proprio account.</w:t>
+              <w:t>Nella pagina Profile, deve essere possibile eliminare il proprio account.</w:t>
             </w:r>
           </w:p>
         </w:tc>
@@ -6840,18 +4872,8 @@
                 <w:szCs w:val="18"/>
                 <w:lang w:val="it-CH"/>
               </w:rPr>
-              <w:t xml:space="preserve">Essere registrati, aver effettuato il login ed essere nella pagina </w:t>
-            </w:r>
-            <w:proofErr w:type="spellStart"/>
-            <w:r>
-              <w:rPr>
-                <w:sz w:val="18"/>
-                <w:szCs w:val="18"/>
-                <w:lang w:val="it-CH"/>
-              </w:rPr>
-              <w:t>Profile</w:t>
-            </w:r>
-            <w:proofErr w:type="spellEnd"/>
+              <w:t>Essere registrati, aver effettuato il login ed essere nella pagina Profile</w:t>
+            </w:r>
           </w:p>
         </w:tc>
       </w:tr>
@@ -6912,25 +4934,7 @@
                 <w:szCs w:val="18"/>
                 <w:lang w:eastAsia="en-US"/>
               </w:rPr>
-              <w:t xml:space="preserve">In fondo alla pagina </w:t>
-            </w:r>
-            <w:proofErr w:type="spellStart"/>
-            <w:r>
-              <w:rPr>
-                <w:sz w:val="18"/>
-                <w:szCs w:val="18"/>
-                <w:lang w:eastAsia="en-US"/>
-              </w:rPr>
-              <w:t>Profile</w:t>
-            </w:r>
-            <w:proofErr w:type="spellEnd"/>
-            <w:r>
-              <w:rPr>
-                <w:sz w:val="18"/>
-                <w:szCs w:val="18"/>
-                <w:lang w:eastAsia="en-US"/>
-              </w:rPr>
-              <w:t>, cliccare sul bottone “DELETE ACCOUNT”</w:t>
+              <w:t>In fondo alla pagina Profile, cliccare sul bottone “DELETE ACCOUNT”</w:t>
             </w:r>
           </w:p>
           <w:p>
@@ -10062,6 +8066,477 @@
         <w:tblLook w:val="01E0" w:firstRow="1" w:lastRow="1" w:firstColumn="1" w:lastColumn="1" w:noHBand="0" w:noVBand="0"/>
       </w:tblPr>
       <w:tblGrid>
+        <w:gridCol w:w="2023"/>
+        <w:gridCol w:w="1526"/>
+        <w:gridCol w:w="1249"/>
+        <w:gridCol w:w="4723"/>
+      </w:tblGrid>
+      <w:tr>
+        <w:tc>
+          <w:tcPr>
+            <w:tcW w:w="2023" w:type="dxa"/>
+            <w:tcBorders>
+              <w:bottom w:val="single" w:sz="4" w:space="0" w:color="auto"/>
+              <w:right w:val="single" w:sz="4" w:space="0" w:color="auto"/>
+            </w:tcBorders>
+            <w:shd w:val="pct25" w:color="auto" w:fill="auto"/>
+          </w:tcPr>
+          <w:p>
+            <w:pPr>
+              <w:pStyle w:val="BodyTextChar"/>
+              <w:rPr>
+                <w:b/>
+                <w:sz w:val="18"/>
+                <w:szCs w:val="18"/>
+                <w:lang w:val="it-CH"/>
+              </w:rPr>
+            </w:pPr>
+            <w:r>
+              <w:rPr>
+                <w:b/>
+                <w:sz w:val="18"/>
+                <w:szCs w:val="18"/>
+                <w:lang w:val="it-CH"/>
+              </w:rPr>
+              <w:t>Test Case:</w:t>
+            </w:r>
+          </w:p>
+          <w:p>
+            <w:pPr>
+              <w:pStyle w:val="Corpotesto"/>
+              <w:rPr>
+                <w:sz w:val="18"/>
+                <w:szCs w:val="18"/>
+                <w:lang w:eastAsia="en-US"/>
+              </w:rPr>
+            </w:pPr>
+            <w:r>
+              <w:rPr>
+                <w:b/>
+                <w:sz w:val="18"/>
+                <w:szCs w:val="18"/>
+                <w:lang w:eastAsia="en-US"/>
+              </w:rPr>
+              <w:t>Riferimento</w:t>
+            </w:r>
+            <w:r>
+              <w:rPr>
+                <w:sz w:val="18"/>
+                <w:szCs w:val="18"/>
+                <w:lang w:eastAsia="en-US"/>
+              </w:rPr>
+              <w:t xml:space="preserve">: </w:t>
+            </w:r>
+          </w:p>
+        </w:tc>
+        <w:tc>
+          <w:tcPr>
+            <w:tcW w:w="1526" w:type="dxa"/>
+            <w:tcBorders>
+              <w:left w:val="single" w:sz="4" w:space="0" w:color="auto"/>
+              <w:bottom w:val="single" w:sz="4" w:space="0" w:color="auto"/>
+              <w:right w:val="single" w:sz="4" w:space="0" w:color="auto"/>
+            </w:tcBorders>
+          </w:tcPr>
+          <w:p>
+            <w:pPr>
+              <w:pStyle w:val="BodyTextChar"/>
+              <w:rPr>
+                <w:sz w:val="18"/>
+                <w:szCs w:val="18"/>
+                <w:lang w:val="it-CH"/>
+              </w:rPr>
+            </w:pPr>
+            <w:r>
+              <w:rPr>
+                <w:sz w:val="18"/>
+                <w:szCs w:val="18"/>
+                <w:lang w:val="it-CH"/>
+              </w:rPr>
+              <w:t>TC-</w:t>
+            </w:r>
+            <w:r>
+              <w:rPr>
+                <w:sz w:val="18"/>
+                <w:szCs w:val="18"/>
+                <w:lang w:val="it-CH"/>
+              </w:rPr>
+              <w:t>016</w:t>
+            </w:r>
+          </w:p>
+          <w:p>
+            <w:r>
+              <w:rPr>
+                <w:sz w:val="18"/>
+                <w:szCs w:val="18"/>
+              </w:rPr>
+              <w:t>REQ-0</w:t>
+            </w:r>
+            <w:r>
+              <w:rPr>
+                <w:sz w:val="18"/>
+                <w:szCs w:val="18"/>
+              </w:rPr>
+              <w:t>8</w:t>
+            </w:r>
+          </w:p>
+        </w:tc>
+        <w:tc>
+          <w:tcPr>
+            <w:tcW w:w="1249" w:type="dxa"/>
+            <w:tcBorders>
+              <w:left w:val="single" w:sz="4" w:space="0" w:color="auto"/>
+              <w:bottom w:val="single" w:sz="4" w:space="0" w:color="auto"/>
+              <w:right w:val="single" w:sz="4" w:space="0" w:color="auto"/>
+            </w:tcBorders>
+            <w:shd w:val="pct25" w:color="auto" w:fill="auto"/>
+          </w:tcPr>
+          <w:p>
+            <w:pPr>
+              <w:pStyle w:val="BodyTextChar"/>
+              <w:rPr>
+                <w:b/>
+                <w:sz w:val="18"/>
+                <w:szCs w:val="18"/>
+                <w:lang w:val="it-CH"/>
+              </w:rPr>
+            </w:pPr>
+            <w:r>
+              <w:rPr>
+                <w:b/>
+                <w:sz w:val="18"/>
+                <w:szCs w:val="18"/>
+                <w:lang w:val="it-CH"/>
+              </w:rPr>
+              <w:t>Nome:</w:t>
+            </w:r>
+          </w:p>
+        </w:tc>
+        <w:tc>
+          <w:tcPr>
+            <w:tcW w:w="4723" w:type="dxa"/>
+            <w:tcBorders>
+              <w:left w:val="single" w:sz="4" w:space="0" w:color="auto"/>
+              <w:bottom w:val="single" w:sz="4" w:space="0" w:color="auto"/>
+            </w:tcBorders>
+          </w:tcPr>
+          <w:p>
+            <w:pPr>
+              <w:pStyle w:val="BodyTextChar"/>
+              <w:rPr>
+                <w:sz w:val="18"/>
+                <w:szCs w:val="18"/>
+                <w:lang w:val="it-CH"/>
+              </w:rPr>
+            </w:pPr>
+            <w:r>
+              <w:rPr>
+                <w:sz w:val="18"/>
+                <w:szCs w:val="18"/>
+                <w:lang w:val="it-CH"/>
+              </w:rPr>
+              <w:t>Sistema di accesso</w:t>
+            </w:r>
+          </w:p>
+        </w:tc>
+      </w:tr>
+      <w:tr>
+        <w:tc>
+          <w:tcPr>
+            <w:tcW w:w="2023" w:type="dxa"/>
+            <w:tcBorders>
+              <w:right w:val="single" w:sz="4" w:space="0" w:color="auto"/>
+            </w:tcBorders>
+            <w:shd w:val="pct25" w:color="auto" w:fill="auto"/>
+          </w:tcPr>
+          <w:p>
+            <w:pPr>
+              <w:pStyle w:val="BodyTextChar"/>
+              <w:rPr>
+                <w:b/>
+                <w:sz w:val="18"/>
+                <w:szCs w:val="18"/>
+                <w:lang w:val="it-CH"/>
+              </w:rPr>
+            </w:pPr>
+            <w:r>
+              <w:rPr>
+                <w:b/>
+                <w:sz w:val="18"/>
+                <w:szCs w:val="18"/>
+                <w:lang w:val="it-CH"/>
+              </w:rPr>
+              <w:t>Descrizione:</w:t>
+            </w:r>
+          </w:p>
+        </w:tc>
+        <w:tc>
+          <w:tcPr>
+            <w:tcW w:w="7498" w:type="dxa"/>
+            <w:gridSpan w:val="3"/>
+            <w:tcBorders>
+              <w:left w:val="single" w:sz="4" w:space="0" w:color="auto"/>
+            </w:tcBorders>
+          </w:tcPr>
+          <w:p>
+            <w:pPr>
+              <w:pStyle w:val="BodyTextChar"/>
+              <w:rPr>
+                <w:sz w:val="18"/>
+                <w:szCs w:val="18"/>
+                <w:lang w:val="it-CH"/>
+              </w:rPr>
+            </w:pPr>
+            <w:r>
+              <w:rPr>
+                <w:sz w:val="18"/>
+                <w:szCs w:val="18"/>
+                <w:lang w:val="it-CH"/>
+              </w:rPr>
+              <w:t>Deve essere possibile effettuare l’accesso con un account.</w:t>
+            </w:r>
+          </w:p>
+        </w:tc>
+      </w:tr>
+      <w:tr>
+        <w:tc>
+          <w:tcPr>
+            <w:tcW w:w="2023" w:type="dxa"/>
+            <w:tcBorders>
+              <w:right w:val="single" w:sz="4" w:space="0" w:color="auto"/>
+            </w:tcBorders>
+            <w:shd w:val="pct25" w:color="auto" w:fill="auto"/>
+          </w:tcPr>
+          <w:p>
+            <w:pPr>
+              <w:pStyle w:val="BodyTextChar"/>
+              <w:rPr>
+                <w:b/>
+                <w:sz w:val="18"/>
+                <w:szCs w:val="18"/>
+                <w:lang w:val="it-CH"/>
+              </w:rPr>
+            </w:pPr>
+            <w:r>
+              <w:rPr>
+                <w:b/>
+                <w:sz w:val="18"/>
+                <w:szCs w:val="18"/>
+                <w:lang w:val="it-CH"/>
+              </w:rPr>
+              <w:t>Prerequisiti:</w:t>
+            </w:r>
+          </w:p>
+        </w:tc>
+        <w:tc>
+          <w:tcPr>
+            <w:tcW w:w="7498" w:type="dxa"/>
+            <w:gridSpan w:val="3"/>
+            <w:tcBorders>
+              <w:left w:val="single" w:sz="4" w:space="0" w:color="auto"/>
+            </w:tcBorders>
+          </w:tcPr>
+          <w:p>
+            <w:pPr>
+              <w:pStyle w:val="BodyTextChar"/>
+              <w:rPr>
+                <w:sz w:val="18"/>
+                <w:szCs w:val="18"/>
+                <w:lang w:val="it-CH"/>
+              </w:rPr>
+            </w:pPr>
+            <w:r>
+              <w:rPr>
+                <w:sz w:val="18"/>
+                <w:szCs w:val="18"/>
+                <w:lang w:val="it-CH"/>
+              </w:rPr>
+              <w:t>L’account deve esistere</w:t>
+            </w:r>
+          </w:p>
+        </w:tc>
+      </w:tr>
+      <w:tr>
+        <w:tc>
+          <w:tcPr>
+            <w:tcW w:w="2023" w:type="dxa"/>
+            <w:tcBorders>
+              <w:right w:val="single" w:sz="4" w:space="0" w:color="auto"/>
+            </w:tcBorders>
+            <w:shd w:val="pct25" w:color="auto" w:fill="auto"/>
+          </w:tcPr>
+          <w:p>
+            <w:pPr>
+              <w:pStyle w:val="BodyTextChar"/>
+              <w:rPr>
+                <w:b/>
+                <w:sz w:val="18"/>
+                <w:szCs w:val="18"/>
+                <w:lang w:val="it-CH"/>
+              </w:rPr>
+            </w:pPr>
+            <w:r>
+              <w:rPr>
+                <w:b/>
+                <w:sz w:val="18"/>
+                <w:szCs w:val="18"/>
+                <w:lang w:val="it-CH"/>
+              </w:rPr>
+              <w:t>Procedura:</w:t>
+            </w:r>
+          </w:p>
+        </w:tc>
+        <w:tc>
+          <w:tcPr>
+            <w:tcW w:w="7498" w:type="dxa"/>
+            <w:gridSpan w:val="3"/>
+            <w:tcBorders>
+              <w:left w:val="single" w:sz="4" w:space="0" w:color="auto"/>
+            </w:tcBorders>
+          </w:tcPr>
+          <w:p>
+            <w:pPr>
+              <w:pStyle w:val="Paragrafoelenco"/>
+              <w:numPr>
+                <w:ilvl w:val="0"/>
+                <w:numId w:val="22"/>
+              </w:numPr>
+              <w:rPr>
+                <w:sz w:val="18"/>
+                <w:szCs w:val="18"/>
+              </w:rPr>
+            </w:pPr>
+            <w:r>
+              <w:rPr>
+                <w:sz w:val="18"/>
+                <w:szCs w:val="18"/>
+              </w:rPr>
+              <w:t>Cliccare sul bottone “Login” in alto a desta della pagina</w:t>
+            </w:r>
+          </w:p>
+          <w:p>
+            <w:pPr>
+              <w:pStyle w:val="Paragrafoelenco"/>
+              <w:numPr>
+                <w:ilvl w:val="0"/>
+                <w:numId w:val="22"/>
+              </w:numPr>
+              <w:rPr>
+                <w:sz w:val="18"/>
+                <w:szCs w:val="18"/>
+              </w:rPr>
+            </w:pPr>
+            <w:r>
+              <w:rPr>
+                <w:sz w:val="18"/>
+                <w:szCs w:val="18"/>
+              </w:rPr>
+              <w:t>Inserire le credenziali richieste</w:t>
+            </w:r>
+          </w:p>
+          <w:p>
+            <w:pPr>
+              <w:pStyle w:val="Paragrafoelenco"/>
+              <w:numPr>
+                <w:ilvl w:val="0"/>
+                <w:numId w:val="22"/>
+              </w:numPr>
+              <w:rPr>
+                <w:sz w:val="18"/>
+                <w:szCs w:val="18"/>
+              </w:rPr>
+            </w:pPr>
+            <w:r>
+              <w:rPr>
+                <w:sz w:val="18"/>
+                <w:szCs w:val="18"/>
+              </w:rPr>
+              <w:t>Cliccare sul bottone “LOG IN”</w:t>
+            </w:r>
+          </w:p>
+        </w:tc>
+      </w:tr>
+      <w:tr>
+        <w:tc>
+          <w:tcPr>
+            <w:tcW w:w="2023" w:type="dxa"/>
+            <w:tcBorders>
+              <w:right w:val="single" w:sz="4" w:space="0" w:color="auto"/>
+            </w:tcBorders>
+            <w:shd w:val="pct25" w:color="auto" w:fill="auto"/>
+          </w:tcPr>
+          <w:p>
+            <w:pPr>
+              <w:pStyle w:val="BodyTextChar"/>
+              <w:rPr>
+                <w:b/>
+                <w:sz w:val="18"/>
+                <w:szCs w:val="18"/>
+                <w:lang w:val="it-CH"/>
+              </w:rPr>
+            </w:pPr>
+            <w:r>
+              <w:rPr>
+                <w:b/>
+                <w:sz w:val="18"/>
+                <w:szCs w:val="18"/>
+                <w:lang w:val="it-CH"/>
+              </w:rPr>
+              <w:t>Risultati attesi:</w:t>
+            </w:r>
+          </w:p>
+        </w:tc>
+        <w:tc>
+          <w:tcPr>
+            <w:tcW w:w="7498" w:type="dxa"/>
+            <w:gridSpan w:val="3"/>
+            <w:tcBorders>
+              <w:left w:val="single" w:sz="4" w:space="0" w:color="auto"/>
+            </w:tcBorders>
+          </w:tcPr>
+          <w:p>
+            <w:pPr>
+              <w:pStyle w:val="BodyTextChar"/>
+              <w:rPr>
+                <w:sz w:val="18"/>
+                <w:szCs w:val="18"/>
+                <w:lang w:val="it-CH"/>
+              </w:rPr>
+            </w:pPr>
+            <w:r>
+              <w:rPr>
+                <w:sz w:val="18"/>
+                <w:szCs w:val="18"/>
+                <w:lang w:val="it-CH"/>
+              </w:rPr>
+              <w:t>Il login deve essere andato a buon fine.</w:t>
+            </w:r>
+          </w:p>
+        </w:tc>
+      </w:tr>
+    </w:tbl>
+    <w:p/>
+    <w:p>
+      <w:r>
+        <w:br w:type="page"/>
+      </w:r>
+    </w:p>
+    <w:tbl>
+      <w:tblPr>
+        <w:tblpPr w:leftFromText="142" w:rightFromText="142" w:vertAnchor="page" w:horzAnchor="margin" w:tblpY="889"/>
+        <w:tblOverlap w:val="never"/>
+        <w:tblW w:w="9521" w:type="dxa"/>
+        <w:tblBorders>
+          <w:top w:val="single" w:sz="4" w:space="0" w:color="auto"/>
+          <w:left w:val="single" w:sz="4" w:space="0" w:color="auto"/>
+          <w:bottom w:val="single" w:sz="4" w:space="0" w:color="auto"/>
+          <w:right w:val="single" w:sz="4" w:space="0" w:color="auto"/>
+          <w:insideH w:val="single" w:sz="4" w:space="0" w:color="auto"/>
+          <w:insideV w:val="single" w:sz="4" w:space="0" w:color="auto"/>
+        </w:tblBorders>
+        <w:tblLook w:val="01E0" w:firstRow="1" w:lastRow="1" w:firstColumn="1" w:lastColumn="1" w:noHBand="0" w:noVBand="0"/>
+      </w:tblPr>
+      <w:tblGrid>
         <w:gridCol w:w="2050"/>
         <w:gridCol w:w="1562"/>
         <w:gridCol w:w="1267"/>
@@ -10081,19 +8556,22 @@
             <w:pPr>
               <w:pStyle w:val="BodyTextChar"/>
               <w:rPr>
-                <w:b/>
-                <w:sz w:val="18"/>
-                <w:szCs w:val="18"/>
-                <w:lang w:val="it-CH"/>
-              </w:rPr>
-            </w:pPr>
-            <w:r>
-              <w:rPr>
-                <w:b/>
-                <w:sz w:val="18"/>
-                <w:szCs w:val="18"/>
-                <w:lang w:val="it-CH"/>
-              </w:rPr>
+                <w:rFonts w:asciiTheme="minorHAnsi" w:hAnsiTheme="minorHAnsi" w:cstheme="minorHAnsi"/>
+                <w:b/>
+                <w:sz w:val="18"/>
+                <w:szCs w:val="18"/>
+                <w:lang w:val="it-CH"/>
+              </w:rPr>
+            </w:pPr>
+            <w:r>
+              <w:rPr>
+                <w:rFonts w:asciiTheme="minorHAnsi" w:hAnsiTheme="minorHAnsi" w:cstheme="minorHAnsi"/>
+                <w:b/>
+                <w:sz w:val="18"/>
+                <w:szCs w:val="18"/>
+                <w:lang w:val="it-CH"/>
+              </w:rPr>
+              <w:lastRenderedPageBreak/>
               <w:t>Test Case:</w:t>
             </w:r>
           </w:p>
@@ -10101,13 +8579,15 @@
             <w:pPr>
               <w:pStyle w:val="Corpotesto"/>
               <w:rPr>
-                <w:sz w:val="18"/>
-                <w:szCs w:val="18"/>
-                <w:lang w:eastAsia="en-US"/>
-              </w:rPr>
-            </w:pPr>
-            <w:r>
-              <w:rPr>
+                <w:rFonts w:asciiTheme="minorHAnsi" w:hAnsiTheme="minorHAnsi" w:cstheme="minorHAnsi"/>
+                <w:sz w:val="18"/>
+                <w:szCs w:val="18"/>
+                <w:lang w:eastAsia="en-US"/>
+              </w:rPr>
+            </w:pPr>
+            <w:r>
+              <w:rPr>
+                <w:rFonts w:asciiTheme="minorHAnsi" w:hAnsiTheme="minorHAnsi" w:cstheme="minorHAnsi"/>
                 <w:b/>
                 <w:sz w:val="18"/>
                 <w:szCs w:val="18"/>
@@ -10117,6 +8597,7 @@
             </w:r>
             <w:r>
               <w:rPr>
+                <w:rFonts w:asciiTheme="minorHAnsi" w:hAnsiTheme="minorHAnsi" w:cstheme="minorHAnsi"/>
                 <w:sz w:val="18"/>
                 <w:szCs w:val="18"/>
                 <w:lang w:eastAsia="en-US"/>
@@ -10138,42 +8619,44 @@
             <w:pPr>
               <w:pStyle w:val="BodyTextChar"/>
               <w:rPr>
-                <w:sz w:val="18"/>
-                <w:szCs w:val="18"/>
-                <w:lang w:val="it-CH"/>
-              </w:rPr>
-            </w:pPr>
-            <w:r>
-              <w:rPr>
-                <w:sz w:val="18"/>
-                <w:szCs w:val="18"/>
-                <w:lang w:val="it-CH"/>
-              </w:rPr>
-              <w:t>TC-</w:t>
-            </w:r>
-            <w:r>
-              <w:rPr>
-                <w:sz w:val="18"/>
-                <w:szCs w:val="18"/>
-                <w:lang w:val="it-CH"/>
-              </w:rPr>
-              <w:t>016</w:t>
-            </w:r>
-          </w:p>
-          <w:p>
-            <w:r>
-              <w:rPr>
-                <w:sz w:val="18"/>
-                <w:szCs w:val="18"/>
-              </w:rPr>
-              <w:t>REQ-0</w:t>
-            </w:r>
-            <w:r>
-              <w:rPr>
-                <w:sz w:val="18"/>
-                <w:szCs w:val="18"/>
-              </w:rPr>
-              <w:t>8</w:t>
+                <w:rFonts w:asciiTheme="minorHAnsi" w:hAnsiTheme="minorHAnsi" w:cstheme="minorHAnsi"/>
+                <w:sz w:val="18"/>
+                <w:szCs w:val="18"/>
+                <w:lang w:val="it-CH"/>
+              </w:rPr>
+            </w:pPr>
+            <w:r>
+              <w:rPr>
+                <w:rFonts w:asciiTheme="minorHAnsi" w:hAnsiTheme="minorHAnsi" w:cstheme="minorHAnsi"/>
+                <w:sz w:val="18"/>
+                <w:szCs w:val="18"/>
+                <w:lang w:val="it-CH"/>
+              </w:rPr>
+              <w:t>T</w:t>
+            </w:r>
+            <w:r>
+              <w:rPr>
+                <w:rFonts w:asciiTheme="minorHAnsi" w:hAnsiTheme="minorHAnsi" w:cstheme="minorHAnsi"/>
+                <w:sz w:val="18"/>
+                <w:szCs w:val="18"/>
+                <w:lang w:val="it-CH"/>
+              </w:rPr>
+              <w:t>C-017</w:t>
+            </w:r>
+          </w:p>
+          <w:p>
+            <w:pPr>
+              <w:rPr>
+                <w:rFonts w:cstheme="minorHAnsi"/>
+              </w:rPr>
+            </w:pPr>
+            <w:r>
+              <w:rPr>
+                <w:rFonts w:cstheme="minorHAnsi"/>
+                <w:sz w:val="18"/>
+                <w:szCs w:val="18"/>
+              </w:rPr>
+              <w:t>REQ-10</w:t>
             </w:r>
           </w:p>
         </w:tc>
@@ -10191,14 +8674,16 @@
             <w:pPr>
               <w:pStyle w:val="BodyTextChar"/>
               <w:rPr>
-                <w:b/>
-                <w:sz w:val="18"/>
-                <w:szCs w:val="18"/>
-                <w:lang w:val="it-CH"/>
-              </w:rPr>
-            </w:pPr>
-            <w:r>
-              <w:rPr>
+                <w:rFonts w:asciiTheme="minorHAnsi" w:hAnsiTheme="minorHAnsi" w:cstheme="minorHAnsi"/>
+                <w:b/>
+                <w:sz w:val="18"/>
+                <w:szCs w:val="18"/>
+                <w:lang w:val="it-CH"/>
+              </w:rPr>
+            </w:pPr>
+            <w:r>
+              <w:rPr>
+                <w:rFonts w:asciiTheme="minorHAnsi" w:hAnsiTheme="minorHAnsi" w:cstheme="minorHAnsi"/>
                 <w:b/>
                 <w:sz w:val="18"/>
                 <w:szCs w:val="18"/>
@@ -10220,18 +8705,20 @@
             <w:pPr>
               <w:pStyle w:val="BodyTextChar"/>
               <w:rPr>
-                <w:sz w:val="18"/>
-                <w:szCs w:val="18"/>
-                <w:lang w:val="it-CH"/>
-              </w:rPr>
-            </w:pPr>
-            <w:r>
-              <w:rPr>
-                <w:sz w:val="18"/>
-                <w:szCs w:val="18"/>
-                <w:lang w:val="it-CH"/>
-              </w:rPr>
-              <w:t>Sistema di accesso</w:t>
+                <w:rFonts w:asciiTheme="minorHAnsi" w:hAnsiTheme="minorHAnsi" w:cstheme="minorHAnsi"/>
+                <w:sz w:val="18"/>
+                <w:szCs w:val="18"/>
+                <w:lang w:val="it-CH"/>
+              </w:rPr>
+            </w:pPr>
+            <w:r>
+              <w:rPr>
+                <w:rFonts w:asciiTheme="minorHAnsi" w:hAnsiTheme="minorHAnsi" w:cstheme="minorHAnsi"/>
+                <w:sz w:val="18"/>
+                <w:szCs w:val="18"/>
+                <w:lang w:val="it-CH"/>
+              </w:rPr>
+              <w:t>Sicurezza applicativo (SQL Injection)</w:t>
             </w:r>
           </w:p>
         </w:tc>
@@ -10249,14 +8736,16 @@
             <w:pPr>
               <w:pStyle w:val="BodyTextChar"/>
               <w:rPr>
-                <w:b/>
-                <w:sz w:val="18"/>
-                <w:szCs w:val="18"/>
-                <w:lang w:val="it-CH"/>
-              </w:rPr>
-            </w:pPr>
-            <w:r>
-              <w:rPr>
+                <w:rFonts w:asciiTheme="minorHAnsi" w:hAnsiTheme="minorHAnsi" w:cstheme="minorHAnsi"/>
+                <w:b/>
+                <w:sz w:val="18"/>
+                <w:szCs w:val="18"/>
+                <w:lang w:val="it-CH"/>
+              </w:rPr>
+            </w:pPr>
+            <w:r>
+              <w:rPr>
+                <w:rFonts w:asciiTheme="minorHAnsi" w:hAnsiTheme="minorHAnsi" w:cstheme="minorHAnsi"/>
                 <w:b/>
                 <w:sz w:val="18"/>
                 <w:szCs w:val="18"/>
@@ -10278,18 +8767,40 @@
             <w:pPr>
               <w:pStyle w:val="BodyTextChar"/>
               <w:rPr>
-                <w:sz w:val="18"/>
-                <w:szCs w:val="18"/>
-                <w:lang w:val="it-CH"/>
-              </w:rPr>
-            </w:pPr>
-            <w:r>
-              <w:rPr>
-                <w:sz w:val="18"/>
-                <w:szCs w:val="18"/>
-                <w:lang w:val="it-CH"/>
-              </w:rPr>
-              <w:t>Deve essere possibile effettuare l’accesso con un account.</w:t>
+                <w:rFonts w:asciiTheme="minorHAnsi" w:hAnsiTheme="minorHAnsi" w:cstheme="minorHAnsi"/>
+                <w:sz w:val="18"/>
+                <w:szCs w:val="18"/>
+                <w:lang w:val="it-CH"/>
+              </w:rPr>
+            </w:pPr>
+            <w:r>
+              <w:rPr>
+                <w:rFonts w:asciiTheme="minorHAnsi" w:hAnsiTheme="minorHAnsi" w:cstheme="minorHAnsi"/>
+                <w:sz w:val="18"/>
+                <w:szCs w:val="18"/>
+                <w:lang w:val="it-CH"/>
+              </w:rPr>
+              <w:t xml:space="preserve">Test protezione da attacchi SQL </w:t>
+            </w:r>
+            <w:proofErr w:type="spellStart"/>
+            <w:r>
+              <w:rPr>
+                <w:rFonts w:asciiTheme="minorHAnsi" w:hAnsiTheme="minorHAnsi" w:cstheme="minorHAnsi"/>
+                <w:sz w:val="18"/>
+                <w:szCs w:val="18"/>
+                <w:lang w:val="it-CH"/>
+              </w:rPr>
+              <w:t>Injcetion</w:t>
+            </w:r>
+            <w:proofErr w:type="spellEnd"/>
+            <w:r>
+              <w:rPr>
+                <w:rFonts w:asciiTheme="minorHAnsi" w:hAnsiTheme="minorHAnsi" w:cstheme="minorHAnsi"/>
+                <w:sz w:val="18"/>
+                <w:szCs w:val="18"/>
+                <w:lang w:val="it-CH"/>
+              </w:rPr>
+              <w:t>, ovvero protezione contro l’invio di codice SQL tramite input.</w:t>
             </w:r>
           </w:p>
         </w:tc>
@@ -10307,14 +8818,16 @@
             <w:pPr>
               <w:pStyle w:val="BodyTextChar"/>
               <w:rPr>
-                <w:b/>
-                <w:sz w:val="18"/>
-                <w:szCs w:val="18"/>
-                <w:lang w:val="it-CH"/>
-              </w:rPr>
-            </w:pPr>
-            <w:r>
-              <w:rPr>
+                <w:rFonts w:asciiTheme="minorHAnsi" w:hAnsiTheme="minorHAnsi" w:cstheme="minorHAnsi"/>
+                <w:b/>
+                <w:sz w:val="18"/>
+                <w:szCs w:val="18"/>
+                <w:lang w:val="it-CH"/>
+              </w:rPr>
+            </w:pPr>
+            <w:r>
+              <w:rPr>
+                <w:rFonts w:asciiTheme="minorHAnsi" w:hAnsiTheme="minorHAnsi" w:cstheme="minorHAnsi"/>
                 <w:b/>
                 <w:sz w:val="18"/>
                 <w:szCs w:val="18"/>
@@ -10335,19 +8848,45 @@
           <w:p>
             <w:pPr>
               <w:pStyle w:val="BodyTextChar"/>
-              <w:rPr>
-                <w:sz w:val="18"/>
-                <w:szCs w:val="18"/>
-                <w:lang w:val="it-CH"/>
-              </w:rPr>
-            </w:pPr>
-            <w:r>
-              <w:rPr>
-                <w:sz w:val="18"/>
-                <w:szCs w:val="18"/>
-                <w:lang w:val="it-CH"/>
-              </w:rPr>
-              <w:t>L’account deve esistere</w:t>
+              <w:numPr>
+                <w:ilvl w:val="0"/>
+                <w:numId w:val="26"/>
+              </w:numPr>
+              <w:rPr>
+                <w:rFonts w:asciiTheme="minorHAnsi" w:hAnsiTheme="minorHAnsi" w:cstheme="minorHAnsi"/>
+                <w:sz w:val="18"/>
+                <w:szCs w:val="18"/>
+                <w:lang w:val="it-CH"/>
+              </w:rPr>
+            </w:pPr>
+            <w:r>
+              <w:rPr>
+                <w:rFonts w:asciiTheme="minorHAnsi" w:hAnsiTheme="minorHAnsi" w:cstheme="minorHAnsi"/>
+                <w:sz w:val="18"/>
+                <w:szCs w:val="18"/>
+                <w:lang w:val="it-CH"/>
+              </w:rPr>
+              <w:t>Credenziali d’accesso di un utente qualsiasi</w:t>
+            </w:r>
+          </w:p>
+          <w:p>
+            <w:pPr>
+              <w:pStyle w:val="Corpotesto"/>
+              <w:numPr>
+                <w:ilvl w:val="0"/>
+                <w:numId w:val="26"/>
+              </w:numPr>
+              <w:rPr>
+                <w:rFonts w:asciiTheme="minorHAnsi" w:hAnsiTheme="minorHAnsi" w:cstheme="minorHAnsi"/>
+                <w:lang w:eastAsia="en-US"/>
+              </w:rPr>
+            </w:pPr>
+            <w:r>
+              <w:rPr>
+                <w:rFonts w:asciiTheme="minorHAnsi" w:hAnsiTheme="minorHAnsi" w:cstheme="minorHAnsi"/>
+                <w:lang w:eastAsia="en-US"/>
+              </w:rPr>
+              <w:t>Username di un altro utente</w:t>
             </w:r>
           </w:p>
         </w:tc>
@@ -10365,14 +8904,16 @@
             <w:pPr>
               <w:pStyle w:val="BodyTextChar"/>
               <w:rPr>
-                <w:b/>
-                <w:sz w:val="18"/>
-                <w:szCs w:val="18"/>
-                <w:lang w:val="it-CH"/>
-              </w:rPr>
-            </w:pPr>
-            <w:r>
-              <w:rPr>
+                <w:rFonts w:asciiTheme="minorHAnsi" w:hAnsiTheme="minorHAnsi" w:cstheme="minorHAnsi"/>
+                <w:b/>
+                <w:sz w:val="18"/>
+                <w:szCs w:val="18"/>
+                <w:lang w:val="it-CH"/>
+              </w:rPr>
+            </w:pPr>
+            <w:r>
+              <w:rPr>
+                <w:rFonts w:asciiTheme="minorHAnsi" w:hAnsiTheme="minorHAnsi" w:cstheme="minorHAnsi"/>
                 <w:b/>
                 <w:sz w:val="18"/>
                 <w:szCs w:val="18"/>
@@ -10392,62 +8933,124 @@
           </w:tcPr>
           <w:p>
             <w:pPr>
-              <w:pStyle w:val="Paragrafoelenco"/>
+              <w:pStyle w:val="Corpotesto"/>
               <w:numPr>
                 <w:ilvl w:val="0"/>
-                <w:numId w:val="22"/>
+                <w:numId w:val="9"/>
               </w:numPr>
               <w:rPr>
-                <w:sz w:val="18"/>
-                <w:szCs w:val="18"/>
-              </w:rPr>
-            </w:pPr>
-            <w:r>
-              <w:rPr>
-                <w:sz w:val="18"/>
-                <w:szCs w:val="18"/>
-              </w:rPr>
-              <w:t>Cliccare sul bottone “Login” in alto a desta della pagina</w:t>
-            </w:r>
-          </w:p>
-          <w:p>
-            <w:pPr>
-              <w:pStyle w:val="Paragrafoelenco"/>
+                <w:rFonts w:asciiTheme="minorHAnsi" w:hAnsiTheme="minorHAnsi" w:cstheme="minorHAnsi"/>
+                <w:lang w:eastAsia="en-US"/>
+              </w:rPr>
+            </w:pPr>
+            <w:r>
+              <w:rPr>
+                <w:rFonts w:asciiTheme="minorHAnsi" w:hAnsiTheme="minorHAnsi" w:cstheme="minorHAnsi"/>
+                <w:lang w:eastAsia="en-US"/>
+              </w:rPr>
+              <w:t>Accedere alla pagina di login</w:t>
+            </w:r>
+          </w:p>
+          <w:p>
+            <w:pPr>
+              <w:pStyle w:val="Corpotesto"/>
               <w:numPr>
                 <w:ilvl w:val="0"/>
-                <w:numId w:val="22"/>
+                <w:numId w:val="9"/>
               </w:numPr>
               <w:rPr>
-                <w:sz w:val="18"/>
-                <w:szCs w:val="18"/>
-              </w:rPr>
-            </w:pPr>
-            <w:r>
-              <w:rPr>
-                <w:sz w:val="18"/>
-                <w:szCs w:val="18"/>
-              </w:rPr>
-              <w:t>Inserire le credenziali richieste</w:t>
-            </w:r>
-          </w:p>
-          <w:p>
-            <w:pPr>
-              <w:pStyle w:val="Paragrafoelenco"/>
+                <w:rFonts w:asciiTheme="minorHAnsi" w:hAnsiTheme="minorHAnsi" w:cstheme="minorHAnsi"/>
+                <w:lang w:eastAsia="en-US"/>
+              </w:rPr>
+            </w:pPr>
+            <w:r>
+              <w:rPr>
+                <w:rFonts w:asciiTheme="minorHAnsi" w:hAnsiTheme="minorHAnsi" w:cstheme="minorHAnsi"/>
+                <w:lang w:eastAsia="en-US"/>
+              </w:rPr>
+              <w:t>Inserire la seguente stringa nel campo username:</w:t>
+            </w:r>
+            <w:r>
+              <w:rPr>
+                <w:rFonts w:asciiTheme="minorHAnsi" w:hAnsiTheme="minorHAnsi" w:cstheme="minorHAnsi"/>
+              </w:rPr>
+              <w:t xml:space="preserve"> </w:t>
+            </w:r>
+            <w:r>
+              <w:rPr>
+                <w:rFonts w:asciiTheme="minorHAnsi" w:hAnsiTheme="minorHAnsi" w:cstheme="minorHAnsi"/>
+                <w:b/>
+                <w:lang w:eastAsia="en-US"/>
+              </w:rPr>
+              <w:t>' OR '1'='1</w:t>
+            </w:r>
+          </w:p>
+          <w:p>
+            <w:pPr>
+              <w:pStyle w:val="Corpotesto"/>
               <w:numPr>
                 <w:ilvl w:val="0"/>
-                <w:numId w:val="22"/>
+                <w:numId w:val="9"/>
               </w:numPr>
               <w:rPr>
-                <w:sz w:val="18"/>
-                <w:szCs w:val="18"/>
-              </w:rPr>
-            </w:pPr>
-            <w:r>
-              <w:rPr>
-                <w:sz w:val="18"/>
-                <w:szCs w:val="18"/>
-              </w:rPr>
-              <w:t>Cliccare sul bottone “LOG IN”</w:t>
+                <w:rFonts w:asciiTheme="minorHAnsi" w:hAnsiTheme="minorHAnsi" w:cstheme="minorHAnsi"/>
+                <w:lang w:eastAsia="en-US"/>
+              </w:rPr>
+            </w:pPr>
+            <w:r>
+              <w:rPr>
+                <w:rFonts w:asciiTheme="minorHAnsi" w:hAnsiTheme="minorHAnsi" w:cstheme="minorHAnsi"/>
+                <w:lang w:eastAsia="en-US"/>
+              </w:rPr>
+              <w:t>Nel campo password</w:t>
+            </w:r>
+          </w:p>
+          <w:p>
+            <w:pPr>
+              <w:pStyle w:val="Corpotesto"/>
+              <w:numPr>
+                <w:ilvl w:val="0"/>
+                <w:numId w:val="9"/>
+              </w:numPr>
+              <w:rPr>
+                <w:rFonts w:asciiTheme="minorHAnsi" w:hAnsiTheme="minorHAnsi" w:cstheme="minorHAnsi"/>
+                <w:lang w:eastAsia="en-US"/>
+              </w:rPr>
+            </w:pPr>
+            <w:r>
+              <w:rPr>
+                <w:rFonts w:asciiTheme="minorHAnsi" w:hAnsiTheme="minorHAnsi" w:cstheme="minorHAnsi"/>
+                <w:lang w:eastAsia="en-US"/>
+              </w:rPr>
+              <w:t>Eseguire l’accesso con un account qualsiasi</w:t>
+            </w:r>
+          </w:p>
+          <w:p>
+            <w:pPr>
+              <w:pStyle w:val="Corpotesto"/>
+              <w:numPr>
+                <w:ilvl w:val="0"/>
+                <w:numId w:val="9"/>
+              </w:numPr>
+              <w:rPr>
+                <w:rFonts w:asciiTheme="minorHAnsi" w:hAnsiTheme="minorHAnsi" w:cstheme="minorHAnsi"/>
+                <w:lang w:eastAsia="en-US"/>
+              </w:rPr>
+            </w:pPr>
+            <w:r>
+              <w:rPr>
+                <w:rFonts w:asciiTheme="minorHAnsi" w:hAnsiTheme="minorHAnsi" w:cstheme="minorHAnsi"/>
+                <w:lang w:eastAsia="en-US"/>
+              </w:rPr>
+              <w:t xml:space="preserve">Nella sezione profile dell’account inserire la seguente stringa sostituendo con un username già esistente: </w:t>
+            </w:r>
+            <w:r>
+              <w:rPr>
+                <w:rFonts w:asciiTheme="minorHAnsi" w:hAnsiTheme="minorHAnsi" w:cstheme="minorHAnsi"/>
+                <w:b/>
+                <w:lang w:eastAsia="en-US"/>
+              </w:rPr>
+              <w:t>username’ OR '1'='1</w:t>
             </w:r>
           </w:p>
         </w:tc>
@@ -10465,14 +9068,16 @@
             <w:pPr>
               <w:pStyle w:val="BodyTextChar"/>
               <w:rPr>
-                <w:b/>
-                <w:sz w:val="18"/>
-                <w:szCs w:val="18"/>
-                <w:lang w:val="it-CH"/>
-              </w:rPr>
-            </w:pPr>
-            <w:r>
-              <w:rPr>
+                <w:rFonts w:asciiTheme="minorHAnsi" w:hAnsiTheme="minorHAnsi" w:cstheme="minorHAnsi"/>
+                <w:b/>
+                <w:sz w:val="18"/>
+                <w:szCs w:val="18"/>
+                <w:lang w:val="it-CH"/>
+              </w:rPr>
+            </w:pPr>
+            <w:r>
+              <w:rPr>
+                <w:rFonts w:asciiTheme="minorHAnsi" w:hAnsiTheme="minorHAnsi" w:cstheme="minorHAnsi"/>
                 <w:b/>
                 <w:sz w:val="18"/>
                 <w:szCs w:val="18"/>
@@ -10493,41 +9098,2567 @@
           <w:p>
             <w:pPr>
               <w:pStyle w:val="BodyTextChar"/>
-              <w:rPr>
-                <w:sz w:val="18"/>
-                <w:szCs w:val="18"/>
-                <w:lang w:val="it-CH"/>
-              </w:rPr>
-            </w:pPr>
-            <w:r>
-              <w:rPr>
-                <w:sz w:val="18"/>
-                <w:szCs w:val="18"/>
-                <w:lang w:val="it-CH"/>
-              </w:rPr>
-              <w:t>Il login deve essere andato a buon fine.</w:t>
+              <w:numPr>
+                <w:ilvl w:val="0"/>
+                <w:numId w:val="25"/>
+              </w:numPr>
+              <w:rPr>
+                <w:rFonts w:asciiTheme="minorHAnsi" w:hAnsiTheme="minorHAnsi" w:cstheme="minorHAnsi"/>
+                <w:sz w:val="18"/>
+                <w:szCs w:val="18"/>
+                <w:lang w:val="it-CH"/>
+              </w:rPr>
+            </w:pPr>
+            <w:r>
+              <w:rPr>
+                <w:rFonts w:asciiTheme="minorHAnsi" w:hAnsiTheme="minorHAnsi" w:cstheme="minorHAnsi"/>
+                <w:sz w:val="18"/>
+                <w:szCs w:val="18"/>
+                <w:lang w:val="it-CH"/>
+              </w:rPr>
+              <w:t>Restituzione di un errore senza eseguire login</w:t>
+            </w:r>
+          </w:p>
+          <w:p>
+            <w:pPr>
+              <w:pStyle w:val="Corpotesto"/>
+              <w:numPr>
+                <w:ilvl w:val="0"/>
+                <w:numId w:val="25"/>
+              </w:numPr>
+              <w:rPr>
+                <w:rFonts w:asciiTheme="minorHAnsi" w:hAnsiTheme="minorHAnsi" w:cstheme="minorHAnsi"/>
+                <w:sz w:val="18"/>
+                <w:szCs w:val="18"/>
+                <w:lang w:eastAsia="en-US"/>
+              </w:rPr>
+            </w:pPr>
+            <w:r>
+              <w:rPr>
+                <w:rFonts w:asciiTheme="minorHAnsi" w:hAnsiTheme="minorHAnsi" w:cstheme="minorHAnsi"/>
+                <w:sz w:val="18"/>
+                <w:szCs w:val="18"/>
+                <w:lang w:eastAsia="en-US"/>
+              </w:rPr>
+              <w:t>Nessun cambiamento dell’username</w:t>
+            </w:r>
+          </w:p>
+        </w:tc>
+      </w:tr>
+    </w:tbl>
+    <w:p/>
+    <w:tbl>
+      <w:tblPr>
+        <w:tblpPr w:leftFromText="141" w:rightFromText="141" w:vertAnchor="page" w:horzAnchor="margin" w:tblpY="6093"/>
+        <w:tblW w:w="9521" w:type="dxa"/>
+        <w:tblBorders>
+          <w:top w:val="single" w:sz="4" w:space="0" w:color="auto"/>
+          <w:left w:val="single" w:sz="4" w:space="0" w:color="auto"/>
+          <w:bottom w:val="single" w:sz="4" w:space="0" w:color="auto"/>
+          <w:right w:val="single" w:sz="4" w:space="0" w:color="auto"/>
+          <w:insideH w:val="single" w:sz="4" w:space="0" w:color="auto"/>
+          <w:insideV w:val="single" w:sz="4" w:space="0" w:color="auto"/>
+        </w:tblBorders>
+        <w:tblLook w:val="01E0" w:firstRow="1" w:lastRow="1" w:firstColumn="1" w:lastColumn="1" w:noHBand="0" w:noVBand="0"/>
+      </w:tblPr>
+      <w:tblGrid>
+        <w:gridCol w:w="2050"/>
+        <w:gridCol w:w="1562"/>
+        <w:gridCol w:w="1267"/>
+        <w:gridCol w:w="4642"/>
+      </w:tblGrid>
+      <w:tr>
+        <w:tc>
+          <w:tcPr>
+            <w:tcW w:w="2050" w:type="dxa"/>
+            <w:tcBorders>
+              <w:bottom w:val="single" w:sz="4" w:space="0" w:color="auto"/>
+              <w:right w:val="single" w:sz="4" w:space="0" w:color="auto"/>
+            </w:tcBorders>
+            <w:shd w:val="pct25" w:color="auto" w:fill="auto"/>
+          </w:tcPr>
+          <w:p>
+            <w:pPr>
+              <w:pStyle w:val="BodyTextChar"/>
+              <w:rPr>
+                <w:rFonts w:asciiTheme="minorHAnsi" w:hAnsiTheme="minorHAnsi" w:cstheme="minorHAnsi"/>
+                <w:b/>
+                <w:sz w:val="18"/>
+                <w:szCs w:val="18"/>
+                <w:lang w:val="it-CH"/>
+              </w:rPr>
+            </w:pPr>
+            <w:r>
+              <w:rPr>
+                <w:rFonts w:asciiTheme="minorHAnsi" w:hAnsiTheme="minorHAnsi" w:cstheme="minorHAnsi"/>
+                <w:b/>
+                <w:sz w:val="18"/>
+                <w:szCs w:val="18"/>
+                <w:lang w:val="it-CH"/>
+              </w:rPr>
+              <w:t>Test Case:</w:t>
+            </w:r>
+          </w:p>
+          <w:p>
+            <w:pPr>
+              <w:pStyle w:val="Corpotesto"/>
+              <w:rPr>
+                <w:rFonts w:asciiTheme="minorHAnsi" w:hAnsiTheme="minorHAnsi" w:cstheme="minorHAnsi"/>
+                <w:sz w:val="18"/>
+                <w:szCs w:val="18"/>
+                <w:lang w:eastAsia="en-US"/>
+              </w:rPr>
+            </w:pPr>
+            <w:r>
+              <w:rPr>
+                <w:rFonts w:asciiTheme="minorHAnsi" w:hAnsiTheme="minorHAnsi" w:cstheme="minorHAnsi"/>
+                <w:b/>
+                <w:sz w:val="18"/>
+                <w:szCs w:val="18"/>
+                <w:lang w:eastAsia="en-US"/>
+              </w:rPr>
+              <w:t>Riferimento</w:t>
+            </w:r>
+            <w:r>
+              <w:rPr>
+                <w:rFonts w:asciiTheme="minorHAnsi" w:hAnsiTheme="minorHAnsi" w:cstheme="minorHAnsi"/>
+                <w:sz w:val="18"/>
+                <w:szCs w:val="18"/>
+                <w:lang w:eastAsia="en-US"/>
+              </w:rPr>
+              <w:t xml:space="preserve">: </w:t>
+            </w:r>
+          </w:p>
+        </w:tc>
+        <w:tc>
+          <w:tcPr>
+            <w:tcW w:w="1562" w:type="dxa"/>
+            <w:tcBorders>
+              <w:left w:val="single" w:sz="4" w:space="0" w:color="auto"/>
+              <w:bottom w:val="single" w:sz="4" w:space="0" w:color="auto"/>
+              <w:right w:val="single" w:sz="4" w:space="0" w:color="auto"/>
+            </w:tcBorders>
+          </w:tcPr>
+          <w:p>
+            <w:pPr>
+              <w:pStyle w:val="BodyTextChar"/>
+              <w:rPr>
+                <w:rFonts w:asciiTheme="minorHAnsi" w:hAnsiTheme="minorHAnsi" w:cstheme="minorHAnsi"/>
+                <w:sz w:val="18"/>
+                <w:szCs w:val="18"/>
+                <w:lang w:val="it-CH"/>
+              </w:rPr>
+            </w:pPr>
+            <w:r>
+              <w:rPr>
+                <w:rFonts w:asciiTheme="minorHAnsi" w:hAnsiTheme="minorHAnsi" w:cstheme="minorHAnsi"/>
+                <w:sz w:val="18"/>
+                <w:szCs w:val="18"/>
+                <w:lang w:val="it-CH"/>
+              </w:rPr>
+              <w:t>T</w:t>
+            </w:r>
+            <w:r>
+              <w:rPr>
+                <w:rFonts w:asciiTheme="minorHAnsi" w:hAnsiTheme="minorHAnsi" w:cstheme="minorHAnsi"/>
+                <w:sz w:val="18"/>
+                <w:szCs w:val="18"/>
+                <w:lang w:val="it-CH"/>
+              </w:rPr>
+              <w:t>C-01</w:t>
+            </w:r>
+            <w:r>
+              <w:rPr>
+                <w:rFonts w:asciiTheme="minorHAnsi" w:hAnsiTheme="minorHAnsi" w:cstheme="minorHAnsi"/>
+                <w:sz w:val="18"/>
+                <w:szCs w:val="18"/>
+                <w:lang w:val="it-CH"/>
+              </w:rPr>
+              <w:t>8</w:t>
+            </w:r>
+          </w:p>
+          <w:p>
+            <w:pPr>
+              <w:rPr>
+                <w:rFonts w:cstheme="minorHAnsi"/>
+              </w:rPr>
+            </w:pPr>
+            <w:r>
+              <w:rPr>
+                <w:rFonts w:cstheme="minorHAnsi"/>
+                <w:sz w:val="18"/>
+                <w:szCs w:val="18"/>
+              </w:rPr>
+              <w:t>REQ-10</w:t>
+            </w:r>
+          </w:p>
+        </w:tc>
+        <w:tc>
+          <w:tcPr>
+            <w:tcW w:w="1267" w:type="dxa"/>
+            <w:tcBorders>
+              <w:left w:val="single" w:sz="4" w:space="0" w:color="auto"/>
+              <w:bottom w:val="single" w:sz="4" w:space="0" w:color="auto"/>
+              <w:right w:val="single" w:sz="4" w:space="0" w:color="auto"/>
+            </w:tcBorders>
+            <w:shd w:val="pct25" w:color="auto" w:fill="auto"/>
+          </w:tcPr>
+          <w:p>
+            <w:pPr>
+              <w:pStyle w:val="BodyTextChar"/>
+              <w:rPr>
+                <w:rFonts w:asciiTheme="minorHAnsi" w:hAnsiTheme="minorHAnsi" w:cstheme="minorHAnsi"/>
+                <w:b/>
+                <w:sz w:val="18"/>
+                <w:szCs w:val="18"/>
+                <w:lang w:val="it-CH"/>
+              </w:rPr>
+            </w:pPr>
+            <w:r>
+              <w:rPr>
+                <w:rFonts w:asciiTheme="minorHAnsi" w:hAnsiTheme="minorHAnsi" w:cstheme="minorHAnsi"/>
+                <w:b/>
+                <w:sz w:val="18"/>
+                <w:szCs w:val="18"/>
+                <w:lang w:val="it-CH"/>
+              </w:rPr>
+              <w:t>Nome:</w:t>
+            </w:r>
+          </w:p>
+        </w:tc>
+        <w:tc>
+          <w:tcPr>
+            <w:tcW w:w="4642" w:type="dxa"/>
+            <w:tcBorders>
+              <w:left w:val="single" w:sz="4" w:space="0" w:color="auto"/>
+              <w:bottom w:val="single" w:sz="4" w:space="0" w:color="auto"/>
+            </w:tcBorders>
+          </w:tcPr>
+          <w:p>
+            <w:pPr>
+              <w:pStyle w:val="BodyTextChar"/>
+              <w:rPr>
+                <w:rFonts w:asciiTheme="minorHAnsi" w:hAnsiTheme="minorHAnsi" w:cstheme="minorHAnsi"/>
+                <w:sz w:val="18"/>
+                <w:szCs w:val="18"/>
+                <w:lang w:val="it-CH"/>
+              </w:rPr>
+            </w:pPr>
+            <w:r>
+              <w:rPr>
+                <w:rFonts w:asciiTheme="minorHAnsi" w:hAnsiTheme="minorHAnsi" w:cstheme="minorHAnsi"/>
+                <w:sz w:val="18"/>
+                <w:szCs w:val="18"/>
+                <w:lang w:val="it-CH"/>
+              </w:rPr>
+              <w:t>Sicurezza applicativo (CSRF)</w:t>
+            </w:r>
+          </w:p>
+        </w:tc>
+      </w:tr>
+      <w:tr>
+        <w:tc>
+          <w:tcPr>
+            <w:tcW w:w="2050" w:type="dxa"/>
+            <w:tcBorders>
+              <w:right w:val="single" w:sz="4" w:space="0" w:color="auto"/>
+            </w:tcBorders>
+            <w:shd w:val="pct25" w:color="auto" w:fill="auto"/>
+          </w:tcPr>
+          <w:p>
+            <w:pPr>
+              <w:pStyle w:val="BodyTextChar"/>
+              <w:rPr>
+                <w:rFonts w:asciiTheme="minorHAnsi" w:hAnsiTheme="minorHAnsi" w:cstheme="minorHAnsi"/>
+                <w:b/>
+                <w:sz w:val="18"/>
+                <w:szCs w:val="18"/>
+                <w:lang w:val="it-CH"/>
+              </w:rPr>
+            </w:pPr>
+            <w:r>
+              <w:rPr>
+                <w:rFonts w:asciiTheme="minorHAnsi" w:hAnsiTheme="minorHAnsi" w:cstheme="minorHAnsi"/>
+                <w:b/>
+                <w:sz w:val="18"/>
+                <w:szCs w:val="18"/>
+                <w:lang w:val="it-CH"/>
+              </w:rPr>
+              <w:t>Descrizione:</w:t>
+            </w:r>
+          </w:p>
+        </w:tc>
+        <w:tc>
+          <w:tcPr>
+            <w:tcW w:w="7471" w:type="dxa"/>
+            <w:gridSpan w:val="3"/>
+            <w:tcBorders>
+              <w:left w:val="single" w:sz="4" w:space="0" w:color="auto"/>
+            </w:tcBorders>
+          </w:tcPr>
+          <w:p>
+            <w:pPr>
+              <w:pStyle w:val="BodyTextChar"/>
+              <w:rPr>
+                <w:rFonts w:asciiTheme="minorHAnsi" w:hAnsiTheme="minorHAnsi" w:cstheme="minorHAnsi"/>
+                <w:sz w:val="18"/>
+                <w:szCs w:val="18"/>
+                <w:lang w:val="it-CH"/>
+              </w:rPr>
+            </w:pPr>
+            <w:r>
+              <w:rPr>
+                <w:rFonts w:asciiTheme="minorHAnsi" w:hAnsiTheme="minorHAnsi" w:cstheme="minorHAnsi"/>
+                <w:sz w:val="18"/>
+                <w:szCs w:val="18"/>
+                <w:lang w:val="it-CH"/>
+              </w:rPr>
+              <w:t xml:space="preserve">Test protezione da attacchi CSRF (Cross-Site </w:t>
+            </w:r>
+            <w:proofErr w:type="spellStart"/>
+            <w:r>
+              <w:rPr>
+                <w:rFonts w:asciiTheme="minorHAnsi" w:hAnsiTheme="minorHAnsi" w:cstheme="minorHAnsi"/>
+                <w:sz w:val="18"/>
+                <w:szCs w:val="18"/>
+                <w:lang w:val="it-CH"/>
+              </w:rPr>
+              <w:t>Request</w:t>
+            </w:r>
+            <w:proofErr w:type="spellEnd"/>
+            <w:r>
+              <w:rPr>
+                <w:rFonts w:asciiTheme="minorHAnsi" w:hAnsiTheme="minorHAnsi" w:cstheme="minorHAnsi"/>
+                <w:sz w:val="18"/>
+                <w:szCs w:val="18"/>
+                <w:lang w:val="it-CH"/>
+              </w:rPr>
+              <w:t xml:space="preserve"> </w:t>
+            </w:r>
+            <w:proofErr w:type="spellStart"/>
+            <w:r>
+              <w:rPr>
+                <w:rFonts w:asciiTheme="minorHAnsi" w:hAnsiTheme="minorHAnsi" w:cstheme="minorHAnsi"/>
+                <w:sz w:val="18"/>
+                <w:szCs w:val="18"/>
+                <w:lang w:val="it-CH"/>
+              </w:rPr>
+              <w:t>Forgery</w:t>
+            </w:r>
+            <w:proofErr w:type="spellEnd"/>
+            <w:r>
+              <w:rPr>
+                <w:rFonts w:asciiTheme="minorHAnsi" w:hAnsiTheme="minorHAnsi" w:cstheme="minorHAnsi"/>
+                <w:sz w:val="18"/>
+                <w:szCs w:val="18"/>
+                <w:lang w:val="it-CH"/>
+              </w:rPr>
+              <w:t>), protezione contro richieste fraudolente provenienti da siti malevoli.</w:t>
+            </w:r>
+          </w:p>
+        </w:tc>
+      </w:tr>
+      <w:tr>
+        <w:tc>
+          <w:tcPr>
+            <w:tcW w:w="2050" w:type="dxa"/>
+            <w:tcBorders>
+              <w:right w:val="single" w:sz="4" w:space="0" w:color="auto"/>
+            </w:tcBorders>
+            <w:shd w:val="pct25" w:color="auto" w:fill="auto"/>
+          </w:tcPr>
+          <w:p>
+            <w:pPr>
+              <w:pStyle w:val="BodyTextChar"/>
+              <w:rPr>
+                <w:rFonts w:asciiTheme="minorHAnsi" w:hAnsiTheme="minorHAnsi" w:cstheme="minorHAnsi"/>
+                <w:b/>
+                <w:sz w:val="18"/>
+                <w:szCs w:val="18"/>
+                <w:lang w:val="it-CH"/>
+              </w:rPr>
+            </w:pPr>
+            <w:r>
+              <w:rPr>
+                <w:rFonts w:asciiTheme="minorHAnsi" w:hAnsiTheme="minorHAnsi" w:cstheme="minorHAnsi"/>
+                <w:b/>
+                <w:sz w:val="18"/>
+                <w:szCs w:val="18"/>
+                <w:lang w:val="it-CH"/>
+              </w:rPr>
+              <w:t>Prerequisiti:</w:t>
+            </w:r>
+          </w:p>
+        </w:tc>
+        <w:tc>
+          <w:tcPr>
+            <w:tcW w:w="7471" w:type="dxa"/>
+            <w:gridSpan w:val="3"/>
+            <w:tcBorders>
+              <w:left w:val="single" w:sz="4" w:space="0" w:color="auto"/>
+            </w:tcBorders>
+          </w:tcPr>
+          <w:p>
+            <w:pPr>
+              <w:pStyle w:val="BodyTextChar"/>
+              <w:rPr>
+                <w:rFonts w:asciiTheme="minorHAnsi" w:hAnsiTheme="minorHAnsi" w:cstheme="minorHAnsi"/>
+                <w:sz w:val="18"/>
+                <w:szCs w:val="18"/>
+                <w:lang w:val="it-CH"/>
+              </w:rPr>
+            </w:pPr>
+            <w:r>
+              <w:rPr>
+                <w:rFonts w:asciiTheme="minorHAnsi" w:hAnsiTheme="minorHAnsi" w:cstheme="minorHAnsi"/>
+                <w:sz w:val="18"/>
+                <w:szCs w:val="18"/>
+                <w:lang w:val="it-CH"/>
+              </w:rPr>
+              <w:t xml:space="preserve">Credenziali d’accesso di un utente qualsiasi </w:t>
+            </w:r>
+          </w:p>
+        </w:tc>
+      </w:tr>
+      <w:tr>
+        <w:tc>
+          <w:tcPr>
+            <w:tcW w:w="2050" w:type="dxa"/>
+            <w:tcBorders>
+              <w:right w:val="single" w:sz="4" w:space="0" w:color="auto"/>
+            </w:tcBorders>
+            <w:shd w:val="pct25" w:color="auto" w:fill="auto"/>
+          </w:tcPr>
+          <w:p>
+            <w:pPr>
+              <w:pStyle w:val="BodyTextChar"/>
+              <w:rPr>
+                <w:rFonts w:asciiTheme="minorHAnsi" w:hAnsiTheme="minorHAnsi" w:cstheme="minorHAnsi"/>
+                <w:b/>
+                <w:sz w:val="18"/>
+                <w:szCs w:val="18"/>
+                <w:lang w:val="it-CH"/>
+              </w:rPr>
+            </w:pPr>
+            <w:r>
+              <w:rPr>
+                <w:rFonts w:asciiTheme="minorHAnsi" w:hAnsiTheme="minorHAnsi" w:cstheme="minorHAnsi"/>
+                <w:b/>
+                <w:sz w:val="18"/>
+                <w:szCs w:val="18"/>
+                <w:lang w:val="it-CH"/>
+              </w:rPr>
+              <w:t>Procedura:</w:t>
+            </w:r>
+          </w:p>
+        </w:tc>
+        <w:tc>
+          <w:tcPr>
+            <w:tcW w:w="7471" w:type="dxa"/>
+            <w:gridSpan w:val="3"/>
+            <w:tcBorders>
+              <w:left w:val="single" w:sz="4" w:space="0" w:color="auto"/>
+            </w:tcBorders>
+          </w:tcPr>
+          <w:p>
+            <w:pPr>
+              <w:pStyle w:val="Corpotesto"/>
+              <w:numPr>
+                <w:ilvl w:val="0"/>
+                <w:numId w:val="27"/>
+              </w:numPr>
+              <w:rPr>
+                <w:rFonts w:asciiTheme="minorHAnsi" w:hAnsiTheme="minorHAnsi" w:cstheme="minorHAnsi"/>
+                <w:lang w:eastAsia="en-US"/>
+              </w:rPr>
+            </w:pPr>
+            <w:r>
+              <w:rPr>
+                <w:rFonts w:asciiTheme="minorHAnsi" w:hAnsiTheme="minorHAnsi" w:cstheme="minorHAnsi"/>
+                <w:lang w:eastAsia="en-US"/>
+              </w:rPr>
+              <w:t>Accedere ad un form qualsiasi (come per la modifica delle informazioni personali)</w:t>
+            </w:r>
+          </w:p>
+          <w:p>
+            <w:pPr>
+              <w:pStyle w:val="Corpotesto"/>
+              <w:numPr>
+                <w:ilvl w:val="0"/>
+                <w:numId w:val="27"/>
+              </w:numPr>
+              <w:rPr>
+                <w:rFonts w:asciiTheme="minorHAnsi" w:hAnsiTheme="minorHAnsi" w:cstheme="minorHAnsi"/>
+                <w:lang w:eastAsia="en-US"/>
+              </w:rPr>
+            </w:pPr>
+            <w:r>
+              <w:rPr>
+                <w:rFonts w:asciiTheme="minorHAnsi" w:hAnsiTheme="minorHAnsi" w:cstheme="minorHAnsi"/>
+                <w:lang w:eastAsia="en-US"/>
+              </w:rPr>
+              <w:t>Rimuovere dal form l’input o azzerare il valore contenente il token</w:t>
+            </w:r>
+          </w:p>
+          <w:p>
+            <w:pPr>
+              <w:pStyle w:val="Corpotesto"/>
+              <w:numPr>
+                <w:ilvl w:val="0"/>
+                <w:numId w:val="27"/>
+              </w:numPr>
+              <w:rPr>
+                <w:rFonts w:asciiTheme="minorHAnsi" w:hAnsiTheme="minorHAnsi" w:cstheme="minorHAnsi"/>
+                <w:lang w:eastAsia="en-US"/>
+              </w:rPr>
+            </w:pPr>
+            <w:r>
+              <w:rPr>
+                <w:rFonts w:asciiTheme="minorHAnsi" w:hAnsiTheme="minorHAnsi" w:cstheme="minorHAnsi"/>
+                <w:lang w:eastAsia="en-US"/>
+              </w:rPr>
+              <w:t>Inviare il form</w:t>
+            </w:r>
+          </w:p>
+        </w:tc>
+      </w:tr>
+      <w:tr>
+        <w:tc>
+          <w:tcPr>
+            <w:tcW w:w="2050" w:type="dxa"/>
+            <w:tcBorders>
+              <w:right w:val="single" w:sz="4" w:space="0" w:color="auto"/>
+            </w:tcBorders>
+            <w:shd w:val="pct25" w:color="auto" w:fill="auto"/>
+          </w:tcPr>
+          <w:p>
+            <w:pPr>
+              <w:pStyle w:val="BodyTextChar"/>
+              <w:rPr>
+                <w:rFonts w:asciiTheme="minorHAnsi" w:hAnsiTheme="minorHAnsi" w:cstheme="minorHAnsi"/>
+                <w:b/>
+                <w:sz w:val="18"/>
+                <w:szCs w:val="18"/>
+                <w:lang w:val="it-CH"/>
+              </w:rPr>
+            </w:pPr>
+            <w:r>
+              <w:rPr>
+                <w:rFonts w:asciiTheme="minorHAnsi" w:hAnsiTheme="minorHAnsi" w:cstheme="minorHAnsi"/>
+                <w:b/>
+                <w:sz w:val="18"/>
+                <w:szCs w:val="18"/>
+                <w:lang w:val="it-CH"/>
+              </w:rPr>
+              <w:t>Risultati attesi:</w:t>
+            </w:r>
+          </w:p>
+        </w:tc>
+        <w:tc>
+          <w:tcPr>
+            <w:tcW w:w="7471" w:type="dxa"/>
+            <w:gridSpan w:val="3"/>
+            <w:tcBorders>
+              <w:left w:val="single" w:sz="4" w:space="0" w:color="auto"/>
+            </w:tcBorders>
+          </w:tcPr>
+          <w:p>
+            <w:pPr>
+              <w:pStyle w:val="BodyTextChar"/>
+              <w:rPr>
+                <w:rFonts w:asciiTheme="minorHAnsi" w:hAnsiTheme="minorHAnsi" w:cstheme="minorHAnsi"/>
+                <w:sz w:val="18"/>
+                <w:szCs w:val="18"/>
+                <w:lang w:val="it-CH"/>
+              </w:rPr>
+            </w:pPr>
+            <w:r>
+              <w:rPr>
+                <w:rFonts w:asciiTheme="minorHAnsi" w:hAnsiTheme="minorHAnsi" w:cstheme="minorHAnsi"/>
+                <w:sz w:val="18"/>
+                <w:szCs w:val="18"/>
+                <w:lang w:val="it-CH"/>
+              </w:rPr>
+              <w:t>Restituzione di una pagina di errore</w:t>
+            </w:r>
+          </w:p>
+        </w:tc>
+      </w:tr>
+    </w:tbl>
+    <w:p/>
+    <w:tbl>
+      <w:tblPr>
+        <w:tblpPr w:leftFromText="141" w:rightFromText="141" w:vertAnchor="page" w:horzAnchor="margin" w:tblpY="9822"/>
+        <w:tblW w:w="9521" w:type="dxa"/>
+        <w:tblBorders>
+          <w:top w:val="single" w:sz="4" w:space="0" w:color="auto"/>
+          <w:left w:val="single" w:sz="4" w:space="0" w:color="auto"/>
+          <w:bottom w:val="single" w:sz="4" w:space="0" w:color="auto"/>
+          <w:right w:val="single" w:sz="4" w:space="0" w:color="auto"/>
+          <w:insideH w:val="single" w:sz="4" w:space="0" w:color="auto"/>
+          <w:insideV w:val="single" w:sz="4" w:space="0" w:color="auto"/>
+        </w:tblBorders>
+        <w:tblLook w:val="01E0" w:firstRow="1" w:lastRow="1" w:firstColumn="1" w:lastColumn="1" w:noHBand="0" w:noVBand="0"/>
+      </w:tblPr>
+      <w:tblGrid>
+        <w:gridCol w:w="2050"/>
+        <w:gridCol w:w="1562"/>
+        <w:gridCol w:w="1267"/>
+        <w:gridCol w:w="4642"/>
+      </w:tblGrid>
+      <w:tr>
+        <w:tc>
+          <w:tcPr>
+            <w:tcW w:w="2050" w:type="dxa"/>
+            <w:tcBorders>
+              <w:bottom w:val="single" w:sz="4" w:space="0" w:color="auto"/>
+              <w:right w:val="single" w:sz="4" w:space="0" w:color="auto"/>
+            </w:tcBorders>
+            <w:shd w:val="pct25" w:color="auto" w:fill="auto"/>
+          </w:tcPr>
+          <w:p>
+            <w:pPr>
+              <w:pStyle w:val="BodyTextChar"/>
+              <w:rPr>
+                <w:rFonts w:asciiTheme="minorHAnsi" w:hAnsiTheme="minorHAnsi" w:cstheme="minorHAnsi"/>
+                <w:b/>
+                <w:sz w:val="18"/>
+                <w:szCs w:val="18"/>
+                <w:lang w:val="it-CH"/>
+              </w:rPr>
+            </w:pPr>
+            <w:r>
+              <w:rPr>
+                <w:rFonts w:asciiTheme="minorHAnsi" w:hAnsiTheme="minorHAnsi" w:cstheme="minorHAnsi"/>
+                <w:b/>
+                <w:sz w:val="18"/>
+                <w:szCs w:val="18"/>
+                <w:lang w:val="it-CH"/>
+              </w:rPr>
+              <w:t>Test Case:</w:t>
+            </w:r>
+          </w:p>
+          <w:p>
+            <w:pPr>
+              <w:pStyle w:val="Corpotesto"/>
+              <w:rPr>
+                <w:rFonts w:asciiTheme="minorHAnsi" w:hAnsiTheme="minorHAnsi" w:cstheme="minorHAnsi"/>
+                <w:sz w:val="18"/>
+                <w:szCs w:val="18"/>
+                <w:lang w:eastAsia="en-US"/>
+              </w:rPr>
+            </w:pPr>
+            <w:r>
+              <w:rPr>
+                <w:rFonts w:asciiTheme="minorHAnsi" w:hAnsiTheme="minorHAnsi" w:cstheme="minorHAnsi"/>
+                <w:b/>
+                <w:sz w:val="18"/>
+                <w:szCs w:val="18"/>
+                <w:lang w:eastAsia="en-US"/>
+              </w:rPr>
+              <w:t>Riferimento</w:t>
+            </w:r>
+            <w:r>
+              <w:rPr>
+                <w:rFonts w:asciiTheme="minorHAnsi" w:hAnsiTheme="minorHAnsi" w:cstheme="minorHAnsi"/>
+                <w:sz w:val="18"/>
+                <w:szCs w:val="18"/>
+                <w:lang w:eastAsia="en-US"/>
+              </w:rPr>
+              <w:t xml:space="preserve">: </w:t>
+            </w:r>
+          </w:p>
+        </w:tc>
+        <w:tc>
+          <w:tcPr>
+            <w:tcW w:w="1562" w:type="dxa"/>
+            <w:tcBorders>
+              <w:left w:val="single" w:sz="4" w:space="0" w:color="auto"/>
+              <w:bottom w:val="single" w:sz="4" w:space="0" w:color="auto"/>
+              <w:right w:val="single" w:sz="4" w:space="0" w:color="auto"/>
+            </w:tcBorders>
+          </w:tcPr>
+          <w:p>
+            <w:pPr>
+              <w:pStyle w:val="BodyTextChar"/>
+              <w:rPr>
+                <w:rFonts w:asciiTheme="minorHAnsi" w:hAnsiTheme="minorHAnsi" w:cstheme="minorHAnsi"/>
+                <w:sz w:val="18"/>
+                <w:szCs w:val="18"/>
+                <w:lang w:val="it-CH"/>
+              </w:rPr>
+            </w:pPr>
+            <w:r>
+              <w:rPr>
+                <w:rFonts w:asciiTheme="minorHAnsi" w:hAnsiTheme="minorHAnsi" w:cstheme="minorHAnsi"/>
+                <w:sz w:val="18"/>
+                <w:szCs w:val="18"/>
+                <w:lang w:val="it-CH"/>
+              </w:rPr>
+              <w:t>T</w:t>
+            </w:r>
+            <w:r>
+              <w:rPr>
+                <w:rFonts w:asciiTheme="minorHAnsi" w:hAnsiTheme="minorHAnsi" w:cstheme="minorHAnsi"/>
+                <w:sz w:val="18"/>
+                <w:szCs w:val="18"/>
+                <w:lang w:val="it-CH"/>
+              </w:rPr>
+              <w:t>C-019</w:t>
+            </w:r>
+          </w:p>
+          <w:p>
+            <w:pPr>
+              <w:rPr>
+                <w:rFonts w:cstheme="minorHAnsi"/>
+              </w:rPr>
+            </w:pPr>
+            <w:r>
+              <w:rPr>
+                <w:rFonts w:cstheme="minorHAnsi"/>
+                <w:sz w:val="18"/>
+                <w:szCs w:val="18"/>
+              </w:rPr>
+              <w:t>REQ-10</w:t>
+            </w:r>
+          </w:p>
+        </w:tc>
+        <w:tc>
+          <w:tcPr>
+            <w:tcW w:w="1267" w:type="dxa"/>
+            <w:tcBorders>
+              <w:left w:val="single" w:sz="4" w:space="0" w:color="auto"/>
+              <w:bottom w:val="single" w:sz="4" w:space="0" w:color="auto"/>
+              <w:right w:val="single" w:sz="4" w:space="0" w:color="auto"/>
+            </w:tcBorders>
+            <w:shd w:val="pct25" w:color="auto" w:fill="auto"/>
+          </w:tcPr>
+          <w:p>
+            <w:pPr>
+              <w:pStyle w:val="BodyTextChar"/>
+              <w:rPr>
+                <w:rFonts w:asciiTheme="minorHAnsi" w:hAnsiTheme="minorHAnsi" w:cstheme="minorHAnsi"/>
+                <w:b/>
+                <w:sz w:val="18"/>
+                <w:szCs w:val="18"/>
+                <w:lang w:val="it-CH"/>
+              </w:rPr>
+            </w:pPr>
+            <w:r>
+              <w:rPr>
+                <w:rFonts w:asciiTheme="minorHAnsi" w:hAnsiTheme="minorHAnsi" w:cstheme="minorHAnsi"/>
+                <w:b/>
+                <w:sz w:val="18"/>
+                <w:szCs w:val="18"/>
+                <w:lang w:val="it-CH"/>
+              </w:rPr>
+              <w:t>Nome:</w:t>
+            </w:r>
+          </w:p>
+        </w:tc>
+        <w:tc>
+          <w:tcPr>
+            <w:tcW w:w="4642" w:type="dxa"/>
+            <w:tcBorders>
+              <w:left w:val="single" w:sz="4" w:space="0" w:color="auto"/>
+              <w:bottom w:val="single" w:sz="4" w:space="0" w:color="auto"/>
+            </w:tcBorders>
+          </w:tcPr>
+          <w:p>
+            <w:pPr>
+              <w:pStyle w:val="BodyTextChar"/>
+              <w:rPr>
+                <w:rFonts w:asciiTheme="minorHAnsi" w:hAnsiTheme="minorHAnsi" w:cstheme="minorHAnsi"/>
+                <w:sz w:val="18"/>
+                <w:szCs w:val="18"/>
+                <w:lang w:val="it-CH"/>
+              </w:rPr>
+            </w:pPr>
+            <w:r>
+              <w:rPr>
+                <w:rFonts w:asciiTheme="minorHAnsi" w:hAnsiTheme="minorHAnsi" w:cstheme="minorHAnsi"/>
+                <w:sz w:val="18"/>
+                <w:szCs w:val="18"/>
+                <w:lang w:val="it-CH"/>
+              </w:rPr>
+              <w:t>Sicurezza applicativo (Validazione input)</w:t>
+            </w:r>
+          </w:p>
+        </w:tc>
+      </w:tr>
+      <w:tr>
+        <w:tc>
+          <w:tcPr>
+            <w:tcW w:w="2050" w:type="dxa"/>
+            <w:tcBorders>
+              <w:right w:val="single" w:sz="4" w:space="0" w:color="auto"/>
+            </w:tcBorders>
+            <w:shd w:val="pct25" w:color="auto" w:fill="auto"/>
+          </w:tcPr>
+          <w:p>
+            <w:pPr>
+              <w:pStyle w:val="BodyTextChar"/>
+              <w:rPr>
+                <w:rFonts w:asciiTheme="minorHAnsi" w:hAnsiTheme="minorHAnsi" w:cstheme="minorHAnsi"/>
+                <w:b/>
+                <w:sz w:val="18"/>
+                <w:szCs w:val="18"/>
+                <w:lang w:val="it-CH"/>
+              </w:rPr>
+            </w:pPr>
+            <w:r>
+              <w:rPr>
+                <w:rFonts w:asciiTheme="minorHAnsi" w:hAnsiTheme="minorHAnsi" w:cstheme="minorHAnsi"/>
+                <w:b/>
+                <w:sz w:val="18"/>
+                <w:szCs w:val="18"/>
+                <w:lang w:val="it-CH"/>
+              </w:rPr>
+              <w:t>Descrizione:</w:t>
+            </w:r>
+          </w:p>
+        </w:tc>
+        <w:tc>
+          <w:tcPr>
+            <w:tcW w:w="7471" w:type="dxa"/>
+            <w:gridSpan w:val="3"/>
+            <w:tcBorders>
+              <w:left w:val="single" w:sz="4" w:space="0" w:color="auto"/>
+            </w:tcBorders>
+          </w:tcPr>
+          <w:p>
+            <w:pPr>
+              <w:pStyle w:val="BodyTextChar"/>
+              <w:rPr>
+                <w:rFonts w:asciiTheme="minorHAnsi" w:hAnsiTheme="minorHAnsi" w:cstheme="minorHAnsi"/>
+                <w:sz w:val="18"/>
+                <w:szCs w:val="18"/>
+                <w:lang w:val="it-CH"/>
+              </w:rPr>
+            </w:pPr>
+            <w:r>
+              <w:rPr>
+                <w:rFonts w:asciiTheme="minorHAnsi" w:hAnsiTheme="minorHAnsi" w:cstheme="minorHAnsi"/>
+                <w:sz w:val="18"/>
+                <w:szCs w:val="18"/>
+                <w:lang w:val="it-CH"/>
+              </w:rPr>
+              <w:t>Test di protezione contro l’invio di dati non validi tramite form. Verrà controllata la gestione nel caso in cui vengano inseriti caratteri speciali o campi vuoti.</w:t>
+            </w:r>
+          </w:p>
+          <w:p>
+            <w:pPr>
+              <w:pStyle w:val="Corpotesto"/>
+              <w:rPr>
+                <w:rFonts w:asciiTheme="minorHAnsi" w:hAnsiTheme="minorHAnsi" w:cstheme="minorHAnsi"/>
+                <w:lang w:eastAsia="en-US"/>
+              </w:rPr>
+            </w:pPr>
+            <w:r>
+              <w:rPr>
+                <w:rFonts w:asciiTheme="minorHAnsi" w:hAnsiTheme="minorHAnsi" w:cstheme="minorHAnsi"/>
+                <w:lang w:eastAsia="en-US"/>
+              </w:rPr>
+              <w:t>I caratteri speciali includono</w:t>
+            </w:r>
+            <w:proofErr w:type="gramStart"/>
+            <w:r>
+              <w:rPr>
+                <w:rFonts w:asciiTheme="minorHAnsi" w:hAnsiTheme="minorHAnsi" w:cstheme="minorHAnsi"/>
+                <w:lang w:eastAsia="en-US"/>
+              </w:rPr>
+              <w:t xml:space="preserve">: </w:t>
+            </w:r>
+            <w:r>
+              <w:rPr>
+                <w:rFonts w:asciiTheme="minorHAnsi" w:hAnsiTheme="minorHAnsi" w:cstheme="minorHAnsi"/>
+                <w:b/>
+                <w:i/>
+                <w:lang w:eastAsia="en-US"/>
+              </w:rPr>
+              <w:t>!</w:t>
+            </w:r>
+            <w:proofErr w:type="gramEnd"/>
+            <w:r>
+              <w:rPr>
+                <w:rFonts w:asciiTheme="minorHAnsi" w:hAnsiTheme="minorHAnsi" w:cstheme="minorHAnsi"/>
+                <w:b/>
+                <w:i/>
+                <w:lang w:eastAsia="en-US"/>
+              </w:rPr>
+              <w:t xml:space="preserve"> " # $ % &amp; ' ( ) * + , - . / : ; &lt; = &gt; ? @ [ \ ] ^ _ { | } ~</w:t>
+            </w:r>
+          </w:p>
+        </w:tc>
+      </w:tr>
+      <w:tr>
+        <w:tc>
+          <w:tcPr>
+            <w:tcW w:w="2050" w:type="dxa"/>
+            <w:tcBorders>
+              <w:right w:val="single" w:sz="4" w:space="0" w:color="auto"/>
+            </w:tcBorders>
+            <w:shd w:val="pct25" w:color="auto" w:fill="auto"/>
+          </w:tcPr>
+          <w:p>
+            <w:pPr>
+              <w:pStyle w:val="BodyTextChar"/>
+              <w:rPr>
+                <w:rFonts w:asciiTheme="minorHAnsi" w:hAnsiTheme="minorHAnsi" w:cstheme="minorHAnsi"/>
+                <w:b/>
+                <w:sz w:val="18"/>
+                <w:szCs w:val="18"/>
+                <w:lang w:val="it-CH"/>
+              </w:rPr>
+            </w:pPr>
+            <w:r>
+              <w:rPr>
+                <w:rFonts w:asciiTheme="minorHAnsi" w:hAnsiTheme="minorHAnsi" w:cstheme="minorHAnsi"/>
+                <w:b/>
+                <w:sz w:val="18"/>
+                <w:szCs w:val="18"/>
+                <w:lang w:val="it-CH"/>
+              </w:rPr>
+              <w:t>Prerequisiti:</w:t>
+            </w:r>
+          </w:p>
+        </w:tc>
+        <w:tc>
+          <w:tcPr>
+            <w:tcW w:w="7471" w:type="dxa"/>
+            <w:gridSpan w:val="3"/>
+            <w:tcBorders>
+              <w:left w:val="single" w:sz="4" w:space="0" w:color="auto"/>
+            </w:tcBorders>
+          </w:tcPr>
+          <w:p>
+            <w:pPr>
+              <w:pStyle w:val="BodyTextChar"/>
+              <w:rPr>
+                <w:rFonts w:asciiTheme="minorHAnsi" w:hAnsiTheme="minorHAnsi" w:cstheme="minorHAnsi"/>
+                <w:sz w:val="18"/>
+                <w:szCs w:val="18"/>
+                <w:lang w:val="it-CH"/>
+              </w:rPr>
+            </w:pPr>
+            <w:r>
+              <w:rPr>
+                <w:rFonts w:asciiTheme="minorHAnsi" w:hAnsiTheme="minorHAnsi" w:cstheme="minorHAnsi"/>
+                <w:sz w:val="18"/>
+                <w:szCs w:val="18"/>
+                <w:lang w:val="it-CH"/>
+              </w:rPr>
+              <w:t>Credenziali d’accesso di tutti i tipi di utente (user, vendor e admin)</w:t>
+            </w:r>
+          </w:p>
+        </w:tc>
+      </w:tr>
+      <w:tr>
+        <w:tc>
+          <w:tcPr>
+            <w:tcW w:w="2050" w:type="dxa"/>
+            <w:tcBorders>
+              <w:right w:val="single" w:sz="4" w:space="0" w:color="auto"/>
+            </w:tcBorders>
+            <w:shd w:val="pct25" w:color="auto" w:fill="auto"/>
+          </w:tcPr>
+          <w:p>
+            <w:pPr>
+              <w:pStyle w:val="BodyTextChar"/>
+              <w:rPr>
+                <w:rFonts w:asciiTheme="minorHAnsi" w:hAnsiTheme="minorHAnsi" w:cstheme="minorHAnsi"/>
+                <w:b/>
+                <w:sz w:val="18"/>
+                <w:szCs w:val="18"/>
+                <w:lang w:val="it-CH"/>
+              </w:rPr>
+            </w:pPr>
+            <w:r>
+              <w:rPr>
+                <w:rFonts w:asciiTheme="minorHAnsi" w:hAnsiTheme="minorHAnsi" w:cstheme="minorHAnsi"/>
+                <w:b/>
+                <w:sz w:val="18"/>
+                <w:szCs w:val="18"/>
+                <w:lang w:val="it-CH"/>
+              </w:rPr>
+              <w:t>Procedura:</w:t>
+            </w:r>
+          </w:p>
+        </w:tc>
+        <w:tc>
+          <w:tcPr>
+            <w:tcW w:w="7471" w:type="dxa"/>
+            <w:gridSpan w:val="3"/>
+            <w:tcBorders>
+              <w:left w:val="single" w:sz="4" w:space="0" w:color="auto"/>
+            </w:tcBorders>
+          </w:tcPr>
+          <w:p>
+            <w:pPr>
+              <w:pStyle w:val="Corpotesto"/>
+              <w:numPr>
+                <w:ilvl w:val="0"/>
+                <w:numId w:val="28"/>
+              </w:numPr>
+              <w:rPr>
+                <w:rFonts w:asciiTheme="minorHAnsi" w:hAnsiTheme="minorHAnsi" w:cstheme="minorHAnsi"/>
+                <w:lang w:eastAsia="en-US"/>
+              </w:rPr>
+            </w:pPr>
+            <w:r>
+              <w:rPr>
+                <w:rFonts w:asciiTheme="minorHAnsi" w:hAnsiTheme="minorHAnsi" w:cstheme="minorHAnsi"/>
+                <w:lang w:eastAsia="en-US"/>
+              </w:rPr>
+              <w:t>Inviare tramite tutti i form disponibili simboli speciali o spazi vuoti</w:t>
+            </w:r>
+          </w:p>
+        </w:tc>
+      </w:tr>
+      <w:tr>
+        <w:tc>
+          <w:tcPr>
+            <w:tcW w:w="2050" w:type="dxa"/>
+            <w:tcBorders>
+              <w:right w:val="single" w:sz="4" w:space="0" w:color="auto"/>
+            </w:tcBorders>
+            <w:shd w:val="pct25" w:color="auto" w:fill="auto"/>
+          </w:tcPr>
+          <w:p>
+            <w:pPr>
+              <w:pStyle w:val="BodyTextChar"/>
+              <w:rPr>
+                <w:rFonts w:asciiTheme="minorHAnsi" w:hAnsiTheme="minorHAnsi" w:cstheme="minorHAnsi"/>
+                <w:b/>
+                <w:sz w:val="18"/>
+                <w:szCs w:val="18"/>
+                <w:lang w:val="it-CH"/>
+              </w:rPr>
+            </w:pPr>
+            <w:r>
+              <w:rPr>
+                <w:rFonts w:asciiTheme="minorHAnsi" w:hAnsiTheme="minorHAnsi" w:cstheme="minorHAnsi"/>
+                <w:b/>
+                <w:sz w:val="18"/>
+                <w:szCs w:val="18"/>
+                <w:lang w:val="it-CH"/>
+              </w:rPr>
+              <w:t>Risultati attesi:</w:t>
+            </w:r>
+          </w:p>
+        </w:tc>
+        <w:tc>
+          <w:tcPr>
+            <w:tcW w:w="7471" w:type="dxa"/>
+            <w:gridSpan w:val="3"/>
+            <w:tcBorders>
+              <w:left w:val="single" w:sz="4" w:space="0" w:color="auto"/>
+            </w:tcBorders>
+          </w:tcPr>
+          <w:p>
+            <w:pPr>
+              <w:pStyle w:val="BodyTextChar"/>
+              <w:numPr>
+                <w:ilvl w:val="0"/>
+                <w:numId w:val="29"/>
+              </w:numPr>
+              <w:rPr>
+                <w:rFonts w:asciiTheme="minorHAnsi" w:hAnsiTheme="minorHAnsi" w:cstheme="minorHAnsi"/>
+                <w:sz w:val="18"/>
+                <w:szCs w:val="18"/>
+                <w:lang w:val="it-CH"/>
+              </w:rPr>
+            </w:pPr>
+            <w:r>
+              <w:rPr>
+                <w:rFonts w:asciiTheme="minorHAnsi" w:hAnsiTheme="minorHAnsi" w:cstheme="minorHAnsi"/>
+                <w:sz w:val="18"/>
+                <w:szCs w:val="18"/>
+                <w:lang w:val="it-CH"/>
+              </w:rPr>
+              <w:t>In caso di input vuoto: restituzione di un errore e reindirizzamento alla pagina precedente</w:t>
+            </w:r>
+          </w:p>
+          <w:p>
+            <w:pPr>
+              <w:pStyle w:val="BodyTextChar"/>
+              <w:numPr>
+                <w:ilvl w:val="0"/>
+                <w:numId w:val="29"/>
+              </w:numPr>
+              <w:rPr>
+                <w:rFonts w:asciiTheme="minorHAnsi" w:hAnsiTheme="minorHAnsi" w:cstheme="minorHAnsi"/>
+                <w:sz w:val="18"/>
+                <w:szCs w:val="18"/>
+                <w:lang w:val="it-CH"/>
+              </w:rPr>
+            </w:pPr>
+            <w:r>
+              <w:rPr>
+                <w:rFonts w:asciiTheme="minorHAnsi" w:hAnsiTheme="minorHAnsi" w:cstheme="minorHAnsi"/>
+                <w:sz w:val="18"/>
+                <w:szCs w:val="18"/>
+                <w:lang w:val="it-CH"/>
+              </w:rPr>
+              <w:t xml:space="preserve">In caso di simboli speciali: errore oppure salvataggio tramite sanificazione </w:t>
             </w:r>
           </w:p>
         </w:tc>
       </w:tr>
     </w:tbl>
     <w:p>
-      <w:pPr>
-        <w:pStyle w:val="Titolo1"/>
-        <w:numPr>
-          <w:ilvl w:val="0"/>
-          <w:numId w:val="0"/>
-        </w:numPr>
-      </w:pPr>
-    </w:p>
-    <w:p>
-      <w:pPr>
-        <w:pStyle w:val="Titolo1"/>
-      </w:pPr>
       <w:r>
-        <w:t>Risultati test</w:t>
+        <w:br w:type="page"/>
       </w:r>
     </w:p>
+    <w:tbl>
+      <w:tblPr>
+        <w:tblpPr w:leftFromText="141" w:rightFromText="141" w:vertAnchor="page" w:horzAnchor="margin" w:tblpY="1561"/>
+        <w:tblW w:w="9521" w:type="dxa"/>
+        <w:tblBorders>
+          <w:top w:val="single" w:sz="4" w:space="0" w:color="auto"/>
+          <w:left w:val="single" w:sz="4" w:space="0" w:color="auto"/>
+          <w:bottom w:val="single" w:sz="4" w:space="0" w:color="auto"/>
+          <w:right w:val="single" w:sz="4" w:space="0" w:color="auto"/>
+          <w:insideH w:val="single" w:sz="4" w:space="0" w:color="auto"/>
+          <w:insideV w:val="single" w:sz="4" w:space="0" w:color="auto"/>
+        </w:tblBorders>
+        <w:tblLook w:val="01E0" w:firstRow="1" w:lastRow="1" w:firstColumn="1" w:lastColumn="1" w:noHBand="0" w:noVBand="0"/>
+      </w:tblPr>
+      <w:tblGrid>
+        <w:gridCol w:w="2050"/>
+        <w:gridCol w:w="1562"/>
+        <w:gridCol w:w="1267"/>
+        <w:gridCol w:w="4642"/>
+      </w:tblGrid>
+      <w:tr>
+        <w:tc>
+          <w:tcPr>
+            <w:tcW w:w="2050" w:type="dxa"/>
+            <w:tcBorders>
+              <w:bottom w:val="single" w:sz="4" w:space="0" w:color="auto"/>
+              <w:right w:val="single" w:sz="4" w:space="0" w:color="auto"/>
+            </w:tcBorders>
+            <w:shd w:val="pct25" w:color="auto" w:fill="auto"/>
+          </w:tcPr>
+          <w:p>
+            <w:pPr>
+              <w:pStyle w:val="BodyTextChar"/>
+              <w:rPr>
+                <w:rFonts w:asciiTheme="minorHAnsi" w:hAnsiTheme="minorHAnsi" w:cstheme="minorHAnsi"/>
+                <w:b/>
+                <w:sz w:val="18"/>
+                <w:szCs w:val="18"/>
+                <w:lang w:val="it-CH"/>
+              </w:rPr>
+            </w:pPr>
+            <w:r>
+              <w:rPr>
+                <w:rFonts w:asciiTheme="minorHAnsi" w:hAnsiTheme="minorHAnsi" w:cstheme="minorHAnsi"/>
+                <w:b/>
+                <w:sz w:val="18"/>
+                <w:szCs w:val="18"/>
+                <w:lang w:val="it-CH"/>
+              </w:rPr>
+              <w:lastRenderedPageBreak/>
+              <w:t>Test Case:</w:t>
+            </w:r>
+          </w:p>
+          <w:p>
+            <w:pPr>
+              <w:pStyle w:val="Corpotesto"/>
+              <w:rPr>
+                <w:rFonts w:asciiTheme="minorHAnsi" w:hAnsiTheme="minorHAnsi" w:cstheme="minorHAnsi"/>
+                <w:sz w:val="18"/>
+                <w:szCs w:val="18"/>
+                <w:lang w:eastAsia="en-US"/>
+              </w:rPr>
+            </w:pPr>
+            <w:r>
+              <w:rPr>
+                <w:rFonts w:asciiTheme="minorHAnsi" w:hAnsiTheme="minorHAnsi" w:cstheme="minorHAnsi"/>
+                <w:b/>
+                <w:sz w:val="18"/>
+                <w:szCs w:val="18"/>
+                <w:lang w:eastAsia="en-US"/>
+              </w:rPr>
+              <w:t>Riferimento</w:t>
+            </w:r>
+            <w:r>
+              <w:rPr>
+                <w:rFonts w:asciiTheme="minorHAnsi" w:hAnsiTheme="minorHAnsi" w:cstheme="minorHAnsi"/>
+                <w:sz w:val="18"/>
+                <w:szCs w:val="18"/>
+                <w:lang w:eastAsia="en-US"/>
+              </w:rPr>
+              <w:t xml:space="preserve">: </w:t>
+            </w:r>
+          </w:p>
+        </w:tc>
+        <w:tc>
+          <w:tcPr>
+            <w:tcW w:w="1562" w:type="dxa"/>
+            <w:tcBorders>
+              <w:left w:val="single" w:sz="4" w:space="0" w:color="auto"/>
+              <w:bottom w:val="single" w:sz="4" w:space="0" w:color="auto"/>
+              <w:right w:val="single" w:sz="4" w:space="0" w:color="auto"/>
+            </w:tcBorders>
+          </w:tcPr>
+          <w:p>
+            <w:pPr>
+              <w:pStyle w:val="BodyTextChar"/>
+              <w:rPr>
+                <w:rFonts w:asciiTheme="minorHAnsi" w:hAnsiTheme="minorHAnsi" w:cstheme="minorHAnsi"/>
+                <w:sz w:val="18"/>
+                <w:szCs w:val="18"/>
+                <w:lang w:val="it-CH"/>
+              </w:rPr>
+            </w:pPr>
+            <w:r>
+              <w:rPr>
+                <w:rFonts w:asciiTheme="minorHAnsi" w:hAnsiTheme="minorHAnsi" w:cstheme="minorHAnsi"/>
+                <w:sz w:val="18"/>
+                <w:szCs w:val="18"/>
+                <w:lang w:val="it-CH"/>
+              </w:rPr>
+              <w:t>T</w:t>
+            </w:r>
+            <w:r>
+              <w:rPr>
+                <w:rFonts w:asciiTheme="minorHAnsi" w:hAnsiTheme="minorHAnsi" w:cstheme="minorHAnsi"/>
+                <w:sz w:val="18"/>
+                <w:szCs w:val="18"/>
+                <w:lang w:val="it-CH"/>
+              </w:rPr>
+              <w:t>C-020</w:t>
+            </w:r>
+          </w:p>
+          <w:p>
+            <w:pPr>
+              <w:rPr>
+                <w:rFonts w:cstheme="minorHAnsi"/>
+              </w:rPr>
+            </w:pPr>
+            <w:r>
+              <w:rPr>
+                <w:rFonts w:cstheme="minorHAnsi"/>
+                <w:sz w:val="18"/>
+                <w:szCs w:val="18"/>
+              </w:rPr>
+              <w:t>REQ-10</w:t>
+            </w:r>
+          </w:p>
+        </w:tc>
+        <w:tc>
+          <w:tcPr>
+            <w:tcW w:w="1267" w:type="dxa"/>
+            <w:tcBorders>
+              <w:left w:val="single" w:sz="4" w:space="0" w:color="auto"/>
+              <w:bottom w:val="single" w:sz="4" w:space="0" w:color="auto"/>
+              <w:right w:val="single" w:sz="4" w:space="0" w:color="auto"/>
+            </w:tcBorders>
+            <w:shd w:val="pct25" w:color="auto" w:fill="auto"/>
+          </w:tcPr>
+          <w:p>
+            <w:pPr>
+              <w:pStyle w:val="BodyTextChar"/>
+              <w:rPr>
+                <w:rFonts w:asciiTheme="minorHAnsi" w:hAnsiTheme="minorHAnsi" w:cstheme="minorHAnsi"/>
+                <w:b/>
+                <w:sz w:val="18"/>
+                <w:szCs w:val="18"/>
+                <w:lang w:val="it-CH"/>
+              </w:rPr>
+            </w:pPr>
+            <w:r>
+              <w:rPr>
+                <w:rFonts w:asciiTheme="minorHAnsi" w:hAnsiTheme="minorHAnsi" w:cstheme="minorHAnsi"/>
+                <w:b/>
+                <w:sz w:val="18"/>
+                <w:szCs w:val="18"/>
+                <w:lang w:val="it-CH"/>
+              </w:rPr>
+              <w:t>Nome:</w:t>
+            </w:r>
+          </w:p>
+        </w:tc>
+        <w:tc>
+          <w:tcPr>
+            <w:tcW w:w="4642" w:type="dxa"/>
+            <w:tcBorders>
+              <w:left w:val="single" w:sz="4" w:space="0" w:color="auto"/>
+              <w:bottom w:val="single" w:sz="4" w:space="0" w:color="auto"/>
+            </w:tcBorders>
+          </w:tcPr>
+          <w:p>
+            <w:pPr>
+              <w:pStyle w:val="BodyTextChar"/>
+              <w:rPr>
+                <w:rFonts w:asciiTheme="minorHAnsi" w:hAnsiTheme="minorHAnsi" w:cstheme="minorHAnsi"/>
+                <w:sz w:val="18"/>
+                <w:szCs w:val="18"/>
+                <w:lang w:val="it-CH"/>
+              </w:rPr>
+            </w:pPr>
+            <w:r>
+              <w:rPr>
+                <w:rFonts w:asciiTheme="minorHAnsi" w:hAnsiTheme="minorHAnsi" w:cstheme="minorHAnsi"/>
+                <w:sz w:val="18"/>
+                <w:szCs w:val="18"/>
+                <w:lang w:val="it-CH"/>
+              </w:rPr>
+              <w:t xml:space="preserve">Sicurezza applicativo (Directory </w:t>
+            </w:r>
+            <w:proofErr w:type="spellStart"/>
+            <w:r>
+              <w:rPr>
+                <w:rFonts w:asciiTheme="minorHAnsi" w:hAnsiTheme="minorHAnsi" w:cstheme="minorHAnsi"/>
+                <w:sz w:val="18"/>
+                <w:szCs w:val="18"/>
+                <w:lang w:val="it-CH"/>
+              </w:rPr>
+              <w:t>Traversal</w:t>
+            </w:r>
+            <w:proofErr w:type="spellEnd"/>
+            <w:r>
+              <w:rPr>
+                <w:rFonts w:asciiTheme="minorHAnsi" w:hAnsiTheme="minorHAnsi" w:cstheme="minorHAnsi"/>
+                <w:sz w:val="18"/>
+                <w:szCs w:val="18"/>
+                <w:lang w:val="it-CH"/>
+              </w:rPr>
+              <w:t>)</w:t>
+            </w:r>
+          </w:p>
+        </w:tc>
+      </w:tr>
+      <w:tr>
+        <w:tc>
+          <w:tcPr>
+            <w:tcW w:w="2050" w:type="dxa"/>
+            <w:tcBorders>
+              <w:right w:val="single" w:sz="4" w:space="0" w:color="auto"/>
+            </w:tcBorders>
+            <w:shd w:val="pct25" w:color="auto" w:fill="auto"/>
+          </w:tcPr>
+          <w:p>
+            <w:pPr>
+              <w:pStyle w:val="BodyTextChar"/>
+              <w:rPr>
+                <w:rFonts w:asciiTheme="minorHAnsi" w:hAnsiTheme="minorHAnsi" w:cstheme="minorHAnsi"/>
+                <w:b/>
+                <w:sz w:val="18"/>
+                <w:szCs w:val="18"/>
+                <w:lang w:val="it-CH"/>
+              </w:rPr>
+            </w:pPr>
+            <w:r>
+              <w:rPr>
+                <w:rFonts w:asciiTheme="minorHAnsi" w:hAnsiTheme="minorHAnsi" w:cstheme="minorHAnsi"/>
+                <w:b/>
+                <w:sz w:val="18"/>
+                <w:szCs w:val="18"/>
+                <w:lang w:val="it-CH"/>
+              </w:rPr>
+              <w:t>Descrizione:</w:t>
+            </w:r>
+          </w:p>
+        </w:tc>
+        <w:tc>
+          <w:tcPr>
+            <w:tcW w:w="7471" w:type="dxa"/>
+            <w:gridSpan w:val="3"/>
+            <w:tcBorders>
+              <w:left w:val="single" w:sz="4" w:space="0" w:color="auto"/>
+            </w:tcBorders>
+          </w:tcPr>
+          <w:p>
+            <w:pPr>
+              <w:pStyle w:val="BodyTextChar"/>
+              <w:rPr>
+                <w:rFonts w:asciiTheme="minorHAnsi" w:hAnsiTheme="minorHAnsi" w:cstheme="minorHAnsi"/>
+                <w:sz w:val="18"/>
+                <w:szCs w:val="18"/>
+                <w:lang w:val="it-CH"/>
+              </w:rPr>
+            </w:pPr>
+            <w:r>
+              <w:rPr>
+                <w:rFonts w:asciiTheme="minorHAnsi" w:hAnsiTheme="minorHAnsi" w:cstheme="minorHAnsi"/>
+                <w:sz w:val="18"/>
+                <w:szCs w:val="18"/>
+                <w:lang w:val="it-CH"/>
+              </w:rPr>
+              <w:t>Test di protezione delle risorse da utenti non autorizzati</w:t>
+            </w:r>
+          </w:p>
+        </w:tc>
+      </w:tr>
+      <w:tr>
+        <w:tc>
+          <w:tcPr>
+            <w:tcW w:w="2050" w:type="dxa"/>
+            <w:tcBorders>
+              <w:right w:val="single" w:sz="4" w:space="0" w:color="auto"/>
+            </w:tcBorders>
+            <w:shd w:val="pct25" w:color="auto" w:fill="auto"/>
+          </w:tcPr>
+          <w:p>
+            <w:pPr>
+              <w:pStyle w:val="BodyTextChar"/>
+              <w:rPr>
+                <w:rFonts w:asciiTheme="minorHAnsi" w:hAnsiTheme="minorHAnsi" w:cstheme="minorHAnsi"/>
+                <w:b/>
+                <w:sz w:val="18"/>
+                <w:szCs w:val="18"/>
+                <w:lang w:val="it-CH"/>
+              </w:rPr>
+            </w:pPr>
+            <w:r>
+              <w:rPr>
+                <w:rFonts w:asciiTheme="minorHAnsi" w:hAnsiTheme="minorHAnsi" w:cstheme="minorHAnsi"/>
+                <w:b/>
+                <w:sz w:val="18"/>
+                <w:szCs w:val="18"/>
+                <w:lang w:val="it-CH"/>
+              </w:rPr>
+              <w:t>Prerequisiti:</w:t>
+            </w:r>
+          </w:p>
+        </w:tc>
+        <w:tc>
+          <w:tcPr>
+            <w:tcW w:w="7471" w:type="dxa"/>
+            <w:gridSpan w:val="3"/>
+            <w:tcBorders>
+              <w:left w:val="single" w:sz="4" w:space="0" w:color="auto"/>
+            </w:tcBorders>
+          </w:tcPr>
+          <w:p>
+            <w:pPr>
+              <w:pStyle w:val="BodyTextChar"/>
+              <w:rPr>
+                <w:rFonts w:asciiTheme="minorHAnsi" w:hAnsiTheme="minorHAnsi" w:cstheme="minorHAnsi"/>
+                <w:sz w:val="18"/>
+                <w:szCs w:val="18"/>
+                <w:lang w:val="it-CH"/>
+              </w:rPr>
+            </w:pPr>
+            <w:r>
+              <w:rPr>
+                <w:rFonts w:asciiTheme="minorHAnsi" w:hAnsiTheme="minorHAnsi" w:cstheme="minorHAnsi"/>
+                <w:sz w:val="18"/>
+                <w:szCs w:val="18"/>
+                <w:lang w:val="it-CH"/>
+              </w:rPr>
+              <w:t>Credenziali d’accesso di tutti i tipi di utente (user, vendor e admin)</w:t>
+            </w:r>
+          </w:p>
+        </w:tc>
+      </w:tr>
+      <w:tr>
+        <w:tc>
+          <w:tcPr>
+            <w:tcW w:w="2050" w:type="dxa"/>
+            <w:tcBorders>
+              <w:right w:val="single" w:sz="4" w:space="0" w:color="auto"/>
+            </w:tcBorders>
+            <w:shd w:val="pct25" w:color="auto" w:fill="auto"/>
+          </w:tcPr>
+          <w:p>
+            <w:pPr>
+              <w:pStyle w:val="BodyTextChar"/>
+              <w:rPr>
+                <w:rFonts w:asciiTheme="minorHAnsi" w:hAnsiTheme="minorHAnsi" w:cstheme="minorHAnsi"/>
+                <w:b/>
+                <w:sz w:val="18"/>
+                <w:szCs w:val="18"/>
+                <w:lang w:val="it-CH"/>
+              </w:rPr>
+            </w:pPr>
+            <w:r>
+              <w:rPr>
+                <w:rFonts w:asciiTheme="minorHAnsi" w:hAnsiTheme="minorHAnsi" w:cstheme="minorHAnsi"/>
+                <w:b/>
+                <w:sz w:val="18"/>
+                <w:szCs w:val="18"/>
+                <w:lang w:val="it-CH"/>
+              </w:rPr>
+              <w:t>Procedura:</w:t>
+            </w:r>
+          </w:p>
+        </w:tc>
+        <w:tc>
+          <w:tcPr>
+            <w:tcW w:w="7471" w:type="dxa"/>
+            <w:gridSpan w:val="3"/>
+            <w:tcBorders>
+              <w:left w:val="single" w:sz="4" w:space="0" w:color="auto"/>
+            </w:tcBorders>
+          </w:tcPr>
+          <w:p>
+            <w:pPr>
+              <w:pStyle w:val="Corpotesto"/>
+              <w:numPr>
+                <w:ilvl w:val="0"/>
+                <w:numId w:val="30"/>
+              </w:numPr>
+              <w:rPr>
+                <w:rFonts w:asciiTheme="minorHAnsi" w:hAnsiTheme="minorHAnsi" w:cstheme="minorHAnsi"/>
+                <w:lang w:eastAsia="en-US"/>
+              </w:rPr>
+            </w:pPr>
+            <w:r>
+              <w:rPr>
+                <w:rFonts w:asciiTheme="minorHAnsi" w:hAnsiTheme="minorHAnsi" w:cstheme="minorHAnsi"/>
+                <w:lang w:eastAsia="en-US"/>
+              </w:rPr>
+              <w:t>Accedere come user</w:t>
+            </w:r>
+          </w:p>
+          <w:p>
+            <w:pPr>
+              <w:pStyle w:val="Corpotesto"/>
+              <w:numPr>
+                <w:ilvl w:val="0"/>
+                <w:numId w:val="30"/>
+              </w:numPr>
+              <w:rPr>
+                <w:rFonts w:asciiTheme="minorHAnsi" w:hAnsiTheme="minorHAnsi" w:cstheme="minorHAnsi"/>
+                <w:lang w:eastAsia="en-US"/>
+              </w:rPr>
+            </w:pPr>
+            <w:r>
+              <w:rPr>
+                <w:rFonts w:asciiTheme="minorHAnsi" w:hAnsiTheme="minorHAnsi" w:cstheme="minorHAnsi"/>
+                <w:lang w:eastAsia="en-US"/>
+              </w:rPr>
+              <w:t>Inserire nella barra di ricerca le seguenti rotte: /vendor, /admin, /vendor/</w:t>
+            </w:r>
+            <w:proofErr w:type="spellStart"/>
+            <w:r>
+              <w:rPr>
+                <w:rFonts w:asciiTheme="minorHAnsi" w:hAnsiTheme="minorHAnsi" w:cstheme="minorHAnsi"/>
+                <w:lang w:eastAsia="en-US"/>
+              </w:rPr>
+              <w:t>add</w:t>
+            </w:r>
+            <w:proofErr w:type="spellEnd"/>
+            <w:r>
+              <w:rPr>
+                <w:rFonts w:asciiTheme="minorHAnsi" w:hAnsiTheme="minorHAnsi" w:cstheme="minorHAnsi"/>
+                <w:lang w:eastAsia="en-US"/>
+              </w:rPr>
+              <w:t>, /vendor/sales</w:t>
+            </w:r>
+          </w:p>
+          <w:p>
+            <w:pPr>
+              <w:pStyle w:val="Corpotesto"/>
+              <w:numPr>
+                <w:ilvl w:val="0"/>
+                <w:numId w:val="30"/>
+              </w:numPr>
+              <w:rPr>
+                <w:rFonts w:asciiTheme="minorHAnsi" w:hAnsiTheme="minorHAnsi" w:cstheme="minorHAnsi"/>
+                <w:lang w:eastAsia="en-US"/>
+              </w:rPr>
+            </w:pPr>
+            <w:r>
+              <w:rPr>
+                <w:rFonts w:asciiTheme="minorHAnsi" w:hAnsiTheme="minorHAnsi" w:cstheme="minorHAnsi"/>
+                <w:lang w:eastAsia="en-US"/>
+              </w:rPr>
+              <w:t>Eseguire il logout e ripetere come ospite</w:t>
+            </w:r>
+          </w:p>
+          <w:p>
+            <w:pPr>
+              <w:pStyle w:val="Corpotesto"/>
+              <w:numPr>
+                <w:ilvl w:val="0"/>
+                <w:numId w:val="30"/>
+              </w:numPr>
+              <w:rPr>
+                <w:rFonts w:asciiTheme="minorHAnsi" w:hAnsiTheme="minorHAnsi" w:cstheme="minorHAnsi"/>
+                <w:lang w:eastAsia="en-US"/>
+              </w:rPr>
+            </w:pPr>
+            <w:r>
+              <w:rPr>
+                <w:rFonts w:asciiTheme="minorHAnsi" w:hAnsiTheme="minorHAnsi" w:cstheme="minorHAnsi"/>
+                <w:lang w:eastAsia="en-US"/>
+              </w:rPr>
+              <w:t>Accedere come vendor</w:t>
+            </w:r>
+          </w:p>
+          <w:p>
+            <w:pPr>
+              <w:pStyle w:val="Corpotesto"/>
+              <w:numPr>
+                <w:ilvl w:val="0"/>
+                <w:numId w:val="30"/>
+              </w:numPr>
+              <w:rPr>
+                <w:rFonts w:asciiTheme="minorHAnsi" w:hAnsiTheme="minorHAnsi" w:cstheme="minorHAnsi"/>
+                <w:lang w:eastAsia="en-US"/>
+              </w:rPr>
+            </w:pPr>
+            <w:r>
+              <w:rPr>
+                <w:rFonts w:asciiTheme="minorHAnsi" w:hAnsiTheme="minorHAnsi" w:cstheme="minorHAnsi"/>
+                <w:lang w:eastAsia="en-US"/>
+              </w:rPr>
+              <w:t>Inserire nella barra di ricerca le seguenti rotte: /admin</w:t>
+            </w:r>
+          </w:p>
+          <w:p>
+            <w:pPr>
+              <w:pStyle w:val="Corpotesto"/>
+              <w:numPr>
+                <w:ilvl w:val="0"/>
+                <w:numId w:val="30"/>
+              </w:numPr>
+              <w:rPr>
+                <w:rFonts w:asciiTheme="minorHAnsi" w:hAnsiTheme="minorHAnsi" w:cstheme="minorHAnsi"/>
+                <w:lang w:eastAsia="en-US"/>
+              </w:rPr>
+            </w:pPr>
+            <w:r>
+              <w:rPr>
+                <w:rFonts w:asciiTheme="minorHAnsi" w:hAnsiTheme="minorHAnsi" w:cstheme="minorHAnsi"/>
+                <w:lang w:eastAsia="en-US"/>
+              </w:rPr>
+              <w:t>Accedere come admin</w:t>
+            </w:r>
+          </w:p>
+          <w:p>
+            <w:pPr>
+              <w:pStyle w:val="Corpotesto"/>
+              <w:numPr>
+                <w:ilvl w:val="0"/>
+                <w:numId w:val="30"/>
+              </w:numPr>
+              <w:rPr>
+                <w:rFonts w:asciiTheme="minorHAnsi" w:hAnsiTheme="minorHAnsi" w:cstheme="minorHAnsi"/>
+                <w:lang w:eastAsia="en-US"/>
+              </w:rPr>
+            </w:pPr>
+            <w:r>
+              <w:rPr>
+                <w:rFonts w:asciiTheme="minorHAnsi" w:hAnsiTheme="minorHAnsi" w:cstheme="minorHAnsi"/>
+                <w:lang w:eastAsia="en-US"/>
+              </w:rPr>
+              <w:t>Inserire nella barra di ricerca le seguenti rotte: /vendor, /vendor/</w:t>
+            </w:r>
+            <w:proofErr w:type="spellStart"/>
+            <w:r>
+              <w:rPr>
+                <w:rFonts w:asciiTheme="minorHAnsi" w:hAnsiTheme="minorHAnsi" w:cstheme="minorHAnsi"/>
+                <w:lang w:eastAsia="en-US"/>
+              </w:rPr>
+              <w:t>add</w:t>
+            </w:r>
+            <w:proofErr w:type="spellEnd"/>
+            <w:r>
+              <w:rPr>
+                <w:rFonts w:asciiTheme="minorHAnsi" w:hAnsiTheme="minorHAnsi" w:cstheme="minorHAnsi"/>
+                <w:lang w:eastAsia="en-US"/>
+              </w:rPr>
+              <w:t>, /vendor/sales</w:t>
+            </w:r>
+          </w:p>
+          <w:p>
+            <w:pPr>
+              <w:pStyle w:val="Corpotesto"/>
+              <w:numPr>
+                <w:ilvl w:val="0"/>
+                <w:numId w:val="30"/>
+              </w:numPr>
+              <w:rPr>
+                <w:rFonts w:asciiTheme="minorHAnsi" w:hAnsiTheme="minorHAnsi" w:cstheme="minorHAnsi"/>
+                <w:lang w:eastAsia="en-US"/>
+              </w:rPr>
+            </w:pPr>
+            <w:r>
+              <w:rPr>
+                <w:rFonts w:asciiTheme="minorHAnsi" w:hAnsiTheme="minorHAnsi" w:cstheme="minorHAnsi"/>
+                <w:lang w:eastAsia="en-US"/>
+              </w:rPr>
+              <w:t>Eseguire il logout</w:t>
+            </w:r>
+          </w:p>
+          <w:p>
+            <w:pPr>
+              <w:pStyle w:val="Corpotesto"/>
+              <w:numPr>
+                <w:ilvl w:val="0"/>
+                <w:numId w:val="30"/>
+              </w:numPr>
+              <w:rPr>
+                <w:rFonts w:asciiTheme="minorHAnsi" w:hAnsiTheme="minorHAnsi" w:cstheme="minorHAnsi"/>
+                <w:lang w:eastAsia="en-US"/>
+              </w:rPr>
+            </w:pPr>
+            <w:r>
+              <w:rPr>
+                <w:rFonts w:asciiTheme="minorHAnsi" w:hAnsiTheme="minorHAnsi" w:cstheme="minorHAnsi"/>
+                <w:lang w:eastAsia="en-US"/>
+              </w:rPr>
+              <w:t>Verificare l’accesso a risorse sensibili sul server:</w:t>
+            </w:r>
+          </w:p>
+          <w:p>
+            <w:pPr>
+              <w:pStyle w:val="Corpotesto"/>
+              <w:numPr>
+                <w:ilvl w:val="1"/>
+                <w:numId w:val="30"/>
+              </w:numPr>
+              <w:rPr>
+                <w:rFonts w:asciiTheme="minorHAnsi" w:hAnsiTheme="minorHAnsi" w:cstheme="minorHAnsi"/>
+                <w:lang w:eastAsia="en-US"/>
+              </w:rPr>
+            </w:pPr>
+            <w:proofErr w:type="gramStart"/>
+            <w:r>
+              <w:rPr>
+                <w:rFonts w:asciiTheme="minorHAnsi" w:hAnsiTheme="minorHAnsi" w:cstheme="minorHAnsi"/>
+                <w:lang w:eastAsia="en-US"/>
+              </w:rPr>
+              <w:t>..</w:t>
+            </w:r>
+            <w:proofErr w:type="gramEnd"/>
+            <w:r>
+              <w:rPr>
+                <w:rFonts w:asciiTheme="minorHAnsi" w:hAnsiTheme="minorHAnsi" w:cstheme="minorHAnsi"/>
+                <w:lang w:eastAsia="en-US"/>
+              </w:rPr>
+              <w:t>/../../../</w:t>
+            </w:r>
+            <w:proofErr w:type="spellStart"/>
+            <w:r>
+              <w:rPr>
+                <w:rFonts w:asciiTheme="minorHAnsi" w:hAnsiTheme="minorHAnsi" w:cstheme="minorHAnsi"/>
+                <w:lang w:eastAsia="en-US"/>
+              </w:rPr>
+              <w:t>etc</w:t>
+            </w:r>
+            <w:proofErr w:type="spellEnd"/>
+            <w:r>
+              <w:rPr>
+                <w:rFonts w:asciiTheme="minorHAnsi" w:hAnsiTheme="minorHAnsi" w:cstheme="minorHAnsi"/>
+                <w:lang w:eastAsia="en-US"/>
+              </w:rPr>
+              <w:t>/</w:t>
+            </w:r>
+            <w:proofErr w:type="spellStart"/>
+            <w:r>
+              <w:rPr>
+                <w:rFonts w:asciiTheme="minorHAnsi" w:hAnsiTheme="minorHAnsi" w:cstheme="minorHAnsi"/>
+                <w:lang w:eastAsia="en-US"/>
+              </w:rPr>
+              <w:t>passwd</w:t>
+            </w:r>
+            <w:proofErr w:type="spellEnd"/>
+          </w:p>
+          <w:p>
+            <w:pPr>
+              <w:pStyle w:val="Corpotesto"/>
+              <w:numPr>
+                <w:ilvl w:val="1"/>
+                <w:numId w:val="30"/>
+              </w:numPr>
+              <w:rPr>
+                <w:rFonts w:asciiTheme="minorHAnsi" w:hAnsiTheme="minorHAnsi" w:cstheme="minorHAnsi"/>
+                <w:lang w:eastAsia="en-US"/>
+              </w:rPr>
+            </w:pPr>
+            <w:r>
+              <w:rPr>
+                <w:rFonts w:asciiTheme="minorHAnsi" w:hAnsiTheme="minorHAnsi" w:cstheme="minorHAnsi"/>
+              </w:rPr>
+              <w:t>%2e%2e/%2e%2e/%2e%2e/%2e%2e/</w:t>
+            </w:r>
+            <w:proofErr w:type="spellStart"/>
+            <w:r>
+              <w:rPr>
+                <w:rFonts w:asciiTheme="minorHAnsi" w:hAnsiTheme="minorHAnsi" w:cstheme="minorHAnsi"/>
+              </w:rPr>
+              <w:t>etc</w:t>
+            </w:r>
+            <w:proofErr w:type="spellEnd"/>
+            <w:r>
+              <w:rPr>
+                <w:rFonts w:asciiTheme="minorHAnsi" w:hAnsiTheme="minorHAnsi" w:cstheme="minorHAnsi"/>
+              </w:rPr>
+              <w:t>/</w:t>
+            </w:r>
+            <w:proofErr w:type="spellStart"/>
+            <w:r>
+              <w:rPr>
+                <w:rFonts w:asciiTheme="minorHAnsi" w:hAnsiTheme="minorHAnsi" w:cstheme="minorHAnsi"/>
+              </w:rPr>
+              <w:t>passwd</w:t>
+            </w:r>
+            <w:proofErr w:type="spellEnd"/>
+          </w:p>
+          <w:p>
+            <w:pPr>
+              <w:pStyle w:val="Corpotesto"/>
+              <w:numPr>
+                <w:ilvl w:val="1"/>
+                <w:numId w:val="30"/>
+              </w:numPr>
+              <w:rPr>
+                <w:rFonts w:asciiTheme="minorHAnsi" w:hAnsiTheme="minorHAnsi" w:cstheme="minorHAnsi"/>
+                <w:lang w:eastAsia="en-US"/>
+              </w:rPr>
+            </w:pPr>
+            <w:r>
+              <w:rPr>
+                <w:rFonts w:asciiTheme="minorHAnsi" w:hAnsiTheme="minorHAnsi" w:cstheme="minorHAnsi"/>
+              </w:rPr>
+              <w:t>%252e%252e%252f</w:t>
+            </w:r>
+          </w:p>
+          <w:p>
+            <w:pPr>
+              <w:pStyle w:val="Corpotesto"/>
+              <w:numPr>
+                <w:ilvl w:val="1"/>
+                <w:numId w:val="30"/>
+              </w:numPr>
+              <w:rPr>
+                <w:rFonts w:asciiTheme="minorHAnsi" w:hAnsiTheme="minorHAnsi" w:cstheme="minorHAnsi"/>
+                <w:lang w:eastAsia="en-US"/>
+              </w:rPr>
+            </w:pPr>
+            <w:proofErr w:type="gramStart"/>
+            <w:r>
+              <w:rPr>
+                <w:rFonts w:asciiTheme="minorHAnsi" w:hAnsiTheme="minorHAnsi" w:cstheme="minorHAnsi"/>
+              </w:rPr>
+              <w:t>..</w:t>
+            </w:r>
+            <w:proofErr w:type="gramEnd"/>
+            <w:r>
+              <w:rPr>
+                <w:rFonts w:asciiTheme="minorHAnsi" w:hAnsiTheme="minorHAnsi" w:cstheme="minorHAnsi"/>
+              </w:rPr>
+              <w:t>%2f..%2f..%2fetc%2fpasswd</w:t>
+            </w:r>
+          </w:p>
+        </w:tc>
+      </w:tr>
+      <w:tr>
+        <w:tc>
+          <w:tcPr>
+            <w:tcW w:w="2050" w:type="dxa"/>
+            <w:tcBorders>
+              <w:right w:val="single" w:sz="4" w:space="0" w:color="auto"/>
+            </w:tcBorders>
+            <w:shd w:val="pct25" w:color="auto" w:fill="auto"/>
+          </w:tcPr>
+          <w:p>
+            <w:pPr>
+              <w:pStyle w:val="BodyTextChar"/>
+              <w:rPr>
+                <w:rFonts w:asciiTheme="minorHAnsi" w:hAnsiTheme="minorHAnsi" w:cstheme="minorHAnsi"/>
+                <w:b/>
+                <w:sz w:val="18"/>
+                <w:szCs w:val="18"/>
+                <w:lang w:val="it-CH"/>
+              </w:rPr>
+            </w:pPr>
+            <w:r>
+              <w:rPr>
+                <w:rFonts w:asciiTheme="minorHAnsi" w:hAnsiTheme="minorHAnsi" w:cstheme="minorHAnsi"/>
+                <w:b/>
+                <w:sz w:val="18"/>
+                <w:szCs w:val="18"/>
+                <w:lang w:val="it-CH"/>
+              </w:rPr>
+              <w:t>Risultati attesi:</w:t>
+            </w:r>
+          </w:p>
+        </w:tc>
+        <w:tc>
+          <w:tcPr>
+            <w:tcW w:w="7471" w:type="dxa"/>
+            <w:gridSpan w:val="3"/>
+            <w:tcBorders>
+              <w:left w:val="single" w:sz="4" w:space="0" w:color="auto"/>
+            </w:tcBorders>
+          </w:tcPr>
+          <w:p>
+            <w:pPr>
+              <w:pStyle w:val="BodyTextChar"/>
+              <w:numPr>
+                <w:ilvl w:val="0"/>
+                <w:numId w:val="31"/>
+              </w:numPr>
+              <w:rPr>
+                <w:rFonts w:asciiTheme="minorHAnsi" w:hAnsiTheme="minorHAnsi" w:cstheme="minorHAnsi"/>
+                <w:sz w:val="18"/>
+                <w:szCs w:val="18"/>
+                <w:lang w:val="it-CH"/>
+              </w:rPr>
+            </w:pPr>
+            <w:r>
+              <w:rPr>
+                <w:rFonts w:asciiTheme="minorHAnsi" w:hAnsiTheme="minorHAnsi" w:cstheme="minorHAnsi"/>
+                <w:sz w:val="18"/>
+                <w:szCs w:val="18"/>
+                <w:lang w:val="it-CH"/>
+              </w:rPr>
+              <w:t>Reindirizzamento alla pagina home per ogni accesso non autorizzato (eccetto per l’utente non autenticato che verrà reindirizzato alla pagina di login)</w:t>
+            </w:r>
+          </w:p>
+          <w:p>
+            <w:pPr>
+              <w:pStyle w:val="Corpotesto"/>
+              <w:numPr>
+                <w:ilvl w:val="0"/>
+                <w:numId w:val="31"/>
+              </w:numPr>
+              <w:rPr>
+                <w:rFonts w:asciiTheme="minorHAnsi" w:hAnsiTheme="minorHAnsi" w:cstheme="minorHAnsi"/>
+                <w:lang w:eastAsia="en-US"/>
+              </w:rPr>
+            </w:pPr>
+            <w:r>
+              <w:rPr>
+                <w:rFonts w:asciiTheme="minorHAnsi" w:hAnsiTheme="minorHAnsi" w:cstheme="minorHAnsi"/>
+                <w:lang w:eastAsia="en-US"/>
+              </w:rPr>
+              <w:t>Per l’accesso a risorse sul server si attende come risposta 403 o 404</w:t>
+            </w:r>
+          </w:p>
+        </w:tc>
+      </w:tr>
+    </w:tbl>
+    <w:p/>
+    <w:tbl>
+      <w:tblPr>
+        <w:tblpPr w:leftFromText="141" w:rightFromText="141" w:vertAnchor="page" w:horzAnchor="margin" w:tblpY="10069"/>
+        <w:tblW w:w="9521" w:type="dxa"/>
+        <w:tblBorders>
+          <w:top w:val="single" w:sz="4" w:space="0" w:color="auto"/>
+          <w:left w:val="single" w:sz="4" w:space="0" w:color="auto"/>
+          <w:bottom w:val="single" w:sz="4" w:space="0" w:color="auto"/>
+          <w:right w:val="single" w:sz="4" w:space="0" w:color="auto"/>
+          <w:insideH w:val="single" w:sz="4" w:space="0" w:color="auto"/>
+          <w:insideV w:val="single" w:sz="4" w:space="0" w:color="auto"/>
+        </w:tblBorders>
+        <w:tblLook w:val="01E0" w:firstRow="1" w:lastRow="1" w:firstColumn="1" w:lastColumn="1" w:noHBand="0" w:noVBand="0"/>
+      </w:tblPr>
+      <w:tblGrid>
+        <w:gridCol w:w="2050"/>
+        <w:gridCol w:w="1562"/>
+        <w:gridCol w:w="1267"/>
+        <w:gridCol w:w="4642"/>
+      </w:tblGrid>
+      <w:tr>
+        <w:tc>
+          <w:tcPr>
+            <w:tcW w:w="2050" w:type="dxa"/>
+            <w:tcBorders>
+              <w:bottom w:val="single" w:sz="4" w:space="0" w:color="auto"/>
+              <w:right w:val="single" w:sz="4" w:space="0" w:color="auto"/>
+            </w:tcBorders>
+            <w:shd w:val="pct25" w:color="auto" w:fill="auto"/>
+          </w:tcPr>
+          <w:p>
+            <w:pPr>
+              <w:pStyle w:val="BodyTextChar"/>
+              <w:rPr>
+                <w:rFonts w:asciiTheme="minorHAnsi" w:hAnsiTheme="minorHAnsi" w:cstheme="minorHAnsi"/>
+                <w:b/>
+                <w:sz w:val="18"/>
+                <w:szCs w:val="18"/>
+                <w:lang w:val="it-CH"/>
+              </w:rPr>
+            </w:pPr>
+            <w:r>
+              <w:rPr>
+                <w:rFonts w:asciiTheme="minorHAnsi" w:hAnsiTheme="minorHAnsi" w:cstheme="minorHAnsi"/>
+                <w:b/>
+                <w:sz w:val="18"/>
+                <w:szCs w:val="18"/>
+                <w:lang w:val="it-CH"/>
+              </w:rPr>
+              <w:t>Test Case:</w:t>
+            </w:r>
+          </w:p>
+          <w:p>
+            <w:pPr>
+              <w:pStyle w:val="Corpotesto"/>
+              <w:rPr>
+                <w:rFonts w:asciiTheme="minorHAnsi" w:hAnsiTheme="minorHAnsi" w:cstheme="minorHAnsi"/>
+                <w:sz w:val="18"/>
+                <w:szCs w:val="18"/>
+                <w:lang w:eastAsia="en-US"/>
+              </w:rPr>
+            </w:pPr>
+            <w:r>
+              <w:rPr>
+                <w:rFonts w:asciiTheme="minorHAnsi" w:hAnsiTheme="minorHAnsi" w:cstheme="minorHAnsi"/>
+                <w:b/>
+                <w:sz w:val="18"/>
+                <w:szCs w:val="18"/>
+                <w:lang w:eastAsia="en-US"/>
+              </w:rPr>
+              <w:t>Riferimento</w:t>
+            </w:r>
+            <w:r>
+              <w:rPr>
+                <w:rFonts w:asciiTheme="minorHAnsi" w:hAnsiTheme="minorHAnsi" w:cstheme="minorHAnsi"/>
+                <w:sz w:val="18"/>
+                <w:szCs w:val="18"/>
+                <w:lang w:eastAsia="en-US"/>
+              </w:rPr>
+              <w:t xml:space="preserve">: </w:t>
+            </w:r>
+          </w:p>
+        </w:tc>
+        <w:tc>
+          <w:tcPr>
+            <w:tcW w:w="1562" w:type="dxa"/>
+            <w:tcBorders>
+              <w:left w:val="single" w:sz="4" w:space="0" w:color="auto"/>
+              <w:bottom w:val="single" w:sz="4" w:space="0" w:color="auto"/>
+              <w:right w:val="single" w:sz="4" w:space="0" w:color="auto"/>
+            </w:tcBorders>
+          </w:tcPr>
+          <w:p>
+            <w:pPr>
+              <w:pStyle w:val="BodyTextChar"/>
+              <w:rPr>
+                <w:rFonts w:asciiTheme="minorHAnsi" w:hAnsiTheme="minorHAnsi" w:cstheme="minorHAnsi"/>
+                <w:sz w:val="18"/>
+                <w:szCs w:val="18"/>
+                <w:lang w:val="it-CH"/>
+              </w:rPr>
+            </w:pPr>
+            <w:r>
+              <w:rPr>
+                <w:rFonts w:asciiTheme="minorHAnsi" w:hAnsiTheme="minorHAnsi" w:cstheme="minorHAnsi"/>
+                <w:sz w:val="18"/>
+                <w:szCs w:val="18"/>
+                <w:lang w:val="it-CH"/>
+              </w:rPr>
+              <w:t>T</w:t>
+            </w:r>
+            <w:r>
+              <w:rPr>
+                <w:rFonts w:asciiTheme="minorHAnsi" w:hAnsiTheme="minorHAnsi" w:cstheme="minorHAnsi"/>
+                <w:sz w:val="18"/>
+                <w:szCs w:val="18"/>
+                <w:lang w:val="it-CH"/>
+              </w:rPr>
+              <w:t>C-021</w:t>
+            </w:r>
+          </w:p>
+          <w:p>
+            <w:pPr>
+              <w:rPr>
+                <w:rFonts w:cstheme="minorHAnsi"/>
+              </w:rPr>
+            </w:pPr>
+            <w:r>
+              <w:rPr>
+                <w:rFonts w:cstheme="minorHAnsi"/>
+                <w:sz w:val="18"/>
+                <w:szCs w:val="18"/>
+              </w:rPr>
+              <w:t>REQ-10</w:t>
+            </w:r>
+          </w:p>
+        </w:tc>
+        <w:tc>
+          <w:tcPr>
+            <w:tcW w:w="1267" w:type="dxa"/>
+            <w:tcBorders>
+              <w:left w:val="single" w:sz="4" w:space="0" w:color="auto"/>
+              <w:bottom w:val="single" w:sz="4" w:space="0" w:color="auto"/>
+              <w:right w:val="single" w:sz="4" w:space="0" w:color="auto"/>
+            </w:tcBorders>
+            <w:shd w:val="pct25" w:color="auto" w:fill="auto"/>
+          </w:tcPr>
+          <w:p>
+            <w:pPr>
+              <w:pStyle w:val="BodyTextChar"/>
+              <w:rPr>
+                <w:rFonts w:asciiTheme="minorHAnsi" w:hAnsiTheme="minorHAnsi" w:cstheme="minorHAnsi"/>
+                <w:b/>
+                <w:sz w:val="18"/>
+                <w:szCs w:val="18"/>
+                <w:lang w:val="it-CH"/>
+              </w:rPr>
+            </w:pPr>
+            <w:r>
+              <w:rPr>
+                <w:rFonts w:asciiTheme="minorHAnsi" w:hAnsiTheme="minorHAnsi" w:cstheme="minorHAnsi"/>
+                <w:b/>
+                <w:sz w:val="18"/>
+                <w:szCs w:val="18"/>
+                <w:lang w:val="it-CH"/>
+              </w:rPr>
+              <w:t>Nome:</w:t>
+            </w:r>
+          </w:p>
+        </w:tc>
+        <w:tc>
+          <w:tcPr>
+            <w:tcW w:w="4642" w:type="dxa"/>
+            <w:tcBorders>
+              <w:left w:val="single" w:sz="4" w:space="0" w:color="auto"/>
+              <w:bottom w:val="single" w:sz="4" w:space="0" w:color="auto"/>
+            </w:tcBorders>
+          </w:tcPr>
+          <w:p>
+            <w:pPr>
+              <w:pStyle w:val="BodyTextChar"/>
+              <w:rPr>
+                <w:rFonts w:asciiTheme="minorHAnsi" w:hAnsiTheme="minorHAnsi" w:cstheme="minorHAnsi"/>
+                <w:sz w:val="18"/>
+                <w:szCs w:val="18"/>
+                <w:lang w:val="it-CH"/>
+              </w:rPr>
+            </w:pPr>
+            <w:r>
+              <w:rPr>
+                <w:rFonts w:asciiTheme="minorHAnsi" w:hAnsiTheme="minorHAnsi" w:cstheme="minorHAnsi"/>
+                <w:sz w:val="18"/>
+                <w:szCs w:val="18"/>
+                <w:lang w:val="it-CH"/>
+              </w:rPr>
+              <w:t>Sicurezza applicativo (XSS)</w:t>
+            </w:r>
+          </w:p>
+        </w:tc>
+      </w:tr>
+      <w:tr>
+        <w:tc>
+          <w:tcPr>
+            <w:tcW w:w="2050" w:type="dxa"/>
+            <w:tcBorders>
+              <w:right w:val="single" w:sz="4" w:space="0" w:color="auto"/>
+            </w:tcBorders>
+            <w:shd w:val="pct25" w:color="auto" w:fill="auto"/>
+          </w:tcPr>
+          <w:p>
+            <w:pPr>
+              <w:pStyle w:val="BodyTextChar"/>
+              <w:rPr>
+                <w:rFonts w:asciiTheme="minorHAnsi" w:hAnsiTheme="minorHAnsi" w:cstheme="minorHAnsi"/>
+                <w:b/>
+                <w:sz w:val="18"/>
+                <w:szCs w:val="18"/>
+                <w:lang w:val="it-CH"/>
+              </w:rPr>
+            </w:pPr>
+            <w:r>
+              <w:rPr>
+                <w:rFonts w:asciiTheme="minorHAnsi" w:hAnsiTheme="minorHAnsi" w:cstheme="minorHAnsi"/>
+                <w:b/>
+                <w:sz w:val="18"/>
+                <w:szCs w:val="18"/>
+                <w:lang w:val="it-CH"/>
+              </w:rPr>
+              <w:t>Descrizione:</w:t>
+            </w:r>
+          </w:p>
+        </w:tc>
+        <w:tc>
+          <w:tcPr>
+            <w:tcW w:w="7471" w:type="dxa"/>
+            <w:gridSpan w:val="3"/>
+            <w:tcBorders>
+              <w:left w:val="single" w:sz="4" w:space="0" w:color="auto"/>
+            </w:tcBorders>
+          </w:tcPr>
+          <w:p>
+            <w:pPr>
+              <w:pStyle w:val="BodyTextChar"/>
+              <w:rPr>
+                <w:rFonts w:asciiTheme="minorHAnsi" w:hAnsiTheme="minorHAnsi" w:cstheme="minorHAnsi"/>
+                <w:sz w:val="18"/>
+                <w:szCs w:val="18"/>
+                <w:lang w:val="it-CH"/>
+              </w:rPr>
+            </w:pPr>
+            <w:r>
+              <w:rPr>
+                <w:rFonts w:asciiTheme="minorHAnsi" w:hAnsiTheme="minorHAnsi" w:cstheme="minorHAnsi"/>
+                <w:sz w:val="18"/>
+                <w:szCs w:val="18"/>
+                <w:lang w:val="it-CH"/>
+              </w:rPr>
+              <w:t>Test protezione da attacchi XSS (Cross-Site Scripting), ovvero protezione contro l’invio tramite input di script malevoli.</w:t>
+            </w:r>
+          </w:p>
+        </w:tc>
+      </w:tr>
+      <w:tr>
+        <w:tc>
+          <w:tcPr>
+            <w:tcW w:w="2050" w:type="dxa"/>
+            <w:tcBorders>
+              <w:right w:val="single" w:sz="4" w:space="0" w:color="auto"/>
+            </w:tcBorders>
+            <w:shd w:val="pct25" w:color="auto" w:fill="auto"/>
+          </w:tcPr>
+          <w:p>
+            <w:pPr>
+              <w:pStyle w:val="BodyTextChar"/>
+              <w:rPr>
+                <w:rFonts w:asciiTheme="minorHAnsi" w:hAnsiTheme="minorHAnsi" w:cstheme="minorHAnsi"/>
+                <w:b/>
+                <w:sz w:val="18"/>
+                <w:szCs w:val="18"/>
+                <w:lang w:val="it-CH"/>
+              </w:rPr>
+            </w:pPr>
+            <w:r>
+              <w:rPr>
+                <w:rFonts w:asciiTheme="minorHAnsi" w:hAnsiTheme="minorHAnsi" w:cstheme="minorHAnsi"/>
+                <w:b/>
+                <w:sz w:val="18"/>
+                <w:szCs w:val="18"/>
+                <w:lang w:val="it-CH"/>
+              </w:rPr>
+              <w:t>Prerequisiti:</w:t>
+            </w:r>
+          </w:p>
+        </w:tc>
+        <w:tc>
+          <w:tcPr>
+            <w:tcW w:w="7471" w:type="dxa"/>
+            <w:gridSpan w:val="3"/>
+            <w:tcBorders>
+              <w:left w:val="single" w:sz="4" w:space="0" w:color="auto"/>
+            </w:tcBorders>
+          </w:tcPr>
+          <w:p>
+            <w:pPr>
+              <w:pStyle w:val="BodyTextChar"/>
+              <w:rPr>
+                <w:rFonts w:asciiTheme="minorHAnsi" w:hAnsiTheme="minorHAnsi" w:cstheme="minorHAnsi"/>
+                <w:sz w:val="18"/>
+                <w:szCs w:val="18"/>
+                <w:lang w:val="it-CH"/>
+              </w:rPr>
+            </w:pPr>
+            <w:r>
+              <w:rPr>
+                <w:rFonts w:asciiTheme="minorHAnsi" w:hAnsiTheme="minorHAnsi" w:cstheme="minorHAnsi"/>
+                <w:sz w:val="18"/>
+                <w:szCs w:val="18"/>
+                <w:lang w:val="it-CH"/>
+              </w:rPr>
+              <w:t>Credenziali d’accesso di un vendor e di un admin</w:t>
+            </w:r>
+          </w:p>
+        </w:tc>
+      </w:tr>
+      <w:tr>
+        <w:tc>
+          <w:tcPr>
+            <w:tcW w:w="2050" w:type="dxa"/>
+            <w:tcBorders>
+              <w:right w:val="single" w:sz="4" w:space="0" w:color="auto"/>
+            </w:tcBorders>
+            <w:shd w:val="pct25" w:color="auto" w:fill="auto"/>
+          </w:tcPr>
+          <w:p>
+            <w:pPr>
+              <w:pStyle w:val="BodyTextChar"/>
+              <w:rPr>
+                <w:rFonts w:asciiTheme="minorHAnsi" w:hAnsiTheme="minorHAnsi" w:cstheme="minorHAnsi"/>
+                <w:b/>
+                <w:sz w:val="18"/>
+                <w:szCs w:val="18"/>
+                <w:lang w:val="it-CH"/>
+              </w:rPr>
+            </w:pPr>
+            <w:r>
+              <w:rPr>
+                <w:rFonts w:asciiTheme="minorHAnsi" w:hAnsiTheme="minorHAnsi" w:cstheme="minorHAnsi"/>
+                <w:b/>
+                <w:sz w:val="18"/>
+                <w:szCs w:val="18"/>
+                <w:lang w:val="it-CH"/>
+              </w:rPr>
+              <w:t>Procedura:</w:t>
+            </w:r>
+          </w:p>
+        </w:tc>
+        <w:tc>
+          <w:tcPr>
+            <w:tcW w:w="7471" w:type="dxa"/>
+            <w:gridSpan w:val="3"/>
+            <w:tcBorders>
+              <w:left w:val="single" w:sz="4" w:space="0" w:color="auto"/>
+            </w:tcBorders>
+          </w:tcPr>
+          <w:p>
+            <w:pPr>
+              <w:pStyle w:val="Corpotesto"/>
+              <w:numPr>
+                <w:ilvl w:val="0"/>
+                <w:numId w:val="32"/>
+              </w:numPr>
+              <w:rPr>
+                <w:rFonts w:asciiTheme="minorHAnsi" w:hAnsiTheme="minorHAnsi" w:cstheme="minorHAnsi"/>
+                <w:lang w:eastAsia="en-US"/>
+              </w:rPr>
+            </w:pPr>
+            <w:r>
+              <w:rPr>
+                <w:rFonts w:asciiTheme="minorHAnsi" w:hAnsiTheme="minorHAnsi" w:cstheme="minorHAnsi"/>
+                <w:lang w:eastAsia="en-US"/>
+              </w:rPr>
+              <w:t>Accedere come vendor</w:t>
+            </w:r>
+          </w:p>
+          <w:p>
+            <w:pPr>
+              <w:pStyle w:val="Corpotesto"/>
+              <w:numPr>
+                <w:ilvl w:val="0"/>
+                <w:numId w:val="32"/>
+              </w:numPr>
+              <w:rPr>
+                <w:rFonts w:asciiTheme="minorHAnsi" w:hAnsiTheme="minorHAnsi" w:cstheme="minorHAnsi"/>
+                <w:lang w:eastAsia="en-US"/>
+              </w:rPr>
+            </w:pPr>
+            <w:r>
+              <w:rPr>
+                <w:rFonts w:asciiTheme="minorHAnsi" w:hAnsiTheme="minorHAnsi" w:cstheme="minorHAnsi"/>
+                <w:lang w:eastAsia="en-US"/>
+              </w:rPr>
+              <w:t>Accedere al form di aggiunta prodotto</w:t>
+            </w:r>
+          </w:p>
+          <w:p>
+            <w:pPr>
+              <w:pStyle w:val="Corpotesto"/>
+              <w:numPr>
+                <w:ilvl w:val="0"/>
+                <w:numId w:val="32"/>
+              </w:numPr>
+              <w:rPr>
+                <w:rFonts w:asciiTheme="minorHAnsi" w:hAnsiTheme="minorHAnsi" w:cstheme="minorHAnsi"/>
+                <w:lang w:eastAsia="en-US"/>
+              </w:rPr>
+            </w:pPr>
+            <w:r>
+              <w:rPr>
+                <w:rFonts w:asciiTheme="minorHAnsi" w:hAnsiTheme="minorHAnsi" w:cstheme="minorHAnsi"/>
+                <w:lang w:eastAsia="en-US"/>
+              </w:rPr>
+              <w:t>Compilare il form inserendo come descrizione uno script semplice come il seguente:</w:t>
+            </w:r>
+            <w:r>
+              <w:rPr>
+                <w:rFonts w:asciiTheme="minorHAnsi" w:hAnsiTheme="minorHAnsi" w:cstheme="minorHAnsi"/>
+              </w:rPr>
+              <w:t xml:space="preserve"> </w:t>
+            </w:r>
+            <w:r>
+              <w:rPr>
+                <w:rFonts w:asciiTheme="minorHAnsi" w:hAnsiTheme="minorHAnsi" w:cstheme="minorHAnsi"/>
+                <w:lang w:eastAsia="en-US"/>
+              </w:rPr>
+              <w:t>&lt;script&gt;alert('XSS</w:t>
+            </w:r>
+            <w:proofErr w:type="gramStart"/>
+            <w:r>
+              <w:rPr>
+                <w:rFonts w:asciiTheme="minorHAnsi" w:hAnsiTheme="minorHAnsi" w:cstheme="minorHAnsi"/>
+                <w:lang w:eastAsia="en-US"/>
+              </w:rPr>
+              <w:t>')&lt;</w:t>
+            </w:r>
+            <w:proofErr w:type="gramEnd"/>
+            <w:r>
+              <w:rPr>
+                <w:rFonts w:asciiTheme="minorHAnsi" w:hAnsiTheme="minorHAnsi" w:cstheme="minorHAnsi"/>
+                <w:lang w:eastAsia="en-US"/>
+              </w:rPr>
+              <w:t>/script&gt;</w:t>
+            </w:r>
+          </w:p>
+          <w:p>
+            <w:pPr>
+              <w:pStyle w:val="Corpotesto"/>
+              <w:numPr>
+                <w:ilvl w:val="0"/>
+                <w:numId w:val="32"/>
+              </w:numPr>
+              <w:rPr>
+                <w:rFonts w:asciiTheme="minorHAnsi" w:hAnsiTheme="minorHAnsi" w:cstheme="minorHAnsi"/>
+                <w:lang w:eastAsia="en-US"/>
+              </w:rPr>
+            </w:pPr>
+            <w:r>
+              <w:rPr>
+                <w:rFonts w:asciiTheme="minorHAnsi" w:hAnsiTheme="minorHAnsi" w:cstheme="minorHAnsi"/>
+                <w:lang w:eastAsia="en-US"/>
+              </w:rPr>
+              <w:t>Tentare l’aggiunta di un prodotto</w:t>
+            </w:r>
+          </w:p>
+          <w:p>
+            <w:pPr>
+              <w:pStyle w:val="Corpotesto"/>
+              <w:numPr>
+                <w:ilvl w:val="0"/>
+                <w:numId w:val="32"/>
+              </w:numPr>
+              <w:rPr>
+                <w:rFonts w:asciiTheme="minorHAnsi" w:hAnsiTheme="minorHAnsi" w:cstheme="minorHAnsi"/>
+                <w:lang w:eastAsia="en-US"/>
+              </w:rPr>
+            </w:pPr>
+            <w:r>
+              <w:rPr>
+                <w:rFonts w:asciiTheme="minorHAnsi" w:hAnsiTheme="minorHAnsi" w:cstheme="minorHAnsi"/>
+                <w:lang w:eastAsia="en-US"/>
+              </w:rPr>
+              <w:t>Accedere alla pagina del prodotto e verificare se lo script viene eseguito</w:t>
+            </w:r>
+          </w:p>
+          <w:p>
+            <w:pPr>
+              <w:pStyle w:val="Corpotesto"/>
+              <w:numPr>
+                <w:ilvl w:val="0"/>
+                <w:numId w:val="32"/>
+              </w:numPr>
+              <w:rPr>
+                <w:rFonts w:asciiTheme="minorHAnsi" w:hAnsiTheme="minorHAnsi" w:cstheme="minorHAnsi"/>
+                <w:lang w:eastAsia="en-US"/>
+              </w:rPr>
+            </w:pPr>
+            <w:r>
+              <w:rPr>
+                <w:rFonts w:asciiTheme="minorHAnsi" w:hAnsiTheme="minorHAnsi" w:cstheme="minorHAnsi"/>
+                <w:lang w:eastAsia="en-US"/>
+              </w:rPr>
+              <w:t>Accedere alle impostazioni del profilo</w:t>
+            </w:r>
+          </w:p>
+          <w:p>
+            <w:pPr>
+              <w:pStyle w:val="Corpotesto"/>
+              <w:numPr>
+                <w:ilvl w:val="0"/>
+                <w:numId w:val="32"/>
+              </w:numPr>
+              <w:rPr>
+                <w:rFonts w:asciiTheme="minorHAnsi" w:hAnsiTheme="minorHAnsi" w:cstheme="minorHAnsi"/>
+                <w:lang w:eastAsia="en-US"/>
+              </w:rPr>
+            </w:pPr>
+            <w:r>
+              <w:rPr>
+                <w:rFonts w:asciiTheme="minorHAnsi" w:hAnsiTheme="minorHAnsi" w:cstheme="minorHAnsi"/>
+                <w:lang w:eastAsia="en-US"/>
+              </w:rPr>
+              <w:t>Modificare una delle informazioni personali col codice di prova ed inviarlo</w:t>
+            </w:r>
+          </w:p>
+          <w:p>
+            <w:pPr>
+              <w:pStyle w:val="Corpotesto"/>
+              <w:numPr>
+                <w:ilvl w:val="0"/>
+                <w:numId w:val="32"/>
+              </w:numPr>
+              <w:rPr>
+                <w:rFonts w:asciiTheme="minorHAnsi" w:hAnsiTheme="minorHAnsi" w:cstheme="minorHAnsi"/>
+                <w:lang w:eastAsia="en-US"/>
+              </w:rPr>
+            </w:pPr>
+            <w:r>
+              <w:rPr>
+                <w:rFonts w:asciiTheme="minorHAnsi" w:hAnsiTheme="minorHAnsi" w:cstheme="minorHAnsi"/>
+                <w:lang w:eastAsia="en-US"/>
+              </w:rPr>
+              <w:t>Accedere come admin e verificare se lo script viene eseguito</w:t>
+            </w:r>
+          </w:p>
+        </w:tc>
+      </w:tr>
+      <w:tr>
+        <w:tc>
+          <w:tcPr>
+            <w:tcW w:w="2050" w:type="dxa"/>
+            <w:tcBorders>
+              <w:right w:val="single" w:sz="4" w:space="0" w:color="auto"/>
+            </w:tcBorders>
+            <w:shd w:val="pct25" w:color="auto" w:fill="auto"/>
+          </w:tcPr>
+          <w:p>
+            <w:pPr>
+              <w:pStyle w:val="BodyTextChar"/>
+              <w:rPr>
+                <w:rFonts w:asciiTheme="minorHAnsi" w:hAnsiTheme="minorHAnsi" w:cstheme="minorHAnsi"/>
+                <w:b/>
+                <w:sz w:val="18"/>
+                <w:szCs w:val="18"/>
+                <w:lang w:val="it-CH"/>
+              </w:rPr>
+            </w:pPr>
+            <w:r>
+              <w:rPr>
+                <w:rFonts w:asciiTheme="minorHAnsi" w:hAnsiTheme="minorHAnsi" w:cstheme="minorHAnsi"/>
+                <w:b/>
+                <w:sz w:val="18"/>
+                <w:szCs w:val="18"/>
+                <w:lang w:val="it-CH"/>
+              </w:rPr>
+              <w:t>Risultati attesi:</w:t>
+            </w:r>
+          </w:p>
+        </w:tc>
+        <w:tc>
+          <w:tcPr>
+            <w:tcW w:w="7471" w:type="dxa"/>
+            <w:gridSpan w:val="3"/>
+            <w:tcBorders>
+              <w:left w:val="single" w:sz="4" w:space="0" w:color="auto"/>
+            </w:tcBorders>
+          </w:tcPr>
+          <w:p>
+            <w:pPr>
+              <w:pStyle w:val="BodyTextChar"/>
+              <w:rPr>
+                <w:rFonts w:asciiTheme="minorHAnsi" w:hAnsiTheme="minorHAnsi" w:cstheme="minorHAnsi"/>
+                <w:sz w:val="18"/>
+                <w:szCs w:val="18"/>
+                <w:lang w:val="it-CH"/>
+              </w:rPr>
+            </w:pPr>
+            <w:r>
+              <w:rPr>
+                <w:rFonts w:asciiTheme="minorHAnsi" w:hAnsiTheme="minorHAnsi" w:cstheme="minorHAnsi"/>
+                <w:sz w:val="18"/>
+                <w:szCs w:val="18"/>
+                <w:lang w:val="it-CH"/>
+              </w:rPr>
+              <w:t>Sanificazione degli input e non esecuzione se consultato il prodotto/utente con codice malevolo</w:t>
+            </w:r>
+          </w:p>
+        </w:tc>
+      </w:tr>
+    </w:tbl>
+    <w:p/>
+    <w:p/>
     <w:tbl>
       <w:tblPr>
         <w:tblStyle w:val="Grigliatabella"/>
@@ -10562,6 +11693,7 @@
                 <w:sz w:val="18"/>
                 <w:szCs w:val="18"/>
               </w:rPr>
+              <w:lastRenderedPageBreak/>
               <w:t>Test Case</w:t>
             </w:r>
           </w:p>
@@ -11531,23 +12663,7 @@
                 <w:sz w:val="18"/>
                 <w:szCs w:val="18"/>
               </w:rPr>
-              <w:t xml:space="preserve">L’utente vendor </w:t>
-            </w:r>
-            <w:r>
-              <w:rPr>
-                <w:rFonts w:asciiTheme="minorHAnsi" w:hAnsiTheme="minorHAnsi" w:cstheme="minorHAnsi"/>
-                <w:sz w:val="18"/>
-                <w:szCs w:val="18"/>
-              </w:rPr>
-              <w:t>ha l’</w:t>
-            </w:r>
-            <w:r>
-              <w:rPr>
-                <w:rFonts w:asciiTheme="minorHAnsi" w:hAnsiTheme="minorHAnsi" w:cstheme="minorHAnsi"/>
-                <w:sz w:val="18"/>
-                <w:szCs w:val="18"/>
-              </w:rPr>
-              <w:t>accesso a tutte le pagine di sua competenza.</w:t>
+              <w:t>L’utente vendor ha l’accesso a tutte le pagine di sua competenza.</w:t>
             </w:r>
           </w:p>
           <w:p>
@@ -12177,15 +13293,7 @@
                 <w:sz w:val="18"/>
                 <w:szCs w:val="18"/>
               </w:rPr>
-              <w:t xml:space="preserve">Verificare </w:t>
-            </w:r>
-            <w:r>
-              <w:rPr>
-                <w:rFonts w:asciiTheme="minorHAnsi" w:hAnsiTheme="minorHAnsi" w:cstheme="minorHAnsi"/>
-                <w:sz w:val="18"/>
-                <w:szCs w:val="18"/>
-              </w:rPr>
-              <w:t>che l’utente admin possa modificare le informazioni degli account degli utenti registrati, esclusa la password.</w:t>
+              <w:t>Verificare che l’utente admin possa modificare le informazioni degli account degli utenti registrati, esclusa la password.</w:t>
             </w:r>
           </w:p>
           <w:p>
@@ -12275,15 +13383,7 @@
                 <w:sz w:val="18"/>
                 <w:szCs w:val="18"/>
               </w:rPr>
-              <w:t xml:space="preserve">L’utente admin ha </w:t>
-            </w:r>
-            <w:r>
-              <w:rPr>
-                <w:rFonts w:asciiTheme="minorHAnsi" w:hAnsiTheme="minorHAnsi" w:cstheme="minorHAnsi"/>
-                <w:sz w:val="18"/>
-                <w:szCs w:val="18"/>
-              </w:rPr>
-              <w:t>modificato con successo le informazioni (esclusa la password).</w:t>
+              <w:t>L’utente admin ha modificato con successo le informazioni (esclusa la password).</w:t>
             </w:r>
           </w:p>
           <w:p>
@@ -13039,25 +14139,7 @@
                 <w:sz w:val="18"/>
                 <w:szCs w:val="18"/>
               </w:rPr>
-              <w:t xml:space="preserve">Verificare che un utente registrato (user) abbia l’accesso alla pagina </w:t>
-            </w:r>
-            <w:proofErr w:type="spellStart"/>
-            <w:r>
-              <w:rPr>
-                <w:rFonts w:asciiTheme="minorHAnsi" w:hAnsiTheme="minorHAnsi" w:cstheme="minorHAnsi"/>
-                <w:sz w:val="18"/>
-                <w:szCs w:val="18"/>
-              </w:rPr>
-              <w:t>Profile</w:t>
-            </w:r>
-            <w:proofErr w:type="spellEnd"/>
-            <w:r>
-              <w:rPr>
-                <w:rFonts w:asciiTheme="minorHAnsi" w:hAnsiTheme="minorHAnsi" w:cstheme="minorHAnsi"/>
-                <w:sz w:val="18"/>
-                <w:szCs w:val="18"/>
-              </w:rPr>
-              <w:t xml:space="preserve"> per poter modificare le impostazioni personali dell’account.</w:t>
+              <w:t>Verificare che un utente registrato (user) abbia l’accesso alla pagina Profile per poter modificare le impostazioni personali dell’account.</w:t>
             </w:r>
           </w:p>
           <w:p>
@@ -13102,25 +14184,7 @@
                 <w:sz w:val="18"/>
                 <w:szCs w:val="18"/>
               </w:rPr>
-              <w:t xml:space="preserve">L’utente user deve poter accedere alla pagina </w:t>
-            </w:r>
-            <w:proofErr w:type="spellStart"/>
-            <w:r>
-              <w:rPr>
-                <w:rFonts w:asciiTheme="minorHAnsi" w:hAnsiTheme="minorHAnsi" w:cstheme="minorHAnsi"/>
-                <w:sz w:val="18"/>
-                <w:szCs w:val="18"/>
-              </w:rPr>
-              <w:t>Profile</w:t>
-            </w:r>
-            <w:proofErr w:type="spellEnd"/>
-            <w:r>
-              <w:rPr>
-                <w:rFonts w:asciiTheme="minorHAnsi" w:hAnsiTheme="minorHAnsi" w:cstheme="minorHAnsi"/>
-                <w:sz w:val="18"/>
-                <w:szCs w:val="18"/>
-              </w:rPr>
-              <w:t>.</w:t>
+              <w:t>L’utente user deve poter accedere alla pagina Profile.</w:t>
             </w:r>
           </w:p>
           <w:p>
@@ -13165,25 +14229,7 @@
                 <w:sz w:val="18"/>
                 <w:szCs w:val="18"/>
               </w:rPr>
-              <w:t xml:space="preserve">L’utente user è in grado di accedere alla pagina </w:t>
-            </w:r>
-            <w:proofErr w:type="spellStart"/>
-            <w:r>
-              <w:rPr>
-                <w:rFonts w:asciiTheme="minorHAnsi" w:hAnsiTheme="minorHAnsi" w:cstheme="minorHAnsi"/>
-                <w:sz w:val="18"/>
-                <w:szCs w:val="18"/>
-              </w:rPr>
-              <w:t>Profile</w:t>
-            </w:r>
-            <w:proofErr w:type="spellEnd"/>
-            <w:r>
-              <w:rPr>
-                <w:rFonts w:asciiTheme="minorHAnsi" w:hAnsiTheme="minorHAnsi" w:cstheme="minorHAnsi"/>
-                <w:sz w:val="18"/>
-                <w:szCs w:val="18"/>
-              </w:rPr>
-              <w:t>.</w:t>
+              <w:t>L’utente user è in grado di accedere alla pagina Profile.</w:t>
             </w:r>
           </w:p>
           <w:p>
@@ -13481,25 +14527,7 @@
                 <w:sz w:val="18"/>
                 <w:szCs w:val="18"/>
               </w:rPr>
-              <w:t xml:space="preserve">possa modificare le proprie informazioni personali nella pagina </w:t>
-            </w:r>
-            <w:proofErr w:type="spellStart"/>
-            <w:r>
-              <w:rPr>
-                <w:rFonts w:asciiTheme="minorHAnsi" w:hAnsiTheme="minorHAnsi" w:cstheme="minorHAnsi"/>
-                <w:sz w:val="18"/>
-                <w:szCs w:val="18"/>
-              </w:rPr>
-              <w:t>Profile</w:t>
-            </w:r>
-            <w:proofErr w:type="spellEnd"/>
-            <w:r>
-              <w:rPr>
-                <w:rFonts w:asciiTheme="minorHAnsi" w:hAnsiTheme="minorHAnsi" w:cstheme="minorHAnsi"/>
-                <w:sz w:val="18"/>
-                <w:szCs w:val="18"/>
-              </w:rPr>
-              <w:t>.</w:t>
+              <w:t>possa modificare le proprie informazioni personali nella pagina Profile.</w:t>
             </w:r>
           </w:p>
           <w:p>
@@ -13913,25 +14941,7 @@
                 <w:sz w:val="18"/>
                 <w:szCs w:val="18"/>
               </w:rPr>
-              <w:t xml:space="preserve"> possa eliminare il proprio account nella pagina </w:t>
-            </w:r>
-            <w:proofErr w:type="spellStart"/>
-            <w:r>
-              <w:rPr>
-                <w:rFonts w:asciiTheme="minorHAnsi" w:hAnsiTheme="minorHAnsi" w:cstheme="minorHAnsi"/>
-                <w:sz w:val="18"/>
-                <w:szCs w:val="18"/>
-              </w:rPr>
-              <w:t>Profile</w:t>
-            </w:r>
-            <w:proofErr w:type="spellEnd"/>
-            <w:r>
-              <w:rPr>
-                <w:rFonts w:asciiTheme="minorHAnsi" w:hAnsiTheme="minorHAnsi" w:cstheme="minorHAnsi"/>
-                <w:sz w:val="18"/>
-                <w:szCs w:val="18"/>
-              </w:rPr>
-              <w:t>.</w:t>
+              <w:t xml:space="preserve"> possa eliminare il proprio account nella pagina Profile.</w:t>
             </w:r>
           </w:p>
           <w:p>
@@ -14795,15 +15805,7 @@
                 <w:sz w:val="18"/>
                 <w:szCs w:val="18"/>
               </w:rPr>
-              <w:t>1</w:t>
-            </w:r>
-            <w:r>
-              <w:rPr>
-                <w:rFonts w:asciiTheme="minorHAnsi" w:hAnsiTheme="minorHAnsi" w:cstheme="minorHAnsi"/>
-                <w:sz w:val="18"/>
-                <w:szCs w:val="18"/>
-              </w:rPr>
-              <w:t>1</w:t>
+              <w:t>11</w:t>
             </w:r>
           </w:p>
         </w:tc>
@@ -15157,15 +16159,7 @@
                 <w:sz w:val="18"/>
                 <w:szCs w:val="18"/>
               </w:rPr>
-              <w:t>1</w:t>
-            </w:r>
-            <w:r>
-              <w:rPr>
-                <w:rFonts w:asciiTheme="minorHAnsi" w:hAnsiTheme="minorHAnsi" w:cstheme="minorHAnsi"/>
-                <w:sz w:val="18"/>
-                <w:szCs w:val="18"/>
-              </w:rPr>
-              <w:t>2</w:t>
+              <w:t>12</w:t>
             </w:r>
           </w:p>
         </w:tc>
@@ -15553,15 +16547,7 @@
                 <w:sz w:val="18"/>
                 <w:szCs w:val="18"/>
               </w:rPr>
-              <w:t>1</w:t>
-            </w:r>
-            <w:r>
-              <w:rPr>
-                <w:rFonts w:asciiTheme="minorHAnsi" w:hAnsiTheme="minorHAnsi" w:cstheme="minorHAnsi"/>
-                <w:sz w:val="18"/>
-                <w:szCs w:val="18"/>
-              </w:rPr>
-              <w:t>3</w:t>
+              <w:t>13</w:t>
             </w:r>
           </w:p>
         </w:tc>
@@ -16049,15 +17035,7 @@
                 <w:sz w:val="18"/>
                 <w:szCs w:val="18"/>
               </w:rPr>
-              <w:t>1</w:t>
-            </w:r>
-            <w:r>
-              <w:rPr>
-                <w:rFonts w:asciiTheme="minorHAnsi" w:hAnsiTheme="minorHAnsi" w:cstheme="minorHAnsi"/>
-                <w:sz w:val="18"/>
-                <w:szCs w:val="18"/>
-              </w:rPr>
-              <w:t>4</w:t>
+              <w:t>14</w:t>
             </w:r>
           </w:p>
         </w:tc>
@@ -16917,15 +17895,7 @@
                 <w:sz w:val="18"/>
                 <w:szCs w:val="18"/>
               </w:rPr>
-              <w:t>1</w:t>
-            </w:r>
-            <w:r>
-              <w:rPr>
-                <w:rFonts w:asciiTheme="minorHAnsi" w:hAnsiTheme="minorHAnsi" w:cstheme="minorHAnsi"/>
-                <w:sz w:val="18"/>
-                <w:szCs w:val="18"/>
-              </w:rPr>
-              <w:t>6</w:t>
+              <w:t>16</w:t>
             </w:r>
           </w:p>
         </w:tc>
@@ -17244,10 +18214,1929 @@
         </w:tc>
       </w:tr>
     </w:tbl>
+    <w:p/>
     <w:p>
-      <w:bookmarkStart w:id="17" w:name="_GoBack"/>
-      <w:bookmarkEnd w:id="17"/>
+      <w:r>
+        <w:br w:type="page"/>
+      </w:r>
     </w:p>
+    <w:tbl>
+      <w:tblPr>
+        <w:tblStyle w:val="Grigliatabella"/>
+        <w:tblW w:w="0" w:type="auto"/>
+        <w:tblLook w:val="04A0" w:firstRow="1" w:lastRow="0" w:firstColumn="1" w:lastColumn="0" w:noHBand="0" w:noVBand="1"/>
+      </w:tblPr>
+      <w:tblGrid>
+        <w:gridCol w:w="1010"/>
+        <w:gridCol w:w="1047"/>
+        <w:gridCol w:w="5876"/>
+        <w:gridCol w:w="1560"/>
+      </w:tblGrid>
+      <w:tr>
+        <w:tc>
+          <w:tcPr>
+            <w:tcW w:w="1010" w:type="dxa"/>
+            <w:shd w:val="clear" w:color="auto" w:fill="D9D9D9" w:themeFill="background1" w:themeFillShade="D9"/>
+            <w:vAlign w:val="center"/>
+          </w:tcPr>
+          <w:p>
+            <w:pPr>
+              <w:jc w:val="center"/>
+              <w:rPr>
+                <w:rFonts w:asciiTheme="minorHAnsi" w:hAnsiTheme="minorHAnsi" w:cstheme="minorHAnsi"/>
+                <w:sz w:val="18"/>
+                <w:szCs w:val="18"/>
+              </w:rPr>
+            </w:pPr>
+            <w:r>
+              <w:rPr>
+                <w:rFonts w:asciiTheme="minorHAnsi" w:hAnsiTheme="minorHAnsi" w:cstheme="minorHAnsi"/>
+                <w:sz w:val="18"/>
+                <w:szCs w:val="18"/>
+              </w:rPr>
+              <w:lastRenderedPageBreak/>
+              <w:t>Test Case</w:t>
+            </w:r>
+          </w:p>
+        </w:tc>
+        <w:tc>
+          <w:tcPr>
+            <w:tcW w:w="1047" w:type="dxa"/>
+            <w:shd w:val="clear" w:color="auto" w:fill="D9D9D9" w:themeFill="background1" w:themeFillShade="D9"/>
+            <w:vAlign w:val="center"/>
+          </w:tcPr>
+          <w:p>
+            <w:pPr>
+              <w:jc w:val="center"/>
+              <w:rPr>
+                <w:rFonts w:asciiTheme="minorHAnsi" w:hAnsiTheme="minorHAnsi" w:cstheme="minorHAnsi"/>
+                <w:sz w:val="18"/>
+                <w:szCs w:val="18"/>
+              </w:rPr>
+            </w:pPr>
+            <w:r>
+              <w:rPr>
+                <w:rFonts w:asciiTheme="minorHAnsi" w:hAnsiTheme="minorHAnsi" w:cstheme="minorHAnsi"/>
+                <w:sz w:val="18"/>
+                <w:szCs w:val="18"/>
+              </w:rPr>
+              <w:t>Risultato</w:t>
+            </w:r>
+          </w:p>
+        </w:tc>
+        <w:tc>
+          <w:tcPr>
+            <w:tcW w:w="5876" w:type="dxa"/>
+            <w:shd w:val="clear" w:color="auto" w:fill="D9D9D9" w:themeFill="background1" w:themeFillShade="D9"/>
+            <w:vAlign w:val="center"/>
+          </w:tcPr>
+          <w:p>
+            <w:pPr>
+              <w:jc w:val="center"/>
+              <w:rPr>
+                <w:rFonts w:asciiTheme="minorHAnsi" w:hAnsiTheme="minorHAnsi" w:cstheme="minorHAnsi"/>
+                <w:sz w:val="18"/>
+                <w:szCs w:val="18"/>
+              </w:rPr>
+            </w:pPr>
+            <w:r>
+              <w:rPr>
+                <w:rFonts w:asciiTheme="minorHAnsi" w:hAnsiTheme="minorHAnsi" w:cstheme="minorHAnsi"/>
+                <w:sz w:val="18"/>
+                <w:szCs w:val="18"/>
+              </w:rPr>
+              <w:t>Descrizione</w:t>
+            </w:r>
+          </w:p>
+        </w:tc>
+        <w:tc>
+          <w:tcPr>
+            <w:tcW w:w="1560" w:type="dxa"/>
+            <w:shd w:val="clear" w:color="auto" w:fill="D9D9D9" w:themeFill="background1" w:themeFillShade="D9"/>
+            <w:vAlign w:val="center"/>
+          </w:tcPr>
+          <w:p>
+            <w:pPr>
+              <w:jc w:val="center"/>
+              <w:rPr>
+                <w:rFonts w:asciiTheme="minorHAnsi" w:hAnsiTheme="minorHAnsi" w:cstheme="minorHAnsi"/>
+                <w:sz w:val="18"/>
+                <w:szCs w:val="18"/>
+              </w:rPr>
+            </w:pPr>
+            <w:r>
+              <w:rPr>
+                <w:rFonts w:asciiTheme="minorHAnsi" w:hAnsiTheme="minorHAnsi" w:cstheme="minorHAnsi"/>
+                <w:sz w:val="18"/>
+                <w:szCs w:val="18"/>
+              </w:rPr>
+              <w:t>Note</w:t>
+            </w:r>
+          </w:p>
+        </w:tc>
+      </w:tr>
+      <w:tr>
+        <w:trPr>
+          <w:trHeight w:val="5871"/>
+        </w:trPr>
+        <w:tc>
+          <w:tcPr>
+            <w:tcW w:w="1010" w:type="dxa"/>
+            <w:vAlign w:val="center"/>
+          </w:tcPr>
+          <w:p>
+            <w:pPr>
+              <w:jc w:val="center"/>
+              <w:rPr>
+                <w:rFonts w:asciiTheme="minorHAnsi" w:hAnsiTheme="minorHAnsi" w:cstheme="minorHAnsi"/>
+                <w:sz w:val="18"/>
+                <w:szCs w:val="18"/>
+                <w:highlight w:val="yellow"/>
+              </w:rPr>
+            </w:pPr>
+            <w:r>
+              <w:rPr>
+                <w:rFonts w:asciiTheme="minorHAnsi" w:hAnsiTheme="minorHAnsi" w:cstheme="minorHAnsi"/>
+                <w:sz w:val="18"/>
+                <w:szCs w:val="18"/>
+              </w:rPr>
+              <w:t>T</w:t>
+            </w:r>
+            <w:r>
+              <w:rPr>
+                <w:rFonts w:asciiTheme="minorHAnsi" w:hAnsiTheme="minorHAnsi" w:cstheme="minorHAnsi"/>
+                <w:sz w:val="18"/>
+                <w:szCs w:val="18"/>
+              </w:rPr>
+              <w:t>C-017</w:t>
+            </w:r>
+            <w:bookmarkStart w:id="0" w:name="_GoBack"/>
+            <w:bookmarkEnd w:id="0"/>
+          </w:p>
+        </w:tc>
+        <w:tc>
+          <w:tcPr>
+            <w:tcW w:w="1047" w:type="dxa"/>
+            <w:shd w:val="clear" w:color="auto" w:fill="92D050"/>
+            <w:vAlign w:val="center"/>
+          </w:tcPr>
+          <w:p>
+            <w:pPr>
+              <w:jc w:val="center"/>
+              <w:rPr>
+                <w:rFonts w:asciiTheme="minorHAnsi" w:hAnsiTheme="minorHAnsi" w:cstheme="minorHAnsi"/>
+                <w:sz w:val="18"/>
+                <w:szCs w:val="18"/>
+              </w:rPr>
+            </w:pPr>
+            <w:r>
+              <w:rPr>
+                <w:rFonts w:asciiTheme="minorHAnsi" w:hAnsiTheme="minorHAnsi" w:cstheme="minorHAnsi"/>
+                <w:sz w:val="18"/>
+                <w:szCs w:val="18"/>
+              </w:rPr>
+              <w:t>RIUSCITO</w:t>
+            </w:r>
+          </w:p>
+        </w:tc>
+        <w:tc>
+          <w:tcPr>
+            <w:tcW w:w="5876" w:type="dxa"/>
+          </w:tcPr>
+          <w:p>
+            <w:pPr>
+              <w:rPr>
+                <w:rFonts w:asciiTheme="minorHAnsi" w:hAnsiTheme="minorHAnsi" w:cstheme="minorHAnsi"/>
+                <w:sz w:val="18"/>
+                <w:szCs w:val="18"/>
+              </w:rPr>
+            </w:pPr>
+            <w:r>
+              <w:rPr>
+                <w:rFonts w:asciiTheme="minorHAnsi" w:hAnsiTheme="minorHAnsi" w:cstheme="minorHAnsi"/>
+                <w:sz w:val="18"/>
+                <w:szCs w:val="18"/>
+              </w:rPr>
+              <w:t xml:space="preserve">Test protezione da attacchi SQL </w:t>
+            </w:r>
+            <w:proofErr w:type="spellStart"/>
+            <w:r>
+              <w:rPr>
+                <w:rFonts w:asciiTheme="minorHAnsi" w:hAnsiTheme="minorHAnsi" w:cstheme="minorHAnsi"/>
+                <w:sz w:val="18"/>
+                <w:szCs w:val="18"/>
+              </w:rPr>
+              <w:t>Injcetion</w:t>
+            </w:r>
+            <w:proofErr w:type="spellEnd"/>
+            <w:r>
+              <w:rPr>
+                <w:rFonts w:asciiTheme="minorHAnsi" w:hAnsiTheme="minorHAnsi" w:cstheme="minorHAnsi"/>
+                <w:sz w:val="18"/>
+                <w:szCs w:val="18"/>
+              </w:rPr>
+              <w:t>, ovvero protezione contro l’invio di codice SQL tramite input.</w:t>
+            </w:r>
+          </w:p>
+          <w:p>
+            <w:pPr>
+              <w:rPr>
+                <w:rFonts w:asciiTheme="minorHAnsi" w:hAnsiTheme="minorHAnsi" w:cstheme="minorHAnsi"/>
+                <w:b/>
+                <w:sz w:val="18"/>
+                <w:szCs w:val="18"/>
+              </w:rPr>
+            </w:pPr>
+          </w:p>
+          <w:p>
+            <w:pPr>
+              <w:rPr>
+                <w:rFonts w:asciiTheme="minorHAnsi" w:hAnsiTheme="minorHAnsi" w:cstheme="minorHAnsi"/>
+                <w:b/>
+                <w:sz w:val="18"/>
+                <w:szCs w:val="18"/>
+              </w:rPr>
+            </w:pPr>
+            <w:r>
+              <w:rPr>
+                <w:rFonts w:asciiTheme="minorHAnsi" w:hAnsiTheme="minorHAnsi" w:cstheme="minorHAnsi"/>
+                <w:b/>
+                <w:sz w:val="18"/>
+                <w:szCs w:val="18"/>
+              </w:rPr>
+              <w:t>Risultati attesi:</w:t>
+            </w:r>
+          </w:p>
+          <w:p>
+            <w:pPr>
+              <w:pStyle w:val="Paragrafoelenco"/>
+              <w:numPr>
+                <w:ilvl w:val="0"/>
+                <w:numId w:val="33"/>
+              </w:numPr>
+              <w:rPr>
+                <w:rFonts w:asciiTheme="minorHAnsi" w:hAnsiTheme="minorHAnsi" w:cstheme="minorHAnsi"/>
+                <w:sz w:val="18"/>
+                <w:szCs w:val="18"/>
+              </w:rPr>
+            </w:pPr>
+            <w:r>
+              <w:rPr>
+                <w:rFonts w:asciiTheme="minorHAnsi" w:hAnsiTheme="minorHAnsi" w:cstheme="minorHAnsi"/>
+                <w:sz w:val="18"/>
+                <w:szCs w:val="18"/>
+              </w:rPr>
+              <w:t>Restituzione di un errore senza eseguire login</w:t>
+            </w:r>
+          </w:p>
+          <w:p>
+            <w:pPr>
+              <w:pStyle w:val="Paragrafoelenco"/>
+              <w:numPr>
+                <w:ilvl w:val="0"/>
+                <w:numId w:val="33"/>
+              </w:numPr>
+              <w:rPr>
+                <w:rFonts w:asciiTheme="minorHAnsi" w:hAnsiTheme="minorHAnsi" w:cstheme="minorHAnsi"/>
+                <w:sz w:val="18"/>
+                <w:szCs w:val="18"/>
+              </w:rPr>
+            </w:pPr>
+            <w:r>
+              <w:rPr>
+                <w:rFonts w:asciiTheme="minorHAnsi" w:hAnsiTheme="minorHAnsi" w:cstheme="minorHAnsi"/>
+                <w:sz w:val="18"/>
+                <w:szCs w:val="18"/>
+              </w:rPr>
+              <w:t>Nessun cambiamento dell’username</w:t>
+            </w:r>
+          </w:p>
+          <w:p>
+            <w:pPr>
+              <w:rPr>
+                <w:rFonts w:asciiTheme="minorHAnsi" w:hAnsiTheme="minorHAnsi" w:cstheme="minorHAnsi"/>
+                <w:sz w:val="18"/>
+                <w:szCs w:val="18"/>
+              </w:rPr>
+            </w:pPr>
+          </w:p>
+          <w:p>
+            <w:pPr>
+              <w:rPr>
+                <w:rFonts w:asciiTheme="minorHAnsi" w:hAnsiTheme="minorHAnsi" w:cstheme="minorHAnsi"/>
+                <w:b/>
+                <w:sz w:val="18"/>
+                <w:szCs w:val="18"/>
+              </w:rPr>
+            </w:pPr>
+            <w:r>
+              <w:rPr>
+                <w:rFonts w:asciiTheme="minorHAnsi" w:hAnsiTheme="minorHAnsi" w:cstheme="minorHAnsi"/>
+                <w:b/>
+                <w:sz w:val="18"/>
+                <w:szCs w:val="18"/>
+              </w:rPr>
+              <w:t>Risultati effettivi:</w:t>
+            </w:r>
+          </w:p>
+          <w:p>
+            <w:pPr>
+              <w:pStyle w:val="Paragrafoelenco"/>
+              <w:numPr>
+                <w:ilvl w:val="0"/>
+                <w:numId w:val="33"/>
+              </w:numPr>
+              <w:rPr>
+                <w:rFonts w:asciiTheme="minorHAnsi" w:hAnsiTheme="minorHAnsi" w:cstheme="minorHAnsi"/>
+                <w:sz w:val="18"/>
+                <w:szCs w:val="18"/>
+              </w:rPr>
+            </w:pPr>
+            <w:r>
+              <w:rPr>
+                <w:rFonts w:asciiTheme="minorHAnsi" w:hAnsiTheme="minorHAnsi" w:cstheme="minorHAnsi"/>
+                <w:sz w:val="18"/>
+                <w:szCs w:val="18"/>
+              </w:rPr>
+              <w:t>Restituzione di un errore senza eseguire login</w:t>
+            </w:r>
+          </w:p>
+          <w:p>
+            <w:pPr>
+              <w:pStyle w:val="Paragrafoelenco"/>
+              <w:numPr>
+                <w:ilvl w:val="0"/>
+                <w:numId w:val="33"/>
+              </w:numPr>
+              <w:rPr>
+                <w:rFonts w:asciiTheme="minorHAnsi" w:hAnsiTheme="minorHAnsi" w:cstheme="minorHAnsi"/>
+                <w:sz w:val="18"/>
+                <w:szCs w:val="18"/>
+              </w:rPr>
+            </w:pPr>
+            <w:r>
+              <w:rPr>
+                <w:rFonts w:asciiTheme="minorHAnsi" w:hAnsiTheme="minorHAnsi" w:cstheme="minorHAnsi"/>
+                <w:sz w:val="18"/>
+                <w:szCs w:val="18"/>
+              </w:rPr>
+              <w:t>Nessun cambiamento dell’username</w:t>
+            </w:r>
+          </w:p>
+        </w:tc>
+        <w:tc>
+          <w:tcPr>
+            <w:tcW w:w="1560" w:type="dxa"/>
+            <w:vAlign w:val="center"/>
+          </w:tcPr>
+          <w:p>
+            <w:pPr>
+              <w:keepNext/>
+              <w:jc w:val="center"/>
+              <w:rPr>
+                <w:rFonts w:asciiTheme="minorHAnsi" w:hAnsiTheme="minorHAnsi" w:cstheme="minorHAnsi"/>
+                <w:sz w:val="18"/>
+                <w:szCs w:val="18"/>
+              </w:rPr>
+            </w:pPr>
+            <w:r>
+              <w:rPr>
+                <w:rFonts w:asciiTheme="minorHAnsi" w:hAnsiTheme="minorHAnsi" w:cstheme="minorHAnsi"/>
+                <w:sz w:val="18"/>
+                <w:szCs w:val="18"/>
+              </w:rPr>
+              <w:t>-</w:t>
+            </w:r>
+          </w:p>
+        </w:tc>
+      </w:tr>
+    </w:tbl>
+    <w:p/>
+    <w:tbl>
+      <w:tblPr>
+        <w:tblStyle w:val="Grigliatabella"/>
+        <w:tblW w:w="0" w:type="auto"/>
+        <w:tblLook w:val="04A0" w:firstRow="1" w:lastRow="0" w:firstColumn="1" w:lastColumn="0" w:noHBand="0" w:noVBand="1"/>
+      </w:tblPr>
+      <w:tblGrid>
+        <w:gridCol w:w="1010"/>
+        <w:gridCol w:w="1047"/>
+        <w:gridCol w:w="5876"/>
+        <w:gridCol w:w="1560"/>
+      </w:tblGrid>
+      <w:tr>
+        <w:tc>
+          <w:tcPr>
+            <w:tcW w:w="1010" w:type="dxa"/>
+            <w:shd w:val="clear" w:color="auto" w:fill="D9D9D9" w:themeFill="background1" w:themeFillShade="D9"/>
+            <w:vAlign w:val="center"/>
+          </w:tcPr>
+          <w:p>
+            <w:pPr>
+              <w:jc w:val="center"/>
+              <w:rPr>
+                <w:rFonts w:asciiTheme="minorHAnsi" w:hAnsiTheme="minorHAnsi" w:cstheme="minorHAnsi"/>
+                <w:sz w:val="18"/>
+                <w:szCs w:val="18"/>
+              </w:rPr>
+            </w:pPr>
+            <w:r>
+              <w:rPr>
+                <w:rFonts w:asciiTheme="minorHAnsi" w:hAnsiTheme="minorHAnsi" w:cstheme="minorHAnsi"/>
+                <w:sz w:val="18"/>
+                <w:szCs w:val="18"/>
+              </w:rPr>
+              <w:t>Test Case</w:t>
+            </w:r>
+          </w:p>
+        </w:tc>
+        <w:tc>
+          <w:tcPr>
+            <w:tcW w:w="1047" w:type="dxa"/>
+            <w:shd w:val="clear" w:color="auto" w:fill="D9D9D9" w:themeFill="background1" w:themeFillShade="D9"/>
+            <w:vAlign w:val="center"/>
+          </w:tcPr>
+          <w:p>
+            <w:pPr>
+              <w:jc w:val="center"/>
+              <w:rPr>
+                <w:rFonts w:asciiTheme="minorHAnsi" w:hAnsiTheme="minorHAnsi" w:cstheme="minorHAnsi"/>
+                <w:sz w:val="18"/>
+                <w:szCs w:val="18"/>
+              </w:rPr>
+            </w:pPr>
+            <w:r>
+              <w:rPr>
+                <w:rFonts w:asciiTheme="minorHAnsi" w:hAnsiTheme="minorHAnsi" w:cstheme="minorHAnsi"/>
+                <w:sz w:val="18"/>
+                <w:szCs w:val="18"/>
+              </w:rPr>
+              <w:t>Risultato</w:t>
+            </w:r>
+          </w:p>
+        </w:tc>
+        <w:tc>
+          <w:tcPr>
+            <w:tcW w:w="5876" w:type="dxa"/>
+            <w:shd w:val="clear" w:color="auto" w:fill="D9D9D9" w:themeFill="background1" w:themeFillShade="D9"/>
+            <w:vAlign w:val="center"/>
+          </w:tcPr>
+          <w:p>
+            <w:pPr>
+              <w:jc w:val="center"/>
+              <w:rPr>
+                <w:rFonts w:asciiTheme="minorHAnsi" w:hAnsiTheme="minorHAnsi" w:cstheme="minorHAnsi"/>
+                <w:sz w:val="18"/>
+                <w:szCs w:val="18"/>
+              </w:rPr>
+            </w:pPr>
+            <w:r>
+              <w:rPr>
+                <w:rFonts w:asciiTheme="minorHAnsi" w:hAnsiTheme="minorHAnsi" w:cstheme="minorHAnsi"/>
+                <w:sz w:val="18"/>
+                <w:szCs w:val="18"/>
+              </w:rPr>
+              <w:t>Descrizione</w:t>
+            </w:r>
+          </w:p>
+        </w:tc>
+        <w:tc>
+          <w:tcPr>
+            <w:tcW w:w="1560" w:type="dxa"/>
+            <w:shd w:val="clear" w:color="auto" w:fill="D9D9D9" w:themeFill="background1" w:themeFillShade="D9"/>
+            <w:vAlign w:val="center"/>
+          </w:tcPr>
+          <w:p>
+            <w:pPr>
+              <w:jc w:val="center"/>
+              <w:rPr>
+                <w:rFonts w:asciiTheme="minorHAnsi" w:hAnsiTheme="minorHAnsi" w:cstheme="minorHAnsi"/>
+                <w:sz w:val="18"/>
+                <w:szCs w:val="18"/>
+              </w:rPr>
+            </w:pPr>
+            <w:r>
+              <w:rPr>
+                <w:rFonts w:asciiTheme="minorHAnsi" w:hAnsiTheme="minorHAnsi" w:cstheme="minorHAnsi"/>
+                <w:sz w:val="18"/>
+                <w:szCs w:val="18"/>
+              </w:rPr>
+              <w:t>Note</w:t>
+            </w:r>
+          </w:p>
+        </w:tc>
+      </w:tr>
+      <w:tr>
+        <w:trPr>
+          <w:trHeight w:val="5871"/>
+        </w:trPr>
+        <w:tc>
+          <w:tcPr>
+            <w:tcW w:w="1010" w:type="dxa"/>
+            <w:vAlign w:val="center"/>
+          </w:tcPr>
+          <w:p>
+            <w:pPr>
+              <w:jc w:val="center"/>
+              <w:rPr>
+                <w:rFonts w:asciiTheme="minorHAnsi" w:hAnsiTheme="minorHAnsi" w:cstheme="minorHAnsi"/>
+                <w:sz w:val="18"/>
+                <w:szCs w:val="18"/>
+              </w:rPr>
+            </w:pPr>
+            <w:r>
+              <w:rPr>
+                <w:rFonts w:asciiTheme="minorHAnsi" w:hAnsiTheme="minorHAnsi" w:cstheme="minorHAnsi"/>
+                <w:sz w:val="18"/>
+                <w:szCs w:val="18"/>
+              </w:rPr>
+              <w:t>T</w:t>
+            </w:r>
+            <w:r>
+              <w:rPr>
+                <w:rFonts w:asciiTheme="minorHAnsi" w:hAnsiTheme="minorHAnsi" w:cstheme="minorHAnsi"/>
+                <w:sz w:val="18"/>
+                <w:szCs w:val="18"/>
+              </w:rPr>
+              <w:t>C-018</w:t>
+            </w:r>
+          </w:p>
+        </w:tc>
+        <w:tc>
+          <w:tcPr>
+            <w:tcW w:w="1047" w:type="dxa"/>
+            <w:shd w:val="clear" w:color="auto" w:fill="92D050"/>
+            <w:vAlign w:val="center"/>
+          </w:tcPr>
+          <w:p>
+            <w:pPr>
+              <w:jc w:val="center"/>
+              <w:rPr>
+                <w:rFonts w:asciiTheme="minorHAnsi" w:hAnsiTheme="minorHAnsi" w:cstheme="minorHAnsi"/>
+                <w:sz w:val="18"/>
+                <w:szCs w:val="18"/>
+              </w:rPr>
+            </w:pPr>
+            <w:r>
+              <w:rPr>
+                <w:rFonts w:asciiTheme="minorHAnsi" w:hAnsiTheme="minorHAnsi" w:cstheme="minorHAnsi"/>
+                <w:sz w:val="18"/>
+                <w:szCs w:val="18"/>
+              </w:rPr>
+              <w:t>RIUSCITO</w:t>
+            </w:r>
+          </w:p>
+        </w:tc>
+        <w:tc>
+          <w:tcPr>
+            <w:tcW w:w="5876" w:type="dxa"/>
+          </w:tcPr>
+          <w:p>
+            <w:pPr>
+              <w:rPr>
+                <w:rFonts w:asciiTheme="minorHAnsi" w:hAnsiTheme="minorHAnsi" w:cstheme="minorHAnsi"/>
+                <w:sz w:val="18"/>
+                <w:szCs w:val="18"/>
+              </w:rPr>
+            </w:pPr>
+            <w:r>
+              <w:rPr>
+                <w:rFonts w:asciiTheme="minorHAnsi" w:hAnsiTheme="minorHAnsi" w:cstheme="minorHAnsi"/>
+                <w:sz w:val="18"/>
+                <w:szCs w:val="18"/>
+              </w:rPr>
+              <w:t xml:space="preserve">Test protezione da attacchi CSRF (Cross-Site </w:t>
+            </w:r>
+            <w:proofErr w:type="spellStart"/>
+            <w:r>
+              <w:rPr>
+                <w:rFonts w:asciiTheme="minorHAnsi" w:hAnsiTheme="minorHAnsi" w:cstheme="minorHAnsi"/>
+                <w:sz w:val="18"/>
+                <w:szCs w:val="18"/>
+              </w:rPr>
+              <w:t>Request</w:t>
+            </w:r>
+            <w:proofErr w:type="spellEnd"/>
+            <w:r>
+              <w:rPr>
+                <w:rFonts w:asciiTheme="minorHAnsi" w:hAnsiTheme="minorHAnsi" w:cstheme="minorHAnsi"/>
+                <w:sz w:val="18"/>
+                <w:szCs w:val="18"/>
+              </w:rPr>
+              <w:t xml:space="preserve"> </w:t>
+            </w:r>
+            <w:proofErr w:type="spellStart"/>
+            <w:r>
+              <w:rPr>
+                <w:rFonts w:asciiTheme="minorHAnsi" w:hAnsiTheme="minorHAnsi" w:cstheme="minorHAnsi"/>
+                <w:sz w:val="18"/>
+                <w:szCs w:val="18"/>
+              </w:rPr>
+              <w:t>Forgery</w:t>
+            </w:r>
+            <w:proofErr w:type="spellEnd"/>
+            <w:r>
+              <w:rPr>
+                <w:rFonts w:asciiTheme="minorHAnsi" w:hAnsiTheme="minorHAnsi" w:cstheme="minorHAnsi"/>
+                <w:sz w:val="18"/>
+                <w:szCs w:val="18"/>
+              </w:rPr>
+              <w:t>), protezione contro richieste fraudolente provenienti da siti malevoli.</w:t>
+            </w:r>
+          </w:p>
+          <w:p>
+            <w:pPr>
+              <w:rPr>
+                <w:rFonts w:asciiTheme="minorHAnsi" w:hAnsiTheme="minorHAnsi" w:cstheme="minorHAnsi"/>
+                <w:sz w:val="18"/>
+                <w:szCs w:val="18"/>
+              </w:rPr>
+            </w:pPr>
+          </w:p>
+          <w:p>
+            <w:pPr>
+              <w:rPr>
+                <w:rFonts w:asciiTheme="minorHAnsi" w:hAnsiTheme="minorHAnsi" w:cstheme="minorHAnsi"/>
+                <w:b/>
+                <w:sz w:val="18"/>
+                <w:szCs w:val="18"/>
+              </w:rPr>
+            </w:pPr>
+            <w:r>
+              <w:rPr>
+                <w:rFonts w:asciiTheme="minorHAnsi" w:hAnsiTheme="minorHAnsi" w:cstheme="minorHAnsi"/>
+                <w:b/>
+                <w:sz w:val="18"/>
+                <w:szCs w:val="18"/>
+              </w:rPr>
+              <w:t>Risultati attesi:</w:t>
+            </w:r>
+          </w:p>
+          <w:p>
+            <w:pPr>
+              <w:rPr>
+                <w:rFonts w:asciiTheme="minorHAnsi" w:hAnsiTheme="minorHAnsi" w:cstheme="minorHAnsi"/>
+                <w:sz w:val="18"/>
+                <w:szCs w:val="18"/>
+              </w:rPr>
+            </w:pPr>
+            <w:r>
+              <w:rPr>
+                <w:rFonts w:asciiTheme="minorHAnsi" w:hAnsiTheme="minorHAnsi" w:cstheme="minorHAnsi"/>
+                <w:sz w:val="18"/>
+                <w:szCs w:val="18"/>
+              </w:rPr>
+              <w:t>Restituzione di una pagina di errore</w:t>
+            </w:r>
+          </w:p>
+          <w:p>
+            <w:pPr>
+              <w:rPr>
+                <w:rFonts w:asciiTheme="minorHAnsi" w:hAnsiTheme="minorHAnsi" w:cstheme="minorHAnsi"/>
+                <w:sz w:val="18"/>
+                <w:szCs w:val="18"/>
+              </w:rPr>
+            </w:pPr>
+          </w:p>
+          <w:p>
+            <w:pPr>
+              <w:rPr>
+                <w:rFonts w:asciiTheme="minorHAnsi" w:hAnsiTheme="minorHAnsi" w:cstheme="minorHAnsi"/>
+                <w:b/>
+                <w:sz w:val="18"/>
+                <w:szCs w:val="18"/>
+              </w:rPr>
+            </w:pPr>
+            <w:r>
+              <w:rPr>
+                <w:rFonts w:asciiTheme="minorHAnsi" w:hAnsiTheme="minorHAnsi" w:cstheme="minorHAnsi"/>
+                <w:b/>
+                <w:sz w:val="18"/>
+                <w:szCs w:val="18"/>
+              </w:rPr>
+              <w:t>Risultati effettivi:</w:t>
+            </w:r>
+          </w:p>
+          <w:p>
+            <w:pPr>
+              <w:rPr>
+                <w:rFonts w:asciiTheme="minorHAnsi" w:hAnsiTheme="minorHAnsi" w:cstheme="minorHAnsi"/>
+                <w:sz w:val="18"/>
+                <w:szCs w:val="18"/>
+              </w:rPr>
+            </w:pPr>
+            <w:r>
+              <w:rPr>
+                <w:rFonts w:asciiTheme="minorHAnsi" w:hAnsiTheme="minorHAnsi" w:cstheme="minorHAnsi"/>
+                <w:sz w:val="18"/>
+                <w:szCs w:val="18"/>
+              </w:rPr>
+              <w:t>Restituzione di una pagina di errore</w:t>
+            </w:r>
+          </w:p>
+        </w:tc>
+        <w:tc>
+          <w:tcPr>
+            <w:tcW w:w="1560" w:type="dxa"/>
+            <w:vAlign w:val="center"/>
+          </w:tcPr>
+          <w:p>
+            <w:pPr>
+              <w:keepNext/>
+              <w:jc w:val="center"/>
+              <w:rPr>
+                <w:rFonts w:asciiTheme="minorHAnsi" w:hAnsiTheme="minorHAnsi" w:cstheme="minorHAnsi"/>
+                <w:sz w:val="18"/>
+                <w:szCs w:val="18"/>
+              </w:rPr>
+            </w:pPr>
+            <w:r>
+              <w:rPr>
+                <w:rFonts w:asciiTheme="minorHAnsi" w:hAnsiTheme="minorHAnsi" w:cstheme="minorHAnsi"/>
+                <w:sz w:val="18"/>
+                <w:szCs w:val="18"/>
+              </w:rPr>
+              <w:t>-</w:t>
+            </w:r>
+          </w:p>
+        </w:tc>
+      </w:tr>
+    </w:tbl>
+    <w:p/>
+    <w:p>
+      <w:r>
+        <w:br w:type="page"/>
+      </w:r>
+    </w:p>
+    <w:tbl>
+      <w:tblPr>
+        <w:tblStyle w:val="Grigliatabella"/>
+        <w:tblW w:w="0" w:type="auto"/>
+        <w:tblLook w:val="04A0" w:firstRow="1" w:lastRow="0" w:firstColumn="1" w:lastColumn="0" w:noHBand="0" w:noVBand="1"/>
+      </w:tblPr>
+      <w:tblGrid>
+        <w:gridCol w:w="1010"/>
+        <w:gridCol w:w="1047"/>
+        <w:gridCol w:w="5876"/>
+        <w:gridCol w:w="1560"/>
+      </w:tblGrid>
+      <w:tr>
+        <w:tc>
+          <w:tcPr>
+            <w:tcW w:w="1010" w:type="dxa"/>
+            <w:shd w:val="clear" w:color="auto" w:fill="D9D9D9" w:themeFill="background1" w:themeFillShade="D9"/>
+            <w:vAlign w:val="center"/>
+          </w:tcPr>
+          <w:p>
+            <w:pPr>
+              <w:jc w:val="center"/>
+              <w:rPr>
+                <w:rFonts w:asciiTheme="minorHAnsi" w:hAnsiTheme="minorHAnsi" w:cstheme="minorHAnsi"/>
+                <w:sz w:val="18"/>
+                <w:szCs w:val="18"/>
+              </w:rPr>
+            </w:pPr>
+            <w:r>
+              <w:rPr>
+                <w:rFonts w:asciiTheme="minorHAnsi" w:hAnsiTheme="minorHAnsi" w:cstheme="minorHAnsi"/>
+                <w:sz w:val="18"/>
+                <w:szCs w:val="18"/>
+              </w:rPr>
+              <w:lastRenderedPageBreak/>
+              <w:t>Test Case</w:t>
+            </w:r>
+          </w:p>
+        </w:tc>
+        <w:tc>
+          <w:tcPr>
+            <w:tcW w:w="1047" w:type="dxa"/>
+            <w:shd w:val="clear" w:color="auto" w:fill="D9D9D9" w:themeFill="background1" w:themeFillShade="D9"/>
+            <w:vAlign w:val="center"/>
+          </w:tcPr>
+          <w:p>
+            <w:pPr>
+              <w:jc w:val="center"/>
+              <w:rPr>
+                <w:rFonts w:asciiTheme="minorHAnsi" w:hAnsiTheme="minorHAnsi" w:cstheme="minorHAnsi"/>
+                <w:sz w:val="18"/>
+                <w:szCs w:val="18"/>
+              </w:rPr>
+            </w:pPr>
+            <w:r>
+              <w:rPr>
+                <w:rFonts w:asciiTheme="minorHAnsi" w:hAnsiTheme="minorHAnsi" w:cstheme="minorHAnsi"/>
+                <w:sz w:val="18"/>
+                <w:szCs w:val="18"/>
+              </w:rPr>
+              <w:t>Risultato</w:t>
+            </w:r>
+          </w:p>
+        </w:tc>
+        <w:tc>
+          <w:tcPr>
+            <w:tcW w:w="5876" w:type="dxa"/>
+            <w:shd w:val="clear" w:color="auto" w:fill="D9D9D9" w:themeFill="background1" w:themeFillShade="D9"/>
+            <w:vAlign w:val="center"/>
+          </w:tcPr>
+          <w:p>
+            <w:pPr>
+              <w:jc w:val="center"/>
+              <w:rPr>
+                <w:rFonts w:asciiTheme="minorHAnsi" w:hAnsiTheme="minorHAnsi" w:cstheme="minorHAnsi"/>
+                <w:sz w:val="18"/>
+                <w:szCs w:val="18"/>
+              </w:rPr>
+            </w:pPr>
+            <w:r>
+              <w:rPr>
+                <w:rFonts w:asciiTheme="minorHAnsi" w:hAnsiTheme="minorHAnsi" w:cstheme="minorHAnsi"/>
+                <w:sz w:val="18"/>
+                <w:szCs w:val="18"/>
+              </w:rPr>
+              <w:t>Descrizione</w:t>
+            </w:r>
+          </w:p>
+        </w:tc>
+        <w:tc>
+          <w:tcPr>
+            <w:tcW w:w="1560" w:type="dxa"/>
+            <w:shd w:val="clear" w:color="auto" w:fill="D9D9D9" w:themeFill="background1" w:themeFillShade="D9"/>
+            <w:vAlign w:val="center"/>
+          </w:tcPr>
+          <w:p>
+            <w:pPr>
+              <w:jc w:val="center"/>
+              <w:rPr>
+                <w:rFonts w:asciiTheme="minorHAnsi" w:hAnsiTheme="minorHAnsi" w:cstheme="minorHAnsi"/>
+                <w:sz w:val="18"/>
+                <w:szCs w:val="18"/>
+              </w:rPr>
+            </w:pPr>
+            <w:r>
+              <w:rPr>
+                <w:rFonts w:asciiTheme="minorHAnsi" w:hAnsiTheme="minorHAnsi" w:cstheme="minorHAnsi"/>
+                <w:sz w:val="18"/>
+                <w:szCs w:val="18"/>
+              </w:rPr>
+              <w:t>Note</w:t>
+            </w:r>
+          </w:p>
+        </w:tc>
+      </w:tr>
+      <w:tr>
+        <w:trPr>
+          <w:trHeight w:val="5871"/>
+        </w:trPr>
+        <w:tc>
+          <w:tcPr>
+            <w:tcW w:w="1010" w:type="dxa"/>
+            <w:vAlign w:val="center"/>
+          </w:tcPr>
+          <w:p>
+            <w:pPr>
+              <w:jc w:val="center"/>
+              <w:rPr>
+                <w:rFonts w:asciiTheme="minorHAnsi" w:hAnsiTheme="minorHAnsi" w:cstheme="minorHAnsi"/>
+                <w:sz w:val="18"/>
+                <w:szCs w:val="18"/>
+              </w:rPr>
+            </w:pPr>
+            <w:r>
+              <w:rPr>
+                <w:rFonts w:asciiTheme="minorHAnsi" w:hAnsiTheme="minorHAnsi" w:cstheme="minorHAnsi"/>
+                <w:sz w:val="18"/>
+                <w:szCs w:val="18"/>
+              </w:rPr>
+              <w:t>T</w:t>
+            </w:r>
+            <w:r>
+              <w:rPr>
+                <w:rFonts w:asciiTheme="minorHAnsi" w:hAnsiTheme="minorHAnsi" w:cstheme="minorHAnsi"/>
+                <w:sz w:val="18"/>
+                <w:szCs w:val="18"/>
+              </w:rPr>
+              <w:t>C-019</w:t>
+            </w:r>
+          </w:p>
+        </w:tc>
+        <w:tc>
+          <w:tcPr>
+            <w:tcW w:w="1047" w:type="dxa"/>
+            <w:shd w:val="clear" w:color="auto" w:fill="92D050"/>
+            <w:vAlign w:val="center"/>
+          </w:tcPr>
+          <w:p>
+            <w:pPr>
+              <w:jc w:val="center"/>
+              <w:rPr>
+                <w:rFonts w:asciiTheme="minorHAnsi" w:hAnsiTheme="minorHAnsi" w:cstheme="minorHAnsi"/>
+                <w:sz w:val="18"/>
+                <w:szCs w:val="18"/>
+              </w:rPr>
+            </w:pPr>
+            <w:r>
+              <w:rPr>
+                <w:rFonts w:asciiTheme="minorHAnsi" w:hAnsiTheme="minorHAnsi" w:cstheme="minorHAnsi"/>
+                <w:sz w:val="18"/>
+                <w:szCs w:val="18"/>
+              </w:rPr>
+              <w:t>RIUSCITO</w:t>
+            </w:r>
+          </w:p>
+        </w:tc>
+        <w:tc>
+          <w:tcPr>
+            <w:tcW w:w="5876" w:type="dxa"/>
+          </w:tcPr>
+          <w:p>
+            <w:pPr>
+              <w:pStyle w:val="BodyTextChar"/>
+              <w:rPr>
+                <w:rFonts w:asciiTheme="minorHAnsi" w:hAnsiTheme="minorHAnsi" w:cstheme="minorHAnsi"/>
+                <w:sz w:val="18"/>
+                <w:szCs w:val="18"/>
+                <w:lang w:val="it-CH"/>
+              </w:rPr>
+            </w:pPr>
+            <w:r>
+              <w:rPr>
+                <w:rFonts w:asciiTheme="minorHAnsi" w:hAnsiTheme="minorHAnsi" w:cstheme="minorHAnsi"/>
+                <w:sz w:val="18"/>
+                <w:szCs w:val="18"/>
+                <w:lang w:val="it-CH"/>
+              </w:rPr>
+              <w:t>Test di protezione contro l’invio di dati non validi tramite form. Verrà controllata la gestione nel caso in cui vengano inseriti caratteri speciali o campi vuoti.</w:t>
+            </w:r>
+          </w:p>
+          <w:p>
+            <w:pPr>
+              <w:rPr>
+                <w:rFonts w:asciiTheme="minorHAnsi" w:hAnsiTheme="minorHAnsi" w:cstheme="minorHAnsi"/>
+                <w:lang w:eastAsia="en-US"/>
+              </w:rPr>
+            </w:pPr>
+            <w:r>
+              <w:rPr>
+                <w:rFonts w:asciiTheme="minorHAnsi" w:hAnsiTheme="minorHAnsi" w:cstheme="minorHAnsi"/>
+                <w:lang w:eastAsia="en-US"/>
+              </w:rPr>
+              <w:t>I caratteri speciali includono</w:t>
+            </w:r>
+            <w:r>
+              <w:rPr>
+                <w:rFonts w:asciiTheme="minorHAnsi" w:hAnsiTheme="minorHAnsi" w:cstheme="minorHAnsi"/>
+                <w:lang w:eastAsia="en-US"/>
+              </w:rPr>
+              <w:t>:</w:t>
+            </w:r>
+          </w:p>
+          <w:p>
+            <w:pPr>
+              <w:rPr>
+                <w:rFonts w:asciiTheme="minorHAnsi" w:hAnsiTheme="minorHAnsi" w:cstheme="minorHAnsi"/>
+                <w:lang w:eastAsia="en-US"/>
+              </w:rPr>
+            </w:pPr>
+            <w:r>
+              <w:rPr>
+                <w:rFonts w:asciiTheme="minorHAnsi" w:hAnsiTheme="minorHAnsi" w:cstheme="minorHAnsi"/>
+                <w:b/>
+                <w:i/>
+                <w:lang w:eastAsia="en-US"/>
+              </w:rPr>
+              <w:t>! " # $ % &amp; ' ( ) * + , - . / : ; &lt; = &gt; ? @ [ \ ] ^ _ { | } ~</w:t>
+            </w:r>
+          </w:p>
+          <w:p>
+            <w:pPr>
+              <w:rPr>
+                <w:rFonts w:asciiTheme="minorHAnsi" w:hAnsiTheme="minorHAnsi" w:cstheme="minorHAnsi"/>
+                <w:sz w:val="18"/>
+                <w:szCs w:val="18"/>
+              </w:rPr>
+            </w:pPr>
+          </w:p>
+          <w:p>
+            <w:pPr>
+              <w:rPr>
+                <w:rFonts w:asciiTheme="minorHAnsi" w:hAnsiTheme="minorHAnsi" w:cstheme="minorHAnsi"/>
+                <w:b/>
+                <w:sz w:val="18"/>
+                <w:szCs w:val="18"/>
+              </w:rPr>
+            </w:pPr>
+            <w:r>
+              <w:rPr>
+                <w:rFonts w:asciiTheme="minorHAnsi" w:hAnsiTheme="minorHAnsi" w:cstheme="minorHAnsi"/>
+                <w:b/>
+                <w:sz w:val="18"/>
+                <w:szCs w:val="18"/>
+              </w:rPr>
+              <w:t>Risultati attesi:</w:t>
+            </w:r>
+          </w:p>
+          <w:p>
+            <w:pPr>
+              <w:pStyle w:val="BodyTextChar"/>
+              <w:numPr>
+                <w:ilvl w:val="0"/>
+                <w:numId w:val="34"/>
+              </w:numPr>
+              <w:rPr>
+                <w:rFonts w:asciiTheme="minorHAnsi" w:hAnsiTheme="minorHAnsi" w:cstheme="minorHAnsi"/>
+                <w:sz w:val="18"/>
+                <w:szCs w:val="18"/>
+                <w:lang w:val="it-CH"/>
+              </w:rPr>
+            </w:pPr>
+            <w:r>
+              <w:rPr>
+                <w:rFonts w:asciiTheme="minorHAnsi" w:hAnsiTheme="minorHAnsi" w:cstheme="minorHAnsi"/>
+                <w:sz w:val="18"/>
+                <w:szCs w:val="18"/>
+                <w:lang w:val="it-CH"/>
+              </w:rPr>
+              <w:t>In caso di input vuoto: restituzione di un errore e reindirizzamento alla pagina precedente</w:t>
+            </w:r>
+          </w:p>
+          <w:p>
+            <w:pPr>
+              <w:pStyle w:val="Paragrafoelenco"/>
+              <w:numPr>
+                <w:ilvl w:val="0"/>
+                <w:numId w:val="34"/>
+              </w:numPr>
+              <w:rPr>
+                <w:rFonts w:asciiTheme="minorHAnsi" w:hAnsiTheme="minorHAnsi" w:cstheme="minorHAnsi"/>
+                <w:sz w:val="18"/>
+                <w:szCs w:val="18"/>
+              </w:rPr>
+            </w:pPr>
+            <w:r>
+              <w:rPr>
+                <w:rFonts w:asciiTheme="minorHAnsi" w:hAnsiTheme="minorHAnsi" w:cstheme="minorHAnsi"/>
+                <w:sz w:val="18"/>
+                <w:szCs w:val="18"/>
+              </w:rPr>
+              <w:t xml:space="preserve">In caso di simboli speciali: errore oppure salvataggio tramite sanificazione </w:t>
+            </w:r>
+          </w:p>
+          <w:p>
+            <w:pPr>
+              <w:rPr>
+                <w:rFonts w:asciiTheme="minorHAnsi" w:hAnsiTheme="minorHAnsi" w:cstheme="minorHAnsi"/>
+                <w:sz w:val="18"/>
+                <w:szCs w:val="18"/>
+              </w:rPr>
+            </w:pPr>
+          </w:p>
+          <w:p>
+            <w:pPr>
+              <w:rPr>
+                <w:rFonts w:asciiTheme="minorHAnsi" w:hAnsiTheme="minorHAnsi" w:cstheme="minorHAnsi"/>
+                <w:b/>
+                <w:sz w:val="18"/>
+                <w:szCs w:val="18"/>
+              </w:rPr>
+            </w:pPr>
+            <w:r>
+              <w:rPr>
+                <w:rFonts w:asciiTheme="minorHAnsi" w:hAnsiTheme="minorHAnsi" w:cstheme="minorHAnsi"/>
+                <w:b/>
+                <w:sz w:val="18"/>
+                <w:szCs w:val="18"/>
+              </w:rPr>
+              <w:t>Risultati effettivi:</w:t>
+            </w:r>
+          </w:p>
+          <w:p>
+            <w:pPr>
+              <w:pStyle w:val="BodyTextChar"/>
+              <w:numPr>
+                <w:ilvl w:val="0"/>
+                <w:numId w:val="34"/>
+              </w:numPr>
+              <w:rPr>
+                <w:rFonts w:asciiTheme="minorHAnsi" w:hAnsiTheme="minorHAnsi" w:cstheme="minorHAnsi"/>
+                <w:sz w:val="18"/>
+                <w:szCs w:val="18"/>
+                <w:lang w:val="it-CH"/>
+              </w:rPr>
+            </w:pPr>
+            <w:r>
+              <w:rPr>
+                <w:rFonts w:asciiTheme="minorHAnsi" w:hAnsiTheme="minorHAnsi" w:cstheme="minorHAnsi"/>
+                <w:sz w:val="18"/>
+                <w:szCs w:val="18"/>
+                <w:lang w:val="it-CH"/>
+              </w:rPr>
+              <w:t>I</w:t>
+            </w:r>
+            <w:r>
+              <w:rPr>
+                <w:rFonts w:asciiTheme="minorHAnsi" w:hAnsiTheme="minorHAnsi" w:cstheme="minorHAnsi"/>
+                <w:sz w:val="18"/>
+                <w:szCs w:val="18"/>
+                <w:lang w:val="it-CH"/>
+              </w:rPr>
+              <w:t>nput vuoto: restituzione di un errore e reindirizzamento alla pagina precedente</w:t>
+            </w:r>
+          </w:p>
+          <w:p>
+            <w:pPr>
+              <w:pStyle w:val="Paragrafoelenco"/>
+              <w:numPr>
+                <w:ilvl w:val="0"/>
+                <w:numId w:val="34"/>
+              </w:numPr>
+              <w:rPr>
+                <w:rFonts w:asciiTheme="minorHAnsi" w:hAnsiTheme="minorHAnsi" w:cstheme="minorHAnsi"/>
+                <w:sz w:val="18"/>
+                <w:szCs w:val="18"/>
+              </w:rPr>
+            </w:pPr>
+            <w:r>
+              <w:rPr>
+                <w:rFonts w:asciiTheme="minorHAnsi" w:hAnsiTheme="minorHAnsi" w:cstheme="minorHAnsi"/>
+                <w:sz w:val="18"/>
+                <w:szCs w:val="18"/>
+              </w:rPr>
+              <w:t>S</w:t>
+            </w:r>
+            <w:r>
+              <w:rPr>
+                <w:rFonts w:asciiTheme="minorHAnsi" w:hAnsiTheme="minorHAnsi" w:cstheme="minorHAnsi"/>
+                <w:sz w:val="18"/>
+                <w:szCs w:val="18"/>
+              </w:rPr>
+              <w:t xml:space="preserve">imboli speciali: salvataggio tramite sanificazione </w:t>
+            </w:r>
+          </w:p>
+        </w:tc>
+        <w:tc>
+          <w:tcPr>
+            <w:tcW w:w="1560" w:type="dxa"/>
+            <w:vAlign w:val="center"/>
+          </w:tcPr>
+          <w:p>
+            <w:pPr>
+              <w:keepNext/>
+              <w:jc w:val="center"/>
+              <w:rPr>
+                <w:rFonts w:asciiTheme="minorHAnsi" w:hAnsiTheme="minorHAnsi" w:cstheme="minorHAnsi"/>
+                <w:sz w:val="18"/>
+                <w:szCs w:val="18"/>
+              </w:rPr>
+            </w:pPr>
+            <w:r>
+              <w:rPr>
+                <w:rFonts w:asciiTheme="minorHAnsi" w:hAnsiTheme="minorHAnsi" w:cstheme="minorHAnsi"/>
+                <w:sz w:val="18"/>
+                <w:szCs w:val="18"/>
+              </w:rPr>
+              <w:t>Problemi di formattazione per alcuni input</w:t>
+            </w:r>
+          </w:p>
+        </w:tc>
+      </w:tr>
+    </w:tbl>
+    <w:p/>
+    <w:tbl>
+      <w:tblPr>
+        <w:tblStyle w:val="Grigliatabella"/>
+        <w:tblW w:w="0" w:type="auto"/>
+        <w:tblLook w:val="04A0" w:firstRow="1" w:lastRow="0" w:firstColumn="1" w:lastColumn="0" w:noHBand="0" w:noVBand="1"/>
+      </w:tblPr>
+      <w:tblGrid>
+        <w:gridCol w:w="1010"/>
+        <w:gridCol w:w="1047"/>
+        <w:gridCol w:w="5876"/>
+        <w:gridCol w:w="1560"/>
+      </w:tblGrid>
+      <w:tr>
+        <w:tc>
+          <w:tcPr>
+            <w:tcW w:w="1010" w:type="dxa"/>
+            <w:shd w:val="clear" w:color="auto" w:fill="D9D9D9" w:themeFill="background1" w:themeFillShade="D9"/>
+            <w:vAlign w:val="center"/>
+          </w:tcPr>
+          <w:p>
+            <w:pPr>
+              <w:jc w:val="center"/>
+              <w:rPr>
+                <w:rFonts w:asciiTheme="minorHAnsi" w:hAnsiTheme="minorHAnsi" w:cstheme="minorHAnsi"/>
+                <w:sz w:val="18"/>
+                <w:szCs w:val="18"/>
+              </w:rPr>
+            </w:pPr>
+            <w:r>
+              <w:rPr>
+                <w:rFonts w:asciiTheme="minorHAnsi" w:hAnsiTheme="minorHAnsi" w:cstheme="minorHAnsi"/>
+                <w:sz w:val="18"/>
+                <w:szCs w:val="18"/>
+              </w:rPr>
+              <w:t>Test Case</w:t>
+            </w:r>
+          </w:p>
+        </w:tc>
+        <w:tc>
+          <w:tcPr>
+            <w:tcW w:w="1047" w:type="dxa"/>
+            <w:shd w:val="clear" w:color="auto" w:fill="D9D9D9" w:themeFill="background1" w:themeFillShade="D9"/>
+            <w:vAlign w:val="center"/>
+          </w:tcPr>
+          <w:p>
+            <w:pPr>
+              <w:jc w:val="center"/>
+              <w:rPr>
+                <w:rFonts w:asciiTheme="minorHAnsi" w:hAnsiTheme="minorHAnsi" w:cstheme="minorHAnsi"/>
+                <w:sz w:val="18"/>
+                <w:szCs w:val="18"/>
+              </w:rPr>
+            </w:pPr>
+            <w:r>
+              <w:rPr>
+                <w:rFonts w:asciiTheme="minorHAnsi" w:hAnsiTheme="minorHAnsi" w:cstheme="minorHAnsi"/>
+                <w:sz w:val="18"/>
+                <w:szCs w:val="18"/>
+              </w:rPr>
+              <w:t>Risultato</w:t>
+            </w:r>
+          </w:p>
+        </w:tc>
+        <w:tc>
+          <w:tcPr>
+            <w:tcW w:w="5876" w:type="dxa"/>
+            <w:shd w:val="clear" w:color="auto" w:fill="D9D9D9" w:themeFill="background1" w:themeFillShade="D9"/>
+            <w:vAlign w:val="center"/>
+          </w:tcPr>
+          <w:p>
+            <w:pPr>
+              <w:jc w:val="center"/>
+              <w:rPr>
+                <w:rFonts w:asciiTheme="minorHAnsi" w:hAnsiTheme="minorHAnsi" w:cstheme="minorHAnsi"/>
+                <w:sz w:val="18"/>
+                <w:szCs w:val="18"/>
+              </w:rPr>
+            </w:pPr>
+            <w:r>
+              <w:rPr>
+                <w:rFonts w:asciiTheme="minorHAnsi" w:hAnsiTheme="minorHAnsi" w:cstheme="minorHAnsi"/>
+                <w:sz w:val="18"/>
+                <w:szCs w:val="18"/>
+              </w:rPr>
+              <w:t>Descrizione</w:t>
+            </w:r>
+          </w:p>
+        </w:tc>
+        <w:tc>
+          <w:tcPr>
+            <w:tcW w:w="1560" w:type="dxa"/>
+            <w:shd w:val="clear" w:color="auto" w:fill="D9D9D9" w:themeFill="background1" w:themeFillShade="D9"/>
+            <w:vAlign w:val="center"/>
+          </w:tcPr>
+          <w:p>
+            <w:pPr>
+              <w:jc w:val="center"/>
+              <w:rPr>
+                <w:rFonts w:asciiTheme="minorHAnsi" w:hAnsiTheme="minorHAnsi" w:cstheme="minorHAnsi"/>
+                <w:sz w:val="18"/>
+                <w:szCs w:val="18"/>
+              </w:rPr>
+            </w:pPr>
+            <w:r>
+              <w:rPr>
+                <w:rFonts w:asciiTheme="minorHAnsi" w:hAnsiTheme="minorHAnsi" w:cstheme="minorHAnsi"/>
+                <w:sz w:val="18"/>
+                <w:szCs w:val="18"/>
+              </w:rPr>
+              <w:t>Note</w:t>
+            </w:r>
+          </w:p>
+        </w:tc>
+      </w:tr>
+      <w:tr>
+        <w:trPr>
+          <w:trHeight w:val="5871"/>
+        </w:trPr>
+        <w:tc>
+          <w:tcPr>
+            <w:tcW w:w="1010" w:type="dxa"/>
+            <w:vAlign w:val="center"/>
+          </w:tcPr>
+          <w:p>
+            <w:pPr>
+              <w:jc w:val="center"/>
+              <w:rPr>
+                <w:rFonts w:asciiTheme="minorHAnsi" w:hAnsiTheme="minorHAnsi" w:cstheme="minorHAnsi"/>
+                <w:sz w:val="18"/>
+                <w:szCs w:val="18"/>
+              </w:rPr>
+            </w:pPr>
+            <w:r>
+              <w:rPr>
+                <w:rFonts w:asciiTheme="minorHAnsi" w:hAnsiTheme="minorHAnsi" w:cstheme="minorHAnsi"/>
+                <w:sz w:val="18"/>
+                <w:szCs w:val="18"/>
+              </w:rPr>
+              <w:t>T</w:t>
+            </w:r>
+            <w:r>
+              <w:rPr>
+                <w:rFonts w:asciiTheme="minorHAnsi" w:hAnsiTheme="minorHAnsi" w:cstheme="minorHAnsi"/>
+                <w:sz w:val="18"/>
+                <w:szCs w:val="18"/>
+              </w:rPr>
+              <w:t>C-020</w:t>
+            </w:r>
+          </w:p>
+        </w:tc>
+        <w:tc>
+          <w:tcPr>
+            <w:tcW w:w="1047" w:type="dxa"/>
+            <w:shd w:val="clear" w:color="auto" w:fill="92D050"/>
+            <w:vAlign w:val="center"/>
+          </w:tcPr>
+          <w:p>
+            <w:pPr>
+              <w:jc w:val="center"/>
+              <w:rPr>
+                <w:rFonts w:asciiTheme="minorHAnsi" w:hAnsiTheme="minorHAnsi" w:cstheme="minorHAnsi"/>
+                <w:sz w:val="18"/>
+                <w:szCs w:val="18"/>
+              </w:rPr>
+            </w:pPr>
+            <w:r>
+              <w:rPr>
+                <w:rFonts w:asciiTheme="minorHAnsi" w:hAnsiTheme="minorHAnsi" w:cstheme="minorHAnsi"/>
+                <w:sz w:val="18"/>
+                <w:szCs w:val="18"/>
+              </w:rPr>
+              <w:t>RIUSCITO</w:t>
+            </w:r>
+          </w:p>
+        </w:tc>
+        <w:tc>
+          <w:tcPr>
+            <w:tcW w:w="5876" w:type="dxa"/>
+          </w:tcPr>
+          <w:p>
+            <w:pPr>
+              <w:rPr>
+                <w:rFonts w:asciiTheme="minorHAnsi" w:hAnsiTheme="minorHAnsi" w:cstheme="minorHAnsi"/>
+                <w:sz w:val="18"/>
+                <w:szCs w:val="18"/>
+              </w:rPr>
+            </w:pPr>
+            <w:r>
+              <w:rPr>
+                <w:rFonts w:asciiTheme="minorHAnsi" w:hAnsiTheme="minorHAnsi" w:cstheme="minorHAnsi"/>
+                <w:sz w:val="18"/>
+                <w:szCs w:val="18"/>
+              </w:rPr>
+              <w:t>Test di protezione delle risorse da utenti non autorizzati</w:t>
+            </w:r>
+            <w:r>
+              <w:rPr>
+                <w:rFonts w:asciiTheme="minorHAnsi" w:hAnsiTheme="minorHAnsi" w:cstheme="minorHAnsi"/>
+                <w:sz w:val="18"/>
+                <w:szCs w:val="18"/>
+              </w:rPr>
+              <w:t xml:space="preserve"> (Directory </w:t>
+            </w:r>
+            <w:proofErr w:type="spellStart"/>
+            <w:r>
+              <w:rPr>
+                <w:rFonts w:asciiTheme="minorHAnsi" w:hAnsiTheme="minorHAnsi" w:cstheme="minorHAnsi"/>
+                <w:sz w:val="18"/>
+                <w:szCs w:val="18"/>
+              </w:rPr>
+              <w:t>Traversal</w:t>
+            </w:r>
+            <w:proofErr w:type="spellEnd"/>
+            <w:r>
+              <w:rPr>
+                <w:rFonts w:asciiTheme="minorHAnsi" w:hAnsiTheme="minorHAnsi" w:cstheme="minorHAnsi"/>
+                <w:sz w:val="18"/>
+                <w:szCs w:val="18"/>
+              </w:rPr>
+              <w:t>)</w:t>
+            </w:r>
+          </w:p>
+          <w:p>
+            <w:pPr>
+              <w:rPr>
+                <w:rFonts w:asciiTheme="minorHAnsi" w:hAnsiTheme="minorHAnsi" w:cstheme="minorHAnsi"/>
+                <w:sz w:val="18"/>
+                <w:szCs w:val="18"/>
+              </w:rPr>
+            </w:pPr>
+          </w:p>
+          <w:p>
+            <w:pPr>
+              <w:rPr>
+                <w:rFonts w:asciiTheme="minorHAnsi" w:hAnsiTheme="minorHAnsi" w:cstheme="minorHAnsi"/>
+                <w:b/>
+                <w:sz w:val="18"/>
+                <w:szCs w:val="18"/>
+              </w:rPr>
+            </w:pPr>
+            <w:r>
+              <w:rPr>
+                <w:rFonts w:asciiTheme="minorHAnsi" w:hAnsiTheme="minorHAnsi" w:cstheme="minorHAnsi"/>
+                <w:b/>
+                <w:sz w:val="18"/>
+                <w:szCs w:val="18"/>
+              </w:rPr>
+              <w:t>Risultati attesi:</w:t>
+            </w:r>
+          </w:p>
+          <w:p>
+            <w:pPr>
+              <w:pStyle w:val="BodyTextChar"/>
+              <w:numPr>
+                <w:ilvl w:val="0"/>
+                <w:numId w:val="31"/>
+              </w:numPr>
+              <w:rPr>
+                <w:rFonts w:asciiTheme="minorHAnsi" w:hAnsiTheme="minorHAnsi" w:cstheme="minorHAnsi"/>
+                <w:sz w:val="18"/>
+                <w:szCs w:val="18"/>
+                <w:lang w:val="it-CH"/>
+              </w:rPr>
+            </w:pPr>
+            <w:r>
+              <w:rPr>
+                <w:rFonts w:asciiTheme="minorHAnsi" w:hAnsiTheme="minorHAnsi" w:cstheme="minorHAnsi"/>
+                <w:sz w:val="18"/>
+                <w:szCs w:val="18"/>
+                <w:lang w:val="it-CH"/>
+              </w:rPr>
+              <w:t xml:space="preserve">Reindirizzamento alla pagina home per ogni accesso non </w:t>
+            </w:r>
+            <w:r>
+              <w:rPr>
+                <w:rFonts w:asciiTheme="minorHAnsi" w:hAnsiTheme="minorHAnsi" w:cstheme="minorHAnsi"/>
+                <w:sz w:val="18"/>
+                <w:szCs w:val="18"/>
+                <w:lang w:val="it-CH"/>
+              </w:rPr>
+              <w:t>autorizzato (eccetto per l’utente non autenticato che verrà reindirizzato alla pagina di login)</w:t>
+            </w:r>
+          </w:p>
+          <w:p>
+            <w:pPr>
+              <w:pStyle w:val="Paragrafoelenco"/>
+              <w:numPr>
+                <w:ilvl w:val="0"/>
+                <w:numId w:val="31"/>
+              </w:numPr>
+              <w:rPr>
+                <w:rFonts w:asciiTheme="minorHAnsi" w:hAnsiTheme="minorHAnsi" w:cstheme="minorHAnsi"/>
+                <w:sz w:val="18"/>
+                <w:szCs w:val="18"/>
+              </w:rPr>
+            </w:pPr>
+            <w:r>
+              <w:rPr>
+                <w:rFonts w:asciiTheme="minorHAnsi" w:hAnsiTheme="minorHAnsi" w:cstheme="minorHAnsi"/>
+                <w:lang w:eastAsia="en-US"/>
+              </w:rPr>
+              <w:t>Per l’accesso a risorse sul server si attende come risposta 403 o 404</w:t>
+            </w:r>
+          </w:p>
+          <w:p>
+            <w:pPr>
+              <w:rPr>
+                <w:rFonts w:asciiTheme="minorHAnsi" w:hAnsiTheme="minorHAnsi" w:cstheme="minorHAnsi"/>
+                <w:sz w:val="18"/>
+                <w:szCs w:val="18"/>
+              </w:rPr>
+            </w:pPr>
+          </w:p>
+          <w:p>
+            <w:pPr>
+              <w:rPr>
+                <w:rFonts w:asciiTheme="minorHAnsi" w:hAnsiTheme="minorHAnsi" w:cstheme="minorHAnsi"/>
+                <w:b/>
+                <w:sz w:val="18"/>
+                <w:szCs w:val="18"/>
+              </w:rPr>
+            </w:pPr>
+            <w:r>
+              <w:rPr>
+                <w:rFonts w:asciiTheme="minorHAnsi" w:hAnsiTheme="minorHAnsi" w:cstheme="minorHAnsi"/>
+                <w:b/>
+                <w:sz w:val="18"/>
+                <w:szCs w:val="18"/>
+              </w:rPr>
+              <w:t>Risultati effettivi:</w:t>
+            </w:r>
+          </w:p>
+          <w:p>
+            <w:pPr>
+              <w:pStyle w:val="BodyTextChar"/>
+              <w:numPr>
+                <w:ilvl w:val="0"/>
+                <w:numId w:val="31"/>
+              </w:numPr>
+              <w:rPr>
+                <w:rFonts w:asciiTheme="minorHAnsi" w:hAnsiTheme="minorHAnsi" w:cstheme="minorHAnsi"/>
+                <w:sz w:val="18"/>
+                <w:szCs w:val="18"/>
+                <w:lang w:val="it-CH"/>
+              </w:rPr>
+            </w:pPr>
+            <w:r>
+              <w:rPr>
+                <w:rFonts w:asciiTheme="minorHAnsi" w:hAnsiTheme="minorHAnsi" w:cstheme="minorHAnsi"/>
+                <w:sz w:val="18"/>
+                <w:szCs w:val="18"/>
+                <w:lang w:val="it-CH"/>
+              </w:rPr>
+              <w:t xml:space="preserve">Reindirizzamento alla pagina home per ogni accesso non </w:t>
+            </w:r>
+            <w:r>
+              <w:rPr>
+                <w:rFonts w:asciiTheme="minorHAnsi" w:hAnsiTheme="minorHAnsi" w:cstheme="minorHAnsi"/>
+                <w:sz w:val="18"/>
+                <w:szCs w:val="18"/>
+                <w:lang w:val="it-CH"/>
+              </w:rPr>
+              <w:t>autorizzato (eccetto per l’utente non autenticato che verrà reindirizzato alla pagina di login)</w:t>
+            </w:r>
+          </w:p>
+          <w:p>
+            <w:pPr>
+              <w:pStyle w:val="Paragrafoelenco"/>
+              <w:numPr>
+                <w:ilvl w:val="0"/>
+                <w:numId w:val="31"/>
+              </w:numPr>
+              <w:rPr>
+                <w:rFonts w:asciiTheme="minorHAnsi" w:hAnsiTheme="minorHAnsi" w:cstheme="minorHAnsi"/>
+                <w:sz w:val="18"/>
+                <w:szCs w:val="18"/>
+              </w:rPr>
+            </w:pPr>
+            <w:r>
+              <w:rPr>
+                <w:rFonts w:asciiTheme="minorHAnsi" w:hAnsiTheme="minorHAnsi" w:cstheme="minorHAnsi"/>
+                <w:lang w:eastAsia="en-US"/>
+              </w:rPr>
+              <w:t>Per l’accesso a risorse sul server si attende come risposta 403 o 404</w:t>
+            </w:r>
+          </w:p>
+        </w:tc>
+        <w:tc>
+          <w:tcPr>
+            <w:tcW w:w="1560" w:type="dxa"/>
+            <w:vAlign w:val="center"/>
+          </w:tcPr>
+          <w:p>
+            <w:pPr>
+              <w:keepNext/>
+              <w:jc w:val="center"/>
+              <w:rPr>
+                <w:rFonts w:asciiTheme="minorHAnsi" w:hAnsiTheme="minorHAnsi" w:cstheme="minorHAnsi"/>
+                <w:sz w:val="18"/>
+                <w:szCs w:val="18"/>
+              </w:rPr>
+            </w:pPr>
+            <w:r>
+              <w:rPr>
+                <w:rFonts w:asciiTheme="minorHAnsi" w:hAnsiTheme="minorHAnsi" w:cstheme="minorHAnsi"/>
+                <w:sz w:val="18"/>
+                <w:szCs w:val="18"/>
+              </w:rPr>
+              <w:t>-</w:t>
+            </w:r>
+          </w:p>
+        </w:tc>
+      </w:tr>
+    </w:tbl>
+    <w:p/>
+    <w:p>
+      <w:r>
+        <w:br w:type="page"/>
+      </w:r>
+    </w:p>
+    <w:tbl>
+      <w:tblPr>
+        <w:tblStyle w:val="Grigliatabella"/>
+        <w:tblW w:w="0" w:type="auto"/>
+        <w:tblLook w:val="04A0" w:firstRow="1" w:lastRow="0" w:firstColumn="1" w:lastColumn="0" w:noHBand="0" w:noVBand="1"/>
+      </w:tblPr>
+      <w:tblGrid>
+        <w:gridCol w:w="1010"/>
+        <w:gridCol w:w="1047"/>
+        <w:gridCol w:w="5876"/>
+        <w:gridCol w:w="1560"/>
+      </w:tblGrid>
+      <w:tr>
+        <w:tc>
+          <w:tcPr>
+            <w:tcW w:w="1010" w:type="dxa"/>
+            <w:shd w:val="clear" w:color="auto" w:fill="D9D9D9" w:themeFill="background1" w:themeFillShade="D9"/>
+            <w:vAlign w:val="center"/>
+          </w:tcPr>
+          <w:p>
+            <w:pPr>
+              <w:jc w:val="center"/>
+              <w:rPr>
+                <w:rFonts w:asciiTheme="minorHAnsi" w:hAnsiTheme="minorHAnsi" w:cstheme="minorHAnsi"/>
+                <w:sz w:val="18"/>
+                <w:szCs w:val="18"/>
+              </w:rPr>
+            </w:pPr>
+            <w:r>
+              <w:rPr>
+                <w:rFonts w:asciiTheme="minorHAnsi" w:hAnsiTheme="minorHAnsi" w:cstheme="minorHAnsi"/>
+                <w:sz w:val="18"/>
+                <w:szCs w:val="18"/>
+              </w:rPr>
+              <w:lastRenderedPageBreak/>
+              <w:t>Test Case</w:t>
+            </w:r>
+          </w:p>
+        </w:tc>
+        <w:tc>
+          <w:tcPr>
+            <w:tcW w:w="1047" w:type="dxa"/>
+            <w:shd w:val="clear" w:color="auto" w:fill="D9D9D9" w:themeFill="background1" w:themeFillShade="D9"/>
+            <w:vAlign w:val="center"/>
+          </w:tcPr>
+          <w:p>
+            <w:pPr>
+              <w:jc w:val="center"/>
+              <w:rPr>
+                <w:rFonts w:asciiTheme="minorHAnsi" w:hAnsiTheme="minorHAnsi" w:cstheme="minorHAnsi"/>
+                <w:sz w:val="18"/>
+                <w:szCs w:val="18"/>
+              </w:rPr>
+            </w:pPr>
+            <w:r>
+              <w:rPr>
+                <w:rFonts w:asciiTheme="minorHAnsi" w:hAnsiTheme="minorHAnsi" w:cstheme="minorHAnsi"/>
+                <w:sz w:val="18"/>
+                <w:szCs w:val="18"/>
+              </w:rPr>
+              <w:t>Risultato</w:t>
+            </w:r>
+          </w:p>
+        </w:tc>
+        <w:tc>
+          <w:tcPr>
+            <w:tcW w:w="5876" w:type="dxa"/>
+            <w:shd w:val="clear" w:color="auto" w:fill="D9D9D9" w:themeFill="background1" w:themeFillShade="D9"/>
+            <w:vAlign w:val="center"/>
+          </w:tcPr>
+          <w:p>
+            <w:pPr>
+              <w:jc w:val="center"/>
+              <w:rPr>
+                <w:rFonts w:asciiTheme="minorHAnsi" w:hAnsiTheme="minorHAnsi" w:cstheme="minorHAnsi"/>
+                <w:sz w:val="18"/>
+                <w:szCs w:val="18"/>
+              </w:rPr>
+            </w:pPr>
+            <w:r>
+              <w:rPr>
+                <w:rFonts w:asciiTheme="minorHAnsi" w:hAnsiTheme="minorHAnsi" w:cstheme="minorHAnsi"/>
+                <w:sz w:val="18"/>
+                <w:szCs w:val="18"/>
+              </w:rPr>
+              <w:t>Descrizione</w:t>
+            </w:r>
+          </w:p>
+        </w:tc>
+        <w:tc>
+          <w:tcPr>
+            <w:tcW w:w="1560" w:type="dxa"/>
+            <w:shd w:val="clear" w:color="auto" w:fill="D9D9D9" w:themeFill="background1" w:themeFillShade="D9"/>
+            <w:vAlign w:val="center"/>
+          </w:tcPr>
+          <w:p>
+            <w:pPr>
+              <w:jc w:val="center"/>
+              <w:rPr>
+                <w:rFonts w:asciiTheme="minorHAnsi" w:hAnsiTheme="minorHAnsi" w:cstheme="minorHAnsi"/>
+                <w:sz w:val="18"/>
+                <w:szCs w:val="18"/>
+              </w:rPr>
+            </w:pPr>
+            <w:r>
+              <w:rPr>
+                <w:rFonts w:asciiTheme="minorHAnsi" w:hAnsiTheme="minorHAnsi" w:cstheme="minorHAnsi"/>
+                <w:sz w:val="18"/>
+                <w:szCs w:val="18"/>
+              </w:rPr>
+              <w:t>Note</w:t>
+            </w:r>
+          </w:p>
+        </w:tc>
+      </w:tr>
+      <w:tr>
+        <w:trPr>
+          <w:trHeight w:val="5871"/>
+        </w:trPr>
+        <w:tc>
+          <w:tcPr>
+            <w:tcW w:w="1010" w:type="dxa"/>
+            <w:vAlign w:val="center"/>
+          </w:tcPr>
+          <w:p>
+            <w:pPr>
+              <w:jc w:val="center"/>
+              <w:rPr>
+                <w:rFonts w:asciiTheme="minorHAnsi" w:hAnsiTheme="minorHAnsi" w:cstheme="minorHAnsi"/>
+                <w:sz w:val="18"/>
+                <w:szCs w:val="18"/>
+              </w:rPr>
+            </w:pPr>
+            <w:r>
+              <w:rPr>
+                <w:rFonts w:asciiTheme="minorHAnsi" w:hAnsiTheme="minorHAnsi" w:cstheme="minorHAnsi"/>
+                <w:sz w:val="18"/>
+                <w:szCs w:val="18"/>
+              </w:rPr>
+              <w:t>T</w:t>
+            </w:r>
+            <w:r>
+              <w:rPr>
+                <w:rFonts w:asciiTheme="minorHAnsi" w:hAnsiTheme="minorHAnsi" w:cstheme="minorHAnsi"/>
+                <w:sz w:val="18"/>
+                <w:szCs w:val="18"/>
+              </w:rPr>
+              <w:t>C-021</w:t>
+            </w:r>
+          </w:p>
+        </w:tc>
+        <w:tc>
+          <w:tcPr>
+            <w:tcW w:w="1047" w:type="dxa"/>
+            <w:shd w:val="clear" w:color="auto" w:fill="92D050"/>
+            <w:vAlign w:val="center"/>
+          </w:tcPr>
+          <w:p>
+            <w:pPr>
+              <w:jc w:val="center"/>
+              <w:rPr>
+                <w:rFonts w:asciiTheme="minorHAnsi" w:hAnsiTheme="minorHAnsi" w:cstheme="minorHAnsi"/>
+                <w:sz w:val="18"/>
+                <w:szCs w:val="18"/>
+              </w:rPr>
+            </w:pPr>
+            <w:r>
+              <w:rPr>
+                <w:rFonts w:asciiTheme="minorHAnsi" w:hAnsiTheme="minorHAnsi" w:cstheme="minorHAnsi"/>
+                <w:sz w:val="18"/>
+                <w:szCs w:val="18"/>
+              </w:rPr>
+              <w:t>RIUSCITO</w:t>
+            </w:r>
+          </w:p>
+        </w:tc>
+        <w:tc>
+          <w:tcPr>
+            <w:tcW w:w="5876" w:type="dxa"/>
+          </w:tcPr>
+          <w:p>
+            <w:pPr>
+              <w:rPr>
+                <w:rFonts w:asciiTheme="minorHAnsi" w:hAnsiTheme="minorHAnsi" w:cstheme="minorHAnsi"/>
+                <w:sz w:val="18"/>
+                <w:szCs w:val="18"/>
+              </w:rPr>
+            </w:pPr>
+            <w:r>
+              <w:rPr>
+                <w:rFonts w:asciiTheme="minorHAnsi" w:hAnsiTheme="minorHAnsi" w:cstheme="minorHAnsi"/>
+                <w:sz w:val="18"/>
+                <w:szCs w:val="18"/>
+              </w:rPr>
+              <w:t>Test protezione da attacchi XSS (Cross-Site Scripting), ovvero protezione contro l’invio tramite input di script malevoli.</w:t>
+            </w:r>
+          </w:p>
+          <w:p>
+            <w:pPr>
+              <w:rPr>
+                <w:rFonts w:asciiTheme="minorHAnsi" w:hAnsiTheme="minorHAnsi" w:cstheme="minorHAnsi"/>
+                <w:sz w:val="18"/>
+                <w:szCs w:val="18"/>
+              </w:rPr>
+            </w:pPr>
+          </w:p>
+          <w:p>
+            <w:pPr>
+              <w:rPr>
+                <w:rFonts w:asciiTheme="minorHAnsi" w:hAnsiTheme="minorHAnsi" w:cstheme="minorHAnsi"/>
+                <w:b/>
+                <w:sz w:val="18"/>
+                <w:szCs w:val="18"/>
+              </w:rPr>
+            </w:pPr>
+            <w:r>
+              <w:rPr>
+                <w:rFonts w:asciiTheme="minorHAnsi" w:hAnsiTheme="minorHAnsi" w:cstheme="minorHAnsi"/>
+                <w:b/>
+                <w:sz w:val="18"/>
+                <w:szCs w:val="18"/>
+              </w:rPr>
+              <w:t>Risultati attesi:</w:t>
+            </w:r>
+          </w:p>
+          <w:p>
+            <w:pPr>
+              <w:rPr>
+                <w:rFonts w:asciiTheme="minorHAnsi" w:hAnsiTheme="minorHAnsi" w:cstheme="minorHAnsi"/>
+                <w:sz w:val="18"/>
+                <w:szCs w:val="18"/>
+              </w:rPr>
+            </w:pPr>
+            <w:r>
+              <w:rPr>
+                <w:rFonts w:asciiTheme="minorHAnsi" w:hAnsiTheme="minorHAnsi" w:cstheme="minorHAnsi"/>
+                <w:sz w:val="18"/>
+                <w:szCs w:val="18"/>
+              </w:rPr>
+              <w:t>Sanificazione degli input e non esecuzione se consultato il prodotto/utente con codice malevolo</w:t>
+            </w:r>
+          </w:p>
+          <w:p>
+            <w:pPr>
+              <w:rPr>
+                <w:rFonts w:asciiTheme="minorHAnsi" w:hAnsiTheme="minorHAnsi" w:cstheme="minorHAnsi"/>
+                <w:sz w:val="18"/>
+                <w:szCs w:val="18"/>
+              </w:rPr>
+            </w:pPr>
+          </w:p>
+          <w:p>
+            <w:pPr>
+              <w:rPr>
+                <w:rFonts w:asciiTheme="minorHAnsi" w:hAnsiTheme="minorHAnsi" w:cstheme="minorHAnsi"/>
+                <w:b/>
+                <w:sz w:val="18"/>
+                <w:szCs w:val="18"/>
+              </w:rPr>
+            </w:pPr>
+            <w:r>
+              <w:rPr>
+                <w:rFonts w:asciiTheme="minorHAnsi" w:hAnsiTheme="minorHAnsi" w:cstheme="minorHAnsi"/>
+                <w:b/>
+                <w:sz w:val="18"/>
+                <w:szCs w:val="18"/>
+              </w:rPr>
+              <w:t>Risultati effettivi:</w:t>
+            </w:r>
+          </w:p>
+          <w:p>
+            <w:pPr>
+              <w:rPr>
+                <w:rFonts w:asciiTheme="minorHAnsi" w:hAnsiTheme="minorHAnsi" w:cstheme="minorHAnsi"/>
+                <w:sz w:val="18"/>
+                <w:szCs w:val="18"/>
+              </w:rPr>
+            </w:pPr>
+            <w:r>
+              <w:rPr>
+                <w:rFonts w:asciiTheme="minorHAnsi" w:hAnsiTheme="minorHAnsi" w:cstheme="minorHAnsi"/>
+                <w:sz w:val="18"/>
+                <w:szCs w:val="18"/>
+              </w:rPr>
+              <w:t>Sanificazione degli input e non esecuzione se consultato il prodotto/utente con codice malevolo</w:t>
+            </w:r>
+          </w:p>
+        </w:tc>
+        <w:tc>
+          <w:tcPr>
+            <w:tcW w:w="1560" w:type="dxa"/>
+            <w:vAlign w:val="center"/>
+          </w:tcPr>
+          <w:p>
+            <w:pPr>
+              <w:keepNext/>
+              <w:jc w:val="center"/>
+              <w:rPr>
+                <w:rFonts w:asciiTheme="minorHAnsi" w:hAnsiTheme="minorHAnsi" w:cstheme="minorHAnsi"/>
+                <w:sz w:val="18"/>
+                <w:szCs w:val="18"/>
+              </w:rPr>
+            </w:pPr>
+            <w:r>
+              <w:rPr>
+                <w:rFonts w:asciiTheme="minorHAnsi" w:hAnsiTheme="minorHAnsi" w:cstheme="minorHAnsi"/>
+                <w:sz w:val="18"/>
+                <w:szCs w:val="18"/>
+              </w:rPr>
+              <w:t>-</w:t>
+            </w:r>
+          </w:p>
+        </w:tc>
+      </w:tr>
+    </w:tbl>
+    <w:p/>
     <w:sectPr>
       <w:headerReference w:type="default" r:id="rId23"/>
       <w:pgSz w:w="11906" w:h="16838"/>
@@ -17567,6 +20456,119 @@
     </w:lvl>
   </w:abstractNum>
   <w:abstractNum w:abstractNumId="2" w15:restartNumberingAfterBreak="0">
+    <w:nsid w:val="075E56D3"/>
+    <w:multiLevelType w:val="hybridMultilevel"/>
+    <w:tmpl w:val="4A6EE562"/>
+    <w:lvl w:ilvl="0" w:tplc="08100001">
+      <w:start w:val="1"/>
+      <w:numFmt w:val="bullet"/>
+      <w:lvlText w:val=""/>
+      <w:lvlJc w:val="left"/>
+      <w:pPr>
+        <w:ind w:left="720" w:hanging="360"/>
+      </w:pPr>
+      <w:rPr>
+        <w:rFonts w:ascii="Symbol" w:hAnsi="Symbol" w:hint="default"/>
+      </w:rPr>
+    </w:lvl>
+    <w:lvl w:ilvl="1" w:tplc="08100003" w:tentative="1">
+      <w:start w:val="1"/>
+      <w:numFmt w:val="bullet"/>
+      <w:lvlText w:val="o"/>
+      <w:lvlJc w:val="left"/>
+      <w:pPr>
+        <w:ind w:left="1440" w:hanging="360"/>
+      </w:pPr>
+      <w:rPr>
+        <w:rFonts w:ascii="Courier New" w:hAnsi="Courier New" w:cs="Courier New" w:hint="default"/>
+      </w:rPr>
+    </w:lvl>
+    <w:lvl w:ilvl="2" w:tplc="08100005" w:tentative="1">
+      <w:start w:val="1"/>
+      <w:numFmt w:val="bullet"/>
+      <w:lvlText w:val=""/>
+      <w:lvlJc w:val="left"/>
+      <w:pPr>
+        <w:ind w:left="2160" w:hanging="360"/>
+      </w:pPr>
+      <w:rPr>
+        <w:rFonts w:ascii="Wingdings" w:hAnsi="Wingdings" w:hint="default"/>
+      </w:rPr>
+    </w:lvl>
+    <w:lvl w:ilvl="3" w:tplc="08100001" w:tentative="1">
+      <w:start w:val="1"/>
+      <w:numFmt w:val="bullet"/>
+      <w:lvlText w:val=""/>
+      <w:lvlJc w:val="left"/>
+      <w:pPr>
+        <w:ind w:left="2880" w:hanging="360"/>
+      </w:pPr>
+      <w:rPr>
+        <w:rFonts w:ascii="Symbol" w:hAnsi="Symbol" w:hint="default"/>
+      </w:rPr>
+    </w:lvl>
+    <w:lvl w:ilvl="4" w:tplc="08100003" w:tentative="1">
+      <w:start w:val="1"/>
+      <w:numFmt w:val="bullet"/>
+      <w:lvlText w:val="o"/>
+      <w:lvlJc w:val="left"/>
+      <w:pPr>
+        <w:ind w:left="3600" w:hanging="360"/>
+      </w:pPr>
+      <w:rPr>
+        <w:rFonts w:ascii="Courier New" w:hAnsi="Courier New" w:cs="Courier New" w:hint="default"/>
+      </w:rPr>
+    </w:lvl>
+    <w:lvl w:ilvl="5" w:tplc="08100005" w:tentative="1">
+      <w:start w:val="1"/>
+      <w:numFmt w:val="bullet"/>
+      <w:lvlText w:val=""/>
+      <w:lvlJc w:val="left"/>
+      <w:pPr>
+        <w:ind w:left="4320" w:hanging="360"/>
+      </w:pPr>
+      <w:rPr>
+        <w:rFonts w:ascii="Wingdings" w:hAnsi="Wingdings" w:hint="default"/>
+      </w:rPr>
+    </w:lvl>
+    <w:lvl w:ilvl="6" w:tplc="08100001" w:tentative="1">
+      <w:start w:val="1"/>
+      <w:numFmt w:val="bullet"/>
+      <w:lvlText w:val=""/>
+      <w:lvlJc w:val="left"/>
+      <w:pPr>
+        <w:ind w:left="5040" w:hanging="360"/>
+      </w:pPr>
+      <w:rPr>
+        <w:rFonts w:ascii="Symbol" w:hAnsi="Symbol" w:hint="default"/>
+      </w:rPr>
+    </w:lvl>
+    <w:lvl w:ilvl="7" w:tplc="08100003" w:tentative="1">
+      <w:start w:val="1"/>
+      <w:numFmt w:val="bullet"/>
+      <w:lvlText w:val="o"/>
+      <w:lvlJc w:val="left"/>
+      <w:pPr>
+        <w:ind w:left="5760" w:hanging="360"/>
+      </w:pPr>
+      <w:rPr>
+        <w:rFonts w:ascii="Courier New" w:hAnsi="Courier New" w:cs="Courier New" w:hint="default"/>
+      </w:rPr>
+    </w:lvl>
+    <w:lvl w:ilvl="8" w:tplc="08100005" w:tentative="1">
+      <w:start w:val="1"/>
+      <w:numFmt w:val="bullet"/>
+      <w:lvlText w:val=""/>
+      <w:lvlJc w:val="left"/>
+      <w:pPr>
+        <w:ind w:left="6480" w:hanging="360"/>
+      </w:pPr>
+      <w:rPr>
+        <w:rFonts w:ascii="Wingdings" w:hAnsi="Wingdings" w:hint="default"/>
+      </w:rPr>
+    </w:lvl>
+  </w:abstractNum>
+  <w:abstractNum w:abstractNumId="3" w15:restartNumberingAfterBreak="0">
     <w:nsid w:val="09AC29DE"/>
     <w:multiLevelType w:val="hybridMultilevel"/>
     <w:tmpl w:val="E4705C2C"/>
@@ -17652,7 +20654,7 @@
       </w:pPr>
     </w:lvl>
   </w:abstractNum>
-  <w:abstractNum w:abstractNumId="3" w15:restartNumberingAfterBreak="0">
+  <w:abstractNum w:abstractNumId="4" w15:restartNumberingAfterBreak="0">
     <w:nsid w:val="0A0057B2"/>
     <w:multiLevelType w:val="hybridMultilevel"/>
     <w:tmpl w:val="188E5A6C"/>
@@ -17738,7 +20740,7 @@
       </w:pPr>
     </w:lvl>
   </w:abstractNum>
-  <w:abstractNum w:abstractNumId="4" w15:restartNumberingAfterBreak="0">
+  <w:abstractNum w:abstractNumId="5" w15:restartNumberingAfterBreak="0">
     <w:nsid w:val="0B6C52C9"/>
     <w:multiLevelType w:val="hybridMultilevel"/>
     <w:tmpl w:val="AAF2A8AA"/>
@@ -17854,7 +20856,7 @@
       </w:pPr>
     </w:lvl>
   </w:abstractNum>
-  <w:abstractNum w:abstractNumId="5" w15:restartNumberingAfterBreak="0">
+  <w:abstractNum w:abstractNumId="6" w15:restartNumberingAfterBreak="0">
     <w:nsid w:val="10AF39F1"/>
     <w:multiLevelType w:val="hybridMultilevel"/>
     <w:tmpl w:val="3704F40E"/>
@@ -17940,7 +20942,465 @@
       </w:pPr>
     </w:lvl>
   </w:abstractNum>
-  <w:abstractNum w:abstractNumId="6" w15:restartNumberingAfterBreak="0">
+  <w:abstractNum w:abstractNumId="7" w15:restartNumberingAfterBreak="0">
+    <w:nsid w:val="12336E15"/>
+    <w:multiLevelType w:val="hybridMultilevel"/>
+    <w:tmpl w:val="AAF2A8AA"/>
+    <w:lvl w:ilvl="0" w:tplc="0409000F">
+      <w:start w:val="1"/>
+      <w:numFmt w:val="decimal"/>
+      <w:lvlText w:val="%1."/>
+      <w:lvlJc w:val="left"/>
+      <w:pPr>
+        <w:tabs>
+          <w:tab w:val="num" w:pos="360"/>
+        </w:tabs>
+        <w:ind w:left="360" w:hanging="360"/>
+      </w:pPr>
+      <w:rPr>
+        <w:rFonts w:hint="default"/>
+      </w:rPr>
+    </w:lvl>
+    <w:lvl w:ilvl="1" w:tplc="04090019" w:tentative="1">
+      <w:start w:val="1"/>
+      <w:numFmt w:val="lowerLetter"/>
+      <w:lvlText w:val="%2."/>
+      <w:lvlJc w:val="left"/>
+      <w:pPr>
+        <w:tabs>
+          <w:tab w:val="num" w:pos="1080"/>
+        </w:tabs>
+        <w:ind w:left="1080" w:hanging="360"/>
+      </w:pPr>
+    </w:lvl>
+    <w:lvl w:ilvl="2" w:tplc="0409001B" w:tentative="1">
+      <w:start w:val="1"/>
+      <w:numFmt w:val="lowerRoman"/>
+      <w:lvlText w:val="%3."/>
+      <w:lvlJc w:val="right"/>
+      <w:pPr>
+        <w:tabs>
+          <w:tab w:val="num" w:pos="1800"/>
+        </w:tabs>
+        <w:ind w:left="1800" w:hanging="180"/>
+      </w:pPr>
+    </w:lvl>
+    <w:lvl w:ilvl="3" w:tplc="0409000F" w:tentative="1">
+      <w:start w:val="1"/>
+      <w:numFmt w:val="decimal"/>
+      <w:lvlText w:val="%4."/>
+      <w:lvlJc w:val="left"/>
+      <w:pPr>
+        <w:tabs>
+          <w:tab w:val="num" w:pos="2520"/>
+        </w:tabs>
+        <w:ind w:left="2520" w:hanging="360"/>
+      </w:pPr>
+    </w:lvl>
+    <w:lvl w:ilvl="4" w:tplc="04090019" w:tentative="1">
+      <w:start w:val="1"/>
+      <w:numFmt w:val="lowerLetter"/>
+      <w:lvlText w:val="%5."/>
+      <w:lvlJc w:val="left"/>
+      <w:pPr>
+        <w:tabs>
+          <w:tab w:val="num" w:pos="3240"/>
+        </w:tabs>
+        <w:ind w:left="3240" w:hanging="360"/>
+      </w:pPr>
+    </w:lvl>
+    <w:lvl w:ilvl="5" w:tplc="0409001B" w:tentative="1">
+      <w:start w:val="1"/>
+      <w:numFmt w:val="lowerRoman"/>
+      <w:lvlText w:val="%6."/>
+      <w:lvlJc w:val="right"/>
+      <w:pPr>
+        <w:tabs>
+          <w:tab w:val="num" w:pos="3960"/>
+        </w:tabs>
+        <w:ind w:left="3960" w:hanging="180"/>
+      </w:pPr>
+    </w:lvl>
+    <w:lvl w:ilvl="6" w:tplc="0409000F" w:tentative="1">
+      <w:start w:val="1"/>
+      <w:numFmt w:val="decimal"/>
+      <w:lvlText w:val="%7."/>
+      <w:lvlJc w:val="left"/>
+      <w:pPr>
+        <w:tabs>
+          <w:tab w:val="num" w:pos="4680"/>
+        </w:tabs>
+        <w:ind w:left="4680" w:hanging="360"/>
+      </w:pPr>
+    </w:lvl>
+    <w:lvl w:ilvl="7" w:tplc="04090019" w:tentative="1">
+      <w:start w:val="1"/>
+      <w:numFmt w:val="lowerLetter"/>
+      <w:lvlText w:val="%8."/>
+      <w:lvlJc w:val="left"/>
+      <w:pPr>
+        <w:tabs>
+          <w:tab w:val="num" w:pos="5400"/>
+        </w:tabs>
+        <w:ind w:left="5400" w:hanging="360"/>
+      </w:pPr>
+    </w:lvl>
+    <w:lvl w:ilvl="8" w:tplc="0409001B" w:tentative="1">
+      <w:start w:val="1"/>
+      <w:numFmt w:val="lowerRoman"/>
+      <w:lvlText w:val="%9."/>
+      <w:lvlJc w:val="right"/>
+      <w:pPr>
+        <w:tabs>
+          <w:tab w:val="num" w:pos="6120"/>
+        </w:tabs>
+        <w:ind w:left="6120" w:hanging="180"/>
+      </w:pPr>
+    </w:lvl>
+  </w:abstractNum>
+  <w:abstractNum w:abstractNumId="8" w15:restartNumberingAfterBreak="0">
+    <w:nsid w:val="14763A63"/>
+    <w:multiLevelType w:val="hybridMultilevel"/>
+    <w:tmpl w:val="7542FB5A"/>
+    <w:lvl w:ilvl="0" w:tplc="08100001">
+      <w:start w:val="1"/>
+      <w:numFmt w:val="bullet"/>
+      <w:lvlText w:val=""/>
+      <w:lvlJc w:val="left"/>
+      <w:pPr>
+        <w:ind w:left="720" w:hanging="360"/>
+      </w:pPr>
+      <w:rPr>
+        <w:rFonts w:ascii="Symbol" w:hAnsi="Symbol" w:hint="default"/>
+      </w:rPr>
+    </w:lvl>
+    <w:lvl w:ilvl="1" w:tplc="08100003" w:tentative="1">
+      <w:start w:val="1"/>
+      <w:numFmt w:val="bullet"/>
+      <w:lvlText w:val="o"/>
+      <w:lvlJc w:val="left"/>
+      <w:pPr>
+        <w:ind w:left="1440" w:hanging="360"/>
+      </w:pPr>
+      <w:rPr>
+        <w:rFonts w:ascii="Courier New" w:hAnsi="Courier New" w:cs="Courier New" w:hint="default"/>
+      </w:rPr>
+    </w:lvl>
+    <w:lvl w:ilvl="2" w:tplc="08100005" w:tentative="1">
+      <w:start w:val="1"/>
+      <w:numFmt w:val="bullet"/>
+      <w:lvlText w:val=""/>
+      <w:lvlJc w:val="left"/>
+      <w:pPr>
+        <w:ind w:left="2160" w:hanging="360"/>
+      </w:pPr>
+      <w:rPr>
+        <w:rFonts w:ascii="Wingdings" w:hAnsi="Wingdings" w:hint="default"/>
+      </w:rPr>
+    </w:lvl>
+    <w:lvl w:ilvl="3" w:tplc="08100001" w:tentative="1">
+      <w:start w:val="1"/>
+      <w:numFmt w:val="bullet"/>
+      <w:lvlText w:val=""/>
+      <w:lvlJc w:val="left"/>
+      <w:pPr>
+        <w:ind w:left="2880" w:hanging="360"/>
+      </w:pPr>
+      <w:rPr>
+        <w:rFonts w:ascii="Symbol" w:hAnsi="Symbol" w:hint="default"/>
+      </w:rPr>
+    </w:lvl>
+    <w:lvl w:ilvl="4" w:tplc="08100003" w:tentative="1">
+      <w:start w:val="1"/>
+      <w:numFmt w:val="bullet"/>
+      <w:lvlText w:val="o"/>
+      <w:lvlJc w:val="left"/>
+      <w:pPr>
+        <w:ind w:left="3600" w:hanging="360"/>
+      </w:pPr>
+      <w:rPr>
+        <w:rFonts w:ascii="Courier New" w:hAnsi="Courier New" w:cs="Courier New" w:hint="default"/>
+      </w:rPr>
+    </w:lvl>
+    <w:lvl w:ilvl="5" w:tplc="08100005" w:tentative="1">
+      <w:start w:val="1"/>
+      <w:numFmt w:val="bullet"/>
+      <w:lvlText w:val=""/>
+      <w:lvlJc w:val="left"/>
+      <w:pPr>
+        <w:ind w:left="4320" w:hanging="360"/>
+      </w:pPr>
+      <w:rPr>
+        <w:rFonts w:ascii="Wingdings" w:hAnsi="Wingdings" w:hint="default"/>
+      </w:rPr>
+    </w:lvl>
+    <w:lvl w:ilvl="6" w:tplc="08100001" w:tentative="1">
+      <w:start w:val="1"/>
+      <w:numFmt w:val="bullet"/>
+      <w:lvlText w:val=""/>
+      <w:lvlJc w:val="left"/>
+      <w:pPr>
+        <w:ind w:left="5040" w:hanging="360"/>
+      </w:pPr>
+      <w:rPr>
+        <w:rFonts w:ascii="Symbol" w:hAnsi="Symbol" w:hint="default"/>
+      </w:rPr>
+    </w:lvl>
+    <w:lvl w:ilvl="7" w:tplc="08100003" w:tentative="1">
+      <w:start w:val="1"/>
+      <w:numFmt w:val="bullet"/>
+      <w:lvlText w:val="o"/>
+      <w:lvlJc w:val="left"/>
+      <w:pPr>
+        <w:ind w:left="5760" w:hanging="360"/>
+      </w:pPr>
+      <w:rPr>
+        <w:rFonts w:ascii="Courier New" w:hAnsi="Courier New" w:cs="Courier New" w:hint="default"/>
+      </w:rPr>
+    </w:lvl>
+    <w:lvl w:ilvl="8" w:tplc="08100005" w:tentative="1">
+      <w:start w:val="1"/>
+      <w:numFmt w:val="bullet"/>
+      <w:lvlText w:val=""/>
+      <w:lvlJc w:val="left"/>
+      <w:pPr>
+        <w:ind w:left="6480" w:hanging="360"/>
+      </w:pPr>
+      <w:rPr>
+        <w:rFonts w:ascii="Wingdings" w:hAnsi="Wingdings" w:hint="default"/>
+      </w:rPr>
+    </w:lvl>
+  </w:abstractNum>
+  <w:abstractNum w:abstractNumId="9" w15:restartNumberingAfterBreak="0">
+    <w:nsid w:val="16A572F2"/>
+    <w:multiLevelType w:val="hybridMultilevel"/>
+    <w:tmpl w:val="AAF2A8AA"/>
+    <w:lvl w:ilvl="0" w:tplc="0409000F">
+      <w:start w:val="1"/>
+      <w:numFmt w:val="decimal"/>
+      <w:lvlText w:val="%1."/>
+      <w:lvlJc w:val="left"/>
+      <w:pPr>
+        <w:tabs>
+          <w:tab w:val="num" w:pos="360"/>
+        </w:tabs>
+        <w:ind w:left="360" w:hanging="360"/>
+      </w:pPr>
+      <w:rPr>
+        <w:rFonts w:hint="default"/>
+      </w:rPr>
+    </w:lvl>
+    <w:lvl w:ilvl="1" w:tplc="04090019" w:tentative="1">
+      <w:start w:val="1"/>
+      <w:numFmt w:val="lowerLetter"/>
+      <w:lvlText w:val="%2."/>
+      <w:lvlJc w:val="left"/>
+      <w:pPr>
+        <w:tabs>
+          <w:tab w:val="num" w:pos="1080"/>
+        </w:tabs>
+        <w:ind w:left="1080" w:hanging="360"/>
+      </w:pPr>
+    </w:lvl>
+    <w:lvl w:ilvl="2" w:tplc="0409001B" w:tentative="1">
+      <w:start w:val="1"/>
+      <w:numFmt w:val="lowerRoman"/>
+      <w:lvlText w:val="%3."/>
+      <w:lvlJc w:val="right"/>
+      <w:pPr>
+        <w:tabs>
+          <w:tab w:val="num" w:pos="1800"/>
+        </w:tabs>
+        <w:ind w:left="1800" w:hanging="180"/>
+      </w:pPr>
+    </w:lvl>
+    <w:lvl w:ilvl="3" w:tplc="0409000F" w:tentative="1">
+      <w:start w:val="1"/>
+      <w:numFmt w:val="decimal"/>
+      <w:lvlText w:val="%4."/>
+      <w:lvlJc w:val="left"/>
+      <w:pPr>
+        <w:tabs>
+          <w:tab w:val="num" w:pos="2520"/>
+        </w:tabs>
+        <w:ind w:left="2520" w:hanging="360"/>
+      </w:pPr>
+    </w:lvl>
+    <w:lvl w:ilvl="4" w:tplc="04090019" w:tentative="1">
+      <w:start w:val="1"/>
+      <w:numFmt w:val="lowerLetter"/>
+      <w:lvlText w:val="%5."/>
+      <w:lvlJc w:val="left"/>
+      <w:pPr>
+        <w:tabs>
+          <w:tab w:val="num" w:pos="3240"/>
+        </w:tabs>
+        <w:ind w:left="3240" w:hanging="360"/>
+      </w:pPr>
+    </w:lvl>
+    <w:lvl w:ilvl="5" w:tplc="0409001B" w:tentative="1">
+      <w:start w:val="1"/>
+      <w:numFmt w:val="lowerRoman"/>
+      <w:lvlText w:val="%6."/>
+      <w:lvlJc w:val="right"/>
+      <w:pPr>
+        <w:tabs>
+          <w:tab w:val="num" w:pos="3960"/>
+        </w:tabs>
+        <w:ind w:left="3960" w:hanging="180"/>
+      </w:pPr>
+    </w:lvl>
+    <w:lvl w:ilvl="6" w:tplc="0409000F" w:tentative="1">
+      <w:start w:val="1"/>
+      <w:numFmt w:val="decimal"/>
+      <w:lvlText w:val="%7."/>
+      <w:lvlJc w:val="left"/>
+      <w:pPr>
+        <w:tabs>
+          <w:tab w:val="num" w:pos="4680"/>
+        </w:tabs>
+        <w:ind w:left="4680" w:hanging="360"/>
+      </w:pPr>
+    </w:lvl>
+    <w:lvl w:ilvl="7" w:tplc="04090019" w:tentative="1">
+      <w:start w:val="1"/>
+      <w:numFmt w:val="lowerLetter"/>
+      <w:lvlText w:val="%8."/>
+      <w:lvlJc w:val="left"/>
+      <w:pPr>
+        <w:tabs>
+          <w:tab w:val="num" w:pos="5400"/>
+        </w:tabs>
+        <w:ind w:left="5400" w:hanging="360"/>
+      </w:pPr>
+    </w:lvl>
+    <w:lvl w:ilvl="8" w:tplc="0409001B" w:tentative="1">
+      <w:start w:val="1"/>
+      <w:numFmt w:val="lowerRoman"/>
+      <w:lvlText w:val="%9."/>
+      <w:lvlJc w:val="right"/>
+      <w:pPr>
+        <w:tabs>
+          <w:tab w:val="num" w:pos="6120"/>
+        </w:tabs>
+        <w:ind w:left="6120" w:hanging="180"/>
+      </w:pPr>
+    </w:lvl>
+  </w:abstractNum>
+  <w:abstractNum w:abstractNumId="10" w15:restartNumberingAfterBreak="0">
+    <w:nsid w:val="17F40FD1"/>
+    <w:multiLevelType w:val="hybridMultilevel"/>
+    <w:tmpl w:val="8634E310"/>
+    <w:lvl w:ilvl="0" w:tplc="08100001">
+      <w:start w:val="1"/>
+      <w:numFmt w:val="bullet"/>
+      <w:lvlText w:val=""/>
+      <w:lvlJc w:val="left"/>
+      <w:pPr>
+        <w:ind w:left="720" w:hanging="360"/>
+      </w:pPr>
+      <w:rPr>
+        <w:rFonts w:ascii="Symbol" w:hAnsi="Symbol" w:hint="default"/>
+      </w:rPr>
+    </w:lvl>
+    <w:lvl w:ilvl="1" w:tplc="08100003" w:tentative="1">
+      <w:start w:val="1"/>
+      <w:numFmt w:val="bullet"/>
+      <w:lvlText w:val="o"/>
+      <w:lvlJc w:val="left"/>
+      <w:pPr>
+        <w:ind w:left="1440" w:hanging="360"/>
+      </w:pPr>
+      <w:rPr>
+        <w:rFonts w:ascii="Courier New" w:hAnsi="Courier New" w:cs="Courier New" w:hint="default"/>
+      </w:rPr>
+    </w:lvl>
+    <w:lvl w:ilvl="2" w:tplc="08100005" w:tentative="1">
+      <w:start w:val="1"/>
+      <w:numFmt w:val="bullet"/>
+      <w:lvlText w:val=""/>
+      <w:lvlJc w:val="left"/>
+      <w:pPr>
+        <w:ind w:left="2160" w:hanging="360"/>
+      </w:pPr>
+      <w:rPr>
+        <w:rFonts w:ascii="Wingdings" w:hAnsi="Wingdings" w:hint="default"/>
+      </w:rPr>
+    </w:lvl>
+    <w:lvl w:ilvl="3" w:tplc="08100001" w:tentative="1">
+      <w:start w:val="1"/>
+      <w:numFmt w:val="bullet"/>
+      <w:lvlText w:val=""/>
+      <w:lvlJc w:val="left"/>
+      <w:pPr>
+        <w:ind w:left="2880" w:hanging="360"/>
+      </w:pPr>
+      <w:rPr>
+        <w:rFonts w:ascii="Symbol" w:hAnsi="Symbol" w:hint="default"/>
+      </w:rPr>
+    </w:lvl>
+    <w:lvl w:ilvl="4" w:tplc="08100003" w:tentative="1">
+      <w:start w:val="1"/>
+      <w:numFmt w:val="bullet"/>
+      <w:lvlText w:val="o"/>
+      <w:lvlJc w:val="left"/>
+      <w:pPr>
+        <w:ind w:left="3600" w:hanging="360"/>
+      </w:pPr>
+      <w:rPr>
+        <w:rFonts w:ascii="Courier New" w:hAnsi="Courier New" w:cs="Courier New" w:hint="default"/>
+      </w:rPr>
+    </w:lvl>
+    <w:lvl w:ilvl="5" w:tplc="08100005" w:tentative="1">
+      <w:start w:val="1"/>
+      <w:numFmt w:val="bullet"/>
+      <w:lvlText w:val=""/>
+      <w:lvlJc w:val="left"/>
+      <w:pPr>
+        <w:ind w:left="4320" w:hanging="360"/>
+      </w:pPr>
+      <w:rPr>
+        <w:rFonts w:ascii="Wingdings" w:hAnsi="Wingdings" w:hint="default"/>
+      </w:rPr>
+    </w:lvl>
+    <w:lvl w:ilvl="6" w:tplc="08100001" w:tentative="1">
+      <w:start w:val="1"/>
+      <w:numFmt w:val="bullet"/>
+      <w:lvlText w:val=""/>
+      <w:lvlJc w:val="left"/>
+      <w:pPr>
+        <w:ind w:left="5040" w:hanging="360"/>
+      </w:pPr>
+      <w:rPr>
+        <w:rFonts w:ascii="Symbol" w:hAnsi="Symbol" w:hint="default"/>
+      </w:rPr>
+    </w:lvl>
+    <w:lvl w:ilvl="7" w:tplc="08100003" w:tentative="1">
+      <w:start w:val="1"/>
+      <w:numFmt w:val="bullet"/>
+      <w:lvlText w:val="o"/>
+      <w:lvlJc w:val="left"/>
+      <w:pPr>
+        <w:ind w:left="5760" w:hanging="360"/>
+      </w:pPr>
+      <w:rPr>
+        <w:rFonts w:ascii="Courier New" w:hAnsi="Courier New" w:cs="Courier New" w:hint="default"/>
+      </w:rPr>
+    </w:lvl>
+    <w:lvl w:ilvl="8" w:tplc="08100005" w:tentative="1">
+      <w:start w:val="1"/>
+      <w:numFmt w:val="bullet"/>
+      <w:lvlText w:val=""/>
+      <w:lvlJc w:val="left"/>
+      <w:pPr>
+        <w:ind w:left="6480" w:hanging="360"/>
+      </w:pPr>
+      <w:rPr>
+        <w:rFonts w:ascii="Wingdings" w:hAnsi="Wingdings" w:hint="default"/>
+      </w:rPr>
+    </w:lvl>
+  </w:abstractNum>
+  <w:abstractNum w:abstractNumId="11" w15:restartNumberingAfterBreak="0">
     <w:nsid w:val="1CF8187E"/>
     <w:multiLevelType w:val="hybridMultilevel"/>
     <w:tmpl w:val="ABBE01EC"/>
@@ -18026,7 +21486,7 @@
       </w:pPr>
     </w:lvl>
   </w:abstractNum>
-  <w:abstractNum w:abstractNumId="7" w15:restartNumberingAfterBreak="0">
+  <w:abstractNum w:abstractNumId="12" w15:restartNumberingAfterBreak="0">
     <w:nsid w:val="1DB56367"/>
     <w:multiLevelType w:val="hybridMultilevel"/>
     <w:tmpl w:val="50263544"/>
@@ -18112,7 +21572,7 @@
       </w:pPr>
     </w:lvl>
   </w:abstractNum>
-  <w:abstractNum w:abstractNumId="8" w15:restartNumberingAfterBreak="0">
+  <w:abstractNum w:abstractNumId="13" w15:restartNumberingAfterBreak="0">
     <w:nsid w:val="252E14A8"/>
     <w:multiLevelType w:val="hybridMultilevel"/>
     <w:tmpl w:val="4A26089E"/>
@@ -18225,7 +21685,7 @@
       </w:rPr>
     </w:lvl>
   </w:abstractNum>
-  <w:abstractNum w:abstractNumId="9" w15:restartNumberingAfterBreak="0">
+  <w:abstractNum w:abstractNumId="14" w15:restartNumberingAfterBreak="0">
     <w:nsid w:val="290738C3"/>
     <w:multiLevelType w:val="multilevel"/>
     <w:tmpl w:val="4DE6CDEC"/>
@@ -18374,7 +21834,7 @@
       </w:rPr>
     </w:lvl>
   </w:abstractNum>
-  <w:abstractNum w:abstractNumId="10" w15:restartNumberingAfterBreak="0">
+  <w:abstractNum w:abstractNumId="15" w15:restartNumberingAfterBreak="0">
     <w:nsid w:val="2EF362F8"/>
     <w:multiLevelType w:val="hybridMultilevel"/>
     <w:tmpl w:val="381E6122"/>
@@ -18460,7 +21920,7 @@
       </w:pPr>
     </w:lvl>
   </w:abstractNum>
-  <w:abstractNum w:abstractNumId="11" w15:restartNumberingAfterBreak="0">
+  <w:abstractNum w:abstractNumId="16" w15:restartNumberingAfterBreak="0">
     <w:nsid w:val="34FF5519"/>
     <w:multiLevelType w:val="hybridMultilevel"/>
     <w:tmpl w:val="1A80DEC4"/>
@@ -18546,7 +22006,7 @@
       </w:pPr>
     </w:lvl>
   </w:abstractNum>
-  <w:abstractNum w:abstractNumId="12" w15:restartNumberingAfterBreak="0">
+  <w:abstractNum w:abstractNumId="17" w15:restartNumberingAfterBreak="0">
     <w:nsid w:val="38EE4185"/>
     <w:multiLevelType w:val="hybridMultilevel"/>
     <w:tmpl w:val="83D4E0A4"/>
@@ -18632,7 +22092,7 @@
       </w:pPr>
     </w:lvl>
   </w:abstractNum>
-  <w:abstractNum w:abstractNumId="13" w15:restartNumberingAfterBreak="0">
+  <w:abstractNum w:abstractNumId="18" w15:restartNumberingAfterBreak="0">
     <w:nsid w:val="3E643276"/>
     <w:multiLevelType w:val="hybridMultilevel"/>
     <w:tmpl w:val="20EEB106"/>
@@ -18745,7 +22205,7 @@
       </w:rPr>
     </w:lvl>
   </w:abstractNum>
-  <w:abstractNum w:abstractNumId="14" w15:restartNumberingAfterBreak="0">
+  <w:abstractNum w:abstractNumId="19" w15:restartNumberingAfterBreak="0">
     <w:nsid w:val="3F1E2F61"/>
     <w:multiLevelType w:val="hybridMultilevel"/>
     <w:tmpl w:val="AAF2A8AA"/>
@@ -18861,7 +22321,120 @@
       </w:pPr>
     </w:lvl>
   </w:abstractNum>
-  <w:abstractNum w:abstractNumId="15" w15:restartNumberingAfterBreak="0">
+  <w:abstractNum w:abstractNumId="20" w15:restartNumberingAfterBreak="0">
+    <w:nsid w:val="40ED7FFB"/>
+    <w:multiLevelType w:val="hybridMultilevel"/>
+    <w:tmpl w:val="3F447D32"/>
+    <w:lvl w:ilvl="0" w:tplc="08100001">
+      <w:start w:val="1"/>
+      <w:numFmt w:val="bullet"/>
+      <w:lvlText w:val=""/>
+      <w:lvlJc w:val="left"/>
+      <w:pPr>
+        <w:ind w:left="720" w:hanging="360"/>
+      </w:pPr>
+      <w:rPr>
+        <w:rFonts w:ascii="Symbol" w:hAnsi="Symbol" w:hint="default"/>
+      </w:rPr>
+    </w:lvl>
+    <w:lvl w:ilvl="1" w:tplc="08100003" w:tentative="1">
+      <w:start w:val="1"/>
+      <w:numFmt w:val="bullet"/>
+      <w:lvlText w:val="o"/>
+      <w:lvlJc w:val="left"/>
+      <w:pPr>
+        <w:ind w:left="1440" w:hanging="360"/>
+      </w:pPr>
+      <w:rPr>
+        <w:rFonts w:ascii="Courier New" w:hAnsi="Courier New" w:cs="Courier New" w:hint="default"/>
+      </w:rPr>
+    </w:lvl>
+    <w:lvl w:ilvl="2" w:tplc="08100005" w:tentative="1">
+      <w:start w:val="1"/>
+      <w:numFmt w:val="bullet"/>
+      <w:lvlText w:val=""/>
+      <w:lvlJc w:val="left"/>
+      <w:pPr>
+        <w:ind w:left="2160" w:hanging="360"/>
+      </w:pPr>
+      <w:rPr>
+        <w:rFonts w:ascii="Wingdings" w:hAnsi="Wingdings" w:hint="default"/>
+      </w:rPr>
+    </w:lvl>
+    <w:lvl w:ilvl="3" w:tplc="08100001" w:tentative="1">
+      <w:start w:val="1"/>
+      <w:numFmt w:val="bullet"/>
+      <w:lvlText w:val=""/>
+      <w:lvlJc w:val="left"/>
+      <w:pPr>
+        <w:ind w:left="2880" w:hanging="360"/>
+      </w:pPr>
+      <w:rPr>
+        <w:rFonts w:ascii="Symbol" w:hAnsi="Symbol" w:hint="default"/>
+      </w:rPr>
+    </w:lvl>
+    <w:lvl w:ilvl="4" w:tplc="08100003" w:tentative="1">
+      <w:start w:val="1"/>
+      <w:numFmt w:val="bullet"/>
+      <w:lvlText w:val="o"/>
+      <w:lvlJc w:val="left"/>
+      <w:pPr>
+        <w:ind w:left="3600" w:hanging="360"/>
+      </w:pPr>
+      <w:rPr>
+        <w:rFonts w:ascii="Courier New" w:hAnsi="Courier New" w:cs="Courier New" w:hint="default"/>
+      </w:rPr>
+    </w:lvl>
+    <w:lvl w:ilvl="5" w:tplc="08100005" w:tentative="1">
+      <w:start w:val="1"/>
+      <w:numFmt w:val="bullet"/>
+      <w:lvlText w:val=""/>
+      <w:lvlJc w:val="left"/>
+      <w:pPr>
+        <w:ind w:left="4320" w:hanging="360"/>
+      </w:pPr>
+      <w:rPr>
+        <w:rFonts w:ascii="Wingdings" w:hAnsi="Wingdings" w:hint="default"/>
+      </w:rPr>
+    </w:lvl>
+    <w:lvl w:ilvl="6" w:tplc="08100001" w:tentative="1">
+      <w:start w:val="1"/>
+      <w:numFmt w:val="bullet"/>
+      <w:lvlText w:val=""/>
+      <w:lvlJc w:val="left"/>
+      <w:pPr>
+        <w:ind w:left="5040" w:hanging="360"/>
+      </w:pPr>
+      <w:rPr>
+        <w:rFonts w:ascii="Symbol" w:hAnsi="Symbol" w:hint="default"/>
+      </w:rPr>
+    </w:lvl>
+    <w:lvl w:ilvl="7" w:tplc="08100003" w:tentative="1">
+      <w:start w:val="1"/>
+      <w:numFmt w:val="bullet"/>
+      <w:lvlText w:val="o"/>
+      <w:lvlJc w:val="left"/>
+      <w:pPr>
+        <w:ind w:left="5760" w:hanging="360"/>
+      </w:pPr>
+      <w:rPr>
+        <w:rFonts w:ascii="Courier New" w:hAnsi="Courier New" w:cs="Courier New" w:hint="default"/>
+      </w:rPr>
+    </w:lvl>
+    <w:lvl w:ilvl="8" w:tplc="08100005" w:tentative="1">
+      <w:start w:val="1"/>
+      <w:numFmt w:val="bullet"/>
+      <w:lvlText w:val=""/>
+      <w:lvlJc w:val="left"/>
+      <w:pPr>
+        <w:ind w:left="6480" w:hanging="360"/>
+      </w:pPr>
+      <w:rPr>
+        <w:rFonts w:ascii="Wingdings" w:hAnsi="Wingdings" w:hint="default"/>
+      </w:rPr>
+    </w:lvl>
+  </w:abstractNum>
+  <w:abstractNum w:abstractNumId="21" w15:restartNumberingAfterBreak="0">
     <w:nsid w:val="4BF83745"/>
     <w:multiLevelType w:val="hybridMultilevel"/>
     <w:tmpl w:val="AAF2A8AA"/>
@@ -18977,7 +22550,7 @@
       </w:pPr>
     </w:lvl>
   </w:abstractNum>
-  <w:abstractNum w:abstractNumId="16" w15:restartNumberingAfterBreak="0">
+  <w:abstractNum w:abstractNumId="22" w15:restartNumberingAfterBreak="0">
     <w:nsid w:val="4FCC7AC2"/>
     <w:multiLevelType w:val="hybridMultilevel"/>
     <w:tmpl w:val="AAF2A8AA"/>
@@ -19093,7 +22666,123 @@
       </w:pPr>
     </w:lvl>
   </w:abstractNum>
-  <w:abstractNum w:abstractNumId="17" w15:restartNumberingAfterBreak="0">
+  <w:abstractNum w:abstractNumId="23" w15:restartNumberingAfterBreak="0">
+    <w:nsid w:val="50A10024"/>
+    <w:multiLevelType w:val="hybridMultilevel"/>
+    <w:tmpl w:val="A5262212"/>
+    <w:lvl w:ilvl="0" w:tplc="08100001">
+      <w:start w:val="1"/>
+      <w:numFmt w:val="bullet"/>
+      <w:lvlText w:val=""/>
+      <w:lvlJc w:val="left"/>
+      <w:pPr>
+        <w:tabs>
+          <w:tab w:val="num" w:pos="360"/>
+        </w:tabs>
+        <w:ind w:left="360" w:hanging="360"/>
+      </w:pPr>
+      <w:rPr>
+        <w:rFonts w:ascii="Symbol" w:hAnsi="Symbol" w:hint="default"/>
+      </w:rPr>
+    </w:lvl>
+    <w:lvl w:ilvl="1" w:tplc="04090019" w:tentative="1">
+      <w:start w:val="1"/>
+      <w:numFmt w:val="lowerLetter"/>
+      <w:lvlText w:val="%2."/>
+      <w:lvlJc w:val="left"/>
+      <w:pPr>
+        <w:tabs>
+          <w:tab w:val="num" w:pos="1080"/>
+        </w:tabs>
+        <w:ind w:left="1080" w:hanging="360"/>
+      </w:pPr>
+    </w:lvl>
+    <w:lvl w:ilvl="2" w:tplc="0409001B" w:tentative="1">
+      <w:start w:val="1"/>
+      <w:numFmt w:val="lowerRoman"/>
+      <w:lvlText w:val="%3."/>
+      <w:lvlJc w:val="right"/>
+      <w:pPr>
+        <w:tabs>
+          <w:tab w:val="num" w:pos="1800"/>
+        </w:tabs>
+        <w:ind w:left="1800" w:hanging="180"/>
+      </w:pPr>
+    </w:lvl>
+    <w:lvl w:ilvl="3" w:tplc="0409000F" w:tentative="1">
+      <w:start w:val="1"/>
+      <w:numFmt w:val="decimal"/>
+      <w:lvlText w:val="%4."/>
+      <w:lvlJc w:val="left"/>
+      <w:pPr>
+        <w:tabs>
+          <w:tab w:val="num" w:pos="2520"/>
+        </w:tabs>
+        <w:ind w:left="2520" w:hanging="360"/>
+      </w:pPr>
+    </w:lvl>
+    <w:lvl w:ilvl="4" w:tplc="04090019" w:tentative="1">
+      <w:start w:val="1"/>
+      <w:numFmt w:val="lowerLetter"/>
+      <w:lvlText w:val="%5."/>
+      <w:lvlJc w:val="left"/>
+      <w:pPr>
+        <w:tabs>
+          <w:tab w:val="num" w:pos="3240"/>
+        </w:tabs>
+        <w:ind w:left="3240" w:hanging="360"/>
+      </w:pPr>
+    </w:lvl>
+    <w:lvl w:ilvl="5" w:tplc="0409001B" w:tentative="1">
+      <w:start w:val="1"/>
+      <w:numFmt w:val="lowerRoman"/>
+      <w:lvlText w:val="%6."/>
+      <w:lvlJc w:val="right"/>
+      <w:pPr>
+        <w:tabs>
+          <w:tab w:val="num" w:pos="3960"/>
+        </w:tabs>
+        <w:ind w:left="3960" w:hanging="180"/>
+      </w:pPr>
+    </w:lvl>
+    <w:lvl w:ilvl="6" w:tplc="0409000F" w:tentative="1">
+      <w:start w:val="1"/>
+      <w:numFmt w:val="decimal"/>
+      <w:lvlText w:val="%7."/>
+      <w:lvlJc w:val="left"/>
+      <w:pPr>
+        <w:tabs>
+          <w:tab w:val="num" w:pos="4680"/>
+        </w:tabs>
+        <w:ind w:left="4680" w:hanging="360"/>
+      </w:pPr>
+    </w:lvl>
+    <w:lvl w:ilvl="7" w:tplc="04090019" w:tentative="1">
+      <w:start w:val="1"/>
+      <w:numFmt w:val="lowerLetter"/>
+      <w:lvlText w:val="%8."/>
+      <w:lvlJc w:val="left"/>
+      <w:pPr>
+        <w:tabs>
+          <w:tab w:val="num" w:pos="5400"/>
+        </w:tabs>
+        <w:ind w:left="5400" w:hanging="360"/>
+      </w:pPr>
+    </w:lvl>
+    <w:lvl w:ilvl="8" w:tplc="0409001B" w:tentative="1">
+      <w:start w:val="1"/>
+      <w:numFmt w:val="lowerRoman"/>
+      <w:lvlText w:val="%9."/>
+      <w:lvlJc w:val="right"/>
+      <w:pPr>
+        <w:tabs>
+          <w:tab w:val="num" w:pos="6120"/>
+        </w:tabs>
+        <w:ind w:left="6120" w:hanging="180"/>
+      </w:pPr>
+    </w:lvl>
+  </w:abstractNum>
+  <w:abstractNum w:abstractNumId="24" w15:restartNumberingAfterBreak="0">
     <w:nsid w:val="51185720"/>
     <w:multiLevelType w:val="hybridMultilevel"/>
     <w:tmpl w:val="AAF2A8AA"/>
@@ -19209,7 +22898,123 @@
       </w:pPr>
     </w:lvl>
   </w:abstractNum>
-  <w:abstractNum w:abstractNumId="18" w15:restartNumberingAfterBreak="0">
+  <w:abstractNum w:abstractNumId="25" w15:restartNumberingAfterBreak="0">
+    <w:nsid w:val="54D70B56"/>
+    <w:multiLevelType w:val="hybridMultilevel"/>
+    <w:tmpl w:val="AAF2A8AA"/>
+    <w:lvl w:ilvl="0" w:tplc="0409000F">
+      <w:start w:val="1"/>
+      <w:numFmt w:val="decimal"/>
+      <w:lvlText w:val="%1."/>
+      <w:lvlJc w:val="left"/>
+      <w:pPr>
+        <w:tabs>
+          <w:tab w:val="num" w:pos="360"/>
+        </w:tabs>
+        <w:ind w:left="360" w:hanging="360"/>
+      </w:pPr>
+      <w:rPr>
+        <w:rFonts w:hint="default"/>
+      </w:rPr>
+    </w:lvl>
+    <w:lvl w:ilvl="1" w:tplc="04090019" w:tentative="1">
+      <w:start w:val="1"/>
+      <w:numFmt w:val="lowerLetter"/>
+      <w:lvlText w:val="%2."/>
+      <w:lvlJc w:val="left"/>
+      <w:pPr>
+        <w:tabs>
+          <w:tab w:val="num" w:pos="1080"/>
+        </w:tabs>
+        <w:ind w:left="1080" w:hanging="360"/>
+      </w:pPr>
+    </w:lvl>
+    <w:lvl w:ilvl="2" w:tplc="0409001B" w:tentative="1">
+      <w:start w:val="1"/>
+      <w:numFmt w:val="lowerRoman"/>
+      <w:lvlText w:val="%3."/>
+      <w:lvlJc w:val="right"/>
+      <w:pPr>
+        <w:tabs>
+          <w:tab w:val="num" w:pos="1800"/>
+        </w:tabs>
+        <w:ind w:left="1800" w:hanging="180"/>
+      </w:pPr>
+    </w:lvl>
+    <w:lvl w:ilvl="3" w:tplc="0409000F" w:tentative="1">
+      <w:start w:val="1"/>
+      <w:numFmt w:val="decimal"/>
+      <w:lvlText w:val="%4."/>
+      <w:lvlJc w:val="left"/>
+      <w:pPr>
+        <w:tabs>
+          <w:tab w:val="num" w:pos="2520"/>
+        </w:tabs>
+        <w:ind w:left="2520" w:hanging="360"/>
+      </w:pPr>
+    </w:lvl>
+    <w:lvl w:ilvl="4" w:tplc="04090019" w:tentative="1">
+      <w:start w:val="1"/>
+      <w:numFmt w:val="lowerLetter"/>
+      <w:lvlText w:val="%5."/>
+      <w:lvlJc w:val="left"/>
+      <w:pPr>
+        <w:tabs>
+          <w:tab w:val="num" w:pos="3240"/>
+        </w:tabs>
+        <w:ind w:left="3240" w:hanging="360"/>
+      </w:pPr>
+    </w:lvl>
+    <w:lvl w:ilvl="5" w:tplc="0409001B" w:tentative="1">
+      <w:start w:val="1"/>
+      <w:numFmt w:val="lowerRoman"/>
+      <w:lvlText w:val="%6."/>
+      <w:lvlJc w:val="right"/>
+      <w:pPr>
+        <w:tabs>
+          <w:tab w:val="num" w:pos="3960"/>
+        </w:tabs>
+        <w:ind w:left="3960" w:hanging="180"/>
+      </w:pPr>
+    </w:lvl>
+    <w:lvl w:ilvl="6" w:tplc="0409000F" w:tentative="1">
+      <w:start w:val="1"/>
+      <w:numFmt w:val="decimal"/>
+      <w:lvlText w:val="%7."/>
+      <w:lvlJc w:val="left"/>
+      <w:pPr>
+        <w:tabs>
+          <w:tab w:val="num" w:pos="4680"/>
+        </w:tabs>
+        <w:ind w:left="4680" w:hanging="360"/>
+      </w:pPr>
+    </w:lvl>
+    <w:lvl w:ilvl="7" w:tplc="04090019" w:tentative="1">
+      <w:start w:val="1"/>
+      <w:numFmt w:val="lowerLetter"/>
+      <w:lvlText w:val="%8."/>
+      <w:lvlJc w:val="left"/>
+      <w:pPr>
+        <w:tabs>
+          <w:tab w:val="num" w:pos="5400"/>
+        </w:tabs>
+        <w:ind w:left="5400" w:hanging="360"/>
+      </w:pPr>
+    </w:lvl>
+    <w:lvl w:ilvl="8" w:tplc="0409001B" w:tentative="1">
+      <w:start w:val="1"/>
+      <w:numFmt w:val="lowerRoman"/>
+      <w:lvlText w:val="%9."/>
+      <w:lvlJc w:val="right"/>
+      <w:pPr>
+        <w:tabs>
+          <w:tab w:val="num" w:pos="6120"/>
+        </w:tabs>
+        <w:ind w:left="6120" w:hanging="180"/>
+      </w:pPr>
+    </w:lvl>
+  </w:abstractNum>
+  <w:abstractNum w:abstractNumId="26" w15:restartNumberingAfterBreak="0">
     <w:nsid w:val="5BBC10F9"/>
     <w:multiLevelType w:val="hybridMultilevel"/>
     <w:tmpl w:val="8EE08A9C"/>
@@ -19295,7 +23100,7 @@
       </w:pPr>
     </w:lvl>
   </w:abstractNum>
-  <w:abstractNum w:abstractNumId="19" w15:restartNumberingAfterBreak="0">
+  <w:abstractNum w:abstractNumId="27" w15:restartNumberingAfterBreak="0">
     <w:nsid w:val="5CDD4E7C"/>
     <w:multiLevelType w:val="hybridMultilevel"/>
     <w:tmpl w:val="BA6099AE"/>
@@ -19384,7 +23189,7 @@
       </w:pPr>
     </w:lvl>
   </w:abstractNum>
-  <w:abstractNum w:abstractNumId="20" w15:restartNumberingAfterBreak="0">
+  <w:abstractNum w:abstractNumId="28" w15:restartNumberingAfterBreak="0">
     <w:nsid w:val="635219DC"/>
     <w:multiLevelType w:val="hybridMultilevel"/>
     <w:tmpl w:val="AAF2A8AA"/>
@@ -19500,7 +23305,7 @@
       </w:pPr>
     </w:lvl>
   </w:abstractNum>
-  <w:abstractNum w:abstractNumId="21" w15:restartNumberingAfterBreak="0">
+  <w:abstractNum w:abstractNumId="29" w15:restartNumberingAfterBreak="0">
     <w:nsid w:val="69A76718"/>
     <w:multiLevelType w:val="hybridMultilevel"/>
     <w:tmpl w:val="8D74325C"/>
@@ -19586,7 +23391,7 @@
       </w:pPr>
     </w:lvl>
   </w:abstractNum>
-  <w:abstractNum w:abstractNumId="22" w15:restartNumberingAfterBreak="0">
+  <w:abstractNum w:abstractNumId="30" w15:restartNumberingAfterBreak="0">
     <w:nsid w:val="6A1C792D"/>
     <w:multiLevelType w:val="hybridMultilevel"/>
     <w:tmpl w:val="F6524A00"/>
@@ -19672,7 +23477,7 @@
       </w:pPr>
     </w:lvl>
   </w:abstractNum>
-  <w:abstractNum w:abstractNumId="23" w15:restartNumberingAfterBreak="0">
+  <w:abstractNum w:abstractNumId="31" w15:restartNumberingAfterBreak="0">
     <w:nsid w:val="6C1D7334"/>
     <w:multiLevelType w:val="hybridMultilevel"/>
     <w:tmpl w:val="AAF2A8AA"/>
@@ -19788,77 +23593,339 @@
       </w:pPr>
     </w:lvl>
   </w:abstractNum>
+  <w:abstractNum w:abstractNumId="32" w15:restartNumberingAfterBreak="0">
+    <w:nsid w:val="70E26350"/>
+    <w:multiLevelType w:val="hybridMultilevel"/>
+    <w:tmpl w:val="CD1EA68C"/>
+    <w:lvl w:ilvl="0" w:tplc="08100001">
+      <w:start w:val="1"/>
+      <w:numFmt w:val="bullet"/>
+      <w:lvlText w:val=""/>
+      <w:lvlJc w:val="left"/>
+      <w:pPr>
+        <w:ind w:left="720" w:hanging="360"/>
+      </w:pPr>
+      <w:rPr>
+        <w:rFonts w:ascii="Symbol" w:hAnsi="Symbol" w:hint="default"/>
+      </w:rPr>
+    </w:lvl>
+    <w:lvl w:ilvl="1" w:tplc="08100003" w:tentative="1">
+      <w:start w:val="1"/>
+      <w:numFmt w:val="bullet"/>
+      <w:lvlText w:val="o"/>
+      <w:lvlJc w:val="left"/>
+      <w:pPr>
+        <w:ind w:left="1440" w:hanging="360"/>
+      </w:pPr>
+      <w:rPr>
+        <w:rFonts w:ascii="Courier New" w:hAnsi="Courier New" w:cs="Courier New" w:hint="default"/>
+      </w:rPr>
+    </w:lvl>
+    <w:lvl w:ilvl="2" w:tplc="08100005" w:tentative="1">
+      <w:start w:val="1"/>
+      <w:numFmt w:val="bullet"/>
+      <w:lvlText w:val=""/>
+      <w:lvlJc w:val="left"/>
+      <w:pPr>
+        <w:ind w:left="2160" w:hanging="360"/>
+      </w:pPr>
+      <w:rPr>
+        <w:rFonts w:ascii="Wingdings" w:hAnsi="Wingdings" w:hint="default"/>
+      </w:rPr>
+    </w:lvl>
+    <w:lvl w:ilvl="3" w:tplc="08100001" w:tentative="1">
+      <w:start w:val="1"/>
+      <w:numFmt w:val="bullet"/>
+      <w:lvlText w:val=""/>
+      <w:lvlJc w:val="left"/>
+      <w:pPr>
+        <w:ind w:left="2880" w:hanging="360"/>
+      </w:pPr>
+      <w:rPr>
+        <w:rFonts w:ascii="Symbol" w:hAnsi="Symbol" w:hint="default"/>
+      </w:rPr>
+    </w:lvl>
+    <w:lvl w:ilvl="4" w:tplc="08100003" w:tentative="1">
+      <w:start w:val="1"/>
+      <w:numFmt w:val="bullet"/>
+      <w:lvlText w:val="o"/>
+      <w:lvlJc w:val="left"/>
+      <w:pPr>
+        <w:ind w:left="3600" w:hanging="360"/>
+      </w:pPr>
+      <w:rPr>
+        <w:rFonts w:ascii="Courier New" w:hAnsi="Courier New" w:cs="Courier New" w:hint="default"/>
+      </w:rPr>
+    </w:lvl>
+    <w:lvl w:ilvl="5" w:tplc="08100005" w:tentative="1">
+      <w:start w:val="1"/>
+      <w:numFmt w:val="bullet"/>
+      <w:lvlText w:val=""/>
+      <w:lvlJc w:val="left"/>
+      <w:pPr>
+        <w:ind w:left="4320" w:hanging="360"/>
+      </w:pPr>
+      <w:rPr>
+        <w:rFonts w:ascii="Wingdings" w:hAnsi="Wingdings" w:hint="default"/>
+      </w:rPr>
+    </w:lvl>
+    <w:lvl w:ilvl="6" w:tplc="08100001" w:tentative="1">
+      <w:start w:val="1"/>
+      <w:numFmt w:val="bullet"/>
+      <w:lvlText w:val=""/>
+      <w:lvlJc w:val="left"/>
+      <w:pPr>
+        <w:ind w:left="5040" w:hanging="360"/>
+      </w:pPr>
+      <w:rPr>
+        <w:rFonts w:ascii="Symbol" w:hAnsi="Symbol" w:hint="default"/>
+      </w:rPr>
+    </w:lvl>
+    <w:lvl w:ilvl="7" w:tplc="08100003" w:tentative="1">
+      <w:start w:val="1"/>
+      <w:numFmt w:val="bullet"/>
+      <w:lvlText w:val="o"/>
+      <w:lvlJc w:val="left"/>
+      <w:pPr>
+        <w:ind w:left="5760" w:hanging="360"/>
+      </w:pPr>
+      <w:rPr>
+        <w:rFonts w:ascii="Courier New" w:hAnsi="Courier New" w:cs="Courier New" w:hint="default"/>
+      </w:rPr>
+    </w:lvl>
+    <w:lvl w:ilvl="8" w:tplc="08100005" w:tentative="1">
+      <w:start w:val="1"/>
+      <w:numFmt w:val="bullet"/>
+      <w:lvlText w:val=""/>
+      <w:lvlJc w:val="left"/>
+      <w:pPr>
+        <w:ind w:left="6480" w:hanging="360"/>
+      </w:pPr>
+      <w:rPr>
+        <w:rFonts w:ascii="Wingdings" w:hAnsi="Wingdings" w:hint="default"/>
+      </w:rPr>
+    </w:lvl>
+  </w:abstractNum>
+  <w:abstractNum w:abstractNumId="33" w15:restartNumberingAfterBreak="0">
+    <w:nsid w:val="73780FD9"/>
+    <w:multiLevelType w:val="hybridMultilevel"/>
+    <w:tmpl w:val="D89434F2"/>
+    <w:lvl w:ilvl="0" w:tplc="0409000F">
+      <w:start w:val="1"/>
+      <w:numFmt w:val="decimal"/>
+      <w:lvlText w:val="%1."/>
+      <w:lvlJc w:val="left"/>
+      <w:pPr>
+        <w:tabs>
+          <w:tab w:val="num" w:pos="360"/>
+        </w:tabs>
+        <w:ind w:left="360" w:hanging="360"/>
+      </w:pPr>
+      <w:rPr>
+        <w:rFonts w:hint="default"/>
+      </w:rPr>
+    </w:lvl>
+    <w:lvl w:ilvl="1" w:tplc="08100001">
+      <w:start w:val="1"/>
+      <w:numFmt w:val="bullet"/>
+      <w:lvlText w:val=""/>
+      <w:lvlJc w:val="left"/>
+      <w:pPr>
+        <w:tabs>
+          <w:tab w:val="num" w:pos="1080"/>
+        </w:tabs>
+        <w:ind w:left="1080" w:hanging="360"/>
+      </w:pPr>
+      <w:rPr>
+        <w:rFonts w:ascii="Symbol" w:hAnsi="Symbol" w:hint="default"/>
+      </w:rPr>
+    </w:lvl>
+    <w:lvl w:ilvl="2" w:tplc="0409001B" w:tentative="1">
+      <w:start w:val="1"/>
+      <w:numFmt w:val="lowerRoman"/>
+      <w:lvlText w:val="%3."/>
+      <w:lvlJc w:val="right"/>
+      <w:pPr>
+        <w:tabs>
+          <w:tab w:val="num" w:pos="1800"/>
+        </w:tabs>
+        <w:ind w:left="1800" w:hanging="180"/>
+      </w:pPr>
+    </w:lvl>
+    <w:lvl w:ilvl="3" w:tplc="0409000F" w:tentative="1">
+      <w:start w:val="1"/>
+      <w:numFmt w:val="decimal"/>
+      <w:lvlText w:val="%4."/>
+      <w:lvlJc w:val="left"/>
+      <w:pPr>
+        <w:tabs>
+          <w:tab w:val="num" w:pos="2520"/>
+        </w:tabs>
+        <w:ind w:left="2520" w:hanging="360"/>
+      </w:pPr>
+    </w:lvl>
+    <w:lvl w:ilvl="4" w:tplc="04090019" w:tentative="1">
+      <w:start w:val="1"/>
+      <w:numFmt w:val="lowerLetter"/>
+      <w:lvlText w:val="%5."/>
+      <w:lvlJc w:val="left"/>
+      <w:pPr>
+        <w:tabs>
+          <w:tab w:val="num" w:pos="3240"/>
+        </w:tabs>
+        <w:ind w:left="3240" w:hanging="360"/>
+      </w:pPr>
+    </w:lvl>
+    <w:lvl w:ilvl="5" w:tplc="0409001B" w:tentative="1">
+      <w:start w:val="1"/>
+      <w:numFmt w:val="lowerRoman"/>
+      <w:lvlText w:val="%6."/>
+      <w:lvlJc w:val="right"/>
+      <w:pPr>
+        <w:tabs>
+          <w:tab w:val="num" w:pos="3960"/>
+        </w:tabs>
+        <w:ind w:left="3960" w:hanging="180"/>
+      </w:pPr>
+    </w:lvl>
+    <w:lvl w:ilvl="6" w:tplc="0409000F" w:tentative="1">
+      <w:start w:val="1"/>
+      <w:numFmt w:val="decimal"/>
+      <w:lvlText w:val="%7."/>
+      <w:lvlJc w:val="left"/>
+      <w:pPr>
+        <w:tabs>
+          <w:tab w:val="num" w:pos="4680"/>
+        </w:tabs>
+        <w:ind w:left="4680" w:hanging="360"/>
+      </w:pPr>
+    </w:lvl>
+    <w:lvl w:ilvl="7" w:tplc="04090019" w:tentative="1">
+      <w:start w:val="1"/>
+      <w:numFmt w:val="lowerLetter"/>
+      <w:lvlText w:val="%8."/>
+      <w:lvlJc w:val="left"/>
+      <w:pPr>
+        <w:tabs>
+          <w:tab w:val="num" w:pos="5400"/>
+        </w:tabs>
+        <w:ind w:left="5400" w:hanging="360"/>
+      </w:pPr>
+    </w:lvl>
+    <w:lvl w:ilvl="8" w:tplc="0409001B" w:tentative="1">
+      <w:start w:val="1"/>
+      <w:numFmt w:val="lowerRoman"/>
+      <w:lvlText w:val="%9."/>
+      <w:lvlJc w:val="right"/>
+      <w:pPr>
+        <w:tabs>
+          <w:tab w:val="num" w:pos="6120"/>
+        </w:tabs>
+        <w:ind w:left="6120" w:hanging="180"/>
+      </w:pPr>
+    </w:lvl>
+  </w:abstractNum>
   <w:num w:numId="1">
-    <w:abstractNumId w:val="10"/>
+    <w:abstractNumId w:val="15"/>
   </w:num>
   <w:num w:numId="2">
-    <w:abstractNumId w:val="18"/>
+    <w:abstractNumId w:val="26"/>
   </w:num>
   <w:num w:numId="3">
-    <w:abstractNumId w:val="6"/>
+    <w:abstractNumId w:val="11"/>
   </w:num>
   <w:num w:numId="4">
+    <w:abstractNumId w:val="4"/>
+  </w:num>
+  <w:num w:numId="5">
+    <w:abstractNumId w:val="13"/>
+  </w:num>
+  <w:num w:numId="6">
+    <w:abstractNumId w:val="31"/>
+  </w:num>
+  <w:num w:numId="7">
+    <w:abstractNumId w:val="24"/>
+  </w:num>
+  <w:num w:numId="8">
+    <w:abstractNumId w:val="5"/>
+  </w:num>
+  <w:num w:numId="9">
+    <w:abstractNumId w:val="28"/>
+  </w:num>
+  <w:num w:numId="10">
+    <w:abstractNumId w:val="22"/>
+  </w:num>
+  <w:num w:numId="11">
+    <w:abstractNumId w:val="19"/>
+  </w:num>
+  <w:num w:numId="12">
+    <w:abstractNumId w:val="21"/>
+  </w:num>
+  <w:num w:numId="13">
+    <w:abstractNumId w:val="29"/>
+  </w:num>
+  <w:num w:numId="14">
+    <w:abstractNumId w:val="12"/>
+  </w:num>
+  <w:num w:numId="15">
+    <w:abstractNumId w:val="14"/>
+  </w:num>
+  <w:num w:numId="16">
+    <w:abstractNumId w:val="17"/>
+  </w:num>
+  <w:num w:numId="17">
     <w:abstractNumId w:val="3"/>
   </w:num>
-  <w:num w:numId="5">
-    <w:abstractNumId w:val="8"/>
-  </w:num>
-  <w:num w:numId="6">
-    <w:abstractNumId w:val="23"/>
-  </w:num>
-  <w:num w:numId="7">
-    <w:abstractNumId w:val="17"/>
-  </w:num>
-  <w:num w:numId="8">
-    <w:abstractNumId w:val="4"/>
-  </w:num>
-  <w:num w:numId="9">
-    <w:abstractNumId w:val="20"/>
-  </w:num>
-  <w:num w:numId="10">
-    <w:abstractNumId w:val="16"/>
-  </w:num>
-  <w:num w:numId="11">
-    <w:abstractNumId w:val="14"/>
-  </w:num>
-  <w:num w:numId="12">
-    <w:abstractNumId w:val="15"/>
-  </w:num>
-  <w:num w:numId="13">
-    <w:abstractNumId w:val="21"/>
-  </w:num>
-  <w:num w:numId="14">
-    <w:abstractNumId w:val="7"/>
-  </w:num>
-  <w:num w:numId="15">
-    <w:abstractNumId w:val="9"/>
-  </w:num>
-  <w:num w:numId="16">
-    <w:abstractNumId w:val="12"/>
-  </w:num>
-  <w:num w:numId="17">
-    <w:abstractNumId w:val="2"/>
-  </w:num>
   <w:num w:numId="18">
-    <w:abstractNumId w:val="5"/>
+    <w:abstractNumId w:val="6"/>
   </w:num>
   <w:num w:numId="19">
     <w:abstractNumId w:val="0"/>
   </w:num>
   <w:num w:numId="20">
-    <w:abstractNumId w:val="11"/>
+    <w:abstractNumId w:val="16"/>
   </w:num>
   <w:num w:numId="21">
-    <w:abstractNumId w:val="19"/>
+    <w:abstractNumId w:val="27"/>
   </w:num>
   <w:num w:numId="22">
-    <w:abstractNumId w:val="22"/>
+    <w:abstractNumId w:val="30"/>
   </w:num>
   <w:num w:numId="23">
     <w:abstractNumId w:val="1"/>
   </w:num>
   <w:num w:numId="24">
-    <w:abstractNumId w:val="13"/>
+    <w:abstractNumId w:val="18"/>
+  </w:num>
+  <w:num w:numId="25">
+    <w:abstractNumId w:val="23"/>
+  </w:num>
+  <w:num w:numId="26">
+    <w:abstractNumId w:val="32"/>
+  </w:num>
+  <w:num w:numId="27">
+    <w:abstractNumId w:val="7"/>
+  </w:num>
+  <w:num w:numId="28">
+    <w:abstractNumId w:val="9"/>
+  </w:num>
+  <w:num w:numId="29">
+    <w:abstractNumId w:val="20"/>
+  </w:num>
+  <w:num w:numId="30">
+    <w:abstractNumId w:val="33"/>
+  </w:num>
+  <w:num w:numId="31">
+    <w:abstractNumId w:val="2"/>
+  </w:num>
+  <w:num w:numId="32">
+    <w:abstractNumId w:val="25"/>
+  </w:num>
+  <w:num w:numId="33">
+    <w:abstractNumId w:val="10"/>
+  </w:num>
+  <w:num w:numId="34">
+    <w:abstractNumId w:val="8"/>
   </w:num>
 </w:numbering>
 </file>
